--- a/06_livrables/PRISME_cahier_revision_v3_lot1.docx
+++ b/06_livrables/PRISME_cahier_revision_v3_lot1.docx
@@ -43,13 +43,13 @@
         <w:t xml:space="preserve"> </w:t>
       </w:r>
       <w:r>
-        <w:t xml:space="preserve">(lot</w:t>
-      </w:r>
-      <w:r>
-        <w:t xml:space="preserve"> </w:t>
-      </w:r>
-      <w:r>
-        <w:t xml:space="preserve">1)</w:t>
+        <w:t xml:space="preserve">(lots</w:t>
+      </w:r>
+      <w:r>
+        <w:t xml:space="preserve"> </w:t>
+      </w:r>
+      <w:r>
+        <w:t xml:space="preserve">1-2)</w:t>
       </w:r>
     </w:p>
     <w:p>
@@ -1001,7 +1001,7 @@
     </w:p>
     <w:bookmarkEnd w:id="23"/>
     <w:bookmarkEnd w:id="24"/>
-    <w:bookmarkStart w:id="41" w:name="X6972ff8ed57a36aaf47acfe3ef11c801309ed4a"/>
+    <w:bookmarkStart w:id="42" w:name="X6972ff8ed57a36aaf47acfe3ef11c801309ed4a"/>
     <w:p>
       <w:pPr>
         <w:pStyle w:val="Heading1"/>
@@ -1233,7 +1233,7 @@
       </w:r>
     </w:p>
     <w:bookmarkEnd w:id="25"/>
-    <w:bookmarkStart w:id="30" w:name="a.-doublons"/>
+    <w:bookmarkStart w:id="31" w:name="a.-doublons"/>
     <w:p>
       <w:pPr>
         <w:pStyle w:val="Heading2"/>
@@ -2211,13 +2211,13 @@
       </w:r>
     </w:p>
     <w:bookmarkEnd w:id="28"/>
-    <w:bookmarkStart w:id="29" w:name="Xb765d4d0d3acf4ee5676f18988b62c368d68017"/>
+    <w:bookmarkStart w:id="29" w:name="X361b1fc8ed95ea89c2cd6e611eaaa96fb4e2706"/>
     <w:p>
       <w:pPr>
         <w:pStyle w:val="Heading3"/>
       </w:pPr>
       <w:r>
-        <w:t xml:space="preserve">A009 — n° 313 / n° 314 (ICUR IV 11117a/b) et A010 — n° 393 / n° 394 (ICUR IV 11126a/b)</w:t>
+        <w:t xml:space="preserve">A009 — n° 313 / n° 314 (ICUR IV 11117a/b) — résolu quant à la structure</w:t>
       </w:r>
     </w:p>
     <w:p>
@@ -2233,29 +2233,69 @@
           <w:bCs/>
           <w:b/>
         </w:rPr>
-        <w:t xml:space="preserve">État.</w:t>
-      </w:r>
-      <w:r>
-        <w:t xml:space="preserve"> </w:t>
-      </w:r>
-      <w:r>
-        <w:t xml:space="preserve">Les pages EDB du volume IV correspondantes</w:t>
-      </w:r>
-      <w:r>
-        <w:t xml:space="preserve"> </w:t>
-      </w:r>
-      <w:r>
-        <w:rPr>
-          <w:bCs/>
-          <w:b/>
-        </w:rPr>
-        <w:t xml:space="preserve">n’ont pas encore été atteintes</w:t>
-      </w:r>
-      <w:r>
-        <w:t xml:space="preserve"> </w:t>
-      </w:r>
-      <w:r>
-        <w:t xml:space="preserve">: la densité des sous-numéros dans la zone de Callixte rend le repérage par pagination lent. L’analyse de la v2.0 est maintenue (deux textes distincts par numéro, un seul monument EDCS : J39579, J39590).</w:t>
+        <w:t xml:space="preserve">EDB39579 = ICVR 11117</w:t>
+      </w:r>
+      <w:r>
+        <w:t xml:space="preserve">, une</w:t>
+      </w:r>
+      <w:r>
+        <w:t xml:space="preserve"> </w:t>
+      </w:r>
+      <w:r>
+        <w:rPr>
+          <w:bCs/>
+          <w:b/>
+        </w:rPr>
+        <w:t xml:space="preserve">fiche unique</w:t>
+      </w:r>
+      <w:r>
+        <w:t xml:space="preserve"> </w:t>
+      </w:r>
+      <w:r>
+        <w:t xml:space="preserve">portant deux sections marquées</w:t>
+      </w:r>
+      <w:r>
+        <w:t xml:space="preserve"> </w:t>
+      </w:r>
+      <w:r>
+        <w:rPr>
+          <w:rStyle w:val="VerbatimChar"/>
+        </w:rPr>
+        <w:t xml:space="preserve">〈: a〉</w:t>
+      </w:r>
+      <w:r>
+        <w:t xml:space="preserve"> </w:t>
+      </w:r>
+      <w:r>
+        <w:t xml:space="preserve">et</w:t>
+      </w:r>
+      <w:r>
+        <w:t xml:space="preserve"> </w:t>
+      </w:r>
+      <w:r>
+        <w:rPr>
+          <w:rStyle w:val="VerbatimChar"/>
+        </w:rPr>
+        <w:t xml:space="preserve">〈: b〉</w:t>
+      </w:r>
+      <w:r>
+        <w:t xml:space="preserve">. Provenance :</w:t>
+      </w:r>
+      <w:r>
+        <w:t xml:space="preserve"> </w:t>
+      </w:r>
+      <w:r>
+        <w:rPr>
+          <w:iCs/>
+          <w:i/>
+        </w:rPr>
+        <w:t xml:space="preserve">Coem. Callisti area subdialis et incerti loci</w:t>
+      </w:r>
+      <w:r>
+        <w:t xml:space="preserve"> </w:t>
+      </w:r>
+      <w:r>
+        <w:t xml:space="preserve">(conservation : même lieu) ; datation EDB : « 389 - 390 ».</w:t>
       </w:r>
     </w:p>
     <w:p>
@@ -2271,91 +2311,76 @@
           <w:bCs/>
           <w:b/>
         </w:rPr>
-        <w:t xml:space="preserve">Point à trancher.</w:t>
-      </w:r>
-      <w:r>
-        <w:t xml:space="preserve"> </w:t>
-      </w:r>
-      <w:r>
-        <w:t xml:space="preserve">Pour 314, l’année 390 repose sur une restitution complète du consulat (</w:t>
-      </w:r>
-      <w:r>
-        <w:rPr>
-          <w:iCs/>
-          <w:i/>
-        </w:rPr>
-        <w:t xml:space="preserve">V[alentiniano Aug. IIII et Neoterio]</w:t>
-      </w:r>
-      <w:r>
-        <w:t xml:space="preserve">). Il faut vérifier dans l’EDB et dans l’ICVR si le</w:t>
-      </w:r>
-      <w:r>
-        <w:t xml:space="preserve"> </w:t>
-      </w:r>
-      <w:r>
-        <w:rPr>
-          <w:iCs/>
-          <w:i/>
-        </w:rPr>
-        <w:t xml:space="preserve">b</w:t>
-      </w:r>
-      <w:r>
-        <w:t xml:space="preserve"> </w:t>
-      </w:r>
-      <w:r>
-        <w:t xml:space="preserve">est un second texte, gravé sur la même plaque, ou un fragment de la même épitaphe.</w:t>
-      </w:r>
-    </w:p>
-    <w:bookmarkEnd w:id="29"/>
-    <w:bookmarkEnd w:id="30"/>
-    <w:bookmarkStart w:id="32" w:name="b.-provenance"/>
-    <w:p>
-      <w:pPr>
-        <w:pStyle w:val="Heading2"/>
-      </w:pPr>
-      <w:r>
-        <w:t xml:space="preserve">B. Provenance</w:t>
-      </w:r>
-    </w:p>
-    <w:bookmarkStart w:id="31" w:name="X616d2922546914680e9488c106a594d9f537fd6"/>
-    <w:p>
-      <w:pPr>
-        <w:pStyle w:val="Heading3"/>
-      </w:pPr>
-      <w:r>
-        <w:t xml:space="preserve">A014 — n° 439 (</w:t>
-      </w:r>
-      <w:r>
-        <w:rPr>
-          <w:iCs/>
-          <w:i/>
-        </w:rPr>
-        <w:t xml:space="preserve">Petulum</w:t>
-      </w:r>
-      <w:r>
-        <w:t xml:space="preserve">, consulat de Stilicon, 400)</w:t>
+        <w:t xml:space="preserve">Texte EDB.</w:t>
+      </w:r>
+      <w:r>
+        <w:t xml:space="preserve"> </w:t>
+      </w:r>
+      <w:r>
+        <w:rPr>
+          <w:rStyle w:val="VerbatimChar"/>
+        </w:rPr>
+        <w:t xml:space="preserve">〈: a〉 [--- Ti]masio et Promoto con(sulibu)s deposit[us est ---] / XV kal(endas) nobembres / 〈: b〉 et fra[ter eius ---] / d̅(omi)n̅(o) V[alentiniano augusto IIII et Neoterio consulibus]</w:t>
+      </w:r>
+      <w:r>
+        <w:t xml:space="preserve">.</w:t>
       </w:r>
     </w:p>
     <w:p>
       <w:pPr>
         <w:numPr>
           <w:ilvl w:val="0"/>
+          <w:numId w:val="1008"/>
+        </w:numPr>
+        <w:pStyle w:val="Compact"/>
+      </w:pPr>
+      <w:r>
+        <w:rPr>
+          <w:bCs/>
+          <w:b/>
+        </w:rPr>
+        <w:t xml:space="preserve">Conclusion.</w:t>
+      </w:r>
+    </w:p>
+    <w:p>
+      <w:pPr>
+        <w:numPr>
+          <w:ilvl w:val="1"/>
           <w:numId w:val="1009"/>
         </w:numPr>
         <w:pStyle w:val="Compact"/>
       </w:pPr>
       <w:r>
-        <w:rPr>
-          <w:bCs/>
-          <w:b/>
-        </w:rPr>
-        <w:t xml:space="preserve">EDB33162 = ICVR 3215.</w:t>
-      </w:r>
-      <w:r>
-        <w:t xml:space="preserve"> </w:t>
-      </w:r>
-      <w:r>
-        <w:t xml:space="preserve">Rattachement EDB : «</w:t>
+        <w:t xml:space="preserve">Il s’agit d’</w:t>
+      </w:r>
+      <w:r>
+        <w:rPr>
+          <w:bCs/>
+          <w:b/>
+        </w:rPr>
+        <w:t xml:space="preserve">un seul monument</w:t>
+      </w:r>
+      <w:r>
+        <w:t xml:space="preserve"> </w:t>
+      </w:r>
+      <w:r>
+        <w:t xml:space="preserve">portant</w:t>
+      </w:r>
+      <w:r>
+        <w:t xml:space="preserve"> </w:t>
+      </w:r>
+      <w:r>
+        <w:rPr>
+          <w:bCs/>
+          <w:b/>
+        </w:rPr>
+        <w:t xml:space="preserve">deux dépositions successives</w:t>
+      </w:r>
+      <w:r>
+        <w:t xml:space="preserve"> </w:t>
+      </w:r>
+      <w:r>
+        <w:t xml:space="preserve">: un défunt en 389 (a), puis son frère (b,</w:t>
       </w:r>
       <w:r>
         <w:t xml:space="preserve"> </w:t>
@@ -2365,35 +2390,22 @@
           <w:iCs/>
           <w:i/>
         </w:rPr>
-        <w:t xml:space="preserve">Incertae originis</w:t>
-      </w:r>
-      <w:r>
-        <w:t xml:space="preserve"> </w:t>
-      </w:r>
-      <w:r>
-        <w:t xml:space="preserve">». Bibliographie EDB : ILCV 4181 ; CIL XIV, 3896.</w:t>
+        <w:t xml:space="preserve">et fra[ter eius]</w:t>
+      </w:r>
+      <w:r>
+        <w:t xml:space="preserve">). Ce ne sont pas deux fragments d’un même texte. Certitude : très probable.</w:t>
       </w:r>
     </w:p>
     <w:p>
       <w:pPr>
         <w:numPr>
-          <w:ilvl w:val="0"/>
+          <w:ilvl w:val="1"/>
           <w:numId w:val="1009"/>
         </w:numPr>
         <w:pStyle w:val="Compact"/>
       </w:pPr>
       <w:r>
-        <w:rPr>
-          <w:bCs/>
-          <w:b/>
-        </w:rPr>
-        <w:t xml:space="preserve">Constat.</w:t>
-      </w:r>
-      <w:r>
-        <w:t xml:space="preserve"> </w:t>
-      </w:r>
-      <w:r>
-        <w:t xml:space="preserve">Sur les 1 340 fiches EDB des numéros ICVR 1–3229 lues dans ce lot, 1 262 (94 %) portent «</w:t>
+        <w:t xml:space="preserve">L’année de (b) repose sur</w:t>
       </w:r>
       <w:r>
         <w:t xml:space="preserve"> </w:t>
@@ -2403,20 +2415,59 @@
           <w:iCs/>
           <w:i/>
         </w:rPr>
-        <w:t xml:space="preserve">Incertae originis</w:t>
-      </w:r>
-      <w:r>
-        <w:t xml:space="preserve"> </w:t>
-      </w:r>
-      <w:r>
-        <w:t xml:space="preserve">». Les autres ont reçu une provenance identifiée ultérieurement (Cyriaque, Pamphile, etc.). Le rattachement à la série des ICVR ne prouve donc pas une provenance romaine, et pour le n° 439 l’EDB n’a identifié aucune provenance.</w:t>
+        <w:t xml:space="preserve">d(omino) n(ostro) V[…]</w:t>
+      </w:r>
+      <w:r>
+        <w:t xml:space="preserve">, seul élément lu. Le reste,</w:t>
+      </w:r>
+      <w:r>
+        <w:t xml:space="preserve"> </w:t>
+      </w:r>
+      <w:r>
+        <w:rPr>
+          <w:iCs/>
+          <w:i/>
+        </w:rPr>
+        <w:t xml:space="preserve">V[alentiniano Aug. IIII et Neoterio]</w:t>
+      </w:r>
+      <w:r>
+        <w:t xml:space="preserve"> </w:t>
+      </w:r>
+      <w:r>
+        <w:t xml:space="preserve">(390), est une</w:t>
+      </w:r>
+      <w:r>
+        <w:t xml:space="preserve"> </w:t>
+      </w:r>
+      <w:r>
+        <w:rPr>
+          <w:bCs/>
+          <w:b/>
+        </w:rPr>
+        <w:t xml:space="preserve">restitution éditoriale</w:t>
+      </w:r>
+      <w:r>
+        <w:t xml:space="preserve">, que l’EDCS et l’EDB partagent. La datation à 390 est donc</w:t>
+      </w:r>
+      <w:r>
+        <w:t xml:space="preserve"> </w:t>
+      </w:r>
+      <w:r>
+        <w:rPr>
+          <w:bCs/>
+          <w:b/>
+        </w:rPr>
+        <w:t xml:space="preserve">probable, non certaine</w:t>
+      </w:r>
+      <w:r>
+        <w:t xml:space="preserve">.</w:t>
       </w:r>
     </w:p>
     <w:p>
       <w:pPr>
         <w:numPr>
           <w:ilvl w:val="0"/>
-          <w:numId w:val="1009"/>
+          <w:numId w:val="1008"/>
         </w:numPr>
         <w:pStyle w:val="Compact"/>
       </w:pPr>
@@ -2425,244 +2476,23 @@
           <w:bCs/>
           <w:b/>
         </w:rPr>
-        <w:t xml:space="preserve">Concordances.</w:t>
-      </w:r>
-      <w:r>
-        <w:t xml:space="preserve"> </w:t>
-      </w:r>
-      <w:r>
-        <w:t xml:space="preserve">CIL XIV (Latium) et</w:t>
-      </w:r>
-      <w:r>
-        <w:t xml:space="preserve"> </w:t>
-      </w:r>
-      <w:r>
-        <w:rPr>
-          <w:iCs/>
-          <w:i/>
-        </w:rPr>
-        <w:t xml:space="preserve">Inscriptiones Italiae</w:t>
-      </w:r>
-      <w:r>
-        <w:t xml:space="preserve"> </w:t>
-      </w:r>
-      <w:r>
-        <w:t xml:space="preserve">IV, 1 (n° 543). La base v2.0 indique que ce dernier volume est consacré à Tibur ; ce point reste à confirmer sur la page de titre du volume.</w:t>
-      </w:r>
-    </w:p>
-    <w:p>
-      <w:pPr>
-        <w:numPr>
-          <w:ilvl w:val="0"/>
-          <w:numId w:val="1009"/>
-        </w:numPr>
-        <w:pStyle w:val="Compact"/>
-      </w:pPr>
-      <w:r>
-        <w:rPr>
-          <w:bCs/>
-          <w:b/>
-        </w:rPr>
-        <w:t xml:space="preserve">Variantes de lecture EDCS/EDB.</w:t>
-      </w:r>
-      <w:r>
-        <w:t xml:space="preserve"> </w:t>
-      </w:r>
-      <w:r>
-        <w:rPr>
-          <w:iCs/>
-          <w:i/>
-        </w:rPr>
-        <w:t xml:space="preserve">parenti s(uo) posuerunt</w:t>
-      </w:r>
-      <w:r>
-        <w:t xml:space="preserve"> </w:t>
-      </w:r>
-      <w:r>
-        <w:t xml:space="preserve">(EDCS) contre</w:t>
-      </w:r>
-      <w:r>
-        <w:t xml:space="preserve"> </w:t>
-      </w:r>
-      <w:r>
-        <w:rPr>
-          <w:iCs/>
-          <w:i/>
-        </w:rPr>
-        <w:t xml:space="preserve">parentis posuerun[t —]</w:t>
-      </w:r>
-      <w:r>
-        <w:t xml:space="preserve"> </w:t>
-      </w:r>
-      <w:r>
-        <w:t xml:space="preserve">(EDB) ;</w:t>
-      </w:r>
-      <w:r>
-        <w:t xml:space="preserve"> </w:t>
-      </w:r>
-      <w:r>
-        <w:rPr>
-          <w:iCs/>
-          <w:i/>
-        </w:rPr>
-        <w:t xml:space="preserve">recedi/t</w:t>
-      </w:r>
-      <w:r>
-        <w:t xml:space="preserve"> </w:t>
-      </w:r>
-      <w:r>
-        <w:t xml:space="preserve">(EDCS) contre</w:t>
-      </w:r>
-      <w:r>
-        <w:t xml:space="preserve"> </w:t>
-      </w:r>
-      <w:r>
-        <w:rPr>
-          <w:iCs/>
-          <w:i/>
-        </w:rPr>
-        <w:t xml:space="preserve">rec[essi]/t</w:t>
-      </w:r>
-      <w:r>
-        <w:t xml:space="preserve"> </w:t>
-      </w:r>
-      <w:r>
-        <w:t xml:space="preserve">(EDB) ;</w:t>
-      </w:r>
-      <w:r>
-        <w:t xml:space="preserve"> </w:t>
-      </w:r>
-      <w:r>
-        <w:rPr>
-          <w:iCs/>
-          <w:i/>
-        </w:rPr>
-        <w:t xml:space="preserve">co(n)s(ulis) {I}Stil(i)c(h)onis</w:t>
-      </w:r>
-      <w:r>
-        <w:t xml:space="preserve"> </w:t>
-      </w:r>
-      <w:r>
-        <w:t xml:space="preserve">(EDCS) contre</w:t>
-      </w:r>
-      <w:r>
-        <w:t xml:space="preserve"> </w:t>
-      </w:r>
-      <w:r>
-        <w:rPr>
-          <w:iCs/>
-          <w:i/>
-        </w:rPr>
-        <w:t xml:space="preserve">c̅o(n)s̅(ule) Istiliconis</w:t>
-      </w:r>
-      <w:r>
-        <w:t xml:space="preserve"> </w:t>
-      </w:r>
-      <w:r>
-        <w:t xml:space="preserve">(EDB).</w:t>
-      </w:r>
-    </w:p>
-    <w:p>
-      <w:pPr>
-        <w:numPr>
-          <w:ilvl w:val="0"/>
-          <w:numId w:val="1009"/>
-        </w:numPr>
-        <w:pStyle w:val="Compact"/>
-      </w:pPr>
-      <w:r>
-        <w:rPr>
-          <w:bCs/>
-          <w:b/>
-        </w:rPr>
-        <w:t xml:space="preserve">Conclusion.</w:t>
-      </w:r>
-      <w:r>
-        <w:t xml:space="preserve"> </w:t>
-      </w:r>
-      <w:r>
-        <w:t xml:space="preserve">Provenance</w:t>
-      </w:r>
-      <w:r>
-        <w:t xml:space="preserve"> </w:t>
-      </w:r>
-      <w:r>
-        <w:rPr>
-          <w:bCs/>
-          <w:b/>
-        </w:rPr>
-        <w:t xml:space="preserve">non établie</w:t>
-      </w:r>
-      <w:r>
-        <w:t xml:space="preserve">. Le rattachement à Tibur par la tradition du CIL est</w:t>
-      </w:r>
-      <w:r>
-        <w:t xml:space="preserve"> </w:t>
-      </w:r>
-      <w:r>
-        <w:rPr>
-          <w:bCs/>
-          <w:b/>
-        </w:rPr>
-        <w:t xml:space="preserve">probable</w:t>
-      </w:r>
-      <w:r>
-        <w:t xml:space="preserve"> </w:t>
-      </w:r>
-      <w:r>
-        <w:t xml:space="preserve">mais n’a pas été vérifié sur les recueils. Correction v3 : conserver la notice, marquée « provenance incertaine (Tibur ?) », et</w:t>
-      </w:r>
-      <w:r>
-        <w:t xml:space="preserve"> </w:t>
-      </w:r>
-      <w:r>
-        <w:rPr>
-          <w:bCs/>
-          <w:b/>
-        </w:rPr>
-        <w:t xml:space="preserve">l’exclure</w:t>
-      </w:r>
-      <w:r>
-        <w:t xml:space="preserve"> </w:t>
-      </w:r>
-      <w:r>
-        <w:t xml:space="preserve">des analyses topographiques propres à Rome. Vérifier l’apparat du CIL XIV 3896 et la notice d’InscrIt IV 1, 543.</w:t>
-      </w:r>
-    </w:p>
-    <w:bookmarkEnd w:id="31"/>
-    <w:bookmarkEnd w:id="32"/>
-    <w:bookmarkStart w:id="35" w:name="c.-interprétation-religieuse"/>
-    <w:p>
-      <w:pPr>
-        <w:pStyle w:val="Heading2"/>
-      </w:pPr>
-      <w:r>
-        <w:t xml:space="preserve">C. Interprétation religieuse</w:t>
-      </w:r>
-    </w:p>
-    <w:bookmarkStart w:id="33" w:name="X0c2363300d0c4e2cff4124d3edfa87ed985d9f8"/>
+        <w:t xml:space="preserve">Correction v3.</w:t>
+      </w:r>
+      <w:r>
+        <w:t xml:space="preserve"> </w:t>
+      </w:r>
+      <w:r>
+        <w:t xml:space="preserve">Une unité documentaire, deux textes datés. Pour le n° 314, coder « consulat restitué » et non « consulat lu ».</w:t>
+      </w:r>
+    </w:p>
+    <w:bookmarkEnd w:id="29"/>
+    <w:bookmarkStart w:id="30" w:name="Xe613fcfc6b8c64839865fcb574327887a1493cc"/>
     <w:p>
       <w:pPr>
         <w:pStyle w:val="Heading3"/>
       </w:pPr>
       <w:r>
-        <w:t xml:space="preserve">A039 (en partie) — n° 38 (Privata, 352) : le «</w:t>
-      </w:r>
-      <w:r>
-        <w:t xml:space="preserve"> </w:t>
-      </w:r>
-      <w:r>
-        <w:rPr>
-          <w:iCs/>
-          <w:i/>
-        </w:rPr>
-        <w:t xml:space="preserve">Chr(isti)</w:t>
-      </w:r>
-      <w:r>
-        <w:t xml:space="preserve"> </w:t>
-      </w:r>
-      <w:r>
-        <w:t xml:space="preserve">» est un chrisme</w:t>
+        <w:t xml:space="preserve">A010 — n° 393 / n° 394 (ICUR IV 11126a/b) — l’EDCS restitue plus que l’EDB</w:t>
       </w:r>
     </w:p>
     <w:p>
@@ -2678,19 +2508,26 @@
           <w:bCs/>
           <w:b/>
         </w:rPr>
-        <w:t xml:space="preserve">EDCS (v2.0).</w:t>
-      </w:r>
-      <w:r>
-        <w:t xml:space="preserve"> </w:t>
-      </w:r>
-      <w:r>
-        <w:rPr>
-          <w:rStyle w:val="VerbatimChar"/>
-        </w:rPr>
-        <w:t xml:space="preserve">… bene merenti in pace Chr(isti) / Decentio et Paulo conss(ulibus)</w:t>
-      </w:r>
-      <w:r>
-        <w:t xml:space="preserve">. Référence : ICUR II 4241 = ILCV 3252a (em).</w:t>
+        <w:t xml:space="preserve">EDB39590 = ICVR 11126</w:t>
+      </w:r>
+      <w:r>
+        <w:t xml:space="preserve">, une</w:t>
+      </w:r>
+      <w:r>
+        <w:t xml:space="preserve"> </w:t>
+      </w:r>
+      <w:r>
+        <w:rPr>
+          <w:bCs/>
+          <w:b/>
+        </w:rPr>
+        <w:t xml:space="preserve">fiche unique</w:t>
+      </w:r>
+      <w:r>
+        <w:t xml:space="preserve"> </w:t>
+      </w:r>
+      <w:r>
+        <w:t xml:space="preserve">à deux sections (a, b). Même provenance que la précédente ; datation EDB : 396.</w:t>
       </w:r>
     </w:p>
     <w:p>
@@ -2706,7 +2543,7 @@
           <w:bCs/>
           <w:b/>
         </w:rPr>
-        <w:t xml:space="preserve">EDB17657 = ICVR 4241.</w:t>
+        <w:t xml:space="preserve">Texte EDB.</w:t>
       </w:r>
       <w:r>
         <w:t xml:space="preserve"> </w:t>
@@ -2715,26 +2552,10 @@
         <w:rPr>
           <w:rStyle w:val="VerbatimChar"/>
         </w:rPr>
-        <w:t xml:space="preserve">Privata que vixit annis LIII mesis / VIII dies II deposita est IIII nonas / febr(uarias) benemerenti in pace ((monogramma Christi)) / Decentio et Paulo conss(ulibus)</w:t>
-      </w:r>
-      <w:r>
-        <w:t xml:space="preserve">. Provenance :</w:t>
-      </w:r>
-      <w:r>
-        <w:t xml:space="preserve"> </w:t>
-      </w:r>
-      <w:r>
-        <w:rPr>
-          <w:iCs/>
-          <w:i/>
-        </w:rPr>
-        <w:t xml:space="preserve">Coem. sub divo apud basilicam S. Petri apostoli</w:t>
-      </w:r>
-      <w:r>
-        <w:t xml:space="preserve"> </w:t>
-      </w:r>
-      <w:r>
-        <w:t xml:space="preserve">; conservation : Musei Vaticani, Lapidario Cristiano ; date 352.</w:t>
+        <w:t xml:space="preserve">〈:a〉 ------ / [---]+[---] / [---]IIII H[---] / ------ / 〈:b〉 [---]ADIO[---] / [---]o III Aug(usto) [---]</w:t>
+      </w:r>
+      <w:r>
+        <w:t xml:space="preserve">.</w:t>
       </w:r>
     </w:p>
     <w:p>
@@ -2750,106 +2571,37 @@
           <w:bCs/>
           <w:b/>
         </w:rPr>
-        <w:t xml:space="preserve">Conclusion (certitude : très probable).</w:t>
-      </w:r>
-      <w:r>
-        <w:t xml:space="preserve"> </w:t>
-      </w:r>
-      <w:r>
-        <w:t xml:space="preserve">Le</w:t>
-      </w:r>
-      <w:r>
-        <w:t xml:space="preserve"> </w:t>
-      </w:r>
-      <w:r>
-        <w:rPr>
-          <w:iCs/>
-          <w:i/>
-        </w:rPr>
-        <w:t xml:space="preserve">Chr(isti)</w:t>
-      </w:r>
-      <w:r>
-        <w:t xml:space="preserve"> </w:t>
-      </w:r>
-      <w:r>
-        <w:t xml:space="preserve">de l’EDCS est la</w:t>
-      </w:r>
-      <w:r>
-        <w:t xml:space="preserve"> </w:t>
-      </w:r>
-      <w:r>
-        <w:rPr>
-          <w:bCs/>
-          <w:b/>
-        </w:rPr>
-        <w:t xml:space="preserve">transcription développée d’un monogramme du Christ</w:t>
-      </w:r>
-      <w:r>
-        <w:t xml:space="preserve"> </w:t>
-      </w:r>
-      <w:r>
-        <w:t xml:space="preserve">placé après</w:t>
-      </w:r>
-      <w:r>
-        <w:t xml:space="preserve"> </w:t>
-      </w:r>
-      <w:r>
-        <w:rPr>
-          <w:iCs/>
-          <w:i/>
-        </w:rPr>
-        <w:t xml:space="preserve">in pace</w:t>
-      </w:r>
-      <w:r>
-        <w:t xml:space="preserve">. Ce n’est pas le mot</w:t>
-      </w:r>
-      <w:r>
-        <w:t xml:space="preserve"> </w:t>
-      </w:r>
-      <w:r>
-        <w:rPr>
-          <w:iCs/>
-          <w:i/>
-        </w:rPr>
-        <w:t xml:space="preserve">Christi</w:t>
-      </w:r>
-      <w:r>
-        <w:t xml:space="preserve"> </w:t>
-      </w:r>
-      <w:r>
-        <w:t xml:space="preserve">gravé. L’inscription porte un</w:t>
-      </w:r>
-      <w:r>
-        <w:t xml:space="preserve"> </w:t>
-      </w:r>
-      <w:r>
-        <w:rPr>
-          <w:bCs/>
-          <w:b/>
-        </w:rPr>
-        <w:t xml:space="preserve">signe chrétien</w:t>
-      </w:r>
-      <w:r>
-        <w:t xml:space="preserve"> </w:t>
-      </w:r>
-      <w:r>
-        <w:t xml:space="preserve">; elle ne contient</w:t>
-      </w:r>
-      <w:r>
-        <w:t xml:space="preserve"> </w:t>
-      </w:r>
-      <w:r>
-        <w:rPr>
-          <w:bCs/>
-          <w:b/>
-        </w:rPr>
-        <w:t xml:space="preserve">aucune désignation verbale</w:t>
-      </w:r>
-      <w:r>
-        <w:t xml:space="preserve"> </w:t>
-      </w:r>
-      <w:r>
-        <w:t xml:space="preserve">de Dieu ou du Christ. La traduction « en paix du Christ » de la v2.0 est à corriger en « en paix ✝ (chrisme) ».</w:t>
+        <w:t xml:space="preserve">Texte EDCS (v2.0).</w:t>
+      </w:r>
+      <w:r>
+        <w:t xml:space="preserve"> </w:t>
+      </w:r>
+      <w:r>
+        <w:t xml:space="preserve">N° 393 :</w:t>
+      </w:r>
+      <w:r>
+        <w:t xml:space="preserve"> </w:t>
+      </w:r>
+      <w:r>
+        <w:rPr>
+          <w:rStyle w:val="VerbatimChar"/>
+        </w:rPr>
+        <w:t xml:space="preserve">Arcadio] IIII H[onorio III Augg(ustis) conss(ulibus)]</w:t>
+      </w:r>
+      <w:r>
+        <w:t xml:space="preserve">. N° 394 :</w:t>
+      </w:r>
+      <w:r>
+        <w:t xml:space="preserve"> </w:t>
+      </w:r>
+      <w:r>
+        <w:rPr>
+          <w:rStyle w:val="VerbatimChar"/>
+        </w:rPr>
+        <w:t xml:space="preserve">Arc]adio [Hon]/[ori]o III Aug[g(ustis) conss(ulibus)]</w:t>
+      </w:r>
+      <w:r>
+        <w:t xml:space="preserve">.</w:t>
       </w:r>
     </w:p>
     <w:p>
@@ -2865,23 +2617,13 @@
           <w:bCs/>
           <w:b/>
         </w:rPr>
-        <w:t xml:space="preserve">Correction v3.</w:t>
-      </w:r>
-      <w:r>
-        <w:t xml:space="preserve"> </w:t>
-      </w:r>
-      <w:r>
-        <w:t xml:space="preserve">Créer pour le vocabulaire religieux une catégorie distincte, « signe christique (chrisme, croix) », hors des niveaux textuels 1 à 6. Coder le n° 38 dans cette catégorie et non comme désignation gravée.</w:t>
-      </w:r>
-    </w:p>
-    <w:bookmarkEnd w:id="33"/>
-    <w:bookmarkStart w:id="34" w:name="X1b1a76bb71ee5f06e4950e547107b2d590bcd9b"/>
-    <w:p>
-      <w:pPr>
-        <w:pStyle w:val="Heading3"/>
-      </w:pPr>
-      <w:r>
-        <w:t xml:space="preserve">n° 474 (Quintilianus,</w:t>
+        <w:t xml:space="preserve">Constat.</w:t>
+      </w:r>
+      <w:r>
+        <w:t xml:space="preserve"> </w:t>
+      </w:r>
+      <w:r>
+        <w:t xml:space="preserve">L’EDB ne lit dans (b) ni</w:t>
       </w:r>
       <w:r>
         <w:t xml:space="preserve"> </w:t>
@@ -2891,10 +2633,171 @@
           <w:iCs/>
           <w:i/>
         </w:rPr>
-        <w:t xml:space="preserve">homo dei … confirmans trinitatem</w:t>
-      </w:r>
-      <w:r>
-        <w:t xml:space="preserve">, 403)</w:t>
+        <w:t xml:space="preserve">Arc-</w:t>
+      </w:r>
+      <w:r>
+        <w:t xml:space="preserve"> </w:t>
+      </w:r>
+      <w:r>
+        <w:t xml:space="preserve">ni</w:t>
+      </w:r>
+      <w:r>
+        <w:t xml:space="preserve"> </w:t>
+      </w:r>
+      <w:r>
+        <w:rPr>
+          <w:iCs/>
+          <w:i/>
+        </w:rPr>
+        <w:t xml:space="preserve">Hon-</w:t>
+      </w:r>
+      <w:r>
+        <w:t xml:space="preserve">. L’EDCS restitue donc davantage que l’EDB. Ce qui est lu (</w:t>
+      </w:r>
+      <w:r>
+        <w:rPr>
+          <w:iCs/>
+          <w:i/>
+        </w:rPr>
+        <w:t xml:space="preserve">…IIII H…</w:t>
+      </w:r>
+      <w:r>
+        <w:t xml:space="preserve"> </w:t>
+      </w:r>
+      <w:r>
+        <w:t xml:space="preserve">;</w:t>
+      </w:r>
+      <w:r>
+        <w:t xml:space="preserve"> </w:t>
+      </w:r>
+      <w:r>
+        <w:rPr>
+          <w:iCs/>
+          <w:i/>
+        </w:rPr>
+        <w:t xml:space="preserve">…adio…</w:t>
+      </w:r>
+      <w:r>
+        <w:t xml:space="preserve"> </w:t>
+      </w:r>
+      <w:r>
+        <w:t xml:space="preserve">;</w:t>
+      </w:r>
+      <w:r>
+        <w:t xml:space="preserve"> </w:t>
+      </w:r>
+      <w:r>
+        <w:rPr>
+          <w:iCs/>
+          <w:i/>
+        </w:rPr>
+        <w:t xml:space="preserve">…o III Aug.</w:t>
+      </w:r>
+      <w:r>
+        <w:t xml:space="preserve">) reste compatible avec le consulat d’Arcadius IV et d’Honorius III (396).</w:t>
+      </w:r>
+    </w:p>
+    <w:p>
+      <w:pPr>
+        <w:numPr>
+          <w:ilvl w:val="0"/>
+          <w:numId w:val="1010"/>
+        </w:numPr>
+        <w:pStyle w:val="Compact"/>
+      </w:pPr>
+      <w:r>
+        <w:rPr>
+          <w:bCs/>
+          <w:b/>
+        </w:rPr>
+        <w:t xml:space="preserve">Conclusion.</w:t>
+      </w:r>
+      <w:r>
+        <w:t xml:space="preserve"> </w:t>
+      </w:r>
+      <w:r>
+        <w:t xml:space="preserve">Une seule fiche, donc</w:t>
+      </w:r>
+      <w:r>
+        <w:t xml:space="preserve"> </w:t>
+      </w:r>
+      <w:r>
+        <w:rPr>
+          <w:bCs/>
+          <w:b/>
+        </w:rPr>
+        <w:t xml:space="preserve">un seul monument</w:t>
+      </w:r>
+      <w:r>
+        <w:t xml:space="preserve"> </w:t>
+      </w:r>
+      <w:r>
+        <w:t xml:space="preserve">dans l’EDB. Rien ne permet d’y compter deux épitaphes datées distinctes : (a) et (b) peuvent être deux fragments d’une même plaque ou deux textes. Certitude : non résolu sans l’ICVR IV 11126.</w:t>
+      </w:r>
+    </w:p>
+    <w:p>
+      <w:pPr>
+        <w:numPr>
+          <w:ilvl w:val="0"/>
+          <w:numId w:val="1010"/>
+        </w:numPr>
+        <w:pStyle w:val="Compact"/>
+      </w:pPr>
+      <w:r>
+        <w:rPr>
+          <w:bCs/>
+          <w:b/>
+        </w:rPr>
+        <w:t xml:space="preserve">Correction v3.</w:t>
+      </w:r>
+      <w:r>
+        <w:t xml:space="preserve"> </w:t>
+      </w:r>
+      <w:r>
+        <w:t xml:space="preserve">Une seule unité documentaire. Dans les distributions chronologiques, ne compter qu’</w:t>
+      </w:r>
+      <w:r>
+        <w:rPr>
+          <w:bCs/>
+          <w:b/>
+        </w:rPr>
+        <w:t xml:space="preserve">une</w:t>
+      </w:r>
+      <w:r>
+        <w:t xml:space="preserve"> </w:t>
+      </w:r>
+      <w:r>
+        <w:t xml:space="preserve">occurrence datée de 396 tant que l’ICVR n’a pas été vue. Dater par « consulat partiellement restitué ».</w:t>
+      </w:r>
+    </w:p>
+    <w:bookmarkEnd w:id="30"/>
+    <w:bookmarkEnd w:id="31"/>
+    <w:bookmarkStart w:id="33" w:name="b.-provenance"/>
+    <w:p>
+      <w:pPr>
+        <w:pStyle w:val="Heading2"/>
+      </w:pPr>
+      <w:r>
+        <w:t xml:space="preserve">B. Provenance</w:t>
+      </w:r>
+    </w:p>
+    <w:bookmarkStart w:id="32" w:name="X616d2922546914680e9488c106a594d9f537fd6"/>
+    <w:p>
+      <w:pPr>
+        <w:pStyle w:val="Heading3"/>
+      </w:pPr>
+      <w:r>
+        <w:t xml:space="preserve">A014 — n° 439 (</w:t>
+      </w:r>
+      <w:r>
+        <w:rPr>
+          <w:iCs/>
+          <w:i/>
+        </w:rPr>
+        <w:t xml:space="preserve">Petulum</w:t>
+      </w:r>
+      <w:r>
+        <w:t xml:space="preserve">, consulat de Stilicon, 400)</w:t>
       </w:r>
     </w:p>
     <w:p>
@@ -2910,13 +2813,29 @@
           <w:bCs/>
           <w:b/>
         </w:rPr>
-        <w:t xml:space="preserve">EDCS (v2.0).</w:t>
-      </w:r>
-      <w:r>
-        <w:t xml:space="preserve"> </w:t>
-      </w:r>
-      <w:r>
-        <w:t xml:space="preserve">ICUR I 3221 = ICUR II 4242 = ILCV 1605.</w:t>
+        <w:t xml:space="preserve">EDB33162 = ICVR 3215.</w:t>
+      </w:r>
+      <w:r>
+        <w:t xml:space="preserve"> </w:t>
+      </w:r>
+      <w:r>
+        <w:t xml:space="preserve">Rattachement EDB : «</w:t>
+      </w:r>
+      <w:r>
+        <w:t xml:space="preserve"> </w:t>
+      </w:r>
+      <w:r>
+        <w:rPr>
+          <w:iCs/>
+          <w:i/>
+        </w:rPr>
+        <w:t xml:space="preserve">Incertae originis</w:t>
+      </w:r>
+      <w:r>
+        <w:t xml:space="preserve"> </w:t>
+      </w:r>
+      <w:r>
+        <w:t xml:space="preserve">». Bibliographie EDB : ILCV 4181 ; CIL XIV, 3896.</w:t>
       </w:r>
     </w:p>
     <w:p>
@@ -2932,13 +2851,13 @@
           <w:bCs/>
           <w:b/>
         </w:rPr>
-        <w:t xml:space="preserve">EDB35329 = ICVR 3221.</w:t>
-      </w:r>
-      <w:r>
-        <w:t xml:space="preserve"> </w:t>
-      </w:r>
-      <w:r>
-        <w:t xml:space="preserve">La bibliographie EDB renvoie à « ICVR II, 4242 », ce qui confirme la double numérotation. Provenance :</w:t>
+        <w:t xml:space="preserve">Constat.</w:t>
+      </w:r>
+      <w:r>
+        <w:t xml:space="preserve"> </w:t>
+      </w:r>
+      <w:r>
+        <w:t xml:space="preserve">Sur les 1 340 fiches EDB des numéros ICVR 1–3229 lues dans ce lot, 1 262 (94 %) portent «</w:t>
       </w:r>
       <w:r>
         <w:t xml:space="preserve"> </w:t>
@@ -2948,13 +2867,13 @@
           <w:iCs/>
           <w:i/>
         </w:rPr>
-        <w:t xml:space="preserve">Coem. sub divo apud basilicam S. Petri apostoli</w:t>
-      </w:r>
-      <w:r>
-        <w:t xml:space="preserve"> </w:t>
-      </w:r>
-      <w:r>
-        <w:t xml:space="preserve">; date 403.</w:t>
+        <w:t xml:space="preserve">Incertae originis</w:t>
+      </w:r>
+      <w:r>
+        <w:t xml:space="preserve"> </w:t>
+      </w:r>
+      <w:r>
+        <w:t xml:space="preserve">». Les autres ont reçu une provenance identifiée ultérieurement (Cyriaque, Pamphile, etc.). Le rattachement à la série des ICVR ne prouve donc pas une provenance romaine, et pour le n° 439 l’EDB n’a identifié aucune provenance.</w:t>
       </w:r>
     </w:p>
     <w:p>
@@ -2970,19 +2889,29 @@
           <w:bCs/>
           <w:b/>
         </w:rPr>
-        <w:t xml:space="preserve">Texte (EDB = EDCS, identité complète).</w:t>
-      </w:r>
-      <w:r>
-        <w:t xml:space="preserve"> </w:t>
-      </w:r>
-      <w:r>
-        <w:rPr>
-          <w:rStyle w:val="VerbatimChar"/>
-        </w:rPr>
-        <w:t xml:space="preserve">Quintilianus homo dei [---] / confirmans trinitatem [---] / amans castitatem [---] / respuens mundum [---] / requiescet una cum [---] / qui vixit ann(os) p(lus) m(inus) X[---] / Theodosio Aug(usto) et R[umorido v(iro) c(larissimo) conss(ulibus)]</w:t>
-      </w:r>
-      <w:r>
-        <w:t xml:space="preserve">.</w:t>
+        <w:t xml:space="preserve">Concordances.</w:t>
+      </w:r>
+      <w:r>
+        <w:t xml:space="preserve"> </w:t>
+      </w:r>
+      <w:r>
+        <w:t xml:space="preserve">CIL XIV (Latium) et</w:t>
+      </w:r>
+      <w:r>
+        <w:t xml:space="preserve"> </w:t>
+      </w:r>
+      <w:r>
+        <w:rPr>
+          <w:iCs/>
+          <w:i/>
+        </w:rPr>
+        <w:t xml:space="preserve">Inscriptiones Italiae</w:t>
+      </w:r>
+      <w:r>
+        <w:t xml:space="preserve"> </w:t>
+      </w:r>
+      <w:r>
+        <w:t xml:space="preserve">IV, 1 (n° 543). La base v2.0 indique que ce dernier volume est consacré à Tibur ; ce point reste à confirmer sur la page de titre du volume.</w:t>
       </w:r>
     </w:p>
     <w:p>
@@ -2998,26 +2927,23 @@
           <w:bCs/>
           <w:b/>
         </w:rPr>
-        <w:t xml:space="preserve">Établi.</w:t>
-      </w:r>
-    </w:p>
-    <w:p>
-      <w:pPr>
-        <w:numPr>
-          <w:ilvl w:val="1"/>
-          <w:numId w:val="1012"/>
-        </w:numPr>
-        <w:pStyle w:val="Compact"/>
-      </w:pPr>
+        <w:t xml:space="preserve">Variantes de lecture EDCS/EDB.</w:t>
+      </w:r>
+      <w:r>
+        <w:t xml:space="preserve"> </w:t>
+      </w:r>
       <w:r>
         <w:rPr>
           <w:iCs/>
           <w:i/>
         </w:rPr>
-        <w:t xml:space="preserve">homo dei</w:t>
-      </w:r>
-      <w:r>
-        <w:t xml:space="preserve">,</w:t>
+        <w:t xml:space="preserve">parenti s(uo) posuerunt</w:t>
+      </w:r>
+      <w:r>
+        <w:t xml:space="preserve"> </w:t>
+      </w:r>
+      <w:r>
+        <w:t xml:space="preserve">(EDCS) contre</w:t>
       </w:r>
       <w:r>
         <w:t xml:space="preserve"> </w:t>
@@ -3027,10 +2953,13 @@
           <w:iCs/>
           <w:i/>
         </w:rPr>
-        <w:t xml:space="preserve">confirmans trinitatem</w:t>
-      </w:r>
-      <w:r>
-        <w:t xml:space="preserve">,</w:t>
+        <w:t xml:space="preserve">parentis posuerun[t —]</w:t>
+      </w:r>
+      <w:r>
+        <w:t xml:space="preserve"> </w:t>
+      </w:r>
+      <w:r>
+        <w:t xml:space="preserve">(EDB) ;</w:t>
       </w:r>
       <w:r>
         <w:t xml:space="preserve"> </w:t>
@@ -3040,13 +2969,13 @@
           <w:iCs/>
           <w:i/>
         </w:rPr>
-        <w:t xml:space="preserve">amans castitatem</w:t>
-      </w:r>
-      <w:r>
-        <w:t xml:space="preserve"> </w:t>
-      </w:r>
-      <w:r>
-        <w:t xml:space="preserve">et</w:t>
+        <w:t xml:space="preserve">recedi/t</w:t>
+      </w:r>
+      <w:r>
+        <w:t xml:space="preserve"> </w:t>
+      </w:r>
+      <w:r>
+        <w:t xml:space="preserve">(EDCS) contre</w:t>
       </w:r>
       <w:r>
         <w:t xml:space="preserve"> </w:t>
@@ -3056,79 +2985,29 @@
           <w:iCs/>
           <w:i/>
         </w:rPr>
-        <w:t xml:space="preserve">respuens mundum</w:t>
-      </w:r>
-      <w:r>
-        <w:t xml:space="preserve"> </w:t>
-      </w:r>
-      <w:r>
-        <w:t xml:space="preserve">sont</w:t>
-      </w:r>
-      <w:r>
-        <w:t xml:space="preserve"> </w:t>
-      </w:r>
-      <w:r>
-        <w:rPr>
-          <w:bCs/>
-          <w:b/>
-        </w:rPr>
-        <w:t xml:space="preserve">lus</w:t>
-      </w:r>
-      <w:r>
-        <w:t xml:space="preserve">, non restitués. Les deux bases s’accordent.</w:t>
-      </w:r>
-    </w:p>
-    <w:p>
-      <w:pPr>
-        <w:numPr>
-          <w:ilvl w:val="1"/>
-          <w:numId w:val="1012"/>
-        </w:numPr>
-        <w:pStyle w:val="Compact"/>
-      </w:pPr>
-      <w:r>
-        <w:t xml:space="preserve">Chaque ligne est</w:t>
-      </w:r>
-      <w:r>
-        <w:t xml:space="preserve"> </w:t>
-      </w:r>
-      <w:r>
-        <w:rPr>
-          <w:bCs/>
-          <w:b/>
-        </w:rPr>
-        <w:t xml:space="preserve">mutilée à droite</w:t>
-      </w:r>
-      <w:r>
-        <w:t xml:space="preserve"> </w:t>
-      </w:r>
-      <w:r>
-        <w:t xml:space="preserve">: on ignore ce qui suivait (</w:t>
+        <w:t xml:space="preserve">rec[essi]/t</w:t>
+      </w:r>
+      <w:r>
+        <w:t xml:space="preserve"> </w:t>
+      </w:r>
+      <w:r>
+        <w:t xml:space="preserve">(EDB) ;</w:t>
+      </w:r>
+      <w:r>
+        <w:t xml:space="preserve"> </w:t>
       </w:r>
       <w:r>
         <w:rPr>
           <w:iCs/>
           <w:i/>
         </w:rPr>
-        <w:t xml:space="preserve">confirmans trinitatem</w:t>
-      </w:r>
-      <w:r>
-        <w:t xml:space="preserve"> </w:t>
-      </w:r>
-      <w:r>
-        <w:t xml:space="preserve">[— ?]). L’analyse syntaxique doit rester ouverte.</w:t>
-      </w:r>
-    </w:p>
-    <w:p>
-      <w:pPr>
-        <w:numPr>
-          <w:ilvl w:val="1"/>
-          <w:numId w:val="1012"/>
-        </w:numPr>
-        <w:pStyle w:val="Compact"/>
-      </w:pPr>
-      <w:r>
-        <w:t xml:space="preserve">La date de 403 repose sur</w:t>
+        <w:t xml:space="preserve">co(n)s(ulis) {I}Stil(i)c(h)onis</w:t>
+      </w:r>
+      <w:r>
+        <w:t xml:space="preserve"> </w:t>
+      </w:r>
+      <w:r>
+        <w:t xml:space="preserve">(EDCS) contre</w:t>
       </w:r>
       <w:r>
         <w:t xml:space="preserve"> </w:t>
@@ -3138,55 +3017,13 @@
           <w:iCs/>
           <w:i/>
         </w:rPr>
-        <w:t xml:space="preserve">Theodosio Aug.</w:t>
-      </w:r>
-      <w:r>
-        <w:t xml:space="preserve"> </w:t>
-      </w:r>
-      <w:r>
-        <w:t xml:space="preserve">(lu) et sur l’initiale</w:t>
-      </w:r>
-      <w:r>
-        <w:t xml:space="preserve"> </w:t>
-      </w:r>
-      <w:r>
-        <w:rPr>
-          <w:iCs/>
-          <w:i/>
-        </w:rPr>
-        <w:t xml:space="preserve">R</w:t>
-      </w:r>
-      <w:r>
-        <w:t xml:space="preserve"> </w:t>
-      </w:r>
-      <w:r>
-        <w:t xml:space="preserve">(lue), complétée en</w:t>
-      </w:r>
-      <w:r>
-        <w:t xml:space="preserve"> </w:t>
-      </w:r>
-      <w:r>
-        <w:rPr>
-          <w:iCs/>
-          <w:i/>
-        </w:rPr>
-        <w:t xml:space="preserve">R[umorido]</w:t>
-      </w:r>
-      <w:r>
-        <w:t xml:space="preserve">. Dans les années 340–403, aucun consulat d’un Théodose Auguste n’est associé à un collègue en R- autre que Rumoridus (403). Ce raisonnement reste à</w:t>
-      </w:r>
-      <w:r>
-        <w:t xml:space="preserve"> </w:t>
-      </w:r>
-      <w:r>
-        <w:rPr>
-          <w:bCs/>
-          <w:b/>
-        </w:rPr>
-        <w:t xml:space="preserve">contrôler sur CLRE</w:t>
-      </w:r>
-      <w:r>
-        <w:t xml:space="preserve">, qui n’a pas été consulté.</w:t>
+        <w:t xml:space="preserve">c̅o(n)s̅(ule) Istiliconis</w:t>
+      </w:r>
+      <w:r>
+        <w:t xml:space="preserve"> </w:t>
+      </w:r>
+      <w:r>
+        <w:t xml:space="preserve">(EDB).</w:t>
       </w:r>
     </w:p>
     <w:p>
@@ -3202,13 +3039,78 @@
           <w:bCs/>
           <w:b/>
         </w:rPr>
-        <w:t xml:space="preserve">Interprétation (hypothèse, à présenter comme telle).</w:t>
-      </w:r>
-      <w:r>
-        <w:t xml:space="preserve"> </w:t>
-      </w:r>
-      <w:r>
-        <w:t xml:space="preserve">La formule</w:t>
+        <w:t xml:space="preserve">Conclusion.</w:t>
+      </w:r>
+      <w:r>
+        <w:t xml:space="preserve"> </w:t>
+      </w:r>
+      <w:r>
+        <w:t xml:space="preserve">Provenance</w:t>
+      </w:r>
+      <w:r>
+        <w:t xml:space="preserve"> </w:t>
+      </w:r>
+      <w:r>
+        <w:rPr>
+          <w:bCs/>
+          <w:b/>
+        </w:rPr>
+        <w:t xml:space="preserve">non établie</w:t>
+      </w:r>
+      <w:r>
+        <w:t xml:space="preserve">. Le rattachement à Tibur par la tradition du CIL est</w:t>
+      </w:r>
+      <w:r>
+        <w:t xml:space="preserve"> </w:t>
+      </w:r>
+      <w:r>
+        <w:rPr>
+          <w:bCs/>
+          <w:b/>
+        </w:rPr>
+        <w:t xml:space="preserve">probable</w:t>
+      </w:r>
+      <w:r>
+        <w:t xml:space="preserve"> </w:t>
+      </w:r>
+      <w:r>
+        <w:t xml:space="preserve">mais n’a pas été vérifié sur les recueils. Correction v3 : conserver la notice, marquée « provenance incertaine (Tibur ?) », et</w:t>
+      </w:r>
+      <w:r>
+        <w:t xml:space="preserve"> </w:t>
+      </w:r>
+      <w:r>
+        <w:rPr>
+          <w:bCs/>
+          <w:b/>
+        </w:rPr>
+        <w:t xml:space="preserve">l’exclure</w:t>
+      </w:r>
+      <w:r>
+        <w:t xml:space="preserve"> </w:t>
+      </w:r>
+      <w:r>
+        <w:t xml:space="preserve">des analyses topographiques propres à Rome. Vérifier l’apparat du CIL XIV 3896 et la notice d’InscrIt IV 1, 543.</w:t>
+      </w:r>
+    </w:p>
+    <w:bookmarkEnd w:id="32"/>
+    <w:bookmarkEnd w:id="33"/>
+    <w:bookmarkStart w:id="36" w:name="c.-interprétation-religieuse"/>
+    <w:p>
+      <w:pPr>
+        <w:pStyle w:val="Heading2"/>
+      </w:pPr>
+      <w:r>
+        <w:t xml:space="preserve">C. Interprétation religieuse</w:t>
+      </w:r>
+    </w:p>
+    <w:bookmarkStart w:id="34" w:name="X0c2363300d0c4e2cff4124d3edfa87ed985d9f8"/>
+    <w:p>
+      <w:pPr>
+        <w:pStyle w:val="Heading3"/>
+      </w:pPr>
+      <w:r>
+        <w:t xml:space="preserve">A039 (en partie) — n° 38 (Privata, 352) : le «</w:t>
       </w:r>
       <w:r>
         <w:t xml:space="preserve"> </w:t>
@@ -3218,36 +3120,20 @@
           <w:iCs/>
           <w:i/>
         </w:rPr>
-        <w:t xml:space="preserve">confirmans trinitatem</w:t>
-      </w:r>
-      <w:r>
-        <w:t xml:space="preserve"> </w:t>
-      </w:r>
-      <w:r>
-        <w:t xml:space="preserve">est une profession trinitaire explicite. Y lire une affirmation</w:t>
-      </w:r>
-      <w:r>
-        <w:t xml:space="preserve"> </w:t>
-      </w:r>
-      <w:r>
-        <w:rPr>
-          <w:bCs/>
-          <w:b/>
-        </w:rPr>
-        <w:t xml:space="preserve">nicéenne ou anti-arienne</w:t>
-      </w:r>
-      <w:r>
-        <w:t xml:space="preserve"> </w:t>
-      </w:r>
-      <w:r>
-        <w:t xml:space="preserve">relève de l’interprétation historique : c’est plausible dans la Rome de 403, mais le texte seul ne le démontre pas. La v3 doit séparer la lecture (certaine dans les deux bases), la portée dogmatique (hypothèse) et les parallèles (à rechercher dans ILCV 1605 et la littérature citée par l’ICVR).</w:t>
+        <w:t xml:space="preserve">Chr(isti)</w:t>
+      </w:r>
+      <w:r>
+        <w:t xml:space="preserve"> </w:t>
+      </w:r>
+      <w:r>
+        <w:t xml:space="preserve">» est un chrisme</w:t>
       </w:r>
     </w:p>
     <w:p>
       <w:pPr>
         <w:numPr>
           <w:ilvl w:val="0"/>
-          <w:numId w:val="1011"/>
+          <w:numId w:val="1012"/>
         </w:numPr>
         <w:pStyle w:val="Compact"/>
       </w:pPr>
@@ -3256,7 +3142,47 @@
           <w:bCs/>
           <w:b/>
         </w:rPr>
-        <w:t xml:space="preserve">Âge.</w:t>
+        <w:t xml:space="preserve">EDCS (v2.0).</w:t>
+      </w:r>
+      <w:r>
+        <w:t xml:space="preserve"> </w:t>
+      </w:r>
+      <w:r>
+        <w:rPr>
+          <w:rStyle w:val="VerbatimChar"/>
+        </w:rPr>
+        <w:t xml:space="preserve">… bene merenti in pace Chr(isti) / Decentio et Paulo conss(ulibus)</w:t>
+      </w:r>
+      <w:r>
+        <w:t xml:space="preserve">. Référence : ICUR II 4241 = ILCV 3252a (em).</w:t>
+      </w:r>
+    </w:p>
+    <w:p>
+      <w:pPr>
+        <w:numPr>
+          <w:ilvl w:val="0"/>
+          <w:numId w:val="1012"/>
+        </w:numPr>
+        <w:pStyle w:val="Compact"/>
+      </w:pPr>
+      <w:r>
+        <w:rPr>
+          <w:bCs/>
+          <w:b/>
+        </w:rPr>
+        <w:t xml:space="preserve">EDB17657 = ICVR 4241.</w:t>
+      </w:r>
+      <w:r>
+        <w:t xml:space="preserve"> </w:t>
+      </w:r>
+      <w:r>
+        <w:rPr>
+          <w:rStyle w:val="VerbatimChar"/>
+        </w:rPr>
+        <w:t xml:space="preserve">Privata que vixit annis LIII mesis / VIII dies II deposita est IIII nonas / febr(uarias) benemerenti in pace ((monogramma Christi)) / Decentio et Paulo conss(ulibus)</w:t>
+      </w:r>
+      <w:r>
+        <w:t xml:space="preserve">. Provenance :</w:t>
       </w:r>
       <w:r>
         <w:t xml:space="preserve"> </w:t>
@@ -3266,13 +3192,35 @@
           <w:iCs/>
           <w:i/>
         </w:rPr>
-        <w:t xml:space="preserve">X[—]</w:t>
-      </w:r>
-      <w:r>
-        <w:t xml:space="preserve"> </w:t>
-      </w:r>
-      <w:r>
-        <w:t xml:space="preserve">: au moins 10 ans, valeur exacte perdue. Aucune hypothèse sur l’âge adulte ne doit être tirée de</w:t>
+        <w:t xml:space="preserve">Coem. sub divo apud basilicam S. Petri apostoli</w:t>
+      </w:r>
+      <w:r>
+        <w:t xml:space="preserve"> </w:t>
+      </w:r>
+      <w:r>
+        <w:t xml:space="preserve">; conservation : Musei Vaticani, Lapidario Cristiano ; date 352.</w:t>
+      </w:r>
+    </w:p>
+    <w:p>
+      <w:pPr>
+        <w:numPr>
+          <w:ilvl w:val="0"/>
+          <w:numId w:val="1012"/>
+        </w:numPr>
+        <w:pStyle w:val="Compact"/>
+      </w:pPr>
+      <w:r>
+        <w:rPr>
+          <w:bCs/>
+          <w:b/>
+        </w:rPr>
+        <w:t xml:space="preserve">Conclusion (certitude : très probable).</w:t>
+      </w:r>
+      <w:r>
+        <w:t xml:space="preserve"> </w:t>
+      </w:r>
+      <w:r>
+        <w:t xml:space="preserve">Le</w:t>
       </w:r>
       <w:r>
         <w:t xml:space="preserve"> </w:t>
@@ -3282,15 +3230,531 @@
           <w:iCs/>
           <w:i/>
         </w:rPr>
+        <w:t xml:space="preserve">Chr(isti)</w:t>
+      </w:r>
+      <w:r>
+        <w:t xml:space="preserve"> </w:t>
+      </w:r>
+      <w:r>
+        <w:t xml:space="preserve">de l’EDCS est la</w:t>
+      </w:r>
+      <w:r>
+        <w:t xml:space="preserve"> </w:t>
+      </w:r>
+      <w:r>
+        <w:rPr>
+          <w:bCs/>
+          <w:b/>
+        </w:rPr>
+        <w:t xml:space="preserve">transcription développée d’un monogramme du Christ</w:t>
+      </w:r>
+      <w:r>
+        <w:t xml:space="preserve"> </w:t>
+      </w:r>
+      <w:r>
+        <w:t xml:space="preserve">placé après</w:t>
+      </w:r>
+      <w:r>
+        <w:t xml:space="preserve"> </w:t>
+      </w:r>
+      <w:r>
+        <w:rPr>
+          <w:iCs/>
+          <w:i/>
+        </w:rPr>
+        <w:t xml:space="preserve">in pace</w:t>
+      </w:r>
+      <w:r>
+        <w:t xml:space="preserve">. Ce n’est pas le mot</w:t>
+      </w:r>
+      <w:r>
+        <w:t xml:space="preserve"> </w:t>
+      </w:r>
+      <w:r>
+        <w:rPr>
+          <w:iCs/>
+          <w:i/>
+        </w:rPr>
+        <w:t xml:space="preserve">Christi</w:t>
+      </w:r>
+      <w:r>
+        <w:t xml:space="preserve"> </w:t>
+      </w:r>
+      <w:r>
+        <w:t xml:space="preserve">gravé. L’inscription porte un</w:t>
+      </w:r>
+      <w:r>
+        <w:t xml:space="preserve"> </w:t>
+      </w:r>
+      <w:r>
+        <w:rPr>
+          <w:bCs/>
+          <w:b/>
+        </w:rPr>
+        <w:t xml:space="preserve">signe chrétien</w:t>
+      </w:r>
+      <w:r>
+        <w:t xml:space="preserve"> </w:t>
+      </w:r>
+      <w:r>
+        <w:t xml:space="preserve">; elle ne contient</w:t>
+      </w:r>
+      <w:r>
+        <w:t xml:space="preserve"> </w:t>
+      </w:r>
+      <w:r>
+        <w:rPr>
+          <w:bCs/>
+          <w:b/>
+        </w:rPr>
+        <w:t xml:space="preserve">aucune désignation verbale</w:t>
+      </w:r>
+      <w:r>
+        <w:t xml:space="preserve"> </w:t>
+      </w:r>
+      <w:r>
+        <w:t xml:space="preserve">de Dieu ou du Christ. La traduction « en paix du Christ » de la v2.0 est à corriger en « en paix ✝ (chrisme) ».</w:t>
+      </w:r>
+    </w:p>
+    <w:p>
+      <w:pPr>
+        <w:numPr>
+          <w:ilvl w:val="0"/>
+          <w:numId w:val="1012"/>
+        </w:numPr>
+        <w:pStyle w:val="Compact"/>
+      </w:pPr>
+      <w:r>
+        <w:rPr>
+          <w:bCs/>
+          <w:b/>
+        </w:rPr>
+        <w:t xml:space="preserve">Correction v3.</w:t>
+      </w:r>
+      <w:r>
+        <w:t xml:space="preserve"> </w:t>
+      </w:r>
+      <w:r>
+        <w:t xml:space="preserve">Créer pour le vocabulaire religieux une catégorie distincte, « signe christique (chrisme, croix) », hors des niveaux textuels 1 à 6. Coder le n° 38 dans cette catégorie et non comme désignation gravée.</w:t>
+      </w:r>
+    </w:p>
+    <w:bookmarkEnd w:id="34"/>
+    <w:bookmarkStart w:id="35" w:name="X1b1a76bb71ee5f06e4950e547107b2d590bcd9b"/>
+    <w:p>
+      <w:pPr>
+        <w:pStyle w:val="Heading3"/>
+      </w:pPr>
+      <w:r>
+        <w:t xml:space="preserve">n° 474 (Quintilianus,</w:t>
+      </w:r>
+      <w:r>
+        <w:t xml:space="preserve"> </w:t>
+      </w:r>
+      <w:r>
+        <w:rPr>
+          <w:iCs/>
+          <w:i/>
+        </w:rPr>
+        <w:t xml:space="preserve">homo dei … confirmans trinitatem</w:t>
+      </w:r>
+      <w:r>
+        <w:t xml:space="preserve">, 403)</w:t>
+      </w:r>
+    </w:p>
+    <w:p>
+      <w:pPr>
+        <w:numPr>
+          <w:ilvl w:val="0"/>
+          <w:numId w:val="1013"/>
+        </w:numPr>
+        <w:pStyle w:val="Compact"/>
+      </w:pPr>
+      <w:r>
+        <w:rPr>
+          <w:bCs/>
+          <w:b/>
+        </w:rPr>
+        <w:t xml:space="preserve">EDCS (v2.0).</w:t>
+      </w:r>
+      <w:r>
+        <w:t xml:space="preserve"> </w:t>
+      </w:r>
+      <w:r>
+        <w:t xml:space="preserve">ICUR I 3221 = ICUR II 4242 = ILCV 1605.</w:t>
+      </w:r>
+    </w:p>
+    <w:p>
+      <w:pPr>
+        <w:numPr>
+          <w:ilvl w:val="0"/>
+          <w:numId w:val="1013"/>
+        </w:numPr>
+        <w:pStyle w:val="Compact"/>
+      </w:pPr>
+      <w:r>
+        <w:rPr>
+          <w:bCs/>
+          <w:b/>
+        </w:rPr>
+        <w:t xml:space="preserve">EDB35329 = ICVR 3221.</w:t>
+      </w:r>
+      <w:r>
+        <w:t xml:space="preserve"> </w:t>
+      </w:r>
+      <w:r>
+        <w:t xml:space="preserve">La bibliographie EDB renvoie à « ICVR II, 4242 », ce qui confirme la double numérotation. Provenance :</w:t>
+      </w:r>
+      <w:r>
+        <w:t xml:space="preserve"> </w:t>
+      </w:r>
+      <w:r>
+        <w:rPr>
+          <w:iCs/>
+          <w:i/>
+        </w:rPr>
+        <w:t xml:space="preserve">Coem. sub divo apud basilicam S. Petri apostoli</w:t>
+      </w:r>
+      <w:r>
+        <w:t xml:space="preserve"> </w:t>
+      </w:r>
+      <w:r>
+        <w:t xml:space="preserve">; date 403.</w:t>
+      </w:r>
+    </w:p>
+    <w:p>
+      <w:pPr>
+        <w:numPr>
+          <w:ilvl w:val="0"/>
+          <w:numId w:val="1013"/>
+        </w:numPr>
+        <w:pStyle w:val="Compact"/>
+      </w:pPr>
+      <w:r>
+        <w:rPr>
+          <w:bCs/>
+          <w:b/>
+        </w:rPr>
+        <w:t xml:space="preserve">Texte (EDB = EDCS, identité complète).</w:t>
+      </w:r>
+      <w:r>
+        <w:t xml:space="preserve"> </w:t>
+      </w:r>
+      <w:r>
+        <w:rPr>
+          <w:rStyle w:val="VerbatimChar"/>
+        </w:rPr>
+        <w:t xml:space="preserve">Quintilianus homo dei [---] / confirmans trinitatem [---] / amans castitatem [---] / respuens mundum [---] / requiescet una cum [---] / qui vixit ann(os) p(lus) m(inus) X[---] / Theodosio Aug(usto) et R[umorido v(iro) c(larissimo) conss(ulibus)]</w:t>
+      </w:r>
+      <w:r>
+        <w:t xml:space="preserve">.</w:t>
+      </w:r>
+    </w:p>
+    <w:p>
+      <w:pPr>
+        <w:numPr>
+          <w:ilvl w:val="0"/>
+          <w:numId w:val="1013"/>
+        </w:numPr>
+        <w:pStyle w:val="Compact"/>
+      </w:pPr>
+      <w:r>
+        <w:rPr>
+          <w:bCs/>
+          <w:b/>
+        </w:rPr>
+        <w:t xml:space="preserve">Établi.</w:t>
+      </w:r>
+    </w:p>
+    <w:p>
+      <w:pPr>
+        <w:numPr>
+          <w:ilvl w:val="1"/>
+          <w:numId w:val="1014"/>
+        </w:numPr>
+        <w:pStyle w:val="Compact"/>
+      </w:pPr>
+      <w:r>
+        <w:rPr>
+          <w:iCs/>
+          <w:i/>
+        </w:rPr>
+        <w:t xml:space="preserve">homo dei</w:t>
+      </w:r>
+      <w:r>
+        <w:t xml:space="preserve">,</w:t>
+      </w:r>
+      <w:r>
+        <w:t xml:space="preserve"> </w:t>
+      </w:r>
+      <w:r>
+        <w:rPr>
+          <w:iCs/>
+          <w:i/>
+        </w:rPr>
+        <w:t xml:space="preserve">confirmans trinitatem</w:t>
+      </w:r>
+      <w:r>
+        <w:t xml:space="preserve">,</w:t>
+      </w:r>
+      <w:r>
+        <w:t xml:space="preserve"> </w:t>
+      </w:r>
+      <w:r>
+        <w:rPr>
+          <w:iCs/>
+          <w:i/>
+        </w:rPr>
         <w:t xml:space="preserve">amans castitatem</w:t>
       </w:r>
       <w:r>
+        <w:t xml:space="preserve"> </w:t>
+      </w:r>
+      <w:r>
+        <w:t xml:space="preserve">et</w:t>
+      </w:r>
+      <w:r>
+        <w:t xml:space="preserve"> </w:t>
+      </w:r>
+      <w:r>
+        <w:rPr>
+          <w:iCs/>
+          <w:i/>
+        </w:rPr>
+        <w:t xml:space="preserve">respuens mundum</w:t>
+      </w:r>
+      <w:r>
+        <w:t xml:space="preserve"> </w:t>
+      </w:r>
+      <w:r>
+        <w:t xml:space="preserve">sont</w:t>
+      </w:r>
+      <w:r>
+        <w:t xml:space="preserve"> </w:t>
+      </w:r>
+      <w:r>
+        <w:rPr>
+          <w:bCs/>
+          <w:b/>
+        </w:rPr>
+        <w:t xml:space="preserve">lus</w:t>
+      </w:r>
+      <w:r>
+        <w:t xml:space="preserve">, non restitués. Les deux bases s’accordent.</w:t>
+      </w:r>
+    </w:p>
+    <w:p>
+      <w:pPr>
+        <w:numPr>
+          <w:ilvl w:val="1"/>
+          <w:numId w:val="1014"/>
+        </w:numPr>
+        <w:pStyle w:val="Compact"/>
+      </w:pPr>
+      <w:r>
+        <w:t xml:space="preserve">Chaque ligne est</w:t>
+      </w:r>
+      <w:r>
+        <w:t xml:space="preserve"> </w:t>
+      </w:r>
+      <w:r>
+        <w:rPr>
+          <w:bCs/>
+          <w:b/>
+        </w:rPr>
+        <w:t xml:space="preserve">mutilée à droite</w:t>
+      </w:r>
+      <w:r>
+        <w:t xml:space="preserve"> </w:t>
+      </w:r>
+      <w:r>
+        <w:t xml:space="preserve">: on ignore ce qui suivait (</w:t>
+      </w:r>
+      <w:r>
+        <w:rPr>
+          <w:iCs/>
+          <w:i/>
+        </w:rPr>
+        <w:t xml:space="preserve">confirmans trinitatem</w:t>
+      </w:r>
+      <w:r>
+        <w:t xml:space="preserve"> </w:t>
+      </w:r>
+      <w:r>
+        <w:t xml:space="preserve">[— ?]). L’analyse syntaxique doit rester ouverte.</w:t>
+      </w:r>
+    </w:p>
+    <w:p>
+      <w:pPr>
+        <w:numPr>
+          <w:ilvl w:val="1"/>
+          <w:numId w:val="1014"/>
+        </w:numPr>
+        <w:pStyle w:val="Compact"/>
+      </w:pPr>
+      <w:r>
+        <w:t xml:space="preserve">La date de 403 repose sur</w:t>
+      </w:r>
+      <w:r>
+        <w:t xml:space="preserve"> </w:t>
+      </w:r>
+      <w:r>
+        <w:rPr>
+          <w:iCs/>
+          <w:i/>
+        </w:rPr>
+        <w:t xml:space="preserve">Theodosio Aug.</w:t>
+      </w:r>
+      <w:r>
+        <w:t xml:space="preserve"> </w:t>
+      </w:r>
+      <w:r>
+        <w:t xml:space="preserve">(lu) et sur l’initiale</w:t>
+      </w:r>
+      <w:r>
+        <w:t xml:space="preserve"> </w:t>
+      </w:r>
+      <w:r>
+        <w:rPr>
+          <w:iCs/>
+          <w:i/>
+        </w:rPr>
+        <w:t xml:space="preserve">R</w:t>
+      </w:r>
+      <w:r>
+        <w:t xml:space="preserve"> </w:t>
+      </w:r>
+      <w:r>
+        <w:t xml:space="preserve">(lue), complétée en</w:t>
+      </w:r>
+      <w:r>
+        <w:t xml:space="preserve"> </w:t>
+      </w:r>
+      <w:r>
+        <w:rPr>
+          <w:iCs/>
+          <w:i/>
+        </w:rPr>
+        <w:t xml:space="preserve">R[umorido]</w:t>
+      </w:r>
+      <w:r>
+        <w:t xml:space="preserve">. Dans les années 340–403, aucun consulat d’un Théodose Auguste n’est associé à un collègue en R- autre que Rumoridus (403). Ce raisonnement reste à</w:t>
+      </w:r>
+      <w:r>
+        <w:t xml:space="preserve"> </w:t>
+      </w:r>
+      <w:r>
+        <w:rPr>
+          <w:bCs/>
+          <w:b/>
+        </w:rPr>
+        <w:t xml:space="preserve">contrôler sur CLRE</w:t>
+      </w:r>
+      <w:r>
+        <w:t xml:space="preserve">, qui n’a pas été consulté.</w:t>
+      </w:r>
+    </w:p>
+    <w:p>
+      <w:pPr>
+        <w:numPr>
+          <w:ilvl w:val="0"/>
+          <w:numId w:val="1013"/>
+        </w:numPr>
+        <w:pStyle w:val="Compact"/>
+      </w:pPr>
+      <w:r>
+        <w:rPr>
+          <w:bCs/>
+          <w:b/>
+        </w:rPr>
+        <w:t xml:space="preserve">Interprétation (hypothèse, à présenter comme telle).</w:t>
+      </w:r>
+      <w:r>
+        <w:t xml:space="preserve"> </w:t>
+      </w:r>
+      <w:r>
+        <w:t xml:space="preserve">La formule</w:t>
+      </w:r>
+      <w:r>
+        <w:t xml:space="preserve"> </w:t>
+      </w:r>
+      <w:r>
+        <w:rPr>
+          <w:iCs/>
+          <w:i/>
+        </w:rPr>
+        <w:t xml:space="preserve">confirmans trinitatem</w:t>
+      </w:r>
+      <w:r>
+        <w:t xml:space="preserve"> </w:t>
+      </w:r>
+      <w:r>
+        <w:t xml:space="preserve">est une profession trinitaire explicite. Y lire une affirmation</w:t>
+      </w:r>
+      <w:r>
+        <w:t xml:space="preserve"> </w:t>
+      </w:r>
+      <w:r>
+        <w:rPr>
+          <w:bCs/>
+          <w:b/>
+        </w:rPr>
+        <w:t xml:space="preserve">nicéenne ou anti-arienne</w:t>
+      </w:r>
+      <w:r>
+        <w:t xml:space="preserve"> </w:t>
+      </w:r>
+      <w:r>
+        <w:t xml:space="preserve">relève de l’interprétation historique : c’est plausible dans la Rome de 403, mais le texte seul ne le démontre pas. La v3 doit séparer la lecture (certaine dans les deux bases), la portée dogmatique (hypothèse) et les parallèles (à rechercher dans ILCV 1605 et la littérature citée par l’ICVR).</w:t>
+      </w:r>
+    </w:p>
+    <w:p>
+      <w:pPr>
+        <w:numPr>
+          <w:ilvl w:val="0"/>
+          <w:numId w:val="1013"/>
+        </w:numPr>
+        <w:pStyle w:val="Compact"/>
+      </w:pPr>
+      <w:r>
+        <w:rPr>
+          <w:bCs/>
+          <w:b/>
+        </w:rPr>
+        <w:t xml:space="preserve">Âge.</w:t>
+      </w:r>
+      <w:r>
+        <w:t xml:space="preserve"> </w:t>
+      </w:r>
+      <w:r>
+        <w:rPr>
+          <w:iCs/>
+          <w:i/>
+        </w:rPr>
+        <w:t xml:space="preserve">X[—]</w:t>
+      </w:r>
+      <w:r>
+        <w:t xml:space="preserve"> </w:t>
+      </w:r>
+      <w:r>
+        <w:t xml:space="preserve">: au moins 10 ans, valeur exacte perdue. Aucune hypothèse sur l’âge adulte ne doit être tirée de</w:t>
+      </w:r>
+      <w:r>
+        <w:t xml:space="preserve"> </w:t>
+      </w:r>
+      <w:r>
+        <w:rPr>
+          <w:iCs/>
+          <w:i/>
+        </w:rPr>
+        <w:t xml:space="preserve">amans castitatem</w:t>
+      </w:r>
+      <w:r>
         <w:t xml:space="preserve">.</w:t>
       </w:r>
     </w:p>
-    <w:bookmarkEnd w:id="34"/>
     <w:bookmarkEnd w:id="35"/>
-    <w:bookmarkStart w:id="38" w:name="d.-datations"/>
+    <w:bookmarkEnd w:id="36"/>
+    <w:bookmarkStart w:id="39" w:name="d.-datations"/>
     <w:p>
       <w:pPr>
         <w:pStyle w:val="Heading2"/>
@@ -3299,7 +3763,7 @@
         <w:t xml:space="preserve">D. Datations</w:t>
       </w:r>
     </w:p>
-    <w:bookmarkStart w:id="36" w:name="Xf056b5ab504d31d887c063605cf064c6e392f8f"/>
+    <w:bookmarkStart w:id="37" w:name="Xf056b5ab504d31d887c063605cf064c6e392f8f"/>
     <w:p>
       <w:pPr>
         <w:pStyle w:val="Heading3"/>
@@ -4158,9 +4622,142 @@
     </w:tbl>
     <w:p>
       <w:pPr>
+        <w:pStyle w:val="BodyText"/>
+      </w:pPr>
+      <w:r>
+        <w:t xml:space="preserve">Deux autres notices du groupe A016 reçoivent de l’EDB une</w:t>
+      </w:r>
+      <w:r>
+        <w:t xml:space="preserve"> </w:t>
+      </w:r>
+      <w:r>
+        <w:rPr>
+          <w:bCs/>
+          <w:b/>
+        </w:rPr>
+        <w:t xml:space="preserve">restitution consulaire conjecturale</w:t>
+      </w:r>
+      <w:r>
+        <w:t xml:space="preserve">, sur un texte où l’EDCS ne lit aucun consul :</w:t>
+      </w:r>
+      <w:r>
+        <w:t xml:space="preserve"> </w:t>
+      </w:r>
+      <w:r>
+        <w:t xml:space="preserve">-</w:t>
+      </w:r>
+      <w:r>
+        <w:t xml:space="preserve"> </w:t>
+      </w:r>
+      <w:r>
+        <w:rPr>
+          <w:bCs/>
+          <w:b/>
+        </w:rPr>
+        <w:t xml:space="preserve">n° 123</w:t>
+      </w:r>
+      <w:r>
+        <w:t xml:space="preserve"> </w:t>
+      </w:r>
+      <w:r>
+        <w:t xml:space="preserve">(EDB24921 = ICVR 9344b) :</w:t>
+      </w:r>
+      <w:r>
+        <w:t xml:space="preserve"> </w:t>
+      </w:r>
+      <w:r>
+        <w:rPr>
+          <w:rStyle w:val="VerbatimChar"/>
+        </w:rPr>
+        <w:t xml:space="preserve">[--- Lupicin?]o et 〈I〉ovi[no cons(ulibus?)]</w:t>
+      </w:r>
+      <w:r>
+        <w:t xml:space="preserve"> </w:t>
+      </w:r>
+      <w:r>
+        <w:t xml:space="preserve">(367). L’EDCS lit au même endroit</w:t>
+      </w:r>
+      <w:r>
+        <w:t xml:space="preserve"> </w:t>
+      </w:r>
+      <w:r>
+        <w:rPr>
+          <w:rStyle w:val="VerbatimChar"/>
+        </w:rPr>
+        <w:t xml:space="preserve">[3]o et o&lt;b=V&gt;i[it 3]</w:t>
+      </w:r>
+      <w:r>
+        <w:t xml:space="preserve">, c’est-à-dire</w:t>
+      </w:r>
+      <w:r>
+        <w:t xml:space="preserve"> </w:t>
+      </w:r>
+      <w:r>
+        <w:rPr>
+          <w:iCs/>
+          <w:i/>
+        </w:rPr>
+        <w:t xml:space="preserve">obiit</w:t>
+      </w:r>
+      <w:r>
+        <w:t xml:space="preserve">, « mourut ». Les deux lectures sont incompatibles. Seule l’ICVR (photographie) peut trancher.</w:t>
+      </w:r>
+      <w:r>
+        <w:t xml:space="preserve"> </w:t>
+      </w:r>
+      <w:r>
+        <w:t xml:space="preserve">-</w:t>
+      </w:r>
+      <w:r>
+        <w:t xml:space="preserve"> </w:t>
+      </w:r>
+      <w:r>
+        <w:rPr>
+          <w:bCs/>
+          <w:b/>
+        </w:rPr>
+        <w:t xml:space="preserve">n° 326</w:t>
+      </w:r>
+      <w:r>
+        <w:t xml:space="preserve"> </w:t>
+      </w:r>
+      <w:r>
+        <w:t xml:space="preserve">(EDB24920 = ICVR 9344a) :</w:t>
+      </w:r>
+      <w:r>
+        <w:t xml:space="preserve"> </w:t>
+      </w:r>
+      <w:r>
+        <w:rPr>
+          <w:rStyle w:val="VerbatimChar"/>
+        </w:rPr>
+        <w:t xml:space="preserve">[Valentiniano Aug(usto) IIII et N]eute[rio cons(ulibus)]</w:t>
+      </w:r>
+      <w:r>
+        <w:t xml:space="preserve"> </w:t>
+      </w:r>
+      <w:r>
+        <w:t xml:space="preserve">(390), sur la seule séquence lue</w:t>
+      </w:r>
+      <w:r>
+        <w:t xml:space="preserve"> </w:t>
+      </w:r>
+      <w:r>
+        <w:rPr>
+          <w:iCs/>
+          <w:i/>
+        </w:rPr>
+        <w:t xml:space="preserve">…eute…</w:t>
+      </w:r>
+      <w:r>
+        <w:t xml:space="preserve">. C’est une restitution plausible mais fragile.</w:t>
+      </w:r>
+    </w:p>
+    <w:p>
+      <w:pPr>
         <w:numPr>
           <w:ilvl w:val="0"/>
-          <w:numId w:val="1013"/>
+          <w:numId w:val="1015"/>
         </w:numPr>
         <w:pStyle w:val="Compact"/>
       </w:pPr>
@@ -4211,7 +4808,7 @@
       <w:pPr>
         <w:numPr>
           <w:ilvl w:val="0"/>
-          <w:numId w:val="1013"/>
+          <w:numId w:val="1015"/>
         </w:numPr>
         <w:pStyle w:val="Compact"/>
       </w:pPr>
@@ -4300,8 +4897,8 @@
         <w:t xml:space="preserve">) avec les lignes manquantes.</w:t>
       </w:r>
     </w:p>
-    <w:bookmarkEnd w:id="36"/>
-    <w:bookmarkStart w:id="37" w:name="X68f14b4dddc4623b7e9021b670f763818894bdd"/>
+    <w:bookmarkEnd w:id="37"/>
+    <w:bookmarkStart w:id="38" w:name="X68f14b4dddc4623b7e9021b670f763818894bdd"/>
     <w:p>
       <w:pPr>
         <w:pStyle w:val="Heading3"/>
@@ -4750,10 +5347,351 @@
           </w:p>
         </w:tc>
       </w:tr>
+      <w:tr>
+        <w:tc>
+          <w:tcPr/>
+          <w:p>
+            <w:pPr>
+              <w:pStyle w:val="Compact"/>
+              <w:jc w:val="left"/>
+            </w:pPr>
+            <w:r>
+              <w:t xml:space="preserve">40</w:t>
+            </w:r>
+          </w:p>
+        </w:tc>
+        <w:tc>
+          <w:tcPr/>
+          <w:p>
+            <w:pPr>
+              <w:pStyle w:val="Compact"/>
+              <w:jc w:val="left"/>
+            </w:pPr>
+            <w:r>
+              <w:t xml:space="preserve">EDB30464 (ICVR 1252)</w:t>
+            </w:r>
+          </w:p>
+        </w:tc>
+        <w:tc>
+          <w:tcPr/>
+          <w:p>
+            <w:pPr>
+              <w:pStyle w:val="Compact"/>
+              <w:jc w:val="left"/>
+            </w:pPr>
+            <w:r>
+              <w:rPr>
+                <w:rStyle w:val="VerbatimChar"/>
+              </w:rPr>
+              <w:t xml:space="preserve">MVANNENTIO et Decen/[ti]o cc(on)s(ulibu)s</w:t>
+            </w:r>
+          </w:p>
+        </w:tc>
+        <w:tc>
+          <w:tcPr/>
+          <w:p>
+            <w:pPr>
+              <w:pStyle w:val="Compact"/>
+              <w:jc w:val="left"/>
+            </w:pPr>
+            <w:r>
+              <w:t xml:space="preserve">353</w:t>
+            </w:r>
+          </w:p>
+        </w:tc>
+        <w:tc>
+          <w:tcPr/>
+          <w:p>
+            <w:pPr>
+              <w:pStyle w:val="Compact"/>
+              <w:jc w:val="left"/>
+            </w:pPr>
+            <w:r>
+              <w:t xml:space="preserve">352</w:t>
+            </w:r>
+          </w:p>
+        </w:tc>
+        <w:tc>
+          <w:tcPr/>
+          <w:p>
+            <w:pPr>
+              <w:pStyle w:val="Compact"/>
+              <w:jc w:val="left"/>
+            </w:pPr>
+            <w:r>
+              <w:t xml:space="preserve">La fiche EDB (consultée en détail) cite CLRE p. 636 : le lapicide aurait mal copié la formule de 352 (</w:t>
+            </w:r>
+            <w:r>
+              <w:rPr>
+                <w:iCs/>
+                <w:i/>
+              </w:rPr>
+              <w:t xml:space="preserve">Magno Decentio</w:t>
+            </w:r>
+            <w:r>
+              <w:t xml:space="preserve">) après avoir gravé</w:t>
+            </w:r>
+            <w:r>
+              <w:t xml:space="preserve"> </w:t>
+            </w:r>
+            <w:r>
+              <w:rPr>
+                <w:iCs/>
+                <w:i/>
+              </w:rPr>
+              <w:t xml:space="preserve">Magnentio</w:t>
+            </w:r>
+            <w:r>
+              <w:t xml:space="preserve"> </w:t>
+            </w:r>
+            <w:r>
+              <w:t xml:space="preserve">toute l’année précédente. La v2.0 lit Magnence III et Décence II (353).</w:t>
+            </w:r>
+            <w:r>
+              <w:t xml:space="preserve"> </w:t>
+            </w:r>
+            <w:r>
+              <w:rPr>
+                <w:bCs/>
+                <w:b/>
+              </w:rPr>
+              <w:t xml:space="preserve">Deux interprétations publiées, à arbitrer sur CLRE.</w:t>
+            </w:r>
+          </w:p>
+        </w:tc>
+      </w:tr>
+      <w:tr>
+        <w:tc>
+          <w:tcPr/>
+          <w:p>
+            <w:pPr>
+              <w:pStyle w:val="Compact"/>
+              <w:jc w:val="left"/>
+            </w:pPr>
+            <w:r>
+              <w:t xml:space="preserve">206</w:t>
+            </w:r>
+          </w:p>
+        </w:tc>
+        <w:tc>
+          <w:tcPr/>
+          <w:p>
+            <w:pPr>
+              <w:pStyle w:val="Compact"/>
+              <w:jc w:val="left"/>
+            </w:pPr>
+            <w:r>
+              <w:t xml:space="preserve">EDB880 (ICVR 11770)</w:t>
+            </w:r>
+          </w:p>
+        </w:tc>
+        <w:tc>
+          <w:tcPr/>
+          <w:p>
+            <w:pPr>
+              <w:pStyle w:val="Compact"/>
+              <w:jc w:val="left"/>
+            </w:pPr>
+            <w:r>
+              <w:rPr>
+                <w:rStyle w:val="VerbatimChar"/>
+              </w:rPr>
+              <w:t xml:space="preserve">Valentiniano III / et Valente Augg(ustis) / cons(ulibu)s</w:t>
+            </w:r>
+          </w:p>
+        </w:tc>
+        <w:tc>
+          <w:tcPr/>
+          <w:p>
+            <w:pPr>
+              <w:pStyle w:val="Compact"/>
+              <w:jc w:val="left"/>
+            </w:pPr>
+            <w:r>
+              <w:t xml:space="preserve">370</w:t>
+            </w:r>
+          </w:p>
+        </w:tc>
+        <w:tc>
+          <w:tcPr/>
+          <w:p>
+            <w:pPr>
+              <w:pStyle w:val="Compact"/>
+              <w:jc w:val="left"/>
+            </w:pPr>
+            <w:r>
+              <w:t xml:space="preserve">377</w:t>
+            </w:r>
+          </w:p>
+        </w:tc>
+        <w:tc>
+          <w:tcPr/>
+          <w:p>
+            <w:pPr>
+              <w:pStyle w:val="Compact"/>
+              <w:jc w:val="left"/>
+            </w:pPr>
+            <w:r>
+              <w:t xml:space="preserve">Valentinien I III et Valens III = 370 selon les fastes usuels. La date EDB de 377 est</w:t>
+            </w:r>
+            <w:r>
+              <w:t xml:space="preserve"> </w:t>
+            </w:r>
+            <w:r>
+              <w:rPr>
+                <w:bCs/>
+                <w:b/>
+              </w:rPr>
+              <w:t xml:space="preserve">probablement une erreur de saisie de l’EDB</w:t>
+            </w:r>
+            <w:r>
+              <w:t xml:space="preserve">. À vérifier sur l’ICVR IV 11770.</w:t>
+            </w:r>
+          </w:p>
+        </w:tc>
+      </w:tr>
+      <w:tr>
+        <w:tc>
+          <w:tcPr/>
+          <w:p>
+            <w:pPr>
+              <w:pStyle w:val="Compact"/>
+              <w:jc w:val="left"/>
+            </w:pPr>
+            <w:r>
+              <w:t xml:space="preserve">328</w:t>
+            </w:r>
+          </w:p>
+        </w:tc>
+        <w:tc>
+          <w:tcPr/>
+          <w:p>
+            <w:pPr>
+              <w:pStyle w:val="Compact"/>
+              <w:jc w:val="left"/>
+            </w:pPr>
+            <w:r>
+              <w:t xml:space="preserve">EDB17191 (ICVR 9578)</w:t>
+            </w:r>
+          </w:p>
+        </w:tc>
+        <w:tc>
+          <w:tcPr/>
+          <w:p>
+            <w:pPr>
+              <w:pStyle w:val="Compact"/>
+              <w:jc w:val="left"/>
+            </w:pPr>
+            <w:r>
+              <w:rPr>
+                <w:rStyle w:val="VerbatimChar"/>
+              </w:rPr>
+              <w:t xml:space="preserve">[--- Fl(avio) Syagrio et Eu]terio [conss(ulibus)]</w:t>
+            </w:r>
+          </w:p>
+        </w:tc>
+        <w:tc>
+          <w:tcPr/>
+          <w:p>
+            <w:pPr>
+              <w:pStyle w:val="Compact"/>
+              <w:jc w:val="left"/>
+            </w:pPr>
+            <w:r>
+              <w:t xml:space="preserve">381</w:t>
+            </w:r>
+          </w:p>
+        </w:tc>
+        <w:tc>
+          <w:tcPr/>
+          <w:p>
+            <w:pPr>
+              <w:pStyle w:val="Compact"/>
+              <w:jc w:val="left"/>
+            </w:pPr>
+            <w:r>
+              <w:t xml:space="preserve">390</w:t>
+            </w:r>
+          </w:p>
+        </w:tc>
+        <w:tc>
+          <w:tcPr/>
+          <w:p>
+            <w:pPr>
+              <w:pStyle w:val="Compact"/>
+              <w:jc w:val="left"/>
+            </w:pPr>
+            <w:r>
+              <w:t xml:space="preserve">Seul</w:t>
+            </w:r>
+            <w:r>
+              <w:t xml:space="preserve"> </w:t>
+            </w:r>
+            <w:r>
+              <w:rPr>
+                <w:iCs/>
+                <w:i/>
+              </w:rPr>
+              <w:t xml:space="preserve">…terio</w:t>
+            </w:r>
+            <w:r>
+              <w:t xml:space="preserve"> </w:t>
+            </w:r>
+            <w:r>
+              <w:t xml:space="preserve">est lu. La restitution</w:t>
+            </w:r>
+            <w:r>
+              <w:t xml:space="preserve"> </w:t>
+            </w:r>
+            <w:r>
+              <w:rPr>
+                <w:iCs/>
+                <w:i/>
+              </w:rPr>
+              <w:t xml:space="preserve">Syagrio et Eucherio</w:t>
+            </w:r>
+            <w:r>
+              <w:t xml:space="preserve"> </w:t>
+            </w:r>
+            <w:r>
+              <w:t xml:space="preserve">(381) est commune aux deux bases, mais la date EDB (390) suppose</w:t>
+            </w:r>
+            <w:r>
+              <w:t xml:space="preserve"> </w:t>
+            </w:r>
+            <w:r>
+              <w:rPr>
+                <w:iCs/>
+                <w:i/>
+              </w:rPr>
+              <w:t xml:space="preserve">[Valentiniano IIII et Neo]terio</w:t>
+            </w:r>
+            <w:r>
+              <w:t xml:space="preserve">.</w:t>
+            </w:r>
+            <w:r>
+              <w:t xml:space="preserve"> </w:t>
+            </w:r>
+            <w:r>
+              <w:rPr>
+                <w:bCs/>
+                <w:b/>
+              </w:rPr>
+              <w:t xml:space="preserve">La date dépend entièrement de la restitution : 381 ou 390.</w:t>
+            </w:r>
+            <w:r>
+              <w:t xml:space="preserve"> </w:t>
+            </w:r>
+            <w:r>
+              <w:t xml:space="preserve">Le n° 328 doit être classé « datation incertaine (381/390) ».</w:t>
+            </w:r>
+          </w:p>
+        </w:tc>
+      </w:tr>
     </w:tbl>
-    <w:bookmarkEnd w:id="37"/>
     <w:bookmarkEnd w:id="38"/>
-    <w:bookmarkStart w:id="39" w:name="Xddbcd2d14dc68ebdc8359d705aff97e67d494b8"/>
+    <w:bookmarkEnd w:id="39"/>
+    <w:bookmarkStart w:id="40" w:name="Xddbcd2d14dc68ebdc8359d705aff97e67d494b8"/>
     <w:p>
       <w:pPr>
         <w:pStyle w:val="Heading2"/>
@@ -4767,17 +5705,33 @@
         <w:pStyle w:val="FirstParagraph"/>
       </w:pPr>
       <w:r>
-        <w:t xml:space="preserve">Sur les 295 notices déjà appariées, l’EDB décrit pour</w:t>
-      </w:r>
-      <w:r>
-        <w:t xml:space="preserve"> </w:t>
-      </w:r>
-      <w:r>
-        <w:rPr>
-          <w:bCs/>
-          <w:b/>
-        </w:rPr>
-        <w:t xml:space="preserve">34 d’entre elles un chrisme ou une croix</w:t>
+        <w:t xml:space="preserve">Sur les</w:t>
+      </w:r>
+      <w:r>
+        <w:t xml:space="preserve"> </w:t>
+      </w:r>
+      <w:r>
+        <w:rPr>
+          <w:bCs/>
+          <w:b/>
+        </w:rPr>
+        <w:t xml:space="preserve">435 notices appariées</w:t>
+      </w:r>
+      <w:r>
+        <w:t xml:space="preserve"> </w:t>
+      </w:r>
+      <w:r>
+        <w:t xml:space="preserve">(lot 2), l’EDB décrit pour</w:t>
+      </w:r>
+      <w:r>
+        <w:t xml:space="preserve"> </w:t>
+      </w:r>
+      <w:r>
+        <w:rPr>
+          <w:bCs/>
+          <w:b/>
+        </w:rPr>
+        <w:t xml:space="preserve">45 d’entre elles un chrisme ou une croix</w:t>
       </w:r>
       <w:r>
         <w:t xml:space="preserve"> </w:t>
@@ -4835,72 +5789,43 @@
         <w:t xml:space="preserve">crux quadrata</w:t>
       </w:r>
       <w:r>
-        <w:t xml:space="preserve">, etc. (n° 4, 16, 22, 24, 34, 38, 46, 50, 60, 73, 94, 100, 109, 118, 128, 136, 139, 143, 146, 147, 183, 213, 247, 275, 276, 321, 344, 376, 400, 402, 430, 431, 434, 465). Le n° 339 porte un monogramme de nom (</w:t>
+        <w:t xml:space="preserve">,</w:t>
+      </w:r>
+      <w:r>
+        <w:t xml:space="preserve"> </w:t>
       </w:r>
       <w:r>
         <w:rPr>
           <w:iCs/>
           <w:i/>
         </w:rPr>
-        <w:t xml:space="preserve">Laurentia</w:t>
-      </w:r>
-      <w:r>
-        <w:t xml:space="preserve">) et n’est pas compté. L’EDCS</w:t>
-      </w:r>
-      <w:r>
-        <w:t xml:space="preserve"> </w:t>
-      </w:r>
-      <w:r>
-        <w:rPr>
-          <w:bCs/>
-          <w:b/>
-        </w:rPr>
-        <w:t xml:space="preserve">ne transmet aucun de ces signes</w:t>
-      </w:r>
-      <w:r>
-        <w:t xml:space="preserve">, sauf le n° 38, rendu par</w:t>
-      </w:r>
-      <w:r>
-        <w:t xml:space="preserve"> </w:t>
+        <w:t xml:space="preserve">crux gammata</w:t>
+      </w:r>
+      <w:r>
+        <w:t xml:space="preserve">, etc. Ce sont les n° 4, 16, 22, 24, 34, 38, 43, 46, 49, 50, 55, 60, 68, 73, 94, 99, 100, 109, 118, 128, 136, 139, 142, 143, 146, 147, 179, 183, 193, 209, 213, 247, 273, 275, 276, 321, 344, 357, 376, 400, 402, 430, 431, 434 et 465. Le n° 339 porte un monogramme de nom (</w:t>
       </w:r>
       <w:r>
         <w:rPr>
           <w:iCs/>
           <w:i/>
         </w:rPr>
-        <w:t xml:space="preserve">Chr(isti)</w:t>
-      </w:r>
-      <w:r>
-        <w:t xml:space="preserve">.</w:t>
-      </w:r>
-    </w:p>
-    <w:p>
-      <w:pPr>
-        <w:pStyle w:val="BodyText"/>
-      </w:pPr>
-      <w:r>
-        <w:t xml:space="preserve">Le résultat central de la v2.0 doit donc être reformulé : « désignations gravées de Dieu, du Christ… dans 14 textes funéraires sur 468 (3,0 %) ». Il reste exact pour le</w:t>
-      </w:r>
-      <w:r>
-        <w:t xml:space="preserve"> </w:t>
-      </w:r>
-      <w:r>
-        <w:rPr>
-          <w:bCs/>
-          <w:b/>
-        </w:rPr>
-        <w:t xml:space="preserve">vocabulaire</w:t>
-      </w:r>
-      <w:r>
-        <w:t xml:space="preserve">. En revanche, il ne mesure pas le marquage chrétien des monuments : au moins 34 textes sur 295 collationnés (11,5 %) portent un signe christique selon l’EDB. Le pourcentage final sera recalculé à la fin de la collation.</w:t>
-      </w:r>
-    </w:p>
-    <w:p>
-      <w:pPr>
-        <w:pStyle w:val="BodyText"/>
-      </w:pPr>
-      <w:r>
-        <w:t xml:space="preserve">L’EDB décrit aussi d’autres signes, non comptés ici comme christiques :</w:t>
+        <w:t xml:space="preserve">Laurentia</w:t>
+      </w:r>
+      <w:r>
+        <w:t xml:space="preserve">) et n’est pas compté. L’EDCS</w:t>
+      </w:r>
+      <w:r>
+        <w:t xml:space="preserve"> </w:t>
+      </w:r>
+      <w:r>
+        <w:rPr>
+          <w:bCs/>
+          <w:b/>
+        </w:rPr>
+        <w:t xml:space="preserve">ne transmet aucun de ces signes</w:t>
+      </w:r>
+      <w:r>
+        <w:t xml:space="preserve">, sauf le n° 38, rendu par</w:t>
       </w:r>
       <w:r>
         <w:t xml:space="preserve"> </w:t>
@@ -4910,13 +5835,55 @@
           <w:iCs/>
           <w:i/>
         </w:rPr>
-        <w:t xml:space="preserve">avis</w:t>
-      </w:r>
-      <w:r>
-        <w:t xml:space="preserve"> </w:t>
-      </w:r>
-      <w:r>
-        <w:t xml:space="preserve">(11),</w:t>
+        <w:t xml:space="preserve">Chr(isti)</w:t>
+      </w:r>
+      <w:r>
+        <w:t xml:space="preserve">.</w:t>
+      </w:r>
+    </w:p>
+    <w:p>
+      <w:pPr>
+        <w:pStyle w:val="BodyText"/>
+      </w:pPr>
+      <w:r>
+        <w:t xml:space="preserve">Le résultat central de la v2.0 doit donc être reformulé : « désignations gravées de Dieu, du Christ… dans 14 textes funéraires sur 468 (3,0 %) ». Il reste exact pour le</w:t>
+      </w:r>
+      <w:r>
+        <w:t xml:space="preserve"> </w:t>
+      </w:r>
+      <w:r>
+        <w:rPr>
+          <w:bCs/>
+          <w:b/>
+        </w:rPr>
+        <w:t xml:space="preserve">vocabulaire</w:t>
+      </w:r>
+      <w:r>
+        <w:t xml:space="preserve">. En revanche, il ne mesure pas le marquage chrétien des monuments :</w:t>
+      </w:r>
+      <w:r>
+        <w:t xml:space="preserve"> </w:t>
+      </w:r>
+      <w:r>
+        <w:rPr>
+          <w:bCs/>
+          <w:b/>
+        </w:rPr>
+        <w:t xml:space="preserve">45 notices sur 435 collationnées (10,3 %)</w:t>
+      </w:r>
+      <w:r>
+        <w:t xml:space="preserve"> </w:t>
+      </w:r>
+      <w:r>
+        <w:t xml:space="preserve">portent un chrisme ou une croix selon l’EDB. Ce chiffre est un minimum, car les textes de liste tronqués (« More ») peuvent omettre un signe placé en fin de texte. Il dépend aussi de la description de l’EDB, non vérifiée sur photographie.</w:t>
+      </w:r>
+    </w:p>
+    <w:p>
+      <w:pPr>
+        <w:pStyle w:val="BodyText"/>
+      </w:pPr>
+      <w:r>
+        <w:t xml:space="preserve">L’EDB décrit aussi d’autres signes, non comptés ici comme christiques :</w:t>
       </w:r>
       <w:r>
         <w:t xml:space="preserve"> </w:t>
@@ -4926,13 +5893,13 @@
           <w:iCs/>
           <w:i/>
         </w:rPr>
-        <w:t xml:space="preserve">palma</w:t>
-      </w:r>
-      <w:r>
-        <w:t xml:space="preserve"> </w:t>
-      </w:r>
-      <w:r>
-        <w:t xml:space="preserve">(4),</w:t>
+        <w:t xml:space="preserve">avis</w:t>
+      </w:r>
+      <w:r>
+        <w:t xml:space="preserve"> </w:t>
+      </w:r>
+      <w:r>
+        <w:t xml:space="preserve">(11),</w:t>
       </w:r>
       <w:r>
         <w:t xml:space="preserve"> </w:t>
@@ -4942,10 +5909,13 @@
           <w:iCs/>
           <w:i/>
         </w:rPr>
-        <w:t xml:space="preserve">folium</w:t>
-      </w:r>
-      <w:r>
-        <w:t xml:space="preserve">,</w:t>
+        <w:t xml:space="preserve">palma</w:t>
+      </w:r>
+      <w:r>
+        <w:t xml:space="preserve"> </w:t>
+      </w:r>
+      <w:r>
+        <w:t xml:space="preserve">(4),</w:t>
       </w:r>
       <w:r>
         <w:t xml:space="preserve"> </w:t>
@@ -4955,7 +5925,7 @@
           <w:iCs/>
           <w:i/>
         </w:rPr>
-        <w:t xml:space="preserve">uva</w:t>
+        <w:t xml:space="preserve">folium</w:t>
       </w:r>
       <w:r>
         <w:t xml:space="preserve">,</w:t>
@@ -4968,60 +5938,33 @@
           <w:iCs/>
           <w:i/>
         </w:rPr>
-        <w:t xml:space="preserve">orans</w:t>
-      </w:r>
-      <w:r>
-        <w:t xml:space="preserve">, etc.</w:t>
-      </w:r>
-    </w:p>
-    <w:bookmarkEnd w:id="39"/>
-    <w:bookmarkStart w:id="40" w:name="f.-notices-sans-numéro-icur-22"/>
-    <w:p>
-      <w:pPr>
-        <w:pStyle w:val="Heading2"/>
-      </w:pPr>
-      <w:r>
-        <w:t xml:space="preserve">F. Notices sans numéro ICUR (22)</w:t>
-      </w:r>
-    </w:p>
-    <w:p>
-      <w:pPr>
-        <w:pStyle w:val="FirstParagraph"/>
-      </w:pPr>
-      <w:r>
-        <w:t xml:space="preserve">Il s’agit des n° 83, 98, 106, 132, 195, 196, 241, 282, 304, 305, 307, 329, 351, 362, 368, 369, 385, 387, 396, 417, 429 et 448 (AE, CEACelio, Carletti 2008, CIL VI…). Leur recherche dans l’EDB passe par la bibliographie ou le texte. Elle n’a pas été faite dans ce lot, sauf pour 106, 282 et 329, résolus par leurs doublons ICUR.</w:t>
-      </w:r>
-    </w:p>
-    <w:bookmarkEnd w:id="40"/>
-    <w:bookmarkEnd w:id="41"/>
-    <w:bookmarkStart w:id="46" w:name="Xa68eddb713c15d4621a12d96ed3a134351cadfc"/>
-    <w:p>
-      <w:pPr>
-        <w:pStyle w:val="Heading1"/>
-      </w:pPr>
-      <w:r>
-        <w:t xml:space="preserve">5.4 Confrontation avec l’Epigraphic Database Bari (texte proposé pour la v3)</w:t>
-      </w:r>
-    </w:p>
-    <w:p>
-      <w:pPr>
-        <w:pStyle w:val="FirstParagraph"/>
-      </w:pPr>
+        <w:t xml:space="preserve">uva</w:t>
+      </w:r>
+      <w:r>
+        <w:t xml:space="preserve">,</w:t>
+      </w:r>
+      <w:r>
+        <w:t xml:space="preserve"> </w:t>
+      </w:r>
       <w:r>
         <w:rPr>
           <w:iCs/>
           <w:i/>
         </w:rPr>
-        <w:t xml:space="preserve">Section nouvelle, à insérer après le § 5.3 de la v2.0. Les chiffres sont ceux du lot 1 (295 notices appariées sur 478) et seront mis à jour à la fin de la collation.</w:t>
-      </w:r>
-    </w:p>
-    <w:bookmarkStart w:id="42" w:name="pourquoi-une-seconde-base"/>
+        <w:t xml:space="preserve">orans</w:t>
+      </w:r>
+      <w:r>
+        <w:t xml:space="preserve">, etc.</w:t>
+      </w:r>
+    </w:p>
+    <w:bookmarkEnd w:id="40"/>
+    <w:bookmarkStart w:id="41" w:name="f.-notices-sans-numéro-icur-22"/>
     <w:p>
       <w:pPr>
         <w:pStyle w:val="Heading2"/>
       </w:pPr>
       <w:r>
-        <w:t xml:space="preserve">5.4.1 Pourquoi une seconde base</w:t>
+        <w:t xml:space="preserve">F. Notices sans numéro ICUR (22)</w:t>
       </w:r>
     </w:p>
     <w:p>
@@ -5029,387 +5972,131 @@
         <w:pStyle w:val="FirstParagraph"/>
       </w:pPr>
       <w:r>
-        <w:t xml:space="preserve">Les sections précédentes comparaient deux états d’une</w:t>
-      </w:r>
-      <w:r>
-        <w:t xml:space="preserve"> </w:t>
-      </w:r>
-      <w:r>
-        <w:rPr>
-          <w:bCs/>
-          <w:b/>
-        </w:rPr>
-        <w:t xml:space="preserve">même</w:t>
-      </w:r>
-      <w:r>
-        <w:t xml:space="preserve"> </w:t>
-      </w:r>
-      <w:r>
-        <w:t xml:space="preserve">base, les exports EDCS de 2020 et de 2022. Cette comparaison révèle les pertes dues à l’export. Elle ne dit rien des choix faits par l’EDCS lorsqu’elle saisit l’édition imprimée. L’Epigraphic Database Bari (EDB), conduite à l’université de Bari depuis 1988, se consacre aux inscriptions chrétiennes de Rome. Elle se donne pour tâche de mettre à jour les ICVR, et ses fiches sont établies et révisées par des épigraphistes nommés sur chaque fiche. C’est donc un</w:t>
-      </w:r>
-      <w:r>
-        <w:t xml:space="preserve"> </w:t>
-      </w:r>
-      <w:r>
-        <w:rPr>
-          <w:bCs/>
-          <w:b/>
-        </w:rPr>
-        <w:t xml:space="preserve">témoin indépendant</w:t>
-      </w:r>
-      <w:r>
-        <w:t xml:space="preserve"> </w:t>
-      </w:r>
-      <w:r>
-        <w:t xml:space="preserve">de la transmission. Il reste toutefois secondaire : comme l’EDCS, l’EDB dépend de l’ICVR, et une concordance entre les deux bases ne remplace ni l’édition imprimée ni la pierre.</w:t>
-      </w:r>
-    </w:p>
+        <w:t xml:space="preserve">Il s’agit des n° 83, 98, 106, 132, 195, 196, 241, 282, 304, 305, 307, 329, 351, 362, 368, 369, 385, 387, 396, 417, 429 et 448 (AE, CEACelio, Carletti 2008, CIL VI…). Leur recherche dans l’EDB passe par la bibliographie ou le texte. Elle n’a pas été faite dans ce lot, sauf pour 106, 282 et 329, résolus par leurs doublons ICUR.</w:t>
+      </w:r>
+    </w:p>
+    <w:bookmarkEnd w:id="41"/>
     <w:bookmarkEnd w:id="42"/>
-    <w:bookmarkStart w:id="43" w:name="procédure"/>
-    <w:p>
-      <w:pPr>
-        <w:pStyle w:val="Heading2"/>
-      </w:pPr>
-      <w:r>
-        <w:t xml:space="preserve">5.4.2 Procédure</w:t>
+    <w:bookmarkStart w:id="47" w:name="Xa68eddb713c15d4621a12d96ed3a134351cadfc"/>
+    <w:p>
+      <w:pPr>
+        <w:pStyle w:val="Heading1"/>
+      </w:pPr>
+      <w:r>
+        <w:t xml:space="preserve">5.4 Confrontation avec l’Epigraphic Database Bari (texte proposé pour la v3)</w:t>
       </w:r>
     </w:p>
     <w:p>
       <w:pPr>
         <w:pStyle w:val="FirstParagraph"/>
       </w:pPr>
-      <w:r>
-        <w:t xml:space="preserve">Les fiches de l’EDB ont été lues le 14 octobre 2026 dans les listes publiques de la base, triées par numéro ICVR. Chaque notice du présent corpus pourvue d’une référence ICUR a été appariée à la fiche EDB de même numéro, en choisissant, en cas de sous-numéros, la plus proche par le texte. Un indice de similarité, calculé sur les textes normalisés, sert seulement à</w:t>
-      </w:r>
-      <w:r>
-        <w:t xml:space="preserve"> </w:t>
-      </w:r>
-      <w:r>
-        <w:rPr>
-          <w:bCs/>
-          <w:b/>
-        </w:rPr>
-        <w:t xml:space="preserve">trier</w:t>
-      </w:r>
-      <w:r>
-        <w:t xml:space="preserve"> </w:t>
-      </w:r>
-      <w:r>
-        <w:t xml:space="preserve">les cas. Chaque écart retenu dans les dossiers a été relu. Les pages lues, leurs dates de consultation et les échecs d’accès figurent au registre des consultations. Les données de l’EDB sont publiées sous licence CC BY-SA 4.0.</w:t>
-      </w:r>
-    </w:p>
-    <w:p>
-      <w:pPr>
-        <w:pStyle w:val="BodyText"/>
-      </w:pPr>
-      <w:r>
-        <w:t xml:space="preserve">À la date de cette version, 295 notices sur 478 ont été appariées. 184 concordent, aux conventions de notation près ; 88 présentent des écarts à examiner ; 23 divergent fortement, le plus souvent parce que l’un des deux textes est tronqué.</w:t>
-      </w:r>
-    </w:p>
-    <w:bookmarkEnd w:id="43"/>
-    <w:bookmarkStart w:id="44" w:name="quatre-types-décarts"/>
-    <w:p>
-      <w:pPr>
-        <w:pStyle w:val="Heading2"/>
-      </w:pPr>
-      <w:r>
-        <w:t xml:space="preserve">5.4.3 Quatre types d’écarts</w:t>
-      </w:r>
-    </w:p>
-    <w:p>
-      <w:pPr>
-        <w:numPr>
-          <w:ilvl w:val="0"/>
-          <w:numId w:val="1014"/>
-        </w:numPr>
-        <w:pStyle w:val="Compact"/>
-      </w:pPr>
-      <w:r>
-        <w:rPr>
-          <w:bCs/>
-          <w:b/>
-        </w:rPr>
-        <w:t xml:space="preserve">Lignes omises par l’EDCS.</w:t>
-      </w:r>
-      <w:r>
-        <w:t xml:space="preserve"> </w:t>
-      </w:r>
-      <w:r>
-        <w:t xml:space="preserve">Pour huit notices que la v2.0 tenait pour dépourvues de tout élément consulaire, l’EDB transmet la formule de date (n° 51, 84, 180, 214, 268, 388, 445, 447). L’épitaphe de Cucurbitinus et Abundantius (n° 214) se termine dans l’EDB par la date</w:t>
-      </w:r>
-      <w:r>
-        <w:t xml:space="preserve"> </w:t>
-      </w:r>
-      <w:r>
-        <w:rPr>
-          <w:rStyle w:val="VerbatimChar"/>
-        </w:rPr>
-        <w:t xml:space="preserve">dd(ominis) nn(ostris) Gratiano V et Teodosio aaugg(ustis)</w:t>
-      </w:r>
-      <w:r>
-        <w:t xml:space="preserve"> </w:t>
-      </w:r>
-      <w:r>
-        <w:t xml:space="preserve">(380) ; le texte de l’EDCS s’arrête trois lignes plus tôt. Dans le texte grec n° 447, l’EDB donne avant l’imprécation cinq lignes, dont la date</w:t>
-      </w:r>
-      <w:r>
-        <w:t xml:space="preserve"> </w:t>
-      </w:r>
-      <w:r>
-        <w:rPr>
-          <w:rStyle w:val="VerbatimChar"/>
-        </w:rPr>
-        <w:t xml:space="preserve">[ὑπατίᾳ Βινκεντί]ου καὶ Φραβίτου</w:t>
-      </w:r>
-      <w:r>
-        <w:t xml:space="preserve"> </w:t>
-      </w:r>
-      <w:r>
-        <w:t xml:space="preserve">(401), que l’EDCS ne transmet pas.</w:t>
-      </w:r>
-    </w:p>
-    <w:p>
-      <w:pPr>
-        <w:numPr>
-          <w:ilvl w:val="0"/>
-          <w:numId w:val="1014"/>
-        </w:numPr>
-        <w:pStyle w:val="Compact"/>
-      </w:pPr>
-      <w:r>
-        <w:rPr>
-          <w:bCs/>
-          <w:b/>
-        </w:rPr>
-        <w:t xml:space="preserve">Signes figurés.</w:t>
-      </w:r>
-      <w:r>
-        <w:t xml:space="preserve"> </w:t>
-      </w:r>
-      <w:r>
-        <w:t xml:space="preserve">L’EDB décrit chrismes, croix, oiseaux, palmes et orants. L’EDCS ne les mentionne pas. Sur les 295 notices appariées, 34 portent un chrisme ou une croix selon l’EDB. Dans un cas (n° 38), l’EDCS rend le chrisme par un mot développé,</w:t>
-      </w:r>
-      <w:r>
-        <w:t xml:space="preserve"> </w:t>
-      </w:r>
       <w:r>
         <w:rPr>
           <w:iCs/>
           <w:i/>
         </w:rPr>
-        <w:t xml:space="preserve">Chr(isti)</w:t>
-      </w:r>
-      <w:r>
-        <w:t xml:space="preserve">, ce qui produit un faux vocabulaire religieux.</w:t>
-      </w:r>
-    </w:p>
-    <w:p>
-      <w:pPr>
-        <w:numPr>
-          <w:ilvl w:val="0"/>
-          <w:numId w:val="1014"/>
-        </w:numPr>
-        <w:pStyle w:val="Compact"/>
-      </w:pPr>
-      <w:r>
-        <w:rPr>
-          <w:bCs/>
-          <w:b/>
-        </w:rPr>
-        <w:t xml:space="preserve">Restitutions différentes.</w:t>
-      </w:r>
-      <w:r>
-        <w:t xml:space="preserve"> </w:t>
-      </w:r>
-      <w:r>
-        <w:t xml:space="preserve">Dans le</w:t>
-      </w:r>
-      <w:r>
-        <w:t xml:space="preserve"> </w:t>
-      </w:r>
-      <w:r>
-        <w:rPr>
-          <w:iCs/>
-          <w:i/>
-        </w:rPr>
-        <w:t xml:space="preserve">carmen</w:t>
-      </w:r>
-      <w:r>
-        <w:t xml:space="preserve"> </w:t>
-      </w:r>
-      <w:r>
-        <w:t xml:space="preserve">d’Eleuteria (n° 73, 363), l’EDCS restitue</w:t>
-      </w:r>
-      <w:r>
-        <w:t xml:space="preserve"> </w:t>
-      </w:r>
-      <w:r>
-        <w:rPr>
-          <w:rStyle w:val="VerbatimChar"/>
-        </w:rPr>
-        <w:t xml:space="preserve">[at tuus in caelo] spiritus … [vivit cum] sanctis</w:t>
-      </w:r>
-      <w:r>
-        <w:t xml:space="preserve">, l’EDB</w:t>
-      </w:r>
-      <w:r>
-        <w:t xml:space="preserve"> </w:t>
-      </w:r>
-      <w:r>
-        <w:rPr>
-          <w:rStyle w:val="VerbatimChar"/>
-        </w:rPr>
-        <w:t xml:space="preserve">[corpore namque tu]us spiritus … [est sociatu]s sanctis</w:t>
-      </w:r>
-      <w:r>
-        <w:t xml:space="preserve">. Les deux restitutions sont conjecturales. Elles orientent différemment la lecture eschatologique : séjour céleste de l’esprit d’un côté, association aux saints de l’autre. Aucune ne peut fonder un argument.</w:t>
-      </w:r>
-    </w:p>
-    <w:p>
-      <w:pPr>
-        <w:numPr>
-          <w:ilvl w:val="0"/>
-          <w:numId w:val="1014"/>
-        </w:numPr>
-        <w:pStyle w:val="Compact"/>
-      </w:pPr>
-      <w:r>
-        <w:rPr>
-          <w:bCs/>
-          <w:b/>
-        </w:rPr>
-        <w:t xml:space="preserve">Datations divergentes.</w:t>
-      </w:r>
-      <w:r>
-        <w:t xml:space="preserve"> </w:t>
-      </w:r>
-      <w:r>
-        <w:t xml:space="preserve">Pour quatre notices (n° 141, 278, 311, 434), l’année de l’EDB diffère de l’année tirée du texte par la v2.0. Ces divergences ne peuvent être tranchées qu’avec l’ICVR et les fastes de référence.</w:t>
+        <w:t xml:space="preserve">Section nouvelle, à insérer après le § 5.3 de la v2.0. Les chiffres sont ceux du lot 2 (435 notices appariées sur 478) et seront mis à jour à la fin de la collation.</w:t>
+      </w:r>
+    </w:p>
+    <w:bookmarkStart w:id="43" w:name="pourquoi-une-seconde-base"/>
+    <w:p>
+      <w:pPr>
+        <w:pStyle w:val="Heading2"/>
+      </w:pPr>
+      <w:r>
+        <w:t xml:space="preserve">5.4.1 Pourquoi une seconde base</w:t>
+      </w:r>
+    </w:p>
+    <w:p>
+      <w:pPr>
+        <w:pStyle w:val="FirstParagraph"/>
+      </w:pPr>
+      <w:r>
+        <w:t xml:space="preserve">Les sections précédentes comparaient deux états d’une</w:t>
+      </w:r>
+      <w:r>
+        <w:t xml:space="preserve"> </w:t>
+      </w:r>
+      <w:r>
+        <w:rPr>
+          <w:bCs/>
+          <w:b/>
+        </w:rPr>
+        <w:t xml:space="preserve">même</w:t>
+      </w:r>
+      <w:r>
+        <w:t xml:space="preserve"> </w:t>
+      </w:r>
+      <w:r>
+        <w:t xml:space="preserve">base, les exports EDCS de 2020 et de 2022. Cette comparaison révèle les pertes dues à l’export. Elle ne dit rien des choix faits par l’EDCS lorsqu’elle saisit l’édition imprimée. L’Epigraphic Database Bari (EDB), conduite à l’université de Bari depuis 1988, se consacre aux inscriptions chrétiennes de Rome. Elle se donne pour tâche de mettre à jour les ICVR, et ses fiches sont établies et révisées par des épigraphistes nommés sur chaque fiche. C’est donc un</w:t>
+      </w:r>
+      <w:r>
+        <w:t xml:space="preserve"> </w:t>
+      </w:r>
+      <w:r>
+        <w:rPr>
+          <w:bCs/>
+          <w:b/>
+        </w:rPr>
+        <w:t xml:space="preserve">témoin indépendant</w:t>
+      </w:r>
+      <w:r>
+        <w:t xml:space="preserve"> </w:t>
+      </w:r>
+      <w:r>
+        <w:t xml:space="preserve">de la transmission. Il reste toutefois secondaire : comme l’EDCS, l’EDB dépend de l’ICVR, et une concordance entre les deux bases ne remplace ni l’édition imprimée ni la pierre.</w:t>
+      </w:r>
+    </w:p>
+    <w:bookmarkEnd w:id="43"/>
+    <w:bookmarkStart w:id="44" w:name="procédure"/>
+    <w:p>
+      <w:pPr>
+        <w:pStyle w:val="Heading2"/>
+      </w:pPr>
+      <w:r>
+        <w:t xml:space="preserve">5.4.2 Procédure</w:t>
+      </w:r>
+    </w:p>
+    <w:p>
+      <w:pPr>
+        <w:pStyle w:val="FirstParagraph"/>
+      </w:pPr>
+      <w:r>
+        <w:t xml:space="preserve">Les fiches de l’EDB ont été lues le 14 octobre 2026 dans les listes publiques de la base, triées par numéro ICVR. Chaque notice du présent corpus pourvue d’une référence ICUR a été appariée à la fiche EDB de même numéro, en choisissant, en cas de sous-numéros, la plus proche par le texte. Un indice de similarité, calculé sur les textes normalisés, sert seulement à</w:t>
+      </w:r>
+      <w:r>
+        <w:t xml:space="preserve"> </w:t>
+      </w:r>
+      <w:r>
+        <w:rPr>
+          <w:bCs/>
+          <w:b/>
+        </w:rPr>
+        <w:t xml:space="preserve">trier</w:t>
+      </w:r>
+      <w:r>
+        <w:t xml:space="preserve"> </w:t>
+      </w:r>
+      <w:r>
+        <w:t xml:space="preserve">les cas. Chaque écart retenu dans les dossiers a été relu. Les pages lues, leurs dates de consultation et les échecs d’accès figurent au registre des consultations. Les données de l’EDB sont publiées sous licence CC BY-SA 4.0.</w:t>
+      </w:r>
+    </w:p>
+    <w:p>
+      <w:pPr>
+        <w:pStyle w:val="BodyText"/>
+      </w:pPr>
+      <w:r>
+        <w:t xml:space="preserve">À la date de cette version, 435 notices sur 478 ont été appariées. 265 concordent, aux conventions de notation près ; 133 présentent des écarts à examiner ; 37 divergent fortement, le plus souvent parce que l’un des deux textes est tronqué.</w:t>
       </w:r>
     </w:p>
     <w:bookmarkEnd w:id="44"/>
-    <w:bookmarkStart w:id="45" w:name="conséquences"/>
+    <w:bookmarkStart w:id="45" w:name="quatre-types-décarts"/>
     <w:p>
       <w:pPr>
         <w:pStyle w:val="Heading2"/>
       </w:pPr>
       <w:r>
-        <w:t xml:space="preserve">5.4.4 Conséquences</w:t>
-      </w:r>
-    </w:p>
-    <w:p>
-      <w:pPr>
-        <w:numPr>
-          <w:ilvl w:val="0"/>
-          <w:numId w:val="1015"/>
-        </w:numPr>
-        <w:pStyle w:val="Compact"/>
-      </w:pPr>
-      <w:r>
-        <w:rPr>
-          <w:bCs/>
-          <w:b/>
-        </w:rPr>
-        <w:t xml:space="preserve">Le texte de travail.</w:t>
-      </w:r>
-      <w:r>
-        <w:t xml:space="preserve"> </w:t>
-      </w:r>
-      <w:r>
-        <w:t xml:space="preserve">Pour chaque notice, la v3 doit donner le texte EDCS, la leçon EDB lorsqu’elle diffère et la décision prise, avec sa justification.</w:t>
-      </w:r>
-    </w:p>
-    <w:p>
-      <w:pPr>
-        <w:numPr>
-          <w:ilvl w:val="0"/>
-          <w:numId w:val="1015"/>
-        </w:numPr>
-        <w:pStyle w:val="Compact"/>
-      </w:pPr>
-      <w:r>
-        <w:rPr>
-          <w:bCs/>
-          <w:b/>
-        </w:rPr>
-        <w:t xml:space="preserve">Les statistiques.</w:t>
-      </w:r>
-      <w:r>
-        <w:t xml:space="preserve"> </w:t>
-      </w:r>
-      <w:r>
-        <w:t xml:space="preserve">Les mesures du formulaire et du vocabulaire religieux calculées sur le texte EDCS sont des</w:t>
-      </w:r>
-      <w:r>
-        <w:t xml:space="preserve"> </w:t>
-      </w:r>
-      <w:r>
-        <w:rPr>
-          <w:bCs/>
-          <w:b/>
-        </w:rPr>
-        <w:t xml:space="preserve">bornes inférieures</w:t>
-      </w:r>
-      <w:r>
-        <w:t xml:space="preserve"> </w:t>
-      </w:r>
-      <w:r>
-        <w:t xml:space="preserve">de ce qui est gravé. La proportion de textes portant une désignation verbale de Dieu ou du Christ (14/468) reste valable pour le vocabulaire. Elle ne mesure pas le marquage chrétien des monuments, qui doit être compté à part (signe christique).</w:t>
-      </w:r>
-    </w:p>
-    <w:p>
-      <w:pPr>
-        <w:numPr>
-          <w:ilvl w:val="0"/>
-          <w:numId w:val="1015"/>
-        </w:numPr>
-        <w:pStyle w:val="Compact"/>
-      </w:pPr>
-      <w:r>
-        <w:rPr>
-          <w:bCs/>
-          <w:b/>
-        </w:rPr>
-        <w:t xml:space="preserve">La chronologie.</w:t>
-      </w:r>
-      <w:r>
-        <w:t xml:space="preserve"> </w:t>
-      </w:r>
-      <w:r>
-        <w:t xml:space="preserve">Huit datations « par la base » deviennent des datations consulaires transmises, : quatre lues (n° 84, 214, 268, 388), trois partiellement restituées (n° 51, 180, 447) et une lue dont l’itération est incertaine (n° 445 : 400, ou 405 si</w:t>
-      </w:r>
-      <w:r>
-        <w:t xml:space="preserve"> </w:t>
-      </w:r>
-      <w:r>
-        <w:rPr>
-          <w:iCs/>
-          <w:i/>
-        </w:rPr>
-        <w:t xml:space="preserve">iterum</w:t>
-      </w:r>
-      <w:r>
-        <w:t xml:space="preserve">). Les tableaux de distribution chronologique doivent distinguer ces cas.</w:t>
-      </w:r>
-    </w:p>
-    <w:bookmarkEnd w:id="45"/>
-    <w:bookmarkEnd w:id="46"/>
-    <w:bookmarkStart w:id="51" w:name="Xf05bdfd6d106e543f61bbeb5a08e8ca01067487"/>
-    <w:p>
-      <w:pPr>
-        <w:pStyle w:val="Heading1"/>
-      </w:pPr>
-      <w:r>
-        <w:t xml:space="preserve">État de la collation EDCS / EDB (au 14 octobre 2026, lot 1)</w:t>
-      </w:r>
-    </w:p>
-    <w:bookmarkStart w:id="47" w:name="méthode"/>
-    <w:p>
-      <w:pPr>
-        <w:pStyle w:val="Heading2"/>
-      </w:pPr>
-      <w:r>
-        <w:t xml:space="preserve">Méthode</w:t>
+        <w:t xml:space="preserve">5.4.3 Quatre types d’écarts</w:t>
       </w:r>
     </w:p>
     <w:p>
@@ -5425,48 +6112,43 @@
           <w:bCs/>
           <w:b/>
         </w:rPr>
-        <w:t xml:space="preserve">Source B, EDB.</w:t>
-      </w:r>
-      <w:r>
-        <w:t xml:space="preserve"> </w:t>
-      </w:r>
-      <w:r>
-        <w:t xml:space="preserve">Les listes publiques de l’EDB (</w:t>
+        <w:t xml:space="preserve">Lignes omises par l’EDCS.</w:t>
+      </w:r>
+      <w:r>
+        <w:t xml:space="preserve"> </w:t>
+      </w:r>
+      <w:r>
+        <w:t xml:space="preserve">Pour huit notices que la v2.0 tenait pour dépourvues de tout élément consulaire, l’EDB transmet la formule de date (n° 51, 84, 180, 214, 268, 388, 445, 447). L’épitaphe de Cucurbitinus et Abundantius (n° 214) se termine dans l’EDB par la date</w:t>
+      </w:r>
+      <w:r>
+        <w:t xml:space="preserve"> </w:t>
       </w:r>
       <w:r>
         <w:rPr>
           <w:rStyle w:val="VerbatimChar"/>
         </w:rPr>
-        <w:t xml:space="preserve">https://www.edb.uniba.it/search/quick/do?page=N</w:t>
-      </w:r>
-      <w:r>
-        <w:t xml:space="preserve">), triées par numéro ICVR, comptent 42 333 fiches sur 2 117 pages de 20 fiches. Chaque ligne donne l’ID EDB, le numéro ICVR, la bibliographie complémentaire, le rattachement topographique (</w:t>
-      </w:r>
-      <w:r>
-        <w:rPr>
-          <w:iCs/>
-          <w:i/>
-        </w:rPr>
-        <w:t xml:space="preserve">Pertinence</w:t>
-      </w:r>
-      <w:r>
-        <w:t xml:space="preserve">), le lieu de conservation, la date retenue par l’EDB et le texte. Le texte est parfois tronqué ; une mention «</w:t>
-      </w:r>
-      <w:r>
-        <w:t xml:space="preserve"> </w:t>
-      </w:r>
-      <w:r>
-        <w:rPr>
-          <w:bCs/>
-          <w:b/>
-        </w:rPr>
-        <w:t xml:space="preserve">More</w:t>
-      </w:r>
-      <w:r>
-        <w:t xml:space="preserve"> </w:t>
-      </w:r>
-      <w:r>
-        <w:t xml:space="preserve">» le signale.</w:t>
+        <w:t xml:space="preserve">dd(ominis) nn(ostris) Gratiano V et Teodosio aaugg(ustis)</w:t>
+      </w:r>
+      <w:r>
+        <w:t xml:space="preserve"> </w:t>
+      </w:r>
+      <w:r>
+        <w:t xml:space="preserve">(380) ; le texte de l’EDCS s’arrête trois lignes plus tôt. Dans le texte grec n° 447, l’EDB donne avant l’imprécation cinq lignes, dont la date</w:t>
+      </w:r>
+      <w:r>
+        <w:t xml:space="preserve"> </w:t>
+      </w:r>
+      <w:r>
+        <w:rPr>
+          <w:rStyle w:val="VerbatimChar"/>
+        </w:rPr>
+        <w:t xml:space="preserve">[ὑπατίᾳ Βινκεντί]ου καὶ Φραβίτου</w:t>
+      </w:r>
+      <w:r>
+        <w:t xml:space="preserve"> </w:t>
+      </w:r>
+      <w:r>
+        <w:t xml:space="preserve">(401), que l’EDCS ne transmet pas.</w:t>
       </w:r>
     </w:p>
     <w:p>
@@ -5482,37 +6164,26 @@
           <w:bCs/>
           <w:b/>
         </w:rPr>
-        <w:t xml:space="preserve">Accès.</w:t>
-      </w:r>
-      <w:r>
-        <w:t xml:space="preserve"> </w:t>
-      </w:r>
-      <w:r>
-        <w:t xml:space="preserve">Le conteneur de travail n’atteignait pas l’EDB directement. Les pages ont été lues par un relais de lecture web (Parallel Search,</w:t>
-      </w:r>
-      <w:r>
-        <w:t xml:space="preserve"> </w:t>
-      </w:r>
-      <w:r>
-        <w:rPr>
-          <w:rStyle w:val="VerbatimChar"/>
-        </w:rPr>
-        <w:t xml:space="preserve">web_fetch</w:t>
-      </w:r>
-      <w:r>
-        <w:t xml:space="preserve">) dont la réponse brute est archivée dans</w:t>
-      </w:r>
-      <w:r>
-        <w:t xml:space="preserve"> </w:t>
-      </w:r>
-      <w:r>
-        <w:rPr>
-          <w:rStyle w:val="VerbatimChar"/>
-        </w:rPr>
-        <w:t xml:space="preserve">edb/brut/*.json</w:t>
-      </w:r>
-      <w:r>
-        <w:t xml:space="preserve">. Le relais indique pour certaines pages une « date de publication » : c’est une estimation du relais, non une date de l’EDB.</w:t>
+        <w:t xml:space="preserve">Signes figurés.</w:t>
+      </w:r>
+      <w:r>
+        <w:t xml:space="preserve"> </w:t>
+      </w:r>
+      <w:r>
+        <w:t xml:space="preserve">L’EDB décrit chrismes, croix, oiseaux, palmes et orants. L’EDCS ne les mentionne pas. Sur les 435 notices appariées, 45 (10,3 %) portent un chrisme ou une croix selon l’EDB. Dans un cas (n° 38), l’EDCS rend le chrisme par un mot développé,</w:t>
+      </w:r>
+      <w:r>
+        <w:t xml:space="preserve"> </w:t>
+      </w:r>
+      <w:r>
+        <w:rPr>
+          <w:iCs/>
+          <w:i/>
+        </w:rPr>
+        <w:t xml:space="preserve">Chr(isti)</w:t>
+      </w:r>
+      <w:r>
+        <w:t xml:space="preserve">, ce qui produit un faux vocabulaire religieux.</w:t>
       </w:r>
     </w:p>
     <w:p>
@@ -5528,13 +6199,29 @@
           <w:bCs/>
           <w:b/>
         </w:rPr>
-        <w:t xml:space="preserve">Appariement.</w:t>
-      </w:r>
-      <w:r>
-        <w:t xml:space="preserve"> </w:t>
-      </w:r>
-      <w:r>
-        <w:t xml:space="preserve">Les numéros ICUR de chaque notice viennent de la base v2.0 (champs « ICUR / refs catalogue » et « publications EDCS »). Quand plusieurs fiches EDB partagent un même numéro (sous-numéros a, b…), on retient la plus proche du texte EDCS. Le score est un</w:t>
+        <w:t xml:space="preserve">Restitutions différentes.</w:t>
+      </w:r>
+      <w:r>
+        <w:t xml:space="preserve"> </w:t>
+      </w:r>
+      <w:r>
+        <w:t xml:space="preserve">Dans le</w:t>
+      </w:r>
+      <w:r>
+        <w:t xml:space="preserve"> </w:t>
+      </w:r>
+      <w:r>
+        <w:rPr>
+          <w:iCs/>
+          <w:i/>
+        </w:rPr>
+        <w:t xml:space="preserve">carmen</w:t>
+      </w:r>
+      <w:r>
+        <w:t xml:space="preserve"> </w:t>
+      </w:r>
+      <w:r>
+        <w:t xml:space="preserve">d’Eleuteria (n° 73, 363), l’EDCS restitue</w:t>
       </w:r>
       <w:r>
         <w:t xml:space="preserve"> </w:t>
@@ -5543,13 +6230,22 @@
         <w:rPr>
           <w:rStyle w:val="VerbatimChar"/>
         </w:rPr>
-        <w:t xml:space="preserve">SequenceMatcher</w:t>
-      </w:r>
-      <w:r>
-        <w:t xml:space="preserve"> </w:t>
-      </w:r>
-      <w:r>
-        <w:t xml:space="preserve">calculé sur les textes normalisés : sigles et développements retirés, u/v et i/j unifiés.</w:t>
+        <w:t xml:space="preserve">[at tuus in caelo] spiritus … [vivit cum] sanctis</w:t>
+      </w:r>
+      <w:r>
+        <w:t xml:space="preserve">, l’EDB</w:t>
+      </w:r>
+      <w:r>
+        <w:t xml:space="preserve"> </w:t>
+      </w:r>
+      <w:r>
+        <w:rPr>
+          <w:rStyle w:val="VerbatimChar"/>
+        </w:rPr>
+        <w:t xml:space="preserve">[corpore namque tu]us spiritus … [est sociatu]s sanctis</w:t>
+      </w:r>
+      <w:r>
+        <w:t xml:space="preserve">. Les deux restitutions sont conjecturales. Elles orientent différemment la lecture eschatologique : séjour céleste de l’esprit d’un côté, association aux saints de l’autre. Aucune ne peut fonder un argument.</w:t>
       </w:r>
     </w:p>
     <w:p>
@@ -5565,84 +6261,419 @@
           <w:bCs/>
           <w:b/>
         </w:rPr>
-        <w:t xml:space="preserve">Classement automatique.</w:t>
+        <w:t xml:space="preserve">Datations divergentes.</w:t>
+      </w:r>
+      <w:r>
+        <w:t xml:space="preserve"> </w:t>
+      </w:r>
+      <w:r>
+        <w:t xml:space="preserve">Pour sept notices (n° 40, 141, 206, 278, 311, 328, 434), l’année de l’EDB diffère de l’année retenue par la v2.0. Certains écarts semblent être des erreurs de saisie de l’EDB (n° 206, 278). D’autres reflètent une véritable alternative de restitution, comme au n° 328, où le seul</w:t>
+      </w:r>
+      <w:r>
+        <w:t xml:space="preserve"> </w:t>
+      </w:r>
+      <w:r>
+        <w:rPr>
+          <w:iCs/>
+          <w:i/>
+        </w:rPr>
+        <w:t xml:space="preserve">…terio</w:t>
+      </w:r>
+      <w:r>
+        <w:t xml:space="preserve"> </w:t>
+      </w:r>
+      <w:r>
+        <w:t xml:space="preserve">lu peut appartenir à</w:t>
+      </w:r>
+      <w:r>
+        <w:t xml:space="preserve"> </w:t>
+      </w:r>
+      <w:r>
+        <w:rPr>
+          <w:iCs/>
+          <w:i/>
+        </w:rPr>
+        <w:t xml:space="preserve">Eucherio</w:t>
+      </w:r>
+      <w:r>
+        <w:t xml:space="preserve"> </w:t>
+      </w:r>
+      <w:r>
+        <w:t xml:space="preserve">(381) ou à</w:t>
+      </w:r>
+      <w:r>
+        <w:t xml:space="preserve"> </w:t>
+      </w:r>
+      <w:r>
+        <w:rPr>
+          <w:iCs/>
+          <w:i/>
+        </w:rPr>
+        <w:t xml:space="preserve">Neoterio</w:t>
+      </w:r>
+      <w:r>
+        <w:t xml:space="preserve"> </w:t>
+      </w:r>
+      <w:r>
+        <w:t xml:space="preserve">(390). Ces divergences ne peuvent être tranchées qu’avec l’ICVR et les fastes de référence.</w:t>
+      </w:r>
+    </w:p>
+    <w:bookmarkEnd w:id="45"/>
+    <w:bookmarkStart w:id="46" w:name="conséquences"/>
+    <w:p>
+      <w:pPr>
+        <w:pStyle w:val="Heading2"/>
+      </w:pPr>
+      <w:r>
+        <w:t xml:space="preserve">5.4.4 Conséquences</w:t>
       </w:r>
     </w:p>
     <w:p>
       <w:pPr>
         <w:numPr>
-          <w:ilvl w:val="1"/>
+          <w:ilvl w:val="0"/>
           <w:numId w:val="1017"/>
         </w:numPr>
         <w:pStyle w:val="Compact"/>
       </w:pPr>
       <w:r>
         <w:rPr>
-          <w:iCs/>
-          <w:i/>
-        </w:rPr>
-        <w:t xml:space="preserve">concordant</w:t>
-      </w:r>
-      <w:r>
-        <w:t xml:space="preserve"> </w:t>
-      </w:r>
-      <w:r>
-        <w:t xml:space="preserve">: score ≥ 0,92, écarts de notation seulement.</w:t>
+          <w:bCs/>
+          <w:b/>
+        </w:rPr>
+        <w:t xml:space="preserve">Le texte de travail.</w:t>
+      </w:r>
+      <w:r>
+        <w:t xml:space="preserve"> </w:t>
+      </w:r>
+      <w:r>
+        <w:t xml:space="preserve">Pour chaque notice, la v3 doit donner le texte EDCS, la leçon EDB lorsqu’elle diffère et la décision prise, avec sa justification.</w:t>
       </w:r>
     </w:p>
     <w:p>
       <w:pPr>
         <w:numPr>
-          <w:ilvl w:val="1"/>
+          <w:ilvl w:val="0"/>
           <w:numId w:val="1017"/>
         </w:numPr>
         <w:pStyle w:val="Compact"/>
       </w:pPr>
       <w:r>
         <w:rPr>
-          <w:iCs/>
-          <w:i/>
-        </w:rPr>
-        <w:t xml:space="preserve">écarts à examiner</w:t>
-      </w:r>
-      <w:r>
-        <w:t xml:space="preserve"> </w:t>
-      </w:r>
-      <w:r>
-        <w:t xml:space="preserve">: 0,75 ≤ score &lt; 0,92.</w:t>
+          <w:bCs/>
+          <w:b/>
+        </w:rPr>
+        <w:t xml:space="preserve">Les statistiques.</w:t>
+      </w:r>
+      <w:r>
+        <w:t xml:space="preserve"> </w:t>
+      </w:r>
+      <w:r>
+        <w:t xml:space="preserve">Les mesures du formulaire et du vocabulaire religieux calculées sur le texte EDCS sont des</w:t>
+      </w:r>
+      <w:r>
+        <w:t xml:space="preserve"> </w:t>
+      </w:r>
+      <w:r>
+        <w:rPr>
+          <w:bCs/>
+          <w:b/>
+        </w:rPr>
+        <w:t xml:space="preserve">bornes inférieures</w:t>
+      </w:r>
+      <w:r>
+        <w:t xml:space="preserve"> </w:t>
+      </w:r>
+      <w:r>
+        <w:t xml:space="preserve">de ce qui est gravé. La proportion de textes portant une désignation verbale de Dieu ou du Christ (14/468) reste valable pour le vocabulaire. Elle ne mesure pas le marquage chrétien des monuments, qui doit être compté à part (signe christique).</w:t>
       </w:r>
     </w:p>
     <w:p>
       <w:pPr>
         <w:numPr>
-          <w:ilvl w:val="1"/>
+          <w:ilvl w:val="0"/>
           <w:numId w:val="1017"/>
         </w:numPr>
         <w:pStyle w:val="Compact"/>
       </w:pPr>
       <w:r>
         <w:rPr>
+          <w:bCs/>
+          <w:b/>
+        </w:rPr>
+        <w:t xml:space="preserve">La chronologie.</w:t>
+      </w:r>
+      <w:r>
+        <w:t xml:space="preserve"> </w:t>
+      </w:r>
+      <w:r>
+        <w:t xml:space="preserve">Huit datations « par la base » deviennent des datations consulaires transmises, : quatre lues (n° 84, 214, 268, 388), trois partiellement restituées (n° 51, 180, 447) et une lue dont l’itération est incertaine (n° 445 : 400, ou 405 si</w:t>
+      </w:r>
+      <w:r>
+        <w:t xml:space="preserve"> </w:t>
+      </w:r>
+      <w:r>
+        <w:rPr>
           <w:iCs/>
           <w:i/>
         </w:rPr>
-        <w:t xml:space="preserve">divergence forte ou appariement douteux</w:t>
-      </w:r>
-      <w:r>
-        <w:t xml:space="preserve"> </w:t>
-      </w:r>
-      <w:r>
-        <w:t xml:space="preserve">: score &lt; 0,75. C’est souvent l’effet d’une troncature, d’un côté ou de l’autre.</w:t>
+        <w:t xml:space="preserve">iterum</w:t>
+      </w:r>
+      <w:r>
+        <w:t xml:space="preserve">). Les tableaux de distribution chronologique doivent distinguer ces cas.</w:t>
+      </w:r>
+    </w:p>
+    <w:bookmarkEnd w:id="46"/>
+    <w:bookmarkEnd w:id="47"/>
+    <w:bookmarkStart w:id="52" w:name="Xf0bcecbb11b2383e59493386ddb0bea164d860a"/>
+    <w:p>
+      <w:pPr>
+        <w:pStyle w:val="Heading1"/>
+      </w:pPr>
+      <w:r>
+        <w:t xml:space="preserve">État de la collation EDCS / EDB (au 14 octobre 2026, lot 2)</w:t>
+      </w:r>
+    </w:p>
+    <w:bookmarkStart w:id="48" w:name="méthode"/>
+    <w:p>
+      <w:pPr>
+        <w:pStyle w:val="Heading2"/>
+      </w:pPr>
+      <w:r>
+        <w:t xml:space="preserve">Méthode</w:t>
+      </w:r>
+    </w:p>
+    <w:p>
+      <w:pPr>
+        <w:numPr>
+          <w:ilvl w:val="0"/>
+          <w:numId w:val="1018"/>
+        </w:numPr>
+        <w:pStyle w:val="Compact"/>
+      </w:pPr>
+      <w:r>
+        <w:rPr>
+          <w:bCs/>
+          <w:b/>
+        </w:rPr>
+        <w:t xml:space="preserve">Source B, EDB.</w:t>
+      </w:r>
+      <w:r>
+        <w:t xml:space="preserve"> </w:t>
+      </w:r>
+      <w:r>
+        <w:t xml:space="preserve">Les listes publiques de l’EDB (</w:t>
+      </w:r>
+      <w:r>
+        <w:rPr>
+          <w:rStyle w:val="VerbatimChar"/>
+        </w:rPr>
+        <w:t xml:space="preserve">https://www.edb.uniba.it/search/quick/do?page=N</w:t>
+      </w:r>
+      <w:r>
+        <w:t xml:space="preserve">), triées par numéro ICVR, comptent 42 333 fiches sur 2 117 pages de 20 fiches. Chaque ligne donne l’ID EDB, le numéro ICVR, la bibliographie complémentaire, le rattachement topographique (</w:t>
+      </w:r>
+      <w:r>
+        <w:rPr>
+          <w:iCs/>
+          <w:i/>
+        </w:rPr>
+        <w:t xml:space="preserve">Pertinence</w:t>
+      </w:r>
+      <w:r>
+        <w:t xml:space="preserve">), le lieu de conservation, la date retenue par l’EDB et le texte. Le texte est parfois tronqué ; une mention «</w:t>
+      </w:r>
+      <w:r>
+        <w:t xml:space="preserve"> </w:t>
+      </w:r>
+      <w:r>
+        <w:rPr>
+          <w:bCs/>
+          <w:b/>
+        </w:rPr>
+        <w:t xml:space="preserve">More</w:t>
+      </w:r>
+      <w:r>
+        <w:t xml:space="preserve"> </w:t>
+      </w:r>
+      <w:r>
+        <w:t xml:space="preserve">» le signale.</w:t>
+      </w:r>
+    </w:p>
+    <w:p>
+      <w:pPr>
+        <w:numPr>
+          <w:ilvl w:val="0"/>
+          <w:numId w:val="1018"/>
+        </w:numPr>
+        <w:pStyle w:val="Compact"/>
+      </w:pPr>
+      <w:r>
+        <w:rPr>
+          <w:bCs/>
+          <w:b/>
+        </w:rPr>
+        <w:t xml:space="preserve">Accès.</w:t>
+      </w:r>
+      <w:r>
+        <w:t xml:space="preserve"> </w:t>
+      </w:r>
+      <w:r>
+        <w:t xml:space="preserve">Le conteneur de travail n’atteignait pas l’EDB directement. Les pages ont été lues par un relais de lecture web (Parallel Search,</w:t>
+      </w:r>
+      <w:r>
+        <w:t xml:space="preserve"> </w:t>
+      </w:r>
+      <w:r>
+        <w:rPr>
+          <w:rStyle w:val="VerbatimChar"/>
+        </w:rPr>
+        <w:t xml:space="preserve">web_fetch</w:t>
+      </w:r>
+      <w:r>
+        <w:t xml:space="preserve">) dont la réponse brute est archivée dans</w:t>
+      </w:r>
+      <w:r>
+        <w:t xml:space="preserve"> </w:t>
+      </w:r>
+      <w:r>
+        <w:rPr>
+          <w:rStyle w:val="VerbatimChar"/>
+        </w:rPr>
+        <w:t xml:space="preserve">edb/brut/*.json</w:t>
+      </w:r>
+      <w:r>
+        <w:t xml:space="preserve">. Le relais indique pour certaines pages une « date de publication » : c’est une estimation du relais, non une date de l’EDB.</w:t>
+      </w:r>
+    </w:p>
+    <w:p>
+      <w:pPr>
+        <w:numPr>
+          <w:ilvl w:val="0"/>
+          <w:numId w:val="1018"/>
+        </w:numPr>
+        <w:pStyle w:val="Compact"/>
+      </w:pPr>
+      <w:r>
+        <w:rPr>
+          <w:bCs/>
+          <w:b/>
+        </w:rPr>
+        <w:t xml:space="preserve">Appariement.</w:t>
+      </w:r>
+      <w:r>
+        <w:t xml:space="preserve"> </w:t>
+      </w:r>
+      <w:r>
+        <w:t xml:space="preserve">Les numéros ICUR de chaque notice viennent de la base v2.0 (champs « ICUR / refs catalogue » et « publications EDCS »). Quand plusieurs fiches EDB partagent un même numéro (sous-numéros a, b…), on retient la plus proche du texte EDCS. Le score est un</w:t>
+      </w:r>
+      <w:r>
+        <w:t xml:space="preserve"> </w:t>
+      </w:r>
+      <w:r>
+        <w:rPr>
+          <w:rStyle w:val="VerbatimChar"/>
+        </w:rPr>
+        <w:t xml:space="preserve">SequenceMatcher</w:t>
+      </w:r>
+      <w:r>
+        <w:t xml:space="preserve"> </w:t>
+      </w:r>
+      <w:r>
+        <w:t xml:space="preserve">calculé sur les textes normalisés : sigles et développements retirés, u/v et i/j unifiés.</w:t>
+      </w:r>
+    </w:p>
+    <w:p>
+      <w:pPr>
+        <w:numPr>
+          <w:ilvl w:val="0"/>
+          <w:numId w:val="1018"/>
+        </w:numPr>
+        <w:pStyle w:val="Compact"/>
+      </w:pPr>
+      <w:r>
+        <w:rPr>
+          <w:bCs/>
+          <w:b/>
+        </w:rPr>
+        <w:t xml:space="preserve">Classement automatique.</w:t>
       </w:r>
     </w:p>
     <w:p>
       <w:pPr>
         <w:numPr>
           <w:ilvl w:val="1"/>
-          <w:numId w:val="1017"/>
+          <w:numId w:val="1019"/>
         </w:numPr>
         <w:pStyle w:val="Compact"/>
       </w:pPr>
       <w:r>
+        <w:rPr>
+          <w:iCs/>
+          <w:i/>
+        </w:rPr>
+        <w:t xml:space="preserve">concordant</w:t>
+      </w:r>
+      <w:r>
+        <w:t xml:space="preserve"> </w:t>
+      </w:r>
+      <w:r>
+        <w:t xml:space="preserve">: score ≥ 0,92, écarts de notation seulement.</w:t>
+      </w:r>
+    </w:p>
+    <w:p>
+      <w:pPr>
+        <w:numPr>
+          <w:ilvl w:val="1"/>
+          <w:numId w:val="1019"/>
+        </w:numPr>
+        <w:pStyle w:val="Compact"/>
+      </w:pPr>
+      <w:r>
+        <w:rPr>
+          <w:iCs/>
+          <w:i/>
+        </w:rPr>
+        <w:t xml:space="preserve">écarts à examiner</w:t>
+      </w:r>
+      <w:r>
+        <w:t xml:space="preserve"> </w:t>
+      </w:r>
+      <w:r>
+        <w:t xml:space="preserve">: 0,75 ≤ score &lt; 0,92.</w:t>
+      </w:r>
+    </w:p>
+    <w:p>
+      <w:pPr>
+        <w:numPr>
+          <w:ilvl w:val="1"/>
+          <w:numId w:val="1019"/>
+        </w:numPr>
+        <w:pStyle w:val="Compact"/>
+      </w:pPr>
+      <w:r>
+        <w:rPr>
+          <w:iCs/>
+          <w:i/>
+        </w:rPr>
+        <w:t xml:space="preserve">divergence forte ou appariement douteux</w:t>
+      </w:r>
+      <w:r>
+        <w:t xml:space="preserve"> </w:t>
+      </w:r>
+      <w:r>
+        <w:t xml:space="preserve">: score &lt; 0,75. C’est souvent l’effet d’une troncature, d’un côté ou de l’autre.</w:t>
+      </w:r>
+    </w:p>
+    <w:p>
+      <w:pPr>
+        <w:numPr>
+          <w:ilvl w:val="1"/>
+          <w:numId w:val="1019"/>
+        </w:numPr>
+        <w:pStyle w:val="Compact"/>
+      </w:pPr>
+      <w:r>
         <w:t xml:space="preserve">Ces seuils servent au</w:t>
       </w:r>
       <w:r>
@@ -5659,8 +6690,8 @@
         <w:t xml:space="preserve">. Ils ne valent pas jugement philologique : chaque cas « à examiner » ou « divergence » doit être relu.</w:t>
       </w:r>
     </w:p>
-    <w:bookmarkEnd w:id="47"/>
-    <w:bookmarkStart w:id="48" w:name="résultats-chiffrés-478-notices"/>
+    <w:bookmarkEnd w:id="48"/>
+    <w:bookmarkStart w:id="49" w:name="résultats-chiffrés-478-notices"/>
     <w:p>
       <w:pPr>
         <w:pStyle w:val="Heading2"/>
@@ -5672,7 +6703,7 @@
     <w:tbl>
       <w:tblPr>
         <w:tblStyle w:val="Table"/>
-        <w:tblW w:type="auto" w:w="0"/>
+        <w:tblW w:type="pct" w:w="5000"/>
         <w:tblLook w:firstRow="1" w:lastRow="0" w:firstColumn="0" w:lastColumn="0" w:noHBand="0" w:noVBand="0" w:val="0020"/>
         <w:jc w:val="start"/>
       </w:tblPr>
@@ -5730,7 +6761,7 @@
               <w:jc w:val="left"/>
             </w:pPr>
             <w:r>
-              <w:t xml:space="preserve">184</w:t>
+              <w:t xml:space="preserve">265</w:t>
             </w:r>
           </w:p>
         </w:tc>
@@ -5756,7 +6787,7 @@
               <w:jc w:val="left"/>
             </w:pPr>
             <w:r>
-              <w:t xml:space="preserve">88</w:t>
+              <w:t xml:space="preserve">133</w:t>
             </w:r>
           </w:p>
         </w:tc>
@@ -5782,7 +6813,7 @@
               <w:jc w:val="left"/>
             </w:pPr>
             <w:r>
-              <w:t xml:space="preserve">23</w:t>
+              <w:t xml:space="preserve">37</w:t>
             </w:r>
           </w:p>
         </w:tc>
@@ -5816,7 +6847,7 @@
                 <w:bCs/>
                 <w:b/>
               </w:rPr>
-              <w:t xml:space="preserve">295</w:t>
+              <w:t xml:space="preserve">435</w:t>
             </w:r>
           </w:p>
         </w:tc>
@@ -5830,19 +6861,19 @@
               <w:jc w:val="left"/>
             </w:pPr>
             <w:r>
-              <w:t xml:space="preserve">page EDB non encore consultée</w:t>
-            </w:r>
-          </w:p>
-        </w:tc>
-        <w:tc>
-          <w:tcPr/>
-          <w:p>
-            <w:pPr>
-              <w:pStyle w:val="Compact"/>
-              <w:jc w:val="left"/>
-            </w:pPr>
-            <w:r>
-              <w:t xml:space="preserve">161</w:t>
+              <w:t xml:space="preserve">page EDB non encore consultée (dont les 16 numéros absents ci-dessous)</w:t>
+            </w:r>
+          </w:p>
+        </w:tc>
+        <w:tc>
+          <w:tcPr/>
+          <w:p>
+            <w:pPr>
+              <w:pStyle w:val="Compact"/>
+              <w:jc w:val="left"/>
+            </w:pPr>
+            <w:r>
+              <w:t xml:space="preserve">21</w:t>
             </w:r>
           </w:p>
         </w:tc>
@@ -5892,385 +6923,14 @@
         <w:t xml:space="preserve">À rechercher par texte ou par bibliographie.</w:t>
       </w:r>
     </w:p>
-    <w:bookmarkEnd w:id="48"/>
-    <w:bookmarkStart w:id="49" w:name="apports-de-ledb-aux-notices-appariées"/>
+    <w:bookmarkEnd w:id="49"/>
+    <w:bookmarkStart w:id="50" w:name="apports-de-ledb-aux-notices-appariées"/>
     <w:p>
       <w:pPr>
         <w:pStyle w:val="Heading2"/>
       </w:pPr>
       <w:r>
         <w:t xml:space="preserve">Apports de l’EDB aux notices appariées</w:t>
-      </w:r>
-    </w:p>
-    <w:p>
-      <w:pPr>
-        <w:numPr>
-          <w:ilvl w:val="0"/>
-          <w:numId w:val="1018"/>
-        </w:numPr>
-        <w:pStyle w:val="Compact"/>
-      </w:pPr>
-      <w:r>
-        <w:rPr>
-          <w:bCs/>
-          <w:b/>
-        </w:rPr>
-        <w:t xml:space="preserve">Rattachement topographique</w:t>
-      </w:r>
-      <w:r>
-        <w:t xml:space="preserve"> </w:t>
-      </w:r>
-      <w:r>
-        <w:t xml:space="preserve">(absent de 478/478 notices v2.0, anomalie A052). Exemples :</w:t>
-      </w:r>
-      <w:r>
-        <w:t xml:space="preserve"> </w:t>
-      </w:r>
-      <w:r>
-        <w:rPr>
-          <w:iCs/>
-          <w:i/>
-        </w:rPr>
-        <w:t xml:space="preserve">Coem. Commodillae</w:t>
-      </w:r>
-      <w:r>
-        <w:t xml:space="preserve"> </w:t>
-      </w:r>
-      <w:r>
-        <w:t xml:space="preserve">(41),</w:t>
-      </w:r>
-      <w:r>
-        <w:t xml:space="preserve"> </w:t>
-      </w:r>
-      <w:r>
-        <w:rPr>
-          <w:iCs/>
-          <w:i/>
-        </w:rPr>
-        <w:t xml:space="preserve">Basilica ss. Nerei et Achillei in coem. Domitillae</w:t>
-      </w:r>
-      <w:r>
-        <w:t xml:space="preserve"> </w:t>
-      </w:r>
-      <w:r>
-        <w:t xml:space="preserve">(27),</w:t>
-      </w:r>
-      <w:r>
-        <w:t xml:space="preserve"> </w:t>
-      </w:r>
-      <w:r>
-        <w:rPr>
-          <w:iCs/>
-          <w:i/>
-        </w:rPr>
-        <w:t xml:space="preserve">Coem. Domitillae</w:t>
-      </w:r>
-      <w:r>
-        <w:t xml:space="preserve"> </w:t>
-      </w:r>
-      <w:r>
-        <w:t xml:space="preserve">(15),</w:t>
-      </w:r>
-      <w:r>
-        <w:t xml:space="preserve"> </w:t>
-      </w:r>
-      <w:r>
-        <w:rPr>
-          <w:iCs/>
-          <w:i/>
-        </w:rPr>
-        <w:t xml:space="preserve">Coem. Pontiani</w:t>
-      </w:r>
-      <w:r>
-        <w:t xml:space="preserve"> </w:t>
-      </w:r>
-      <w:r>
-        <w:t xml:space="preserve">(8), basilique Saint-Pierre et aire</w:t>
-      </w:r>
-      <w:r>
-        <w:t xml:space="preserve"> </w:t>
-      </w:r>
-      <w:r>
-        <w:rPr>
-          <w:iCs/>
-          <w:i/>
-        </w:rPr>
-        <w:t xml:space="preserve">sub divo</w:t>
-      </w:r>
-      <w:r>
-        <w:t xml:space="preserve"> </w:t>
-      </w:r>
-      <w:r>
-        <w:t xml:space="preserve">(8)… ;</w:t>
-      </w:r>
-      <w:r>
-        <w:t xml:space="preserve"> </w:t>
-      </w:r>
-      <w:r>
-        <w:rPr>
-          <w:iCs/>
-          <w:i/>
-        </w:rPr>
-        <w:t xml:space="preserve">Incertae originis</w:t>
-      </w:r>
-      <w:r>
-        <w:t xml:space="preserve"> </w:t>
-      </w:r>
-      <w:r>
-        <w:t xml:space="preserve">: 159.</w:t>
-      </w:r>
-    </w:p>
-    <w:p>
-      <w:pPr>
-        <w:numPr>
-          <w:ilvl w:val="0"/>
-          <w:numId w:val="1018"/>
-        </w:numPr>
-        <w:pStyle w:val="Compact"/>
-      </w:pPr>
-      <w:r>
-        <w:rPr>
-          <w:bCs/>
-          <w:b/>
-        </w:rPr>
-        <w:t xml:space="preserve">Lieu de conservation</w:t>
-      </w:r>
-      <w:r>
-        <w:t xml:space="preserve">, pour une partie des fiches : Musei Vaticani, Lapidario Cristiano (41) et Galleria Lapidaria (25) ; « Basilica ss. Nerei et Achillei in coem. Domitillae » (24) ; Musei Capitolini (10) ; « Museo Archeologico Nazionale » (10 ; libellé EDB reproduit tel quel) ; Collegio Teutonico (6) ; Ostia Antica, Lapidario (n° 336)…</w:t>
-      </w:r>
-    </w:p>
-    <w:p>
-      <w:pPr>
-        <w:numPr>
-          <w:ilvl w:val="0"/>
-          <w:numId w:val="1018"/>
-        </w:numPr>
-        <w:pStyle w:val="Compact"/>
-      </w:pPr>
-      <w:r>
-        <w:rPr>
-          <w:bCs/>
-          <w:b/>
-        </w:rPr>
-        <w:t xml:space="preserve">Signes figurés</w:t>
-      </w:r>
-      <w:r>
-        <w:t xml:space="preserve"> </w:t>
-      </w:r>
-      <w:r>
-        <w:t xml:space="preserve">(chrisme, croix, oiseaux, palmes…), absents de l’EDCS (voir les dossiers, § E).</w:t>
-      </w:r>
-    </w:p>
-    <w:p>
-      <w:pPr>
-        <w:numPr>
-          <w:ilvl w:val="0"/>
-          <w:numId w:val="1018"/>
-        </w:numPr>
-        <w:pStyle w:val="Compact"/>
-      </w:pPr>
-      <w:r>
-        <w:rPr>
-          <w:bCs/>
-          <w:b/>
-        </w:rPr>
-        <w:t xml:space="preserve">Lignes et parties absentes du texte EDCS de la v2.0</w:t>
-      </w:r>
-      <w:r>
-        <w:t xml:space="preserve">, dont des formules consulaires (dossiers, § D).</w:t>
-      </w:r>
-    </w:p>
-    <w:p>
-      <w:pPr>
-        <w:numPr>
-          <w:ilvl w:val="0"/>
-          <w:numId w:val="1018"/>
-        </w:numPr>
-        <w:pStyle w:val="Compact"/>
-      </w:pPr>
-      <w:r>
-        <w:rPr>
-          <w:bCs/>
-          <w:b/>
-        </w:rPr>
-        <w:t xml:space="preserve">Restitutions différentes</w:t>
-      </w:r>
-      <w:r>
-        <w:t xml:space="preserve"> </w:t>
-      </w:r>
-      <w:r>
-        <w:t xml:space="preserve">de celles de l’EDCS. Exemple : le n° 73,</w:t>
-      </w:r>
-      <w:r>
-        <w:t xml:space="preserve"> </w:t>
-      </w:r>
-      <w:r>
-        <w:rPr>
-          <w:iCs/>
-          <w:i/>
-        </w:rPr>
-        <w:t xml:space="preserve">carmen</w:t>
-      </w:r>
-      <w:r>
-        <w:t xml:space="preserve"> </w:t>
-      </w:r>
-      <w:r>
-        <w:t xml:space="preserve">d’Eleuteria (363), où l’EDB restitue</w:t>
-      </w:r>
-      <w:r>
-        <w:t xml:space="preserve"> </w:t>
-      </w:r>
-      <w:r>
-        <w:rPr>
-          <w:rStyle w:val="VerbatimChar"/>
-        </w:rPr>
-        <w:t xml:space="preserve">[corpore namque tu]us spiritus … [est sociatu]s sanctis</w:t>
-      </w:r>
-      <w:r>
-        <w:t xml:space="preserve"> </w:t>
-      </w:r>
-      <w:r>
-        <w:t xml:space="preserve">là où l’EDCS donne</w:t>
-      </w:r>
-      <w:r>
-        <w:t xml:space="preserve"> </w:t>
-      </w:r>
-      <w:r>
-        <w:rPr>
-          <w:rStyle w:val="VerbatimChar"/>
-        </w:rPr>
-        <w:t xml:space="preserve">[at tuus in caelo] spiritus … [vivit cum] sanctis</w:t>
-      </w:r>
-      <w:r>
-        <w:t xml:space="preserve">. Ces deux restitutions sont</w:t>
-      </w:r>
-      <w:r>
-        <w:t xml:space="preserve"> </w:t>
-      </w:r>
-      <w:r>
-        <w:rPr>
-          <w:bCs/>
-          <w:b/>
-        </w:rPr>
-        <w:t xml:space="preserve">conjecturales</w:t>
-      </w:r>
-      <w:r>
-        <w:t xml:space="preserve"> </w:t>
-      </w:r>
-      <w:r>
-        <w:t xml:space="preserve">et produisent des lectures eschatologiques différentes : aucune ne doit être traduite comme acquise.</w:t>
-      </w:r>
-    </w:p>
-    <w:bookmarkEnd w:id="49"/>
-    <w:bookmarkStart w:id="50" w:name="pour-terminer-la-collation"/>
-    <w:p>
-      <w:pPr>
-        <w:pStyle w:val="Heading2"/>
-      </w:pPr>
-      <w:r>
-        <w:t xml:space="preserve">Pour terminer la collation</w:t>
-      </w:r>
-    </w:p>
-    <w:p>
-      <w:pPr>
-        <w:numPr>
-          <w:ilvl w:val="0"/>
-          <w:numId w:val="1019"/>
-        </w:numPr>
-        <w:pStyle w:val="Compact"/>
-      </w:pPr>
-      <w:r>
-        <w:rPr>
-          <w:bCs/>
-          <w:b/>
-        </w:rPr>
-        <w:t xml:space="preserve">Voie la plus sûre.</w:t>
-      </w:r>
-      <w:r>
-        <w:t xml:space="preserve"> </w:t>
-      </w:r>
-      <w:r>
-        <w:t xml:space="preserve">Télécharger hors de cet environnement le dépôt EpiDoc complet de l’EDB (Zenodo, DOI 10.5281/zenodo.3575485, CC BY 4.0, 73,8 Mo), puis apparier les 478 notices en local avec les scripts de</w:t>
-      </w:r>
-      <w:r>
-        <w:t xml:space="preserve"> </w:t>
-      </w:r>
-      <w:r>
-        <w:rPr>
-          <w:rStyle w:val="VerbatimChar"/>
-        </w:rPr>
-        <w:t xml:space="preserve">05_scripts/</w:t>
-      </w:r>
-      <w:r>
-        <w:t xml:space="preserve">, adaptés à l’EpiDoc.</w:t>
-      </w:r>
-    </w:p>
-    <w:p>
-      <w:pPr>
-        <w:numPr>
-          <w:ilvl w:val="0"/>
-          <w:numId w:val="1019"/>
-        </w:numPr>
-        <w:pStyle w:val="Compact"/>
-      </w:pPr>
-      <w:r>
-        <w:rPr>
-          <w:bCs/>
-          <w:b/>
-        </w:rPr>
-        <w:t xml:space="preserve">Sinon.</w:t>
-      </w:r>
-      <w:r>
-        <w:t xml:space="preserve"> </w:t>
-      </w:r>
-      <w:r>
-        <w:t xml:space="preserve">Poursuivre la lecture paginée (environ 50 pages restantes, plus les fiches détaillées pour les textes tronqués « More »).</w:t>
-      </w:r>
-    </w:p>
-    <w:p>
-      <w:pPr>
-        <w:numPr>
-          <w:ilvl w:val="0"/>
-          <w:numId w:val="1019"/>
-        </w:numPr>
-        <w:pStyle w:val="Compact"/>
-      </w:pPr>
-      <w:r>
-        <w:rPr>
-          <w:bCs/>
-          <w:b/>
-        </w:rPr>
-        <w:t xml:space="preserve">Dans tous les cas.</w:t>
-      </w:r>
-      <w:r>
-        <w:t xml:space="preserve"> </w:t>
-      </w:r>
-      <w:r>
-        <w:t xml:space="preserve">Les écarts substantiels doivent être tranchés sur l’</w:t>
-      </w:r>
-      <w:r>
-        <w:rPr>
-          <w:bCs/>
-          <w:b/>
-        </w:rPr>
-        <w:t xml:space="preserve">ICVR imprimée</w:t>
-      </w:r>
-      <w:r>
-        <w:t xml:space="preserve"> </w:t>
-      </w:r>
-      <w:r>
-        <w:t xml:space="preserve">(photographies et commentaires) : c’est la seule édition critique de référence pour ces textes.</w:t>
-      </w:r>
-    </w:p>
-    <w:bookmarkEnd w:id="50"/>
-    <w:bookmarkEnd w:id="51"/>
-    <w:bookmarkStart w:id="55" w:name="Xa221a151d235e45b63b99089c4fe73c6915f310"/>
-    <w:p>
-      <w:pPr>
-        <w:pStyle w:val="Heading1"/>
-      </w:pPr>
-      <w:r>
-        <w:t xml:space="preserve">Audit du document « État critique de la recherche sur les épitaphes chrétiennes de Rome (340-403) et confrontation au corpus de 478 inscriptions »</w:t>
       </w:r>
     </w:p>
     <w:p>
@@ -6286,25 +6946,109 @@
           <w:bCs/>
           <w:b/>
         </w:rPr>
-        <w:t xml:space="preserve">Source</w:t>
-      </w:r>
-      <w:r>
-        <w:t xml:space="preserve"> </w:t>
-      </w:r>
-      <w:r>
-        <w:t xml:space="preserve">: Google Doc</w:t>
-      </w:r>
-      <w:r>
-        <w:t xml:space="preserve"> </w:t>
-      </w:r>
-      <w:r>
-        <w:rPr>
-          <w:rStyle w:val="VerbatimChar"/>
-        </w:rPr>
-        <w:t xml:space="preserve">1EK6eph6evZrC_lOwfYa3DuYj4_uwsWURaGsFirfglUA</w:t>
-      </w:r>
-      <w:r>
-        <w:t xml:space="preserve">, créé le 12 oct. 2026, lu intégralement le 14 oct. 2026.</w:t>
+        <w:t xml:space="preserve">Rattachement topographique</w:t>
+      </w:r>
+      <w:r>
+        <w:t xml:space="preserve"> </w:t>
+      </w:r>
+      <w:r>
+        <w:t xml:space="preserve">(absent de 478/478 notices v2.0, anomalie A052). Exemples :</w:t>
+      </w:r>
+      <w:r>
+        <w:t xml:space="preserve"> </w:t>
+      </w:r>
+      <w:r>
+        <w:rPr>
+          <w:iCs/>
+          <w:i/>
+        </w:rPr>
+        <w:t xml:space="preserve">Coem. Commodillae</w:t>
+      </w:r>
+      <w:r>
+        <w:t xml:space="preserve"> </w:t>
+      </w:r>
+      <w:r>
+        <w:t xml:space="preserve">(41),</w:t>
+      </w:r>
+      <w:r>
+        <w:t xml:space="preserve"> </w:t>
+      </w:r>
+      <w:r>
+        <w:rPr>
+          <w:iCs/>
+          <w:i/>
+        </w:rPr>
+        <w:t xml:space="preserve">Basilica ss. Nerei et Achillei in coem. Domitillae</w:t>
+      </w:r>
+      <w:r>
+        <w:t xml:space="preserve"> </w:t>
+      </w:r>
+      <w:r>
+        <w:t xml:space="preserve">(27),</w:t>
+      </w:r>
+      <w:r>
+        <w:t xml:space="preserve"> </w:t>
+      </w:r>
+      <w:r>
+        <w:rPr>
+          <w:iCs/>
+          <w:i/>
+        </w:rPr>
+        <w:t xml:space="preserve">Coem. Domitillae</w:t>
+      </w:r>
+      <w:r>
+        <w:t xml:space="preserve"> </w:t>
+      </w:r>
+      <w:r>
+        <w:t xml:space="preserve">(15),</w:t>
+      </w:r>
+      <w:r>
+        <w:t xml:space="preserve"> </w:t>
+      </w:r>
+      <w:r>
+        <w:rPr>
+          <w:iCs/>
+          <w:i/>
+        </w:rPr>
+        <w:t xml:space="preserve">Coem. Pontiani</w:t>
+      </w:r>
+      <w:r>
+        <w:t xml:space="preserve"> </w:t>
+      </w:r>
+      <w:r>
+        <w:t xml:space="preserve">(8), basilique Saint-Pierre et aire</w:t>
+      </w:r>
+      <w:r>
+        <w:t xml:space="preserve"> </w:t>
+      </w:r>
+      <w:r>
+        <w:rPr>
+          <w:iCs/>
+          <w:i/>
+        </w:rPr>
+        <w:t xml:space="preserve">sub divo</w:t>
+      </w:r>
+      <w:r>
+        <w:t xml:space="preserve"> </w:t>
+      </w:r>
+      <w:r>
+        <w:t xml:space="preserve">(8)… ;</w:t>
+      </w:r>
+      <w:r>
+        <w:t xml:space="preserve"> </w:t>
+      </w:r>
+      <w:r>
+        <w:rPr>
+          <w:iCs/>
+          <w:i/>
+        </w:rPr>
+        <w:t xml:space="preserve">Incertae originis</w:t>
+      </w:r>
+      <w:r>
+        <w:t xml:space="preserve"> </w:t>
+      </w:r>
+      <w:r>
+        <w:t xml:space="preserve">: 159.</w:t>
       </w:r>
     </w:p>
     <w:p>
@@ -6320,22 +7064,73 @@
           <w:bCs/>
           <w:b/>
         </w:rPr>
-        <w:t xml:space="preserve">Méthode</w:t>
-      </w:r>
-      <w:r>
-        <w:t xml:space="preserve"> </w:t>
-      </w:r>
-      <w:r>
-        <w:t xml:space="preserve">: chaque chiffre et chaque citation du document ont été confrontés à la base PRISME v2.0 (</w:t>
-      </w:r>
-      <w:r>
-        <w:rPr>
-          <w:rStyle w:val="VerbatimChar"/>
-        </w:rPr>
-        <w:t xml:space="preserve">01_donnees/base_v2_csv/</w:t>
-      </w:r>
-      <w:r>
-        <w:t xml:space="preserve">, feuilles</w:t>
+        <w:t xml:space="preserve">Lieu de conservation</w:t>
+      </w:r>
+      <w:r>
+        <w:t xml:space="preserve">, pour une partie des fiches : Musei Vaticani, Lapidario Cristiano (41) et Galleria Lapidaria (25) ; « Basilica ss. Nerei et Achillei in coem. Domitillae » (24) ; Musei Capitolini (10) ; « Museo Archeologico Nazionale » (10 ; libellé EDB reproduit tel quel) ; Collegio Teutonico (6) ; Ostia Antica, Lapidario (n° 336)…</w:t>
+      </w:r>
+    </w:p>
+    <w:p>
+      <w:pPr>
+        <w:numPr>
+          <w:ilvl w:val="0"/>
+          <w:numId w:val="1020"/>
+        </w:numPr>
+        <w:pStyle w:val="Compact"/>
+      </w:pPr>
+      <w:r>
+        <w:rPr>
+          <w:bCs/>
+          <w:b/>
+        </w:rPr>
+        <w:t xml:space="preserve">Signes figurés</w:t>
+      </w:r>
+      <w:r>
+        <w:t xml:space="preserve"> </w:t>
+      </w:r>
+      <w:r>
+        <w:t xml:space="preserve">(chrisme, croix, oiseaux, palmes…), absents de l’EDCS (voir les dossiers, § E).</w:t>
+      </w:r>
+    </w:p>
+    <w:p>
+      <w:pPr>
+        <w:numPr>
+          <w:ilvl w:val="0"/>
+          <w:numId w:val="1020"/>
+        </w:numPr>
+        <w:pStyle w:val="Compact"/>
+      </w:pPr>
+      <w:r>
+        <w:rPr>
+          <w:bCs/>
+          <w:b/>
+        </w:rPr>
+        <w:t xml:space="preserve">Lignes et parties absentes du texte EDCS de la v2.0</w:t>
+      </w:r>
+      <w:r>
+        <w:t xml:space="preserve">, dont des formules consulaires (dossiers, § D).</w:t>
+      </w:r>
+    </w:p>
+    <w:p>
+      <w:pPr>
+        <w:numPr>
+          <w:ilvl w:val="0"/>
+          <w:numId w:val="1020"/>
+        </w:numPr>
+        <w:pStyle w:val="Compact"/>
+      </w:pPr>
+      <w:r>
+        <w:rPr>
+          <w:bCs/>
+          <w:b/>
+        </w:rPr>
+        <w:t xml:space="preserve">Restitutions différentes</w:t>
+      </w:r>
+      <w:r>
+        <w:t xml:space="preserve"> </w:t>
+      </w:r>
+      <w:r>
+        <w:t xml:space="preserve">de celles de l’EDCS. Exemple : le n° 73,</w:t>
       </w:r>
       <w:r>
         <w:t xml:space="preserve"> </w:t>
@@ -6345,13 +7140,224 @@
           <w:iCs/>
           <w:i/>
         </w:rPr>
-        <w:t xml:space="preserve">Notices</w:t>
-      </w:r>
-      <w:r>
-        <w:t xml:space="preserve"> </w:t>
-      </w:r>
-      <w:r>
-        <w:t xml:space="preserve">et</w:t>
+        <w:t xml:space="preserve">carmen</w:t>
+      </w:r>
+      <w:r>
+        <w:t xml:space="preserve"> </w:t>
+      </w:r>
+      <w:r>
+        <w:t xml:space="preserve">d’Eleuteria (363), où l’EDB restitue</w:t>
+      </w:r>
+      <w:r>
+        <w:t xml:space="preserve"> </w:t>
+      </w:r>
+      <w:r>
+        <w:rPr>
+          <w:rStyle w:val="VerbatimChar"/>
+        </w:rPr>
+        <w:t xml:space="preserve">[corpore namque tu]us spiritus … [est sociatu]s sanctis</w:t>
+      </w:r>
+      <w:r>
+        <w:t xml:space="preserve"> </w:t>
+      </w:r>
+      <w:r>
+        <w:t xml:space="preserve">là où l’EDCS donne</w:t>
+      </w:r>
+      <w:r>
+        <w:t xml:space="preserve"> </w:t>
+      </w:r>
+      <w:r>
+        <w:rPr>
+          <w:rStyle w:val="VerbatimChar"/>
+        </w:rPr>
+        <w:t xml:space="preserve">[at tuus in caelo] spiritus … [vivit cum] sanctis</w:t>
+      </w:r>
+      <w:r>
+        <w:t xml:space="preserve">. Ces deux restitutions sont</w:t>
+      </w:r>
+      <w:r>
+        <w:t xml:space="preserve"> </w:t>
+      </w:r>
+      <w:r>
+        <w:rPr>
+          <w:bCs/>
+          <w:b/>
+        </w:rPr>
+        <w:t xml:space="preserve">conjecturales</w:t>
+      </w:r>
+      <w:r>
+        <w:t xml:space="preserve"> </w:t>
+      </w:r>
+      <w:r>
+        <w:t xml:space="preserve">et produisent des lectures eschatologiques différentes : aucune ne doit être traduite comme acquise.</w:t>
+      </w:r>
+    </w:p>
+    <w:bookmarkEnd w:id="50"/>
+    <w:bookmarkStart w:id="51" w:name="pour-terminer-la-collation"/>
+    <w:p>
+      <w:pPr>
+        <w:pStyle w:val="Heading2"/>
+      </w:pPr>
+      <w:r>
+        <w:t xml:space="preserve">Pour terminer la collation</w:t>
+      </w:r>
+    </w:p>
+    <w:p>
+      <w:pPr>
+        <w:numPr>
+          <w:ilvl w:val="0"/>
+          <w:numId w:val="1021"/>
+        </w:numPr>
+        <w:pStyle w:val="Compact"/>
+      </w:pPr>
+      <w:r>
+        <w:rPr>
+          <w:bCs/>
+          <w:b/>
+        </w:rPr>
+        <w:t xml:space="preserve">Voie la plus sûre.</w:t>
+      </w:r>
+      <w:r>
+        <w:t xml:space="preserve"> </w:t>
+      </w:r>
+      <w:r>
+        <w:t xml:space="preserve">Télécharger hors de cet environnement le dépôt EpiDoc complet de l’EDB (Zenodo, DOI 10.5281/zenodo.3575485, CC BY 4.0, 73,8 Mo), puis apparier les 478 notices en local avec les scripts de</w:t>
+      </w:r>
+      <w:r>
+        <w:t xml:space="preserve"> </w:t>
+      </w:r>
+      <w:r>
+        <w:rPr>
+          <w:rStyle w:val="VerbatimChar"/>
+        </w:rPr>
+        <w:t xml:space="preserve">05_scripts/</w:t>
+      </w:r>
+      <w:r>
+        <w:t xml:space="preserve">, adaptés à l’EpiDoc.</w:t>
+      </w:r>
+    </w:p>
+    <w:p>
+      <w:pPr>
+        <w:numPr>
+          <w:ilvl w:val="0"/>
+          <w:numId w:val="1021"/>
+        </w:numPr>
+        <w:pStyle w:val="Compact"/>
+      </w:pPr>
+      <w:r>
+        <w:rPr>
+          <w:bCs/>
+          <w:b/>
+        </w:rPr>
+        <w:t xml:space="preserve">Sinon.</w:t>
+      </w:r>
+      <w:r>
+        <w:t xml:space="preserve"> </w:t>
+      </w:r>
+      <w:r>
+        <w:t xml:space="preserve">Poursuivre la lecture paginée (une dizaine de pages restantes pour les volumes V–X, plus les fiches détaillées pour les textes tronqués « More »).</w:t>
+      </w:r>
+    </w:p>
+    <w:p>
+      <w:pPr>
+        <w:numPr>
+          <w:ilvl w:val="0"/>
+          <w:numId w:val="1021"/>
+        </w:numPr>
+        <w:pStyle w:val="Compact"/>
+      </w:pPr>
+      <w:r>
+        <w:rPr>
+          <w:bCs/>
+          <w:b/>
+        </w:rPr>
+        <w:t xml:space="preserve">Dans tous les cas.</w:t>
+      </w:r>
+      <w:r>
+        <w:t xml:space="preserve"> </w:t>
+      </w:r>
+      <w:r>
+        <w:t xml:space="preserve">Les écarts substantiels doivent être tranchés sur l’</w:t>
+      </w:r>
+      <w:r>
+        <w:rPr>
+          <w:bCs/>
+          <w:b/>
+        </w:rPr>
+        <w:t xml:space="preserve">ICVR imprimée</w:t>
+      </w:r>
+      <w:r>
+        <w:t xml:space="preserve"> </w:t>
+      </w:r>
+      <w:r>
+        <w:t xml:space="preserve">(photographies et commentaires) : c’est la seule édition critique de référence pour ces textes.</w:t>
+      </w:r>
+    </w:p>
+    <w:bookmarkEnd w:id="51"/>
+    <w:bookmarkEnd w:id="52"/>
+    <w:bookmarkStart w:id="54" w:name="X9bd6f138e759cb7279910c87f5dda5fc2a8849d"/>
+    <w:p>
+      <w:pPr>
+        <w:pStyle w:val="Heading1"/>
+      </w:pPr>
+      <w:r>
+        <w:t xml:space="preserve">Statistiques recalculées sur les lectures stabilisées (lot 2)</w:t>
+      </w:r>
+    </w:p>
+    <w:p>
+      <w:pPr>
+        <w:pStyle w:val="FirstParagraph"/>
+      </w:pPr>
+      <w:r>
+        <w:t xml:space="preserve">Script :</w:t>
+      </w:r>
+      <w:r>
+        <w:t xml:space="preserve"> </w:t>
+      </w:r>
+      <w:r>
+        <w:rPr>
+          <w:rStyle w:val="VerbatimChar"/>
+        </w:rPr>
+        <w:t xml:space="preserve">05_scripts/stats_stabilisees.py</w:t>
+      </w:r>
+      <w:r>
+        <w:t xml:space="preserve"> </w:t>
+      </w:r>
+      <w:r>
+        <w:t xml:space="preserve">; données :</w:t>
+      </w:r>
+      <w:r>
+        <w:t xml:space="preserve"> </w:t>
+      </w:r>
+      <w:r>
+        <w:rPr>
+          <w:rStyle w:val="VerbatimChar"/>
+        </w:rPr>
+        <w:t xml:space="preserve">collation_edcs_edb.csv</w:t>
+      </w:r>
+      <w:r>
+        <w:t xml:space="preserve"> </w:t>
+      </w:r>
+      <w:r>
+        <w:t xml:space="preserve">et base v2.0.</w:t>
+      </w:r>
+    </w:p>
+    <w:p>
+      <w:pPr>
+        <w:pStyle w:val="BodyText"/>
+      </w:pPr>
+      <w:r>
+        <w:rPr>
+          <w:bCs/>
+          <w:b/>
+        </w:rPr>
+        <w:t xml:space="preserve">Définition.</w:t>
+      </w:r>
+      <w:r>
+        <w:t xml:space="preserve"> </w:t>
+      </w:r>
+      <w:r>
+        <w:t xml:space="preserve">Une lecture est dite</w:t>
       </w:r>
       <w:r>
         <w:t xml:space="preserve"> </w:t>
@@ -6361,47 +7367,29 @@
           <w:iCs/>
           <w:i/>
         </w:rPr>
-        <w:t xml:space="preserve">Textes</w:t>
-      </w:r>
-      <w:r>
-        <w:t xml:space="preserve">, 478 notices).</w:t>
-      </w:r>
-    </w:p>
-    <w:bookmarkStart w:id="52" w:name="verdict"/>
-    <w:p>
-      <w:pPr>
-        <w:pStyle w:val="Heading2"/>
-      </w:pPr>
-      <w:r>
-        <w:t xml:space="preserve">Verdict</w:t>
-      </w:r>
-    </w:p>
-    <w:p>
-      <w:pPr>
-        <w:pStyle w:val="FirstParagraph"/>
-      </w:pPr>
-      <w:r>
-        <w:rPr>
-          <w:bCs/>
-          <w:b/>
-        </w:rPr>
-        <w:t xml:space="preserve">Ce document ne doit pas être utilisé, ni cité, ni repris dans le manuscrit.</w:t>
-      </w:r>
-      <w:r>
-        <w:t xml:space="preserve"> </w:t>
-      </w:r>
-      <w:r>
-        <w:t xml:space="preserve">Ses données chiffrées sur « le corpus de 478 inscriptions » sont incompatibles avec la base du corpus. Les formules latines qu’il présente comme tirées du corpus n’y figurent pas. Plusieurs références (paginations, attributions) ne sont pas vérifiables. Tout porte à croire qu’il s’agit d’un texte généré, sans accès à la base.</w:t>
-      </w:r>
-    </w:p>
-    <w:bookmarkEnd w:id="52"/>
-    <w:bookmarkStart w:id="53" w:name="contrôles-effectués"/>
-    <w:p>
-      <w:pPr>
-        <w:pStyle w:val="Heading2"/>
-      </w:pPr>
-      <w:r>
-        <w:t xml:space="preserve">Contrôles effectués</w:t>
+        <w:t xml:space="preserve">stabilisée</w:t>
+      </w:r>
+      <w:r>
+        <w:t xml:space="preserve"> </w:t>
+      </w:r>
+      <w:r>
+        <w:t xml:space="preserve">quand le texte EDCS de la v2.0 et le texte de l’EDB concordent, aux conventions de notation près (statut « concordant »). Elle n’est pas pour autant</w:t>
+      </w:r>
+      <w:r>
+        <w:t xml:space="preserve"> </w:t>
+      </w:r>
+      <w:r>
+        <w:rPr>
+          <w:bCs/>
+          <w:b/>
+        </w:rPr>
+        <w:t xml:space="preserve">validée</w:t>
+      </w:r>
+      <w:r>
+        <w:t xml:space="preserve"> </w:t>
+      </w:r>
+      <w:r>
+        <w:t xml:space="preserve">: les deux bases dépendent de l’ICVR, et aucune n’a été contrôlée ici sur l’édition imprimée ni sur la pierre.</w:t>
       </w:r>
     </w:p>
     <w:tbl>
@@ -6428,6 +7416,510 @@
               <w:jc w:val="left"/>
             </w:pPr>
             <w:r>
+              <w:t xml:space="preserve">Mesure</w:t>
+            </w:r>
+          </w:p>
+        </w:tc>
+        <w:tc>
+          <w:tcPr/>
+          <w:p>
+            <w:pPr>
+              <w:pStyle w:val="Compact"/>
+              <w:jc w:val="left"/>
+            </w:pPr>
+            <w:r>
+              <w:t xml:space="preserve">Valeur</w:t>
+            </w:r>
+          </w:p>
+        </w:tc>
+        <w:tc>
+          <w:tcPr/>
+          <w:p>
+            <w:pPr>
+              <w:pStyle w:val="Compact"/>
+              <w:jc w:val="left"/>
+            </w:pPr>
+            <w:r>
+              <w:t xml:space="preserve">Dénominateur</w:t>
+            </w:r>
+          </w:p>
+        </w:tc>
+      </w:tr>
+      <w:tr>
+        <w:tc>
+          <w:tcPr/>
+          <w:p>
+            <w:pPr>
+              <w:pStyle w:val="Compact"/>
+              <w:jc w:val="left"/>
+            </w:pPr>
+            <w:r>
+              <w:t xml:space="preserve">Notices</w:t>
+            </w:r>
+          </w:p>
+        </w:tc>
+        <w:tc>
+          <w:tcPr/>
+          <w:p>
+            <w:pPr>
+              <w:pStyle w:val="Compact"/>
+              <w:jc w:val="left"/>
+            </w:pPr>
+            <w:r>
+              <w:t xml:space="preserve">478</w:t>
+            </w:r>
+          </w:p>
+        </w:tc>
+        <w:tc>
+          <w:tcPr/>
+          <w:p>
+            <w:pPr>
+              <w:pStyle w:val="Compact"/>
+              <w:jc w:val="left"/>
+            </w:pPr>
+            <w:r>
+              <w:t xml:space="preserve">—</w:t>
+            </w:r>
+          </w:p>
+        </w:tc>
+      </w:tr>
+      <w:tr>
+        <w:tc>
+          <w:tcPr/>
+          <w:p>
+            <w:pPr>
+              <w:pStyle w:val="Compact"/>
+              <w:jc w:val="left"/>
+            </w:pPr>
+            <w:r>
+              <w:t xml:space="preserve">Textes distincts après fusion des doublons 106→120, 282→288, 329→336</w:t>
+            </w:r>
+          </w:p>
+        </w:tc>
+        <w:tc>
+          <w:tcPr/>
+          <w:p>
+            <w:pPr>
+              <w:pStyle w:val="Compact"/>
+              <w:jc w:val="left"/>
+            </w:pPr>
+            <w:r>
+              <w:rPr>
+                <w:bCs/>
+                <w:b/>
+              </w:rPr>
+              <w:t xml:space="preserve">475</w:t>
+            </w:r>
+          </w:p>
+        </w:tc>
+        <w:tc>
+          <w:tcPr/>
+          <w:p>
+            <w:pPr>
+              <w:pStyle w:val="Compact"/>
+              <w:jc w:val="left"/>
+            </w:pPr>
+            <w:r>
+              <w:t xml:space="preserve">478</w:t>
+            </w:r>
+          </w:p>
+        </w:tc>
+      </w:tr>
+      <w:tr>
+        <w:tc>
+          <w:tcPr/>
+          <w:p>
+            <w:pPr>
+              <w:pStyle w:val="Compact"/>
+              <w:jc w:val="left"/>
+            </w:pPr>
+            <w:r>
+              <w:t xml:space="preserve">Lectures stabilisées</w:t>
+            </w:r>
+          </w:p>
+        </w:tc>
+        <w:tc>
+          <w:tcPr/>
+          <w:p>
+            <w:pPr>
+              <w:pStyle w:val="Compact"/>
+              <w:jc w:val="left"/>
+            </w:pPr>
+            <w:r>
+              <w:rPr>
+                <w:bCs/>
+                <w:b/>
+              </w:rPr>
+              <w:t xml:space="preserve">265</w:t>
+            </w:r>
+          </w:p>
+        </w:tc>
+        <w:tc>
+          <w:tcPr/>
+          <w:p>
+            <w:pPr>
+              <w:pStyle w:val="Compact"/>
+              <w:jc w:val="left"/>
+            </w:pPr>
+            <w:r>
+              <w:t xml:space="preserve">475</w:t>
+            </w:r>
+          </w:p>
+        </w:tc>
+      </w:tr>
+      <w:tr>
+        <w:tc>
+          <w:tcPr/>
+          <w:p>
+            <w:pPr>
+              <w:pStyle w:val="Compact"/>
+              <w:jc w:val="left"/>
+            </w:pPr>
+            <w:r>
+              <w:t xml:space="preserve">Répartition par décennie (393/394 comptés une fois)</w:t>
+            </w:r>
+          </w:p>
+        </w:tc>
+        <w:tc>
+          <w:tcPr/>
+          <w:p>
+            <w:pPr>
+              <w:pStyle w:val="Compact"/>
+              <w:jc w:val="left"/>
+            </w:pPr>
+            <w:r>
+              <w:t xml:space="preserve">340s : 15 ; 350s : 10 ; 360s : 46 ; 370s : 48 ; 380s : 66 ; 390s : 59 ; 400–403 : 21</w:t>
+            </w:r>
+          </w:p>
+        </w:tc>
+        <w:tc>
+          <w:tcPr/>
+          <w:p>
+            <w:pPr>
+              <w:pStyle w:val="Compact"/>
+              <w:jc w:val="left"/>
+            </w:pPr>
+            <w:r>
+              <w:t xml:space="preserve">265</w:t>
+            </w:r>
+          </w:p>
+        </w:tc>
+      </w:tr>
+      <w:tr>
+        <w:tc>
+          <w:tcPr/>
+          <w:p>
+            <w:pPr>
+              <w:pStyle w:val="Compact"/>
+              <w:jc w:val="left"/>
+            </w:pPr>
+            <w:r>
+              <w:rPr>
+                <w:iCs/>
+                <w:i/>
+              </w:rPr>
+              <w:t xml:space="preserve">in pace</w:t>
+            </w:r>
+            <w:r>
+              <w:t xml:space="preserve"> </w:t>
+            </w:r>
+            <w:r>
+              <w:t xml:space="preserve">présent dans le texte EDB, hors cas où le mot est entièrement entre crochets (mesure approximative)</w:t>
+            </w:r>
+          </w:p>
+        </w:tc>
+        <w:tc>
+          <w:tcPr/>
+          <w:p>
+            <w:pPr>
+              <w:pStyle w:val="Compact"/>
+              <w:jc w:val="left"/>
+            </w:pPr>
+            <w:r>
+              <w:t xml:space="preserve">85</w:t>
+            </w:r>
+          </w:p>
+        </w:tc>
+        <w:tc>
+          <w:tcPr/>
+          <w:p>
+            <w:pPr>
+              <w:pStyle w:val="Compact"/>
+              <w:jc w:val="left"/>
+            </w:pPr>
+            <w:r>
+              <w:t xml:space="preserve">265</w:t>
+            </w:r>
+          </w:p>
+        </w:tc>
+      </w:tr>
+      <w:tr>
+        <w:tc>
+          <w:tcPr/>
+          <w:p>
+            <w:pPr>
+              <w:pStyle w:val="Compact"/>
+              <w:jc w:val="left"/>
+            </w:pPr>
+            <w:r>
+              <w:t xml:space="preserve">Chrisme ou croix selon l’EDB</w:t>
+            </w:r>
+          </w:p>
+        </w:tc>
+        <w:tc>
+          <w:tcPr/>
+          <w:p>
+            <w:pPr>
+              <w:pStyle w:val="Compact"/>
+              <w:jc w:val="left"/>
+            </w:pPr>
+            <w:r>
+              <w:t xml:space="preserve">25</w:t>
+            </w:r>
+          </w:p>
+        </w:tc>
+        <w:tc>
+          <w:tcPr/>
+          <w:p>
+            <w:pPr>
+              <w:pStyle w:val="Compact"/>
+              <w:jc w:val="left"/>
+            </w:pPr>
+            <w:r>
+              <w:t xml:space="preserve">265</w:t>
+            </w:r>
+          </w:p>
+        </w:tc>
+      </w:tr>
+    </w:tbl>
+    <w:bookmarkStart w:id="53" w:name="limites"/>
+    <w:p>
+      <w:pPr>
+        <w:pStyle w:val="Heading2"/>
+      </w:pPr>
+      <w:r>
+        <w:t xml:space="preserve">Limites</w:t>
+      </w:r>
+    </w:p>
+    <w:p>
+      <w:pPr>
+        <w:numPr>
+          <w:ilvl w:val="0"/>
+          <w:numId w:val="1022"/>
+        </w:numPr>
+        <w:pStyle w:val="Compact"/>
+      </w:pPr>
+      <w:r>
+        <w:t xml:space="preserve">Les 210 autres textes ne sont pas « faux ». Ils présentent un écart à examiner, n’ont pas encore été appariés, ou ne portent pas de numéro ICUR. Les en exclure introduit un</w:t>
+      </w:r>
+      <w:r>
+        <w:t xml:space="preserve"> </w:t>
+      </w:r>
+      <w:r>
+        <w:rPr>
+          <w:bCs/>
+          <w:b/>
+        </w:rPr>
+        <w:t xml:space="preserve">biais de sélection</w:t>
+      </w:r>
+      <w:r>
+        <w:t xml:space="preserve"> </w:t>
+      </w:r>
+      <w:r>
+        <w:t xml:space="preserve">: les textes longs et fragmentaires divergent plus souvent. Ces chiffres servent de</w:t>
+      </w:r>
+      <w:r>
+        <w:t xml:space="preserve"> </w:t>
+      </w:r>
+      <w:r>
+        <w:rPr>
+          <w:bCs/>
+          <w:b/>
+        </w:rPr>
+        <w:t xml:space="preserve">contrôle de robustesse</w:t>
+      </w:r>
+      <w:r>
+        <w:t xml:space="preserve">, non de résultats définitifs.</w:t>
+      </w:r>
+    </w:p>
+    <w:p>
+      <w:pPr>
+        <w:numPr>
+          <w:ilvl w:val="0"/>
+          <w:numId w:val="1022"/>
+        </w:numPr>
+        <w:pStyle w:val="Compact"/>
+      </w:pPr>
+      <w:r>
+        <w:t xml:space="preserve">Les statistiques de la v2.0 sur l’ensemble du corpus restent les seules exhaustives. Elles doivent être republiées accompagnées de ce contrôle, et recalculées après arbitrage des écarts.</w:t>
+      </w:r>
+    </w:p>
+    <w:bookmarkEnd w:id="53"/>
+    <w:bookmarkEnd w:id="54"/>
+    <w:bookmarkStart w:id="58" w:name="Xa221a151d235e45b63b99089c4fe73c6915f310"/>
+    <w:p>
+      <w:pPr>
+        <w:pStyle w:val="Heading1"/>
+      </w:pPr>
+      <w:r>
+        <w:t xml:space="preserve">Audit du document « État critique de la recherche sur les épitaphes chrétiennes de Rome (340-403) et confrontation au corpus de 478 inscriptions »</w:t>
+      </w:r>
+    </w:p>
+    <w:p>
+      <w:pPr>
+        <w:numPr>
+          <w:ilvl w:val="0"/>
+          <w:numId w:val="1023"/>
+        </w:numPr>
+        <w:pStyle w:val="Compact"/>
+      </w:pPr>
+      <w:r>
+        <w:rPr>
+          <w:bCs/>
+          <w:b/>
+        </w:rPr>
+        <w:t xml:space="preserve">Source</w:t>
+      </w:r>
+      <w:r>
+        <w:t xml:space="preserve"> </w:t>
+      </w:r>
+      <w:r>
+        <w:t xml:space="preserve">: Google Doc</w:t>
+      </w:r>
+      <w:r>
+        <w:t xml:space="preserve"> </w:t>
+      </w:r>
+      <w:r>
+        <w:rPr>
+          <w:rStyle w:val="VerbatimChar"/>
+        </w:rPr>
+        <w:t xml:space="preserve">1EK6eph6evZrC_lOwfYa3DuYj4_uwsWURaGsFirfglUA</w:t>
+      </w:r>
+      <w:r>
+        <w:t xml:space="preserve">, créé le 12 oct. 2026, lu intégralement le 14 oct. 2026.</w:t>
+      </w:r>
+    </w:p>
+    <w:p>
+      <w:pPr>
+        <w:numPr>
+          <w:ilvl w:val="0"/>
+          <w:numId w:val="1023"/>
+        </w:numPr>
+        <w:pStyle w:val="Compact"/>
+      </w:pPr>
+      <w:r>
+        <w:rPr>
+          <w:bCs/>
+          <w:b/>
+        </w:rPr>
+        <w:t xml:space="preserve">Méthode</w:t>
+      </w:r>
+      <w:r>
+        <w:t xml:space="preserve"> </w:t>
+      </w:r>
+      <w:r>
+        <w:t xml:space="preserve">: chaque chiffre et chaque citation du document ont été confrontés à la base PRISME v2.0 (</w:t>
+      </w:r>
+      <w:r>
+        <w:rPr>
+          <w:rStyle w:val="VerbatimChar"/>
+        </w:rPr>
+        <w:t xml:space="preserve">01_donnees/base_v2_csv/</w:t>
+      </w:r>
+      <w:r>
+        <w:t xml:space="preserve">, feuilles</w:t>
+      </w:r>
+      <w:r>
+        <w:t xml:space="preserve"> </w:t>
+      </w:r>
+      <w:r>
+        <w:rPr>
+          <w:iCs/>
+          <w:i/>
+        </w:rPr>
+        <w:t xml:space="preserve">Notices</w:t>
+      </w:r>
+      <w:r>
+        <w:t xml:space="preserve"> </w:t>
+      </w:r>
+      <w:r>
+        <w:t xml:space="preserve">et</w:t>
+      </w:r>
+      <w:r>
+        <w:t xml:space="preserve"> </w:t>
+      </w:r>
+      <w:r>
+        <w:rPr>
+          <w:iCs/>
+          <w:i/>
+        </w:rPr>
+        <w:t xml:space="preserve">Textes</w:t>
+      </w:r>
+      <w:r>
+        <w:t xml:space="preserve">, 478 notices).</w:t>
+      </w:r>
+    </w:p>
+    <w:bookmarkStart w:id="55" w:name="verdict"/>
+    <w:p>
+      <w:pPr>
+        <w:pStyle w:val="Heading2"/>
+      </w:pPr>
+      <w:r>
+        <w:t xml:space="preserve">Verdict</w:t>
+      </w:r>
+    </w:p>
+    <w:p>
+      <w:pPr>
+        <w:pStyle w:val="FirstParagraph"/>
+      </w:pPr>
+      <w:r>
+        <w:rPr>
+          <w:bCs/>
+          <w:b/>
+        </w:rPr>
+        <w:t xml:space="preserve">Ce document ne doit pas être utilisé, ni cité, ni repris dans le manuscrit.</w:t>
+      </w:r>
+      <w:r>
+        <w:t xml:space="preserve"> </w:t>
+      </w:r>
+      <w:r>
+        <w:t xml:space="preserve">Ses données chiffrées sur « le corpus de 478 inscriptions » sont incompatibles avec la base du corpus. Les formules latines qu’il présente comme tirées du corpus n’y figurent pas. Plusieurs références (paginations, attributions) ne sont pas vérifiables. Tout porte à croire qu’il s’agit d’un texte généré, sans accès à la base.</w:t>
+      </w:r>
+    </w:p>
+    <w:bookmarkEnd w:id="55"/>
+    <w:bookmarkStart w:id="56" w:name="contrôles-effectués"/>
+    <w:p>
+      <w:pPr>
+        <w:pStyle w:val="Heading2"/>
+      </w:pPr>
+      <w:r>
+        <w:t xml:space="preserve">Contrôles effectués</w:t>
+      </w:r>
+    </w:p>
+    <w:tbl>
+      <w:tblPr>
+        <w:tblStyle w:val="Table"/>
+        <w:tblW w:type="pct" w:w="5000"/>
+        <w:tblLook w:firstRow="1" w:lastRow="0" w:firstColumn="0" w:lastColumn="0" w:noHBand="0" w:noVBand="0" w:val="0020"/>
+        <w:jc w:val="start"/>
+      </w:tblPr>
+      <w:tblGrid>
+        <w:gridCol w:w="2640"/>
+        <w:gridCol w:w="2640"/>
+        <w:gridCol w:w="2640"/>
+      </w:tblGrid>
+      <w:tr>
+        <w:trPr>
+          <w:tblHeader w:val="true"/>
+        </w:trPr>
+        <w:tc>
+          <w:tcPr/>
+          <w:p>
+            <w:pPr>
+              <w:pStyle w:val="Compact"/>
+              <w:jc w:val="left"/>
+            </w:pPr>
+            <w:r>
               <w:t xml:space="preserve">Affirmation du document</w:t>
             </w:r>
           </w:p>
@@ -7114,8 +8606,8 @@
         </w:tc>
       </w:tr>
     </w:tbl>
-    <w:bookmarkEnd w:id="53"/>
-    <w:bookmarkStart w:id="54" w:name="conséquence-pour-le-manuscrit"/>
+    <w:bookmarkEnd w:id="56"/>
+    <w:bookmarkStart w:id="57" w:name="conséquence-pour-le-manuscrit"/>
     <w:p>
       <w:pPr>
         <w:pStyle w:val="Heading2"/>
@@ -7132,9 +8624,9 @@
         <w:t xml:space="preserve">Aucun chiffre, aucune citation ni aucune attribution de ce document ne peut entrer dans la v3. Si certaines idées historiographiques en sont reprises (débat Saller–Shaw, Veyne, « Rome from below »), il faut les rétablir à partir des publications elles-mêmes, avec référence complète et pagination vérifiée.</w:t>
       </w:r>
     </w:p>
-    <w:bookmarkEnd w:id="54"/>
-    <w:bookmarkEnd w:id="55"/>
-    <w:bookmarkStart w:id="59" w:name="X6b5e255ac93a4c92bb4de22c1f1998d71bf9497"/>
+    <w:bookmarkEnd w:id="57"/>
+    <w:bookmarkEnd w:id="58"/>
+    <w:bookmarkStart w:id="62" w:name="X6b5e255ac93a4c92bb4de22c1f1998d71bf9497"/>
     <w:p>
       <w:pPr>
         <w:pStyle w:val="Heading1"/>
@@ -7167,7 +8659,7 @@
         <w:t xml:space="preserve">: elle ne remplace pas une expertise par les pairs. Le barème est donné en premier pour que chacun puisse refaire le calcul et le contester.</w:t>
       </w:r>
     </w:p>
-    <w:bookmarkStart w:id="56" w:name="barème-5-critères-notés-sur-4-points"/>
+    <w:bookmarkStart w:id="59" w:name="barème-5-critères-notés-sur-4-points"/>
     <w:p>
       <w:pPr>
         <w:pStyle w:val="Heading2"/>
@@ -7659,8 +9151,8 @@
         </w:tc>
       </w:tr>
     </w:tbl>
-    <w:bookmarkEnd w:id="56"/>
-    <w:bookmarkStart w:id="57" w:name="notes"/>
+    <w:bookmarkEnd w:id="59"/>
+    <w:bookmarkStart w:id="60" w:name="notes"/>
     <w:p>
       <w:pPr>
         <w:pStyle w:val="Heading2"/>
@@ -7718,7 +9210,7 @@
               <w:jc w:val="left"/>
             </w:pPr>
             <w:r>
-              <w:t xml:space="preserve">v2.0 + lot 1</w:t>
+              <w:t xml:space="preserve">v2.0 + lots 1-2</w:t>
             </w:r>
           </w:p>
         </w:tc>
@@ -7790,7 +9282,7 @@
               <w:jc w:val="left"/>
             </w:pPr>
             <w:r>
-              <w:t xml:space="preserve">295 notices sur 478 confrontées à l’EDB ; aucune collation sur l’ICVR, aucune autopsie</w:t>
+              <w:t xml:space="preserve">435 notices sur 478 confrontées à l’EDB ; aucune collation sur l’ICVR, aucune autopsie</w:t>
             </w:r>
           </w:p>
         </w:tc>
@@ -7898,7 +9390,7 @@
               <w:jc w:val="left"/>
             </w:pPr>
             <w:r>
-              <w:t xml:space="preserve">contrôle consulaire interne solide ; CLRE non consulté ; quatre divergences avec l’EDB non résolues</w:t>
+              <w:t xml:space="preserve">contrôle consulaire interne solide ; CLRE non consulté ; sept divergences de date avec l’EDB non résolues</w:t>
             </w:r>
           </w:p>
         </w:tc>
@@ -8070,8 +9562,8 @@
         </w:tc>
       </w:tr>
     </w:tbl>
-    <w:bookmarkEnd w:id="57"/>
-    <w:bookmarkStart w:id="58" w:name="les-trois-statuts-demandés"/>
+    <w:bookmarkEnd w:id="60"/>
+    <w:bookmarkStart w:id="61" w:name="les-trois-statuts-demandés"/>
     <w:p>
       <w:pPr>
         <w:pStyle w:val="Heading2"/>
@@ -8299,9 +9791,9 @@
         </w:tc>
       </w:tr>
     </w:tbl>
-    <w:bookmarkEnd w:id="58"/>
-    <w:bookmarkEnd w:id="59"/>
-    <w:bookmarkStart w:id="61" w:name="Xa828ae1433ce2a717c51ea89dad4c4d95712d2d"/>
+    <w:bookmarkEnd w:id="61"/>
+    <w:bookmarkEnd w:id="62"/>
+    <w:bookmarkStart w:id="64" w:name="Xa828ae1433ce2a717c51ea89dad4c4d95712d2d"/>
     <w:p>
       <w:pPr>
         <w:pStyle w:val="Heading1"/>
@@ -8848,383 +10340,13 @@
         </w:tc>
       </w:tr>
     </w:tbl>
-    <w:bookmarkStart w:id="60" w:name="recommandation-éditoriale"/>
+    <w:bookmarkStart w:id="63" w:name="recommandation-éditoriale"/>
     <w:p>
       <w:pPr>
         <w:pStyle w:val="Heading2"/>
       </w:pPr>
       <w:r>
         <w:t xml:space="preserve">Recommandation éditoriale</w:t>
-      </w:r>
-    </w:p>
-    <w:p>
-      <w:pPr>
-        <w:numPr>
-          <w:ilvl w:val="0"/>
-          <w:numId w:val="1021"/>
-        </w:numPr>
-        <w:pStyle w:val="Compact"/>
-      </w:pPr>
-      <w:r>
-        <w:rPr>
-          <w:bCs/>
-          <w:b/>
-        </w:rPr>
-        <w:t xml:space="preserve">Article d’abord.</w:t>
-      </w:r>
-      <w:r>
-        <w:t xml:space="preserve"> </w:t>
-      </w:r>
-      <w:r>
-        <w:t xml:space="preserve">Le résultat le plus solide et le plus neuf de ce lot est méthodologique : la transmission numérique EDCS/EDB du corpus daté, avec ses lignes et parties grecques omises, ses signes chrétiens absents et ses restitutions divergentes. Il se prête à un</w:t>
-      </w:r>
-      <w:r>
-        <w:t xml:space="preserve"> </w:t>
-      </w:r>
-      <w:r>
-        <w:rPr>
-          <w:bCs/>
-          <w:b/>
-        </w:rPr>
-        <w:t xml:space="preserve">article</w:t>
-      </w:r>
-      <w:r>
-        <w:t xml:space="preserve"> </w:t>
-      </w:r>
-      <w:r>
-        <w:t xml:space="preserve">dans une revue d’épigraphie ou d’archéologie chrétienne. Avantages : expertise par les pairs rapide, et validation externe de la méthode avant la monographie.</w:t>
-      </w:r>
-    </w:p>
-    <w:p>
-      <w:pPr>
-        <w:numPr>
-          <w:ilvl w:val="0"/>
-          <w:numId w:val="1021"/>
-        </w:numPr>
-        <w:pStyle w:val="Compact"/>
-      </w:pPr>
-      <w:r>
-        <w:rPr>
-          <w:bCs/>
-          <w:b/>
-        </w:rPr>
-        <w:t xml:space="preserve">Monographie ensuite</w:t>
-      </w:r>
-      <w:r>
-        <w:t xml:space="preserve">, présentée comme une</w:t>
-      </w:r>
-      <w:r>
-        <w:t xml:space="preserve"> </w:t>
-      </w:r>
-      <w:r>
-        <w:rPr>
-          <w:bCs/>
-          <w:b/>
-        </w:rPr>
-        <w:t xml:space="preserve">étude documentaire critique</w:t>
-      </w:r>
-      <w:r>
-        <w:t xml:space="preserve">, non comme une édition. La cible n’est réaliste qu’une fois le manuscrit « expertisable » (voir</w:t>
-      </w:r>
-      <w:r>
-        <w:t xml:space="preserve"> </w:t>
-      </w:r>
-      <w:r>
-        <w:rPr>
-          <w:rStyle w:val="VerbatimChar"/>
-        </w:rPr>
-        <w:t xml:space="preserve">EVALUATION_SUR_20.md</w:t>
-      </w:r>
-      <w:r>
-        <w:t xml:space="preserve">).</w:t>
-      </w:r>
-    </w:p>
-    <w:p>
-      <w:pPr>
-        <w:numPr>
-          <w:ilvl w:val="0"/>
-          <w:numId w:val="1021"/>
-        </w:numPr>
-        <w:pStyle w:val="Compact"/>
-      </w:pPr>
-      <w:r>
-        <w:rPr>
-          <w:bCs/>
-          <w:b/>
-        </w:rPr>
-        <w:t xml:space="preserve">Déclaration d’usage de l’IA.</w:t>
-      </w:r>
-      <w:r>
-        <w:t xml:space="preserve"> </w:t>
-      </w:r>
-      <w:r>
-        <w:t xml:space="preserve">Elle est déjà présente dans la v2.0. Il faut l’adapter à la politique précise de l’éditeur visé, l’IA ayant contribué de façon significative à la rédaction. Certains éditeurs refusent les textes rédigés par une IA : ce point doit être clarifié</w:t>
-      </w:r>
-      <w:r>
-        <w:t xml:space="preserve"> </w:t>
-      </w:r>
-      <w:r>
-        <w:rPr>
-          <w:bCs/>
-          <w:b/>
-        </w:rPr>
-        <w:t xml:space="preserve">avant</w:t>
-      </w:r>
-      <w:r>
-        <w:t xml:space="preserve"> </w:t>
-      </w:r>
-      <w:r>
-        <w:t xml:space="preserve">tout envoi.</w:t>
-      </w:r>
-    </w:p>
-    <w:bookmarkEnd w:id="60"/>
-    <w:bookmarkEnd w:id="61"/>
-    <w:bookmarkStart w:id="69" w:name="X729a0bbf358af7fe65457d349dcb4e0f53f372a"/>
-    <w:p>
-      <w:pPr>
-        <w:pStyle w:val="Heading1"/>
-      </w:pPr>
-      <w:r>
-        <w:t xml:space="preserve">Projet de proposition éditoriale (brouillon à adapter à l’éditeur visé)</w:t>
-      </w:r>
-    </w:p>
-    <w:bookmarkStart w:id="62" w:name="titre-de-travail"/>
-    <w:p>
-      <w:pPr>
-        <w:pStyle w:val="Heading2"/>
-      </w:pPr>
-      <w:r>
-        <w:t xml:space="preserve">Titre de travail</w:t>
-      </w:r>
-    </w:p>
-    <w:p>
-      <w:pPr>
-        <w:pStyle w:val="FirstParagraph"/>
-      </w:pPr>
-      <w:r>
-        <w:rPr>
-          <w:iCs/>
-          <w:i/>
-        </w:rPr>
-        <w:t xml:space="preserve">Épitaphes chrétiennes datées de Rome (340–403). Transmission numérique, chronologie et formulaire d’un corpus consulaire</w:t>
-      </w:r>
-    </w:p>
-    <w:bookmarkEnd w:id="62"/>
-    <w:bookmarkStart w:id="63" w:name="auteur"/>
-    <w:p>
-      <w:pPr>
-        <w:pStyle w:val="Heading2"/>
-      </w:pPr>
-      <w:r>
-        <w:t xml:space="preserve">Auteur</w:t>
-      </w:r>
-    </w:p>
-    <w:p>
-      <w:pPr>
-        <w:pStyle w:val="FirstParagraph"/>
-      </w:pPr>
-      <w:r>
-        <w:t xml:space="preserve">Alexis Angel Martini (Brive-la-Gaillarde).</w:t>
-      </w:r>
-    </w:p>
-    <w:bookmarkEnd w:id="63"/>
-    <w:bookmarkStart w:id="64" w:name="résumé-200-mots"/>
-    <w:p>
-      <w:pPr>
-        <w:pStyle w:val="Heading2"/>
-      </w:pPr>
-      <w:r>
-        <w:t xml:space="preserve">Résumé (≈ 200 mots)</w:t>
-      </w:r>
-    </w:p>
-    <w:p>
-      <w:pPr>
-        <w:pStyle w:val="FirstParagraph"/>
-      </w:pPr>
-      <w:r>
-        <w:t xml:space="preserve">L’ouvrage étudie 478 notices d’épitaphes chrétiennes de Rome datées des années 340 à 403. Elles ont été extraites de l’Epigraphik-Datenbank Clauss/Slaby (EDCS) puis confrontées à l’Epigraphic Database Bari (EDB). Après élimination des doublons, le corpus compte au plus 475 textes distincts. Il ne s’agit pas d’une nouvelle édition : les textes restent des lectures secondaires dont le statut est indiqué notice par notice. L’ouvrage apporte trois choses.</w:t>
-      </w:r>
-    </w:p>
-    <w:p>
-      <w:pPr>
-        <w:numPr>
-          <w:ilvl w:val="0"/>
-          <w:numId w:val="1022"/>
-        </w:numPr>
-        <w:pStyle w:val="Compact"/>
-      </w:pPr>
-      <w:r>
-        <w:rPr>
-          <w:bCs/>
-          <w:b/>
-        </w:rPr>
-        <w:t xml:space="preserve">Une étude critique de la transmission numérique.</w:t>
-      </w:r>
-      <w:r>
-        <w:t xml:space="preserve"> </w:t>
-      </w:r>
-      <w:r>
-        <w:t xml:space="preserve">La comparaison EDCS/EDB fait apparaître des lignes omises, dont des formules consulaires, des parties grecques absentes, des signes chrétiens non transmis et des restitutions divergentes. Ces écarts modifient la datation et l’interprétation religieuse de plusieurs textes.</w:t>
-      </w:r>
-    </w:p>
-    <w:p>
-      <w:pPr>
-        <w:numPr>
-          <w:ilvl w:val="0"/>
-          <w:numId w:val="1022"/>
-        </w:numPr>
-        <w:pStyle w:val="Compact"/>
-      </w:pPr>
-      <w:r>
-        <w:rPr>
-          <w:bCs/>
-          <w:b/>
-        </w:rPr>
-        <w:t xml:space="preserve">Un contrôle systématique de la chronologie.</w:t>
-      </w:r>
-      <w:r>
-        <w:t xml:space="preserve"> </w:t>
-      </w:r>
-      <w:r>
-        <w:t xml:space="preserve">Consuls latins et grecs, post-consulats, jours de la semaine, âge de la lune, cohérence entre âge et dates.</w:t>
-      </w:r>
-    </w:p>
-    <w:p>
-      <w:pPr>
-        <w:numPr>
-          <w:ilvl w:val="0"/>
-          <w:numId w:val="1022"/>
-        </w:numPr>
-        <w:pStyle w:val="Compact"/>
-      </w:pPr>
-      <w:r>
-        <w:rPr>
-          <w:bCs/>
-          <w:b/>
-        </w:rPr>
-        <w:t xml:space="preserve">Une mesure du formulaire et du vocabulaire religieux</w:t>
-      </w:r>
-      <w:r>
-        <w:t xml:space="preserve"> </w:t>
-      </w:r>
-      <w:r>
-        <w:t xml:space="preserve">rapportée à des dénominateurs explicites, avec ou sans restitutions, qui distingue le mot gravé, le signe figuré et l’interprétation.</w:t>
-      </w:r>
-    </w:p>
-    <w:p>
-      <w:pPr>
-        <w:pStyle w:val="FirstParagraph"/>
-      </w:pPr>
-      <w:r>
-        <w:t xml:space="preserve">Base de données, scripts et registres d’anomalies et de consultations accompagnent le volume.</w:t>
-      </w:r>
-    </w:p>
-    <w:bookmarkEnd w:id="64"/>
-    <w:bookmarkStart w:id="65" w:name="statut-scientifique-à-déclarer-tel-quel"/>
-    <w:p>
-      <w:pPr>
-        <w:pStyle w:val="Heading2"/>
-      </w:pPr>
-      <w:r>
-        <w:t xml:space="preserve">Statut scientifique (à déclarer tel quel)</w:t>
-      </w:r>
-    </w:p>
-    <w:p>
-      <w:pPr>
-        <w:numPr>
-          <w:ilvl w:val="0"/>
-          <w:numId w:val="1023"/>
-        </w:numPr>
-        <w:pStyle w:val="Compact"/>
-      </w:pPr>
-      <w:r>
-        <w:t xml:space="preserve">Textes : lectures secondaires (EDCS) confrontées à l’EDB. Pas de collation sur l’ICVR imprimée à ce stade, sauf indication contraire.</w:t>
-      </w:r>
-    </w:p>
-    <w:p>
-      <w:pPr>
-        <w:numPr>
-          <w:ilvl w:val="0"/>
-          <w:numId w:val="1023"/>
-        </w:numPr>
-        <w:pStyle w:val="Compact"/>
-      </w:pPr>
-      <w:r>
-        <w:t xml:space="preserve">Usage de l’intelligence artificielle : à déclarer selon la politique de l’éditeur. Voir</w:t>
-      </w:r>
-      <w:r>
-        <w:t xml:space="preserve"> </w:t>
-      </w:r>
-      <w:r>
-        <w:rPr>
-          <w:rStyle w:val="VerbatimChar"/>
-        </w:rPr>
-        <w:t xml:space="preserve">CONSIGNES_EDITEURS.md</w:t>
-      </w:r>
-      <w:r>
-        <w:t xml:space="preserve">.</w:t>
-      </w:r>
-    </w:p>
-    <w:bookmarkEnd w:id="65"/>
-    <w:bookmarkStart w:id="66" w:name="public"/>
-    <w:p>
-      <w:pPr>
-        <w:pStyle w:val="Heading2"/>
-      </w:pPr>
-      <w:r>
-        <w:t xml:space="preserve">Public</w:t>
-      </w:r>
-    </w:p>
-    <w:p>
-      <w:pPr>
-        <w:pStyle w:val="FirstParagraph"/>
-      </w:pPr>
-      <w:r>
-        <w:t xml:space="preserve">Épigraphistes de l’Antiquité tardive, historiens du christianisme ancien et de Rome, spécialistes des humanités numériques en épigraphie.</w:t>
-      </w:r>
-    </w:p>
-    <w:bookmarkEnd w:id="66"/>
-    <w:bookmarkStart w:id="67" w:name="Xd288e4f733f28adf34bb4ad45bb2059503cb201"/>
-    <w:p>
-      <w:pPr>
-        <w:pStyle w:val="Heading2"/>
-      </w:pPr>
-      <w:r>
-        <w:t xml:space="preserve">Ouvrages comparables (à compléter après vérification bibliographique)</w:t>
-      </w:r>
-    </w:p>
-    <w:p>
-      <w:pPr>
-        <w:pStyle w:val="FirstParagraph"/>
-      </w:pPr>
-      <w:r>
-        <w:t xml:space="preserve">ICVR n.s. ; ILCV (Diehl) ; CLRE (Bagnall et al., 1987) ; les publications de l’EDB (Felle, Carletti).</w:t>
-      </w:r>
-      <w:r>
-        <w:t xml:space="preserve"> </w:t>
-      </w:r>
-      <w:r>
-        <w:rPr>
-          <w:bCs/>
-          <w:b/>
-        </w:rPr>
-        <w:t xml:space="preserve">Les références précises (titres, années, pages) doivent être vérifiées avant l’envoi.</w:t>
-      </w:r>
-      <w:r>
-        <w:t xml:space="preserve"> </w:t>
-      </w:r>
-      <w:r>
-        <w:t xml:space="preserve">Ce lot n’en a vérifié aucune sur pièces.</w:t>
-      </w:r>
-    </w:p>
-    <w:bookmarkEnd w:id="67"/>
-    <w:bookmarkStart w:id="68" w:name="calendrier-proposé"/>
-    <w:p>
-      <w:pPr>
-        <w:pStyle w:val="Heading2"/>
-      </w:pPr>
-      <w:r>
-        <w:t xml:space="preserve">Calendrier proposé</w:t>
       </w:r>
     </w:p>
     <w:p>
@@ -9236,7 +10358,33 @@
         <w:pStyle w:val="Compact"/>
       </w:pPr>
       <w:r>
-        <w:t xml:space="preserve">Fin de la collation EDB (478/478).</w:t>
+        <w:rPr>
+          <w:bCs/>
+          <w:b/>
+        </w:rPr>
+        <w:t xml:space="preserve">Article d’abord.</w:t>
+      </w:r>
+      <w:r>
+        <w:t xml:space="preserve"> </w:t>
+      </w:r>
+      <w:r>
+        <w:t xml:space="preserve">Le résultat le plus solide et le plus neuf de ce lot est méthodologique : la transmission numérique EDCS/EDB du corpus daté, avec ses lignes et parties grecques omises, ses signes chrétiens absents et ses restitutions divergentes. Il se prête à un</w:t>
+      </w:r>
+      <w:r>
+        <w:t xml:space="preserve"> </w:t>
+      </w:r>
+      <w:r>
+        <w:rPr>
+          <w:bCs/>
+          <w:b/>
+        </w:rPr>
+        <w:t xml:space="preserve">article</w:t>
+      </w:r>
+      <w:r>
+        <w:t xml:space="preserve"> </w:t>
+      </w:r>
+      <w:r>
+        <w:t xml:space="preserve">dans une revue d’épigraphie ou d’archéologie chrétienne. Avantages : expertise par les pairs rapide, et validation externe de la méthode avant la monographie.</w:t>
       </w:r>
     </w:p>
     <w:p>
@@ -9248,7 +10396,39 @@
         <w:pStyle w:val="Compact"/>
       </w:pPr>
       <w:r>
-        <w:t xml:space="preserve">Vérification sur l’ICVR des écarts substantiels.</w:t>
+        <w:rPr>
+          <w:bCs/>
+          <w:b/>
+        </w:rPr>
+        <w:t xml:space="preserve">Monographie ensuite</w:t>
+      </w:r>
+      <w:r>
+        <w:t xml:space="preserve">, présentée comme une</w:t>
+      </w:r>
+      <w:r>
+        <w:t xml:space="preserve"> </w:t>
+      </w:r>
+      <w:r>
+        <w:rPr>
+          <w:bCs/>
+          <w:b/>
+        </w:rPr>
+        <w:t xml:space="preserve">étude documentaire critique</w:t>
+      </w:r>
+      <w:r>
+        <w:t xml:space="preserve">, non comme une édition. La cible n’est réaliste qu’une fois le manuscrit « expertisable » (voir</w:t>
+      </w:r>
+      <w:r>
+        <w:t xml:space="preserve"> </w:t>
+      </w:r>
+      <w:r>
+        <w:rPr>
+          <w:rStyle w:val="VerbatimChar"/>
+        </w:rPr>
+        <w:t xml:space="preserve">EVALUATION_SUR_20.md</w:t>
+      </w:r>
+      <w:r>
+        <w:t xml:space="preserve">).</w:t>
       </w:r>
     </w:p>
     <w:p>
@@ -9260,24 +10440,336 @@
         <w:pStyle w:val="Compact"/>
       </w:pPr>
       <w:r>
-        <w:t xml:space="preserve">Réécriture de l’état de la recherche.</w:t>
+        <w:rPr>
+          <w:bCs/>
+          <w:b/>
+        </w:rPr>
+        <w:t xml:space="preserve">Déclaration d’usage de l’IA.</w:t>
+      </w:r>
+      <w:r>
+        <w:t xml:space="preserve"> </w:t>
+      </w:r>
+      <w:r>
+        <w:t xml:space="preserve">Elle est déjà présente dans la v2.0. Il faut l’adapter à la politique précise de l’éditeur visé, l’IA ayant contribué de façon significative à la rédaction. Certains éditeurs refusent les textes rédigés par une IA : ce point doit être clarifié</w:t>
+      </w:r>
+      <w:r>
+        <w:t xml:space="preserve"> </w:t>
+      </w:r>
+      <w:r>
+        <w:rPr>
+          <w:bCs/>
+          <w:b/>
+        </w:rPr>
+        <w:t xml:space="preserve">avant</w:t>
+      </w:r>
+      <w:r>
+        <w:t xml:space="preserve"> </w:t>
+      </w:r>
+      <w:r>
+        <w:t xml:space="preserve">tout envoi.</w:t>
+      </w:r>
+    </w:p>
+    <w:bookmarkEnd w:id="63"/>
+    <w:bookmarkEnd w:id="64"/>
+    <w:bookmarkStart w:id="72" w:name="X729a0bbf358af7fe65457d349dcb4e0f53f372a"/>
+    <w:p>
+      <w:pPr>
+        <w:pStyle w:val="Heading1"/>
+      </w:pPr>
+      <w:r>
+        <w:t xml:space="preserve">Projet de proposition éditoriale (brouillon à adapter à l’éditeur visé)</w:t>
+      </w:r>
+    </w:p>
+    <w:bookmarkStart w:id="65" w:name="titre-de-travail"/>
+    <w:p>
+      <w:pPr>
+        <w:pStyle w:val="Heading2"/>
+      </w:pPr>
+      <w:r>
+        <w:t xml:space="preserve">Titre de travail</w:t>
+      </w:r>
+    </w:p>
+    <w:p>
+      <w:pPr>
+        <w:pStyle w:val="FirstParagraph"/>
+      </w:pPr>
+      <w:r>
+        <w:rPr>
+          <w:iCs/>
+          <w:i/>
+        </w:rPr>
+        <w:t xml:space="preserve">Épitaphes chrétiennes datées de Rome (340–403). Transmission numérique, chronologie et formulaire d’un corpus consulaire</w:t>
+      </w:r>
+    </w:p>
+    <w:bookmarkEnd w:id="65"/>
+    <w:bookmarkStart w:id="66" w:name="auteur"/>
+    <w:p>
+      <w:pPr>
+        <w:pStyle w:val="Heading2"/>
+      </w:pPr>
+      <w:r>
+        <w:t xml:space="preserve">Auteur</w:t>
+      </w:r>
+    </w:p>
+    <w:p>
+      <w:pPr>
+        <w:pStyle w:val="FirstParagraph"/>
+      </w:pPr>
+      <w:r>
+        <w:t xml:space="preserve">Alexis Angel Martini (Brive-la-Gaillarde).</w:t>
+      </w:r>
+    </w:p>
+    <w:bookmarkEnd w:id="66"/>
+    <w:bookmarkStart w:id="67" w:name="résumé-200-mots"/>
+    <w:p>
+      <w:pPr>
+        <w:pStyle w:val="Heading2"/>
+      </w:pPr>
+      <w:r>
+        <w:t xml:space="preserve">Résumé (≈ 200 mots)</w:t>
+      </w:r>
+    </w:p>
+    <w:p>
+      <w:pPr>
+        <w:pStyle w:val="FirstParagraph"/>
+      </w:pPr>
+      <w:r>
+        <w:t xml:space="preserve">L’ouvrage étudie 478 notices d’épitaphes chrétiennes de Rome datées des années 340 à 403. Elles ont été extraites de l’Epigraphik-Datenbank Clauss/Slaby (EDCS) puis confrontées à l’Epigraphic Database Bari (EDB). Après élimination des doublons, le corpus compte au plus 475 textes distincts. Il ne s’agit pas d’une nouvelle édition : les textes restent des lectures secondaires dont le statut est indiqué notice par notice. L’ouvrage apporte trois choses.</w:t>
       </w:r>
     </w:p>
     <w:p>
       <w:pPr>
         <w:numPr>
           <w:ilvl w:val="0"/>
-          <w:numId w:val="1024"/>
+          <w:numId w:val="1025"/>
         </w:numPr>
         <w:pStyle w:val="Compact"/>
       </w:pPr>
       <w:r>
+        <w:rPr>
+          <w:bCs/>
+          <w:b/>
+        </w:rPr>
+        <w:t xml:space="preserve">Une étude critique de la transmission numérique.</w:t>
+      </w:r>
+      <w:r>
+        <w:t xml:space="preserve"> </w:t>
+      </w:r>
+      <w:r>
+        <w:t xml:space="preserve">La comparaison EDCS/EDB fait apparaître des lignes omises, dont des formules consulaires, des parties grecques absentes, des signes chrétiens non transmis et des restitutions divergentes. Ces écarts modifient la datation et l’interprétation religieuse de plusieurs textes.</w:t>
+      </w:r>
+    </w:p>
+    <w:p>
+      <w:pPr>
+        <w:numPr>
+          <w:ilvl w:val="0"/>
+          <w:numId w:val="1025"/>
+        </w:numPr>
+        <w:pStyle w:val="Compact"/>
+      </w:pPr>
+      <w:r>
+        <w:rPr>
+          <w:bCs/>
+          <w:b/>
+        </w:rPr>
+        <w:t xml:space="preserve">Un contrôle systématique de la chronologie.</w:t>
+      </w:r>
+      <w:r>
+        <w:t xml:space="preserve"> </w:t>
+      </w:r>
+      <w:r>
+        <w:t xml:space="preserve">Consuls latins et grecs, post-consulats, jours de la semaine, âge de la lune, cohérence entre âge et dates.</w:t>
+      </w:r>
+    </w:p>
+    <w:p>
+      <w:pPr>
+        <w:numPr>
+          <w:ilvl w:val="0"/>
+          <w:numId w:val="1025"/>
+        </w:numPr>
+        <w:pStyle w:val="Compact"/>
+      </w:pPr>
+      <w:r>
+        <w:rPr>
+          <w:bCs/>
+          <w:b/>
+        </w:rPr>
+        <w:t xml:space="preserve">Une mesure du formulaire et du vocabulaire religieux</w:t>
+      </w:r>
+      <w:r>
+        <w:t xml:space="preserve"> </w:t>
+      </w:r>
+      <w:r>
+        <w:t xml:space="preserve">rapportée à des dénominateurs explicites, avec ou sans restitutions, qui distingue le mot gravé, le signe figuré et l’interprétation.</w:t>
+      </w:r>
+    </w:p>
+    <w:p>
+      <w:pPr>
+        <w:pStyle w:val="FirstParagraph"/>
+      </w:pPr>
+      <w:r>
+        <w:t xml:space="preserve">Base de données, scripts et registres d’anomalies et de consultations accompagnent le volume.</w:t>
+      </w:r>
+    </w:p>
+    <w:bookmarkEnd w:id="67"/>
+    <w:bookmarkStart w:id="68" w:name="statut-scientifique-à-déclarer-tel-quel"/>
+    <w:p>
+      <w:pPr>
+        <w:pStyle w:val="Heading2"/>
+      </w:pPr>
+      <w:r>
+        <w:t xml:space="preserve">Statut scientifique (à déclarer tel quel)</w:t>
+      </w:r>
+    </w:p>
+    <w:p>
+      <w:pPr>
+        <w:numPr>
+          <w:ilvl w:val="0"/>
+          <w:numId w:val="1026"/>
+        </w:numPr>
+        <w:pStyle w:val="Compact"/>
+      </w:pPr>
+      <w:r>
+        <w:t xml:space="preserve">Textes : lectures secondaires (EDCS) confrontées à l’EDB. Pas de collation sur l’ICVR imprimée à ce stade, sauf indication contraire.</w:t>
+      </w:r>
+    </w:p>
+    <w:p>
+      <w:pPr>
+        <w:numPr>
+          <w:ilvl w:val="0"/>
+          <w:numId w:val="1026"/>
+        </w:numPr>
+        <w:pStyle w:val="Compact"/>
+      </w:pPr>
+      <w:r>
+        <w:t xml:space="preserve">Usage de l’intelligence artificielle : à déclarer selon la politique de l’éditeur. Voir</w:t>
+      </w:r>
+      <w:r>
+        <w:t xml:space="preserve"> </w:t>
+      </w:r>
+      <w:r>
+        <w:rPr>
+          <w:rStyle w:val="VerbatimChar"/>
+        </w:rPr>
+        <w:t xml:space="preserve">CONSIGNES_EDITEURS.md</w:t>
+      </w:r>
+      <w:r>
+        <w:t xml:space="preserve">.</w:t>
+      </w:r>
+    </w:p>
+    <w:bookmarkEnd w:id="68"/>
+    <w:bookmarkStart w:id="69" w:name="public"/>
+    <w:p>
+      <w:pPr>
+        <w:pStyle w:val="Heading2"/>
+      </w:pPr>
+      <w:r>
+        <w:t xml:space="preserve">Public</w:t>
+      </w:r>
+    </w:p>
+    <w:p>
+      <w:pPr>
+        <w:pStyle w:val="FirstParagraph"/>
+      </w:pPr>
+      <w:r>
+        <w:t xml:space="preserve">Épigraphistes de l’Antiquité tardive, historiens du christianisme ancien et de Rome, spécialistes des humanités numériques en épigraphie.</w:t>
+      </w:r>
+    </w:p>
+    <w:bookmarkEnd w:id="69"/>
+    <w:bookmarkStart w:id="70" w:name="Xd288e4f733f28adf34bb4ad45bb2059503cb201"/>
+    <w:p>
+      <w:pPr>
+        <w:pStyle w:val="Heading2"/>
+      </w:pPr>
+      <w:r>
+        <w:t xml:space="preserve">Ouvrages comparables (à compléter après vérification bibliographique)</w:t>
+      </w:r>
+    </w:p>
+    <w:p>
+      <w:pPr>
+        <w:pStyle w:val="FirstParagraph"/>
+      </w:pPr>
+      <w:r>
+        <w:t xml:space="preserve">ICVR n.s. ; ILCV (Diehl) ; CLRE (Bagnall et al., 1987) ; les publications de l’EDB (Felle, Carletti).</w:t>
+      </w:r>
+      <w:r>
+        <w:t xml:space="preserve"> </w:t>
+      </w:r>
+      <w:r>
+        <w:rPr>
+          <w:bCs/>
+          <w:b/>
+        </w:rPr>
+        <w:t xml:space="preserve">Les références précises (titres, années, pages) doivent être vérifiées avant l’envoi.</w:t>
+      </w:r>
+      <w:r>
+        <w:t xml:space="preserve"> </w:t>
+      </w:r>
+      <w:r>
+        <w:t xml:space="preserve">Ce lot n’en a vérifié aucune sur pièces.</w:t>
+      </w:r>
+    </w:p>
+    <w:bookmarkEnd w:id="70"/>
+    <w:bookmarkStart w:id="71" w:name="calendrier-proposé"/>
+    <w:p>
+      <w:pPr>
+        <w:pStyle w:val="Heading2"/>
+      </w:pPr>
+      <w:r>
+        <w:t xml:space="preserve">Calendrier proposé</w:t>
+      </w:r>
+    </w:p>
+    <w:p>
+      <w:pPr>
+        <w:numPr>
+          <w:ilvl w:val="0"/>
+          <w:numId w:val="1027"/>
+        </w:numPr>
+        <w:pStyle w:val="Compact"/>
+      </w:pPr>
+      <w:r>
+        <w:t xml:space="preserve">Fin de la collation EDB (478/478).</w:t>
+      </w:r>
+    </w:p>
+    <w:p>
+      <w:pPr>
+        <w:numPr>
+          <w:ilvl w:val="0"/>
+          <w:numId w:val="1027"/>
+        </w:numPr>
+        <w:pStyle w:val="Compact"/>
+      </w:pPr>
+      <w:r>
+        <w:t xml:space="preserve">Vérification sur l’ICVR des écarts substantiels.</w:t>
+      </w:r>
+    </w:p>
+    <w:p>
+      <w:pPr>
+        <w:numPr>
+          <w:ilvl w:val="0"/>
+          <w:numId w:val="1027"/>
+        </w:numPr>
+        <w:pStyle w:val="Compact"/>
+      </w:pPr>
+      <w:r>
+        <w:t xml:space="preserve">Réécriture de l’état de la recherche.</w:t>
+      </w:r>
+    </w:p>
+    <w:p>
+      <w:pPr>
+        <w:numPr>
+          <w:ilvl w:val="0"/>
+          <w:numId w:val="1027"/>
+        </w:numPr>
+        <w:pStyle w:val="Compact"/>
+      </w:pPr>
+      <w:r>
         <w:t xml:space="preserve">Envoi.</w:t>
       </w:r>
     </w:p>
-    <w:bookmarkEnd w:id="68"/>
-    <w:bookmarkEnd w:id="69"/>
-    <w:bookmarkStart w:id="71" w:name="journal-des-modifications"/>
+    <w:bookmarkEnd w:id="71"/>
+    <w:bookmarkEnd w:id="72"/>
+    <w:bookmarkStart w:id="75" w:name="journal-des-modifications"/>
     <w:p>
       <w:pPr>
         <w:pStyle w:val="Heading1"/>
@@ -9327,7 +10819,7 @@
         <w:t xml:space="preserve">.</w:t>
       </w:r>
     </w:p>
-    <w:bookmarkStart w:id="70" w:name="lot-1"/>
+    <w:bookmarkStart w:id="73" w:name="lot-1"/>
     <w:p>
       <w:pPr>
         <w:pStyle w:val="Heading2"/>
@@ -10470,8 +11962,515 @@
         <w:t xml:space="preserve">Les sources LaTeX de la v2.0 ou de la v3.1 sont absentes : le PDF n’a pas été régénéré. Les corrections sont formulées pour être reportées.</w:t>
       </w:r>
     </w:p>
-    <w:bookmarkEnd w:id="70"/>
-    <w:bookmarkEnd w:id="71"/>
+    <w:bookmarkEnd w:id="73"/>
+    <w:bookmarkStart w:id="74" w:name="lot-2-reprise-automatique-0404-utc"/>
+    <w:p>
+      <w:pPr>
+        <w:pStyle w:val="Heading2"/>
+      </w:pPr>
+      <w:r>
+        <w:t xml:space="preserve">2026-10-14 — lot 2 (reprise automatique, 04:04 UTC)</w:t>
+      </w:r>
+    </w:p>
+    <w:tbl>
+      <w:tblPr>
+        <w:tblStyle w:val="Table"/>
+        <w:tblW w:type="pct" w:w="5000"/>
+        <w:tblLook w:firstRow="1" w:lastRow="0" w:firstColumn="0" w:lastColumn="0" w:noHBand="0" w:noVBand="0" w:val="0020"/>
+        <w:jc w:val="start"/>
+      </w:tblPr>
+      <w:tblGrid>
+        <w:gridCol w:w="1584"/>
+        <w:gridCol w:w="1584"/>
+        <w:gridCol w:w="1584"/>
+        <w:gridCol w:w="1584"/>
+        <w:gridCol w:w="1584"/>
+      </w:tblGrid>
+      <w:tr>
+        <w:trPr>
+          <w:tblHeader w:val="true"/>
+        </w:trPr>
+        <w:tc>
+          <w:tcPr/>
+          <w:p>
+            <w:pPr>
+              <w:pStyle w:val="Compact"/>
+              <w:jc w:val="left"/>
+            </w:pPr>
+            <w:r>
+              <w:t xml:space="preserve">#</w:t>
+            </w:r>
+          </w:p>
+        </w:tc>
+        <w:tc>
+          <w:tcPr/>
+          <w:p>
+            <w:pPr>
+              <w:pStyle w:val="Compact"/>
+              <w:jc w:val="left"/>
+            </w:pPr>
+            <w:r>
+              <w:t xml:space="preserve">Objet</w:t>
+            </w:r>
+          </w:p>
+        </w:tc>
+        <w:tc>
+          <w:tcPr/>
+          <w:p>
+            <w:pPr>
+              <w:pStyle w:val="Compact"/>
+              <w:jc w:val="left"/>
+            </w:pPr>
+            <w:r>
+              <w:t xml:space="preserve">Action</w:t>
+            </w:r>
+          </w:p>
+        </w:tc>
+        <w:tc>
+          <w:tcPr/>
+          <w:p>
+            <w:pPr>
+              <w:pStyle w:val="Compact"/>
+              <w:jc w:val="left"/>
+            </w:pPr>
+            <w:r>
+              <w:t xml:space="preserve">Fichier</w:t>
+            </w:r>
+          </w:p>
+        </w:tc>
+        <w:tc>
+          <w:tcPr/>
+          <w:p>
+            <w:pPr>
+              <w:pStyle w:val="Compact"/>
+              <w:jc w:val="left"/>
+            </w:pPr>
+            <w:r>
+              <w:t xml:space="preserve">Preuve</w:t>
+            </w:r>
+          </w:p>
+        </w:tc>
+      </w:tr>
+      <w:tr>
+        <w:tc>
+          <w:tcPr/>
+          <w:p>
+            <w:pPr>
+              <w:pStyle w:val="Compact"/>
+              <w:jc w:val="left"/>
+            </w:pPr>
+            <w:r>
+              <w:t xml:space="preserve">15</w:t>
+            </w:r>
+          </w:p>
+        </w:tc>
+        <w:tc>
+          <w:tcPr/>
+          <w:p>
+            <w:pPr>
+              <w:pStyle w:val="Compact"/>
+              <w:jc w:val="left"/>
+            </w:pPr>
+            <w:r>
+              <w:t xml:space="preserve">Collation EDCS/EDB</w:t>
+            </w:r>
+          </w:p>
+        </w:tc>
+        <w:tc>
+          <w:tcPr/>
+          <w:p>
+            <w:pPr>
+              <w:pStyle w:val="Compact"/>
+              <w:jc w:val="left"/>
+            </w:pPr>
+            <w:r>
+              <w:t xml:space="preserve">435/478 notices appariées (265 concordantes, 133 à examiner, 37 divergentes) ; 21 restent à chercher, 22 sans n° ICUR</w:t>
+            </w:r>
+          </w:p>
+        </w:tc>
+        <w:tc>
+          <w:tcPr/>
+          <w:p>
+            <w:pPr>
+              <w:pStyle w:val="Compact"/>
+              <w:jc w:val="left"/>
+            </w:pPr>
+            <w:r>
+              <w:rPr>
+                <w:rStyle w:val="VerbatimChar"/>
+              </w:rPr>
+              <w:t xml:space="preserve">02_verifications/collation_edcs_edb.csv</w:t>
+            </w:r>
+          </w:p>
+        </w:tc>
+        <w:tc>
+          <w:tcPr/>
+          <w:p>
+            <w:pPr>
+              <w:pStyle w:val="Compact"/>
+              <w:jc w:val="left"/>
+            </w:pPr>
+            <w:r>
+              <w:rPr>
+                <w:rStyle w:val="VerbatimChar"/>
+              </w:rPr>
+              <w:t xml:space="preserve">edb/brut/*.json</w:t>
+            </w:r>
+          </w:p>
+        </w:tc>
+      </w:tr>
+      <w:tr>
+        <w:tc>
+          <w:tcPr/>
+          <w:p>
+            <w:pPr>
+              <w:pStyle w:val="Compact"/>
+              <w:jc w:val="left"/>
+            </w:pPr>
+            <w:r>
+              <w:t xml:space="preserve">16</w:t>
+            </w:r>
+          </w:p>
+        </w:tc>
+        <w:tc>
+          <w:tcPr/>
+          <w:p>
+            <w:pPr>
+              <w:pStyle w:val="Compact"/>
+              <w:jc w:val="left"/>
+            </w:pPr>
+            <w:r>
+              <w:t xml:space="preserve">A009 (313/314)</w:t>
+            </w:r>
+          </w:p>
+        </w:tc>
+        <w:tc>
+          <w:tcPr/>
+          <w:p>
+            <w:pPr>
+              <w:pStyle w:val="Compact"/>
+              <w:jc w:val="left"/>
+            </w:pPr>
+            <w:r>
+              <w:t xml:space="preserve">une fiche EDB (EDB39579), deux dépositions successives ; année de (b) = consulat</w:t>
+            </w:r>
+            <w:r>
+              <w:t xml:space="preserve"> </w:t>
+            </w:r>
+            <w:r>
+              <w:rPr>
+                <w:bCs/>
+                <w:b/>
+              </w:rPr>
+              <w:t xml:space="preserve">restitué</w:t>
+            </w:r>
+          </w:p>
+        </w:tc>
+        <w:tc>
+          <w:tcPr/>
+          <w:p>
+            <w:pPr>
+              <w:pStyle w:val="Compact"/>
+              <w:jc w:val="left"/>
+            </w:pPr>
+            <w:r>
+              <w:t xml:space="preserve">dossiers § A</w:t>
+            </w:r>
+          </w:p>
+        </w:tc>
+        <w:tc>
+          <w:tcPr/>
+          <w:p>
+            <w:pPr>
+              <w:pStyle w:val="Compact"/>
+              <w:jc w:val="left"/>
+            </w:pPr>
+            <w:r>
+              <w:t xml:space="preserve">EDB39579</w:t>
+            </w:r>
+          </w:p>
+        </w:tc>
+      </w:tr>
+      <w:tr>
+        <w:tc>
+          <w:tcPr/>
+          <w:p>
+            <w:pPr>
+              <w:pStyle w:val="Compact"/>
+              <w:jc w:val="left"/>
+            </w:pPr>
+            <w:r>
+              <w:t xml:space="preserve">17</w:t>
+            </w:r>
+          </w:p>
+        </w:tc>
+        <w:tc>
+          <w:tcPr/>
+          <w:p>
+            <w:pPr>
+              <w:pStyle w:val="Compact"/>
+              <w:jc w:val="left"/>
+            </w:pPr>
+            <w:r>
+              <w:t xml:space="preserve">A010 (393/394)</w:t>
+            </w:r>
+          </w:p>
+        </w:tc>
+        <w:tc>
+          <w:tcPr/>
+          <w:p>
+            <w:pPr>
+              <w:pStyle w:val="Compact"/>
+              <w:jc w:val="left"/>
+            </w:pPr>
+            <w:r>
+              <w:t xml:space="preserve">une fiche EDB (EDB39590) ; l’EDCS restitue davantage que l’EDB ; ne compter qu’une occurrence datée</w:t>
+            </w:r>
+          </w:p>
+        </w:tc>
+        <w:tc>
+          <w:tcPr/>
+          <w:p>
+            <w:pPr>
+              <w:pStyle w:val="Compact"/>
+              <w:jc w:val="left"/>
+            </w:pPr>
+            <w:r>
+              <w:t xml:space="preserve">dossiers § A</w:t>
+            </w:r>
+          </w:p>
+        </w:tc>
+        <w:tc>
+          <w:tcPr/>
+          <w:p>
+            <w:pPr>
+              <w:pStyle w:val="Compact"/>
+              <w:jc w:val="left"/>
+            </w:pPr>
+            <w:r>
+              <w:t xml:space="preserve">EDB39590</w:t>
+            </w:r>
+          </w:p>
+        </w:tc>
+      </w:tr>
+      <w:tr>
+        <w:tc>
+          <w:tcPr/>
+          <w:p>
+            <w:pPr>
+              <w:pStyle w:val="Compact"/>
+              <w:jc w:val="left"/>
+            </w:pPr>
+            <w:r>
+              <w:t xml:space="preserve">18</w:t>
+            </w:r>
+          </w:p>
+        </w:tc>
+        <w:tc>
+          <w:tcPr/>
+          <w:p>
+            <w:pPr>
+              <w:pStyle w:val="Compact"/>
+              <w:jc w:val="left"/>
+            </w:pPr>
+            <w:r>
+              <w:t xml:space="preserve">Dates</w:t>
+            </w:r>
+          </w:p>
+        </w:tc>
+        <w:tc>
+          <w:tcPr/>
+          <w:p>
+            <w:pPr>
+              <w:pStyle w:val="Compact"/>
+              <w:jc w:val="left"/>
+            </w:pPr>
+            <w:r>
+              <w:t xml:space="preserve">3 divergences supplémentaires (n° 40, 206, 328) ; n° 328 : 381 ou 390 selon la restitution</w:t>
+            </w:r>
+          </w:p>
+        </w:tc>
+        <w:tc>
+          <w:tcPr/>
+          <w:p>
+            <w:pPr>
+              <w:pStyle w:val="Compact"/>
+              <w:jc w:val="left"/>
+            </w:pPr>
+            <w:r>
+              <w:t xml:space="preserve">dossiers § D</w:t>
+            </w:r>
+          </w:p>
+        </w:tc>
+        <w:tc>
+          <w:tcPr/>
+          <w:p>
+            <w:pPr>
+              <w:pStyle w:val="Compact"/>
+              <w:jc w:val="left"/>
+            </w:pPr>
+            <w:r>
+              <w:t xml:space="preserve">fiches EDB citées</w:t>
+            </w:r>
+          </w:p>
+        </w:tc>
+      </w:tr>
+      <w:tr>
+        <w:tc>
+          <w:tcPr/>
+          <w:p>
+            <w:pPr>
+              <w:pStyle w:val="Compact"/>
+              <w:jc w:val="left"/>
+            </w:pPr>
+            <w:r>
+              <w:t xml:space="preserve">19</w:t>
+            </w:r>
+          </w:p>
+        </w:tc>
+        <w:tc>
+          <w:tcPr/>
+          <w:p>
+            <w:pPr>
+              <w:pStyle w:val="Compact"/>
+              <w:jc w:val="left"/>
+            </w:pPr>
+            <w:r>
+              <w:t xml:space="preserve">A016</w:t>
+            </w:r>
+          </w:p>
+        </w:tc>
+        <w:tc>
+          <w:tcPr/>
+          <w:p>
+            <w:pPr>
+              <w:pStyle w:val="Compact"/>
+              <w:jc w:val="left"/>
+            </w:pPr>
+            <w:r>
+              <w:t xml:space="preserve">n° 123 et 326 : restitutions consulaires conjecturales de l’EDB ; n° 123 : lecture EDCS</w:t>
+            </w:r>
+            <w:r>
+              <w:t xml:space="preserve"> </w:t>
+            </w:r>
+            <w:r>
+              <w:rPr>
+                <w:iCs/>
+                <w:i/>
+              </w:rPr>
+              <w:t xml:space="preserve">obiit</w:t>
+            </w:r>
+            <w:r>
+              <w:t xml:space="preserve"> </w:t>
+            </w:r>
+            <w:r>
+              <w:t xml:space="preserve">contre EDB</w:t>
+            </w:r>
+            <w:r>
+              <w:t xml:space="preserve"> </w:t>
+            </w:r>
+            <w:r>
+              <w:rPr>
+                <w:iCs/>
+                <w:i/>
+              </w:rPr>
+              <w:t xml:space="preserve">[Lupicin]o et Iovi[no]</w:t>
+            </w:r>
+          </w:p>
+        </w:tc>
+        <w:tc>
+          <w:tcPr/>
+          <w:p>
+            <w:pPr>
+              <w:pStyle w:val="Compact"/>
+              <w:jc w:val="left"/>
+            </w:pPr>
+            <w:r>
+              <w:t xml:space="preserve">dossiers § D</w:t>
+            </w:r>
+          </w:p>
+        </w:tc>
+        <w:tc>
+          <w:tcPr/>
+          <w:p>
+            <w:pPr>
+              <w:pStyle w:val="Compact"/>
+              <w:jc w:val="left"/>
+            </w:pPr>
+            <w:r>
+              <w:t xml:space="preserve">EDB24921, EDB24920</w:t>
+            </w:r>
+          </w:p>
+        </w:tc>
+      </w:tr>
+      <w:tr>
+        <w:tc>
+          <w:tcPr/>
+          <w:p>
+            <w:pPr>
+              <w:pStyle w:val="Compact"/>
+              <w:jc w:val="left"/>
+            </w:pPr>
+            <w:r>
+              <w:t xml:space="preserve">20</w:t>
+            </w:r>
+          </w:p>
+        </w:tc>
+        <w:tc>
+          <w:tcPr/>
+          <w:p>
+            <w:pPr>
+              <w:pStyle w:val="Compact"/>
+              <w:jc w:val="left"/>
+            </w:pPr>
+            <w:r>
+              <w:t xml:space="preserve">Signes chrétiens</w:t>
+            </w:r>
+          </w:p>
+        </w:tc>
+        <w:tc>
+          <w:tcPr/>
+          <w:p>
+            <w:pPr>
+              <w:pStyle w:val="Compact"/>
+              <w:jc w:val="left"/>
+            </w:pPr>
+            <w:r>
+              <w:t xml:space="preserve">45 chrismes ou croix sur 435 notices (10,3 %)</w:t>
+            </w:r>
+          </w:p>
+        </w:tc>
+        <w:tc>
+          <w:tcPr/>
+          <w:p>
+            <w:pPr>
+              <w:pStyle w:val="Compact"/>
+              <w:jc w:val="left"/>
+            </w:pPr>
+            <w:r>
+              <w:t xml:space="preserve">dossiers § E</w:t>
+            </w:r>
+          </w:p>
+        </w:tc>
+        <w:tc>
+          <w:tcPr/>
+          <w:p>
+            <w:pPr>
+              <w:pStyle w:val="Compact"/>
+              <w:jc w:val="left"/>
+            </w:pPr>
+            <w:r>
+              <w:rPr>
+                <w:rStyle w:val="VerbatimChar"/>
+              </w:rPr>
+              <w:t xml:space="preserve">collation_edcs_edb.csv</w:t>
+            </w:r>
+          </w:p>
+        </w:tc>
+      </w:tr>
+    </w:tbl>
+    <w:bookmarkEnd w:id="74"/>
+    <w:bookmarkEnd w:id="75"/>
     <w:sectPr/>
   </w:body>
 </w:document>
@@ -10809,34 +12808,7 @@
     <w:abstractNumId w:val="991"/>
   </w:num>
   <w:num w:numId="1014">
-    <w:abstractNumId w:val="99411"/>
-    <w:lvlOverride w:ilvl="0">
-      <w:startOverride w:val="1"/>
-    </w:lvlOverride>
-    <w:lvlOverride w:ilvl="1">
-      <w:startOverride w:val="1"/>
-    </w:lvlOverride>
-    <w:lvlOverride w:ilvl="2">
-      <w:startOverride w:val="1"/>
-    </w:lvlOverride>
-    <w:lvlOverride w:ilvl="3">
-      <w:startOverride w:val="1"/>
-    </w:lvlOverride>
-    <w:lvlOverride w:ilvl="4">
-      <w:startOverride w:val="1"/>
-    </w:lvlOverride>
-    <w:lvlOverride w:ilvl="5">
-      <w:startOverride w:val="1"/>
-    </w:lvlOverride>
-    <w:lvlOverride w:ilvl="6">
-      <w:startOverride w:val="1"/>
-    </w:lvlOverride>
-    <w:lvlOverride w:ilvl="7">
-      <w:startOverride w:val="1"/>
-    </w:lvlOverride>
-    <w:lvlOverride w:ilvl="8">
-      <w:startOverride w:val="1"/>
-    </w:lvlOverride>
+    <w:abstractNumId w:val="991"/>
   </w:num>
   <w:num w:numId="1015">
     <w:abstractNumId w:val="991"/>
@@ -10875,15 +12847,6 @@
     <w:abstractNumId w:val="991"/>
   </w:num>
   <w:num w:numId="1018">
-    <w:abstractNumId w:val="991"/>
-  </w:num>
-  <w:num w:numId="1019">
-    <w:abstractNumId w:val="991"/>
-  </w:num>
-  <w:num w:numId="1020">
-    <w:abstractNumId w:val="991"/>
-  </w:num>
-  <w:num w:numId="1021">
     <w:abstractNumId w:val="99411"/>
     <w:lvlOverride w:ilvl="0">
       <w:startOverride w:val="1"/>
@@ -10913,7 +12876,22 @@
       <w:startOverride w:val="1"/>
     </w:lvlOverride>
   </w:num>
+  <w:num w:numId="1019">
+    <w:abstractNumId w:val="991"/>
+  </w:num>
+  <w:num w:numId="1020">
+    <w:abstractNumId w:val="991"/>
+  </w:num>
+  <w:num w:numId="1021">
+    <w:abstractNumId w:val="991"/>
+  </w:num>
   <w:num w:numId="1022">
+    <w:abstractNumId w:val="991"/>
+  </w:num>
+  <w:num w:numId="1023">
+    <w:abstractNumId w:val="991"/>
+  </w:num>
+  <w:num w:numId="1024">
     <w:abstractNumId w:val="99411"/>
     <w:lvlOverride w:ilvl="0">
       <w:startOverride w:val="1"/>
@@ -10943,10 +12921,40 @@
       <w:startOverride w:val="1"/>
     </w:lvlOverride>
   </w:num>
-  <w:num w:numId="1023">
+  <w:num w:numId="1025">
+    <w:abstractNumId w:val="99411"/>
+    <w:lvlOverride w:ilvl="0">
+      <w:startOverride w:val="1"/>
+    </w:lvlOverride>
+    <w:lvlOverride w:ilvl="1">
+      <w:startOverride w:val="1"/>
+    </w:lvlOverride>
+    <w:lvlOverride w:ilvl="2">
+      <w:startOverride w:val="1"/>
+    </w:lvlOverride>
+    <w:lvlOverride w:ilvl="3">
+      <w:startOverride w:val="1"/>
+    </w:lvlOverride>
+    <w:lvlOverride w:ilvl="4">
+      <w:startOverride w:val="1"/>
+    </w:lvlOverride>
+    <w:lvlOverride w:ilvl="5">
+      <w:startOverride w:val="1"/>
+    </w:lvlOverride>
+    <w:lvlOverride w:ilvl="6">
+      <w:startOverride w:val="1"/>
+    </w:lvlOverride>
+    <w:lvlOverride w:ilvl="7">
+      <w:startOverride w:val="1"/>
+    </w:lvlOverride>
+    <w:lvlOverride w:ilvl="8">
+      <w:startOverride w:val="1"/>
+    </w:lvlOverride>
+  </w:num>
+  <w:num w:numId="1026">
     <w:abstractNumId w:val="991"/>
   </w:num>
-  <w:num w:numId="1024">
+  <w:num w:numId="1027">
     <w:abstractNumId w:val="99411"/>
     <w:lvlOverride w:ilvl="0">
       <w:startOverride w:val="1"/>

--- a/06_livrables/PRISME_cahier_revision_v3_lot1.docx
+++ b/06_livrables/PRISME_cahier_revision_v3_lot1.docx
@@ -49,7 +49,7 @@
         <w:t xml:space="preserve"> </w:t>
       </w:r>
       <w:r>
-        <w:t xml:space="preserve">1-2)</w:t>
+        <w:t xml:space="preserve">1-3)</w:t>
       </w:r>
     </w:p>
     <w:p>
@@ -5715,23 +5715,23 @@
           <w:bCs/>
           <w:b/>
         </w:rPr>
-        <w:t xml:space="preserve">435 notices appariées</w:t>
-      </w:r>
-      <w:r>
-        <w:t xml:space="preserve"> </w:t>
-      </w:r>
-      <w:r>
-        <w:t xml:space="preserve">(lot 2), l’EDB décrit pour</w:t>
-      </w:r>
-      <w:r>
-        <w:t xml:space="preserve"> </w:t>
-      </w:r>
-      <w:r>
-        <w:rPr>
-          <w:bCs/>
-          <w:b/>
-        </w:rPr>
-        <w:t xml:space="preserve">45 d’entre elles un chrisme ou une croix</w:t>
+        <w:t xml:space="preserve">440 notices appariées</w:t>
+      </w:r>
+      <w:r>
+        <w:t xml:space="preserve"> </w:t>
+      </w:r>
+      <w:r>
+        <w:t xml:space="preserve">(lot 3), l’EDB décrit pour</w:t>
+      </w:r>
+      <w:r>
+        <w:t xml:space="preserve"> </w:t>
+      </w:r>
+      <w:r>
+        <w:rPr>
+          <w:bCs/>
+          <w:b/>
+        </w:rPr>
+        <w:t xml:space="preserve">46 d’entre elles un chrisme ou une croix</w:t>
       </w:r>
       <w:r>
         <w:t xml:space="preserve"> </w:t>
@@ -5802,7 +5802,7 @@
         <w:t xml:space="preserve">crux gammata</w:t>
       </w:r>
       <w:r>
-        <w:t xml:space="preserve">, etc. Ce sont les n° 4, 16, 22, 24, 34, 38, 43, 46, 49, 50, 55, 60, 68, 73, 94, 99, 100, 109, 118, 128, 136, 139, 142, 143, 146, 147, 179, 183, 193, 209, 213, 247, 273, 275, 276, 321, 344, 357, 376, 400, 402, 430, 431, 434 et 465. Le n° 339 porte un monogramme de nom (</w:t>
+        <w:t xml:space="preserve">, etc. Ce sont les n° 4, 16, 22, 24, 34, 38, 43, 46, 49, 50, 55, 60, 68, 73, 94, 99, 100, 109, 118, 128, 136, 139, 142, 143, 146, 147, 179, 183, 193, 209, 213, 247, 260, 273, 275, 276, 321, 344, 357, 376, 400, 402, 430, 431, 434 et 465. Le n° 339 porte un monogramme de nom (</w:t>
       </w:r>
       <w:r>
         <w:rPr>
@@ -5869,7 +5869,7 @@
           <w:bCs/>
           <w:b/>
         </w:rPr>
-        <w:t xml:space="preserve">45 notices sur 435 collationnées (10,3 %)</w:t>
+        <w:t xml:space="preserve">46 notices sur 440 collationnées (10,5 %)</w:t>
       </w:r>
       <w:r>
         <w:t xml:space="preserve"> </w:t>
@@ -5995,7 +5995,7 @@
           <w:iCs/>
           <w:i/>
         </w:rPr>
-        <w:t xml:space="preserve">Section nouvelle, à insérer après le § 5.3 de la v2.0. Les chiffres sont ceux du lot 2 (435 notices appariées sur 478) et seront mis à jour à la fin de la collation.</w:t>
+        <w:t xml:space="preserve">Section nouvelle, à insérer après le § 5.3 de la v2.0. Les chiffres sont ceux du lot 3 (440 notices appariées sur 478) et seront mis à jour à la fin de la collation.</w:t>
       </w:r>
     </w:p>
     <w:bookmarkStart w:id="43" w:name="pourquoi-une-seconde-base"/>
@@ -6086,7 +6086,7 @@
         <w:pStyle w:val="BodyText"/>
       </w:pPr>
       <w:r>
-        <w:t xml:space="preserve">À la date de cette version, 435 notices sur 478 ont été appariées. 265 concordent, aux conventions de notation près ; 133 présentent des écarts à examiner ; 37 divergent fortement, le plus souvent parce que l’un des deux textes est tronqué.</w:t>
+        <w:t xml:space="preserve">À la date de cette version, 440 notices sur 478 ont été appariées. 269 concordent, aux conventions de notation près ; 134 présentent des écarts à examiner ; 37 divergent fortement, le plus souvent parce que l’un des deux textes est tronqué.</w:t>
       </w:r>
     </w:p>
     <w:bookmarkEnd w:id="44"/>
@@ -6170,7 +6170,7 @@
         <w:t xml:space="preserve"> </w:t>
       </w:r>
       <w:r>
-        <w:t xml:space="preserve">L’EDB décrit chrismes, croix, oiseaux, palmes et orants. L’EDCS ne les mentionne pas. Sur les 435 notices appariées, 45 (10,3 %) portent un chrisme ou une croix selon l’EDB. Dans un cas (n° 38), l’EDCS rend le chrisme par un mot développé,</w:t>
+        <w:t xml:space="preserve">L’EDB décrit chrismes, croix, oiseaux, palmes et orants. L’EDCS ne les mentionne pas. Sur les 440 notices appariées, 46 (10,5 %) portent un chrisme ou une croix selon l’EDB. Dans un cas (n° 38), l’EDCS rend le chrisme par un mot développé,</w:t>
       </w:r>
       <w:r>
         <w:t xml:space="preserve"> </w:t>
@@ -6425,13 +6425,13 @@
     </w:p>
     <w:bookmarkEnd w:id="46"/>
     <w:bookmarkEnd w:id="47"/>
-    <w:bookmarkStart w:id="52" w:name="Xf0bcecbb11b2383e59493386ddb0bea164d860a"/>
+    <w:bookmarkStart w:id="52" w:name="X27d27ef2cf4e64d4923f945d401386ea3627118"/>
     <w:p>
       <w:pPr>
         <w:pStyle w:val="Heading1"/>
       </w:pPr>
       <w:r>
-        <w:t xml:space="preserve">État de la collation EDCS / EDB (au 14 octobre 2026, lot 2)</w:t>
+        <w:t xml:space="preserve">État de la collation EDCS / EDB (au 14 octobre 2026, lot 3 : parcours des listes terminé)</w:t>
       </w:r>
     </w:p>
     <w:bookmarkStart w:id="48" w:name="méthode"/>
@@ -6703,7 +6703,7 @@
     <w:tbl>
       <w:tblPr>
         <w:tblStyle w:val="Table"/>
-        <w:tblW w:type="pct" w:w="5000"/>
+        <w:tblW w:type="auto" w:w="0"/>
         <w:tblLook w:firstRow="1" w:lastRow="0" w:firstColumn="0" w:lastColumn="0" w:noHBand="0" w:noVBand="0" w:val="0020"/>
         <w:jc w:val="start"/>
       </w:tblPr>
@@ -6761,7 +6761,7 @@
               <w:jc w:val="left"/>
             </w:pPr>
             <w:r>
-              <w:t xml:space="preserve">265</w:t>
+              <w:t xml:space="preserve">269</w:t>
             </w:r>
           </w:p>
         </w:tc>
@@ -6787,7 +6787,7 @@
               <w:jc w:val="left"/>
             </w:pPr>
             <w:r>
-              <w:t xml:space="preserve">133</w:t>
+              <w:t xml:space="preserve">134</w:t>
             </w:r>
           </w:p>
         </w:tc>
@@ -6847,7 +6847,7 @@
                 <w:bCs/>
                 <w:b/>
               </w:rPr>
-              <w:t xml:space="preserve">435</w:t>
+              <w:t xml:space="preserve">440</w:t>
             </w:r>
           </w:p>
         </w:tc>
@@ -6861,19 +6861,19 @@
               <w:jc w:val="left"/>
             </w:pPr>
             <w:r>
-              <w:t xml:space="preserve">page EDB non encore consultée (dont les 16 numéros absents ci-dessous)</w:t>
-            </w:r>
-          </w:p>
-        </w:tc>
-        <w:tc>
-          <w:tcPr/>
-          <w:p>
-            <w:pPr>
-              <w:pStyle w:val="Compact"/>
-              <w:jc w:val="left"/>
-            </w:pPr>
-            <w:r>
-              <w:t xml:space="preserve">21</w:t>
+              <w:t xml:space="preserve">numéro ICUR absent de la liste publique EDB (voir ci-dessous)</w:t>
+            </w:r>
+          </w:p>
+        </w:tc>
+        <w:tc>
+          <w:tcPr/>
+          <w:p>
+            <w:pPr>
+              <w:pStyle w:val="Compact"/>
+              <w:jc w:val="left"/>
+            </w:pPr>
+            <w:r>
+              <w:t xml:space="preserve">16</w:t>
             </w:r>
           </w:p>
         </w:tc>
@@ -6910,17 +6910,33 @@
         <w:pStyle w:val="BodyText"/>
       </w:pPr>
       <w:r>
-        <w:t xml:space="preserve">16 numéros ICUR se trouvent dans des plages déjà parcourues sans y figurer sous ce numéro : 4798, 4799, 4800, 4802, 4804, 4805, 4807, 4808, 4815, 4829, 4830, 4832, 4836, 4948, 5711 et 5712. La liste EDB saute par exemple de 4781 à 4900. Ces textes sont peut-être enregistrés dans l’EDB sous une autre référence, ou n’y sont pas.</w:t>
-      </w:r>
-      <w:r>
-        <w:t xml:space="preserve"> </w:t>
-      </w:r>
-      <w:r>
-        <w:rPr>
-          <w:bCs/>
-          <w:b/>
-        </w:rPr>
-        <w:t xml:space="preserve">À rechercher par texte ou par bibliographie.</w:t>
+        <w:t xml:space="preserve">16 numéros ICUR se trouvent dans des plages déjà parcourues sans y figurer sous ce numéro : 4798, 4799, 4800, 4802, 4804, 4805, 4807, 4808, 4815, 4829, 4830, 4832, 4836, 4948, 5711 et 5712. La liste EDB saute par exemple de 4781 à 4900. Une recherche par texte (n° 202,</w:t>
+      </w:r>
+      <w:r>
+        <w:t xml:space="preserve"> </w:t>
+      </w:r>
+      <w:r>
+        <w:rPr>
+          <w:iCs/>
+          <w:i/>
+        </w:rPr>
+        <w:t xml:space="preserve">Cinnamius Opas lector tituli Fasciolae</w:t>
+      </w:r>
+      <w:r>
+        <w:t xml:space="preserve">) n’a rien donné. L’EDB indique dans son bandeau que certaines fiches ne sont pas publiques (« only selected records are publicly available online on the Vatican Museums website »). Il est possible que ces numéros, attribués à la basilique Saint-Paul dans la v2.0, en fassent partie : c’est une</w:t>
+      </w:r>
+      <w:r>
+        <w:t xml:space="preserve"> </w:t>
+      </w:r>
+      <w:r>
+        <w:rPr>
+          <w:bCs/>
+          <w:b/>
+        </w:rPr>
+        <w:t xml:space="preserve">hypothèse non vérifiée</w:t>
+      </w:r>
+      <w:r>
+        <w:t xml:space="preserve">. Les notices concernées sont les n° 12, 13, 25, 26, 45, 65, 116, 117, 149, 161, 202, 212, 374, 406, 407 et 452.</w:t>
       </w:r>
     </w:p>
     <w:bookmarkEnd w:id="49"/>
@@ -7255,7 +7271,7 @@
         <w:t xml:space="preserve"> </w:t>
       </w:r>
       <w:r>
-        <w:t xml:space="preserve">Poursuivre la lecture paginée (une dizaine de pages restantes pour les volumes V–X, plus les fiches détaillées pour les textes tronqués « More »).</w:t>
+        <w:t xml:space="preserve">Les listes ont été entièrement parcourues pour les numéros ICUR du corpus. Reste à ouvrir les fiches détaillées pour les textes tronqués « More »).</w:t>
       </w:r>
     </w:p>
     <w:p>
@@ -7295,13 +7311,13 @@
     </w:p>
     <w:bookmarkEnd w:id="51"/>
     <w:bookmarkEnd w:id="52"/>
-    <w:bookmarkStart w:id="54" w:name="X9bd6f138e759cb7279910c87f5dda5fc2a8849d"/>
+    <w:bookmarkStart w:id="54" w:name="Xcd263894440e5b9c2996aaf14dcc1cca657d31e"/>
     <w:p>
       <w:pPr>
         <w:pStyle w:val="Heading1"/>
       </w:pPr>
       <w:r>
-        <w:t xml:space="preserve">Statistiques recalculées sur les lectures stabilisées (lot 2)</w:t>
+        <w:t xml:space="preserve">Statistiques recalculées sur les lectures stabilisées (lot 3)</w:t>
       </w:r>
     </w:p>
     <w:p>
@@ -7550,7 +7566,7 @@
                 <w:bCs/>
                 <w:b/>
               </w:rPr>
-              <w:t xml:space="preserve">265</w:t>
+              <w:t xml:space="preserve">269</w:t>
             </w:r>
           </w:p>
         </w:tc>
@@ -7588,19 +7604,19 @@
               <w:jc w:val="left"/>
             </w:pPr>
             <w:r>
-              <w:t xml:space="preserve">340s : 15 ; 350s : 10 ; 360s : 46 ; 370s : 48 ; 380s : 66 ; 390s : 59 ; 400–403 : 21</w:t>
-            </w:r>
-          </w:p>
-        </w:tc>
-        <w:tc>
-          <w:tcPr/>
-          <w:p>
-            <w:pPr>
-              <w:pStyle w:val="Compact"/>
-              <w:jc w:val="left"/>
-            </w:pPr>
-            <w:r>
-              <w:t xml:space="preserve">265</w:t>
+              <w:t xml:space="preserve">340s : 16 ; 350s : 10 ; 360s : 46 ; 370s : 48 ; 380s : 68 ; 390s : 59 ; 400–403 : 22</w:t>
+            </w:r>
+          </w:p>
+        </w:tc>
+        <w:tc>
+          <w:tcPr/>
+          <w:p>
+            <w:pPr>
+              <w:pStyle w:val="Compact"/>
+              <w:jc w:val="left"/>
+            </w:pPr>
+            <w:r>
+              <w:t xml:space="preserve">269</w:t>
             </w:r>
           </w:p>
         </w:tc>
@@ -7636,19 +7652,19 @@
               <w:jc w:val="left"/>
             </w:pPr>
             <w:r>
-              <w:t xml:space="preserve">85</w:t>
-            </w:r>
-          </w:p>
-        </w:tc>
-        <w:tc>
-          <w:tcPr/>
-          <w:p>
-            <w:pPr>
-              <w:pStyle w:val="Compact"/>
-              <w:jc w:val="left"/>
-            </w:pPr>
-            <w:r>
-              <w:t xml:space="preserve">265</w:t>
+              <w:t xml:space="preserve">88</w:t>
+            </w:r>
+          </w:p>
+        </w:tc>
+        <w:tc>
+          <w:tcPr/>
+          <w:p>
+            <w:pPr>
+              <w:pStyle w:val="Compact"/>
+              <w:jc w:val="left"/>
+            </w:pPr>
+            <w:r>
+              <w:t xml:space="preserve">269</w:t>
             </w:r>
           </w:p>
         </w:tc>
@@ -7674,19 +7690,19 @@
               <w:jc w:val="left"/>
             </w:pPr>
             <w:r>
-              <w:t xml:space="preserve">25</w:t>
-            </w:r>
-          </w:p>
-        </w:tc>
-        <w:tc>
-          <w:tcPr/>
-          <w:p>
-            <w:pPr>
-              <w:pStyle w:val="Compact"/>
-              <w:jc w:val="left"/>
-            </w:pPr>
-            <w:r>
-              <w:t xml:space="preserve">265</w:t>
+              <w:t xml:space="preserve">26</w:t>
+            </w:r>
+          </w:p>
+        </w:tc>
+        <w:tc>
+          <w:tcPr/>
+          <w:p>
+            <w:pPr>
+              <w:pStyle w:val="Compact"/>
+              <w:jc w:val="left"/>
+            </w:pPr>
+            <w:r>
+              <w:t xml:space="preserve">269</w:t>
             </w:r>
           </w:p>
         </w:tc>
@@ -7710,7 +7726,7 @@
         <w:pStyle w:val="Compact"/>
       </w:pPr>
       <w:r>
-        <w:t xml:space="preserve">Les 210 autres textes ne sont pas « faux ». Ils présentent un écart à examiner, n’ont pas encore été appariés, ou ne portent pas de numéro ICUR. Les en exclure introduit un</w:t>
+        <w:t xml:space="preserve">Les 206 autres textes ne sont pas « faux ». Ils présentent un écart à examiner, n’ont pas encore été appariés, ou ne portent pas de numéro ICUR. Les en exclure introduit un</w:t>
       </w:r>
       <w:r>
         <w:t xml:space="preserve"> </w:t>
@@ -9210,7 +9226,7 @@
               <w:jc w:val="left"/>
             </w:pPr>
             <w:r>
-              <w:t xml:space="preserve">v2.0 + lots 1-2</w:t>
+              <w:t xml:space="preserve">v2.0 + lots 1-3</w:t>
             </w:r>
           </w:p>
         </w:tc>
@@ -9282,7 +9298,7 @@
               <w:jc w:val="left"/>
             </w:pPr>
             <w:r>
-              <w:t xml:space="preserve">435 notices sur 478 confrontées à l’EDB ; aucune collation sur l’ICVR, aucune autopsie</w:t>
+              <w:t xml:space="preserve">440 notices sur 478 confrontées à l’EDB (listes entièrement parcourues ; 16 absentes de la liste publique, 22 sans n° ICUR) ; aucune collation sur l’ICVR, aucune autopsie</w:t>
             </w:r>
           </w:p>
         </w:tc>
@@ -10769,7 +10785,7 @@
     </w:p>
     <w:bookmarkEnd w:id="71"/>
     <w:bookmarkEnd w:id="72"/>
-    <w:bookmarkStart w:id="75" w:name="journal-des-modifications"/>
+    <w:bookmarkStart w:id="76" w:name="journal-des-modifications"/>
     <w:p>
       <w:pPr>
         <w:pStyle w:val="Heading1"/>
@@ -12470,7 +12486,375 @@
       </w:tr>
     </w:tbl>
     <w:bookmarkEnd w:id="74"/>
+    <w:bookmarkStart w:id="75" w:name="lot-3-reprise-automatique-0516-utc"/>
+    <w:p>
+      <w:pPr>
+        <w:pStyle w:val="Heading2"/>
+      </w:pPr>
+      <w:r>
+        <w:t xml:space="preserve">2026-10-14 — lot 3 (reprise automatique, 05:16 UTC)</w:t>
+      </w:r>
+    </w:p>
+    <w:tbl>
+      <w:tblPr>
+        <w:tblStyle w:val="Table"/>
+        <w:tblW w:type="pct" w:w="5000"/>
+        <w:tblLook w:firstRow="1" w:lastRow="0" w:firstColumn="0" w:lastColumn="0" w:noHBand="0" w:noVBand="0" w:val="0020"/>
+        <w:jc w:val="start"/>
+      </w:tblPr>
+      <w:tblGrid>
+        <w:gridCol w:w="1584"/>
+        <w:gridCol w:w="1584"/>
+        <w:gridCol w:w="1584"/>
+        <w:gridCol w:w="1584"/>
+        <w:gridCol w:w="1584"/>
+      </w:tblGrid>
+      <w:tr>
+        <w:trPr>
+          <w:tblHeader w:val="true"/>
+        </w:trPr>
+        <w:tc>
+          <w:tcPr/>
+          <w:p>
+            <w:pPr>
+              <w:pStyle w:val="Compact"/>
+              <w:jc w:val="left"/>
+            </w:pPr>
+            <w:r>
+              <w:t xml:space="preserve">#</w:t>
+            </w:r>
+          </w:p>
+        </w:tc>
+        <w:tc>
+          <w:tcPr/>
+          <w:p>
+            <w:pPr>
+              <w:pStyle w:val="Compact"/>
+              <w:jc w:val="left"/>
+            </w:pPr>
+            <w:r>
+              <w:t xml:space="preserve">Objet</w:t>
+            </w:r>
+          </w:p>
+        </w:tc>
+        <w:tc>
+          <w:tcPr/>
+          <w:p>
+            <w:pPr>
+              <w:pStyle w:val="Compact"/>
+              <w:jc w:val="left"/>
+            </w:pPr>
+            <w:r>
+              <w:t xml:space="preserve">Action</w:t>
+            </w:r>
+          </w:p>
+        </w:tc>
+        <w:tc>
+          <w:tcPr/>
+          <w:p>
+            <w:pPr>
+              <w:pStyle w:val="Compact"/>
+              <w:jc w:val="left"/>
+            </w:pPr>
+            <w:r>
+              <w:t xml:space="preserve">Fichier</w:t>
+            </w:r>
+          </w:p>
+        </w:tc>
+        <w:tc>
+          <w:tcPr/>
+          <w:p>
+            <w:pPr>
+              <w:pStyle w:val="Compact"/>
+              <w:jc w:val="left"/>
+            </w:pPr>
+            <w:r>
+              <w:t xml:space="preserve">Preuve</w:t>
+            </w:r>
+          </w:p>
+        </w:tc>
+      </w:tr>
+      <w:tr>
+        <w:tc>
+          <w:tcPr/>
+          <w:p>
+            <w:pPr>
+              <w:pStyle w:val="Compact"/>
+              <w:jc w:val="left"/>
+            </w:pPr>
+            <w:r>
+              <w:t xml:space="preserve">21</w:t>
+            </w:r>
+          </w:p>
+        </w:tc>
+        <w:tc>
+          <w:tcPr/>
+          <w:p>
+            <w:pPr>
+              <w:pStyle w:val="Compact"/>
+              <w:jc w:val="left"/>
+            </w:pPr>
+            <w:r>
+              <w:t xml:space="preserve">Collation EDCS/EDB</w:t>
+            </w:r>
+          </w:p>
+        </w:tc>
+        <w:tc>
+          <w:tcPr/>
+          <w:p>
+            <w:pPr>
+              <w:pStyle w:val="Compact"/>
+              <w:jc w:val="left"/>
+            </w:pPr>
+            <w:r>
+              <w:t xml:space="preserve">parcours des listes EDB terminé pour les 462 n° ICUR du corpus : 440 notices appariées (269 concordantes, 134 à examiner, 37 divergentes)</w:t>
+            </w:r>
+          </w:p>
+        </w:tc>
+        <w:tc>
+          <w:tcPr/>
+          <w:p>
+            <w:pPr>
+              <w:pStyle w:val="Compact"/>
+              <w:jc w:val="left"/>
+            </w:pPr>
+            <w:r>
+              <w:rPr>
+                <w:rStyle w:val="VerbatimChar"/>
+              </w:rPr>
+              <w:t xml:space="preserve">02_verifications/collation_edcs_edb.csv</w:t>
+            </w:r>
+          </w:p>
+        </w:tc>
+        <w:tc>
+          <w:tcPr/>
+          <w:p>
+            <w:pPr>
+              <w:pStyle w:val="Compact"/>
+              <w:jc w:val="left"/>
+            </w:pPr>
+            <w:r>
+              <w:rPr>
+                <w:rStyle w:val="VerbatimChar"/>
+              </w:rPr>
+              <w:t xml:space="preserve">edb/brut/*.json</w:t>
+            </w:r>
+            <w:r>
+              <w:t xml:space="preserve"> </w:t>
+            </w:r>
+            <w:r>
+              <w:t xml:space="preserve">;</w:t>
+            </w:r>
+            <w:r>
+              <w:t xml:space="preserve"> </w:t>
+            </w:r>
+            <w:r>
+              <w:rPr>
+                <w:rStyle w:val="VerbatimChar"/>
+              </w:rPr>
+              <w:t xml:space="preserve">edb/manual_rows.csv</w:t>
+            </w:r>
+          </w:p>
+        </w:tc>
+      </w:tr>
+      <w:tr>
+        <w:tc>
+          <w:tcPr/>
+          <w:p>
+            <w:pPr>
+              <w:pStyle w:val="Compact"/>
+              <w:jc w:val="left"/>
+            </w:pPr>
+            <w:r>
+              <w:t xml:space="preserve">22</w:t>
+            </w:r>
+          </w:p>
+        </w:tc>
+        <w:tc>
+          <w:tcPr/>
+          <w:p>
+            <w:pPr>
+              <w:pStyle w:val="Compact"/>
+              <w:jc w:val="left"/>
+            </w:pPr>
+            <w:r>
+              <w:t xml:space="preserve">16 n° ICUR II (4798–4836, 4948, 5711–5712)</w:t>
+            </w:r>
+          </w:p>
+        </w:tc>
+        <w:tc>
+          <w:tcPr/>
+          <w:p>
+            <w:pPr>
+              <w:pStyle w:val="Compact"/>
+              <w:jc w:val="left"/>
+            </w:pPr>
+            <w:r>
+              <w:t xml:space="preserve">absents de la liste publique EDB ; recherche par texte infructueuse ; cause non établie</w:t>
+            </w:r>
+          </w:p>
+        </w:tc>
+        <w:tc>
+          <w:tcPr/>
+          <w:p>
+            <w:pPr>
+              <w:pStyle w:val="Compact"/>
+              <w:jc w:val="left"/>
+            </w:pPr>
+            <w:r>
+              <w:rPr>
+                <w:rStyle w:val="VerbatimChar"/>
+              </w:rPr>
+              <w:t xml:space="preserve">ETAT_COLLATION.md</w:t>
+            </w:r>
+          </w:p>
+        </w:tc>
+        <w:tc>
+          <w:tcPr/>
+          <w:p>
+            <w:pPr>
+              <w:pStyle w:val="Compact"/>
+              <w:jc w:val="left"/>
+            </w:pPr>
+            <w:r>
+              <w:t xml:space="preserve">registre</w:t>
+            </w:r>
+          </w:p>
+        </w:tc>
+      </w:tr>
+      <w:tr>
+        <w:tc>
+          <w:tcPr/>
+          <w:p>
+            <w:pPr>
+              <w:pStyle w:val="Compact"/>
+              <w:jc w:val="left"/>
+            </w:pPr>
+            <w:r>
+              <w:t xml:space="preserve">23</w:t>
+            </w:r>
+          </w:p>
+        </w:tc>
+        <w:tc>
+          <w:tcPr/>
+          <w:p>
+            <w:pPr>
+              <w:pStyle w:val="Compact"/>
+              <w:jc w:val="left"/>
+            </w:pPr>
+            <w:r>
+              <w:t xml:space="preserve">Signes chrétiens</w:t>
+            </w:r>
+          </w:p>
+        </w:tc>
+        <w:tc>
+          <w:tcPr/>
+          <w:p>
+            <w:pPr>
+              <w:pStyle w:val="Compact"/>
+              <w:jc w:val="left"/>
+            </w:pPr>
+            <w:r>
+              <w:t xml:space="preserve">46 chrismes ou croix sur 440 notices (10,5 %)</w:t>
+            </w:r>
+          </w:p>
+        </w:tc>
+        <w:tc>
+          <w:tcPr/>
+          <w:p>
+            <w:pPr>
+              <w:pStyle w:val="Compact"/>
+              <w:jc w:val="left"/>
+            </w:pPr>
+            <w:r>
+              <w:t xml:space="preserve">dossiers § E</w:t>
+            </w:r>
+          </w:p>
+        </w:tc>
+        <w:tc>
+          <w:tcPr/>
+          <w:p>
+            <w:pPr>
+              <w:pStyle w:val="Compact"/>
+              <w:jc w:val="left"/>
+            </w:pPr>
+            <w:r>
+              <w:rPr>
+                <w:rStyle w:val="VerbatimChar"/>
+              </w:rPr>
+              <w:t xml:space="preserve">collation_edcs_edb.csv</w:t>
+            </w:r>
+          </w:p>
+        </w:tc>
+      </w:tr>
+      <w:tr>
+        <w:tc>
+          <w:tcPr/>
+          <w:p>
+            <w:pPr>
+              <w:pStyle w:val="Compact"/>
+              <w:jc w:val="left"/>
+            </w:pPr>
+            <w:r>
+              <w:t xml:space="preserve">24</w:t>
+            </w:r>
+          </w:p>
+        </w:tc>
+        <w:tc>
+          <w:tcPr/>
+          <w:p>
+            <w:pPr>
+              <w:pStyle w:val="Compact"/>
+              <w:jc w:val="left"/>
+            </w:pPr>
+            <w:r>
+              <w:t xml:space="preserve">Statistiques stabilisées</w:t>
+            </w:r>
+          </w:p>
+        </w:tc>
+        <w:tc>
+          <w:tcPr/>
+          <w:p>
+            <w:pPr>
+              <w:pStyle w:val="Compact"/>
+              <w:jc w:val="left"/>
+            </w:pPr>
+            <w:r>
+              <w:t xml:space="preserve">recalcul : 269 lectures stabilisées</w:t>
+            </w:r>
+          </w:p>
+        </w:tc>
+        <w:tc>
+          <w:tcPr/>
+          <w:p>
+            <w:pPr>
+              <w:pStyle w:val="Compact"/>
+              <w:jc w:val="left"/>
+            </w:pPr>
+            <w:r>
+              <w:rPr>
+                <w:rStyle w:val="VerbatimChar"/>
+              </w:rPr>
+              <w:t xml:space="preserve">STATISTIQUES_STABILISEES.md</w:t>
+            </w:r>
+          </w:p>
+        </w:tc>
+        <w:tc>
+          <w:tcPr/>
+          <w:p>
+            <w:pPr>
+              <w:pStyle w:val="Compact"/>
+              <w:jc w:val="left"/>
+            </w:pPr>
+            <w:r>
+              <w:t xml:space="preserve">script</w:t>
+            </w:r>
+          </w:p>
+        </w:tc>
+      </w:tr>
+    </w:tbl>
     <w:bookmarkEnd w:id="75"/>
+    <w:bookmarkEnd w:id="76"/>
     <w:sectPr/>
   </w:body>
 </w:document>

--- a/06_livrables/PRISME_cahier_revision_v3_lot1.docx
+++ b/06_livrables/PRISME_cahier_revision_v3_lot1.docx
@@ -49,7 +49,7 @@
         <w:t xml:space="preserve"> </w:t>
       </w:r>
       <w:r>
-        <w:t xml:space="preserve">1-3)</w:t>
+        <w:t xml:space="preserve">1-4)</w:t>
       </w:r>
     </w:p>
     <w:p>
@@ -1001,7 +1001,7 @@
     </w:p>
     <w:bookmarkEnd w:id="23"/>
     <w:bookmarkEnd w:id="24"/>
-    <w:bookmarkStart w:id="42" w:name="X6972ff8ed57a36aaf47acfe3ef11c801309ed4a"/>
+    <w:bookmarkStart w:id="44" w:name="X6972ff8ed57a36aaf47acfe3ef11c801309ed4a"/>
     <w:p>
       <w:pPr>
         <w:pStyle w:val="Heading1"/>
@@ -1559,45 +1559,42 @@
           <w:bCs/>
           <w:b/>
         </w:rPr>
-        <w:t xml:space="preserve">Conclusion.</w:t>
-      </w:r>
-      <w:r>
-        <w:t xml:space="preserve"> </w:t>
-      </w:r>
-      <w:r>
-        <w:t xml:space="preserve">Doublon</w:t>
-      </w:r>
-      <w:r>
-        <w:t xml:space="preserve"> </w:t>
-      </w:r>
-      <w:r>
-        <w:rPr>
-          <w:bCs/>
-          <w:b/>
-        </w:rPr>
-        <w:t xml:space="preserve">très probable</w:t>
-      </w:r>
-      <w:r>
-        <w:t xml:space="preserve"> </w:t>
-      </w:r>
-      <w:r>
-        <w:t xml:space="preserve">: une même pierre, publiée en 1905 (AE) puis dans l’ICVR II. La divergence sur le verbe est une</w:t>
-      </w:r>
-      <w:r>
-        <w:t xml:space="preserve"> </w:t>
-      </w:r>
-      <w:r>
-        <w:rPr>
-          <w:bCs/>
-          <w:b/>
-        </w:rPr>
-        <w:t xml:space="preserve">variante de lecture</w:t>
-      </w:r>
-      <w:r>
-        <w:t xml:space="preserve"> </w:t>
-      </w:r>
-      <w:r>
-        <w:t xml:space="preserve">à inscrire en apparat ; il n’y a pas deux défunts.</w:t>
+        <w:t xml:space="preserve">Preuve explicite (lot 4).</w:t>
+      </w:r>
+      <w:r>
+        <w:t xml:space="preserve"> </w:t>
+      </w:r>
+      <w:r>
+        <w:t xml:space="preserve">La fiche détaillée EDB13167 renvoie à « Online: EDH30246 ». La fiche</w:t>
+      </w:r>
+      <w:r>
+        <w:t xml:space="preserve"> </w:t>
+      </w:r>
+      <w:r>
+        <w:rPr>
+          <w:bCs/>
+          <w:b/>
+        </w:rPr>
+        <w:t xml:space="preserve">EDH HD030246</w:t>
+      </w:r>
+      <w:r>
+        <w:t xml:space="preserve"> </w:t>
+      </w:r>
+      <w:r>
+        <w:t xml:space="preserve">(Epigraphic Database Heidelberg, dump officiel sur GitHub, lu le 14 oct. 2026) donne pour bibliographie « AE 1905, 0071. ICUR n. s. 06028 ». Son texte suit l’AE :</w:t>
+      </w:r>
+      <w:r>
+        <w:t xml:space="preserve"> </w:t>
+      </w:r>
+      <w:r>
+        <w:rPr>
+          <w:iCs/>
+          <w:i/>
+        </w:rPr>
+        <w:t xml:space="preserve">c(iu)esq(it) (sic) in pace</w:t>
+      </w:r>
+      <w:r>
+        <w:t xml:space="preserve">. La fiche EDB13167 renvoie aussi à deux photographies de la PCAS (Com_Td_015, Com_Td_006b), non consultées.</w:t>
       </w:r>
     </w:p>
     <w:p>
@@ -1613,29 +1610,45 @@
           <w:bCs/>
           <w:b/>
         </w:rPr>
-        <w:t xml:space="preserve">Correction v3.</w:t>
-      </w:r>
-      <w:r>
-        <w:t xml:space="preserve"> </w:t>
-      </w:r>
-      <w:r>
-        <w:t xml:space="preserve">Fusionner le n° 106 dans le n° 120 (référence principale : ICUR II 6028 ; EDB13167). Mettre AE 1905, 71 en bibliographie et sa leçon</w:t>
-      </w:r>
-      <w:r>
-        <w:t xml:space="preserve"> </w:t>
-      </w:r>
-      <w:r>
-        <w:rPr>
-          <w:iCs/>
-          <w:i/>
-        </w:rPr>
-        <w:t xml:space="preserve">c(iu)esq(it)</w:t>
-      </w:r>
-      <w:r>
-        <w:t xml:space="preserve"> </w:t>
-      </w:r>
-      <w:r>
-        <w:t xml:space="preserve">en apparat. Donner la provenance « Rome, catacombe de Commodilla (via Ostiensis), d’après l’EDB ».</w:t>
+        <w:t xml:space="preserve">Conclusion.</w:t>
+      </w:r>
+      <w:r>
+        <w:t xml:space="preserve"> </w:t>
+      </w:r>
+      <w:r>
+        <w:t xml:space="preserve">Doublon</w:t>
+      </w:r>
+      <w:r>
+        <w:t xml:space="preserve"> </w:t>
+      </w:r>
+      <w:r>
+        <w:rPr>
+          <w:bCs/>
+          <w:b/>
+        </w:rPr>
+        <w:t xml:space="preserve">certain</w:t>
+      </w:r>
+      <w:r>
+        <w:t xml:space="preserve"> </w:t>
+      </w:r>
+      <w:r>
+        <w:t xml:space="preserve">(concordance publiée par l’EDH et liée par l’EDB) : une même pierre, publiée en 1905 (AE) puis dans l’ICVR II. La divergence sur le verbe est une</w:t>
+      </w:r>
+      <w:r>
+        <w:t xml:space="preserve"> </w:t>
+      </w:r>
+      <w:r>
+        <w:rPr>
+          <w:bCs/>
+          <w:b/>
+        </w:rPr>
+        <w:t xml:space="preserve">variante de lecture</w:t>
+      </w:r>
+      <w:r>
+        <w:t xml:space="preserve"> </w:t>
+      </w:r>
+      <w:r>
+        <w:t xml:space="preserve">à inscrire en apparat ; il n’y a pas deux défunts.</w:t>
       </w:r>
     </w:p>
     <w:p>
@@ -1651,13 +1664,83 @@
           <w:bCs/>
           <w:b/>
         </w:rPr>
+        <w:t xml:space="preserve">Correction v3.</w:t>
+      </w:r>
+      <w:r>
+        <w:t xml:space="preserve"> </w:t>
+      </w:r>
+      <w:r>
+        <w:t xml:space="preserve">Fusionner le n° 106 dans le n° 120 (référence principale : ICUR II 6028 ; EDB13167). Mettre AE 1905, 71 en bibliographie et sa leçon</w:t>
+      </w:r>
+      <w:r>
+        <w:t xml:space="preserve"> </w:t>
+      </w:r>
+      <w:r>
+        <w:rPr>
+          <w:iCs/>
+          <w:i/>
+        </w:rPr>
+        <w:t xml:space="preserve">c(iu)esq(it)</w:t>
+      </w:r>
+      <w:r>
+        <w:t xml:space="preserve"> </w:t>
+      </w:r>
+      <w:r>
+        <w:t xml:space="preserve">en apparat. Donner la provenance « Rome, catacombe de Commodilla (via Ostiensis), d’après l’EDB ».</w:t>
+      </w:r>
+    </w:p>
+    <w:p>
+      <w:pPr>
+        <w:numPr>
+          <w:ilvl w:val="0"/>
+          <w:numId w:val="1005"/>
+        </w:numPr>
+        <w:pStyle w:val="Compact"/>
+      </w:pPr>
+      <w:r>
+        <w:rPr>
+          <w:bCs/>
+          <w:b/>
+        </w:rPr>
         <w:t xml:space="preserve">Reste à vérifier.</w:t>
       </w:r>
       <w:r>
         <w:t xml:space="preserve"> </w:t>
       </w:r>
       <w:r>
-        <w:t xml:space="preserve">La liste EDB ne cite pas AE 1905, 71 dans sa bibliographie complémentaire : ouvrir la fiche EDB13167, puis l’ICVR II 6028, qui seule peut trancher la lecture du verbe.</w:t>
+        <w:t xml:space="preserve">L’ICVR II 6028 ou les photographies de la PCAS, seules à pouvoir trancher la lecture du verbe :</w:t>
+      </w:r>
+      <w:r>
+        <w:t xml:space="preserve"> </w:t>
+      </w:r>
+      <w:r>
+        <w:rPr>
+          <w:iCs/>
+          <w:i/>
+        </w:rPr>
+        <w:t xml:space="preserve">cesquit</w:t>
+      </w:r>
+      <w:r>
+        <w:t xml:space="preserve"> </w:t>
+      </w:r>
+      <w:r>
+        <w:t xml:space="preserve">(AE, EDH) ou</w:t>
+      </w:r>
+      <w:r>
+        <w:t xml:space="preserve"> </w:t>
+      </w:r>
+      <w:r>
+        <w:rPr>
+          <w:iCs/>
+          <w:i/>
+        </w:rPr>
+        <w:t xml:space="preserve">recessit</w:t>
+      </w:r>
+      <w:r>
+        <w:t xml:space="preserve"> </w:t>
+      </w:r>
+      <w:r>
+        <w:t xml:space="preserve">(ICVR, EDB).</w:t>
       </w:r>
     </w:p>
     <w:bookmarkEnd w:id="26"/>
@@ -2111,16 +2194,29 @@
           <w:bCs/>
           <w:b/>
         </w:rPr>
-        <w:t xml:space="preserve">Données nouvelles.</w:t>
-      </w:r>
-      <w:r>
-        <w:t xml:space="preserve"> </w:t>
-      </w:r>
-      <w:r>
-        <w:t xml:space="preserve">L’EDB indique la conservation :</w:t>
-      </w:r>
-      <w:r>
-        <w:t xml:space="preserve"> </w:t>
+        <w:t xml:space="preserve">Données nouvelles (fiche détaillée EDB10126).</w:t>
+      </w:r>
+      <w:r>
+        <w:t xml:space="preserve"> </w:t>
+      </w:r>
+      <w:r>
+        <w:t xml:space="preserve">Plaque de marbre, 34,2 × 20,3 cm, lettres de 4 cm. La pierre est en</w:t>
+      </w:r>
+      <w:r>
+        <w:t xml:space="preserve"> </w:t>
+      </w:r>
+      <w:r>
+        <w:rPr>
+          <w:bCs/>
+          <w:b/>
+        </w:rPr>
+        <w:t xml:space="preserve">deux fragments</w:t>
+      </w:r>
+      <w:r>
+        <w:t xml:space="preserve"> </w:t>
+      </w:r>
+      <w:r>
+        <w:t xml:space="preserve">conservés en deux lieux : le fragment gauche, tenu pour perdu par Silvagni dans l’ICVR, se trouve à Treia (MC), Villa Luzi Votalarca (cf. Paci 1985) ; le fragment droit est à l’</w:t>
       </w:r>
       <w:r>
         <w:rPr>
@@ -2130,7 +2226,7 @@
         <w:t xml:space="preserve">Ostia Antica, Lapidario</w:t>
       </w:r>
       <w:r>
-        <w:t xml:space="preserve">. Elle signale aussi deux références que la v2.0 ignorait : AE 1991, 361 ; Marinucci 1991, 104-105, n. 26.</w:t>
+        <w:t xml:space="preserve">, où Marinucci l’avait pris pour une inscription inédite d’Ostie. Fiche EDR correspondante : EDR031373. Note de l’EDB : « Transcription different from ICVR ». Elle signale aussi deux références que la v2.0 ignorait : AE 1991, 361 ; Marinucci 1991, 104-105, n. 26.</w:t>
       </w:r>
     </w:p>
     <w:p>
@@ -2339,6 +2435,41 @@
           <w:bCs/>
           <w:b/>
         </w:rPr>
+        <w:t xml:space="preserve">Fiche détaillée (lot 4).</w:t>
+      </w:r>
+      <w:r>
+        <w:t xml:space="preserve"> </w:t>
+      </w:r>
+      <w:r>
+        <w:t xml:space="preserve">Plaque de marbre de 22 × 105 × 3,6 cm, lettres de 3,6 cm. Trois photographies de la PCAS sont signalées (11117_1-3), non consultées. Note de l’EDB : « rr 3-4 commemorant fratrem priorem defunctum », c’est-à-dire que les lignes 3-4 commémorent le frère</w:t>
+      </w:r>
+      <w:r>
+        <w:t xml:space="preserve"> </w:t>
+      </w:r>
+      <w:r>
+        <w:rPr>
+          <w:bCs/>
+          <w:b/>
+        </w:rPr>
+        <w:t xml:space="preserve">mort auparavant</w:t>
+      </w:r>
+      <w:r>
+        <w:t xml:space="preserve">.</w:t>
+      </w:r>
+    </w:p>
+    <w:p>
+      <w:pPr>
+        <w:numPr>
+          <w:ilvl w:val="0"/>
+          <w:numId w:val="1008"/>
+        </w:numPr>
+        <w:pStyle w:val="Compact"/>
+      </w:pPr>
+      <w:r>
+        <w:rPr>
+          <w:bCs/>
+          <w:b/>
+        </w:rPr>
         <w:t xml:space="preserve">Conclusion.</w:t>
       </w:r>
     </w:p>
@@ -2364,23 +2495,7 @@
         <w:t xml:space="preserve"> </w:t>
       </w:r>
       <w:r>
-        <w:t xml:space="preserve">portant</w:t>
-      </w:r>
-      <w:r>
-        <w:t xml:space="preserve"> </w:t>
-      </w:r>
-      <w:r>
-        <w:rPr>
-          <w:bCs/>
-          <w:b/>
-        </w:rPr>
-        <w:t xml:space="preserve">deux dépositions successives</w:t>
-      </w:r>
-      <w:r>
-        <w:t xml:space="preserve"> </w:t>
-      </w:r>
-      <w:r>
-        <w:t xml:space="preserve">: un défunt en 389 (a), puis son frère (b,</w:t>
+        <w:t xml:space="preserve">portant deux commémorations : (a) une déposition de 389 et (b) le frère</w:t>
       </w:r>
       <w:r>
         <w:t xml:space="preserve"> </w:t>
@@ -2393,7 +2508,7 @@
         <w:t xml:space="preserve">et fra[ter eius]</w:t>
       </w:r>
       <w:r>
-        <w:t xml:space="preserve">). Ce ne sont pas deux fragments d’un même texte. Certitude : très probable.</w:t>
+        <w:t xml:space="preserve">. Certitude : très probable.</w:t>
       </w:r>
     </w:p>
     <w:p>
@@ -2418,7 +2533,23 @@
         <w:t xml:space="preserve">d(omino) n(ostro) V[…]</w:t>
       </w:r>
       <w:r>
-        <w:t xml:space="preserve">, seul élément lu. Le reste,</w:t>
+        <w:t xml:space="preserve">, seul élément lu. Si le frère est mort</w:t>
+      </w:r>
+      <w:r>
+        <w:t xml:space="preserve"> </w:t>
+      </w:r>
+      <w:r>
+        <w:rPr>
+          <w:bCs/>
+          <w:b/>
+        </w:rPr>
+        <w:t xml:space="preserve">avant</w:t>
+      </w:r>
+      <w:r>
+        <w:t xml:space="preserve"> </w:t>
+      </w:r>
+      <w:r>
+        <w:t xml:space="preserve">389, comme l’indique la note de l’EDB, la restitution</w:t>
       </w:r>
       <w:r>
         <w:t xml:space="preserve"> </w:t>
@@ -2428,39 +2559,55 @@
           <w:iCs/>
           <w:i/>
         </w:rPr>
-        <w:t xml:space="preserve">V[alentiniano Aug. IIII et Neoterio]</w:t>
-      </w:r>
-      <w:r>
-        <w:t xml:space="preserve"> </w:t>
-      </w:r>
-      <w:r>
-        <w:t xml:space="preserve">(390), est une</w:t>
-      </w:r>
-      <w:r>
-        <w:t xml:space="preserve"> </w:t>
-      </w:r>
-      <w:r>
-        <w:rPr>
-          <w:bCs/>
-          <w:b/>
-        </w:rPr>
-        <w:t xml:space="preserve">restitution éditoriale</w:t>
-      </w:r>
-      <w:r>
-        <w:t xml:space="preserve">, que l’EDCS et l’EDB partagent. La datation à 390 est donc</w:t>
-      </w:r>
-      <w:r>
-        <w:t xml:space="preserve"> </w:t>
-      </w:r>
-      <w:r>
-        <w:rPr>
-          <w:bCs/>
-          <w:b/>
-        </w:rPr>
-        <w:t xml:space="preserve">probable, non certaine</w:t>
-      </w:r>
-      <w:r>
-        <w:t xml:space="preserve">.</w:t>
+        <w:t xml:space="preserve">V[alentiniano IIII et Neoterio]</w:t>
+      </w:r>
+      <w:r>
+        <w:t xml:space="preserve"> </w:t>
+      </w:r>
+      <w:r>
+        <w:t xml:space="preserve">(390)</w:t>
+      </w:r>
+      <w:r>
+        <w:t xml:space="preserve"> </w:t>
+      </w:r>
+      <w:r>
+        <w:rPr>
+          <w:bCs/>
+          <w:b/>
+        </w:rPr>
+        <w:t xml:space="preserve">devient contradictoire</w:t>
+      </w:r>
+      <w:r>
+        <w:t xml:space="preserve">. Un consulat antérieur ouvert par</w:t>
+      </w:r>
+      <w:r>
+        <w:t xml:space="preserve"> </w:t>
+      </w:r>
+      <w:r>
+        <w:rPr>
+          <w:iCs/>
+          <w:i/>
+        </w:rPr>
+        <w:t xml:space="preserve">d. n. Valentinianus</w:t>
+      </w:r>
+      <w:r>
+        <w:t xml:space="preserve"> </w:t>
+      </w:r>
+      <w:r>
+        <w:t xml:space="preserve">serait alors plus cohérent, par exemple Valentinien II III et Eutropius, en 387 : c’est une hypothèse à vérifier sur CLRE. Dans tous les cas, la datation de (b) est</w:t>
+      </w:r>
+      <w:r>
+        <w:t xml:space="preserve"> </w:t>
+      </w:r>
+      <w:r>
+        <w:rPr>
+          <w:bCs/>
+          <w:b/>
+        </w:rPr>
+        <w:t xml:space="preserve">incertaine</w:t>
+      </w:r>
+      <w:r>
+        <w:t xml:space="preserve">, et l’année 390 ne doit plus être retenue sans réserve.</w:t>
       </w:r>
     </w:p>
     <w:p>
@@ -2710,29 +2857,93 @@
           <w:bCs/>
           <w:b/>
         </w:rPr>
-        <w:t xml:space="preserve">Conclusion.</w:t>
-      </w:r>
-      <w:r>
-        <w:t xml:space="preserve"> </w:t>
-      </w:r>
-      <w:r>
-        <w:t xml:space="preserve">Une seule fiche, donc</w:t>
-      </w:r>
-      <w:r>
-        <w:t xml:space="preserve"> </w:t>
-      </w:r>
-      <w:r>
-        <w:rPr>
-          <w:bCs/>
-          <w:b/>
-        </w:rPr>
-        <w:t xml:space="preserve">un seul monument</w:t>
-      </w:r>
-      <w:r>
-        <w:t xml:space="preserve"> </w:t>
-      </w:r>
-      <w:r>
-        <w:t xml:space="preserve">dans l’EDB. Rien ne permet d’y compter deux épitaphes datées distinctes : (a) et (b) peuvent être deux fragments d’une même plaque ou deux textes. Certitude : non résolu sans l’ICVR IV 11126.</w:t>
+        <w:t xml:space="preserve">Fiche détaillée (lot 4).</w:t>
+      </w:r>
+      <w:r>
+        <w:t xml:space="preserve"> </w:t>
+      </w:r>
+      <w:r>
+        <w:t xml:space="preserve">Plaque de marbre de 16 × 13 × 2 cm, lettres de 4 cm. Les deux parties ont été relevées en</w:t>
+      </w:r>
+      <w:r>
+        <w:t xml:space="preserve"> </w:t>
+      </w:r>
+      <w:r>
+        <w:rPr>
+          <w:bCs/>
+          <w:b/>
+        </w:rPr>
+        <w:t xml:space="preserve">deux endroits</w:t>
+      </w:r>
+      <w:r>
+        <w:t xml:space="preserve"> </w:t>
+      </w:r>
+      <w:r>
+        <w:t xml:space="preserve">: la</w:t>
+      </w:r>
+      <w:r>
+        <w:t xml:space="preserve"> </w:t>
+      </w:r>
+      <w:r>
+        <w:rPr>
+          <w:iCs/>
+          <w:i/>
+        </w:rPr>
+        <w:t xml:space="preserve">trichora</w:t>
+      </w:r>
+      <w:r>
+        <w:t xml:space="preserve"> </w:t>
+      </w:r>
+      <w:r>
+        <w:t xml:space="preserve">orientale et la</w:t>
+      </w:r>
+      <w:r>
+        <w:t xml:space="preserve"> </w:t>
+      </w:r>
+      <w:r>
+        <w:rPr>
+          <w:iCs/>
+          <w:i/>
+        </w:rPr>
+        <w:t xml:space="preserve">trichora</w:t>
+      </w:r>
+      <w:r>
+        <w:t xml:space="preserve"> </w:t>
+      </w:r>
+      <w:r>
+        <w:t xml:space="preserve">occidentale de l’aire</w:t>
+      </w:r>
+      <w:r>
+        <w:t xml:space="preserve"> </w:t>
+      </w:r>
+      <w:r>
+        <w:rPr>
+          <w:iCs/>
+          <w:i/>
+        </w:rPr>
+        <w:t xml:space="preserve">sub divo</w:t>
+      </w:r>
+      <w:r>
+        <w:t xml:space="preserve"> </w:t>
+      </w:r>
+      <w:r>
+        <w:t xml:space="preserve">de Callixte. Note de l’EDB : «</w:t>
+      </w:r>
+      <w:r>
+        <w:t xml:space="preserve"> </w:t>
+      </w:r>
+      <w:r>
+        <w:rPr>
+          <w:bCs/>
+          <w:b/>
+        </w:rPr>
+        <w:t xml:space="preserve">Ferrua legit: Arcadio IIII Honorio III Aug(ustis) con(sulibu)s</w:t>
+      </w:r>
+      <w:r>
+        <w:t xml:space="preserve"> </w:t>
+      </w:r>
+      <w:r>
+        <w:t xml:space="preserve">».</w:t>
       </w:r>
     </w:p>
     <w:p>
@@ -2748,26 +2959,122 @@
           <w:bCs/>
           <w:b/>
         </w:rPr>
+        <w:t xml:space="preserve">Conclusion.</w:t>
+      </w:r>
+      <w:r>
+        <w:t xml:space="preserve"> </w:t>
+      </w:r>
+      <w:r>
+        <w:t xml:space="preserve">(a) et (b) sont</w:t>
+      </w:r>
+      <w:r>
+        <w:t xml:space="preserve"> </w:t>
+      </w:r>
+      <w:r>
+        <w:rPr>
+          <w:bCs/>
+          <w:b/>
+        </w:rPr>
+        <w:t xml:space="preserve">deux fragments d’une même petite plaque</w:t>
+      </w:r>
+      <w:r>
+        <w:t xml:space="preserve">, retrouvés en deux lieux, et non deux épitaphes. Certitude : très probable. Le texte EDCS des n° 393/394 reproduit la</w:t>
+      </w:r>
+      <w:r>
+        <w:t xml:space="preserve"> </w:t>
+      </w:r>
+      <w:r>
+        <w:rPr>
+          <w:bCs/>
+          <w:b/>
+        </w:rPr>
+        <w:t xml:space="preserve">lecture de Ferrua</w:t>
+      </w:r>
+      <w:r>
+        <w:t xml:space="preserve"> </w:t>
+      </w:r>
+      <w:r>
+        <w:t xml:space="preserve">(ICVR IV). L’EDB, plus prudente, ne lit que</w:t>
+      </w:r>
+      <w:r>
+        <w:t xml:space="preserve"> </w:t>
+      </w:r>
+      <w:r>
+        <w:rPr>
+          <w:iCs/>
+          <w:i/>
+        </w:rPr>
+        <w:t xml:space="preserve">…IIII H…</w:t>
+      </w:r>
+      <w:r>
+        <w:t xml:space="preserve"> </w:t>
+      </w:r>
+      <w:r>
+        <w:t xml:space="preserve">et</w:t>
+      </w:r>
+      <w:r>
+        <w:t xml:space="preserve"> </w:t>
+      </w:r>
+      <w:r>
+        <w:rPr>
+          <w:iCs/>
+          <w:i/>
+        </w:rPr>
+        <w:t xml:space="preserve">…ADIO… / …o III Aug…</w:t>
+      </w:r>
+      <w:r>
+        <w:t xml:space="preserve">. La date de 396 est solide : les itérations IIII et III lues s’accordent avec Arcadius IV et Honorius III.</w:t>
+      </w:r>
+    </w:p>
+    <w:p>
+      <w:pPr>
+        <w:numPr>
+          <w:ilvl w:val="0"/>
+          <w:numId w:val="1010"/>
+        </w:numPr>
+        <w:pStyle w:val="Compact"/>
+      </w:pPr>
+      <w:r>
+        <w:rPr>
+          <w:bCs/>
+          <w:b/>
+        </w:rPr>
         <w:t xml:space="preserve">Correction v3.</w:t>
       </w:r>
       <w:r>
         <w:t xml:space="preserve"> </w:t>
       </w:r>
       <w:r>
-        <w:t xml:space="preserve">Une seule unité documentaire. Dans les distributions chronologiques, ne compter qu’</w:t>
-      </w:r>
-      <w:r>
-        <w:rPr>
-          <w:bCs/>
-          <w:b/>
-        </w:rPr>
-        <w:t xml:space="preserve">une</w:t>
-      </w:r>
-      <w:r>
-        <w:t xml:space="preserve"> </w:t>
-      </w:r>
-      <w:r>
-        <w:t xml:space="preserve">occurrence datée de 396 tant que l’ICVR n’a pas été vue. Dater par « consulat partiellement restitué ».</w:t>
+        <w:t xml:space="preserve">Fusionner les n° 393 et 394 en</w:t>
+      </w:r>
+      <w:r>
+        <w:t xml:space="preserve"> </w:t>
+      </w:r>
+      <w:r>
+        <w:rPr>
+          <w:bCs/>
+          <w:b/>
+        </w:rPr>
+        <w:t xml:space="preserve">un seul texte</w:t>
+      </w:r>
+      <w:r>
+        <w:t xml:space="preserve"> </w:t>
+      </w:r>
+      <w:r>
+        <w:t xml:space="preserve">à deux fragments, daté de 396 par un consulat partiellement restitué (lecture de Ferrua). Le corpus passe à</w:t>
+      </w:r>
+      <w:r>
+        <w:t xml:space="preserve"> </w:t>
+      </w:r>
+      <w:r>
+        <w:rPr>
+          <w:bCs/>
+          <w:b/>
+        </w:rPr>
+        <w:t xml:space="preserve">474 textes distincts</w:t>
+      </w:r>
+      <w:r>
+        <w:t xml:space="preserve">.</w:t>
       </w:r>
     </w:p>
     <w:bookmarkEnd w:id="30"/>
@@ -5158,7 +5465,62 @@
               <w:jc w:val="left"/>
             </w:pPr>
             <w:r>
-              <w:t xml:space="preserve">Consulat de Magnus Maximus (388) ou autre lecture ;</w:t>
+              <w:t xml:space="preserve">Inscription</w:t>
+            </w:r>
+            <w:r>
+              <w:t xml:space="preserve"> </w:t>
+            </w:r>
+            <w:r>
+              <w:rPr>
+                <w:bCs/>
+                <w:b/>
+              </w:rPr>
+              <w:t xml:space="preserve">tracée dans l’enduit</w:t>
+            </w:r>
+            <w:r>
+              <w:t xml:space="preserve"> </w:t>
+            </w:r>
+            <w:r>
+              <w:t xml:space="preserve">(</w:t>
+            </w:r>
+            <w:r>
+              <w:rPr>
+                <w:iCs/>
+                <w:i/>
+              </w:rPr>
+              <w:t xml:space="preserve">exaratus</w:t>
+            </w:r>
+            <w:r>
+              <w:t xml:space="preserve">,</w:t>
+            </w:r>
+            <w:r>
+              <w:t xml:space="preserve"> </w:t>
+            </w:r>
+            <w:r>
+              <w:rPr>
+                <w:iCs/>
+                <w:i/>
+              </w:rPr>
+              <w:t xml:space="preserve">arenatum</w:t>
+            </w:r>
+            <w:r>
+              <w:t xml:space="preserve">),</w:t>
+            </w:r>
+            <w:r>
+              <w:t xml:space="preserve"> </w:t>
+            </w:r>
+            <w:r>
+              <w:rPr>
+                <w:iCs/>
+                <w:i/>
+              </w:rPr>
+              <w:t xml:space="preserve">in situ</w:t>
+            </w:r>
+            <w:r>
+              <w:t xml:space="preserve"> </w:t>
+            </w:r>
+            <w:r>
+              <w:t xml:space="preserve">à Domitilla. Note de l’EDB : « Transcription different from ICVR ». Consulat de Magnus Maximus (388) ou autre lecture ;</w:t>
             </w:r>
             <w:r>
               <w:t xml:space="preserve"> </w:t>
@@ -5245,7 +5607,23 @@
               <w:jc w:val="left"/>
             </w:pPr>
             <w:r>
-              <w:t xml:space="preserve">Le p.c. d’Arcadius IV donne 397 ; l’EDB date 399.</w:t>
+              <w:t xml:space="preserve">Inscription tracée dans l’enduit,</w:t>
+            </w:r>
+            <w:r>
+              <w:t xml:space="preserve"> </w:t>
+            </w:r>
+            <w:r>
+              <w:rPr>
+                <w:iCs/>
+                <w:i/>
+              </w:rPr>
+              <w:t xml:space="preserve">in situ</w:t>
+            </w:r>
+            <w:r>
+              <w:t xml:space="preserve"> </w:t>
+            </w:r>
+            <w:r>
+              <w:t xml:space="preserve">à Commodilla, relevée par Bagatti (Silvagni) ; itération partiellement restituée. Le p.c. d’Arcadius IV donne 397 ; l’EDB date 399.</w:t>
             </w:r>
             <w:r>
               <w:t xml:space="preserve"> </w:t>
@@ -5332,7 +5710,7 @@
               <w:jc w:val="left"/>
             </w:pPr>
             <w:r>
-              <w:t xml:space="preserve">Double date EDB (Valentinien I III = 370 ; Valentinien II III = 387).</w:t>
+              <w:t xml:space="preserve">Pierre aujourd’hui perdue. La fiche EDB cite CLRE p. 644 : « Year doubtful: 387 possible ».</w:t>
             </w:r>
             <w:r>
               <w:t xml:space="preserve"> </w:t>
@@ -5342,7 +5720,13 @@
                 <w:bCs/>
                 <w:b/>
               </w:rPr>
-              <w:t xml:space="preserve">Ambiguïté réelle sur l’empereur.</w:t>
+              <w:t xml:space="preserve">Ambiguïté réelle sur l’empereur</w:t>
+            </w:r>
+            <w:r>
+              <w:t xml:space="preserve"> </w:t>
+            </w:r>
+            <w:r>
+              <w:t xml:space="preserve">(370 ou 387). Coder « datation incertaine (370/387) ».</w:t>
             </w:r>
           </w:p>
         </w:tc>
@@ -5481,7 +5865,33 @@
               <w:jc w:val="left"/>
             </w:pPr>
             <w:r>
-              <w:t xml:space="preserve">EDB880 (ICVR 11770)</w:t>
+              <w:t xml:space="preserve">EDB880 (ICVR 11770) — inscription</w:t>
+            </w:r>
+            <w:r>
+              <w:t xml:space="preserve"> </w:t>
+            </w:r>
+            <w:r>
+              <w:rPr>
+                <w:bCs/>
+                <w:b/>
+              </w:rPr>
+              <w:t xml:space="preserve">peinte</w:t>
+            </w:r>
+            <w:r>
+              <w:t xml:space="preserve"> </w:t>
+            </w:r>
+            <w:r>
+              <w:t xml:space="preserve">sur enduit,</w:t>
+            </w:r>
+            <w:r>
+              <w:t xml:space="preserve"> </w:t>
+            </w:r>
+            <w:r>
+              <w:rPr>
+                <w:iCs/>
+                <w:i/>
+              </w:rPr>
+              <w:t xml:space="preserve">in situ</w:t>
             </w:r>
           </w:p>
         </w:tc>
@@ -5715,23 +6125,23 @@
           <w:bCs/>
           <w:b/>
         </w:rPr>
-        <w:t xml:space="preserve">440 notices appariées</w:t>
-      </w:r>
-      <w:r>
-        <w:t xml:space="preserve"> </w:t>
-      </w:r>
-      <w:r>
-        <w:t xml:space="preserve">(lot 3), l’EDB décrit pour</w:t>
-      </w:r>
-      <w:r>
-        <w:t xml:space="preserve"> </w:t>
-      </w:r>
-      <w:r>
-        <w:rPr>
-          <w:bCs/>
-          <w:b/>
-        </w:rPr>
-        <w:t xml:space="preserve">46 d’entre elles un chrisme ou une croix</w:t>
+        <w:t xml:space="preserve">456 notices appariées</w:t>
+      </w:r>
+      <w:r>
+        <w:t xml:space="preserve"> </w:t>
+      </w:r>
+      <w:r>
+        <w:t xml:space="preserve">(lot 4), l’EDB décrit pour</w:t>
+      </w:r>
+      <w:r>
+        <w:t xml:space="preserve"> </w:t>
+      </w:r>
+      <w:r>
+        <w:rPr>
+          <w:bCs/>
+          <w:b/>
+        </w:rPr>
+        <w:t xml:space="preserve">47 d’entre elles un chrisme ou une croix</w:t>
       </w:r>
       <w:r>
         <w:t xml:space="preserve"> </w:t>
@@ -5802,7 +6212,7 @@
         <w:t xml:space="preserve">crux gammata</w:t>
       </w:r>
       <w:r>
-        <w:t xml:space="preserve">, etc. Ce sont les n° 4, 16, 22, 24, 34, 38, 43, 46, 49, 50, 55, 60, 68, 73, 94, 99, 100, 109, 118, 128, 136, 139, 142, 143, 146, 147, 179, 183, 193, 209, 213, 247, 260, 273, 275, 276, 321, 344, 357, 376, 400, 402, 430, 431, 434 et 465. Le n° 339 porte un monogramme de nom (</w:t>
+        <w:t xml:space="preserve">, etc. Ce sont les n° 4, 16, 22, 24, 34, 38, 43, 46, 49, 50, 55, 60, 68, 73, 94, 99, 100, 109, 118, 128, 136, 139, 142, 143, 146, 147, 179, 183, 193, 209, 213, 247, 260, 273, 275, 276, 321, 344, 357, 369, 376, 400, 402, 430, 431, 434 et 465. Le n° 339 porte un monogramme de nom (</w:t>
       </w:r>
       <w:r>
         <w:rPr>
@@ -5869,7 +6279,7 @@
           <w:bCs/>
           <w:b/>
         </w:rPr>
-        <w:t xml:space="preserve">46 notices sur 440 collationnées (10,5 %)</w:t>
+        <w:t xml:space="preserve">47 notices sur 456 collationnées (10,3 %)</w:t>
       </w:r>
       <w:r>
         <w:t xml:space="preserve"> </w:t>
@@ -5958,13 +6368,13 @@
       </w:r>
     </w:p>
     <w:bookmarkEnd w:id="40"/>
-    <w:bookmarkStart w:id="41" w:name="f.-notices-sans-numéro-icur-22"/>
+    <w:bookmarkStart w:id="43" w:name="f.-notices-sans-numéro-icur-22-lot-4"/>
     <w:p>
       <w:pPr>
         <w:pStyle w:val="Heading2"/>
       </w:pPr>
       <w:r>
-        <w:t xml:space="preserve">F. Notices sans numéro ICUR (22)</w:t>
+        <w:t xml:space="preserve">F. Notices sans numéro ICUR (22) — lot 4</w:t>
       </w:r>
     </w:p>
     <w:p>
@@ -5972,131 +6382,954 @@
         <w:pStyle w:val="FirstParagraph"/>
       </w:pPr>
       <w:r>
-        <w:t xml:space="preserve">Il s’agit des n° 83, 98, 106, 132, 195, 196, 241, 282, 304, 305, 307, 329, 351, 362, 368, 369, 385, 387, 396, 417, 429 et 448 (AE, CEACelio, Carletti 2008, CIL VI…). Leur recherche dans l’EDB passe par la bibliographie ou le texte. Elle n’a pas été faite dans ce lot, sauf pour 106, 282 et 329, résolus par leurs doublons ICUR.</w:t>
-      </w:r>
-    </w:p>
-    <w:bookmarkEnd w:id="41"/>
-    <w:bookmarkEnd w:id="42"/>
-    <w:bookmarkStart w:id="47" w:name="Xa68eddb713c15d4621a12d96ed3a134351cadfc"/>
-    <w:p>
-      <w:pPr>
-        <w:pStyle w:val="Heading1"/>
-      </w:pPr>
-      <w:r>
-        <w:t xml:space="preserve">5.4 Confrontation avec l’Epigraphic Database Bari (texte proposé pour la v3)</w:t>
-      </w:r>
-    </w:p>
-    <w:p>
-      <w:pPr>
-        <w:pStyle w:val="FirstParagraph"/>
-      </w:pPr>
+        <w:t xml:space="preserve">Ces notices ont été recherchées de deux façons. D’abord dans le</w:t>
+      </w:r>
+      <w:r>
+        <w:t xml:space="preserve"> </w:t>
+      </w:r>
+      <w:r>
+        <w:rPr>
+          <w:bCs/>
+          <w:b/>
+        </w:rPr>
+        <w:t xml:space="preserve">dump de l’EDH</w:t>
+      </w:r>
+      <w:r>
+        <w:t xml:space="preserve"> </w:t>
+      </w:r>
+      <w:r>
+        <w:t xml:space="preserve">(Epigraphic Database Heidelberg, CC BY-SA 4.0, dépôt GitHub officiel, cloné le 14 oct. 2026), par leur référence AE. Ensuite dans les</w:t>
+      </w:r>
+      <w:r>
+        <w:t xml:space="preserve"> </w:t>
+      </w:r>
+      <w:r>
+        <w:rPr>
+          <w:bCs/>
+          <w:b/>
+        </w:rPr>
+        <w:t xml:space="preserve">fiches EDB sans numéro ICVR</w:t>
+      </w:r>
+      <w:r>
+        <w:t xml:space="preserve">, en fin de liste : pages 2046 à 2117, sauf la page 2069, soit 888 fiches lues. L’appariement se fait par la référence AE donnée dans la bibliographie EDB ou, à défaut, par la similarité de texte.</w:t>
+      </w:r>
+    </w:p>
+    <w:tbl>
+      <w:tblPr>
+        <w:tblStyle w:val="Table"/>
+        <w:tblW w:type="pct" w:w="5000"/>
+        <w:tblLook w:firstRow="1" w:lastRow="0" w:firstColumn="0" w:lastColumn="0" w:noHBand="0" w:noVBand="0" w:val="0020"/>
+        <w:jc w:val="start"/>
+      </w:tblPr>
+      <w:tblGrid>
+        <w:gridCol w:w="1980"/>
+        <w:gridCol w:w="1980"/>
+        <w:gridCol w:w="1980"/>
+        <w:gridCol w:w="1980"/>
+      </w:tblGrid>
+      <w:tr>
+        <w:trPr>
+          <w:tblHeader w:val="true"/>
+        </w:trPr>
+        <w:tc>
+          <w:tcPr/>
+          <w:p>
+            <w:pPr>
+              <w:pStyle w:val="Compact"/>
+              <w:jc w:val="left"/>
+            </w:pPr>
+            <w:r>
+              <w:t xml:space="preserve">n°</w:t>
+            </w:r>
+          </w:p>
+        </w:tc>
+        <w:tc>
+          <w:tcPr/>
+          <w:p>
+            <w:pPr>
+              <w:pStyle w:val="Compact"/>
+              <w:jc w:val="left"/>
+            </w:pPr>
+            <w:r>
+              <w:t xml:space="preserve">Référence v2.0</w:t>
+            </w:r>
+          </w:p>
+        </w:tc>
+        <w:tc>
+          <w:tcPr/>
+          <w:p>
+            <w:pPr>
+              <w:pStyle w:val="Compact"/>
+              <w:jc w:val="left"/>
+            </w:pPr>
+            <w:r>
+              <w:t xml:space="preserve">Trouvée dans</w:t>
+            </w:r>
+          </w:p>
+        </w:tc>
+        <w:tc>
+          <w:tcPr/>
+          <w:p>
+            <w:pPr>
+              <w:pStyle w:val="Compact"/>
+              <w:jc w:val="left"/>
+            </w:pPr>
+            <w:r>
+              <w:t xml:space="preserve">Résultat</w:t>
+            </w:r>
+          </w:p>
+        </w:tc>
+      </w:tr>
+      <w:tr>
+        <w:tc>
+          <w:tcPr/>
+          <w:p>
+            <w:pPr>
+              <w:pStyle w:val="Compact"/>
+              <w:jc w:val="left"/>
+            </w:pPr>
+            <w:r>
+              <w:t xml:space="preserve">106, 282, 329</w:t>
+            </w:r>
+          </w:p>
+        </w:tc>
+        <w:tc>
+          <w:tcPr/>
+          <w:p>
+            <w:pPr>
+              <w:pStyle w:val="Compact"/>
+              <w:jc w:val="left"/>
+            </w:pPr>
+            <w:r>
+              <w:t xml:space="preserve">AE 1905, 71 ; AE 1906, 86 ; AE 1987, 61</w:t>
+            </w:r>
+          </w:p>
+        </w:tc>
+        <w:tc>
+          <w:tcPr/>
+          <w:p>
+            <w:pPr>
+              <w:pStyle w:val="Compact"/>
+              <w:jc w:val="left"/>
+            </w:pPr>
+            <w:r>
+              <w:t xml:space="preserve">EDH HD030246, HD021839 ; EDB10126</w:t>
+            </w:r>
+          </w:p>
+        </w:tc>
+        <w:tc>
+          <w:tcPr/>
+          <w:p>
+            <w:pPr>
+              <w:pStyle w:val="Compact"/>
+              <w:jc w:val="left"/>
+            </w:pPr>
+            <w:r>
+              <w:t xml:space="preserve">doublons</w:t>
+            </w:r>
+            <w:r>
+              <w:t xml:space="preserve"> </w:t>
+            </w:r>
+            <w:r>
+              <w:rPr>
+                <w:bCs/>
+                <w:b/>
+              </w:rPr>
+              <w:t xml:space="preserve">certains</w:t>
+            </w:r>
+            <w:r>
+              <w:t xml:space="preserve"> </w:t>
+            </w:r>
+            <w:r>
+              <w:t xml:space="preserve">des n° 120, 288, 336 (§ A)</w:t>
+            </w:r>
+          </w:p>
+        </w:tc>
+      </w:tr>
+      <w:tr>
+        <w:tc>
+          <w:tcPr/>
+          <w:p>
+            <w:pPr>
+              <w:pStyle w:val="Compact"/>
+              <w:jc w:val="left"/>
+            </w:pPr>
+            <w:r>
+              <w:t xml:space="preserve">98</w:t>
+            </w:r>
+          </w:p>
+        </w:tc>
+        <w:tc>
+          <w:tcPr/>
+          <w:p>
+            <w:pPr>
+              <w:pStyle w:val="Compact"/>
+              <w:jc w:val="left"/>
+            </w:pPr>
+            <w:r>
+              <w:t xml:space="preserve">AE 1914, 68</w:t>
+            </w:r>
+          </w:p>
+        </w:tc>
+        <w:tc>
+          <w:tcPr/>
+          <w:p>
+            <w:pPr>
+              <w:pStyle w:val="Compact"/>
+              <w:jc w:val="left"/>
+            </w:pPr>
+            <w:r>
+              <w:t xml:space="preserve">EDH HD028015 (« ICUR n. s. 17578 ») ; EDB20076</w:t>
+            </w:r>
+          </w:p>
+        </w:tc>
+        <w:tc>
+          <w:tcPr/>
+          <w:p>
+            <w:pPr>
+              <w:pStyle w:val="Compact"/>
+              <w:jc w:val="left"/>
+            </w:pPr>
+            <w:r>
+              <w:rPr>
+                <w:bCs/>
+                <w:b/>
+              </w:rPr>
+              <w:t xml:space="preserve">hors corpus</w:t>
+            </w:r>
+            <w:r>
+              <w:t xml:space="preserve"> </w:t>
+            </w:r>
+            <w:r>
+              <w:t xml:space="preserve">(voir ci-dessous)</w:t>
+            </w:r>
+          </w:p>
+        </w:tc>
+      </w:tr>
+      <w:tr>
+        <w:tc>
+          <w:tcPr/>
+          <w:p>
+            <w:pPr>
+              <w:pStyle w:val="Compact"/>
+              <w:jc w:val="left"/>
+            </w:pPr>
+            <w:r>
+              <w:t xml:space="preserve">195</w:t>
+            </w:r>
+          </w:p>
+        </w:tc>
+        <w:tc>
+          <w:tcPr/>
+          <w:p>
+            <w:pPr>
+              <w:pStyle w:val="Compact"/>
+              <w:jc w:val="left"/>
+            </w:pPr>
+            <w:r>
+              <w:t xml:space="preserve">AE 1974, 85</w:t>
+            </w:r>
+          </w:p>
+        </w:tc>
+        <w:tc>
+          <w:tcPr/>
+          <w:p>
+            <w:pPr>
+              <w:pStyle w:val="Compact"/>
+              <w:jc w:val="left"/>
+            </w:pPr>
+            <w:r>
+              <w:t xml:space="preserve">EDB33615 (Coem. Calepodii)</w:t>
+            </w:r>
+          </w:p>
+        </w:tc>
+        <w:tc>
+          <w:tcPr/>
+          <w:p>
+            <w:pPr>
+              <w:pStyle w:val="Compact"/>
+              <w:jc w:val="left"/>
+            </w:pPr>
+            <w:r>
+              <w:t xml:space="preserve">concordant ; 377</w:t>
+            </w:r>
+          </w:p>
+        </w:tc>
+      </w:tr>
+      <w:tr>
+        <w:tc>
+          <w:tcPr/>
+          <w:p>
+            <w:pPr>
+              <w:pStyle w:val="Compact"/>
+              <w:jc w:val="left"/>
+            </w:pPr>
+            <w:r>
+              <w:t xml:space="preserve">241</w:t>
+            </w:r>
+          </w:p>
+        </w:tc>
+        <w:tc>
+          <w:tcPr/>
+          <w:p>
+            <w:pPr>
+              <w:pStyle w:val="Compact"/>
+              <w:jc w:val="left"/>
+            </w:pPr>
+            <w:r>
+              <w:t xml:space="preserve">AE 1999, 307</w:t>
+            </w:r>
+          </w:p>
+        </w:tc>
+        <w:tc>
+          <w:tcPr/>
+          <w:p>
+            <w:pPr>
+              <w:pStyle w:val="Compact"/>
+              <w:jc w:val="left"/>
+            </w:pPr>
+            <w:r>
+              <w:t xml:space="preserve">EDB42969 (conservation : S. Giovanni in Laterano)</w:t>
+            </w:r>
+          </w:p>
+        </w:tc>
+        <w:tc>
+          <w:tcPr/>
+          <w:p>
+            <w:pPr>
+              <w:pStyle w:val="Compact"/>
+              <w:jc w:val="left"/>
+            </w:pPr>
+            <w:r>
+              <w:t xml:space="preserve">concordant ; 383</w:t>
+            </w:r>
+          </w:p>
+        </w:tc>
+      </w:tr>
+      <w:tr>
+        <w:tc>
+          <w:tcPr/>
+          <w:p>
+            <w:pPr>
+              <w:pStyle w:val="Compact"/>
+              <w:jc w:val="left"/>
+            </w:pPr>
+            <w:r>
+              <w:t xml:space="preserve">304</w:t>
+            </w:r>
+          </w:p>
+        </w:tc>
+        <w:tc>
+          <w:tcPr/>
+          <w:p>
+            <w:pPr>
+              <w:pStyle w:val="Compact"/>
+              <w:jc w:val="left"/>
+            </w:pPr>
+            <w:r>
+              <w:t xml:space="preserve">AE 1979, 43</w:t>
+            </w:r>
+          </w:p>
+        </w:tc>
+        <w:tc>
+          <w:tcPr/>
+          <w:p>
+            <w:pPr>
+              <w:pStyle w:val="Compact"/>
+              <w:jc w:val="left"/>
+            </w:pPr>
+            <w:r>
+              <w:t xml:space="preserve">EDB27361</w:t>
+            </w:r>
+          </w:p>
+        </w:tc>
+        <w:tc>
+          <w:tcPr/>
+          <w:p>
+            <w:pPr>
+              <w:pStyle w:val="Compact"/>
+              <w:jc w:val="left"/>
+            </w:pPr>
+            <w:r>
+              <w:t xml:space="preserve">concordant ; 389</w:t>
+            </w:r>
+          </w:p>
+        </w:tc>
+      </w:tr>
+      <w:tr>
+        <w:tc>
+          <w:tcPr/>
+          <w:p>
+            <w:pPr>
+              <w:pStyle w:val="Compact"/>
+              <w:jc w:val="left"/>
+            </w:pPr>
+            <w:r>
+              <w:t xml:space="preserve">305</w:t>
+            </w:r>
+          </w:p>
+        </w:tc>
+        <w:tc>
+          <w:tcPr/>
+          <w:p>
+            <w:pPr>
+              <w:pStyle w:val="Compact"/>
+              <w:jc w:val="left"/>
+            </w:pPr>
+            <w:r>
+              <w:t xml:space="preserve">AE 1985, 60</w:t>
+            </w:r>
+          </w:p>
+        </w:tc>
+        <w:tc>
+          <w:tcPr/>
+          <w:p>
+            <w:pPr>
+              <w:pStyle w:val="Compact"/>
+              <w:jc w:val="left"/>
+            </w:pPr>
+            <w:r>
+              <w:t xml:space="preserve">EDB34442 (Ipogeo della Torretta)</w:t>
+            </w:r>
+          </w:p>
+        </w:tc>
+        <w:tc>
+          <w:tcPr/>
+          <w:p>
+            <w:pPr>
+              <w:pStyle w:val="Compact"/>
+              <w:jc w:val="left"/>
+            </w:pPr>
+            <w:r>
+              <w:t xml:space="preserve">concordant ; 389</w:t>
+            </w:r>
+          </w:p>
+        </w:tc>
+      </w:tr>
+      <w:tr>
+        <w:tc>
+          <w:tcPr/>
+          <w:p>
+            <w:pPr>
+              <w:pStyle w:val="Compact"/>
+              <w:jc w:val="left"/>
+            </w:pPr>
+            <w:r>
+              <w:t xml:space="preserve">307</w:t>
+            </w:r>
+          </w:p>
+        </w:tc>
+        <w:tc>
+          <w:tcPr/>
+          <w:p>
+            <w:pPr>
+              <w:pStyle w:val="Compact"/>
+              <w:jc w:val="left"/>
+            </w:pPr>
+            <w:r>
+              <w:t xml:space="preserve">Ferrua 1979, 1444</w:t>
+            </w:r>
+          </w:p>
+        </w:tc>
+        <w:tc>
+          <w:tcPr/>
+          <w:p>
+            <w:pPr>
+              <w:pStyle w:val="Compact"/>
+              <w:jc w:val="left"/>
+            </w:pPr>
+            <w:r>
+              <w:t xml:space="preserve">EDB31230 =</w:t>
+            </w:r>
+            <w:r>
+              <w:t xml:space="preserve"> </w:t>
+            </w:r>
+            <w:r>
+              <w:rPr>
+                <w:bCs/>
+                <w:b/>
+              </w:rPr>
+              <w:t xml:space="preserve">ICVR I, 1444</w:t>
+            </w:r>
+          </w:p>
+        </w:tc>
+        <w:tc>
+          <w:tcPr/>
+          <w:p>
+            <w:pPr>
+              <w:pStyle w:val="Compact"/>
+              <w:jc w:val="left"/>
+            </w:pPr>
+            <w:r>
+              <w:t xml:space="preserve">concordant ; 389. La notice a donc un numéro ICUR.</w:t>
+            </w:r>
+          </w:p>
+        </w:tc>
+      </w:tr>
+      <w:tr>
+        <w:tc>
+          <w:tcPr/>
+          <w:p>
+            <w:pPr>
+              <w:pStyle w:val="Compact"/>
+              <w:jc w:val="left"/>
+            </w:pPr>
+            <w:r>
+              <w:t xml:space="preserve">351</w:t>
+            </w:r>
+          </w:p>
+        </w:tc>
+        <w:tc>
+          <w:tcPr/>
+          <w:p>
+            <w:pPr>
+              <w:pStyle w:val="Compact"/>
+              <w:jc w:val="left"/>
+            </w:pPr>
+            <w:r>
+              <w:t xml:space="preserve">AE 1988, 111</w:t>
+            </w:r>
+          </w:p>
+        </w:tc>
+        <w:tc>
+          <w:tcPr/>
+          <w:p>
+            <w:pPr>
+              <w:pStyle w:val="Compact"/>
+              <w:jc w:val="left"/>
+            </w:pPr>
+            <w:r>
+              <w:t xml:space="preserve">EDB41240 (Coem. s. Theclae)</w:t>
+            </w:r>
+          </w:p>
+        </w:tc>
+        <w:tc>
+          <w:tcPr/>
+          <w:p>
+            <w:pPr>
+              <w:pStyle w:val="Compact"/>
+              <w:jc w:val="left"/>
+            </w:pPr>
+            <w:r>
+              <w:t xml:space="preserve">concordant ; 393</w:t>
+            </w:r>
+          </w:p>
+        </w:tc>
+      </w:tr>
+      <w:tr>
+        <w:tc>
+          <w:tcPr/>
+          <w:p>
+            <w:pPr>
+              <w:pStyle w:val="Compact"/>
+              <w:jc w:val="left"/>
+            </w:pPr>
+            <w:r>
+              <w:t xml:space="preserve">362</w:t>
+            </w:r>
+          </w:p>
+        </w:tc>
+        <w:tc>
+          <w:tcPr/>
+          <w:p>
+            <w:pPr>
+              <w:pStyle w:val="Compact"/>
+              <w:jc w:val="left"/>
+            </w:pPr>
+            <w:r>
+              <w:t xml:space="preserve">CEACelio 311</w:t>
+            </w:r>
+          </w:p>
+        </w:tc>
+        <w:tc>
+          <w:tcPr/>
+          <w:p>
+            <w:pPr>
+              <w:pStyle w:val="Compact"/>
+              <w:jc w:val="left"/>
+            </w:pPr>
+            <w:r>
+              <w:t xml:space="preserve">EDB43058 (Antiquarium del Celio), par le texte</w:t>
+            </w:r>
+          </w:p>
+        </w:tc>
+        <w:tc>
+          <w:tcPr/>
+          <w:p>
+            <w:pPr>
+              <w:pStyle w:val="Compact"/>
+              <w:jc w:val="left"/>
+            </w:pPr>
+            <w:r>
+              <w:t xml:space="preserve">écarts à examiner ; 394</w:t>
+            </w:r>
+          </w:p>
+        </w:tc>
+      </w:tr>
+      <w:tr>
+        <w:tc>
+          <w:tcPr/>
+          <w:p>
+            <w:pPr>
+              <w:pStyle w:val="Compact"/>
+              <w:jc w:val="left"/>
+            </w:pPr>
+            <w:r>
+              <w:t xml:space="preserve">368</w:t>
+            </w:r>
+          </w:p>
+        </w:tc>
+        <w:tc>
+          <w:tcPr/>
+          <w:p>
+            <w:pPr>
+              <w:pStyle w:val="Compact"/>
+              <w:jc w:val="left"/>
+            </w:pPr>
+            <w:r>
+              <w:t xml:space="preserve">AE 2001, 526</w:t>
+            </w:r>
+          </w:p>
+        </w:tc>
+        <w:tc>
+          <w:tcPr/>
+          <w:p>
+            <w:pPr>
+              <w:pStyle w:val="Compact"/>
+              <w:jc w:val="left"/>
+            </w:pPr>
+            <w:r>
+              <w:t xml:space="preserve">EDB41941 (ex-vigna Chiaraviglio)</w:t>
+            </w:r>
+          </w:p>
+        </w:tc>
+        <w:tc>
+          <w:tcPr/>
+          <w:p>
+            <w:pPr>
+              <w:pStyle w:val="Compact"/>
+              <w:jc w:val="left"/>
+            </w:pPr>
+            <w:r>
+              <w:t xml:space="preserve">concordant ; 395</w:t>
+            </w:r>
+          </w:p>
+        </w:tc>
+      </w:tr>
+      <w:tr>
+        <w:tc>
+          <w:tcPr/>
+          <w:p>
+            <w:pPr>
+              <w:pStyle w:val="Compact"/>
+              <w:jc w:val="left"/>
+            </w:pPr>
+            <w:r>
+              <w:t xml:space="preserve">369</w:t>
+            </w:r>
+          </w:p>
+        </w:tc>
+        <w:tc>
+          <w:tcPr/>
+          <w:p>
+            <w:pPr>
+              <w:pStyle w:val="Compact"/>
+              <w:jc w:val="left"/>
+            </w:pPr>
+            <w:r>
+              <w:t xml:space="preserve">HEp 2006, 435 = AE 2006, 240</w:t>
+            </w:r>
+          </w:p>
+        </w:tc>
+        <w:tc>
+          <w:tcPr/>
+          <w:p>
+            <w:pPr>
+              <w:pStyle w:val="Compact"/>
+              <w:jc w:val="left"/>
+            </w:pPr>
+            <w:r>
+              <w:t xml:space="preserve">EDB42064,</w:t>
+            </w:r>
+            <w:r>
+              <w:t xml:space="preserve"> </w:t>
+            </w:r>
+            <w:r>
+              <w:rPr>
+                <w:iCs/>
+                <w:i/>
+              </w:rPr>
+              <w:t xml:space="preserve">Incertae originis</w:t>
+            </w:r>
+            <w:r>
+              <w:t xml:space="preserve">,</w:t>
+            </w:r>
+            <w:r>
+              <w:t xml:space="preserve"> </w:t>
+            </w:r>
+            <w:r>
+              <w:rPr>
+                <w:bCs/>
+                <w:b/>
+              </w:rPr>
+              <w:t xml:space="preserve">conservée à Valencia (Espagne), musée de préhistoire</w:t>
+            </w:r>
+          </w:p>
+        </w:tc>
+        <w:tc>
+          <w:tcPr/>
+          <w:p>
+            <w:pPr>
+              <w:pStyle w:val="Compact"/>
+              <w:jc w:val="left"/>
+            </w:pPr>
+            <w:r>
+              <w:t xml:space="preserve">concordant ; 395.</w:t>
+            </w:r>
+            <w:r>
+              <w:t xml:space="preserve"> </w:t>
+            </w:r>
+            <w:r>
+              <w:rPr>
+                <w:bCs/>
+                <w:b/>
+              </w:rPr>
+              <w:t xml:space="preserve">Provenance romaine non établie</w:t>
+            </w:r>
+            <w:r>
+              <w:t xml:space="preserve">, à signaler comme pour le n° 439.</w:t>
+            </w:r>
+          </w:p>
+        </w:tc>
+      </w:tr>
+      <w:tr>
+        <w:tc>
+          <w:tcPr/>
+          <w:p>
+            <w:pPr>
+              <w:pStyle w:val="Compact"/>
+              <w:jc w:val="left"/>
+            </w:pPr>
+            <w:r>
+              <w:t xml:space="preserve">396</w:t>
+            </w:r>
+          </w:p>
+        </w:tc>
+        <w:tc>
+          <w:tcPr/>
+          <w:p>
+            <w:pPr>
+              <w:pStyle w:val="Compact"/>
+              <w:jc w:val="left"/>
+            </w:pPr>
+            <w:r>
+              <w:t xml:space="preserve">AE 1994, 163</w:t>
+            </w:r>
+          </w:p>
+        </w:tc>
+        <w:tc>
+          <w:tcPr/>
+          <w:p>
+            <w:pPr>
+              <w:pStyle w:val="Compact"/>
+              <w:jc w:val="left"/>
+            </w:pPr>
+            <w:r>
+              <w:t xml:space="preserve">EDB42676 (Antiquarium del Celio)</w:t>
+            </w:r>
+          </w:p>
+        </w:tc>
+        <w:tc>
+          <w:tcPr/>
+          <w:p>
+            <w:pPr>
+              <w:pStyle w:val="Compact"/>
+              <w:jc w:val="left"/>
+            </w:pPr>
+            <w:r>
+              <w:t xml:space="preserve">concordant ; 397</w:t>
+            </w:r>
+          </w:p>
+        </w:tc>
+      </w:tr>
+      <w:tr>
+        <w:tc>
+          <w:tcPr/>
+          <w:p>
+            <w:pPr>
+              <w:pStyle w:val="Compact"/>
+              <w:jc w:val="left"/>
+            </w:pPr>
+            <w:r>
+              <w:t xml:space="preserve">417</w:t>
+            </w:r>
+          </w:p>
+        </w:tc>
+        <w:tc>
+          <w:tcPr/>
+          <w:p>
+            <w:pPr>
+              <w:pStyle w:val="Compact"/>
+              <w:jc w:val="left"/>
+            </w:pPr>
+            <w:r>
+              <w:t xml:space="preserve">AE 1984, 51</w:t>
+            </w:r>
+          </w:p>
+        </w:tc>
+        <w:tc>
+          <w:tcPr/>
+          <w:p>
+            <w:pPr>
+              <w:pStyle w:val="Compact"/>
+              <w:jc w:val="left"/>
+            </w:pPr>
+            <w:r>
+              <w:t xml:space="preserve">EDB38747 (Ipogeo della Torretta), par le texte</w:t>
+            </w:r>
+          </w:p>
+        </w:tc>
+        <w:tc>
+          <w:tcPr/>
+          <w:p>
+            <w:pPr>
+              <w:pStyle w:val="Compact"/>
+              <w:jc w:val="left"/>
+            </w:pPr>
+            <w:r>
+              <w:t xml:space="preserve">concordant ; 398</w:t>
+            </w:r>
+          </w:p>
+        </w:tc>
+      </w:tr>
+      <w:tr>
+        <w:tc>
+          <w:tcPr/>
+          <w:p>
+            <w:pPr>
+              <w:pStyle w:val="Compact"/>
+              <w:jc w:val="left"/>
+            </w:pPr>
+            <w:r>
+              <w:t xml:space="preserve">448</w:t>
+            </w:r>
+          </w:p>
+        </w:tc>
+        <w:tc>
+          <w:tcPr/>
+          <w:p>
+            <w:pPr>
+              <w:pStyle w:val="Compact"/>
+              <w:jc w:val="left"/>
+            </w:pPr>
+            <w:r>
+              <w:t xml:space="preserve">AE 2001, 527</w:t>
+            </w:r>
+          </w:p>
+        </w:tc>
+        <w:tc>
+          <w:tcPr/>
+          <w:p>
+            <w:pPr>
+              <w:pStyle w:val="Compact"/>
+              <w:jc w:val="left"/>
+            </w:pPr>
+            <w:r>
+              <w:t xml:space="preserve">EDB41942 (ex-vigna Chiaraviglio)</w:t>
+            </w:r>
+          </w:p>
+        </w:tc>
+        <w:tc>
+          <w:tcPr/>
+          <w:p>
+            <w:pPr>
+              <w:pStyle w:val="Compact"/>
+              <w:jc w:val="left"/>
+            </w:pPr>
+            <w:r>
+              <w:t xml:space="preserve">écarts à examiner ; 401</w:t>
+            </w:r>
+          </w:p>
+        </w:tc>
+      </w:tr>
+      <w:tr>
+        <w:tc>
+          <w:tcPr/>
+          <w:p>
+            <w:pPr>
+              <w:pStyle w:val="Compact"/>
+              <w:jc w:val="left"/>
+            </w:pPr>
+            <w:r>
+              <w:t xml:space="preserve">83, 132, 196, 385, 387, 429</w:t>
+            </w:r>
+          </w:p>
+        </w:tc>
+        <w:tc>
+          <w:tcPr/>
+          <w:p>
+            <w:pPr>
+              <w:pStyle w:val="Compact"/>
+              <w:jc w:val="left"/>
+            </w:pPr>
+            <w:r>
+              <w:t xml:space="preserve">AE 2010, 207 ; AE 2003, 216 ; AE 1994, 263 ; AE 2016, 170 ; Carletti 2008, 177 ; CIL VI 8405</w:t>
+            </w:r>
+          </w:p>
+        </w:tc>
+        <w:tc>
+          <w:tcPr/>
+          <w:p>
+            <w:pPr>
+              <w:pStyle w:val="Compact"/>
+              <w:jc w:val="left"/>
+            </w:pPr>
+            <w:r>
+              <w:t xml:space="preserve">—</w:t>
+            </w:r>
+          </w:p>
+        </w:tc>
+        <w:tc>
+          <w:tcPr/>
+          <w:p>
+            <w:pPr>
+              <w:pStyle w:val="Compact"/>
+              <w:jc w:val="left"/>
+            </w:pPr>
+            <w:r>
+              <w:rPr>
+                <w:bCs/>
+                <w:b/>
+              </w:rPr>
+              <w:t xml:space="preserve">non trouvées</w:t>
+            </w:r>
+            <w:r>
+              <w:t xml:space="preserve"> </w:t>
+            </w:r>
+            <w:r>
+              <w:t xml:space="preserve">dans les fiches lues (EDB ou EDH)</w:t>
+            </w:r>
+          </w:p>
+        </w:tc>
+      </w:tr>
+    </w:tbl>
+    <w:bookmarkStart w:id="41" w:name="X42279274ee70f48dd7f90f6d9c37f13bc853bae"/>
+    <w:p>
+      <w:pPr>
+        <w:pStyle w:val="Heading3"/>
+      </w:pPr>
+      <w:r>
+        <w:t xml:space="preserve">n° 98 (</w:t>
+      </w:r>
       <w:r>
         <w:rPr>
           <w:iCs/>
           <w:i/>
         </w:rPr>
-        <w:t xml:space="preserve">Section nouvelle, à insérer après le § 5.3 de la v2.0. Les chiffres sont ceux du lot 3 (440 notices appariées sur 478) et seront mis à jour à la fin de la collation.</w:t>
-      </w:r>
-    </w:p>
-    <w:bookmarkStart w:id="43" w:name="pourquoi-une-seconde-base"/>
-    <w:p>
-      <w:pPr>
-        <w:pStyle w:val="Heading2"/>
-      </w:pPr>
-      <w:r>
-        <w:t xml:space="preserve">5.4.1 Pourquoi une seconde base</w:t>
-      </w:r>
-    </w:p>
-    <w:p>
-      <w:pPr>
-        <w:pStyle w:val="FirstParagraph"/>
-      </w:pPr>
-      <w:r>
-        <w:t xml:space="preserve">Les sections précédentes comparaient deux états d’une</w:t>
-      </w:r>
-      <w:r>
-        <w:t xml:space="preserve"> </w:t>
-      </w:r>
-      <w:r>
-        <w:rPr>
-          <w:bCs/>
-          <w:b/>
-        </w:rPr>
-        <w:t xml:space="preserve">même</w:t>
-      </w:r>
-      <w:r>
-        <w:t xml:space="preserve"> </w:t>
-      </w:r>
-      <w:r>
-        <w:t xml:space="preserve">base, les exports EDCS de 2020 et de 2022. Cette comparaison révèle les pertes dues à l’export. Elle ne dit rien des choix faits par l’EDCS lorsqu’elle saisit l’édition imprimée. L’Epigraphic Database Bari (EDB), conduite à l’université de Bari depuis 1988, se consacre aux inscriptions chrétiennes de Rome. Elle se donne pour tâche de mettre à jour les ICVR, et ses fiches sont établies et révisées par des épigraphistes nommés sur chaque fiche. C’est donc un</w:t>
-      </w:r>
-      <w:r>
-        <w:t xml:space="preserve"> </w:t>
-      </w:r>
-      <w:r>
-        <w:rPr>
-          <w:bCs/>
-          <w:b/>
-        </w:rPr>
-        <w:t xml:space="preserve">témoin indépendant</w:t>
-      </w:r>
-      <w:r>
-        <w:t xml:space="preserve"> </w:t>
-      </w:r>
-      <w:r>
-        <w:t xml:space="preserve">de la transmission. Il reste toutefois secondaire : comme l’EDCS, l’EDB dépend de l’ICVR, et une concordance entre les deux bases ne remplace ni l’édition imprimée ni la pierre.</w:t>
-      </w:r>
-    </w:p>
-    <w:bookmarkEnd w:id="43"/>
-    <w:bookmarkStart w:id="44" w:name="procédure"/>
-    <w:p>
-      <w:pPr>
-        <w:pStyle w:val="Heading2"/>
-      </w:pPr>
-      <w:r>
-        <w:t xml:space="preserve">5.4.2 Procédure</w:t>
-      </w:r>
-    </w:p>
-    <w:p>
-      <w:pPr>
-        <w:pStyle w:val="FirstParagraph"/>
-      </w:pPr>
-      <w:r>
-        <w:t xml:space="preserve">Les fiches de l’EDB ont été lues le 14 octobre 2026 dans les listes publiques de la base, triées par numéro ICVR. Chaque notice du présent corpus pourvue d’une référence ICUR a été appariée à la fiche EDB de même numéro, en choisissant, en cas de sous-numéros, la plus proche par le texte. Un indice de similarité, calculé sur les textes normalisés, sert seulement à</w:t>
-      </w:r>
-      <w:r>
-        <w:t xml:space="preserve"> </w:t>
-      </w:r>
-      <w:r>
-        <w:rPr>
-          <w:bCs/>
-          <w:b/>
-        </w:rPr>
-        <w:t xml:space="preserve">trier</w:t>
-      </w:r>
-      <w:r>
-        <w:t xml:space="preserve"> </w:t>
-      </w:r>
-      <w:r>
-        <w:t xml:space="preserve">les cas. Chaque écart retenu dans les dossiers a été relu. Les pages lues, leurs dates de consultation et les échecs d’accès figurent au registre des consultations. Les données de l’EDB sont publiées sous licence CC BY-SA 4.0.</w:t>
-      </w:r>
-    </w:p>
-    <w:p>
-      <w:pPr>
-        <w:pStyle w:val="BodyText"/>
-      </w:pPr>
-      <w:r>
-        <w:t xml:space="preserve">À la date de cette version, 440 notices sur 478 ont été appariées. 269 concordent, aux conventions de notation près ; 134 présentent des écarts à examiner ; 37 divergent fortement, le plus souvent parce que l’un des deux textes est tronqué.</w:t>
-      </w:r>
-    </w:p>
-    <w:bookmarkEnd w:id="44"/>
-    <w:bookmarkStart w:id="45" w:name="quatre-types-décarts"/>
-    <w:p>
-      <w:pPr>
-        <w:pStyle w:val="Heading2"/>
-      </w:pPr>
-      <w:r>
-        <w:t xml:space="preserve">5.4.3 Quatre types d’écarts</w:t>
+        <w:t xml:space="preserve">Hyppolytus</w:t>
+      </w:r>
+      <w:r>
+        <w:t xml:space="preserve">) : erreur de datation, la notice sort du corpus</w:t>
       </w:r>
     </w:p>
     <w:p>
@@ -6112,13 +7345,7 @@
           <w:bCs/>
           <w:b/>
         </w:rPr>
-        <w:t xml:space="preserve">Lignes omises par l’EDCS.</w:t>
-      </w:r>
-      <w:r>
-        <w:t xml:space="preserve"> </w:t>
-      </w:r>
-      <w:r>
-        <w:t xml:space="preserve">Pour huit notices que la v2.0 tenait pour dépourvues de tout élément consulaire, l’EDB transmet la formule de date (n° 51, 84, 180, 214, 268, 388, 445, 447). L’épitaphe de Cucurbitinus et Abundantius (n° 214) se termine dans l’EDB par la date</w:t>
+        <w:t xml:space="preserve">Texte v2.0 (EDCS).</w:t>
       </w:r>
       <w:r>
         <w:t xml:space="preserve"> </w:t>
@@ -6127,28 +7354,23 @@
         <w:rPr>
           <w:rStyle w:val="VerbatimChar"/>
         </w:rPr>
-        <w:t xml:space="preserve">dd(ominis) nn(ostris) Gratiano V et Teodosio aaugg(ustis)</w:t>
-      </w:r>
-      <w:r>
-        <w:t xml:space="preserve"> </w:t>
-      </w:r>
-      <w:r>
-        <w:t xml:space="preserve">(380) ; le texte de l’EDCS s’arrête trois lignes plus tôt. Dans le texte grec n° 447, l’EDB donne avant l’imprécation cinq lignes, dont la date</w:t>
-      </w:r>
-      <w:r>
-        <w:t xml:space="preserve"> </w:t>
-      </w:r>
-      <w:r>
-        <w:rPr>
-          <w:rStyle w:val="VerbatimChar"/>
-        </w:rPr>
-        <w:t xml:space="preserve">[ὑπατίᾳ Βινκεντί]ου καὶ Φραβίτου</w:t>
-      </w:r>
-      <w:r>
-        <w:t xml:space="preserve"> </w:t>
-      </w:r>
-      <w:r>
-        <w:t xml:space="preserve">(401), que l’EDCS ne transmet pas.</w:t>
+        <w:t xml:space="preserve">Dep(ositus) (H)yppolytus(!) in p[ace 3 consulatu] / Fl(avi) Severin[i et Fl(avi) Dagalaiphi]</w:t>
+      </w:r>
+      <w:r>
+        <w:t xml:space="preserve">. Année retenue par la v2.0 : 366, « consulat lu concordant », consul identifié :</w:t>
+      </w:r>
+      <w:r>
+        <w:t xml:space="preserve"> </w:t>
+      </w:r>
+      <w:r>
+        <w:rPr>
+          <w:iCs/>
+          <w:i/>
+        </w:rPr>
+        <w:t xml:space="preserve">Dagalaifus</w:t>
+      </w:r>
+      <w:r>
+        <w:t xml:space="preserve">.</w:t>
       </w:r>
     </w:p>
     <w:p>
@@ -6164,13 +7386,7 @@
           <w:bCs/>
           <w:b/>
         </w:rPr>
-        <w:t xml:space="preserve">Signes figurés.</w:t>
-      </w:r>
-      <w:r>
-        <w:t xml:space="preserve"> </w:t>
-      </w:r>
-      <w:r>
-        <w:t xml:space="preserve">L’EDB décrit chrismes, croix, oiseaux, palmes et orants. L’EDCS ne les mentionne pas. Sur les 440 notices appariées, 46 (10,5 %) portent un chrisme ou une croix selon l’EDB. Dans un cas (n° 38), l’EDCS rend le chrisme par un mot développé,</w:t>
+        <w:t xml:space="preserve">Erreur.</w:t>
       </w:r>
       <w:r>
         <w:t xml:space="preserve"> </w:t>
@@ -6180,10 +7396,58 @@
           <w:iCs/>
           <w:i/>
         </w:rPr>
-        <w:t xml:space="preserve">Chr(isti)</w:t>
-      </w:r>
-      <w:r>
-        <w:t xml:space="preserve">, ce qui produit un faux vocabulaire religieux.</w:t>
+        <w:t xml:space="preserve">Dagalaiphi</w:t>
+      </w:r>
+      <w:r>
+        <w:t xml:space="preserve"> </w:t>
+      </w:r>
+      <w:r>
+        <w:t xml:space="preserve">est</w:t>
+      </w:r>
+      <w:r>
+        <w:t xml:space="preserve"> </w:t>
+      </w:r>
+      <w:r>
+        <w:rPr>
+          <w:bCs/>
+          <w:b/>
+        </w:rPr>
+        <w:t xml:space="preserve">entièrement restitué</w:t>
+      </w:r>
+      <w:r>
+        <w:t xml:space="preserve"> </w:t>
+      </w:r>
+      <w:r>
+        <w:t xml:space="preserve">(entre crochets), alors que</w:t>
+      </w:r>
+      <w:r>
+        <w:t xml:space="preserve"> </w:t>
+      </w:r>
+      <w:r>
+        <w:rPr>
+          <w:iCs/>
+          <w:i/>
+        </w:rPr>
+        <w:t xml:space="preserve">Severin[i]</w:t>
+      </w:r>
+      <w:r>
+        <w:t xml:space="preserve"> </w:t>
+      </w:r>
+      <w:r>
+        <w:t xml:space="preserve">est</w:t>
+      </w:r>
+      <w:r>
+        <w:t xml:space="preserve"> </w:t>
+      </w:r>
+      <w:r>
+        <w:rPr>
+          <w:bCs/>
+          <w:b/>
+        </w:rPr>
+        <w:t xml:space="preserve">lu</w:t>
+      </w:r>
+      <w:r>
+        <w:t xml:space="preserve">. L’identificateur de la v2.0 a retenu le seul nom restitué, compatible avec 366 (Gratien et Dagalaifus), et ignoré le nom lu.</w:t>
       </w:r>
     </w:p>
     <w:p>
@@ -6199,13 +7463,7 @@
           <w:bCs/>
           <w:b/>
         </w:rPr>
-        <w:t xml:space="preserve">Restitutions différentes.</w:t>
-      </w:r>
-      <w:r>
-        <w:t xml:space="preserve"> </w:t>
-      </w:r>
-      <w:r>
-        <w:t xml:space="preserve">Dans le</w:t>
+        <w:t xml:space="preserve">EDB20076 = ICVR 17578.</w:t>
       </w:r>
       <w:r>
         <w:t xml:space="preserve"> </w:t>
@@ -6215,13 +7473,13 @@
           <w:iCs/>
           <w:i/>
         </w:rPr>
-        <w:t xml:space="preserve">carmen</w:t>
-      </w:r>
-      <w:r>
-        <w:t xml:space="preserve"> </w:t>
-      </w:r>
-      <w:r>
-        <w:t xml:space="preserve">d’Eleuteria (n° 73, 363), l’EDCS restitue</w:t>
+        <w:t xml:space="preserve">Coem. Cyriacae ad s. Laurentium</w:t>
+      </w:r>
+      <w:r>
+        <w:t xml:space="preserve"> </w:t>
+      </w:r>
+      <w:r>
+        <w:t xml:space="preserve">; conservation : Musei Capitolini. Bibliographie : CLRE, 680. Texte :</w:t>
       </w:r>
       <w:r>
         <w:t xml:space="preserve"> </w:t>
@@ -6230,22 +7488,20 @@
         <w:rPr>
           <w:rStyle w:val="VerbatimChar"/>
         </w:rPr>
-        <w:t xml:space="preserve">[at tuus in caelo] spiritus … [vivit cum] sanctis</w:t>
-      </w:r>
-      <w:r>
-        <w:t xml:space="preserve">, l’EDB</w:t>
-      </w:r>
-      <w:r>
-        <w:t xml:space="preserve"> </w:t>
-      </w:r>
-      <w:r>
-        <w:rPr>
-          <w:rStyle w:val="VerbatimChar"/>
-        </w:rPr>
-        <w:t xml:space="preserve">[corpore namque tu]us spiritus … [est sociatu]s sanctis</w:t>
-      </w:r>
-      <w:r>
-        <w:t xml:space="preserve">. Les deux restitutions sont conjecturales. Elles orientent différemment la lecture eschatologique : séjour céleste de l’esprit d’un côté, association aux saints de l’autre. Aucune ne peut fonder un argument.</w:t>
+        <w:t xml:space="preserve">dep(ositus) Yppolytus in p[ace ---] / Fl(avio) Severin[o v(iro) c(larissimo) cons(ule)]</w:t>
+      </w:r>
+      <w:r>
+        <w:t xml:space="preserve">.</w:t>
+      </w:r>
+      <w:r>
+        <w:t xml:space="preserve"> </w:t>
+      </w:r>
+      <w:r>
+        <w:rPr>
+          <w:bCs/>
+          <w:b/>
+        </w:rPr>
+        <w:t xml:space="preserve">Date EDB : 461 ; 482.</w:t>
       </w:r>
     </w:p>
     <w:p>
@@ -6261,71 +7517,284 @@
           <w:bCs/>
           <w:b/>
         </w:rPr>
-        <w:t xml:space="preserve">Datations divergentes.</w:t>
-      </w:r>
-      <w:r>
-        <w:t xml:space="preserve"> </w:t>
-      </w:r>
-      <w:r>
-        <w:t xml:space="preserve">Pour sept notices (n° 40, 141, 206, 278, 311, 328, 434), l’année de l’EDB diffère de l’année retenue par la v2.0. Certains écarts semblent être des erreurs de saisie de l’EDB (n° 206, 278). D’autres reflètent une véritable alternative de restitution, comme au n° 328, où le seul</w:t>
-      </w:r>
-      <w:r>
-        <w:t xml:space="preserve"> </w:t>
-      </w:r>
+        <w:t xml:space="preserve">EDH HD028015.</w:t>
+      </w:r>
+      <w:r>
+        <w:t xml:space="preserve"> </w:t>
+      </w:r>
+      <w:r>
+        <w:t xml:space="preserve">AE 1914, 68 = ICUR n. s. 17578. Même lecture que l’EDCS.</w:t>
+      </w:r>
+    </w:p>
+    <w:p>
+      <w:pPr>
+        <w:numPr>
+          <w:ilvl w:val="0"/>
+          <w:numId w:val="1016"/>
+        </w:numPr>
+        <w:pStyle w:val="Compact"/>
+      </w:pPr>
+      <w:r>
+        <w:rPr>
+          <w:bCs/>
+          <w:b/>
+        </w:rPr>
+        <w:t xml:space="preserve">Conclusion (certitude : très probable).</w:t>
+      </w:r>
+      <w:r>
+        <w:t xml:space="preserve"> </w:t>
+      </w:r>
+      <w:r>
+        <w:t xml:space="preserve">Le seul consul lu est Fl. Severinus. Dans les fastes, Severinus est consul en 461 (avec Dagalaifus, ce qui explique la restitution de l’AE) et un Severinus iunior en 482. Aucun Severinus n’est consul en 366. La notice est donc datée de</w:t>
+      </w:r>
+      <w:r>
+        <w:t xml:space="preserve"> </w:t>
+      </w:r>
+      <w:r>
+        <w:rPr>
+          <w:bCs/>
+          <w:b/>
+        </w:rPr>
+        <w:t xml:space="preserve">461 ou 482</w:t>
+      </w:r>
+      <w:r>
+        <w:t xml:space="preserve"> </w:t>
+      </w:r>
+      <w:r>
+        <w:t xml:space="preserve">et</w:t>
+      </w:r>
+      <w:r>
+        <w:t xml:space="preserve"> </w:t>
+      </w:r>
+      <w:r>
+        <w:rPr>
+          <w:bCs/>
+          <w:b/>
+        </w:rPr>
+        <w:t xml:space="preserve">sort du corpus 340–403</w:t>
+      </w:r>
+      <w:r>
+        <w:t xml:space="preserve">. À contrôler sur CLRE p. 680, cité par l’EDB.</w:t>
+      </w:r>
+    </w:p>
+    <w:p>
+      <w:pPr>
+        <w:numPr>
+          <w:ilvl w:val="0"/>
+          <w:numId w:val="1016"/>
+        </w:numPr>
+        <w:pStyle w:val="Compact"/>
+      </w:pPr>
+      <w:r>
+        <w:rPr>
+          <w:bCs/>
+          <w:b/>
+        </w:rPr>
+        <w:t xml:space="preserve">Portée.</w:t>
+      </w:r>
+      <w:r>
+        <w:t xml:space="preserve"> </w:t>
+      </w:r>
+      <w:r>
+        <w:t xml:space="preserve">L’identificateur consulaire de la v2.0 a pu, ailleurs aussi, compter comme « lu » un nom restitué. Un contrôle automatique sommaire produit trop de faux positifs pour être publié : il faut reprendre le contrôle notice par notice, en distinguant noms lus et noms restitués. C’est une</w:t>
+      </w:r>
+      <w:r>
+        <w:t xml:space="preserve"> </w:t>
+      </w:r>
+      <w:r>
+        <w:rPr>
+          <w:bCs/>
+          <w:b/>
+        </w:rPr>
+        <w:t xml:space="preserve">tâche prioritaire</w:t>
+      </w:r>
+      <w:r>
+        <w:t xml:space="preserve"> </w:t>
+      </w:r>
+      <w:r>
+        <w:t xml:space="preserve">avant toute expertise.</w:t>
+      </w:r>
+    </w:p>
+    <w:bookmarkEnd w:id="41"/>
+    <w:bookmarkStart w:id="42" w:name="bilan-de-taille-du-corpus-lot-4"/>
+    <w:p>
+      <w:pPr>
+        <w:pStyle w:val="Heading3"/>
+      </w:pPr>
+      <w:r>
+        <w:t xml:space="preserve">Bilan de taille du corpus (lot 4)</w:t>
+      </w:r>
+    </w:p>
+    <w:p>
+      <w:pPr>
+        <w:pStyle w:val="FirstParagraph"/>
+      </w:pPr>
+      <w:r>
+        <w:t xml:space="preserve">478 notices. On retire :</w:t>
+      </w:r>
+      <w:r>
+        <w:t xml:space="preserve"> </w:t>
+      </w:r>
+      <w:r>
+        <w:t xml:space="preserve">- les doublons 106, 282 et 329 ;</w:t>
+      </w:r>
+      <w:r>
+        <w:t xml:space="preserve"> </w:t>
+      </w:r>
+      <w:r>
+        <w:t xml:space="preserve">- le n° 394, fusionné avec le 393 ;</w:t>
+      </w:r>
+      <w:r>
+        <w:t xml:space="preserve"> </w:t>
+      </w:r>
+      <w:r>
+        <w:t xml:space="preserve">- le n° 98, hors période.</w:t>
+      </w:r>
+    </w:p>
+    <w:p>
+      <w:pPr>
+        <w:pStyle w:val="BodyText"/>
+      </w:pPr>
+      <w:r>
+        <w:t xml:space="preserve">Il reste</w:t>
+      </w:r>
+      <w:r>
+        <w:t xml:space="preserve"> </w:t>
+      </w:r>
+      <w:r>
+        <w:rPr>
+          <w:bCs/>
+          <w:b/>
+        </w:rPr>
+        <w:t xml:space="preserve">473 textes distincts datés de 340–403</w:t>
+      </w:r>
+      <w:r>
+        <w:t xml:space="preserve">, en conservant pour l’instant les n° 439 et 369, de provenance incertaine.</w:t>
+      </w:r>
+    </w:p>
+    <w:bookmarkEnd w:id="42"/>
+    <w:bookmarkEnd w:id="43"/>
+    <w:bookmarkEnd w:id="44"/>
+    <w:bookmarkStart w:id="49" w:name="Xa68eddb713c15d4621a12d96ed3a134351cadfc"/>
+    <w:p>
+      <w:pPr>
+        <w:pStyle w:val="Heading1"/>
+      </w:pPr>
+      <w:r>
+        <w:t xml:space="preserve">5.4 Confrontation avec l’Epigraphic Database Bari (texte proposé pour la v3)</w:t>
+      </w:r>
+    </w:p>
+    <w:p>
+      <w:pPr>
+        <w:pStyle w:val="FirstParagraph"/>
+      </w:pPr>
       <w:r>
         <w:rPr>
           <w:iCs/>
           <w:i/>
         </w:rPr>
-        <w:t xml:space="preserve">…terio</w:t>
-      </w:r>
-      <w:r>
-        <w:t xml:space="preserve"> </w:t>
-      </w:r>
-      <w:r>
-        <w:t xml:space="preserve">lu peut appartenir à</w:t>
-      </w:r>
-      <w:r>
-        <w:t xml:space="preserve"> </w:t>
-      </w:r>
-      <w:r>
-        <w:rPr>
-          <w:iCs/>
-          <w:i/>
-        </w:rPr>
-        <w:t xml:space="preserve">Eucherio</w:t>
-      </w:r>
-      <w:r>
-        <w:t xml:space="preserve"> </w:t>
-      </w:r>
-      <w:r>
-        <w:t xml:space="preserve">(381) ou à</w:t>
-      </w:r>
-      <w:r>
-        <w:t xml:space="preserve"> </w:t>
-      </w:r>
-      <w:r>
-        <w:rPr>
-          <w:iCs/>
-          <w:i/>
-        </w:rPr>
-        <w:t xml:space="preserve">Neoterio</w:t>
-      </w:r>
-      <w:r>
-        <w:t xml:space="preserve"> </w:t>
-      </w:r>
-      <w:r>
-        <w:t xml:space="preserve">(390). Ces divergences ne peuvent être tranchées qu’avec l’ICVR et les fastes de référence.</w:t>
+        <w:t xml:space="preserve">Section nouvelle, à insérer après le § 5.3 de la v2.0. Les chiffres sont ceux du lot 4 (456 notices appariées sur 478) et seront mis à jour à la fin de la collation.</w:t>
+      </w:r>
+    </w:p>
+    <w:bookmarkStart w:id="45" w:name="pourquoi-une-seconde-base"/>
+    <w:p>
+      <w:pPr>
+        <w:pStyle w:val="Heading2"/>
+      </w:pPr>
+      <w:r>
+        <w:t xml:space="preserve">5.4.1 Pourquoi une seconde base</w:t>
+      </w:r>
+    </w:p>
+    <w:p>
+      <w:pPr>
+        <w:pStyle w:val="FirstParagraph"/>
+      </w:pPr>
+      <w:r>
+        <w:t xml:space="preserve">Les sections précédentes comparaient deux états d’une</w:t>
+      </w:r>
+      <w:r>
+        <w:t xml:space="preserve"> </w:t>
+      </w:r>
+      <w:r>
+        <w:rPr>
+          <w:bCs/>
+          <w:b/>
+        </w:rPr>
+        <w:t xml:space="preserve">même</w:t>
+      </w:r>
+      <w:r>
+        <w:t xml:space="preserve"> </w:t>
+      </w:r>
+      <w:r>
+        <w:t xml:space="preserve">base, les exports EDCS de 2020 et de 2022. Cette comparaison révèle les pertes dues à l’export. Elle ne dit rien des choix faits par l’EDCS lorsqu’elle saisit l’édition imprimée. L’Epigraphic Database Bari (EDB), conduite à l’université de Bari depuis 1988, se consacre aux inscriptions chrétiennes de Rome. Elle se donne pour tâche de mettre à jour les ICVR, et ses fiches sont établies et révisées par des épigraphistes nommés sur chaque fiche. C’est donc un</w:t>
+      </w:r>
+      <w:r>
+        <w:t xml:space="preserve"> </w:t>
+      </w:r>
+      <w:r>
+        <w:rPr>
+          <w:bCs/>
+          <w:b/>
+        </w:rPr>
+        <w:t xml:space="preserve">témoin indépendant</w:t>
+      </w:r>
+      <w:r>
+        <w:t xml:space="preserve"> </w:t>
+      </w:r>
+      <w:r>
+        <w:t xml:space="preserve">de la transmission. Il reste toutefois secondaire : comme l’EDCS, l’EDB dépend de l’ICVR, et une concordance entre les deux bases ne remplace ni l’édition imprimée ni la pierre.</w:t>
       </w:r>
     </w:p>
     <w:bookmarkEnd w:id="45"/>
-    <w:bookmarkStart w:id="46" w:name="conséquences"/>
+    <w:bookmarkStart w:id="46" w:name="procédure"/>
     <w:p>
       <w:pPr>
         <w:pStyle w:val="Heading2"/>
       </w:pPr>
       <w:r>
-        <w:t xml:space="preserve">5.4.4 Conséquences</w:t>
+        <w:t xml:space="preserve">5.4.2 Procédure</w:t>
+      </w:r>
+    </w:p>
+    <w:p>
+      <w:pPr>
+        <w:pStyle w:val="FirstParagraph"/>
+      </w:pPr>
+      <w:r>
+        <w:t xml:space="preserve">Les fiches de l’EDB ont été lues le 14 octobre 2026 dans les listes publiques de la base, triées par numéro ICVR. Chaque notice du présent corpus pourvue d’une référence ICUR a été appariée à la fiche EDB de même numéro, en choisissant, en cas de sous-numéros, la plus proche par le texte. Un indice de similarité, calculé sur les textes normalisés, sert seulement à</w:t>
+      </w:r>
+      <w:r>
+        <w:t xml:space="preserve"> </w:t>
+      </w:r>
+      <w:r>
+        <w:rPr>
+          <w:bCs/>
+          <w:b/>
+        </w:rPr>
+        <w:t xml:space="preserve">trier</w:t>
+      </w:r>
+      <w:r>
+        <w:t xml:space="preserve"> </w:t>
+      </w:r>
+      <w:r>
+        <w:t xml:space="preserve">les cas. Chaque écart retenu dans les dossiers a été relu. Les pages lues, leurs dates de consultation et les échecs d’accès figurent au registre des consultations. Les données de l’EDB sont publiées sous licence CC BY-SA 4.0.</w:t>
+      </w:r>
+    </w:p>
+    <w:p>
+      <w:pPr>
+        <w:pStyle w:val="BodyText"/>
+      </w:pPr>
+      <w:r>
+        <w:t xml:space="preserve">À la date de cette version, 456 notices sur 478 ont été appariées. 281 concordent, aux conventions de notation près ; 137 présentent des écarts à examiner ; 38 divergent fortement, le plus souvent parce que l’un des deux textes est tronqué.</w:t>
+      </w:r>
+    </w:p>
+    <w:bookmarkEnd w:id="46"/>
+    <w:bookmarkStart w:id="47" w:name="quatre-types-décarts"/>
+    <w:p>
+      <w:pPr>
+        <w:pStyle w:val="Heading2"/>
+      </w:pPr>
+      <w:r>
+        <w:t xml:space="preserve">5.4.3 Quatre types d’écarts</w:t>
       </w:r>
     </w:p>
     <w:p>
@@ -6341,13 +7810,43 @@
           <w:bCs/>
           <w:b/>
         </w:rPr>
-        <w:t xml:space="preserve">Le texte de travail.</w:t>
-      </w:r>
-      <w:r>
-        <w:t xml:space="preserve"> </w:t>
-      </w:r>
-      <w:r>
-        <w:t xml:space="preserve">Pour chaque notice, la v3 doit donner le texte EDCS, la leçon EDB lorsqu’elle diffère et la décision prise, avec sa justification.</w:t>
+        <w:t xml:space="preserve">Lignes omises par l’EDCS.</w:t>
+      </w:r>
+      <w:r>
+        <w:t xml:space="preserve"> </w:t>
+      </w:r>
+      <w:r>
+        <w:t xml:space="preserve">Pour huit notices que la v2.0 tenait pour dépourvues de tout élément consulaire, l’EDB transmet la formule de date (n° 51, 84, 180, 214, 268, 388, 445, 447). L’épitaphe de Cucurbitinus et Abundantius (n° 214) se termine dans l’EDB par la date</w:t>
+      </w:r>
+      <w:r>
+        <w:t xml:space="preserve"> </w:t>
+      </w:r>
+      <w:r>
+        <w:rPr>
+          <w:rStyle w:val="VerbatimChar"/>
+        </w:rPr>
+        <w:t xml:space="preserve">dd(ominis) nn(ostris) Gratiano V et Teodosio aaugg(ustis)</w:t>
+      </w:r>
+      <w:r>
+        <w:t xml:space="preserve"> </w:t>
+      </w:r>
+      <w:r>
+        <w:t xml:space="preserve">(380) ; le texte de l’EDCS s’arrête trois lignes plus tôt. Dans le texte grec n° 447, l’EDB donne avant l’imprécation cinq lignes, dont la date</w:t>
+      </w:r>
+      <w:r>
+        <w:t xml:space="preserve"> </w:t>
+      </w:r>
+      <w:r>
+        <w:rPr>
+          <w:rStyle w:val="VerbatimChar"/>
+        </w:rPr>
+        <w:t xml:space="preserve">[ὑπατίᾳ Βινκεντί]ου καὶ Φραβίτου</w:t>
+      </w:r>
+      <w:r>
+        <w:t xml:space="preserve"> </w:t>
+      </w:r>
+      <w:r>
+        <w:t xml:space="preserve">(401), que l’EDCS ne transmet pas.</w:t>
       </w:r>
     </w:p>
     <w:p>
@@ -6363,29 +7862,26 @@
           <w:bCs/>
           <w:b/>
         </w:rPr>
-        <w:t xml:space="preserve">Les statistiques.</w:t>
-      </w:r>
-      <w:r>
-        <w:t xml:space="preserve"> </w:t>
-      </w:r>
-      <w:r>
-        <w:t xml:space="preserve">Les mesures du formulaire et du vocabulaire religieux calculées sur le texte EDCS sont des</w:t>
-      </w:r>
-      <w:r>
-        <w:t xml:space="preserve"> </w:t>
-      </w:r>
-      <w:r>
-        <w:rPr>
-          <w:bCs/>
-          <w:b/>
-        </w:rPr>
-        <w:t xml:space="preserve">bornes inférieures</w:t>
-      </w:r>
-      <w:r>
-        <w:t xml:space="preserve"> </w:t>
-      </w:r>
-      <w:r>
-        <w:t xml:space="preserve">de ce qui est gravé. La proportion de textes portant une désignation verbale de Dieu ou du Christ (14/468) reste valable pour le vocabulaire. Elle ne mesure pas le marquage chrétien des monuments, qui doit être compté à part (signe christique).</w:t>
+        <w:t xml:space="preserve">Signes figurés.</w:t>
+      </w:r>
+      <w:r>
+        <w:t xml:space="preserve"> </w:t>
+      </w:r>
+      <w:r>
+        <w:t xml:space="preserve">L’EDB décrit chrismes, croix, oiseaux, palmes et orants. L’EDCS ne les mentionne pas. Sur les 456 notices appariées, 47 (10,3 %) portent un chrisme ou une croix selon l’EDB. Dans un cas (n° 38), l’EDCS rend le chrisme par un mot développé,</w:t>
+      </w:r>
+      <w:r>
+        <w:t xml:space="preserve"> </w:t>
+      </w:r>
+      <w:r>
+        <w:rPr>
+          <w:iCs/>
+          <w:i/>
+        </w:rPr>
+        <w:t xml:space="preserve">Chr(isti)</w:t>
+      </w:r>
+      <w:r>
+        <w:t xml:space="preserve">, ce qui produit un faux vocabulaire religieux.</w:t>
       </w:r>
     </w:p>
     <w:p>
@@ -6401,13 +7897,13 @@
           <w:bCs/>
           <w:b/>
         </w:rPr>
-        <w:t xml:space="preserve">La chronologie.</w:t>
-      </w:r>
-      <w:r>
-        <w:t xml:space="preserve"> </w:t>
-      </w:r>
-      <w:r>
-        <w:t xml:space="preserve">Huit datations « par la base » deviennent des datations consulaires transmises, : quatre lues (n° 84, 214, 268, 388), trois partiellement restituées (n° 51, 180, 447) et une lue dont l’itération est incertaine (n° 445 : 400, ou 405 si</w:t>
+        <w:t xml:space="preserve">Restitutions différentes.</w:t>
+      </w:r>
+      <w:r>
+        <w:t xml:space="preserve"> </w:t>
+      </w:r>
+      <w:r>
+        <w:t xml:space="preserve">Dans le</w:t>
       </w:r>
       <w:r>
         <w:t xml:space="preserve"> </w:t>
@@ -6417,30 +7913,117 @@
           <w:iCs/>
           <w:i/>
         </w:rPr>
-        <w:t xml:space="preserve">iterum</w:t>
-      </w:r>
-      <w:r>
-        <w:t xml:space="preserve">). Les tableaux de distribution chronologique doivent distinguer ces cas.</w:t>
-      </w:r>
-    </w:p>
-    <w:bookmarkEnd w:id="46"/>
+        <w:t xml:space="preserve">carmen</w:t>
+      </w:r>
+      <w:r>
+        <w:t xml:space="preserve"> </w:t>
+      </w:r>
+      <w:r>
+        <w:t xml:space="preserve">d’Eleuteria (n° 73, 363), l’EDCS restitue</w:t>
+      </w:r>
+      <w:r>
+        <w:t xml:space="preserve"> </w:t>
+      </w:r>
+      <w:r>
+        <w:rPr>
+          <w:rStyle w:val="VerbatimChar"/>
+        </w:rPr>
+        <w:t xml:space="preserve">[at tuus in caelo] spiritus … [vivit cum] sanctis</w:t>
+      </w:r>
+      <w:r>
+        <w:t xml:space="preserve">, l’EDB</w:t>
+      </w:r>
+      <w:r>
+        <w:t xml:space="preserve"> </w:t>
+      </w:r>
+      <w:r>
+        <w:rPr>
+          <w:rStyle w:val="VerbatimChar"/>
+        </w:rPr>
+        <w:t xml:space="preserve">[corpore namque tu]us spiritus … [est sociatu]s sanctis</w:t>
+      </w:r>
+      <w:r>
+        <w:t xml:space="preserve">. Les deux restitutions sont conjecturales. Elles orientent différemment la lecture eschatologique : séjour céleste de l’esprit d’un côté, association aux saints de l’autre. Aucune ne peut fonder un argument.</w:t>
+      </w:r>
+    </w:p>
+    <w:p>
+      <w:pPr>
+        <w:numPr>
+          <w:ilvl w:val="0"/>
+          <w:numId w:val="1017"/>
+        </w:numPr>
+        <w:pStyle w:val="Compact"/>
+      </w:pPr>
+      <w:r>
+        <w:rPr>
+          <w:bCs/>
+          <w:b/>
+        </w:rPr>
+        <w:t xml:space="preserve">Datations divergentes.</w:t>
+      </w:r>
+      <w:r>
+        <w:t xml:space="preserve"> </w:t>
+      </w:r>
+      <w:r>
+        <w:t xml:space="preserve">Pour sept notices (n° 40, 141, 206, 278, 311, 328, 434), l’année de l’EDB diffère de l’année retenue par la v2.0. Certains écarts semblent être des erreurs de saisie de l’EDB (n° 206, 278). D’autres reflètent une véritable alternative de restitution, comme au n° 328, où le seul</w:t>
+      </w:r>
+      <w:r>
+        <w:t xml:space="preserve"> </w:t>
+      </w:r>
+      <w:r>
+        <w:rPr>
+          <w:iCs/>
+          <w:i/>
+        </w:rPr>
+        <w:t xml:space="preserve">…terio</w:t>
+      </w:r>
+      <w:r>
+        <w:t xml:space="preserve"> </w:t>
+      </w:r>
+      <w:r>
+        <w:t xml:space="preserve">lu peut appartenir à</w:t>
+      </w:r>
+      <w:r>
+        <w:t xml:space="preserve"> </w:t>
+      </w:r>
+      <w:r>
+        <w:rPr>
+          <w:iCs/>
+          <w:i/>
+        </w:rPr>
+        <w:t xml:space="preserve">Eucherio</w:t>
+      </w:r>
+      <w:r>
+        <w:t xml:space="preserve"> </w:t>
+      </w:r>
+      <w:r>
+        <w:t xml:space="preserve">(381) ou à</w:t>
+      </w:r>
+      <w:r>
+        <w:t xml:space="preserve"> </w:t>
+      </w:r>
+      <w:r>
+        <w:rPr>
+          <w:iCs/>
+          <w:i/>
+        </w:rPr>
+        <w:t xml:space="preserve">Neoterio</w:t>
+      </w:r>
+      <w:r>
+        <w:t xml:space="preserve"> </w:t>
+      </w:r>
+      <w:r>
+        <w:t xml:space="preserve">(390). Ces divergences ne peuvent être tranchées qu’avec l’ICVR et les fastes de référence.</w:t>
+      </w:r>
+    </w:p>
     <w:bookmarkEnd w:id="47"/>
-    <w:bookmarkStart w:id="52" w:name="X27d27ef2cf4e64d4923f945d401386ea3627118"/>
-    <w:p>
-      <w:pPr>
-        <w:pStyle w:val="Heading1"/>
-      </w:pPr>
-      <w:r>
-        <w:t xml:space="preserve">État de la collation EDCS / EDB (au 14 octobre 2026, lot 3 : parcours des listes terminé)</w:t>
-      </w:r>
-    </w:p>
-    <w:bookmarkStart w:id="48" w:name="méthode"/>
+    <w:bookmarkStart w:id="48" w:name="conséquences"/>
     <w:p>
       <w:pPr>
         <w:pStyle w:val="Heading2"/>
       </w:pPr>
       <w:r>
-        <w:t xml:space="preserve">Méthode</w:t>
+        <w:t xml:space="preserve">5.4.4 Conséquences</w:t>
       </w:r>
     </w:p>
     <w:p>
@@ -6456,48 +8039,13 @@
           <w:bCs/>
           <w:b/>
         </w:rPr>
-        <w:t xml:space="preserve">Source B, EDB.</w:t>
-      </w:r>
-      <w:r>
-        <w:t xml:space="preserve"> </w:t>
-      </w:r>
-      <w:r>
-        <w:t xml:space="preserve">Les listes publiques de l’EDB (</w:t>
-      </w:r>
-      <w:r>
-        <w:rPr>
-          <w:rStyle w:val="VerbatimChar"/>
-        </w:rPr>
-        <w:t xml:space="preserve">https://www.edb.uniba.it/search/quick/do?page=N</w:t>
-      </w:r>
-      <w:r>
-        <w:t xml:space="preserve">), triées par numéro ICVR, comptent 42 333 fiches sur 2 117 pages de 20 fiches. Chaque ligne donne l’ID EDB, le numéro ICVR, la bibliographie complémentaire, le rattachement topographique (</w:t>
-      </w:r>
-      <w:r>
-        <w:rPr>
-          <w:iCs/>
-          <w:i/>
-        </w:rPr>
-        <w:t xml:space="preserve">Pertinence</w:t>
-      </w:r>
-      <w:r>
-        <w:t xml:space="preserve">), le lieu de conservation, la date retenue par l’EDB et le texte. Le texte est parfois tronqué ; une mention «</w:t>
-      </w:r>
-      <w:r>
-        <w:t xml:space="preserve"> </w:t>
-      </w:r>
-      <w:r>
-        <w:rPr>
-          <w:bCs/>
-          <w:b/>
-        </w:rPr>
-        <w:t xml:space="preserve">More</w:t>
-      </w:r>
-      <w:r>
-        <w:t xml:space="preserve"> </w:t>
-      </w:r>
-      <w:r>
-        <w:t xml:space="preserve">» le signale.</w:t>
+        <w:t xml:space="preserve">Le texte de travail.</w:t>
+      </w:r>
+      <w:r>
+        <w:t xml:space="preserve"> </w:t>
+      </w:r>
+      <w:r>
+        <w:t xml:space="preserve">Pour chaque notice, la v3 doit donner le texte EDCS, la leçon EDB lorsqu’elle diffère et la décision prise, avec sa justification.</w:t>
       </w:r>
     </w:p>
     <w:p>
@@ -6513,37 +8061,29 @@
           <w:bCs/>
           <w:b/>
         </w:rPr>
-        <w:t xml:space="preserve">Accès.</w:t>
-      </w:r>
-      <w:r>
-        <w:t xml:space="preserve"> </w:t>
-      </w:r>
-      <w:r>
-        <w:t xml:space="preserve">Le conteneur de travail n’atteignait pas l’EDB directement. Les pages ont été lues par un relais de lecture web (Parallel Search,</w:t>
-      </w:r>
-      <w:r>
-        <w:t xml:space="preserve"> </w:t>
-      </w:r>
-      <w:r>
-        <w:rPr>
-          <w:rStyle w:val="VerbatimChar"/>
-        </w:rPr>
-        <w:t xml:space="preserve">web_fetch</w:t>
-      </w:r>
-      <w:r>
-        <w:t xml:space="preserve">) dont la réponse brute est archivée dans</w:t>
-      </w:r>
-      <w:r>
-        <w:t xml:space="preserve"> </w:t>
-      </w:r>
-      <w:r>
-        <w:rPr>
-          <w:rStyle w:val="VerbatimChar"/>
-        </w:rPr>
-        <w:t xml:space="preserve">edb/brut/*.json</w:t>
-      </w:r>
-      <w:r>
-        <w:t xml:space="preserve">. Le relais indique pour certaines pages une « date de publication » : c’est une estimation du relais, non une date de l’EDB.</w:t>
+        <w:t xml:space="preserve">Les statistiques.</w:t>
+      </w:r>
+      <w:r>
+        <w:t xml:space="preserve"> </w:t>
+      </w:r>
+      <w:r>
+        <w:t xml:space="preserve">Les mesures du formulaire et du vocabulaire religieux calculées sur le texte EDCS sont des</w:t>
+      </w:r>
+      <w:r>
+        <w:t xml:space="preserve"> </w:t>
+      </w:r>
+      <w:r>
+        <w:rPr>
+          <w:bCs/>
+          <w:b/>
+        </w:rPr>
+        <w:t xml:space="preserve">bornes inférieures</w:t>
+      </w:r>
+      <w:r>
+        <w:t xml:space="preserve"> </w:t>
+      </w:r>
+      <w:r>
+        <w:t xml:space="preserve">de ce qui est gravé. La proportion de textes portant une désignation verbale de Dieu ou du Christ (14/468) reste valable pour le vocabulaire. Elle ne mesure pas le marquage chrétien des monuments, qui doit être compté à part (signe christique).</w:t>
       </w:r>
     </w:p>
     <w:p>
@@ -6559,121 +8099,279 @@
           <w:bCs/>
           <w:b/>
         </w:rPr>
-        <w:t xml:space="preserve">Appariement.</w:t>
-      </w:r>
-      <w:r>
-        <w:t xml:space="preserve"> </w:t>
-      </w:r>
-      <w:r>
-        <w:t xml:space="preserve">Les numéros ICUR de chaque notice viennent de la base v2.0 (champs « ICUR / refs catalogue » et « publications EDCS »). Quand plusieurs fiches EDB partagent un même numéro (sous-numéros a, b…), on retient la plus proche du texte EDCS. Le score est un</w:t>
-      </w:r>
-      <w:r>
-        <w:t xml:space="preserve"> </w:t>
-      </w:r>
-      <w:r>
-        <w:rPr>
-          <w:rStyle w:val="VerbatimChar"/>
-        </w:rPr>
-        <w:t xml:space="preserve">SequenceMatcher</w:t>
-      </w:r>
-      <w:r>
-        <w:t xml:space="preserve"> </w:t>
-      </w:r>
-      <w:r>
-        <w:t xml:space="preserve">calculé sur les textes normalisés : sigles et développements retirés, u/v et i/j unifiés.</w:t>
+        <w:t xml:space="preserve">La chronologie.</w:t>
+      </w:r>
+      <w:r>
+        <w:t xml:space="preserve"> </w:t>
+      </w:r>
+      <w:r>
+        <w:t xml:space="preserve">Huit datations « par la base » deviennent des datations consulaires transmises, : quatre lues (n° 84, 214, 268, 388), trois partiellement restituées (n° 51, 180, 447) et une lue dont l’itération est incertaine (n° 445 : 400, ou 405 si</w:t>
+      </w:r>
+      <w:r>
+        <w:t xml:space="preserve"> </w:t>
+      </w:r>
+      <w:r>
+        <w:rPr>
+          <w:iCs/>
+          <w:i/>
+        </w:rPr>
+        <w:t xml:space="preserve">iterum</w:t>
+      </w:r>
+      <w:r>
+        <w:t xml:space="preserve">). Les tableaux de distribution chronologique doivent distinguer ces cas.</w:t>
+      </w:r>
+    </w:p>
+    <w:bookmarkEnd w:id="48"/>
+    <w:bookmarkEnd w:id="49"/>
+    <w:bookmarkStart w:id="54" w:name="X2137f8f98fb94dcc95597a220f0e86353ee7a7e"/>
+    <w:p>
+      <w:pPr>
+        <w:pStyle w:val="Heading1"/>
+      </w:pPr>
+      <w:r>
+        <w:t xml:space="preserve">État de la collation EDCS / EDB (au 14 octobre 2026, lot 4)</w:t>
+      </w:r>
+    </w:p>
+    <w:bookmarkStart w:id="50" w:name="méthode"/>
+    <w:p>
+      <w:pPr>
+        <w:pStyle w:val="Heading2"/>
+      </w:pPr>
+      <w:r>
+        <w:t xml:space="preserve">Méthode</w:t>
       </w:r>
     </w:p>
     <w:p>
       <w:pPr>
         <w:numPr>
           <w:ilvl w:val="0"/>
-          <w:numId w:val="1018"/>
-        </w:numPr>
-        <w:pStyle w:val="Compact"/>
-      </w:pPr>
-      <w:r>
-        <w:rPr>
-          <w:bCs/>
-          <w:b/>
-        </w:rPr>
-        <w:t xml:space="preserve">Classement automatique.</w:t>
-      </w:r>
-    </w:p>
-    <w:p>
-      <w:pPr>
-        <w:numPr>
-          <w:ilvl w:val="1"/>
           <w:numId w:val="1019"/>
         </w:numPr>
         <w:pStyle w:val="Compact"/>
       </w:pPr>
       <w:r>
         <w:rPr>
+          <w:bCs/>
+          <w:b/>
+        </w:rPr>
+        <w:t xml:space="preserve">Source B, EDB.</w:t>
+      </w:r>
+      <w:r>
+        <w:t xml:space="preserve"> </w:t>
+      </w:r>
+      <w:r>
+        <w:t xml:space="preserve">Les listes publiques de l’EDB (</w:t>
+      </w:r>
+      <w:r>
+        <w:rPr>
+          <w:rStyle w:val="VerbatimChar"/>
+        </w:rPr>
+        <w:t xml:space="preserve">https://www.edb.uniba.it/search/quick/do?page=N</w:t>
+      </w:r>
+      <w:r>
+        <w:t xml:space="preserve">), triées par numéro ICVR, comptent 42 333 fiches sur 2 117 pages de 20 fiches. Chaque ligne donne l’ID EDB, le numéro ICVR, la bibliographie complémentaire, le rattachement topographique (</w:t>
+      </w:r>
+      <w:r>
+        <w:rPr>
           <w:iCs/>
           <w:i/>
         </w:rPr>
-        <w:t xml:space="preserve">concordant</w:t>
-      </w:r>
-      <w:r>
-        <w:t xml:space="preserve"> </w:t>
-      </w:r>
-      <w:r>
-        <w:t xml:space="preserve">: score ≥ 0,92, écarts de notation seulement.</w:t>
+        <w:t xml:space="preserve">Pertinence</w:t>
+      </w:r>
+      <w:r>
+        <w:t xml:space="preserve">), le lieu de conservation, la date retenue par l’EDB et le texte. Le texte est parfois tronqué ; une mention «</w:t>
+      </w:r>
+      <w:r>
+        <w:t xml:space="preserve"> </w:t>
+      </w:r>
+      <w:r>
+        <w:rPr>
+          <w:bCs/>
+          <w:b/>
+        </w:rPr>
+        <w:t xml:space="preserve">More</w:t>
+      </w:r>
+      <w:r>
+        <w:t xml:space="preserve"> </w:t>
+      </w:r>
+      <w:r>
+        <w:t xml:space="preserve">» le signale.</w:t>
       </w:r>
     </w:p>
     <w:p>
       <w:pPr>
         <w:numPr>
-          <w:ilvl w:val="1"/>
+          <w:ilvl w:val="0"/>
           <w:numId w:val="1019"/>
         </w:numPr>
         <w:pStyle w:val="Compact"/>
       </w:pPr>
       <w:r>
         <w:rPr>
-          <w:iCs/>
-          <w:i/>
-        </w:rPr>
-        <w:t xml:space="preserve">écarts à examiner</w:t>
-      </w:r>
-      <w:r>
-        <w:t xml:space="preserve"> </w:t>
-      </w:r>
-      <w:r>
-        <w:t xml:space="preserve">: 0,75 ≤ score &lt; 0,92.</w:t>
+          <w:bCs/>
+          <w:b/>
+        </w:rPr>
+        <w:t xml:space="preserve">Accès.</w:t>
+      </w:r>
+      <w:r>
+        <w:t xml:space="preserve"> </w:t>
+      </w:r>
+      <w:r>
+        <w:t xml:space="preserve">Le conteneur de travail n’atteignait pas l’EDB directement. Les pages ont été lues par un relais de lecture web (Parallel Search,</w:t>
+      </w:r>
+      <w:r>
+        <w:t xml:space="preserve"> </w:t>
+      </w:r>
+      <w:r>
+        <w:rPr>
+          <w:rStyle w:val="VerbatimChar"/>
+        </w:rPr>
+        <w:t xml:space="preserve">web_fetch</w:t>
+      </w:r>
+      <w:r>
+        <w:t xml:space="preserve">) dont la réponse brute est archivée dans</w:t>
+      </w:r>
+      <w:r>
+        <w:t xml:space="preserve"> </w:t>
+      </w:r>
+      <w:r>
+        <w:rPr>
+          <w:rStyle w:val="VerbatimChar"/>
+        </w:rPr>
+        <w:t xml:space="preserve">edb/brut/*.json</w:t>
+      </w:r>
+      <w:r>
+        <w:t xml:space="preserve">. Le relais indique pour certaines pages une « date de publication » : c’est une estimation du relais, non une date de l’EDB.</w:t>
       </w:r>
     </w:p>
     <w:p>
       <w:pPr>
         <w:numPr>
-          <w:ilvl w:val="1"/>
+          <w:ilvl w:val="0"/>
           <w:numId w:val="1019"/>
         </w:numPr>
         <w:pStyle w:val="Compact"/>
       </w:pPr>
       <w:r>
         <w:rPr>
-          <w:iCs/>
-          <w:i/>
-        </w:rPr>
-        <w:t xml:space="preserve">divergence forte ou appariement douteux</w:t>
-      </w:r>
-      <w:r>
-        <w:t xml:space="preserve"> </w:t>
-      </w:r>
-      <w:r>
-        <w:t xml:space="preserve">: score &lt; 0,75. C’est souvent l’effet d’une troncature, d’un côté ou de l’autre.</w:t>
+          <w:bCs/>
+          <w:b/>
+        </w:rPr>
+        <w:t xml:space="preserve">Appariement.</w:t>
+      </w:r>
+      <w:r>
+        <w:t xml:space="preserve"> </w:t>
+      </w:r>
+      <w:r>
+        <w:t xml:space="preserve">Les numéros ICUR de chaque notice viennent de la base v2.0 (champs « ICUR / refs catalogue » et « publications EDCS »). Quand plusieurs fiches EDB partagent un même numéro (sous-numéros a, b…), on retient la plus proche du texte EDCS. Le score est un</w:t>
+      </w:r>
+      <w:r>
+        <w:t xml:space="preserve"> </w:t>
+      </w:r>
+      <w:r>
+        <w:rPr>
+          <w:rStyle w:val="VerbatimChar"/>
+        </w:rPr>
+        <w:t xml:space="preserve">SequenceMatcher</w:t>
+      </w:r>
+      <w:r>
+        <w:t xml:space="preserve"> </w:t>
+      </w:r>
+      <w:r>
+        <w:t xml:space="preserve">calculé sur les textes normalisés : sigles et développements retirés, u/v et i/j unifiés.</w:t>
       </w:r>
     </w:p>
     <w:p>
       <w:pPr>
         <w:numPr>
-          <w:ilvl w:val="1"/>
+          <w:ilvl w:val="0"/>
           <w:numId w:val="1019"/>
         </w:numPr>
         <w:pStyle w:val="Compact"/>
       </w:pPr>
       <w:r>
+        <w:rPr>
+          <w:bCs/>
+          <w:b/>
+        </w:rPr>
+        <w:t xml:space="preserve">Classement automatique.</w:t>
+      </w:r>
+    </w:p>
+    <w:p>
+      <w:pPr>
+        <w:numPr>
+          <w:ilvl w:val="1"/>
+          <w:numId w:val="1020"/>
+        </w:numPr>
+        <w:pStyle w:val="Compact"/>
+      </w:pPr>
+      <w:r>
+        <w:rPr>
+          <w:iCs/>
+          <w:i/>
+        </w:rPr>
+        <w:t xml:space="preserve">concordant</w:t>
+      </w:r>
+      <w:r>
+        <w:t xml:space="preserve"> </w:t>
+      </w:r>
+      <w:r>
+        <w:t xml:space="preserve">: score ≥ 0,92, écarts de notation seulement.</w:t>
+      </w:r>
+    </w:p>
+    <w:p>
+      <w:pPr>
+        <w:numPr>
+          <w:ilvl w:val="1"/>
+          <w:numId w:val="1020"/>
+        </w:numPr>
+        <w:pStyle w:val="Compact"/>
+      </w:pPr>
+      <w:r>
+        <w:rPr>
+          <w:iCs/>
+          <w:i/>
+        </w:rPr>
+        <w:t xml:space="preserve">écarts à examiner</w:t>
+      </w:r>
+      <w:r>
+        <w:t xml:space="preserve"> </w:t>
+      </w:r>
+      <w:r>
+        <w:t xml:space="preserve">: 0,75 ≤ score &lt; 0,92.</w:t>
+      </w:r>
+    </w:p>
+    <w:p>
+      <w:pPr>
+        <w:numPr>
+          <w:ilvl w:val="1"/>
+          <w:numId w:val="1020"/>
+        </w:numPr>
+        <w:pStyle w:val="Compact"/>
+      </w:pPr>
+      <w:r>
+        <w:rPr>
+          <w:iCs/>
+          <w:i/>
+        </w:rPr>
+        <w:t xml:space="preserve">divergence forte ou appariement douteux</w:t>
+      </w:r>
+      <w:r>
+        <w:t xml:space="preserve"> </w:t>
+      </w:r>
+      <w:r>
+        <w:t xml:space="preserve">: score &lt; 0,75. C’est souvent l’effet d’une troncature, d’un côté ou de l’autre.</w:t>
+      </w:r>
+    </w:p>
+    <w:p>
+      <w:pPr>
+        <w:numPr>
+          <w:ilvl w:val="1"/>
+          <w:numId w:val="1020"/>
+        </w:numPr>
+        <w:pStyle w:val="Compact"/>
+      </w:pPr>
+      <w:r>
         <w:t xml:space="preserve">Ces seuils servent au</w:t>
       </w:r>
       <w:r>
@@ -6690,8 +8388,8 @@
         <w:t xml:space="preserve">. Ils ne valent pas jugement philologique : chaque cas « à examiner » ou « divergence » doit être relu.</w:t>
       </w:r>
     </w:p>
-    <w:bookmarkEnd w:id="48"/>
-    <w:bookmarkStart w:id="49" w:name="résultats-chiffrés-478-notices"/>
+    <w:bookmarkEnd w:id="50"/>
+    <w:bookmarkStart w:id="51" w:name="résultats-chiffrés-478-notices"/>
     <w:p>
       <w:pPr>
         <w:pStyle w:val="Heading2"/>
@@ -6761,7 +8459,7 @@
               <w:jc w:val="left"/>
             </w:pPr>
             <w:r>
-              <w:t xml:space="preserve">269</w:t>
+              <w:t xml:space="preserve">281</w:t>
             </w:r>
           </w:p>
         </w:tc>
@@ -6787,7 +8485,7 @@
               <w:jc w:val="left"/>
             </w:pPr>
             <w:r>
-              <w:t xml:space="preserve">134</w:t>
+              <w:t xml:space="preserve">137</w:t>
             </w:r>
           </w:p>
         </w:tc>
@@ -6813,7 +8511,7 @@
               <w:jc w:val="left"/>
             </w:pPr>
             <w:r>
-              <w:t xml:space="preserve">37</w:t>
+              <w:t xml:space="preserve">38</w:t>
             </w:r>
           </w:p>
         </w:tc>
@@ -6847,7 +8545,7 @@
                 <w:bCs/>
                 <w:b/>
               </w:rPr>
-              <w:t xml:space="preserve">440</w:t>
+              <w:t xml:space="preserve">456</w:t>
             </w:r>
           </w:p>
         </w:tc>
@@ -6887,19 +8585,19 @@
               <w:jc w:val="left"/>
             </w:pPr>
             <w:r>
-              <w:t xml:space="preserve">sans numéro ICUR (recherche par texte à faire)</w:t>
-            </w:r>
-          </w:p>
-        </w:tc>
-        <w:tc>
-          <w:tcPr/>
-          <w:p>
-            <w:pPr>
-              <w:pStyle w:val="Compact"/>
-              <w:jc w:val="left"/>
-            </w:pPr>
-            <w:r>
-              <w:t xml:space="preserve">22</w:t>
+              <w:t xml:space="preserve">sans numéro ICUR, non trouvée (EDB ni EDH)</w:t>
+            </w:r>
+          </w:p>
+        </w:tc>
+        <w:tc>
+          <w:tcPr/>
+          <w:p>
+            <w:pPr>
+              <w:pStyle w:val="Compact"/>
+              <w:jc w:val="left"/>
+            </w:pPr>
+            <w:r>
+              <w:t xml:space="preserve">6</w:t>
             </w:r>
           </w:p>
         </w:tc>
@@ -6939,283 +8637,14 @@
         <w:t xml:space="preserve">. Les notices concernées sont les n° 12, 13, 25, 26, 45, 65, 116, 117, 149, 161, 202, 212, 374, 406, 407 et 452.</w:t>
       </w:r>
     </w:p>
-    <w:bookmarkEnd w:id="49"/>
-    <w:bookmarkStart w:id="50" w:name="apports-de-ledb-aux-notices-appariées"/>
+    <w:bookmarkEnd w:id="51"/>
+    <w:bookmarkStart w:id="52" w:name="apports-de-ledb-aux-notices-appariées"/>
     <w:p>
       <w:pPr>
         <w:pStyle w:val="Heading2"/>
       </w:pPr>
       <w:r>
         <w:t xml:space="preserve">Apports de l’EDB aux notices appariées</w:t>
-      </w:r>
-    </w:p>
-    <w:p>
-      <w:pPr>
-        <w:numPr>
-          <w:ilvl w:val="0"/>
-          <w:numId w:val="1020"/>
-        </w:numPr>
-        <w:pStyle w:val="Compact"/>
-      </w:pPr>
-      <w:r>
-        <w:rPr>
-          <w:bCs/>
-          <w:b/>
-        </w:rPr>
-        <w:t xml:space="preserve">Rattachement topographique</w:t>
-      </w:r>
-      <w:r>
-        <w:t xml:space="preserve"> </w:t>
-      </w:r>
-      <w:r>
-        <w:t xml:space="preserve">(absent de 478/478 notices v2.0, anomalie A052). Exemples :</w:t>
-      </w:r>
-      <w:r>
-        <w:t xml:space="preserve"> </w:t>
-      </w:r>
-      <w:r>
-        <w:rPr>
-          <w:iCs/>
-          <w:i/>
-        </w:rPr>
-        <w:t xml:space="preserve">Coem. Commodillae</w:t>
-      </w:r>
-      <w:r>
-        <w:t xml:space="preserve"> </w:t>
-      </w:r>
-      <w:r>
-        <w:t xml:space="preserve">(41),</w:t>
-      </w:r>
-      <w:r>
-        <w:t xml:space="preserve"> </w:t>
-      </w:r>
-      <w:r>
-        <w:rPr>
-          <w:iCs/>
-          <w:i/>
-        </w:rPr>
-        <w:t xml:space="preserve">Basilica ss. Nerei et Achillei in coem. Domitillae</w:t>
-      </w:r>
-      <w:r>
-        <w:t xml:space="preserve"> </w:t>
-      </w:r>
-      <w:r>
-        <w:t xml:space="preserve">(27),</w:t>
-      </w:r>
-      <w:r>
-        <w:t xml:space="preserve"> </w:t>
-      </w:r>
-      <w:r>
-        <w:rPr>
-          <w:iCs/>
-          <w:i/>
-        </w:rPr>
-        <w:t xml:space="preserve">Coem. Domitillae</w:t>
-      </w:r>
-      <w:r>
-        <w:t xml:space="preserve"> </w:t>
-      </w:r>
-      <w:r>
-        <w:t xml:space="preserve">(15),</w:t>
-      </w:r>
-      <w:r>
-        <w:t xml:space="preserve"> </w:t>
-      </w:r>
-      <w:r>
-        <w:rPr>
-          <w:iCs/>
-          <w:i/>
-        </w:rPr>
-        <w:t xml:space="preserve">Coem. Pontiani</w:t>
-      </w:r>
-      <w:r>
-        <w:t xml:space="preserve"> </w:t>
-      </w:r>
-      <w:r>
-        <w:t xml:space="preserve">(8), basilique Saint-Pierre et aire</w:t>
-      </w:r>
-      <w:r>
-        <w:t xml:space="preserve"> </w:t>
-      </w:r>
-      <w:r>
-        <w:rPr>
-          <w:iCs/>
-          <w:i/>
-        </w:rPr>
-        <w:t xml:space="preserve">sub divo</w:t>
-      </w:r>
-      <w:r>
-        <w:t xml:space="preserve"> </w:t>
-      </w:r>
-      <w:r>
-        <w:t xml:space="preserve">(8)… ;</w:t>
-      </w:r>
-      <w:r>
-        <w:t xml:space="preserve"> </w:t>
-      </w:r>
-      <w:r>
-        <w:rPr>
-          <w:iCs/>
-          <w:i/>
-        </w:rPr>
-        <w:t xml:space="preserve">Incertae originis</w:t>
-      </w:r>
-      <w:r>
-        <w:t xml:space="preserve"> </w:t>
-      </w:r>
-      <w:r>
-        <w:t xml:space="preserve">: 159.</w:t>
-      </w:r>
-    </w:p>
-    <w:p>
-      <w:pPr>
-        <w:numPr>
-          <w:ilvl w:val="0"/>
-          <w:numId w:val="1020"/>
-        </w:numPr>
-        <w:pStyle w:val="Compact"/>
-      </w:pPr>
-      <w:r>
-        <w:rPr>
-          <w:bCs/>
-          <w:b/>
-        </w:rPr>
-        <w:t xml:space="preserve">Lieu de conservation</w:t>
-      </w:r>
-      <w:r>
-        <w:t xml:space="preserve">, pour une partie des fiches : Musei Vaticani, Lapidario Cristiano (41) et Galleria Lapidaria (25) ; « Basilica ss. Nerei et Achillei in coem. Domitillae » (24) ; Musei Capitolini (10) ; « Museo Archeologico Nazionale » (10 ; libellé EDB reproduit tel quel) ; Collegio Teutonico (6) ; Ostia Antica, Lapidario (n° 336)…</w:t>
-      </w:r>
-    </w:p>
-    <w:p>
-      <w:pPr>
-        <w:numPr>
-          <w:ilvl w:val="0"/>
-          <w:numId w:val="1020"/>
-        </w:numPr>
-        <w:pStyle w:val="Compact"/>
-      </w:pPr>
-      <w:r>
-        <w:rPr>
-          <w:bCs/>
-          <w:b/>
-        </w:rPr>
-        <w:t xml:space="preserve">Signes figurés</w:t>
-      </w:r>
-      <w:r>
-        <w:t xml:space="preserve"> </w:t>
-      </w:r>
-      <w:r>
-        <w:t xml:space="preserve">(chrisme, croix, oiseaux, palmes…), absents de l’EDCS (voir les dossiers, § E).</w:t>
-      </w:r>
-    </w:p>
-    <w:p>
-      <w:pPr>
-        <w:numPr>
-          <w:ilvl w:val="0"/>
-          <w:numId w:val="1020"/>
-        </w:numPr>
-        <w:pStyle w:val="Compact"/>
-      </w:pPr>
-      <w:r>
-        <w:rPr>
-          <w:bCs/>
-          <w:b/>
-        </w:rPr>
-        <w:t xml:space="preserve">Lignes et parties absentes du texte EDCS de la v2.0</w:t>
-      </w:r>
-      <w:r>
-        <w:t xml:space="preserve">, dont des formules consulaires (dossiers, § D).</w:t>
-      </w:r>
-    </w:p>
-    <w:p>
-      <w:pPr>
-        <w:numPr>
-          <w:ilvl w:val="0"/>
-          <w:numId w:val="1020"/>
-        </w:numPr>
-        <w:pStyle w:val="Compact"/>
-      </w:pPr>
-      <w:r>
-        <w:rPr>
-          <w:bCs/>
-          <w:b/>
-        </w:rPr>
-        <w:t xml:space="preserve">Restitutions différentes</w:t>
-      </w:r>
-      <w:r>
-        <w:t xml:space="preserve"> </w:t>
-      </w:r>
-      <w:r>
-        <w:t xml:space="preserve">de celles de l’EDCS. Exemple : le n° 73,</w:t>
-      </w:r>
-      <w:r>
-        <w:t xml:space="preserve"> </w:t>
-      </w:r>
-      <w:r>
-        <w:rPr>
-          <w:iCs/>
-          <w:i/>
-        </w:rPr>
-        <w:t xml:space="preserve">carmen</w:t>
-      </w:r>
-      <w:r>
-        <w:t xml:space="preserve"> </w:t>
-      </w:r>
-      <w:r>
-        <w:t xml:space="preserve">d’Eleuteria (363), où l’EDB restitue</w:t>
-      </w:r>
-      <w:r>
-        <w:t xml:space="preserve"> </w:t>
-      </w:r>
-      <w:r>
-        <w:rPr>
-          <w:rStyle w:val="VerbatimChar"/>
-        </w:rPr>
-        <w:t xml:space="preserve">[corpore namque tu]us spiritus … [est sociatu]s sanctis</w:t>
-      </w:r>
-      <w:r>
-        <w:t xml:space="preserve"> </w:t>
-      </w:r>
-      <w:r>
-        <w:t xml:space="preserve">là où l’EDCS donne</w:t>
-      </w:r>
-      <w:r>
-        <w:t xml:space="preserve"> </w:t>
-      </w:r>
-      <w:r>
-        <w:rPr>
-          <w:rStyle w:val="VerbatimChar"/>
-        </w:rPr>
-        <w:t xml:space="preserve">[at tuus in caelo] spiritus … [vivit cum] sanctis</w:t>
-      </w:r>
-      <w:r>
-        <w:t xml:space="preserve">. Ces deux restitutions sont</w:t>
-      </w:r>
-      <w:r>
-        <w:t xml:space="preserve"> </w:t>
-      </w:r>
-      <w:r>
-        <w:rPr>
-          <w:bCs/>
-          <w:b/>
-        </w:rPr>
-        <w:t xml:space="preserve">conjecturales</w:t>
-      </w:r>
-      <w:r>
-        <w:t xml:space="preserve"> </w:t>
-      </w:r>
-      <w:r>
-        <w:t xml:space="preserve">et produisent des lectures eschatologiques différentes : aucune ne doit être traduite comme acquise.</w:t>
-      </w:r>
-    </w:p>
-    <w:bookmarkEnd w:id="50"/>
-    <w:bookmarkStart w:id="51" w:name="pour-terminer-la-collation"/>
-    <w:p>
-      <w:pPr>
-        <w:pStyle w:val="Heading2"/>
-      </w:pPr>
-      <w:r>
-        <w:t xml:space="preserve">Pour terminer la collation</w:t>
       </w:r>
     </w:p>
     <w:p>
@@ -7231,25 +8660,109 @@
           <w:bCs/>
           <w:b/>
         </w:rPr>
-        <w:t xml:space="preserve">Voie la plus sûre.</w:t>
-      </w:r>
-      <w:r>
-        <w:t xml:space="preserve"> </w:t>
-      </w:r>
-      <w:r>
-        <w:t xml:space="preserve">Télécharger hors de cet environnement le dépôt EpiDoc complet de l’EDB (Zenodo, DOI 10.5281/zenodo.3575485, CC BY 4.0, 73,8 Mo), puis apparier les 478 notices en local avec les scripts de</w:t>
-      </w:r>
-      <w:r>
-        <w:t xml:space="preserve"> </w:t>
-      </w:r>
-      <w:r>
-        <w:rPr>
-          <w:rStyle w:val="VerbatimChar"/>
-        </w:rPr>
-        <w:t xml:space="preserve">05_scripts/</w:t>
-      </w:r>
-      <w:r>
-        <w:t xml:space="preserve">, adaptés à l’EpiDoc.</w:t>
+        <w:t xml:space="preserve">Rattachement topographique</w:t>
+      </w:r>
+      <w:r>
+        <w:t xml:space="preserve"> </w:t>
+      </w:r>
+      <w:r>
+        <w:t xml:space="preserve">(absent de 478/478 notices v2.0, anomalie A052). Exemples :</w:t>
+      </w:r>
+      <w:r>
+        <w:t xml:space="preserve"> </w:t>
+      </w:r>
+      <w:r>
+        <w:rPr>
+          <w:iCs/>
+          <w:i/>
+        </w:rPr>
+        <w:t xml:space="preserve">Coem. Commodillae</w:t>
+      </w:r>
+      <w:r>
+        <w:t xml:space="preserve"> </w:t>
+      </w:r>
+      <w:r>
+        <w:t xml:space="preserve">(41),</w:t>
+      </w:r>
+      <w:r>
+        <w:t xml:space="preserve"> </w:t>
+      </w:r>
+      <w:r>
+        <w:rPr>
+          <w:iCs/>
+          <w:i/>
+        </w:rPr>
+        <w:t xml:space="preserve">Basilica ss. Nerei et Achillei in coem. Domitillae</w:t>
+      </w:r>
+      <w:r>
+        <w:t xml:space="preserve"> </w:t>
+      </w:r>
+      <w:r>
+        <w:t xml:space="preserve">(27),</w:t>
+      </w:r>
+      <w:r>
+        <w:t xml:space="preserve"> </w:t>
+      </w:r>
+      <w:r>
+        <w:rPr>
+          <w:iCs/>
+          <w:i/>
+        </w:rPr>
+        <w:t xml:space="preserve">Coem. Domitillae</w:t>
+      </w:r>
+      <w:r>
+        <w:t xml:space="preserve"> </w:t>
+      </w:r>
+      <w:r>
+        <w:t xml:space="preserve">(15),</w:t>
+      </w:r>
+      <w:r>
+        <w:t xml:space="preserve"> </w:t>
+      </w:r>
+      <w:r>
+        <w:rPr>
+          <w:iCs/>
+          <w:i/>
+        </w:rPr>
+        <w:t xml:space="preserve">Coem. Pontiani</w:t>
+      </w:r>
+      <w:r>
+        <w:t xml:space="preserve"> </w:t>
+      </w:r>
+      <w:r>
+        <w:t xml:space="preserve">(8), basilique Saint-Pierre et aire</w:t>
+      </w:r>
+      <w:r>
+        <w:t xml:space="preserve"> </w:t>
+      </w:r>
+      <w:r>
+        <w:rPr>
+          <w:iCs/>
+          <w:i/>
+        </w:rPr>
+        <w:t xml:space="preserve">sub divo</w:t>
+      </w:r>
+      <w:r>
+        <w:t xml:space="preserve"> </w:t>
+      </w:r>
+      <w:r>
+        <w:t xml:space="preserve">(8)… ;</w:t>
+      </w:r>
+      <w:r>
+        <w:t xml:space="preserve"> </w:t>
+      </w:r>
+      <w:r>
+        <w:rPr>
+          <w:iCs/>
+          <w:i/>
+        </w:rPr>
+        <w:t xml:space="preserve">Incertae originis</w:t>
+      </w:r>
+      <w:r>
+        <w:t xml:space="preserve"> </w:t>
+      </w:r>
+      <w:r>
+        <w:t xml:space="preserve">: 159.</w:t>
       </w:r>
     </w:p>
     <w:p>
@@ -7265,13 +8778,10 @@
           <w:bCs/>
           <w:b/>
         </w:rPr>
-        <w:t xml:space="preserve">Sinon.</w:t>
-      </w:r>
-      <w:r>
-        <w:t xml:space="preserve"> </w:t>
-      </w:r>
-      <w:r>
-        <w:t xml:space="preserve">Les listes ont été entièrement parcourues pour les numéros ICUR du corpus. Reste à ouvrir les fiches détaillées pour les textes tronqués « More »).</w:t>
+        <w:t xml:space="preserve">Lieu de conservation</w:t>
+      </w:r>
+      <w:r>
+        <w:t xml:space="preserve">, pour une partie des fiches : Musei Vaticani, Lapidario Cristiano (41) et Galleria Lapidaria (25) ; « Basilica ss. Nerei et Achillei in coem. Domitillae » (24) ; Musei Capitolini (10) ; « Museo Archeologico Nazionale » (10 ; libellé EDB reproduit tel quel) ; Collegio Teutonico (6) ; Ostia Antica, Lapidario (n° 336)…</w:t>
       </w:r>
     </w:p>
     <w:p>
@@ -7287,6 +8797,194 @@
           <w:bCs/>
           <w:b/>
         </w:rPr>
+        <w:t xml:space="preserve">Signes figurés</w:t>
+      </w:r>
+      <w:r>
+        <w:t xml:space="preserve"> </w:t>
+      </w:r>
+      <w:r>
+        <w:t xml:space="preserve">(chrisme, croix, oiseaux, palmes…), absents de l’EDCS (voir les dossiers, § E).</w:t>
+      </w:r>
+    </w:p>
+    <w:p>
+      <w:pPr>
+        <w:numPr>
+          <w:ilvl w:val="0"/>
+          <w:numId w:val="1021"/>
+        </w:numPr>
+        <w:pStyle w:val="Compact"/>
+      </w:pPr>
+      <w:r>
+        <w:rPr>
+          <w:bCs/>
+          <w:b/>
+        </w:rPr>
+        <w:t xml:space="preserve">Lignes et parties absentes du texte EDCS de la v2.0</w:t>
+      </w:r>
+      <w:r>
+        <w:t xml:space="preserve">, dont des formules consulaires (dossiers, § D).</w:t>
+      </w:r>
+    </w:p>
+    <w:p>
+      <w:pPr>
+        <w:numPr>
+          <w:ilvl w:val="0"/>
+          <w:numId w:val="1021"/>
+        </w:numPr>
+        <w:pStyle w:val="Compact"/>
+      </w:pPr>
+      <w:r>
+        <w:rPr>
+          <w:bCs/>
+          <w:b/>
+        </w:rPr>
+        <w:t xml:space="preserve">Restitutions différentes</w:t>
+      </w:r>
+      <w:r>
+        <w:t xml:space="preserve"> </w:t>
+      </w:r>
+      <w:r>
+        <w:t xml:space="preserve">de celles de l’EDCS. Exemple : le n° 73,</w:t>
+      </w:r>
+      <w:r>
+        <w:t xml:space="preserve"> </w:t>
+      </w:r>
+      <w:r>
+        <w:rPr>
+          <w:iCs/>
+          <w:i/>
+        </w:rPr>
+        <w:t xml:space="preserve">carmen</w:t>
+      </w:r>
+      <w:r>
+        <w:t xml:space="preserve"> </w:t>
+      </w:r>
+      <w:r>
+        <w:t xml:space="preserve">d’Eleuteria (363), où l’EDB restitue</w:t>
+      </w:r>
+      <w:r>
+        <w:t xml:space="preserve"> </w:t>
+      </w:r>
+      <w:r>
+        <w:rPr>
+          <w:rStyle w:val="VerbatimChar"/>
+        </w:rPr>
+        <w:t xml:space="preserve">[corpore namque tu]us spiritus … [est sociatu]s sanctis</w:t>
+      </w:r>
+      <w:r>
+        <w:t xml:space="preserve"> </w:t>
+      </w:r>
+      <w:r>
+        <w:t xml:space="preserve">là où l’EDCS donne</w:t>
+      </w:r>
+      <w:r>
+        <w:t xml:space="preserve"> </w:t>
+      </w:r>
+      <w:r>
+        <w:rPr>
+          <w:rStyle w:val="VerbatimChar"/>
+        </w:rPr>
+        <w:t xml:space="preserve">[at tuus in caelo] spiritus … [vivit cum] sanctis</w:t>
+      </w:r>
+      <w:r>
+        <w:t xml:space="preserve">. Ces deux restitutions sont</w:t>
+      </w:r>
+      <w:r>
+        <w:t xml:space="preserve"> </w:t>
+      </w:r>
+      <w:r>
+        <w:rPr>
+          <w:bCs/>
+          <w:b/>
+        </w:rPr>
+        <w:t xml:space="preserve">conjecturales</w:t>
+      </w:r>
+      <w:r>
+        <w:t xml:space="preserve"> </w:t>
+      </w:r>
+      <w:r>
+        <w:t xml:space="preserve">et produisent des lectures eschatologiques différentes : aucune ne doit être traduite comme acquise.</w:t>
+      </w:r>
+    </w:p>
+    <w:bookmarkEnd w:id="52"/>
+    <w:bookmarkStart w:id="53" w:name="pour-terminer-la-collation"/>
+    <w:p>
+      <w:pPr>
+        <w:pStyle w:val="Heading2"/>
+      </w:pPr>
+      <w:r>
+        <w:t xml:space="preserve">Pour terminer la collation</w:t>
+      </w:r>
+    </w:p>
+    <w:p>
+      <w:pPr>
+        <w:numPr>
+          <w:ilvl w:val="0"/>
+          <w:numId w:val="1022"/>
+        </w:numPr>
+        <w:pStyle w:val="Compact"/>
+      </w:pPr>
+      <w:r>
+        <w:rPr>
+          <w:bCs/>
+          <w:b/>
+        </w:rPr>
+        <w:t xml:space="preserve">Voie la plus sûre.</w:t>
+      </w:r>
+      <w:r>
+        <w:t xml:space="preserve"> </w:t>
+      </w:r>
+      <w:r>
+        <w:t xml:space="preserve">Télécharger hors de cet environnement le dépôt EpiDoc complet de l’EDB (Zenodo, DOI 10.5281/zenodo.3575485, CC BY 4.0, 73,8 Mo), puis apparier les 478 notices en local avec les scripts de</w:t>
+      </w:r>
+      <w:r>
+        <w:t xml:space="preserve"> </w:t>
+      </w:r>
+      <w:r>
+        <w:rPr>
+          <w:rStyle w:val="VerbatimChar"/>
+        </w:rPr>
+        <w:t xml:space="preserve">05_scripts/</w:t>
+      </w:r>
+      <w:r>
+        <w:t xml:space="preserve">, adaptés à l’EpiDoc.</w:t>
+      </w:r>
+    </w:p>
+    <w:p>
+      <w:pPr>
+        <w:numPr>
+          <w:ilvl w:val="0"/>
+          <w:numId w:val="1022"/>
+        </w:numPr>
+        <w:pStyle w:val="Compact"/>
+      </w:pPr>
+      <w:r>
+        <w:rPr>
+          <w:bCs/>
+          <w:b/>
+        </w:rPr>
+        <w:t xml:space="preserve">Sinon.</w:t>
+      </w:r>
+      <w:r>
+        <w:t xml:space="preserve"> </w:t>
+      </w:r>
+      <w:r>
+        <w:t xml:space="preserve">Les listes ont été entièrement parcourues pour les numéros ICUR du corpus. Reste à ouvrir les fiches détaillées pour les textes tronqués « More »).</w:t>
+      </w:r>
+    </w:p>
+    <w:p>
+      <w:pPr>
+        <w:numPr>
+          <w:ilvl w:val="0"/>
+          <w:numId w:val="1022"/>
+        </w:numPr>
+        <w:pStyle w:val="Compact"/>
+      </w:pPr>
+      <w:r>
+        <w:rPr>
+          <w:bCs/>
+          <w:b/>
+        </w:rPr>
         <w:t xml:space="preserve">Dans tous les cas.</w:t>
       </w:r>
       <w:r>
@@ -7309,15 +9007,15 @@
         <w:t xml:space="preserve">(photographies et commentaires) : c’est la seule édition critique de référence pour ces textes.</w:t>
       </w:r>
     </w:p>
-    <w:bookmarkEnd w:id="51"/>
-    <w:bookmarkEnd w:id="52"/>
-    <w:bookmarkStart w:id="54" w:name="Xcd263894440e5b9c2996aaf14dcc1cca657d31e"/>
+    <w:bookmarkEnd w:id="53"/>
+    <w:bookmarkEnd w:id="54"/>
+    <w:bookmarkStart w:id="56" w:name="Xcc67c721ad5c92b065352dc93c728f09f5d6705"/>
     <w:p>
       <w:pPr>
         <w:pStyle w:val="Heading1"/>
       </w:pPr>
       <w:r>
-        <w:t xml:space="preserve">Statistiques recalculées sur les lectures stabilisées (lot 3)</w:t>
+        <w:t xml:space="preserve">Statistiques recalculées sur les lectures stabilisées (lot 4)</w:t>
       </w:r>
     </w:p>
     <w:p>
@@ -7508,7 +9206,7 @@
               <w:jc w:val="left"/>
             </w:pPr>
             <w:r>
-              <w:t xml:space="preserve">Textes distincts après fusion des doublons 106→120, 282→288, 329→336</w:t>
+              <w:t xml:space="preserve">Textes distincts après fusion des doublons 106→120, 282→288, 329→336 et des fragments 393+394</w:t>
             </w:r>
           </w:p>
         </w:tc>
@@ -7524,7 +9222,13 @@
                 <w:bCs/>
                 <w:b/>
               </w:rPr>
-              <w:t xml:space="preserve">475</w:t>
+              <w:t xml:space="preserve">474</w:t>
+            </w:r>
+            <w:r>
+              <w:t xml:space="preserve"> </w:t>
+            </w:r>
+            <w:r>
+              <w:t xml:space="preserve">(473 après exclusion du n° 98, daté de 461/482)</w:t>
             </w:r>
           </w:p>
         </w:tc>
@@ -7566,19 +9270,19 @@
                 <w:bCs/>
                 <w:b/>
               </w:rPr>
-              <w:t xml:space="preserve">269</w:t>
-            </w:r>
-          </w:p>
-        </w:tc>
-        <w:tc>
-          <w:tcPr/>
-          <w:p>
-            <w:pPr>
-              <w:pStyle w:val="Compact"/>
-              <w:jc w:val="left"/>
-            </w:pPr>
-            <w:r>
-              <w:t xml:space="preserve">475</w:t>
+              <w:t xml:space="preserve">279</w:t>
+            </w:r>
+          </w:p>
+        </w:tc>
+        <w:tc>
+          <w:tcPr/>
+          <w:p>
+            <w:pPr>
+              <w:pStyle w:val="Compact"/>
+              <w:jc w:val="left"/>
+            </w:pPr>
+            <w:r>
+              <w:t xml:space="preserve">474</w:t>
             </w:r>
           </w:p>
         </w:tc>
@@ -7604,19 +9308,19 @@
               <w:jc w:val="left"/>
             </w:pPr>
             <w:r>
-              <w:t xml:space="preserve">340s : 16 ; 350s : 10 ; 360s : 46 ; 370s : 48 ; 380s : 68 ; 390s : 59 ; 400–403 : 22</w:t>
-            </w:r>
-          </w:p>
-        </w:tc>
-        <w:tc>
-          <w:tcPr/>
-          <w:p>
-            <w:pPr>
-              <w:pStyle w:val="Compact"/>
-              <w:jc w:val="left"/>
-            </w:pPr>
-            <w:r>
-              <w:t xml:space="preserve">269</w:t>
+              <w:t xml:space="preserve">340s : 16 ; 350s : 10 ; 360s : 46 ; 370s : 49 ; 380s : 72 ; 390s : 64 ; 400–403 : 22</w:t>
+            </w:r>
+          </w:p>
+        </w:tc>
+        <w:tc>
+          <w:tcPr/>
+          <w:p>
+            <w:pPr>
+              <w:pStyle w:val="Compact"/>
+              <w:jc w:val="left"/>
+            </w:pPr>
+            <w:r>
+              <w:t xml:space="preserve">279</w:t>
             </w:r>
           </w:p>
         </w:tc>
@@ -7652,19 +9356,19 @@
               <w:jc w:val="left"/>
             </w:pPr>
             <w:r>
-              <w:t xml:space="preserve">88</w:t>
-            </w:r>
-          </w:p>
-        </w:tc>
-        <w:tc>
-          <w:tcPr/>
-          <w:p>
-            <w:pPr>
-              <w:pStyle w:val="Compact"/>
-              <w:jc w:val="left"/>
-            </w:pPr>
-            <w:r>
-              <w:t xml:space="preserve">269</w:t>
+              <w:t xml:space="preserve">94</w:t>
+            </w:r>
+          </w:p>
+        </w:tc>
+        <w:tc>
+          <w:tcPr/>
+          <w:p>
+            <w:pPr>
+              <w:pStyle w:val="Compact"/>
+              <w:jc w:val="left"/>
+            </w:pPr>
+            <w:r>
+              <w:t xml:space="preserve">279</w:t>
             </w:r>
           </w:p>
         </w:tc>
@@ -7690,95 +9394,31 @@
               <w:jc w:val="left"/>
             </w:pPr>
             <w:r>
-              <w:t xml:space="preserve">26</w:t>
-            </w:r>
-          </w:p>
-        </w:tc>
-        <w:tc>
-          <w:tcPr/>
-          <w:p>
-            <w:pPr>
-              <w:pStyle w:val="Compact"/>
-              <w:jc w:val="left"/>
-            </w:pPr>
-            <w:r>
-              <w:t xml:space="preserve">269</w:t>
+              <w:t xml:space="preserve">27</w:t>
+            </w:r>
+          </w:p>
+        </w:tc>
+        <w:tc>
+          <w:tcPr/>
+          <w:p>
+            <w:pPr>
+              <w:pStyle w:val="Compact"/>
+              <w:jc w:val="left"/>
+            </w:pPr>
+            <w:r>
+              <w:t xml:space="preserve">279</w:t>
             </w:r>
           </w:p>
         </w:tc>
       </w:tr>
     </w:tbl>
-    <w:bookmarkStart w:id="53" w:name="limites"/>
+    <w:bookmarkStart w:id="55" w:name="limites"/>
     <w:p>
       <w:pPr>
         <w:pStyle w:val="Heading2"/>
       </w:pPr>
       <w:r>
         <w:t xml:space="preserve">Limites</w:t>
-      </w:r>
-    </w:p>
-    <w:p>
-      <w:pPr>
-        <w:numPr>
-          <w:ilvl w:val="0"/>
-          <w:numId w:val="1022"/>
-        </w:numPr>
-        <w:pStyle w:val="Compact"/>
-      </w:pPr>
-      <w:r>
-        <w:t xml:space="preserve">Les 206 autres textes ne sont pas « faux ». Ils présentent un écart à examiner, n’ont pas encore été appariés, ou ne portent pas de numéro ICUR. Les en exclure introduit un</w:t>
-      </w:r>
-      <w:r>
-        <w:t xml:space="preserve"> </w:t>
-      </w:r>
-      <w:r>
-        <w:rPr>
-          <w:bCs/>
-          <w:b/>
-        </w:rPr>
-        <w:t xml:space="preserve">biais de sélection</w:t>
-      </w:r>
-      <w:r>
-        <w:t xml:space="preserve"> </w:t>
-      </w:r>
-      <w:r>
-        <w:t xml:space="preserve">: les textes longs et fragmentaires divergent plus souvent. Ces chiffres servent de</w:t>
-      </w:r>
-      <w:r>
-        <w:t xml:space="preserve"> </w:t>
-      </w:r>
-      <w:r>
-        <w:rPr>
-          <w:bCs/>
-          <w:b/>
-        </w:rPr>
-        <w:t xml:space="preserve">contrôle de robustesse</w:t>
-      </w:r>
-      <w:r>
-        <w:t xml:space="preserve">, non de résultats définitifs.</w:t>
-      </w:r>
-    </w:p>
-    <w:p>
-      <w:pPr>
-        <w:numPr>
-          <w:ilvl w:val="0"/>
-          <w:numId w:val="1022"/>
-        </w:numPr>
-        <w:pStyle w:val="Compact"/>
-      </w:pPr>
-      <w:r>
-        <w:t xml:space="preserve">Les statistiques de la v2.0 sur l’ensemble du corpus restent les seules exhaustives. Elles doivent être republiées accompagnées de ce contrôle, et recalculées après arbitrage des écarts.</w:t>
-      </w:r>
-    </w:p>
-    <w:bookmarkEnd w:id="53"/>
-    <w:bookmarkEnd w:id="54"/>
-    <w:bookmarkStart w:id="58" w:name="Xa221a151d235e45b63b99089c4fe73c6915f310"/>
-    <w:p>
-      <w:pPr>
-        <w:pStyle w:val="Heading1"/>
-      </w:pPr>
-      <w:r>
-        <w:t xml:space="preserve">Audit du document « État critique de la recherche sur les épitaphes chrétiennes de Rome (340-403) et confrontation au corpus de 478 inscriptions »</w:t>
       </w:r>
     </w:p>
     <w:p>
@@ -7790,29 +9430,36 @@
         <w:pStyle w:val="Compact"/>
       </w:pPr>
       <w:r>
-        <w:rPr>
-          <w:bCs/>
-          <w:b/>
-        </w:rPr>
-        <w:t xml:space="preserve">Source</w:t>
-      </w:r>
-      <w:r>
-        <w:t xml:space="preserve"> </w:t>
-      </w:r>
-      <w:r>
-        <w:t xml:space="preserve">: Google Doc</w:t>
-      </w:r>
-      <w:r>
-        <w:t xml:space="preserve"> </w:t>
-      </w:r>
-      <w:r>
-        <w:rPr>
-          <w:rStyle w:val="VerbatimChar"/>
-        </w:rPr>
-        <w:t xml:space="preserve">1EK6eph6evZrC_lOwfYa3DuYj4_uwsWURaGsFirfglUA</w:t>
-      </w:r>
-      <w:r>
-        <w:t xml:space="preserve">, créé le 12 oct. 2026, lu intégralement le 14 oct. 2026.</w:t>
+        <w:t xml:space="preserve">Les 195 autres textes ne sont pas « faux ». Ils présentent un écart à examiner, n’ont pas encore été appariés, ou ne portent pas de numéro ICUR. Les en exclure introduit un</w:t>
+      </w:r>
+      <w:r>
+        <w:t xml:space="preserve"> </w:t>
+      </w:r>
+      <w:r>
+        <w:rPr>
+          <w:bCs/>
+          <w:b/>
+        </w:rPr>
+        <w:t xml:space="preserve">biais de sélection</w:t>
+      </w:r>
+      <w:r>
+        <w:t xml:space="preserve"> </w:t>
+      </w:r>
+      <w:r>
+        <w:t xml:space="preserve">: les textes longs et fragmentaires divergent plus souvent. Ces chiffres servent de</w:t>
+      </w:r>
+      <w:r>
+        <w:t xml:space="preserve"> </w:t>
+      </w:r>
+      <w:r>
+        <w:rPr>
+          <w:bCs/>
+          <w:b/>
+        </w:rPr>
+        <w:t xml:space="preserve">contrôle de robustesse</w:t>
+      </w:r>
+      <w:r>
+        <w:t xml:space="preserve">, non de résultats définitifs.</w:t>
       </w:r>
     </w:p>
     <w:p>
@@ -7824,6 +9471,63 @@
         <w:pStyle w:val="Compact"/>
       </w:pPr>
       <w:r>
+        <w:t xml:space="preserve">Les statistiques de la v2.0 sur l’ensemble du corpus restent les seules exhaustives. Elles doivent être republiées accompagnées de ce contrôle, et recalculées après arbitrage des écarts.</w:t>
+      </w:r>
+    </w:p>
+    <w:bookmarkEnd w:id="55"/>
+    <w:bookmarkEnd w:id="56"/>
+    <w:bookmarkStart w:id="60" w:name="Xa221a151d235e45b63b99089c4fe73c6915f310"/>
+    <w:p>
+      <w:pPr>
+        <w:pStyle w:val="Heading1"/>
+      </w:pPr>
+      <w:r>
+        <w:t xml:space="preserve">Audit du document « État critique de la recherche sur les épitaphes chrétiennes de Rome (340-403) et confrontation au corpus de 478 inscriptions »</w:t>
+      </w:r>
+    </w:p>
+    <w:p>
+      <w:pPr>
+        <w:numPr>
+          <w:ilvl w:val="0"/>
+          <w:numId w:val="1024"/>
+        </w:numPr>
+        <w:pStyle w:val="Compact"/>
+      </w:pPr>
+      <w:r>
+        <w:rPr>
+          <w:bCs/>
+          <w:b/>
+        </w:rPr>
+        <w:t xml:space="preserve">Source</w:t>
+      </w:r>
+      <w:r>
+        <w:t xml:space="preserve"> </w:t>
+      </w:r>
+      <w:r>
+        <w:t xml:space="preserve">: Google Doc</w:t>
+      </w:r>
+      <w:r>
+        <w:t xml:space="preserve"> </w:t>
+      </w:r>
+      <w:r>
+        <w:rPr>
+          <w:rStyle w:val="VerbatimChar"/>
+        </w:rPr>
+        <w:t xml:space="preserve">1EK6eph6evZrC_lOwfYa3DuYj4_uwsWURaGsFirfglUA</w:t>
+      </w:r>
+      <w:r>
+        <w:t xml:space="preserve">, créé le 12 oct. 2026, lu intégralement le 14 oct. 2026.</w:t>
+      </w:r>
+    </w:p>
+    <w:p>
+      <w:pPr>
+        <w:numPr>
+          <w:ilvl w:val="0"/>
+          <w:numId w:val="1024"/>
+        </w:numPr>
+        <w:pStyle w:val="Compact"/>
+      </w:pPr>
+      <w:r>
         <w:rPr>
           <w:bCs/>
           <w:b/>
@@ -7875,7 +9579,7 @@
         <w:t xml:space="preserve">, 478 notices).</w:t>
       </w:r>
     </w:p>
-    <w:bookmarkStart w:id="55" w:name="verdict"/>
+    <w:bookmarkStart w:id="57" w:name="verdict"/>
     <w:p>
       <w:pPr>
         <w:pStyle w:val="Heading2"/>
@@ -7902,8 +9606,8 @@
         <w:t xml:space="preserve">Ses données chiffrées sur « le corpus de 478 inscriptions » sont incompatibles avec la base du corpus. Les formules latines qu’il présente comme tirées du corpus n’y figurent pas. Plusieurs références (paginations, attributions) ne sont pas vérifiables. Tout porte à croire qu’il s’agit d’un texte généré, sans accès à la base.</w:t>
       </w:r>
     </w:p>
-    <w:bookmarkEnd w:id="55"/>
-    <w:bookmarkStart w:id="56" w:name="contrôles-effectués"/>
+    <w:bookmarkEnd w:id="57"/>
+    <w:bookmarkStart w:id="58" w:name="contrôles-effectués"/>
     <w:p>
       <w:pPr>
         <w:pStyle w:val="Heading2"/>
@@ -8622,8 +10326,8 @@
         </w:tc>
       </w:tr>
     </w:tbl>
-    <w:bookmarkEnd w:id="56"/>
-    <w:bookmarkStart w:id="57" w:name="conséquence-pour-le-manuscrit"/>
+    <w:bookmarkEnd w:id="58"/>
+    <w:bookmarkStart w:id="59" w:name="conséquence-pour-le-manuscrit"/>
     <w:p>
       <w:pPr>
         <w:pStyle w:val="Heading2"/>
@@ -8640,9 +10344,9 @@
         <w:t xml:space="preserve">Aucun chiffre, aucune citation ni aucune attribution de ce document ne peut entrer dans la v3. Si certaines idées historiographiques en sont reprises (débat Saller–Shaw, Veyne, « Rome from below »), il faut les rétablir à partir des publications elles-mêmes, avec référence complète et pagination vérifiée.</w:t>
       </w:r>
     </w:p>
-    <w:bookmarkEnd w:id="57"/>
-    <w:bookmarkEnd w:id="58"/>
-    <w:bookmarkStart w:id="62" w:name="X6b5e255ac93a4c92bb4de22c1f1998d71bf9497"/>
+    <w:bookmarkEnd w:id="59"/>
+    <w:bookmarkEnd w:id="60"/>
+    <w:bookmarkStart w:id="64" w:name="X6b5e255ac93a4c92bb4de22c1f1998d71bf9497"/>
     <w:p>
       <w:pPr>
         <w:pStyle w:val="Heading1"/>
@@ -8675,7 +10379,7 @@
         <w:t xml:space="preserve">: elle ne remplace pas une expertise par les pairs. Le barème est donné en premier pour que chacun puisse refaire le calcul et le contester.</w:t>
       </w:r>
     </w:p>
-    <w:bookmarkStart w:id="59" w:name="barème-5-critères-notés-sur-4-points"/>
+    <w:bookmarkStart w:id="61" w:name="barème-5-critères-notés-sur-4-points"/>
     <w:p>
       <w:pPr>
         <w:pStyle w:val="Heading2"/>
@@ -9167,8 +10871,8 @@
         </w:tc>
       </w:tr>
     </w:tbl>
-    <w:bookmarkEnd w:id="59"/>
-    <w:bookmarkStart w:id="60" w:name="notes"/>
+    <w:bookmarkEnd w:id="61"/>
+    <w:bookmarkStart w:id="62" w:name="notes"/>
     <w:p>
       <w:pPr>
         <w:pStyle w:val="Heading2"/>
@@ -9226,7 +10930,7 @@
               <w:jc w:val="left"/>
             </w:pPr>
             <w:r>
-              <w:t xml:space="preserve">v2.0 + lots 1-3</w:t>
+              <w:t xml:space="preserve">v2.0 + lots 1-4</w:t>
             </w:r>
           </w:p>
         </w:tc>
@@ -9298,7 +11002,7 @@
               <w:jc w:val="left"/>
             </w:pPr>
             <w:r>
-              <w:t xml:space="preserve">440 notices sur 478 confrontées à l’EDB (listes entièrement parcourues ; 16 absentes de la liste publique, 22 sans n° ICUR) ; aucune collation sur l’ICVR, aucune autopsie</w:t>
+              <w:t xml:space="preserve">456 notices sur 478 confrontées à l’EDB, avec appoint de l’EDH (16 absentes de la liste publique, 6 introuvables) ; aucune collation sur l’ICVR, aucune autopsie</w:t>
             </w:r>
           </w:p>
         </w:tc>
@@ -9578,8 +11282,8 @@
         </w:tc>
       </w:tr>
     </w:tbl>
-    <w:bookmarkEnd w:id="60"/>
-    <w:bookmarkStart w:id="61" w:name="les-trois-statuts-demandés"/>
+    <w:bookmarkEnd w:id="62"/>
+    <w:bookmarkStart w:id="63" w:name="les-trois-statuts-demandés"/>
     <w:p>
       <w:pPr>
         <w:pStyle w:val="Heading2"/>
@@ -9807,9 +11511,9 @@
         </w:tc>
       </w:tr>
     </w:tbl>
-    <w:bookmarkEnd w:id="61"/>
-    <w:bookmarkEnd w:id="62"/>
-    <w:bookmarkStart w:id="64" w:name="Xa828ae1433ce2a717c51ea89dad4c4d95712d2d"/>
+    <w:bookmarkEnd w:id="63"/>
+    <w:bookmarkEnd w:id="64"/>
+    <w:bookmarkStart w:id="66" w:name="Xa828ae1433ce2a717c51ea89dad4c4d95712d2d"/>
     <w:p>
       <w:pPr>
         <w:pStyle w:val="Heading1"/>
@@ -10356,201 +12060,13 @@
         </w:tc>
       </w:tr>
     </w:tbl>
-    <w:bookmarkStart w:id="63" w:name="recommandation-éditoriale"/>
+    <w:bookmarkStart w:id="65" w:name="recommandation-éditoriale"/>
     <w:p>
       <w:pPr>
         <w:pStyle w:val="Heading2"/>
       </w:pPr>
       <w:r>
         <w:t xml:space="preserve">Recommandation éditoriale</w:t>
-      </w:r>
-    </w:p>
-    <w:p>
-      <w:pPr>
-        <w:numPr>
-          <w:ilvl w:val="0"/>
-          <w:numId w:val="1024"/>
-        </w:numPr>
-        <w:pStyle w:val="Compact"/>
-      </w:pPr>
-      <w:r>
-        <w:rPr>
-          <w:bCs/>
-          <w:b/>
-        </w:rPr>
-        <w:t xml:space="preserve">Article d’abord.</w:t>
-      </w:r>
-      <w:r>
-        <w:t xml:space="preserve"> </w:t>
-      </w:r>
-      <w:r>
-        <w:t xml:space="preserve">Le résultat le plus solide et le plus neuf de ce lot est méthodologique : la transmission numérique EDCS/EDB du corpus daté, avec ses lignes et parties grecques omises, ses signes chrétiens absents et ses restitutions divergentes. Il se prête à un</w:t>
-      </w:r>
-      <w:r>
-        <w:t xml:space="preserve"> </w:t>
-      </w:r>
-      <w:r>
-        <w:rPr>
-          <w:bCs/>
-          <w:b/>
-        </w:rPr>
-        <w:t xml:space="preserve">article</w:t>
-      </w:r>
-      <w:r>
-        <w:t xml:space="preserve"> </w:t>
-      </w:r>
-      <w:r>
-        <w:t xml:space="preserve">dans une revue d’épigraphie ou d’archéologie chrétienne. Avantages : expertise par les pairs rapide, et validation externe de la méthode avant la monographie.</w:t>
-      </w:r>
-    </w:p>
-    <w:p>
-      <w:pPr>
-        <w:numPr>
-          <w:ilvl w:val="0"/>
-          <w:numId w:val="1024"/>
-        </w:numPr>
-        <w:pStyle w:val="Compact"/>
-      </w:pPr>
-      <w:r>
-        <w:rPr>
-          <w:bCs/>
-          <w:b/>
-        </w:rPr>
-        <w:t xml:space="preserve">Monographie ensuite</w:t>
-      </w:r>
-      <w:r>
-        <w:t xml:space="preserve">, présentée comme une</w:t>
-      </w:r>
-      <w:r>
-        <w:t xml:space="preserve"> </w:t>
-      </w:r>
-      <w:r>
-        <w:rPr>
-          <w:bCs/>
-          <w:b/>
-        </w:rPr>
-        <w:t xml:space="preserve">étude documentaire critique</w:t>
-      </w:r>
-      <w:r>
-        <w:t xml:space="preserve">, non comme une édition. La cible n’est réaliste qu’une fois le manuscrit « expertisable » (voir</w:t>
-      </w:r>
-      <w:r>
-        <w:t xml:space="preserve"> </w:t>
-      </w:r>
-      <w:r>
-        <w:rPr>
-          <w:rStyle w:val="VerbatimChar"/>
-        </w:rPr>
-        <w:t xml:space="preserve">EVALUATION_SUR_20.md</w:t>
-      </w:r>
-      <w:r>
-        <w:t xml:space="preserve">).</w:t>
-      </w:r>
-    </w:p>
-    <w:p>
-      <w:pPr>
-        <w:numPr>
-          <w:ilvl w:val="0"/>
-          <w:numId w:val="1024"/>
-        </w:numPr>
-        <w:pStyle w:val="Compact"/>
-      </w:pPr>
-      <w:r>
-        <w:rPr>
-          <w:bCs/>
-          <w:b/>
-        </w:rPr>
-        <w:t xml:space="preserve">Déclaration d’usage de l’IA.</w:t>
-      </w:r>
-      <w:r>
-        <w:t xml:space="preserve"> </w:t>
-      </w:r>
-      <w:r>
-        <w:t xml:space="preserve">Elle est déjà présente dans la v2.0. Il faut l’adapter à la politique précise de l’éditeur visé, l’IA ayant contribué de façon significative à la rédaction. Certains éditeurs refusent les textes rédigés par une IA : ce point doit être clarifié</w:t>
-      </w:r>
-      <w:r>
-        <w:t xml:space="preserve"> </w:t>
-      </w:r>
-      <w:r>
-        <w:rPr>
-          <w:bCs/>
-          <w:b/>
-        </w:rPr>
-        <w:t xml:space="preserve">avant</w:t>
-      </w:r>
-      <w:r>
-        <w:t xml:space="preserve"> </w:t>
-      </w:r>
-      <w:r>
-        <w:t xml:space="preserve">tout envoi.</w:t>
-      </w:r>
-    </w:p>
-    <w:bookmarkEnd w:id="63"/>
-    <w:bookmarkEnd w:id="64"/>
-    <w:bookmarkStart w:id="72" w:name="X729a0bbf358af7fe65457d349dcb4e0f53f372a"/>
-    <w:p>
-      <w:pPr>
-        <w:pStyle w:val="Heading1"/>
-      </w:pPr>
-      <w:r>
-        <w:t xml:space="preserve">Projet de proposition éditoriale (brouillon à adapter à l’éditeur visé)</w:t>
-      </w:r>
-    </w:p>
-    <w:bookmarkStart w:id="65" w:name="titre-de-travail"/>
-    <w:p>
-      <w:pPr>
-        <w:pStyle w:val="Heading2"/>
-      </w:pPr>
-      <w:r>
-        <w:t xml:space="preserve">Titre de travail</w:t>
-      </w:r>
-    </w:p>
-    <w:p>
-      <w:pPr>
-        <w:pStyle w:val="FirstParagraph"/>
-      </w:pPr>
-      <w:r>
-        <w:rPr>
-          <w:iCs/>
-          <w:i/>
-        </w:rPr>
-        <w:t xml:space="preserve">Épitaphes chrétiennes datées de Rome (340–403). Transmission numérique, chronologie et formulaire d’un corpus consulaire</w:t>
-      </w:r>
-    </w:p>
-    <w:bookmarkEnd w:id="65"/>
-    <w:bookmarkStart w:id="66" w:name="auteur"/>
-    <w:p>
-      <w:pPr>
-        <w:pStyle w:val="Heading2"/>
-      </w:pPr>
-      <w:r>
-        <w:t xml:space="preserve">Auteur</w:t>
-      </w:r>
-    </w:p>
-    <w:p>
-      <w:pPr>
-        <w:pStyle w:val="FirstParagraph"/>
-      </w:pPr>
-      <w:r>
-        <w:t xml:space="preserve">Alexis Angel Martini (Brive-la-Gaillarde).</w:t>
-      </w:r>
-    </w:p>
-    <w:bookmarkEnd w:id="66"/>
-    <w:bookmarkStart w:id="67" w:name="résumé-200-mots"/>
-    <w:p>
-      <w:pPr>
-        <w:pStyle w:val="Heading2"/>
-      </w:pPr>
-      <w:r>
-        <w:t xml:space="preserve">Résumé (≈ 200 mots)</w:t>
-      </w:r>
-    </w:p>
-    <w:p>
-      <w:pPr>
-        <w:pStyle w:val="FirstParagraph"/>
-      </w:pPr>
-      <w:r>
-        <w:t xml:space="preserve">L’ouvrage étudie 478 notices d’épitaphes chrétiennes de Rome datées des années 340 à 403. Elles ont été extraites de l’Epigraphik-Datenbank Clauss/Slaby (EDCS) puis confrontées à l’Epigraphic Database Bari (EDB). Après élimination des doublons, le corpus compte au plus 475 textes distincts. Il ne s’agit pas d’une nouvelle édition : les textes restent des lectures secondaires dont le statut est indiqué notice par notice. L’ouvrage apporte trois choses.</w:t>
       </w:r>
     </w:p>
     <w:p>
@@ -10566,13 +12082,29 @@
           <w:bCs/>
           <w:b/>
         </w:rPr>
-        <w:t xml:space="preserve">Une étude critique de la transmission numérique.</w:t>
-      </w:r>
-      <w:r>
-        <w:t xml:space="preserve"> </w:t>
-      </w:r>
-      <w:r>
-        <w:t xml:space="preserve">La comparaison EDCS/EDB fait apparaître des lignes omises, dont des formules consulaires, des parties grecques absentes, des signes chrétiens non transmis et des restitutions divergentes. Ces écarts modifient la datation et l’interprétation religieuse de plusieurs textes.</w:t>
+        <w:t xml:space="preserve">Article d’abord.</w:t>
+      </w:r>
+      <w:r>
+        <w:t xml:space="preserve"> </w:t>
+      </w:r>
+      <w:r>
+        <w:t xml:space="preserve">Le résultat le plus solide et le plus neuf de ce lot est méthodologique : la transmission numérique EDCS/EDB du corpus daté, avec ses lignes et parties grecques omises, ses signes chrétiens absents et ses restitutions divergentes. Il se prête à un</w:t>
+      </w:r>
+      <w:r>
+        <w:t xml:space="preserve"> </w:t>
+      </w:r>
+      <w:r>
+        <w:rPr>
+          <w:bCs/>
+          <w:b/>
+        </w:rPr>
+        <w:t xml:space="preserve">article</w:t>
+      </w:r>
+      <w:r>
+        <w:t xml:space="preserve"> </w:t>
+      </w:r>
+      <w:r>
+        <w:t xml:space="preserve">dans une revue d’épigraphie ou d’archéologie chrétienne. Avantages : expertise par les pairs rapide, et validation externe de la méthode avant la monographie.</w:t>
       </w:r>
     </w:p>
     <w:p>
@@ -10588,13 +12120,35 @@
           <w:bCs/>
           <w:b/>
         </w:rPr>
-        <w:t xml:space="preserve">Un contrôle systématique de la chronologie.</w:t>
-      </w:r>
-      <w:r>
-        <w:t xml:space="preserve"> </w:t>
-      </w:r>
-      <w:r>
-        <w:t xml:space="preserve">Consuls latins et grecs, post-consulats, jours de la semaine, âge de la lune, cohérence entre âge et dates.</w:t>
+        <w:t xml:space="preserve">Monographie ensuite</w:t>
+      </w:r>
+      <w:r>
+        <w:t xml:space="preserve">, présentée comme une</w:t>
+      </w:r>
+      <w:r>
+        <w:t xml:space="preserve"> </w:t>
+      </w:r>
+      <w:r>
+        <w:rPr>
+          <w:bCs/>
+          <w:b/>
+        </w:rPr>
+        <w:t xml:space="preserve">étude documentaire critique</w:t>
+      </w:r>
+      <w:r>
+        <w:t xml:space="preserve">, non comme une édition. La cible n’est réaliste qu’une fois le manuscrit « expertisable » (voir</w:t>
+      </w:r>
+      <w:r>
+        <w:t xml:space="preserve"> </w:t>
+      </w:r>
+      <w:r>
+        <w:rPr>
+          <w:rStyle w:val="VerbatimChar"/>
+        </w:rPr>
+        <w:t xml:space="preserve">EVALUATION_SUR_20.md</w:t>
+      </w:r>
+      <w:r>
+        <w:t xml:space="preserve">).</w:t>
       </w:r>
     </w:p>
     <w:p>
@@ -10610,13 +12164,49 @@
           <w:bCs/>
           <w:b/>
         </w:rPr>
-        <w:t xml:space="preserve">Une mesure du formulaire et du vocabulaire religieux</w:t>
-      </w:r>
-      <w:r>
-        <w:t xml:space="preserve"> </w:t>
-      </w:r>
-      <w:r>
-        <w:t xml:space="preserve">rapportée à des dénominateurs explicites, avec ou sans restitutions, qui distingue le mot gravé, le signe figuré et l’interprétation.</w:t>
+        <w:t xml:space="preserve">Déclaration d’usage de l’IA.</w:t>
+      </w:r>
+      <w:r>
+        <w:t xml:space="preserve"> </w:t>
+      </w:r>
+      <w:r>
+        <w:t xml:space="preserve">Elle est déjà présente dans la v2.0. Il faut l’adapter à la politique précise de l’éditeur visé, l’IA ayant contribué de façon significative à la rédaction. Certains éditeurs refusent les textes rédigés par une IA : ce point doit être clarifié</w:t>
+      </w:r>
+      <w:r>
+        <w:t xml:space="preserve"> </w:t>
+      </w:r>
+      <w:r>
+        <w:rPr>
+          <w:bCs/>
+          <w:b/>
+        </w:rPr>
+        <w:t xml:space="preserve">avant</w:t>
+      </w:r>
+      <w:r>
+        <w:t xml:space="preserve"> </w:t>
+      </w:r>
+      <w:r>
+        <w:t xml:space="preserve">tout envoi.</w:t>
+      </w:r>
+    </w:p>
+    <w:bookmarkEnd w:id="65"/>
+    <w:bookmarkEnd w:id="66"/>
+    <w:bookmarkStart w:id="74" w:name="X729a0bbf358af7fe65457d349dcb4e0f53f372a"/>
+    <w:p>
+      <w:pPr>
+        <w:pStyle w:val="Heading1"/>
+      </w:pPr>
+      <w:r>
+        <w:t xml:space="preserve">Projet de proposition éditoriale (brouillon à adapter à l’éditeur visé)</w:t>
+      </w:r>
+    </w:p>
+    <w:bookmarkStart w:id="67" w:name="titre-de-travail"/>
+    <w:p>
+      <w:pPr>
+        <w:pStyle w:val="Heading2"/>
+      </w:pPr>
+      <w:r>
+        <w:t xml:space="preserve">Titre de travail</w:t>
       </w:r>
     </w:p>
     <w:p>
@@ -10624,17 +12214,47 @@
         <w:pStyle w:val="FirstParagraph"/>
       </w:pPr>
       <w:r>
-        <w:t xml:space="preserve">Base de données, scripts et registres d’anomalies et de consultations accompagnent le volume.</w:t>
+        <w:rPr>
+          <w:iCs/>
+          <w:i/>
+        </w:rPr>
+        <w:t xml:space="preserve">Épitaphes chrétiennes datées de Rome (340–403). Transmission numérique, chronologie et formulaire d’un corpus consulaire</w:t>
       </w:r>
     </w:p>
     <w:bookmarkEnd w:id="67"/>
-    <w:bookmarkStart w:id="68" w:name="statut-scientifique-à-déclarer-tel-quel"/>
+    <w:bookmarkStart w:id="68" w:name="auteur"/>
     <w:p>
       <w:pPr>
         <w:pStyle w:val="Heading2"/>
       </w:pPr>
       <w:r>
-        <w:t xml:space="preserve">Statut scientifique (à déclarer tel quel)</w:t>
+        <w:t xml:space="preserve">Auteur</w:t>
+      </w:r>
+    </w:p>
+    <w:p>
+      <w:pPr>
+        <w:pStyle w:val="FirstParagraph"/>
+      </w:pPr>
+      <w:r>
+        <w:t xml:space="preserve">Alexis Angel Martini (Brive-la-Gaillarde).</w:t>
+      </w:r>
+    </w:p>
+    <w:bookmarkEnd w:id="68"/>
+    <w:bookmarkStart w:id="69" w:name="résumé-200-mots"/>
+    <w:p>
+      <w:pPr>
+        <w:pStyle w:val="Heading2"/>
+      </w:pPr>
+      <w:r>
+        <w:t xml:space="preserve">Résumé (≈ 200 mots)</w:t>
+      </w:r>
+    </w:p>
+    <w:p>
+      <w:pPr>
+        <w:pStyle w:val="FirstParagraph"/>
+      </w:pPr>
+      <w:r>
+        <w:t xml:space="preserve">L’ouvrage étudie 478 notices d’épitaphes chrétiennes de Rome datées des années 340 à 403. Elles ont été extraites de l’Epigraphik-Datenbank Clauss/Slaby (EDCS) puis confrontées à l’Epigraphic Database Bari (EDB). Après élimination des doublons, fusion de deux fragments et exclusion d’une notice datée de 461/482, le corpus compte 473 textes distincts. Il ne s’agit pas d’une nouvelle édition : les textes restent des lectures secondaires dont le statut est indiqué notice par notice. L’ouvrage apporte trois choses.</w:t>
       </w:r>
     </w:p>
     <w:p>
@@ -10646,7 +12266,17 @@
         <w:pStyle w:val="Compact"/>
       </w:pPr>
       <w:r>
-        <w:t xml:space="preserve">Textes : lectures secondaires (EDCS) confrontées à l’EDB. Pas de collation sur l’ICVR imprimée à ce stade, sauf indication contraire.</w:t>
+        <w:rPr>
+          <w:bCs/>
+          <w:b/>
+        </w:rPr>
+        <w:t xml:space="preserve">Une étude critique de la transmission numérique.</w:t>
+      </w:r>
+      <w:r>
+        <w:t xml:space="preserve"> </w:t>
+      </w:r>
+      <w:r>
+        <w:t xml:space="preserve">La comparaison EDCS/EDB fait apparaître des lignes omises, dont des formules consulaires, des parties grecques absentes, des signes chrétiens non transmis et des restitutions divergentes. Ces écarts modifient la datation et l’interprétation religieuse de plusieurs textes.</w:t>
       </w:r>
     </w:p>
     <w:p>
@@ -10658,81 +12288,57 @@
         <w:pStyle w:val="Compact"/>
       </w:pPr>
       <w:r>
-        <w:t xml:space="preserve">Usage de l’intelligence artificielle : à déclarer selon la politique de l’éditeur. Voir</w:t>
-      </w:r>
-      <w:r>
-        <w:t xml:space="preserve"> </w:t>
-      </w:r>
-      <w:r>
-        <w:rPr>
-          <w:rStyle w:val="VerbatimChar"/>
-        </w:rPr>
-        <w:t xml:space="preserve">CONSIGNES_EDITEURS.md</w:t>
-      </w:r>
-      <w:r>
-        <w:t xml:space="preserve">.</w:t>
-      </w:r>
-    </w:p>
-    <w:bookmarkEnd w:id="68"/>
-    <w:bookmarkStart w:id="69" w:name="public"/>
+        <w:rPr>
+          <w:bCs/>
+          <w:b/>
+        </w:rPr>
+        <w:t xml:space="preserve">Un contrôle systématique de la chronologie.</w:t>
+      </w:r>
+      <w:r>
+        <w:t xml:space="preserve"> </w:t>
+      </w:r>
+      <w:r>
+        <w:t xml:space="preserve">Consuls latins et grecs, post-consulats, jours de la semaine, âge de la lune, cohérence entre âge et dates.</w:t>
+      </w:r>
+    </w:p>
+    <w:p>
+      <w:pPr>
+        <w:numPr>
+          <w:ilvl w:val="0"/>
+          <w:numId w:val="1026"/>
+        </w:numPr>
+        <w:pStyle w:val="Compact"/>
+      </w:pPr>
+      <w:r>
+        <w:rPr>
+          <w:bCs/>
+          <w:b/>
+        </w:rPr>
+        <w:t xml:space="preserve">Une mesure du formulaire et du vocabulaire religieux</w:t>
+      </w:r>
+      <w:r>
+        <w:t xml:space="preserve"> </w:t>
+      </w:r>
+      <w:r>
+        <w:t xml:space="preserve">rapportée à des dénominateurs explicites, avec ou sans restitutions, qui distingue le mot gravé, le signe figuré et l’interprétation.</w:t>
+      </w:r>
+    </w:p>
+    <w:p>
+      <w:pPr>
+        <w:pStyle w:val="FirstParagraph"/>
+      </w:pPr>
+      <w:r>
+        <w:t xml:space="preserve">Base de données, scripts et registres d’anomalies et de consultations accompagnent le volume.</w:t>
+      </w:r>
+    </w:p>
+    <w:bookmarkEnd w:id="69"/>
+    <w:bookmarkStart w:id="70" w:name="statut-scientifique-à-déclarer-tel-quel"/>
     <w:p>
       <w:pPr>
         <w:pStyle w:val="Heading2"/>
       </w:pPr>
       <w:r>
-        <w:t xml:space="preserve">Public</w:t>
-      </w:r>
-    </w:p>
-    <w:p>
-      <w:pPr>
-        <w:pStyle w:val="FirstParagraph"/>
-      </w:pPr>
-      <w:r>
-        <w:t xml:space="preserve">Épigraphistes de l’Antiquité tardive, historiens du christianisme ancien et de Rome, spécialistes des humanités numériques en épigraphie.</w:t>
-      </w:r>
-    </w:p>
-    <w:bookmarkEnd w:id="69"/>
-    <w:bookmarkStart w:id="70" w:name="Xd288e4f733f28adf34bb4ad45bb2059503cb201"/>
-    <w:p>
-      <w:pPr>
-        <w:pStyle w:val="Heading2"/>
-      </w:pPr>
-      <w:r>
-        <w:t xml:space="preserve">Ouvrages comparables (à compléter après vérification bibliographique)</w:t>
-      </w:r>
-    </w:p>
-    <w:p>
-      <w:pPr>
-        <w:pStyle w:val="FirstParagraph"/>
-      </w:pPr>
-      <w:r>
-        <w:t xml:space="preserve">ICVR n.s. ; ILCV (Diehl) ; CLRE (Bagnall et al., 1987) ; les publications de l’EDB (Felle, Carletti).</w:t>
-      </w:r>
-      <w:r>
-        <w:t xml:space="preserve"> </w:t>
-      </w:r>
-      <w:r>
-        <w:rPr>
-          <w:bCs/>
-          <w:b/>
-        </w:rPr>
-        <w:t xml:space="preserve">Les références précises (titres, années, pages) doivent être vérifiées avant l’envoi.</w:t>
-      </w:r>
-      <w:r>
-        <w:t xml:space="preserve"> </w:t>
-      </w:r>
-      <w:r>
-        <w:t xml:space="preserve">Ce lot n’en a vérifié aucune sur pièces.</w:t>
-      </w:r>
-    </w:p>
-    <w:bookmarkEnd w:id="70"/>
-    <w:bookmarkStart w:id="71" w:name="calendrier-proposé"/>
-    <w:p>
-      <w:pPr>
-        <w:pStyle w:val="Heading2"/>
-      </w:pPr>
-      <w:r>
-        <w:t xml:space="preserve">Calendrier proposé</w:t>
+        <w:t xml:space="preserve">Statut scientifique (à déclarer tel quel)</w:t>
       </w:r>
     </w:p>
     <w:p>
@@ -10744,7 +12350,7 @@
         <w:pStyle w:val="Compact"/>
       </w:pPr>
       <w:r>
-        <w:t xml:space="preserve">Fin de la collation EDB (478/478).</w:t>
+        <w:t xml:space="preserve">Textes : lectures secondaires (EDCS) confrontées à l’EDB. Pas de collation sur l’ICVR imprimée à ce stade, sauf indication contraire.</w:t>
       </w:r>
     </w:p>
     <w:p>
@@ -10756,36 +12362,134 @@
         <w:pStyle w:val="Compact"/>
       </w:pPr>
       <w:r>
-        <w:t xml:space="preserve">Vérification sur l’ICVR des écarts substantiels.</w:t>
+        <w:t xml:space="preserve">Usage de l’intelligence artificielle : à déclarer selon la politique de l’éditeur. Voir</w:t>
+      </w:r>
+      <w:r>
+        <w:t xml:space="preserve"> </w:t>
+      </w:r>
+      <w:r>
+        <w:rPr>
+          <w:rStyle w:val="VerbatimChar"/>
+        </w:rPr>
+        <w:t xml:space="preserve">CONSIGNES_EDITEURS.md</w:t>
+      </w:r>
+      <w:r>
+        <w:t xml:space="preserve">.</w:t>
+      </w:r>
+    </w:p>
+    <w:bookmarkEnd w:id="70"/>
+    <w:bookmarkStart w:id="71" w:name="public"/>
+    <w:p>
+      <w:pPr>
+        <w:pStyle w:val="Heading2"/>
+      </w:pPr>
+      <w:r>
+        <w:t xml:space="preserve">Public</w:t>
+      </w:r>
+    </w:p>
+    <w:p>
+      <w:pPr>
+        <w:pStyle w:val="FirstParagraph"/>
+      </w:pPr>
+      <w:r>
+        <w:t xml:space="preserve">Épigraphistes de l’Antiquité tardive, historiens du christianisme ancien et de Rome, spécialistes des humanités numériques en épigraphie.</w:t>
+      </w:r>
+    </w:p>
+    <w:bookmarkEnd w:id="71"/>
+    <w:bookmarkStart w:id="72" w:name="Xd288e4f733f28adf34bb4ad45bb2059503cb201"/>
+    <w:p>
+      <w:pPr>
+        <w:pStyle w:val="Heading2"/>
+      </w:pPr>
+      <w:r>
+        <w:t xml:space="preserve">Ouvrages comparables (à compléter après vérification bibliographique)</w:t>
+      </w:r>
+    </w:p>
+    <w:p>
+      <w:pPr>
+        <w:pStyle w:val="FirstParagraph"/>
+      </w:pPr>
+      <w:r>
+        <w:t xml:space="preserve">ICVR n.s. ; ILCV (Diehl) ; CLRE (Bagnall et al., 1987) ; les publications de l’EDB (Felle, Carletti).</w:t>
+      </w:r>
+      <w:r>
+        <w:t xml:space="preserve"> </w:t>
+      </w:r>
+      <w:r>
+        <w:rPr>
+          <w:bCs/>
+          <w:b/>
+        </w:rPr>
+        <w:t xml:space="preserve">Les références précises (titres, années, pages) doivent être vérifiées avant l’envoi.</w:t>
+      </w:r>
+      <w:r>
+        <w:t xml:space="preserve"> </w:t>
+      </w:r>
+      <w:r>
+        <w:t xml:space="preserve">Ce lot n’en a vérifié aucune sur pièces.</w:t>
+      </w:r>
+    </w:p>
+    <w:bookmarkEnd w:id="72"/>
+    <w:bookmarkStart w:id="73" w:name="calendrier-proposé"/>
+    <w:p>
+      <w:pPr>
+        <w:pStyle w:val="Heading2"/>
+      </w:pPr>
+      <w:r>
+        <w:t xml:space="preserve">Calendrier proposé</w:t>
       </w:r>
     </w:p>
     <w:p>
       <w:pPr>
         <w:numPr>
           <w:ilvl w:val="0"/>
-          <w:numId w:val="1027"/>
+          <w:numId w:val="1028"/>
         </w:numPr>
         <w:pStyle w:val="Compact"/>
       </w:pPr>
       <w:r>
-        <w:t xml:space="preserve">Réécriture de l’état de la recherche.</w:t>
+        <w:t xml:space="preserve">Fin de la collation EDB (478/478).</w:t>
       </w:r>
     </w:p>
     <w:p>
       <w:pPr>
         <w:numPr>
           <w:ilvl w:val="0"/>
-          <w:numId w:val="1027"/>
+          <w:numId w:val="1028"/>
         </w:numPr>
         <w:pStyle w:val="Compact"/>
       </w:pPr>
       <w:r>
+        <w:t xml:space="preserve">Vérification sur l’ICVR des écarts substantiels.</w:t>
+      </w:r>
+    </w:p>
+    <w:p>
+      <w:pPr>
+        <w:numPr>
+          <w:ilvl w:val="0"/>
+          <w:numId w:val="1028"/>
+        </w:numPr>
+        <w:pStyle w:val="Compact"/>
+      </w:pPr>
+      <w:r>
+        <w:t xml:space="preserve">Réécriture de l’état de la recherche.</w:t>
+      </w:r>
+    </w:p>
+    <w:p>
+      <w:pPr>
+        <w:numPr>
+          <w:ilvl w:val="0"/>
+          <w:numId w:val="1028"/>
+        </w:numPr>
+        <w:pStyle w:val="Compact"/>
+      </w:pPr>
+      <w:r>
         <w:t xml:space="preserve">Envoi.</w:t>
       </w:r>
     </w:p>
-    <w:bookmarkEnd w:id="71"/>
-    <w:bookmarkEnd w:id="72"/>
-    <w:bookmarkStart w:id="76" w:name="journal-des-modifications"/>
+    <w:bookmarkEnd w:id="73"/>
+    <w:bookmarkEnd w:id="74"/>
+    <w:bookmarkStart w:id="79" w:name="journal-des-modifications"/>
     <w:p>
       <w:pPr>
         <w:pStyle w:val="Heading1"/>
@@ -10835,7 +12539,7 @@
         <w:t xml:space="preserve">.</w:t>
       </w:r>
     </w:p>
-    <w:bookmarkStart w:id="73" w:name="lot-1"/>
+    <w:bookmarkStart w:id="75" w:name="lot-1"/>
     <w:p>
       <w:pPr>
         <w:pStyle w:val="Heading2"/>
@@ -11978,8 +13682,8 @@
         <w:t xml:space="preserve">Les sources LaTeX de la v2.0 ou de la v3.1 sont absentes : le PDF n’a pas été régénéré. Les corrections sont formulées pour être reportées.</w:t>
       </w:r>
     </w:p>
-    <w:bookmarkEnd w:id="73"/>
-    <w:bookmarkStart w:id="74" w:name="lot-2-reprise-automatique-0404-utc"/>
+    <w:bookmarkEnd w:id="75"/>
+    <w:bookmarkStart w:id="76" w:name="lot-2-reprise-automatique-0404-utc"/>
     <w:p>
       <w:pPr>
         <w:pStyle w:val="Heading2"/>
@@ -12485,8 +14189,8 @@
         </w:tc>
       </w:tr>
     </w:tbl>
-    <w:bookmarkEnd w:id="74"/>
-    <w:bookmarkStart w:id="75" w:name="lot-3-reprise-automatique-0516-utc"/>
+    <w:bookmarkEnd w:id="76"/>
+    <w:bookmarkStart w:id="77" w:name="lot-3-reprise-automatique-0516-utc"/>
     <w:p>
       <w:pPr>
         <w:pStyle w:val="Heading2"/>
@@ -12853,8 +14557,661 @@
         </w:tc>
       </w:tr>
     </w:tbl>
-    <w:bookmarkEnd w:id="75"/>
-    <w:bookmarkEnd w:id="76"/>
+    <w:bookmarkEnd w:id="77"/>
+    <w:bookmarkStart w:id="78" w:name="lot-4"/>
+    <w:p>
+      <w:pPr>
+        <w:pStyle w:val="Heading2"/>
+      </w:pPr>
+      <w:r>
+        <w:t xml:space="preserve">2026-10-14 — lot 4</w:t>
+      </w:r>
+    </w:p>
+    <w:tbl>
+      <w:tblPr>
+        <w:tblStyle w:val="Table"/>
+        <w:tblW w:type="pct" w:w="5000"/>
+        <w:tblLook w:firstRow="1" w:lastRow="0" w:firstColumn="0" w:lastColumn="0" w:noHBand="0" w:noVBand="0" w:val="0020"/>
+        <w:jc w:val="start"/>
+      </w:tblPr>
+      <w:tblGrid>
+        <w:gridCol w:w="1584"/>
+        <w:gridCol w:w="1584"/>
+        <w:gridCol w:w="1584"/>
+        <w:gridCol w:w="1584"/>
+        <w:gridCol w:w="1584"/>
+      </w:tblGrid>
+      <w:tr>
+        <w:trPr>
+          <w:tblHeader w:val="true"/>
+        </w:trPr>
+        <w:tc>
+          <w:tcPr/>
+          <w:p>
+            <w:pPr>
+              <w:pStyle w:val="Compact"/>
+              <w:jc w:val="left"/>
+            </w:pPr>
+            <w:r>
+              <w:t xml:space="preserve">#</w:t>
+            </w:r>
+          </w:p>
+        </w:tc>
+        <w:tc>
+          <w:tcPr/>
+          <w:p>
+            <w:pPr>
+              <w:pStyle w:val="Compact"/>
+              <w:jc w:val="left"/>
+            </w:pPr>
+            <w:r>
+              <w:t xml:space="preserve">Objet</w:t>
+            </w:r>
+          </w:p>
+        </w:tc>
+        <w:tc>
+          <w:tcPr/>
+          <w:p>
+            <w:pPr>
+              <w:pStyle w:val="Compact"/>
+              <w:jc w:val="left"/>
+            </w:pPr>
+            <w:r>
+              <w:t xml:space="preserve">Action</w:t>
+            </w:r>
+          </w:p>
+        </w:tc>
+        <w:tc>
+          <w:tcPr/>
+          <w:p>
+            <w:pPr>
+              <w:pStyle w:val="Compact"/>
+              <w:jc w:val="left"/>
+            </w:pPr>
+            <w:r>
+              <w:t xml:space="preserve">Fichier</w:t>
+            </w:r>
+          </w:p>
+        </w:tc>
+        <w:tc>
+          <w:tcPr/>
+          <w:p>
+            <w:pPr>
+              <w:pStyle w:val="Compact"/>
+              <w:jc w:val="left"/>
+            </w:pPr>
+            <w:r>
+              <w:t xml:space="preserve">Preuve</w:t>
+            </w:r>
+          </w:p>
+        </w:tc>
+      </w:tr>
+      <w:tr>
+        <w:tc>
+          <w:tcPr/>
+          <w:p>
+            <w:pPr>
+              <w:pStyle w:val="Compact"/>
+              <w:jc w:val="left"/>
+            </w:pPr>
+            <w:r>
+              <w:t xml:space="preserve">25</w:t>
+            </w:r>
+          </w:p>
+        </w:tc>
+        <w:tc>
+          <w:tcPr/>
+          <w:p>
+            <w:pPr>
+              <w:pStyle w:val="Compact"/>
+              <w:jc w:val="left"/>
+            </w:pPr>
+            <w:r>
+              <w:t xml:space="preserve">Fiches EDB détaillées</w:t>
+            </w:r>
+          </w:p>
+        </w:tc>
+        <w:tc>
+          <w:tcPr/>
+          <w:p>
+            <w:pPr>
+              <w:pStyle w:val="Compact"/>
+              <w:jc w:val="left"/>
+            </w:pPr>
+            <w:r>
+              <w:t xml:space="preserve">15 fiches ouvertes (dimensions, support, notes d’éditeur, photos signalées)</w:t>
+            </w:r>
+          </w:p>
+        </w:tc>
+        <w:tc>
+          <w:tcPr/>
+          <w:p>
+            <w:pPr>
+              <w:pStyle w:val="Compact"/>
+              <w:jc w:val="left"/>
+            </w:pPr>
+            <w:r>
+              <w:rPr>
+                <w:rStyle w:val="VerbatimChar"/>
+              </w:rPr>
+              <w:t xml:space="preserve">02_verifications/edb/fiches/</w:t>
+            </w:r>
+          </w:p>
+        </w:tc>
+        <w:tc>
+          <w:tcPr/>
+          <w:p>
+            <w:pPr>
+              <w:pStyle w:val="Compact"/>
+              <w:jc w:val="left"/>
+            </w:pPr>
+            <w:r>
+              <w:t xml:space="preserve">fiches EDB</w:t>
+            </w:r>
+          </w:p>
+        </w:tc>
+      </w:tr>
+      <w:tr>
+        <w:tc>
+          <w:tcPr/>
+          <w:p>
+            <w:pPr>
+              <w:pStyle w:val="Compact"/>
+              <w:jc w:val="left"/>
+            </w:pPr>
+            <w:r>
+              <w:t xml:space="preserve">26</w:t>
+            </w:r>
+          </w:p>
+        </w:tc>
+        <w:tc>
+          <w:tcPr/>
+          <w:p>
+            <w:pPr>
+              <w:pStyle w:val="Compact"/>
+              <w:jc w:val="left"/>
+            </w:pPr>
+            <w:r>
+              <w:t xml:space="preserve">A007, A008</w:t>
+            </w:r>
+          </w:p>
+        </w:tc>
+        <w:tc>
+          <w:tcPr/>
+          <w:p>
+            <w:pPr>
+              <w:pStyle w:val="Compact"/>
+              <w:jc w:val="left"/>
+            </w:pPr>
+            <w:r>
+              <w:t xml:space="preserve">doublons 106/120 et 282/288</w:t>
+            </w:r>
+            <w:r>
+              <w:t xml:space="preserve"> </w:t>
+            </w:r>
+            <w:r>
+              <w:rPr>
+                <w:bCs/>
+                <w:b/>
+              </w:rPr>
+              <w:t xml:space="preserve">certains</w:t>
+            </w:r>
+            <w:r>
+              <w:t xml:space="preserve"> </w:t>
+            </w:r>
+            <w:r>
+              <w:t xml:space="preserve">(EDH HD030246, HD021839)</w:t>
+            </w:r>
+          </w:p>
+        </w:tc>
+        <w:tc>
+          <w:tcPr/>
+          <w:p>
+            <w:pPr>
+              <w:pStyle w:val="Compact"/>
+              <w:jc w:val="left"/>
+            </w:pPr>
+            <w:r>
+              <w:t xml:space="preserve">dossiers § A</w:t>
+            </w:r>
+          </w:p>
+        </w:tc>
+        <w:tc>
+          <w:tcPr/>
+          <w:p>
+            <w:pPr>
+              <w:pStyle w:val="Compact"/>
+              <w:jc w:val="left"/>
+            </w:pPr>
+            <w:r>
+              <w:t xml:space="preserve">dump EDH</w:t>
+            </w:r>
+          </w:p>
+        </w:tc>
+      </w:tr>
+      <w:tr>
+        <w:tc>
+          <w:tcPr/>
+          <w:p>
+            <w:pPr>
+              <w:pStyle w:val="Compact"/>
+              <w:jc w:val="left"/>
+            </w:pPr>
+            <w:r>
+              <w:t xml:space="preserve">27</w:t>
+            </w:r>
+          </w:p>
+        </w:tc>
+        <w:tc>
+          <w:tcPr/>
+          <w:p>
+            <w:pPr>
+              <w:pStyle w:val="Compact"/>
+              <w:jc w:val="left"/>
+            </w:pPr>
+            <w:r>
+              <w:t xml:space="preserve">A010 (393/394)</w:t>
+            </w:r>
+          </w:p>
+        </w:tc>
+        <w:tc>
+          <w:tcPr/>
+          <w:p>
+            <w:pPr>
+              <w:pStyle w:val="Compact"/>
+              <w:jc w:val="left"/>
+            </w:pPr>
+            <w:r>
+              <w:t xml:space="preserve">deux fragments d’une même plaque (lecture de Ferrua citée par l’EDB) → fusion</w:t>
+            </w:r>
+          </w:p>
+        </w:tc>
+        <w:tc>
+          <w:tcPr/>
+          <w:p>
+            <w:pPr>
+              <w:pStyle w:val="Compact"/>
+              <w:jc w:val="left"/>
+            </w:pPr>
+            <w:r>
+              <w:t xml:space="preserve">dossiers § A</w:t>
+            </w:r>
+          </w:p>
+        </w:tc>
+        <w:tc>
+          <w:tcPr/>
+          <w:p>
+            <w:pPr>
+              <w:pStyle w:val="Compact"/>
+              <w:jc w:val="left"/>
+            </w:pPr>
+            <w:r>
+              <w:t xml:space="preserve">EDB39590</w:t>
+            </w:r>
+          </w:p>
+        </w:tc>
+      </w:tr>
+      <w:tr>
+        <w:tc>
+          <w:tcPr/>
+          <w:p>
+            <w:pPr>
+              <w:pStyle w:val="Compact"/>
+              <w:jc w:val="left"/>
+            </w:pPr>
+            <w:r>
+              <w:t xml:space="preserve">28</w:t>
+            </w:r>
+          </w:p>
+        </w:tc>
+        <w:tc>
+          <w:tcPr/>
+          <w:p>
+            <w:pPr>
+              <w:pStyle w:val="Compact"/>
+              <w:jc w:val="left"/>
+            </w:pPr>
+            <w:r>
+              <w:t xml:space="preserve">A009 (313/314)</w:t>
+            </w:r>
+          </w:p>
+        </w:tc>
+        <w:tc>
+          <w:tcPr/>
+          <w:p>
+            <w:pPr>
+              <w:pStyle w:val="Compact"/>
+              <w:jc w:val="left"/>
+            </w:pPr>
+            <w:r>
+              <w:t xml:space="preserve">note EDB : le frère est mort</w:t>
+            </w:r>
+            <w:r>
+              <w:t xml:space="preserve"> </w:t>
+            </w:r>
+            <w:r>
+              <w:rPr>
+                <w:bCs/>
+                <w:b/>
+              </w:rPr>
+              <w:t xml:space="preserve">avant</w:t>
+            </w:r>
+            <w:r>
+              <w:t xml:space="preserve"> </w:t>
+            </w:r>
+            <w:r>
+              <w:t xml:space="preserve">→ restitution 390 contradictoire ; datation de (b) incertaine</w:t>
+            </w:r>
+          </w:p>
+        </w:tc>
+        <w:tc>
+          <w:tcPr/>
+          <w:p>
+            <w:pPr>
+              <w:pStyle w:val="Compact"/>
+              <w:jc w:val="left"/>
+            </w:pPr>
+            <w:r>
+              <w:t xml:space="preserve">dossiers § A</w:t>
+            </w:r>
+          </w:p>
+        </w:tc>
+        <w:tc>
+          <w:tcPr/>
+          <w:p>
+            <w:pPr>
+              <w:pStyle w:val="Compact"/>
+              <w:jc w:val="left"/>
+            </w:pPr>
+            <w:r>
+              <w:t xml:space="preserve">EDB39579</w:t>
+            </w:r>
+          </w:p>
+        </w:tc>
+      </w:tr>
+      <w:tr>
+        <w:tc>
+          <w:tcPr/>
+          <w:p>
+            <w:pPr>
+              <w:pStyle w:val="Compact"/>
+              <w:jc w:val="left"/>
+            </w:pPr>
+            <w:r>
+              <w:t xml:space="preserve">29</w:t>
+            </w:r>
+          </w:p>
+        </w:tc>
+        <w:tc>
+          <w:tcPr/>
+          <w:p>
+            <w:pPr>
+              <w:pStyle w:val="Compact"/>
+              <w:jc w:val="left"/>
+            </w:pPr>
+            <w:r>
+              <w:t xml:space="preserve">n° 98</w:t>
+            </w:r>
+          </w:p>
+        </w:tc>
+        <w:tc>
+          <w:tcPr/>
+          <w:p>
+            <w:pPr>
+              <w:pStyle w:val="Compact"/>
+              <w:jc w:val="left"/>
+            </w:pPr>
+            <w:r>
+              <w:rPr>
+                <w:bCs/>
+                <w:b/>
+              </w:rPr>
+              <w:t xml:space="preserve">hors corpus</w:t>
+            </w:r>
+            <w:r>
+              <w:t xml:space="preserve"> </w:t>
+            </w:r>
+            <w:r>
+              <w:t xml:space="preserve">: consul lu Severinus (461/482) ;</w:t>
+            </w:r>
+            <w:r>
+              <w:t xml:space="preserve"> </w:t>
+            </w:r>
+            <w:r>
+              <w:rPr>
+                <w:iCs/>
+                <w:i/>
+              </w:rPr>
+              <w:t xml:space="preserve">Dagalaiphi</w:t>
+            </w:r>
+            <w:r>
+              <w:t xml:space="preserve"> </w:t>
+            </w:r>
+            <w:r>
+              <w:t xml:space="preserve">restitué</w:t>
+            </w:r>
+          </w:p>
+        </w:tc>
+        <w:tc>
+          <w:tcPr/>
+          <w:p>
+            <w:pPr>
+              <w:pStyle w:val="Compact"/>
+              <w:jc w:val="left"/>
+            </w:pPr>
+            <w:r>
+              <w:t xml:space="preserve">dossiers § F</w:t>
+            </w:r>
+          </w:p>
+        </w:tc>
+        <w:tc>
+          <w:tcPr/>
+          <w:p>
+            <w:pPr>
+              <w:pStyle w:val="Compact"/>
+              <w:jc w:val="left"/>
+            </w:pPr>
+            <w:r>
+              <w:t xml:space="preserve">EDB20076, EDH HD028015</w:t>
+            </w:r>
+          </w:p>
+        </w:tc>
+      </w:tr>
+      <w:tr>
+        <w:tc>
+          <w:tcPr/>
+          <w:p>
+            <w:pPr>
+              <w:pStyle w:val="Compact"/>
+              <w:jc w:val="left"/>
+            </w:pPr>
+            <w:r>
+              <w:t xml:space="preserve">30</w:t>
+            </w:r>
+          </w:p>
+        </w:tc>
+        <w:tc>
+          <w:tcPr/>
+          <w:p>
+            <w:pPr>
+              <w:pStyle w:val="Compact"/>
+              <w:jc w:val="left"/>
+            </w:pPr>
+            <w:r>
+              <w:t xml:space="preserve">Notices sans ICUR</w:t>
+            </w:r>
+          </w:p>
+        </w:tc>
+        <w:tc>
+          <w:tcPr/>
+          <w:p>
+            <w:pPr>
+              <w:pStyle w:val="Compact"/>
+              <w:jc w:val="left"/>
+            </w:pPr>
+            <w:r>
+              <w:t xml:space="preserve">13 retrouvées (EDB/EDH), 6 non trouvées ; n° 369 conservé à Valencia : provenance non établie</w:t>
+            </w:r>
+          </w:p>
+        </w:tc>
+        <w:tc>
+          <w:tcPr/>
+          <w:p>
+            <w:pPr>
+              <w:pStyle w:val="Compact"/>
+              <w:jc w:val="left"/>
+            </w:pPr>
+            <w:r>
+              <w:t xml:space="preserve">dossiers § F</w:t>
+            </w:r>
+          </w:p>
+        </w:tc>
+        <w:tc>
+          <w:tcPr/>
+          <w:p>
+            <w:pPr>
+              <w:pStyle w:val="Compact"/>
+              <w:jc w:val="left"/>
+            </w:pPr>
+            <w:r>
+              <w:rPr>
+                <w:rStyle w:val="VerbatimChar"/>
+              </w:rPr>
+              <w:t xml:space="preserve">mapping_extra.csv</w:t>
+            </w:r>
+          </w:p>
+        </w:tc>
+      </w:tr>
+      <w:tr>
+        <w:tc>
+          <w:tcPr/>
+          <w:p>
+            <w:pPr>
+              <w:pStyle w:val="Compact"/>
+              <w:jc w:val="left"/>
+            </w:pPr>
+            <w:r>
+              <w:t xml:space="preserve">31</w:t>
+            </w:r>
+          </w:p>
+        </w:tc>
+        <w:tc>
+          <w:tcPr/>
+          <w:p>
+            <w:pPr>
+              <w:pStyle w:val="Compact"/>
+              <w:jc w:val="left"/>
+            </w:pPr>
+            <w:r>
+              <w:t xml:space="preserve">Collation</w:t>
+            </w:r>
+          </w:p>
+        </w:tc>
+        <w:tc>
+          <w:tcPr/>
+          <w:p>
+            <w:pPr>
+              <w:pStyle w:val="Compact"/>
+              <w:jc w:val="left"/>
+            </w:pPr>
+            <w:r>
+              <w:t xml:space="preserve">456/478 notices appariées (281 concordantes, 137 à examiner, 38 divergentes)</w:t>
+            </w:r>
+          </w:p>
+        </w:tc>
+        <w:tc>
+          <w:tcPr/>
+          <w:p>
+            <w:pPr>
+              <w:pStyle w:val="Compact"/>
+              <w:jc w:val="left"/>
+            </w:pPr>
+            <w:r>
+              <w:rPr>
+                <w:rStyle w:val="VerbatimChar"/>
+              </w:rPr>
+              <w:t xml:space="preserve">collation_edcs_edb.csv</w:t>
+            </w:r>
+          </w:p>
+        </w:tc>
+        <w:tc>
+          <w:tcPr/>
+          <w:p>
+            <w:pPr>
+              <w:pStyle w:val="Compact"/>
+              <w:jc w:val="left"/>
+            </w:pPr>
+            <w:r>
+              <w:t xml:space="preserve">—</w:t>
+            </w:r>
+          </w:p>
+        </w:tc>
+      </w:tr>
+      <w:tr>
+        <w:tc>
+          <w:tcPr/>
+          <w:p>
+            <w:pPr>
+              <w:pStyle w:val="Compact"/>
+              <w:jc w:val="left"/>
+            </w:pPr>
+            <w:r>
+              <w:t xml:space="preserve">32</w:t>
+            </w:r>
+          </w:p>
+        </w:tc>
+        <w:tc>
+          <w:tcPr/>
+          <w:p>
+            <w:pPr>
+              <w:pStyle w:val="Compact"/>
+              <w:jc w:val="left"/>
+            </w:pPr>
+            <w:r>
+              <w:t xml:space="preserve">Corpus</w:t>
+            </w:r>
+          </w:p>
+        </w:tc>
+        <w:tc>
+          <w:tcPr/>
+          <w:p>
+            <w:pPr>
+              <w:pStyle w:val="Compact"/>
+              <w:jc w:val="left"/>
+            </w:pPr>
+            <w:r>
+              <w:t xml:space="preserve">473 textes distincts datés de 340–403</w:t>
+            </w:r>
+          </w:p>
+        </w:tc>
+        <w:tc>
+          <w:tcPr/>
+          <w:p>
+            <w:pPr>
+              <w:pStyle w:val="Compact"/>
+              <w:jc w:val="left"/>
+            </w:pPr>
+            <w:r>
+              <w:t xml:space="preserve">dossiers § F</w:t>
+            </w:r>
+          </w:p>
+        </w:tc>
+        <w:tc>
+          <w:tcPr/>
+          <w:p>
+            <w:pPr>
+              <w:pStyle w:val="Compact"/>
+              <w:jc w:val="left"/>
+            </w:pPr>
+            <w:r>
+              <w:t xml:space="preserve">—</w:t>
+            </w:r>
+          </w:p>
+        </w:tc>
+      </w:tr>
+    </w:tbl>
+    <w:bookmarkEnd w:id="78"/>
+    <w:bookmarkEnd w:id="79"/>
     <w:sectPr/>
   </w:body>
 </w:document>
@@ -13198,6 +15555,9 @@
     <w:abstractNumId w:val="991"/>
   </w:num>
   <w:num w:numId="1016">
+    <w:abstractNumId w:val="991"/>
+  </w:num>
+  <w:num w:numId="1017">
     <w:abstractNumId w:val="99411"/>
     <w:lvlOverride w:ilvl="0">
       <w:startOverride w:val="1"/>
@@ -13227,10 +15587,10 @@
       <w:startOverride w:val="1"/>
     </w:lvlOverride>
   </w:num>
-  <w:num w:numId="1017">
+  <w:num w:numId="1018">
     <w:abstractNumId w:val="991"/>
   </w:num>
-  <w:num w:numId="1018">
+  <w:num w:numId="1019">
     <w:abstractNumId w:val="99411"/>
     <w:lvlOverride w:ilvl="0">
       <w:startOverride w:val="1"/>
@@ -13260,9 +15620,6 @@
       <w:startOverride w:val="1"/>
     </w:lvlOverride>
   </w:num>
-  <w:num w:numId="1019">
-    <w:abstractNumId w:val="991"/>
-  </w:num>
   <w:num w:numId="1020">
     <w:abstractNumId w:val="991"/>
   </w:num>
@@ -13276,34 +15633,7 @@
     <w:abstractNumId w:val="991"/>
   </w:num>
   <w:num w:numId="1024">
-    <w:abstractNumId w:val="99411"/>
-    <w:lvlOverride w:ilvl="0">
-      <w:startOverride w:val="1"/>
-    </w:lvlOverride>
-    <w:lvlOverride w:ilvl="1">
-      <w:startOverride w:val="1"/>
-    </w:lvlOverride>
-    <w:lvlOverride w:ilvl="2">
-      <w:startOverride w:val="1"/>
-    </w:lvlOverride>
-    <w:lvlOverride w:ilvl="3">
-      <w:startOverride w:val="1"/>
-    </w:lvlOverride>
-    <w:lvlOverride w:ilvl="4">
-      <w:startOverride w:val="1"/>
-    </w:lvlOverride>
-    <w:lvlOverride w:ilvl="5">
-      <w:startOverride w:val="1"/>
-    </w:lvlOverride>
-    <w:lvlOverride w:ilvl="6">
-      <w:startOverride w:val="1"/>
-    </w:lvlOverride>
-    <w:lvlOverride w:ilvl="7">
-      <w:startOverride w:val="1"/>
-    </w:lvlOverride>
-    <w:lvlOverride w:ilvl="8">
-      <w:startOverride w:val="1"/>
-    </w:lvlOverride>
+    <w:abstractNumId w:val="991"/>
   </w:num>
   <w:num w:numId="1025">
     <w:abstractNumId w:val="99411"/>
@@ -13336,9 +15666,39 @@
     </w:lvlOverride>
   </w:num>
   <w:num w:numId="1026">
+    <w:abstractNumId w:val="99411"/>
+    <w:lvlOverride w:ilvl="0">
+      <w:startOverride w:val="1"/>
+    </w:lvlOverride>
+    <w:lvlOverride w:ilvl="1">
+      <w:startOverride w:val="1"/>
+    </w:lvlOverride>
+    <w:lvlOverride w:ilvl="2">
+      <w:startOverride w:val="1"/>
+    </w:lvlOverride>
+    <w:lvlOverride w:ilvl="3">
+      <w:startOverride w:val="1"/>
+    </w:lvlOverride>
+    <w:lvlOverride w:ilvl="4">
+      <w:startOverride w:val="1"/>
+    </w:lvlOverride>
+    <w:lvlOverride w:ilvl="5">
+      <w:startOverride w:val="1"/>
+    </w:lvlOverride>
+    <w:lvlOverride w:ilvl="6">
+      <w:startOverride w:val="1"/>
+    </w:lvlOverride>
+    <w:lvlOverride w:ilvl="7">
+      <w:startOverride w:val="1"/>
+    </w:lvlOverride>
+    <w:lvlOverride w:ilvl="8">
+      <w:startOverride w:val="1"/>
+    </w:lvlOverride>
+  </w:num>
+  <w:num w:numId="1027">
     <w:abstractNumId w:val="991"/>
   </w:num>
-  <w:num w:numId="1027">
+  <w:num w:numId="1028">
     <w:abstractNumId w:val="99411"/>
     <w:lvlOverride w:ilvl="0">
       <w:startOverride w:val="1"/>

--- a/06_livrables/PRISME_cahier_revision_v3_lot1.docx
+++ b/06_livrables/PRISME_cahier_revision_v3_lot1.docx
@@ -49,7 +49,7 @@
         <w:t xml:space="preserve"> </w:t>
       </w:r>
       <w:r>
-        <w:t xml:space="preserve">1-4)</w:t>
+        <w:t xml:space="preserve">1-5)</w:t>
       </w:r>
     </w:p>
     <w:p>
@@ -821,6 +821,37 @@
           <w:bCs/>
           <w:b/>
         </w:rPr>
+        <w:t xml:space="preserve">Contrôle « consul lu / consul restitué »</w:t>
+      </w:r>
+      <w:r>
+        <w:t xml:space="preserve"> </w:t>
+      </w:r>
+      <w:r>
+        <w:t xml:space="preserve">(lot 5) : fondement de l’année de chaque notice à datation directe, et relevé des faux consuls de la v2.0 (</w:t>
+      </w:r>
+      <w:r>
+        <w:rPr>
+          <w:rStyle w:val="VerbatimChar"/>
+        </w:rPr>
+        <w:t xml:space="preserve">02_verifications/consuls_lus_restitues.csv</w:t>
+      </w:r>
+      <w:r>
+        <w:t xml:space="preserve">, dossiers § G).</w:t>
+      </w:r>
+    </w:p>
+    <w:p>
+      <w:pPr>
+        <w:numPr>
+          <w:ilvl w:val="0"/>
+          <w:numId w:val="1001"/>
+        </w:numPr>
+        <w:pStyle w:val="Compact"/>
+      </w:pPr>
+      <w:r>
+        <w:rPr>
+          <w:bCs/>
+          <w:b/>
+        </w:rPr>
         <w:t xml:space="preserve">Dossier de soumission</w:t>
       </w:r>
       <w:r>
@@ -1001,7 +1032,7 @@
     </w:p>
     <w:bookmarkEnd w:id="23"/>
     <w:bookmarkEnd w:id="24"/>
-    <w:bookmarkStart w:id="44" w:name="X6972ff8ed57a36aaf47acfe3ef11c801309ed4a"/>
+    <w:bookmarkStart w:id="50" w:name="X6972ff8ed57a36aaf47acfe3ef11c801309ed4a"/>
     <w:p>
       <w:pPr>
         <w:pStyle w:val="Heading1"/>
@@ -7596,23 +7627,7 @@
         <w:t xml:space="preserve"> </w:t>
       </w:r>
       <w:r>
-        <w:t xml:space="preserve">L’identificateur consulaire de la v2.0 a pu, ailleurs aussi, compter comme « lu » un nom restitué. Un contrôle automatique sommaire produit trop de faux positifs pour être publié : il faut reprendre le contrôle notice par notice, en distinguant noms lus et noms restitués. C’est une</w:t>
-      </w:r>
-      <w:r>
-        <w:t xml:space="preserve"> </w:t>
-      </w:r>
-      <w:r>
-        <w:rPr>
-          <w:bCs/>
-          <w:b/>
-        </w:rPr>
-        <w:t xml:space="preserve">tâche prioritaire</w:t>
-      </w:r>
-      <w:r>
-        <w:t xml:space="preserve"> </w:t>
-      </w:r>
-      <w:r>
-        <w:t xml:space="preserve">avant toute expertise.</w:t>
+        <w:t xml:space="preserve">L’identificateur consulaire de la v2.0 a pu, ailleurs aussi, compter comme « lu » un nom restitué. Le contrôle systématique a été fait au lot 5 (§ G).</w:t>
       </w:r>
     </w:p>
     <w:bookmarkEnd w:id="41"/>
@@ -7674,127 +7689,56 @@
     </w:p>
     <w:bookmarkEnd w:id="42"/>
     <w:bookmarkEnd w:id="43"/>
+    <w:bookmarkStart w:id="49" w:name="X3eaedcdddbd815d06e9d2e80e5e30a17527ef1d"/>
+    <w:p>
+      <w:pPr>
+        <w:pStyle w:val="Heading2"/>
+      </w:pPr>
+      <w:r>
+        <w:t xml:space="preserve">G. Consuls lus, abrégés ou restitués (lot 5)</w:t>
+      </w:r>
+    </w:p>
+    <w:bookmarkStart w:id="44" w:name="question"/>
+    <w:p>
+      <w:pPr>
+        <w:pStyle w:val="Heading3"/>
+      </w:pPr>
+      <w:r>
+        <w:t xml:space="preserve">Question</w:t>
+      </w:r>
+    </w:p>
+    <w:p>
+      <w:pPr>
+        <w:pStyle w:val="FirstParagraph"/>
+      </w:pPr>
+      <w:r>
+        <w:t xml:space="preserve">Pour 460 notices, la v2.0 indique « datation directe (consulat lu) ». Deux autres sont classées « directe, discordante ». Le cas du n° 98 (§ F) montre qu’un nom</w:t>
+      </w:r>
+      <w:r>
+        <w:t xml:space="preserve"> </w:t>
+      </w:r>
+      <w:r>
+        <w:rPr>
+          <w:bCs/>
+          <w:b/>
+        </w:rPr>
+        <w:t xml:space="preserve">restitué</w:t>
+      </w:r>
+      <w:r>
+        <w:t xml:space="preserve"> </w:t>
+      </w:r>
+      <w:r>
+        <w:t xml:space="preserve">entre crochets a pu être compté comme lu. Il faut donc établir, notice par notice, sur quoi repose l’année : un nom gravé, un nom partiellement conservé, de simples initiales, ou une restitution d’éditeur.</w:t>
+      </w:r>
+    </w:p>
     <w:bookmarkEnd w:id="44"/>
-    <w:bookmarkStart w:id="49" w:name="Xa68eddb713c15d4621a12d96ed3a134351cadfc"/>
-    <w:p>
-      <w:pPr>
-        <w:pStyle w:val="Heading1"/>
-      </w:pPr>
-      <w:r>
-        <w:t xml:space="preserve">5.4 Confrontation avec l’Epigraphic Database Bari (texte proposé pour la v3)</w:t>
-      </w:r>
-    </w:p>
-    <w:p>
-      <w:pPr>
-        <w:pStyle w:val="FirstParagraph"/>
-      </w:pPr>
-      <w:r>
-        <w:rPr>
-          <w:iCs/>
-          <w:i/>
-        </w:rPr>
-        <w:t xml:space="preserve">Section nouvelle, à insérer après le § 5.3 de la v2.0. Les chiffres sont ceux du lot 4 (456 notices appariées sur 478) et seront mis à jour à la fin de la collation.</w:t>
-      </w:r>
-    </w:p>
-    <w:bookmarkStart w:id="45" w:name="pourquoi-une-seconde-base"/>
-    <w:p>
-      <w:pPr>
-        <w:pStyle w:val="Heading2"/>
-      </w:pPr>
-      <w:r>
-        <w:t xml:space="preserve">5.4.1 Pourquoi une seconde base</w:t>
-      </w:r>
-    </w:p>
-    <w:p>
-      <w:pPr>
-        <w:pStyle w:val="FirstParagraph"/>
-      </w:pPr>
-      <w:r>
-        <w:t xml:space="preserve">Les sections précédentes comparaient deux états d’une</w:t>
-      </w:r>
-      <w:r>
-        <w:t xml:space="preserve"> </w:t>
-      </w:r>
-      <w:r>
-        <w:rPr>
-          <w:bCs/>
-          <w:b/>
-        </w:rPr>
-        <w:t xml:space="preserve">même</w:t>
-      </w:r>
-      <w:r>
-        <w:t xml:space="preserve"> </w:t>
-      </w:r>
-      <w:r>
-        <w:t xml:space="preserve">base, les exports EDCS de 2020 et de 2022. Cette comparaison révèle les pertes dues à l’export. Elle ne dit rien des choix faits par l’EDCS lorsqu’elle saisit l’édition imprimée. L’Epigraphic Database Bari (EDB), conduite à l’université de Bari depuis 1988, se consacre aux inscriptions chrétiennes de Rome. Elle se donne pour tâche de mettre à jour les ICVR, et ses fiches sont établies et révisées par des épigraphistes nommés sur chaque fiche. C’est donc un</w:t>
-      </w:r>
-      <w:r>
-        <w:t xml:space="preserve"> </w:t>
-      </w:r>
-      <w:r>
-        <w:rPr>
-          <w:bCs/>
-          <w:b/>
-        </w:rPr>
-        <w:t xml:space="preserve">témoin indépendant</w:t>
-      </w:r>
-      <w:r>
-        <w:t xml:space="preserve"> </w:t>
-      </w:r>
-      <w:r>
-        <w:t xml:space="preserve">de la transmission. Il reste toutefois secondaire : comme l’EDCS, l’EDB dépend de l’ICVR, et une concordance entre les deux bases ne remplace ni l’édition imprimée ni la pierre.</w:t>
-      </w:r>
-    </w:p>
-    <w:bookmarkEnd w:id="45"/>
-    <w:bookmarkStart w:id="46" w:name="procédure"/>
-    <w:p>
-      <w:pPr>
-        <w:pStyle w:val="Heading2"/>
-      </w:pPr>
-      <w:r>
-        <w:t xml:space="preserve">5.4.2 Procédure</w:t>
-      </w:r>
-    </w:p>
-    <w:p>
-      <w:pPr>
-        <w:pStyle w:val="FirstParagraph"/>
-      </w:pPr>
-      <w:r>
-        <w:t xml:space="preserve">Les fiches de l’EDB ont été lues le 14 octobre 2026 dans les listes publiques de la base, triées par numéro ICVR. Chaque notice du présent corpus pourvue d’une référence ICUR a été appariée à la fiche EDB de même numéro, en choisissant, en cas de sous-numéros, la plus proche par le texte. Un indice de similarité, calculé sur les textes normalisés, sert seulement à</w:t>
-      </w:r>
-      <w:r>
-        <w:t xml:space="preserve"> </w:t>
-      </w:r>
-      <w:r>
-        <w:rPr>
-          <w:bCs/>
-          <w:b/>
-        </w:rPr>
-        <w:t xml:space="preserve">trier</w:t>
-      </w:r>
-      <w:r>
-        <w:t xml:space="preserve"> </w:t>
-      </w:r>
-      <w:r>
-        <w:t xml:space="preserve">les cas. Chaque écart retenu dans les dossiers a été relu. Les pages lues, leurs dates de consultation et les échecs d’accès figurent au registre des consultations. Les données de l’EDB sont publiées sous licence CC BY-SA 4.0.</w:t>
-      </w:r>
-    </w:p>
-    <w:p>
-      <w:pPr>
-        <w:pStyle w:val="BodyText"/>
-      </w:pPr>
-      <w:r>
-        <w:t xml:space="preserve">À la date de cette version, 456 notices sur 478 ont été appariées. 281 concordent, aux conventions de notation près ; 137 présentent des écarts à examiner ; 38 divergent fortement, le plus souvent parce que l’un des deux textes est tronqué.</w:t>
-      </w:r>
-    </w:p>
-    <w:bookmarkEnd w:id="46"/>
-    <w:bookmarkStart w:id="47" w:name="quatre-types-décarts"/>
-    <w:p>
-      <w:pPr>
-        <w:pStyle w:val="Heading2"/>
-      </w:pPr>
-      <w:r>
-        <w:t xml:space="preserve">5.4.3 Quatre types d’écarts</w:t>
+    <w:bookmarkStart w:id="45" w:name="méthode"/>
+    <w:p>
+      <w:pPr>
+        <w:pStyle w:val="Heading3"/>
+      </w:pPr>
+      <w:r>
+        <w:t xml:space="preserve">Méthode</w:t>
       </w:r>
     </w:p>
     <w:p>
@@ -7810,13 +7754,7 @@
           <w:bCs/>
           <w:b/>
         </w:rPr>
-        <w:t xml:space="preserve">Lignes omises par l’EDCS.</w:t>
-      </w:r>
-      <w:r>
-        <w:t xml:space="preserve"> </w:t>
-      </w:r>
-      <w:r>
-        <w:t xml:space="preserve">Pour huit notices que la v2.0 tenait pour dépourvues de tout élément consulaire, l’EDB transmet la formule de date (n° 51, 84, 180, 214, 268, 388, 445, 447). L’épitaphe de Cucurbitinus et Abundantius (n° 214) se termine dans l’EDB par la date</w:t>
+        <w:t xml:space="preserve">Script.</w:t>
       </w:r>
       <w:r>
         <w:t xml:space="preserve"> </w:t>
@@ -7825,13 +7763,10 @@
         <w:rPr>
           <w:rStyle w:val="VerbatimChar"/>
         </w:rPr>
-        <w:t xml:space="preserve">dd(ominis) nn(ostris) Gratiano V et Teodosio aaugg(ustis)</w:t>
-      </w:r>
-      <w:r>
-        <w:t xml:space="preserve"> </w:t>
-      </w:r>
-      <w:r>
-        <w:t xml:space="preserve">(380) ; le texte de l’EDCS s’arrête trois lignes plus tôt. Dans le texte grec n° 447, l’EDB donne avant l’imprécation cinq lignes, dont la date</w:t>
+        <w:t xml:space="preserve">05_scripts/consuls_lus_restitues.py</w:t>
+      </w:r>
+      <w:r>
+        <w:t xml:space="preserve">. Résultat :</w:t>
       </w:r>
       <w:r>
         <w:t xml:space="preserve"> </w:t>
@@ -7840,13 +7775,10 @@
         <w:rPr>
           <w:rStyle w:val="VerbatimChar"/>
         </w:rPr>
-        <w:t xml:space="preserve">[ὑπατίᾳ Βινκεντί]ου καὶ Φραβίτου</w:t>
-      </w:r>
-      <w:r>
-        <w:t xml:space="preserve"> </w:t>
-      </w:r>
-      <w:r>
-        <w:t xml:space="preserve">(401), que l’EDCS ne transmet pas.</w:t>
+        <w:t xml:space="preserve">02_verifications/consuls_lus_restitues.csv</w:t>
+      </w:r>
+      <w:r>
+        <w:t xml:space="preserve">, 462 lignes.</w:t>
       </w:r>
     </w:p>
     <w:p>
@@ -7862,26 +7794,13 @@
           <w:bCs/>
           <w:b/>
         </w:rPr>
-        <w:t xml:space="preserve">Signes figurés.</w:t>
-      </w:r>
-      <w:r>
-        <w:t xml:space="preserve"> </w:t>
-      </w:r>
-      <w:r>
-        <w:t xml:space="preserve">L’EDB décrit chrismes, croix, oiseaux, palmes et orants. L’EDCS ne les mentionne pas. Sur les 456 notices appariées, 47 (10,3 %) portent un chrisme ou une croix selon l’EDB. Dans un cas (n° 38), l’EDCS rend le chrisme par un mot développé,</w:t>
-      </w:r>
-      <w:r>
-        <w:t xml:space="preserve"> </w:t>
-      </w:r>
-      <w:r>
-        <w:rPr>
-          <w:iCs/>
-          <w:i/>
-        </w:rPr>
-        <w:t xml:space="preserve">Chr(isti)</w:t>
-      </w:r>
-      <w:r>
-        <w:t xml:space="preserve">, ce qui produit un faux vocabulaire religieux.</w:t>
+        <w:t xml:space="preserve">Texte de référence.</w:t>
+      </w:r>
+      <w:r>
+        <w:t xml:space="preserve"> </w:t>
+      </w:r>
+      <w:r>
+        <w:t xml:space="preserve">Le texte EDCS de la v2.0, en conventions de Leyde.</w:t>
       </w:r>
     </w:p>
     <w:p>
@@ -7897,29 +7816,57 @@
           <w:bCs/>
           <w:b/>
         </w:rPr>
-        <w:t xml:space="preserve">Restitutions différentes.</w:t>
-      </w:r>
-      <w:r>
-        <w:t xml:space="preserve"> </w:t>
-      </w:r>
-      <w:r>
-        <w:t xml:space="preserve">Dans le</w:t>
-      </w:r>
-      <w:r>
-        <w:t xml:space="preserve"> </w:t>
-      </w:r>
+        <w:t xml:space="preserve">État de chaque lettre.</w:t>
+      </w:r>
+      <w:r>
+        <w:t xml:space="preserve"> </w:t>
+      </w:r>
+      <w:r>
+        <w:t xml:space="preserve">Une lettre est classée en trois états :</w:t>
+      </w:r>
+    </w:p>
+    <w:p>
+      <w:pPr>
+        <w:numPr>
+          <w:ilvl w:val="1"/>
+          <w:numId w:val="1018"/>
+        </w:numPr>
+        <w:pStyle w:val="Compact"/>
+      </w:pPr>
       <w:r>
         <w:rPr>
           <w:iCs/>
           <w:i/>
         </w:rPr>
-        <w:t xml:space="preserve">carmen</w:t>
-      </w:r>
-      <w:r>
-        <w:t xml:space="preserve"> </w:t>
-      </w:r>
-      <w:r>
-        <w:t xml:space="preserve">d’Eleuteria (n° 73, 363), l’EDCS restitue</w:t>
+        <w:t xml:space="preserve">gravée</w:t>
+      </w:r>
+      <w:r>
+        <w:t xml:space="preserve"> </w:t>
+      </w:r>
+      <w:r>
+        <w:t xml:space="preserve">: hors crochets et hors parenthèses ;</w:t>
+      </w:r>
+    </w:p>
+    <w:p>
+      <w:pPr>
+        <w:numPr>
+          <w:ilvl w:val="1"/>
+          <w:numId w:val="1018"/>
+        </w:numPr>
+        <w:pStyle w:val="Compact"/>
+      </w:pPr>
+      <w:r>
+        <w:rPr>
+          <w:iCs/>
+          <w:i/>
+        </w:rPr>
+        <w:t xml:space="preserve">restituée</w:t>
+      </w:r>
+      <w:r>
+        <w:t xml:space="preserve"> </w:t>
+      </w:r>
+      <w:r>
+        <w:t xml:space="preserve">: entre</w:t>
       </w:r>
       <w:r>
         <w:t xml:space="preserve"> </w:t>
@@ -7928,10 +7875,13 @@
         <w:rPr>
           <w:rStyle w:val="VerbatimChar"/>
         </w:rPr>
-        <w:t xml:space="preserve">[at tuus in caelo] spiritus … [vivit cum] sanctis</w:t>
-      </w:r>
-      <w:r>
-        <w:t xml:space="preserve">, l’EDB</w:t>
+        <w:t xml:space="preserve">[ ]</w:t>
+      </w:r>
+      <w:r>
+        <w:t xml:space="preserve"> </w:t>
+      </w:r>
+      <w:r>
+        <w:t xml:space="preserve">; un</w:t>
       </w:r>
       <w:r>
         <w:t xml:space="preserve"> </w:t>
@@ -7940,10 +7890,62 @@
         <w:rPr>
           <w:rStyle w:val="VerbatimChar"/>
         </w:rPr>
-        <w:t xml:space="preserve">[corpore namque tu]us spiritus … [est sociatu]s sanctis</w:t>
-      </w:r>
-      <w:r>
-        <w:t xml:space="preserve">. Les deux restitutions sont conjecturales. Elles orientent différemment la lecture eschatologique : séjour céleste de l’esprit d’un côté, association aux saints de l’autre. Aucune ne peut fonder un argument.</w:t>
+        <w:t xml:space="preserve">]</w:t>
+      </w:r>
+      <w:r>
+        <w:t xml:space="preserve"> </w:t>
+      </w:r>
+      <w:r>
+        <w:t xml:space="preserve">initial sans</w:t>
+      </w:r>
+      <w:r>
+        <w:t xml:space="preserve"> </w:t>
+      </w:r>
+      <w:r>
+        <w:rPr>
+          <w:rStyle w:val="VerbatimChar"/>
+        </w:rPr>
+        <w:t xml:space="preserve">[</w:t>
+      </w:r>
+      <w:r>
+        <w:t xml:space="preserve"> </w:t>
+      </w:r>
+      <w:r>
+        <w:t xml:space="preserve">qui le précède met le début du texte en état restitué ;</w:t>
+      </w:r>
+    </w:p>
+    <w:p>
+      <w:pPr>
+        <w:numPr>
+          <w:ilvl w:val="1"/>
+          <w:numId w:val="1018"/>
+        </w:numPr>
+        <w:pStyle w:val="Compact"/>
+      </w:pPr>
+      <w:r>
+        <w:rPr>
+          <w:iCs/>
+          <w:i/>
+        </w:rPr>
+        <w:t xml:space="preserve">développée</w:t>
+      </w:r>
+      <w:r>
+        <w:t xml:space="preserve"> </w:t>
+      </w:r>
+      <w:r>
+        <w:t xml:space="preserve">: entre</w:t>
+      </w:r>
+      <w:r>
+        <w:t xml:space="preserve"> </w:t>
+      </w:r>
+      <w:r>
+        <w:rPr>
+          <w:rStyle w:val="VerbatimChar"/>
+        </w:rPr>
+        <w:t xml:space="preserve">( )</w:t>
+      </w:r>
+      <w:r>
+        <w:t xml:space="preserve">, c’est-à-dire ajoutée par l’éditeur pour développer une abréviation.</w:t>
       </w:r>
     </w:p>
     <w:p>
@@ -7959,29 +7961,84 @@
           <w:bCs/>
           <w:b/>
         </w:rPr>
-        <w:t xml:space="preserve">Datations divergentes.</w:t>
-      </w:r>
-      <w:r>
-        <w:t xml:space="preserve"> </w:t>
-      </w:r>
-      <w:r>
-        <w:t xml:space="preserve">Pour sept notices (n° 40, 141, 206, 278, 311, 328, 434), l’année de l’EDB diffère de l’année retenue par la v2.0. Certains écarts semblent être des erreurs de saisie de l’EDB (n° 206, 278). D’autres reflètent une véritable alternative de restitution, comme au n° 328, où le seul</w:t>
-      </w:r>
-      <w:r>
-        <w:t xml:space="preserve"> </w:t>
+        <w:t xml:space="preserve">Normalisation.</w:t>
+      </w:r>
+      <w:r>
+        <w:t xml:space="preserve"> </w:t>
+      </w:r>
+      <w:r>
+        <w:t xml:space="preserve">Les corrections</w:t>
+      </w:r>
+      <w:r>
+        <w:t xml:space="preserve"> </w:t>
+      </w:r>
+      <w:r>
+        <w:rPr>
+          <w:rStyle w:val="VerbatimChar"/>
+        </w:rPr>
+        <w:t xml:space="preserve">&lt;x=y&gt;</w:t>
+      </w:r>
+      <w:r>
+        <w:t xml:space="preserve"> </w:t>
+      </w:r>
+      <w:r>
+        <w:t xml:space="preserve">sont lues dans leur forme corrigée. Les lettres superflues</w:t>
+      </w:r>
+      <w:r>
+        <w:t xml:space="preserve"> </w:t>
+      </w:r>
+      <w:r>
+        <w:rPr>
+          <w:rStyle w:val="VerbatimChar"/>
+        </w:rPr>
+        <w:t xml:space="preserve">{ }</w:t>
+      </w:r>
+      <w:r>
+        <w:t xml:space="preserve"> </w:t>
+      </w:r>
+      <w:r>
+        <w:t xml:space="preserve">sont supprimées. Les coupures de mot en fin de ligne (</w:t>
+      </w:r>
+      <w:r>
+        <w:rPr>
+          <w:rStyle w:val="VerbatimChar"/>
+        </w:rPr>
+        <w:t xml:space="preserve">cu/m</w:t>
+      </w:r>
+      <w:r>
+        <w:t xml:space="preserve">) sont recollées.</w:t>
+      </w:r>
+    </w:p>
+    <w:p>
+      <w:pPr>
+        <w:numPr>
+          <w:ilvl w:val="0"/>
+          <w:numId w:val="1017"/>
+        </w:numPr>
+        <w:pStyle w:val="Compact"/>
+      </w:pPr>
+      <w:r>
+        <w:rPr>
+          <w:bCs/>
+          <w:b/>
+        </w:rPr>
+        <w:t xml:space="preserve">Recherche des noms.</w:t>
+      </w:r>
+      <w:r>
+        <w:t xml:space="preserve"> </w:t>
+      </w:r>
+      <w:r>
+        <w:t xml:space="preserve">Pour chaque consul de la liste v2.0 (« consuls identifiés »), le script cherche les radicaux usuels du nom, latins et grecs, avec les variantes graphiques attestées dans le corpus (</w:t>
       </w:r>
       <w:r>
         <w:rPr>
           <w:iCs/>
           <w:i/>
         </w:rPr>
-        <w:t xml:space="preserve">…terio</w:t>
-      </w:r>
-      <w:r>
-        <w:t xml:space="preserve"> </w:t>
-      </w:r>
-      <w:r>
-        <w:t xml:space="preserve">lu peut appartenir à</w:t>
+        <w:t xml:space="preserve">Ricomere</w:t>
+      </w:r>
+      <w:r>
+        <w:t xml:space="preserve">,</w:t>
       </w:r>
       <w:r>
         <w:t xml:space="preserve"> </w:t>
@@ -7991,13 +8048,10 @@
           <w:iCs/>
           <w:i/>
         </w:rPr>
-        <w:t xml:space="preserve">Eucherio</w:t>
-      </w:r>
-      <w:r>
-        <w:t xml:space="preserve"> </w:t>
-      </w:r>
-      <w:r>
-        <w:t xml:space="preserve">(381) ou à</w:t>
+        <w:t xml:space="preserve">Fraudito</w:t>
+      </w:r>
+      <w:r>
+        <w:t xml:space="preserve">,</w:t>
       </w:r>
       <w:r>
         <w:t xml:space="preserve"> </w:t>
@@ -8007,30 +8061,33 @@
           <w:iCs/>
           <w:i/>
         </w:rPr>
-        <w:t xml:space="preserve">Neoterio</w:t>
-      </w:r>
-      <w:r>
-        <w:t xml:space="preserve"> </w:t>
-      </w:r>
-      <w:r>
-        <w:t xml:space="preserve">(390). Ces divergences ne peuvent être tranchées qu’avec l’ICVR et les fastes de référence.</w:t>
-      </w:r>
-    </w:p>
-    <w:bookmarkEnd w:id="47"/>
-    <w:bookmarkStart w:id="48" w:name="conséquences"/>
-    <w:p>
-      <w:pPr>
-        <w:pStyle w:val="Heading2"/>
-      </w:pPr>
-      <w:r>
-        <w:t xml:space="preserve">5.4.4 Conséquences</w:t>
+        <w:t xml:space="preserve">Aronteo</w:t>
+      </w:r>
+      <w:r>
+        <w:t xml:space="preserve">…). Il compte les lettres</w:t>
+      </w:r>
+      <w:r>
+        <w:t xml:space="preserve"> </w:t>
+      </w:r>
+      <w:r>
+        <w:rPr>
+          <w:bCs/>
+          <w:b/>
+        </w:rPr>
+        <w:t xml:space="preserve">gravées</w:t>
+      </w:r>
+      <w:r>
+        <w:t xml:space="preserve"> </w:t>
+      </w:r>
+      <w:r>
+        <w:t xml:space="preserve">du mot qui contient le radical.</w:t>
       </w:r>
     </w:p>
     <w:p>
       <w:pPr>
         <w:numPr>
           <w:ilvl w:val="0"/>
-          <w:numId w:val="1018"/>
+          <w:numId w:val="1017"/>
         </w:numPr>
         <w:pStyle w:val="Compact"/>
       </w:pPr>
@@ -8039,112 +8096,19 @@
           <w:bCs/>
           <w:b/>
         </w:rPr>
-        <w:t xml:space="preserve">Le texte de travail.</w:t>
-      </w:r>
-      <w:r>
-        <w:t xml:space="preserve"> </w:t>
-      </w:r>
-      <w:r>
-        <w:t xml:space="preserve">Pour chaque notice, la v3 doit donner le texte EDCS, la leçon EDB lorsqu’elle diffère et la décision prise, avec sa justification.</w:t>
+        <w:t xml:space="preserve">Niveaux</w:t>
+      </w:r>
+      <w:r>
+        <w:t xml:space="preserve"> </w:t>
+      </w:r>
+      <w:r>
+        <w:t xml:space="preserve">(le meilleur nom de la notice l’emporte) :</w:t>
       </w:r>
     </w:p>
     <w:p>
       <w:pPr>
         <w:numPr>
-          <w:ilvl w:val="0"/>
-          <w:numId w:val="1018"/>
-        </w:numPr>
-        <w:pStyle w:val="Compact"/>
-      </w:pPr>
-      <w:r>
-        <w:rPr>
-          <w:bCs/>
-          <w:b/>
-        </w:rPr>
-        <w:t xml:space="preserve">Les statistiques.</w:t>
-      </w:r>
-      <w:r>
-        <w:t xml:space="preserve"> </w:t>
-      </w:r>
-      <w:r>
-        <w:t xml:space="preserve">Les mesures du formulaire et du vocabulaire religieux calculées sur le texte EDCS sont des</w:t>
-      </w:r>
-      <w:r>
-        <w:t xml:space="preserve"> </w:t>
-      </w:r>
-      <w:r>
-        <w:rPr>
-          <w:bCs/>
-          <w:b/>
-        </w:rPr>
-        <w:t xml:space="preserve">bornes inférieures</w:t>
-      </w:r>
-      <w:r>
-        <w:t xml:space="preserve"> </w:t>
-      </w:r>
-      <w:r>
-        <w:t xml:space="preserve">de ce qui est gravé. La proportion de textes portant une désignation verbale de Dieu ou du Christ (14/468) reste valable pour le vocabulaire. Elle ne mesure pas le marquage chrétien des monuments, qui doit être compté à part (signe christique).</w:t>
-      </w:r>
-    </w:p>
-    <w:p>
-      <w:pPr>
-        <w:numPr>
-          <w:ilvl w:val="0"/>
-          <w:numId w:val="1018"/>
-        </w:numPr>
-        <w:pStyle w:val="Compact"/>
-      </w:pPr>
-      <w:r>
-        <w:rPr>
-          <w:bCs/>
-          <w:b/>
-        </w:rPr>
-        <w:t xml:space="preserve">La chronologie.</w:t>
-      </w:r>
-      <w:r>
-        <w:t xml:space="preserve"> </w:t>
-      </w:r>
-      <w:r>
-        <w:t xml:space="preserve">Huit datations « par la base » deviennent des datations consulaires transmises, : quatre lues (n° 84, 214, 268, 388), trois partiellement restituées (n° 51, 180, 447) et une lue dont l’itération est incertaine (n° 445 : 400, ou 405 si</w:t>
-      </w:r>
-      <w:r>
-        <w:t xml:space="preserve"> </w:t>
-      </w:r>
-      <w:r>
-        <w:rPr>
-          <w:iCs/>
-          <w:i/>
-        </w:rPr>
-        <w:t xml:space="preserve">iterum</w:t>
-      </w:r>
-      <w:r>
-        <w:t xml:space="preserve">). Les tableaux de distribution chronologique doivent distinguer ces cas.</w:t>
-      </w:r>
-    </w:p>
-    <w:bookmarkEnd w:id="48"/>
-    <w:bookmarkEnd w:id="49"/>
-    <w:bookmarkStart w:id="54" w:name="X2137f8f98fb94dcc95597a220f0e86353ee7a7e"/>
-    <w:p>
-      <w:pPr>
-        <w:pStyle w:val="Heading1"/>
-      </w:pPr>
-      <w:r>
-        <w:t xml:space="preserve">État de la collation EDCS / EDB (au 14 octobre 2026, lot 4)</w:t>
-      </w:r>
-    </w:p>
-    <w:bookmarkStart w:id="50" w:name="méthode"/>
-    <w:p>
-      <w:pPr>
-        <w:pStyle w:val="Heading2"/>
-      </w:pPr>
-      <w:r>
-        <w:t xml:space="preserve">Méthode</w:t>
-      </w:r>
-    </w:p>
-    <w:p>
-      <w:pPr>
-        <w:numPr>
-          <w:ilvl w:val="0"/>
+          <w:ilvl w:val="1"/>
           <w:numId w:val="1019"/>
         </w:numPr>
         <w:pStyle w:val="Compact"/>
@@ -8154,54 +8118,32 @@
           <w:bCs/>
           <w:b/>
         </w:rPr>
-        <w:t xml:space="preserve">Source B, EDB.</w:t>
-      </w:r>
-      <w:r>
-        <w:t xml:space="preserve"> </w:t>
-      </w:r>
-      <w:r>
-        <w:t xml:space="preserve">Les listes publiques de l’EDB (</w:t>
-      </w:r>
-      <w:r>
-        <w:rPr>
-          <w:rStyle w:val="VerbatimChar"/>
-        </w:rPr>
-        <w:t xml:space="preserve">https://www.edb.uniba.it/search/quick/do?page=N</w:t>
-      </w:r>
-      <w:r>
-        <w:t xml:space="preserve">), triées par numéro ICVR, comptent 42 333 fiches sur 2 117 pages de 20 fiches. Chaque ligne donne l’ID EDB, le numéro ICVR, la bibliographie complémentaire, le rattachement topographique (</w:t>
+        <w:t xml:space="preserve">A</w:t>
+      </w:r>
+      <w:r>
+        <w:t xml:space="preserve">, nom lu : aucun caractère du radical n’est restitué et au moins 3 lettres sont gravées (une abréviation gravée comme</w:t>
+      </w:r>
+      <w:r>
+        <w:t xml:space="preserve"> </w:t>
       </w:r>
       <w:r>
         <w:rPr>
           <w:iCs/>
           <w:i/>
         </w:rPr>
-        <w:t xml:space="preserve">Pertinence</w:t>
-      </w:r>
-      <w:r>
-        <w:t xml:space="preserve">), le lieu de conservation, la date retenue par l’EDB et le texte. Le texte est parfois tronqué ; une mention «</w:t>
-      </w:r>
-      <w:r>
-        <w:t xml:space="preserve"> </w:t>
-      </w:r>
-      <w:r>
-        <w:rPr>
-          <w:bCs/>
-          <w:b/>
-        </w:rPr>
-        <w:t xml:space="preserve">More</w:t>
-      </w:r>
-      <w:r>
-        <w:t xml:space="preserve"> </w:t>
-      </w:r>
-      <w:r>
-        <w:t xml:space="preserve">» le signale.</w:t>
+        <w:t xml:space="preserve">Val(entiniano)</w:t>
+      </w:r>
+      <w:r>
+        <w:t xml:space="preserve"> </w:t>
+      </w:r>
+      <w:r>
+        <w:t xml:space="preserve">compte) ;</w:t>
       </w:r>
     </w:p>
     <w:p>
       <w:pPr>
         <w:numPr>
-          <w:ilvl w:val="0"/>
+          <w:ilvl w:val="1"/>
           <w:numId w:val="1019"/>
         </w:numPr>
         <w:pStyle w:val="Compact"/>
@@ -8211,43 +8153,16 @@
           <w:bCs/>
           <w:b/>
         </w:rPr>
-        <w:t xml:space="preserve">Accès.</w:t>
-      </w:r>
-      <w:r>
-        <w:t xml:space="preserve"> </w:t>
-      </w:r>
-      <w:r>
-        <w:t xml:space="preserve">Le conteneur de travail n’atteignait pas l’EDB directement. Les pages ont été lues par un relais de lecture web (Parallel Search,</w:t>
-      </w:r>
-      <w:r>
-        <w:t xml:space="preserve"> </w:t>
-      </w:r>
-      <w:r>
-        <w:rPr>
-          <w:rStyle w:val="VerbatimChar"/>
-        </w:rPr>
-        <w:t xml:space="preserve">web_fetch</w:t>
-      </w:r>
-      <w:r>
-        <w:t xml:space="preserve">) dont la réponse brute est archivée dans</w:t>
-      </w:r>
-      <w:r>
-        <w:t xml:space="preserve"> </w:t>
-      </w:r>
-      <w:r>
-        <w:rPr>
-          <w:rStyle w:val="VerbatimChar"/>
-        </w:rPr>
-        <w:t xml:space="preserve">edb/brut/*.json</w:t>
-      </w:r>
-      <w:r>
-        <w:t xml:space="preserve">. Le relais indique pour certaines pages une « date de publication » : c’est une estimation du relais, non une date de l’EDB.</w:t>
+        <w:t xml:space="preserve">B</w:t>
+      </w:r>
+      <w:r>
+        <w:t xml:space="preserve">, lecture partielle : au moins 3 lettres gravées d’un nom, le reste restitué ;</w:t>
       </w:r>
     </w:p>
     <w:p>
       <w:pPr>
         <w:numPr>
-          <w:ilvl w:val="0"/>
+          <w:ilvl w:val="1"/>
           <w:numId w:val="1019"/>
         </w:numPr>
         <w:pStyle w:val="Compact"/>
@@ -8257,34 +8172,16 @@
           <w:bCs/>
           <w:b/>
         </w:rPr>
-        <w:t xml:space="preserve">Appariement.</w:t>
-      </w:r>
-      <w:r>
-        <w:t xml:space="preserve"> </w:t>
-      </w:r>
-      <w:r>
-        <w:t xml:space="preserve">Les numéros ICUR de chaque notice viennent de la base v2.0 (champs « ICUR / refs catalogue » et « publications EDCS »). Quand plusieurs fiches EDB partagent un même numéro (sous-numéros a, b…), on retient la plus proche du texte EDCS. Le score est un</w:t>
-      </w:r>
-      <w:r>
-        <w:t xml:space="preserve"> </w:t>
-      </w:r>
-      <w:r>
-        <w:rPr>
-          <w:rStyle w:val="VerbatimChar"/>
-        </w:rPr>
-        <w:t xml:space="preserve">SequenceMatcher</w:t>
-      </w:r>
-      <w:r>
-        <w:t xml:space="preserve"> </w:t>
-      </w:r>
-      <w:r>
-        <w:t xml:space="preserve">calculé sur les textes normalisés : sigles et développements retirés, u/v et i/j unifiés.</w:t>
+        <w:t xml:space="preserve">C</w:t>
+      </w:r>
+      <w:r>
+        <w:t xml:space="preserve">, initiales : sigles ou initiales seuls gravés ;</w:t>
       </w:r>
     </w:p>
     <w:p>
       <w:pPr>
         <w:numPr>
-          <w:ilvl w:val="0"/>
+          <w:ilvl w:val="1"/>
           <w:numId w:val="1019"/>
         </w:numPr>
         <w:pStyle w:val="Compact"/>
@@ -8294,321 +8191,231 @@
           <w:bCs/>
           <w:b/>
         </w:rPr>
-        <w:t xml:space="preserve">Classement automatique.</w:t>
+        <w:t xml:space="preserve">R</w:t>
+      </w:r>
+      <w:r>
+        <w:t xml:space="preserve">, restitution : au plus 2 lettres gravées par nom ; l’identification du consulat repose sur la restitution ;</w:t>
       </w:r>
     </w:p>
     <w:p>
       <w:pPr>
         <w:numPr>
           <w:ilvl w:val="1"/>
+          <w:numId w:val="1019"/>
+        </w:numPr>
+        <w:pStyle w:val="Compact"/>
+      </w:pPr>
+      <w:r>
+        <w:rPr>
+          <w:bCs/>
+          <w:b/>
+        </w:rPr>
+        <w:t xml:space="preserve">D</w:t>
+      </w:r>
+      <w:r>
+        <w:t xml:space="preserve">, indéterminé.</w:t>
+      </w:r>
+    </w:p>
+    <w:p>
+      <w:pPr>
+        <w:numPr>
+          <w:ilvl w:val="0"/>
+          <w:numId w:val="1017"/>
+        </w:numPr>
+        <w:pStyle w:val="Compact"/>
+      </w:pPr>
+      <w:r>
+        <w:rPr>
+          <w:bCs/>
+          <w:b/>
+        </w:rPr>
+        <w:t xml:space="preserve">Relecture manuelle.</w:t>
+      </w:r>
+      <w:r>
+        <w:t xml:space="preserve"> </w:t>
+      </w:r>
+      <w:r>
+        <w:t xml:space="preserve">Tous les cas de niveau C, R ou D ont été relus à la main, ainsi que ceux où le niveau A ne tenait qu’à un nom absent de la liste v2.0 : 38 notices, avec justification dans</w:t>
+      </w:r>
+      <w:r>
+        <w:t xml:space="preserve"> </w:t>
+      </w:r>
+      <w:r>
+        <w:rPr>
+          <w:rStyle w:val="VerbatimChar"/>
+        </w:rPr>
+        <w:t xml:space="preserve">02_verifications/consuls_revue_manuelle.csv</w:t>
+      </w:r>
+      <w:r>
+        <w:t xml:space="preserve">. Les cas où un nom de la liste était lu et un autre restitué (niveau A « mixte ») ont aussi été parcourus. Les niveaux A et B obtenus automatiquement, sans cas particulier,</w:t>
+      </w:r>
+      <w:r>
+        <w:t xml:space="preserve"> </w:t>
+      </w:r>
+      <w:r>
+        <w:rPr>
+          <w:bCs/>
+          <w:b/>
+        </w:rPr>
+        <w:t xml:space="preserve">n’ont pas été relus un à un</w:t>
+      </w:r>
+      <w:r>
+        <w:t xml:space="preserve">.</w:t>
+      </w:r>
+    </w:p>
+    <w:bookmarkEnd w:id="45"/>
+    <w:bookmarkStart w:id="46" w:name="X583bacb20c9e9d34abf89724ca6d33e71a08fbd"/>
+    <w:p>
+      <w:pPr>
+        <w:pStyle w:val="Heading3"/>
+      </w:pPr>
+      <w:r>
+        <w:t xml:space="preserve">Résultat 1 — la liste « consuls identifiés » de la v2.0 contient des noms qui ne sont pas des consuls</w:t>
+      </w:r>
+    </w:p>
+    <w:p>
+      <w:pPr>
+        <w:pStyle w:val="FirstParagraph"/>
+      </w:pPr>
+      <w:r>
+        <w:t xml:space="preserve">Le détecteur de la v2.0 a pris pour des consuls</w:t>
+      </w:r>
+      <w:r>
+        <w:t xml:space="preserve"> </w:t>
+      </w:r>
+      <w:r>
+        <w:rPr>
+          <w:bCs/>
+          <w:b/>
+        </w:rPr>
+        <w:t xml:space="preserve">30 noms de personnes</w:t>
+      </w:r>
+      <w:r>
+        <w:t xml:space="preserve"> </w:t>
+      </w:r>
+      <w:r>
+        <w:t xml:space="preserve">(29 notices) qui figurent dans le texte : défunts, dédicants, l’apôtre Paul, un fonctionnaire. La liste, avec la forme exacte du texte, est dans</w:t>
+      </w:r>
+      <w:r>
+        <w:t xml:space="preserve"> </w:t>
+      </w:r>
+      <w:r>
+        <w:rPr>
+          <w:rStyle w:val="VerbatimChar"/>
+        </w:rPr>
+        <w:t xml:space="preserve">02_verifications/consuls_faux_positifs_v2.csv</w:t>
+      </w:r>
+      <w:r>
+        <w:t xml:space="preserve">. En voici des exemples :</w:t>
+      </w:r>
+    </w:p>
+    <w:p>
+      <w:pPr>
+        <w:numPr>
+          <w:ilvl w:val="0"/>
           <w:numId w:val="1020"/>
         </w:numPr>
         <w:pStyle w:val="Compact"/>
       </w:pPr>
       <w:r>
+        <w:t xml:space="preserve">n° 55,</w:t>
+      </w:r>
+      <w:r>
+        <w:t xml:space="preserve"> </w:t>
+      </w:r>
+      <w:r>
         <w:rPr>
           <w:iCs/>
           <w:i/>
         </w:rPr>
-        <w:t xml:space="preserve">concordant</w:t>
-      </w:r>
-      <w:r>
-        <w:t xml:space="preserve"> </w:t>
-      </w:r>
-      <w:r>
-        <w:t xml:space="preserve">: score ≥ 0,92, écarts de notation seulement.</w:t>
+        <w:t xml:space="preserve">Marcellinus</w:t>
+      </w:r>
+      <w:r>
+        <w:t xml:space="preserve">, le défunt ; le consulat lu,</w:t>
+      </w:r>
+      <w:r>
+        <w:t xml:space="preserve"> </w:t>
+      </w:r>
+      <w:r>
+        <w:rPr>
+          <w:iCs/>
+          <w:i/>
+        </w:rPr>
+        <w:t xml:space="preserve">Aqundino et Proculo</w:t>
+      </w:r>
+      <w:r>
+        <w:t xml:space="preserve"> </w:t>
+      </w:r>
+      <w:r>
+        <w:t xml:space="preserve">(340), date la naissance ;</w:t>
       </w:r>
     </w:p>
     <w:p>
       <w:pPr>
         <w:numPr>
-          <w:ilvl w:val="1"/>
+          <w:ilvl w:val="0"/>
           <w:numId w:val="1020"/>
         </w:numPr>
         <w:pStyle w:val="Compact"/>
       </w:pPr>
       <w:r>
+        <w:t xml:space="preserve">n° 105,</w:t>
+      </w:r>
+      <w:r>
+        <w:t xml:space="preserve"> </w:t>
+      </w:r>
+      <w:r>
         <w:rPr>
           <w:iCs/>
           <w:i/>
         </w:rPr>
-        <w:t xml:space="preserve">écarts à examiner</w:t>
-      </w:r>
-      <w:r>
-        <w:t xml:space="preserve"> </w:t>
-      </w:r>
-      <w:r>
-        <w:t xml:space="preserve">: 0,75 ≤ score &lt; 0,92.</w:t>
+        <w:t xml:space="preserve">Vincentius presb(yter)</w:t>
+      </w:r>
+      <w:r>
+        <w:t xml:space="preserve"> </w:t>
+      </w:r>
+      <w:r>
+        <w:t xml:space="preserve">;</w:t>
       </w:r>
     </w:p>
     <w:p>
       <w:pPr>
         <w:numPr>
-          <w:ilvl w:val="1"/>
+          <w:ilvl w:val="0"/>
           <w:numId w:val="1020"/>
         </w:numPr>
         <w:pStyle w:val="Compact"/>
       </w:pPr>
       <w:r>
+        <w:t xml:space="preserve">n° 147,</w:t>
+      </w:r>
+      <w:r>
+        <w:t xml:space="preserve"> </w:t>
+      </w:r>
+      <w:r>
         <w:rPr>
           <w:iCs/>
           <w:i/>
         </w:rPr>
-        <w:t xml:space="preserve">divergence forte ou appariement douteux</w:t>
-      </w:r>
-      <w:r>
-        <w:t xml:space="preserve"> </w:t>
-      </w:r>
-      <w:r>
-        <w:t xml:space="preserve">: score &lt; 0,75. C’est souvent l’effet d’une troncature, d’un côté ou de l’autre.</w:t>
+        <w:t xml:space="preserve">ego Constantius</w:t>
+      </w:r>
+      <w:r>
+        <w:t xml:space="preserve"> </w:t>
+      </w:r>
+      <w:r>
+        <w:t xml:space="preserve">;</w:t>
       </w:r>
     </w:p>
     <w:p>
       <w:pPr>
         <w:numPr>
-          <w:ilvl w:val="1"/>
+          <w:ilvl w:val="0"/>
           <w:numId w:val="1020"/>
         </w:numPr>
         <w:pStyle w:val="Compact"/>
       </w:pPr>
       <w:r>
-        <w:t xml:space="preserve">Ces seuils servent au</w:t>
-      </w:r>
-      <w:r>
-        <w:t xml:space="preserve"> </w:t>
-      </w:r>
-      <w:r>
-        <w:rPr>
-          <w:bCs/>
-          <w:b/>
-        </w:rPr>
-        <w:t xml:space="preserve">tri</w:t>
-      </w:r>
-      <w:r>
-        <w:t xml:space="preserve">. Ils ne valent pas jugement philologique : chaque cas « à examiner » ou « divergence » doit être relu.</w:t>
-      </w:r>
-    </w:p>
-    <w:bookmarkEnd w:id="50"/>
-    <w:bookmarkStart w:id="51" w:name="résultats-chiffrés-478-notices"/>
-    <w:p>
-      <w:pPr>
-        <w:pStyle w:val="Heading2"/>
-      </w:pPr>
-      <w:r>
-        <w:t xml:space="preserve">Résultats chiffrés (478 notices)</w:t>
-      </w:r>
-    </w:p>
-    <w:tbl>
-      <w:tblPr>
-        <w:tblStyle w:val="Table"/>
-        <w:tblW w:type="auto" w:w="0"/>
-        <w:tblLook w:firstRow="1" w:lastRow="0" w:firstColumn="0" w:lastColumn="0" w:noHBand="0" w:noVBand="0" w:val="0020"/>
-        <w:jc w:val="start"/>
-      </w:tblPr>
-      <w:tblGrid>
-        <w:gridCol w:w="3960"/>
-        <w:gridCol w:w="3960"/>
-      </w:tblGrid>
-      <w:tr>
-        <w:trPr>
-          <w:tblHeader w:val="true"/>
-        </w:trPr>
-        <w:tc>
-          <w:tcPr/>
-          <w:p>
-            <w:pPr>
-              <w:pStyle w:val="Compact"/>
-              <w:jc w:val="left"/>
-            </w:pPr>
-            <w:r>
-              <w:t xml:space="preserve">statut</w:t>
-            </w:r>
-          </w:p>
-        </w:tc>
-        <w:tc>
-          <w:tcPr/>
-          <w:p>
-            <w:pPr>
-              <w:pStyle w:val="Compact"/>
-              <w:jc w:val="left"/>
-            </w:pPr>
-            <w:r>
-              <w:t xml:space="preserve">notices</w:t>
-            </w:r>
-          </w:p>
-        </w:tc>
-      </w:tr>
-      <w:tr>
-        <w:tc>
-          <w:tcPr/>
-          <w:p>
-            <w:pPr>
-              <w:pStyle w:val="Compact"/>
-              <w:jc w:val="left"/>
-            </w:pPr>
-            <w:r>
-              <w:t xml:space="preserve">concordant (écarts mineurs de notation)</w:t>
-            </w:r>
-          </w:p>
-        </w:tc>
-        <w:tc>
-          <w:tcPr/>
-          <w:p>
-            <w:pPr>
-              <w:pStyle w:val="Compact"/>
-              <w:jc w:val="left"/>
-            </w:pPr>
-            <w:r>
-              <w:t xml:space="preserve">281</w:t>
-            </w:r>
-          </w:p>
-        </w:tc>
-      </w:tr>
-      <w:tr>
-        <w:tc>
-          <w:tcPr/>
-          <w:p>
-            <w:pPr>
-              <w:pStyle w:val="Compact"/>
-              <w:jc w:val="left"/>
-            </w:pPr>
-            <w:r>
-              <w:t xml:space="preserve">écarts à examiner</w:t>
-            </w:r>
-          </w:p>
-        </w:tc>
-        <w:tc>
-          <w:tcPr/>
-          <w:p>
-            <w:pPr>
-              <w:pStyle w:val="Compact"/>
-              <w:jc w:val="left"/>
-            </w:pPr>
-            <w:r>
-              <w:t xml:space="preserve">137</w:t>
-            </w:r>
-          </w:p>
-        </w:tc>
-      </w:tr>
-      <w:tr>
-        <w:tc>
-          <w:tcPr/>
-          <w:p>
-            <w:pPr>
-              <w:pStyle w:val="Compact"/>
-              <w:jc w:val="left"/>
-            </w:pPr>
-            <w:r>
-              <w:t xml:space="preserve">divergence forte ou appariement douteux</w:t>
-            </w:r>
-          </w:p>
-        </w:tc>
-        <w:tc>
-          <w:tcPr/>
-          <w:p>
-            <w:pPr>
-              <w:pStyle w:val="Compact"/>
-              <w:jc w:val="left"/>
-            </w:pPr>
-            <w:r>
-              <w:t xml:space="preserve">38</w:t>
-            </w:r>
-          </w:p>
-        </w:tc>
-      </w:tr>
-      <w:tr>
-        <w:tc>
-          <w:tcPr/>
-          <w:p>
-            <w:pPr>
-              <w:pStyle w:val="Compact"/>
-              <w:jc w:val="left"/>
-            </w:pPr>
-            <w:r>
-              <w:rPr>
-                <w:bCs/>
-                <w:b/>
-              </w:rPr>
-              <w:t xml:space="preserve">appariées à une fiche EDB</w:t>
-            </w:r>
-          </w:p>
-        </w:tc>
-        <w:tc>
-          <w:tcPr/>
-          <w:p>
-            <w:pPr>
-              <w:pStyle w:val="Compact"/>
-              <w:jc w:val="left"/>
-            </w:pPr>
-            <w:r>
-              <w:rPr>
-                <w:bCs/>
-                <w:b/>
-              </w:rPr>
-              <w:t xml:space="preserve">456</w:t>
-            </w:r>
-          </w:p>
-        </w:tc>
-      </w:tr>
-      <w:tr>
-        <w:tc>
-          <w:tcPr/>
-          <w:p>
-            <w:pPr>
-              <w:pStyle w:val="Compact"/>
-              <w:jc w:val="left"/>
-            </w:pPr>
-            <w:r>
-              <w:t xml:space="preserve">numéro ICUR absent de la liste publique EDB (voir ci-dessous)</w:t>
-            </w:r>
-          </w:p>
-        </w:tc>
-        <w:tc>
-          <w:tcPr/>
-          <w:p>
-            <w:pPr>
-              <w:pStyle w:val="Compact"/>
-              <w:jc w:val="left"/>
-            </w:pPr>
-            <w:r>
-              <w:t xml:space="preserve">16</w:t>
-            </w:r>
-          </w:p>
-        </w:tc>
-      </w:tr>
-      <w:tr>
-        <w:tc>
-          <w:tcPr/>
-          <w:p>
-            <w:pPr>
-              <w:pStyle w:val="Compact"/>
-              <w:jc w:val="left"/>
-            </w:pPr>
-            <w:r>
-              <w:t xml:space="preserve">sans numéro ICUR, non trouvée (EDB ni EDH)</w:t>
-            </w:r>
-          </w:p>
-        </w:tc>
-        <w:tc>
-          <w:tcPr/>
-          <w:p>
-            <w:pPr>
-              <w:pStyle w:val="Compact"/>
-              <w:jc w:val="left"/>
-            </w:pPr>
-            <w:r>
-              <w:t xml:space="preserve">6</w:t>
-            </w:r>
-          </w:p>
-        </w:tc>
-      </w:tr>
-    </w:tbl>
-    <w:p>
-      <w:pPr>
-        <w:pStyle w:val="BodyText"/>
-      </w:pPr>
-      <w:r>
-        <w:t xml:space="preserve">16 numéros ICUR se trouvent dans des plages déjà parcourues sans y figurer sous ce numéro : 4798, 4799, 4800, 4802, 4804, 4805, 4807, 4808, 4815, 4829, 4830, 4832, 4836, 4948, 5711 et 5712. La liste EDB saute par exemple de 4781 à 4900. Une recherche par texte (n° 202,</w:t>
+        <w:t xml:space="preserve">n° 321,</w:t>
       </w:r>
       <w:r>
         <w:t xml:space="preserve"> </w:t>
@@ -8618,33 +8425,127 @@
           <w:iCs/>
           <w:i/>
         </w:rPr>
-        <w:t xml:space="preserve">Cinnamius Opas lector tituli Fasciolae</w:t>
-      </w:r>
-      <w:r>
-        <w:t xml:space="preserve">) n’a rien donné. L’EDB indique dans son bandeau que certaines fiches ne sont pas publiques (« only selected records are publicly available online on the Vatican Museums website »). Il est possible que ces numéros, attribués à la basilique Saint-Paul dans la v2.0, en fassent partie : c’est une</w:t>
-      </w:r>
-      <w:r>
-        <w:t xml:space="preserve"> </w:t>
-      </w:r>
-      <w:r>
-        <w:rPr>
-          <w:bCs/>
-          <w:b/>
-        </w:rPr>
-        <w:t xml:space="preserve">hypothèse non vérifiée</w:t>
-      </w:r>
-      <w:r>
-        <w:t xml:space="preserve">. Les notices concernées sont les n° 12, 13, 25, 26, 45, 65, 116, 117, 149, 161, 202, 212, 374, 406, 407 et 452.</w:t>
-      </w:r>
-    </w:p>
-    <w:bookmarkEnd w:id="51"/>
-    <w:bookmarkStart w:id="52" w:name="apports-de-ledb-aux-notices-appariées"/>
-    <w:p>
-      <w:pPr>
-        <w:pStyle w:val="Heading2"/>
-      </w:pPr>
-      <w:r>
-        <w:t xml:space="preserve">Apports de l’EDB aux notices appariées</w:t>
+        <w:t xml:space="preserve">Columna Paul(i) a[postol(i)]</w:t>
+      </w:r>
+      <w:r>
+        <w:t xml:space="preserve"> </w:t>
+      </w:r>
+      <w:r>
+        <w:t xml:space="preserve">et</w:t>
+      </w:r>
+      <w:r>
+        <w:t xml:space="preserve"> </w:t>
+      </w:r>
+      <w:r>
+        <w:rPr>
+          <w:iCs/>
+          <w:i/>
+        </w:rPr>
+        <w:t xml:space="preserve">administrante Fl(avio) Filippo</w:t>
+      </w:r>
+      <w:r>
+        <w:t xml:space="preserve"> </w:t>
+      </w:r>
+      <w:r>
+        <w:t xml:space="preserve">;</w:t>
+      </w:r>
+    </w:p>
+    <w:p>
+      <w:pPr>
+        <w:numPr>
+          <w:ilvl w:val="0"/>
+          <w:numId w:val="1020"/>
+        </w:numPr>
+        <w:pStyle w:val="Compact"/>
+      </w:pPr>
+      <w:r>
+        <w:t xml:space="preserve">n° 387,</w:t>
+      </w:r>
+      <w:r>
+        <w:t xml:space="preserve"> </w:t>
+      </w:r>
+      <w:r>
+        <w:rPr>
+          <w:iCs/>
+          <w:i/>
+        </w:rPr>
+        <w:t xml:space="preserve">ad limina Petri et Pauli</w:t>
+      </w:r>
+      <w:r>
+        <w:t xml:space="preserve"> </w:t>
+      </w:r>
+      <w:r>
+        <w:t xml:space="preserve">;</w:t>
+      </w:r>
+    </w:p>
+    <w:p>
+      <w:pPr>
+        <w:numPr>
+          <w:ilvl w:val="0"/>
+          <w:numId w:val="1020"/>
+        </w:numPr>
+        <w:pStyle w:val="Compact"/>
+      </w:pPr>
+      <w:r>
+        <w:t xml:space="preserve">n° 452,</w:t>
+      </w:r>
+      <w:r>
+        <w:t xml:space="preserve"> </w:t>
+      </w:r>
+      <w:r>
+        <w:rPr>
+          <w:iCs/>
+          <w:i/>
+        </w:rPr>
+        <w:t xml:space="preserve">Theodosius v(ir) c(larissimus)</w:t>
+      </w:r>
+      <w:r>
+        <w:t xml:space="preserve">, un particulier et non l’empereur.</w:t>
+      </w:r>
+    </w:p>
+    <w:p>
+      <w:pPr>
+        <w:pStyle w:val="FirstParagraph"/>
+      </w:pPr>
+      <w:r>
+        <w:t xml:space="preserve">Dans ces 29 notices,</w:t>
+      </w:r>
+      <w:r>
+        <w:t xml:space="preserve"> </w:t>
+      </w:r>
+      <w:r>
+        <w:rPr>
+          <w:bCs/>
+          <w:b/>
+        </w:rPr>
+        <w:t xml:space="preserve">l’année retenue n’est pas faussée</w:t>
+      </w:r>
+      <w:r>
+        <w:t xml:space="preserve">, car elle repose sur l’autre paire consulaire ou sur le collègue. En revanche, la table « Consuls » de la v2.0 est gonflée d’autant. Les décomptes de mentions consulaires doivent être refaits sans ces lignes.</w:t>
+      </w:r>
+    </w:p>
+    <w:p>
+      <w:pPr>
+        <w:pStyle w:val="BodyText"/>
+      </w:pPr>
+      <w:r>
+        <w:t xml:space="preserve">Le détecteur a aussi</w:t>
+      </w:r>
+      <w:r>
+        <w:t xml:space="preserve"> </w:t>
+      </w:r>
+      <w:r>
+        <w:rPr>
+          <w:bCs/>
+          <w:b/>
+        </w:rPr>
+        <w:t xml:space="preserve">omis</w:t>
+      </w:r>
+      <w:r>
+        <w:t xml:space="preserve"> </w:t>
+      </w:r>
+      <w:r>
+        <w:t xml:space="preserve">des consuls bel et bien lus. Exemples :</w:t>
       </w:r>
     </w:p>
     <w:p>
@@ -8657,112 +8558,16 @@
       </w:pPr>
       <w:r>
         <w:rPr>
-          <w:bCs/>
-          <w:b/>
-        </w:rPr>
-        <w:t xml:space="preserve">Rattachement topographique</w:t>
-      </w:r>
-      <w:r>
-        <w:t xml:space="preserve"> </w:t>
-      </w:r>
-      <w:r>
-        <w:t xml:space="preserve">(absent de 478/478 notices v2.0, anomalie A052). Exemples :</w:t>
-      </w:r>
-      <w:r>
-        <w:t xml:space="preserve"> </w:t>
-      </w:r>
-      <w:r>
-        <w:rPr>
           <w:iCs/>
           <w:i/>
         </w:rPr>
-        <w:t xml:space="preserve">Coem. Commodillae</w:t>
-      </w:r>
-      <w:r>
-        <w:t xml:space="preserve"> </w:t>
-      </w:r>
-      <w:r>
-        <w:t xml:space="preserve">(41),</w:t>
-      </w:r>
-      <w:r>
-        <w:t xml:space="preserve"> </w:t>
-      </w:r>
-      <w:r>
-        <w:rPr>
-          <w:iCs/>
-          <w:i/>
-        </w:rPr>
-        <w:t xml:space="preserve">Basilica ss. Nerei et Achillei in coem. Domitillae</w:t>
-      </w:r>
-      <w:r>
-        <w:t xml:space="preserve"> </w:t>
-      </w:r>
-      <w:r>
-        <w:t xml:space="preserve">(27),</w:t>
-      </w:r>
-      <w:r>
-        <w:t xml:space="preserve"> </w:t>
-      </w:r>
-      <w:r>
-        <w:rPr>
-          <w:iCs/>
-          <w:i/>
-        </w:rPr>
-        <w:t xml:space="preserve">Coem. Domitillae</w:t>
-      </w:r>
-      <w:r>
-        <w:t xml:space="preserve"> </w:t>
-      </w:r>
-      <w:r>
-        <w:t xml:space="preserve">(15),</w:t>
-      </w:r>
-      <w:r>
-        <w:t xml:space="preserve"> </w:t>
-      </w:r>
-      <w:r>
-        <w:rPr>
-          <w:iCs/>
-          <w:i/>
-        </w:rPr>
-        <w:t xml:space="preserve">Coem. Pontiani</w:t>
-      </w:r>
-      <w:r>
-        <w:t xml:space="preserve"> </w:t>
-      </w:r>
-      <w:r>
-        <w:t xml:space="preserve">(8), basilique Saint-Pierre et aire</w:t>
-      </w:r>
-      <w:r>
-        <w:t xml:space="preserve"> </w:t>
-      </w:r>
-      <w:r>
-        <w:rPr>
-          <w:iCs/>
-          <w:i/>
-        </w:rPr>
-        <w:t xml:space="preserve">sub divo</w:t>
-      </w:r>
-      <w:r>
-        <w:t xml:space="preserve"> </w:t>
-      </w:r>
-      <w:r>
-        <w:t xml:space="preserve">(8)… ;</w:t>
-      </w:r>
-      <w:r>
-        <w:t xml:space="preserve"> </w:t>
-      </w:r>
-      <w:r>
-        <w:rPr>
-          <w:iCs/>
-          <w:i/>
-        </w:rPr>
-        <w:t xml:space="preserve">Incertae originis</w:t>
-      </w:r>
-      <w:r>
-        <w:t xml:space="preserve"> </w:t>
-      </w:r>
-      <w:r>
-        <w:t xml:space="preserve">: 159.</w:t>
+        <w:t xml:space="preserve">C{a}eriale</w:t>
+      </w:r>
+      <w:r>
+        <w:t xml:space="preserve"> </w:t>
+      </w:r>
+      <w:r>
+        <w:t xml:space="preserve">au n° 53 ;</w:t>
       </w:r>
     </w:p>
     <w:p>
@@ -8775,13 +8580,16 @@
       </w:pPr>
       <w:r>
         <w:rPr>
-          <w:bCs/>
-          <w:b/>
-        </w:rPr>
-        <w:t xml:space="preserve">Lieu de conservation</w:t>
-      </w:r>
-      <w:r>
-        <w:t xml:space="preserve">, pour une partie des fiches : Musei Vaticani, Lapidario Cristiano (41) et Galleria Lapidaria (25) ; « Basilica ss. Nerei et Achillei in coem. Domitillae » (24) ; Musei Capitolini (10) ; « Museo Archeologico Nazionale » (10 ; libellé EDB reproduit tel quel) ; Collegio Teutonico (6) ; Ostia Antica, Lapidario (n° 336)…</w:t>
+          <w:iCs/>
+          <w:i/>
+        </w:rPr>
+        <w:t xml:space="preserve">Euthyciano</w:t>
+      </w:r>
+      <w:r>
+        <w:t xml:space="preserve"> </w:t>
+      </w:r>
+      <w:r>
+        <w:t xml:space="preserve">au n° 423 ;</w:t>
       </w:r>
     </w:p>
     <w:p>
@@ -8794,16 +8602,16 @@
       </w:pPr>
       <w:r>
         <w:rPr>
-          <w:bCs/>
-          <w:b/>
-        </w:rPr>
-        <w:t xml:space="preserve">Signes figurés</w:t>
-      </w:r>
-      <w:r>
-        <w:t xml:space="preserve"> </w:t>
-      </w:r>
-      <w:r>
-        <w:t xml:space="preserve">(chrisme, croix, oiseaux, palmes…), absents de l’EDCS (voir les dossiers, § E).</w:t>
+          <w:iCs/>
+          <w:i/>
+        </w:rPr>
+        <w:t xml:space="preserve">Vincenti</w:t>
+      </w:r>
+      <w:r>
+        <w:t xml:space="preserve"> </w:t>
+      </w:r>
+      <w:r>
+        <w:t xml:space="preserve">au n° 450 ;</w:t>
       </w:r>
     </w:p>
     <w:p>
@@ -8816,13 +8624,16 @@
       </w:pPr>
       <w:r>
         <w:rPr>
-          <w:bCs/>
-          <w:b/>
-        </w:rPr>
-        <w:t xml:space="preserve">Lignes et parties absentes du texte EDCS de la v2.0</w:t>
-      </w:r>
-      <w:r>
-        <w:t xml:space="preserve">, dont des formules consulaires (dossiers, § D).</w:t>
+          <w:iCs/>
+          <w:i/>
+        </w:rPr>
+        <w:t xml:space="preserve">Fraudit[o</w:t>
+      </w:r>
+      <w:r>
+        <w:t xml:space="preserve"> </w:t>
+      </w:r>
+      <w:r>
+        <w:t xml:space="preserve">au n° 456 ;</w:t>
       </w:r>
     </w:p>
     <w:p>
@@ -8835,275 +8646,91 @@
       </w:pPr>
       <w:r>
         <w:rPr>
-          <w:bCs/>
-          <w:b/>
-        </w:rPr>
-        <w:t xml:space="preserve">Restitutions différentes</w:t>
-      </w:r>
-      <w:r>
-        <w:t xml:space="preserve"> </w:t>
-      </w:r>
-      <w:r>
-        <w:t xml:space="preserve">de celles de l’EDCS. Exemple : le n° 73,</w:t>
-      </w:r>
-      <w:r>
-        <w:t xml:space="preserve"> </w:t>
-      </w:r>
-      <w:r>
-        <w:rPr>
           <w:iCs/>
           <w:i/>
         </w:rPr>
-        <w:t xml:space="preserve">carmen</w:t>
-      </w:r>
-      <w:r>
-        <w:t xml:space="preserve"> </w:t>
-      </w:r>
-      <w:r>
-        <w:t xml:space="preserve">d’Eleuteria (363), où l’EDB restitue</w:t>
-      </w:r>
-      <w:r>
-        <w:t xml:space="preserve"> </w:t>
-      </w:r>
-      <w:r>
-        <w:rPr>
-          <w:rStyle w:val="VerbatimChar"/>
-        </w:rPr>
-        <w:t xml:space="preserve">[corpore namque tu]us spiritus … [est sociatu]s sanctis</w:t>
-      </w:r>
-      <w:r>
-        <w:t xml:space="preserve"> </w:t>
-      </w:r>
-      <w:r>
-        <w:t xml:space="preserve">là où l’EDCS donne</w:t>
-      </w:r>
-      <w:r>
-        <w:t xml:space="preserve"> </w:t>
-      </w:r>
-      <w:r>
-        <w:rPr>
-          <w:rStyle w:val="VerbatimChar"/>
-        </w:rPr>
-        <w:t xml:space="preserve">[at tuus in caelo] spiritus … [vivit cum] sanctis</w:t>
-      </w:r>
-      <w:r>
-        <w:t xml:space="preserve">. Ces deux restitutions sont</w:t>
-      </w:r>
-      <w:r>
-        <w:t xml:space="preserve"> </w:t>
-      </w:r>
-      <w:r>
-        <w:rPr>
-          <w:bCs/>
-          <w:b/>
-        </w:rPr>
-        <w:t xml:space="preserve">conjecturales</w:t>
-      </w:r>
-      <w:r>
-        <w:t xml:space="preserve"> </w:t>
-      </w:r>
-      <w:r>
-        <w:t xml:space="preserve">et produisent des lectures eschatologiques différentes : aucune ne doit être traduite comme acquise.</w:t>
-      </w:r>
-    </w:p>
-    <w:bookmarkEnd w:id="52"/>
-    <w:bookmarkStart w:id="53" w:name="pour-terminer-la-collation"/>
-    <w:p>
-      <w:pPr>
-        <w:pStyle w:val="Heading2"/>
-      </w:pPr>
-      <w:r>
-        <w:t xml:space="preserve">Pour terminer la collation</w:t>
+        <w:t xml:space="preserve">Romodoro</w:t>
+      </w:r>
+      <w:r>
+        <w:t xml:space="preserve"> </w:t>
+      </w:r>
+      <w:r>
+        <w:t xml:space="preserve">au n° 476 ;</w:t>
       </w:r>
     </w:p>
     <w:p>
       <w:pPr>
         <w:numPr>
           <w:ilvl w:val="0"/>
-          <w:numId w:val="1022"/>
+          <w:numId w:val="1021"/>
         </w:numPr>
         <w:pStyle w:val="Compact"/>
       </w:pPr>
       <w:r>
         <w:rPr>
-          <w:bCs/>
-          <w:b/>
-        </w:rPr>
-        <w:t xml:space="preserve">Voie la plus sûre.</w:t>
-      </w:r>
-      <w:r>
-        <w:t xml:space="preserve"> </w:t>
-      </w:r>
-      <w:r>
-        <w:t xml:space="preserve">Télécharger hors de cet environnement le dépôt EpiDoc complet de l’EDB (Zenodo, DOI 10.5281/zenodo.3575485, CC BY 4.0, 73,8 Mo), puis apparier les 478 notices en local avec les scripts de</w:t>
-      </w:r>
-      <w:r>
-        <w:t xml:space="preserve"> </w:t>
-      </w:r>
-      <w:r>
-        <w:rPr>
-          <w:rStyle w:val="VerbatimChar"/>
-        </w:rPr>
-        <w:t xml:space="preserve">05_scripts/</w:t>
-      </w:r>
-      <w:r>
-        <w:t xml:space="preserve">, adaptés à l’EpiDoc.</w:t>
+          <w:iCs/>
+          <w:i/>
+        </w:rPr>
+        <w:t xml:space="preserve">Timatio</w:t>
+      </w:r>
+      <w:r>
+        <w:t xml:space="preserve"> </w:t>
+      </w:r>
+      <w:r>
+        <w:t xml:space="preserve">au n° 309 ;</w:t>
       </w:r>
     </w:p>
     <w:p>
       <w:pPr>
         <w:numPr>
           <w:ilvl w:val="0"/>
-          <w:numId w:val="1022"/>
+          <w:numId w:val="1021"/>
         </w:numPr>
         <w:pStyle w:val="Compact"/>
       </w:pPr>
       <w:r>
         <w:rPr>
-          <w:bCs/>
-          <w:b/>
-        </w:rPr>
-        <w:t xml:space="preserve">Sinon.</w:t>
-      </w:r>
-      <w:r>
-        <w:t xml:space="preserve"> </w:t>
-      </w:r>
-      <w:r>
-        <w:t xml:space="preserve">Les listes ont été entièrement parcourues pour les numéros ICUR du corpus. Reste à ouvrir les fiches détaillées pour les textes tronqués « More »).</w:t>
-      </w:r>
-    </w:p>
-    <w:p>
-      <w:pPr>
-        <w:numPr>
-          <w:ilvl w:val="0"/>
-          <w:numId w:val="1022"/>
-        </w:numPr>
-        <w:pStyle w:val="Compact"/>
-      </w:pPr>
-      <w:r>
-        <w:rPr>
-          <w:bCs/>
-          <w:b/>
-        </w:rPr>
-        <w:t xml:space="preserve">Dans tous les cas.</w:t>
-      </w:r>
-      <w:r>
-        <w:t xml:space="preserve"> </w:t>
-      </w:r>
-      <w:r>
-        <w:t xml:space="preserve">Les écarts substantiels doivent être tranchés sur l’</w:t>
-      </w:r>
-      <w:r>
-        <w:rPr>
-          <w:bCs/>
-          <w:b/>
-        </w:rPr>
-        <w:t xml:space="preserve">ICVR imprimée</w:t>
-      </w:r>
-      <w:r>
-        <w:t xml:space="preserve"> </w:t>
-      </w:r>
-      <w:r>
-        <w:t xml:space="preserve">(photographies et commentaires) : c’est la seule édition critique de référence pour ces textes.</w:t>
-      </w:r>
-    </w:p>
-    <w:bookmarkEnd w:id="53"/>
-    <w:bookmarkEnd w:id="54"/>
-    <w:bookmarkStart w:id="56" w:name="Xcc67c721ad5c92b065352dc93c728f09f5d6705"/>
-    <w:p>
-      <w:pPr>
-        <w:pStyle w:val="Heading1"/>
-      </w:pPr>
-      <w:r>
-        <w:t xml:space="preserve">Statistiques recalculées sur les lectures stabilisées (lot 4)</w:t>
-      </w:r>
-    </w:p>
-    <w:p>
-      <w:pPr>
-        <w:pStyle w:val="FirstParagraph"/>
-      </w:pPr>
-      <w:r>
-        <w:t xml:space="preserve">Script :</w:t>
-      </w:r>
-      <w:r>
-        <w:t xml:space="preserve"> </w:t>
-      </w:r>
-      <w:r>
-        <w:rPr>
-          <w:rStyle w:val="VerbatimChar"/>
-        </w:rPr>
-        <w:t xml:space="preserve">05_scripts/stats_stabilisees.py</w:t>
-      </w:r>
-      <w:r>
-        <w:t xml:space="preserve"> </w:t>
-      </w:r>
-      <w:r>
-        <w:t xml:space="preserve">; données :</w:t>
-      </w:r>
-      <w:r>
-        <w:t xml:space="preserve"> </w:t>
-      </w:r>
-      <w:r>
-        <w:rPr>
-          <w:rStyle w:val="VerbatimChar"/>
-        </w:rPr>
-        <w:t xml:space="preserve">collation_edcs_edb.csv</w:t>
-      </w:r>
-      <w:r>
-        <w:t xml:space="preserve"> </w:t>
-      </w:r>
-      <w:r>
-        <w:t xml:space="preserve">et base v2.0.</w:t>
-      </w:r>
-    </w:p>
-    <w:p>
-      <w:pPr>
-        <w:pStyle w:val="BodyText"/>
-      </w:pPr>
-      <w:r>
-        <w:rPr>
-          <w:bCs/>
-          <w:b/>
-        </w:rPr>
-        <w:t xml:space="preserve">Définition.</w:t>
-      </w:r>
-      <w:r>
-        <w:t xml:space="preserve"> </w:t>
-      </w:r>
-      <w:r>
-        <w:t xml:space="preserve">Une lecture est dite</w:t>
-      </w:r>
-      <w:r>
-        <w:t xml:space="preserve"> </w:t>
-      </w:r>
-      <w:r>
-        <w:rPr>
           <w:iCs/>
           <w:i/>
         </w:rPr>
-        <w:t xml:space="preserve">stabilisée</w:t>
-      </w:r>
-      <w:r>
-        <w:t xml:space="preserve"> </w:t>
-      </w:r>
-      <w:r>
-        <w:t xml:space="preserve">quand le texte EDCS de la v2.0 et le texte de l’EDB concordent, aux conventions de notation près (statut « concordant »). Elle n’est pas pour autant</w:t>
-      </w:r>
-      <w:r>
-        <w:t xml:space="preserve"> </w:t>
-      </w:r>
-      <w:r>
-        <w:rPr>
-          <w:bCs/>
-          <w:b/>
-        </w:rPr>
-        <w:t xml:space="preserve">validée</w:t>
-      </w:r>
-      <w:r>
-        <w:t xml:space="preserve"> </w:t>
-      </w:r>
-      <w:r>
-        <w:t xml:space="preserve">: les deux bases dépendent de l’ICVR, et aucune n’a été contrôlée ici sur l’édition imprimée ni sur la pierre.</w:t>
+        <w:t xml:space="preserve">Arantheo</w:t>
+      </w:r>
+      <w:r>
+        <w:t xml:space="preserve"> </w:t>
+      </w:r>
+      <w:r>
+        <w:t xml:space="preserve">au n° 155.</w:t>
+      </w:r>
+    </w:p>
+    <w:bookmarkEnd w:id="46"/>
+    <w:bookmarkStart w:id="47" w:name="X8886e7a3250fc622456722a973b7d4ba2d73ec9"/>
+    <w:p>
+      <w:pPr>
+        <w:pStyle w:val="Heading3"/>
+      </w:pPr>
+      <w:r>
+        <w:t xml:space="preserve">Résultat 2 — sur quoi reposent les années « directes »</w:t>
+      </w:r>
+    </w:p>
+    <w:p>
+      <w:pPr>
+        <w:pStyle w:val="FirstParagraph"/>
+      </w:pPr>
+      <w:r>
+        <w:t xml:space="preserve">Corpus de 473 textes : on retire les doublons 106, 282 et 329, ainsi que le n° 98, et l’on compte une fois les fragments 393 et 394, au meilleur niveau des deux. Ce corpus compte</w:t>
+      </w:r>
+      <w:r>
+        <w:t xml:space="preserve"> </w:t>
+      </w:r>
+      <w:r>
+        <w:rPr>
+          <w:bCs/>
+          <w:b/>
+        </w:rPr>
+        <w:t xml:space="preserve">457 textes à datation directe</w:t>
+      </w:r>
+      <w:r>
+        <w:t xml:space="preserve">. Les 16 autres sont datés par la base (§ D, A016).</w:t>
       </w:r>
     </w:p>
     <w:tbl>
@@ -9130,31 +8757,31 @@
               <w:jc w:val="left"/>
             </w:pPr>
             <w:r>
-              <w:t xml:space="preserve">Mesure</w:t>
-            </w:r>
-          </w:p>
-        </w:tc>
-        <w:tc>
-          <w:tcPr/>
-          <w:p>
-            <w:pPr>
-              <w:pStyle w:val="Compact"/>
-              <w:jc w:val="left"/>
-            </w:pPr>
-            <w:r>
-              <w:t xml:space="preserve">Valeur</w:t>
-            </w:r>
-          </w:p>
-        </w:tc>
-        <w:tc>
-          <w:tcPr/>
-          <w:p>
-            <w:pPr>
-              <w:pStyle w:val="Compact"/>
-              <w:jc w:val="left"/>
-            </w:pPr>
-            <w:r>
-              <w:t xml:space="preserve">Dénominateur</w:t>
+              <w:t xml:space="preserve">niveau</w:t>
+            </w:r>
+          </w:p>
+        </w:tc>
+        <w:tc>
+          <w:tcPr/>
+          <w:p>
+            <w:pPr>
+              <w:pStyle w:val="Compact"/>
+              <w:jc w:val="left"/>
+            </w:pPr>
+            <w:r>
+              <w:t xml:space="preserve">textes</w:t>
+            </w:r>
+          </w:p>
+        </w:tc>
+        <w:tc>
+          <w:tcPr/>
+          <w:p>
+            <w:pPr>
+              <w:pStyle w:val="Compact"/>
+              <w:jc w:val="left"/>
+            </w:pPr>
+            <w:r>
+              <w:t xml:space="preserve">% de 457</w:t>
             </w:r>
           </w:p>
         </w:tc>
@@ -9168,31 +8795,31 @@
               <w:jc w:val="left"/>
             </w:pPr>
             <w:r>
-              <w:t xml:space="preserve">Notices</w:t>
-            </w:r>
-          </w:p>
-        </w:tc>
-        <w:tc>
-          <w:tcPr/>
-          <w:p>
-            <w:pPr>
-              <w:pStyle w:val="Compact"/>
-              <w:jc w:val="left"/>
-            </w:pPr>
-            <w:r>
-              <w:t xml:space="preserve">478</w:t>
-            </w:r>
-          </w:p>
-        </w:tc>
-        <w:tc>
-          <w:tcPr/>
-          <w:p>
-            <w:pPr>
-              <w:pStyle w:val="Compact"/>
-              <w:jc w:val="left"/>
-            </w:pPr>
-            <w:r>
-              <w:t xml:space="preserve">—</w:t>
+              <w:t xml:space="preserve">A — au moins un nom consulaire lu</w:t>
+            </w:r>
+          </w:p>
+        </w:tc>
+        <w:tc>
+          <w:tcPr/>
+          <w:p>
+            <w:pPr>
+              <w:pStyle w:val="Compact"/>
+              <w:jc w:val="left"/>
+            </w:pPr>
+            <w:r>
+              <w:t xml:space="preserve">338</w:t>
+            </w:r>
+          </w:p>
+        </w:tc>
+        <w:tc>
+          <w:tcPr/>
+          <w:p>
+            <w:pPr>
+              <w:pStyle w:val="Compact"/>
+              <w:jc w:val="left"/>
+            </w:pPr>
+            <w:r>
+              <w:t xml:space="preserve">74,0 %</w:t>
             </w:r>
           </w:p>
         </w:tc>
@@ -9206,219 +8833,428 @@
               <w:jc w:val="left"/>
             </w:pPr>
             <w:r>
-              <w:t xml:space="preserve">Textes distincts après fusion des doublons 106→120, 282→288, 329→336 et des fragments 393+394</w:t>
-            </w:r>
-          </w:p>
-        </w:tc>
-        <w:tc>
-          <w:tcPr/>
-          <w:p>
-            <w:pPr>
-              <w:pStyle w:val="Compact"/>
-              <w:jc w:val="left"/>
-            </w:pPr>
+              <w:t xml:space="preserve">B — lecture partielle (≥ 3 lettres gravées d’un nom)</w:t>
+            </w:r>
+          </w:p>
+        </w:tc>
+        <w:tc>
+          <w:tcPr/>
+          <w:p>
+            <w:pPr>
+              <w:pStyle w:val="Compact"/>
+              <w:jc w:val="left"/>
+            </w:pPr>
+            <w:r>
+              <w:t xml:space="preserve">97</w:t>
+            </w:r>
+          </w:p>
+        </w:tc>
+        <w:tc>
+          <w:tcPr/>
+          <w:p>
+            <w:pPr>
+              <w:pStyle w:val="Compact"/>
+              <w:jc w:val="left"/>
+            </w:pPr>
+            <w:r>
+              <w:t xml:space="preserve">21,2 %</w:t>
+            </w:r>
+          </w:p>
+        </w:tc>
+      </w:tr>
+      <w:tr>
+        <w:tc>
+          <w:tcPr/>
+          <w:p>
+            <w:pPr>
+              <w:pStyle w:val="Compact"/>
+              <w:jc w:val="left"/>
+            </w:pPr>
+            <w:r>
+              <w:t xml:space="preserve">C — initiales seules (n° 48</w:t>
+            </w:r>
+            <w:r>
+              <w:t xml:space="preserve"> </w:t>
+            </w:r>
+            <w:r>
+              <w:rPr>
+                <w:iCs/>
+                <w:i/>
+              </w:rPr>
+              <w:t xml:space="preserve">Co. VIIII I. II</w:t>
+            </w:r>
+            <w:r>
+              <w:t xml:space="preserve"> </w:t>
+            </w:r>
+            <w:r>
+              <w:t xml:space="preserve">; n° 70</w:t>
+            </w:r>
+            <w:r>
+              <w:t xml:space="preserve"> </w:t>
+            </w:r>
+            <w:r>
+              <w:rPr>
+                <w:iCs/>
+                <w:i/>
+              </w:rPr>
+              <w:t xml:space="preserve">M. et N.</w:t>
+            </w:r>
+            <w:r>
+              <w:t xml:space="preserve">)</w:t>
+            </w:r>
+          </w:p>
+        </w:tc>
+        <w:tc>
+          <w:tcPr/>
+          <w:p>
+            <w:pPr>
+              <w:pStyle w:val="Compact"/>
+              <w:jc w:val="left"/>
+            </w:pPr>
+            <w:r>
+              <w:t xml:space="preserve">2</w:t>
+            </w:r>
+          </w:p>
+        </w:tc>
+        <w:tc>
+          <w:tcPr/>
+          <w:p>
+            <w:pPr>
+              <w:pStyle w:val="Compact"/>
+              <w:jc w:val="left"/>
+            </w:pPr>
+            <w:r>
+              <w:t xml:space="preserve">0,4 %</w:t>
+            </w:r>
+          </w:p>
+        </w:tc>
+      </w:tr>
+      <w:tr>
+        <w:tc>
+          <w:tcPr/>
+          <w:p>
+            <w:pPr>
+              <w:pStyle w:val="Compact"/>
+              <w:jc w:val="left"/>
+            </w:pPr>
+            <w:r>
+              <w:t xml:space="preserve">R — consulat</w:t>
+            </w:r>
+            <w:r>
+              <w:t xml:space="preserve"> </w:t>
+            </w:r>
             <w:r>
               <w:rPr>
                 <w:bCs/>
                 <w:b/>
               </w:rPr>
-              <w:t xml:space="preserve">474</w:t>
+              <w:t xml:space="preserve">restitué</w:t>
             </w:r>
             <w:r>
               <w:t xml:space="preserve"> </w:t>
             </w:r>
             <w:r>
-              <w:t xml:space="preserve">(473 après exclusion du n° 98, daté de 461/482)</w:t>
-            </w:r>
-          </w:p>
-        </w:tc>
-        <w:tc>
-          <w:tcPr/>
-          <w:p>
-            <w:pPr>
-              <w:pStyle w:val="Compact"/>
-              <w:jc w:val="left"/>
-            </w:pPr>
-            <w:r>
-              <w:t xml:space="preserve">478</w:t>
-            </w:r>
-          </w:p>
-        </w:tc>
-      </w:tr>
-      <w:tr>
-        <w:tc>
-          <w:tcPr/>
-          <w:p>
-            <w:pPr>
-              <w:pStyle w:val="Compact"/>
-              <w:jc w:val="left"/>
-            </w:pPr>
-            <w:r>
-              <w:t xml:space="preserve">Lectures stabilisées</w:t>
-            </w:r>
-          </w:p>
-        </w:tc>
-        <w:tc>
-          <w:tcPr/>
-          <w:p>
-            <w:pPr>
-              <w:pStyle w:val="Compact"/>
-              <w:jc w:val="left"/>
-            </w:pPr>
-            <w:r>
-              <w:rPr>
-                <w:bCs/>
-                <w:b/>
-              </w:rPr>
-              <w:t xml:space="preserve">279</w:t>
-            </w:r>
-          </w:p>
-        </w:tc>
-        <w:tc>
-          <w:tcPr/>
-          <w:p>
-            <w:pPr>
-              <w:pStyle w:val="Compact"/>
-              <w:jc w:val="left"/>
-            </w:pPr>
-            <w:r>
-              <w:t xml:space="preserve">474</w:t>
-            </w:r>
-          </w:p>
-        </w:tc>
-      </w:tr>
-      <w:tr>
-        <w:tc>
-          <w:tcPr/>
-          <w:p>
-            <w:pPr>
-              <w:pStyle w:val="Compact"/>
-              <w:jc w:val="left"/>
-            </w:pPr>
-            <w:r>
-              <w:t xml:space="preserve">Répartition par décennie (393/394 comptés une fois)</w:t>
-            </w:r>
-          </w:p>
-        </w:tc>
-        <w:tc>
-          <w:tcPr/>
-          <w:p>
-            <w:pPr>
-              <w:pStyle w:val="Compact"/>
-              <w:jc w:val="left"/>
-            </w:pPr>
-            <w:r>
-              <w:t xml:space="preserve">340s : 16 ; 350s : 10 ; 360s : 46 ; 370s : 49 ; 380s : 72 ; 390s : 64 ; 400–403 : 22</w:t>
-            </w:r>
-          </w:p>
-        </w:tc>
-        <w:tc>
-          <w:tcPr/>
-          <w:p>
-            <w:pPr>
-              <w:pStyle w:val="Compact"/>
-              <w:jc w:val="left"/>
-            </w:pPr>
-            <w:r>
-              <w:t xml:space="preserve">279</w:t>
-            </w:r>
-          </w:p>
-        </w:tc>
-      </w:tr>
-      <w:tr>
-        <w:tc>
-          <w:tcPr/>
-          <w:p>
-            <w:pPr>
-              <w:pStyle w:val="Compact"/>
-              <w:jc w:val="left"/>
-            </w:pPr>
-            <w:r>
-              <w:rPr>
-                <w:iCs/>
-                <w:i/>
-              </w:rPr>
-              <w:t xml:space="preserve">in pace</w:t>
-            </w:r>
-            <w:r>
-              <w:t xml:space="preserve"> </w:t>
-            </w:r>
-            <w:r>
-              <w:t xml:space="preserve">présent dans le texte EDB, hors cas où le mot est entièrement entre crochets (mesure approximative)</w:t>
-            </w:r>
-          </w:p>
-        </w:tc>
-        <w:tc>
-          <w:tcPr/>
-          <w:p>
-            <w:pPr>
-              <w:pStyle w:val="Compact"/>
-              <w:jc w:val="left"/>
-            </w:pPr>
-            <w:r>
-              <w:t xml:space="preserve">94</w:t>
-            </w:r>
-          </w:p>
-        </w:tc>
-        <w:tc>
-          <w:tcPr/>
-          <w:p>
-            <w:pPr>
-              <w:pStyle w:val="Compact"/>
-              <w:jc w:val="left"/>
-            </w:pPr>
-            <w:r>
-              <w:t xml:space="preserve">279</w:t>
-            </w:r>
-          </w:p>
-        </w:tc>
-      </w:tr>
-      <w:tr>
-        <w:tc>
-          <w:tcPr/>
-          <w:p>
-            <w:pPr>
-              <w:pStyle w:val="Compact"/>
-              <w:jc w:val="left"/>
-            </w:pPr>
-            <w:r>
-              <w:t xml:space="preserve">Chrisme ou croix selon l’EDB</w:t>
-            </w:r>
-          </w:p>
-        </w:tc>
-        <w:tc>
-          <w:tcPr/>
-          <w:p>
-            <w:pPr>
-              <w:pStyle w:val="Compact"/>
-              <w:jc w:val="left"/>
-            </w:pPr>
-            <w:r>
-              <w:t xml:space="preserve">27</w:t>
-            </w:r>
-          </w:p>
-        </w:tc>
-        <w:tc>
-          <w:tcPr/>
-          <w:p>
-            <w:pPr>
-              <w:pStyle w:val="Compact"/>
-              <w:jc w:val="left"/>
-            </w:pPr>
-            <w:r>
-              <w:t xml:space="preserve">279</w:t>
+              <w:t xml:space="preserve">(≤ 2 lettres gravées par nom)</w:t>
+            </w:r>
+          </w:p>
+        </w:tc>
+        <w:tc>
+          <w:tcPr/>
+          <w:p>
+            <w:pPr>
+              <w:pStyle w:val="Compact"/>
+              <w:jc w:val="left"/>
+            </w:pPr>
+            <w:r>
+              <w:t xml:space="preserve">20</w:t>
+            </w:r>
+          </w:p>
+        </w:tc>
+        <w:tc>
+          <w:tcPr/>
+          <w:p>
+            <w:pPr>
+              <w:pStyle w:val="Compact"/>
+              <w:jc w:val="left"/>
+            </w:pPr>
+            <w:r>
+              <w:t xml:space="preserve">4,4 %</w:t>
             </w:r>
           </w:p>
         </w:tc>
       </w:tr>
     </w:tbl>
-    <w:bookmarkStart w:id="55" w:name="limites"/>
-    <w:p>
-      <w:pPr>
-        <w:pStyle w:val="Heading2"/>
-      </w:pPr>
-      <w:r>
-        <w:t xml:space="preserve">Limites</w:t>
+    <w:p>
+      <w:pPr>
+        <w:pStyle w:val="BodyText"/>
+      </w:pPr>
+      <w:r>
+        <w:t xml:space="preserve">Les 20 textes de niveau R sont les n° 52, 129, 137, 138, 161, 203, 219, 222, 256, 290, 314, 384, 415, 426, 432, 438, 452, 455, 465 et 468. Leur année vient d’une</w:t>
+      </w:r>
+      <w:r>
+        <w:t xml:space="preserve"> </w:t>
+      </w:r>
+      <w:r>
+        <w:rPr>
+          <w:bCs/>
+          <w:b/>
+        </w:rPr>
+        <w:t xml:space="preserve">restitution d’éditeur</w:t>
+      </w:r>
+      <w:r>
+        <w:t xml:space="preserve">. Ce qui est gravé se réduit à une ou deux lettres (</w:t>
+      </w:r>
+      <w:r>
+        <w:rPr>
+          <w:iCs/>
+          <w:i/>
+        </w:rPr>
+        <w:t xml:space="preserve">Sy[agrio</w:t>
+      </w:r>
+      <w:r>
+        <w:rPr>
+          <w:iCs/>
+          <w:i/>
+          <w:iCs/>
+          <w:i/>
+        </w:rPr>
+        <w:t xml:space="preserve">,</w:t>
+      </w:r>
+      <w:r>
+        <w:rPr>
+          <w:iCs/>
+          <w:i/>
+          <w:iCs/>
+          <w:i/>
+        </w:rPr>
+        <w:t xml:space="preserve"> </w:t>
+      </w:r>
+      <w:r>
+        <w:rPr>
+          <w:iCs/>
+          <w:i/>
+        </w:rPr>
+        <w:t xml:space="preserve">L[ybrio</w:t>
+      </w:r>
+      <w:r>
+        <w:rPr>
+          <w:iCs/>
+          <w:i/>
+          <w:iCs/>
+          <w:i/>
+        </w:rPr>
+        <w:t xml:space="preserve">,</w:t>
+      </w:r>
+      <w:r>
+        <w:rPr>
+          <w:iCs/>
+          <w:i/>
+          <w:iCs/>
+          <w:i/>
+        </w:rPr>
+        <w:t xml:space="preserve"> </w:t>
+      </w:r>
+      <w:r>
+        <w:rPr>
+          <w:iCs/>
+          <w:i/>
+        </w:rPr>
+        <w:t xml:space="preserve">M[allio</w:t>
+      </w:r>
+      <w:r>
+        <w:rPr>
+          <w:iCs/>
+          <w:i/>
+          <w:iCs/>
+          <w:i/>
+        </w:rPr>
+        <w:t xml:space="preserve">), à une désinence (</w:t>
+      </w:r>
+      <w:r>
+        <w:rPr>
+          <w:iCs/>
+          <w:i/>
+        </w:rPr>
+        <w:t xml:space="preserve">Merobau]de</w:t>
+      </w:r>
+      <w:r>
+        <w:rPr>
+          <w:iCs/>
+          <w:i/>
+          <w:iCs/>
+          <w:i/>
+        </w:rPr>
+        <w:t xml:space="preserve">,</w:t>
+      </w:r>
+      <w:r>
+        <w:rPr>
+          <w:iCs/>
+          <w:i/>
+          <w:iCs/>
+          <w:i/>
+        </w:rPr>
+        <w:t xml:space="preserve"> </w:t>
+      </w:r>
+      <w:r>
+        <w:rPr>
+          <w:iCs/>
+          <w:i/>
+        </w:rPr>
+        <w:t xml:space="preserve">Theodo]ro</w:t>
+      </w:r>
+      <w:r>
+        <w:rPr>
+          <w:iCs/>
+          <w:i/>
+          <w:iCs/>
+          <w:i/>
+        </w:rPr>
+        <w:t xml:space="preserve">) ou à une itération et une titulature (</w:t>
+      </w:r>
+      <w:r>
+        <w:rPr>
+          <w:iCs/>
+          <w:i/>
+        </w:rPr>
+        <w:t xml:space="preserve">A]Auugg(ustis) V</w:t>
+      </w:r>
+      <w:r>
+        <w:t xml:space="preserve">,</w:t>
+      </w:r>
+      <w:r>
+        <w:t xml:space="preserve"> </w:t>
+      </w:r>
+      <w:r>
+        <w:rPr>
+          <w:iCs/>
+          <w:i/>
+        </w:rPr>
+        <w:t xml:space="preserve">Honori]o IIII</w:t>
+      </w:r>
+      <w:r>
+        <w:t xml:space="preserve">). Pour 16 d’entre eux, l’EDB retient la même année. Ce n’est pas une confirmation indépendante : les deux bases reprennent la restitution de l’ICVR. Deux cas sont en désaccord :</w:t>
+      </w:r>
+    </w:p>
+    <w:p>
+      <w:pPr>
+        <w:numPr>
+          <w:ilvl w:val="0"/>
+          <w:numId w:val="1022"/>
+        </w:numPr>
+        <w:pStyle w:val="Compact"/>
+      </w:pPr>
+      <w:r>
+        <w:rPr>
+          <w:bCs/>
+          <w:b/>
+        </w:rPr>
+        <w:t xml:space="preserve">n° 52</w:t>
+      </w:r>
+      <w:r>
+        <w:t xml:space="preserve"> </w:t>
+      </w:r>
+      <w:r>
+        <w:t xml:space="preserve">: l’EDB date « 333 ; 358 », car</w:t>
+      </w:r>
+      <w:r>
+        <w:t xml:space="preserve"> </w:t>
+      </w:r>
+      <w:r>
+        <w:rPr>
+          <w:iCs/>
+          <w:i/>
+        </w:rPr>
+        <w:t xml:space="preserve">Da[tiani</w:t>
+      </w:r>
+      <w:r>
+        <w:t xml:space="preserve"> </w:t>
+      </w:r>
+      <w:r>
+        <w:t xml:space="preserve">est compatible avec deux consulats ;</w:t>
+      </w:r>
+    </w:p>
+    <w:p>
+      <w:pPr>
+        <w:numPr>
+          <w:ilvl w:val="0"/>
+          <w:numId w:val="1022"/>
+        </w:numPr>
+        <w:pStyle w:val="Compact"/>
+      </w:pPr>
+      <w:r>
+        <w:rPr>
+          <w:bCs/>
+          <w:b/>
+        </w:rPr>
+        <w:t xml:space="preserve">n° 314</w:t>
+      </w:r>
+      <w:r>
+        <w:t xml:space="preserve"> </w:t>
+      </w:r>
+      <w:r>
+        <w:t xml:space="preserve">: l’EDB date « 389–390 » (dossier A009).</w:t>
+      </w:r>
+    </w:p>
+    <w:p>
+      <w:pPr>
+        <w:pStyle w:val="FirstParagraph"/>
+      </w:pPr>
+      <w:r>
+        <w:t xml:space="preserve">Deux textes, les n° 161 et 452, n’ont pas de fiche EDB appariée (§ F et</w:t>
+      </w:r>
+      <w:r>
+        <w:t xml:space="preserve"> </w:t>
+      </w:r>
+      <w:r>
+        <w:rPr>
+          <w:rStyle w:val="VerbatimChar"/>
+        </w:rPr>
+        <w:t xml:space="preserve">ETAT_COLLATION.md</w:t>
+      </w:r>
+      <w:r>
+        <w:t xml:space="preserve">).</w:t>
+      </w:r>
+    </w:p>
+    <w:p>
+      <w:pPr>
+        <w:pStyle w:val="BodyText"/>
+      </w:pPr>
+      <w:r>
+        <w:t xml:space="preserve">Le n° 393 (</w:t>
+      </w:r>
+      <w:r>
+        <w:rPr>
+          <w:iCs/>
+          <w:i/>
+        </w:rPr>
+        <w:t xml:space="preserve">IIII H[onorio III</w:t>
+      </w:r>
+      <w:r>
+        <w:rPr>
+          <w:iCs/>
+          <w:i/>
+          <w:iCs/>
+          <w:i/>
+        </w:rPr>
+        <w:t xml:space="preserve">, niveau R) remonte au niveau B une fois fusionné avec le n° 394 (</w:t>
+      </w:r>
+      <w:r>
+        <w:rPr>
+          <w:iCs/>
+          <w:i/>
+        </w:rPr>
+        <w:t xml:space="preserve">Arc]adio</w:t>
+      </w:r>
+      <w:r>
+        <w:t xml:space="preserve">).</w:t>
+      </w:r>
+    </w:p>
+    <w:p>
+      <w:pPr>
+        <w:pStyle w:val="BodyText"/>
+      </w:pPr>
+      <w:r>
+        <w:t xml:space="preserve">Plusieurs cas de niveau B ne reposent que sur une partie peu distinctive du nom. Ils restent classés B, mais l’identification y dépend en partie de la restitution :</w:t>
       </w:r>
     </w:p>
     <w:p>
@@ -9430,36 +9266,20 @@
         <w:pStyle w:val="Compact"/>
       </w:pPr>
       <w:r>
-        <w:t xml:space="preserve">Les 195 autres textes ne sont pas « faux ». Ils présentent un écart à examiner, n’ont pas encore été appariés, ou ne portent pas de numéro ICUR. Les en exclure introduit un</w:t>
-      </w:r>
-      <w:r>
-        <w:t xml:space="preserve"> </w:t>
-      </w:r>
-      <w:r>
-        <w:rPr>
-          <w:bCs/>
-          <w:b/>
-        </w:rPr>
-        <w:t xml:space="preserve">biais de sélection</w:t>
-      </w:r>
-      <w:r>
-        <w:t xml:space="preserve"> </w:t>
-      </w:r>
-      <w:r>
-        <w:t xml:space="preserve">: les textes longs et fragmentaires divergent plus souvent. Ces chiffres servent de</w:t>
-      </w:r>
-      <w:r>
-        <w:t xml:space="preserve"> </w:t>
-      </w:r>
-      <w:r>
-        <w:rPr>
-          <w:bCs/>
-          <w:b/>
-        </w:rPr>
-        <w:t xml:space="preserve">contrôle de robustesse</w:t>
-      </w:r>
-      <w:r>
-        <w:t xml:space="preserve">, non de résultats définitifs.</w:t>
+        <w:t xml:space="preserve">n° 273 :</w:t>
+      </w:r>
+      <w:r>
+        <w:t xml:space="preserve"> </w:t>
+      </w:r>
+      <w:r>
+        <w:rPr>
+          <w:iCs/>
+          <w:i/>
+        </w:rPr>
+        <w:t xml:space="preserve">Clea]rco</w:t>
+      </w:r>
+      <w:r>
+        <w:t xml:space="preserve">, désinence seule ;</w:t>
       </w:r>
     </w:p>
     <w:p>
@@ -9471,18 +9291,62 @@
         <w:pStyle w:val="Compact"/>
       </w:pPr>
       <w:r>
-        <w:t xml:space="preserve">Les statistiques de la v2.0 sur l’ensemble du corpus restent les seules exhaustives. Elles doivent être republiées accompagnées de ce contrôle, et recalculées après arbitrage des écarts.</w:t>
-      </w:r>
-    </w:p>
-    <w:bookmarkEnd w:id="55"/>
-    <w:bookmarkEnd w:id="56"/>
-    <w:bookmarkStart w:id="60" w:name="Xa221a151d235e45b63b99089c4fe73c6915f310"/>
-    <w:p>
-      <w:pPr>
-        <w:pStyle w:val="Heading1"/>
-      </w:pPr>
-      <w:r>
-        <w:t xml:space="preserve">Audit du document « État critique de la recherche sur les épitaphes chrétiennes de Rome (340-403) et confrontation au corpus de 478 inscriptions »</w:t>
+        <w:t xml:space="preserve">n° 328 :</w:t>
+      </w:r>
+      <w:r>
+        <w:t xml:space="preserve"> </w:t>
+      </w:r>
+      <w:r>
+        <w:rPr>
+          <w:iCs/>
+          <w:i/>
+        </w:rPr>
+        <w:t xml:space="preserve">Eu]terio</w:t>
+      </w:r>
+      <w:r>
+        <w:t xml:space="preserve">, qui peut être</w:t>
+      </w:r>
+      <w:r>
+        <w:t xml:space="preserve"> </w:t>
+      </w:r>
+      <w:r>
+        <w:rPr>
+          <w:iCs/>
+          <w:i/>
+        </w:rPr>
+        <w:t xml:space="preserve">Eucherio</w:t>
+      </w:r>
+      <w:r>
+        <w:t xml:space="preserve"> </w:t>
+      </w:r>
+      <w:r>
+        <w:t xml:space="preserve">(381) ou</w:t>
+      </w:r>
+      <w:r>
+        <w:t xml:space="preserve"> </w:t>
+      </w:r>
+      <w:r>
+        <w:rPr>
+          <w:iCs/>
+          <w:i/>
+        </w:rPr>
+        <w:t xml:space="preserve">Neoterio</w:t>
+      </w:r>
+      <w:r>
+        <w:t xml:space="preserve"> </w:t>
+      </w:r>
+      <w:r>
+        <w:t xml:space="preserve">(390) ; voir § D.</w:t>
+      </w:r>
+    </w:p>
+    <w:bookmarkEnd w:id="47"/>
+    <w:bookmarkStart w:id="48" w:name="conséquences-pour-la-v3"/>
+    <w:p>
+      <w:pPr>
+        <w:pStyle w:val="Heading3"/>
+      </w:pPr>
+      <w:r>
+        <w:t xml:space="preserve">Conséquences pour la v3</w:t>
       </w:r>
     </w:p>
     <w:p>
@@ -9498,25 +9362,13 @@
           <w:bCs/>
           <w:b/>
         </w:rPr>
-        <w:t xml:space="preserve">Source</w:t>
-      </w:r>
-      <w:r>
-        <w:t xml:space="preserve"> </w:t>
-      </w:r>
-      <w:r>
-        <w:t xml:space="preserve">: Google Doc</w:t>
-      </w:r>
-      <w:r>
-        <w:t xml:space="preserve"> </w:t>
-      </w:r>
-      <w:r>
-        <w:rPr>
-          <w:rStyle w:val="VerbatimChar"/>
-        </w:rPr>
-        <w:t xml:space="preserve">1EK6eph6evZrC_lOwfYa3DuYj4_uwsWURaGsFirfglUA</w:t>
-      </w:r>
-      <w:r>
-        <w:t xml:space="preserve">, créé le 12 oct. 2026, lu intégralement le 14 oct. 2026.</w:t>
+        <w:t xml:space="preserve">Reformuler</w:t>
+      </w:r>
+      <w:r>
+        <w:t xml:space="preserve"> </w:t>
+      </w:r>
+      <w:r>
+        <w:t xml:space="preserve">l’indicateur « datation directe (consulat lu) ». Il faut au moins distinguer A + B (435 textes, 95,2 %) de C + R (22 textes, 4,8 %). Les tableaux chronologiques doivent pouvoir être recalculés sans les 20 textes de niveau R.</w:t>
       </w:r>
     </w:p>
     <w:p>
@@ -9532,38 +9384,253 @@
           <w:bCs/>
           <w:b/>
         </w:rPr>
-        <w:t xml:space="preserve">Méthode</w:t>
-      </w:r>
-      <w:r>
-        <w:t xml:space="preserve"> </w:t>
-      </w:r>
-      <w:r>
-        <w:t xml:space="preserve">: chaque chiffre et chaque citation du document ont été confrontés à la base PRISME v2.0 (</w:t>
-      </w:r>
-      <w:r>
-        <w:rPr>
-          <w:rStyle w:val="VerbatimChar"/>
-        </w:rPr>
-        <w:t xml:space="preserve">01_donnees/base_v2_csv/</w:t>
-      </w:r>
-      <w:r>
-        <w:t xml:space="preserve">, feuilles</w:t>
-      </w:r>
-      <w:r>
-        <w:t xml:space="preserve"> </w:t>
-      </w:r>
+        <w:t xml:space="preserve">Corriger la table « Consuls »</w:t>
+      </w:r>
+      <w:r>
+        <w:t xml:space="preserve"> </w:t>
+      </w:r>
+      <w:r>
+        <w:t xml:space="preserve">de la v2.0 : retirer les 30 lignes de faux consuls ; ajouter les consuls lus omis.</w:t>
+      </w:r>
+    </w:p>
+    <w:p>
+      <w:pPr>
+        <w:numPr>
+          <w:ilvl w:val="0"/>
+          <w:numId w:val="1024"/>
+        </w:numPr>
+        <w:pStyle w:val="Compact"/>
+      </w:pPr>
+      <w:r>
+        <w:rPr>
+          <w:bCs/>
+          <w:b/>
+        </w:rPr>
+        <w:t xml:space="preserve">Vérifier sur l’ICVR</w:t>
+      </w:r>
+      <w:r>
+        <w:t xml:space="preserve">, en priorité, les 20 textes de niveau R et les cas B fragiles (273, 328). Il s’agit de savoir si la restitution consulaire repose sur un calcul de l’éditeur (dimensions de la lacune, autres fragments) ou sur une simple hypothèse.</w:t>
+      </w:r>
+    </w:p>
+    <w:p>
+      <w:pPr>
+        <w:numPr>
+          <w:ilvl w:val="0"/>
+          <w:numId w:val="1024"/>
+        </w:numPr>
+        <w:pStyle w:val="Compact"/>
+      </w:pPr>
+      <w:r>
+        <w:rPr>
+          <w:bCs/>
+          <w:b/>
+        </w:rPr>
+        <w:t xml:space="preserve">Limite.</w:t>
+      </w:r>
+      <w:r>
+        <w:t xml:space="preserve"> </w:t>
+      </w:r>
+      <w:r>
+        <w:t xml:space="preserve">Le classement repose sur la notation de l’EDCS. Là où l’EDB lit davantage, des lettres soulignées (vues par un éditeur antérieur) par exemple, le niveau peut changer. La comparaison systématique avec la notation de l’EDB n’a pas été faite.</w:t>
+      </w:r>
+    </w:p>
+    <w:bookmarkEnd w:id="48"/>
+    <w:bookmarkEnd w:id="49"/>
+    <w:bookmarkEnd w:id="50"/>
+    <w:bookmarkStart w:id="55" w:name="Xa68eddb713c15d4621a12d96ed3a134351cadfc"/>
+    <w:p>
+      <w:pPr>
+        <w:pStyle w:val="Heading1"/>
+      </w:pPr>
+      <w:r>
+        <w:t xml:space="preserve">5.4 Confrontation avec l’Epigraphic Database Bari (texte proposé pour la v3)</w:t>
+      </w:r>
+    </w:p>
+    <w:p>
+      <w:pPr>
+        <w:pStyle w:val="FirstParagraph"/>
+      </w:pPr>
       <w:r>
         <w:rPr>
           <w:iCs/>
           <w:i/>
         </w:rPr>
-        <w:t xml:space="preserve">Notices</w:t>
-      </w:r>
-      <w:r>
-        <w:t xml:space="preserve"> </w:t>
-      </w:r>
-      <w:r>
-        <w:t xml:space="preserve">et</w:t>
+        <w:t xml:space="preserve">Section nouvelle, à insérer après le § 5.3 de la v2.0. Les chiffres sont ceux du lot 4 (456 notices appariées sur 478) et seront mis à jour à la fin de la collation.</w:t>
+      </w:r>
+    </w:p>
+    <w:bookmarkStart w:id="51" w:name="pourquoi-une-seconde-base"/>
+    <w:p>
+      <w:pPr>
+        <w:pStyle w:val="Heading2"/>
+      </w:pPr>
+      <w:r>
+        <w:t xml:space="preserve">5.4.1 Pourquoi une seconde base</w:t>
+      </w:r>
+    </w:p>
+    <w:p>
+      <w:pPr>
+        <w:pStyle w:val="FirstParagraph"/>
+      </w:pPr>
+      <w:r>
+        <w:t xml:space="preserve">Les sections précédentes comparaient deux états d’une</w:t>
+      </w:r>
+      <w:r>
+        <w:t xml:space="preserve"> </w:t>
+      </w:r>
+      <w:r>
+        <w:rPr>
+          <w:bCs/>
+          <w:b/>
+        </w:rPr>
+        <w:t xml:space="preserve">même</w:t>
+      </w:r>
+      <w:r>
+        <w:t xml:space="preserve"> </w:t>
+      </w:r>
+      <w:r>
+        <w:t xml:space="preserve">base, les exports EDCS de 2020 et de 2022. Cette comparaison révèle les pertes dues à l’export. Elle ne dit rien des choix faits par l’EDCS lorsqu’elle saisit l’édition imprimée. L’Epigraphic Database Bari (EDB), conduite à l’université de Bari depuis 1988, se consacre aux inscriptions chrétiennes de Rome. Elle se donne pour tâche de mettre à jour les ICVR, et ses fiches sont établies et révisées par des épigraphistes nommés sur chaque fiche. C’est donc un</w:t>
+      </w:r>
+      <w:r>
+        <w:t xml:space="preserve"> </w:t>
+      </w:r>
+      <w:r>
+        <w:rPr>
+          <w:bCs/>
+          <w:b/>
+        </w:rPr>
+        <w:t xml:space="preserve">témoin indépendant</w:t>
+      </w:r>
+      <w:r>
+        <w:t xml:space="preserve"> </w:t>
+      </w:r>
+      <w:r>
+        <w:t xml:space="preserve">de la transmission. Il reste toutefois secondaire : comme l’EDCS, l’EDB dépend de l’ICVR, et une concordance entre les deux bases ne remplace ni l’édition imprimée ni la pierre.</w:t>
+      </w:r>
+    </w:p>
+    <w:bookmarkEnd w:id="51"/>
+    <w:bookmarkStart w:id="52" w:name="procédure"/>
+    <w:p>
+      <w:pPr>
+        <w:pStyle w:val="Heading2"/>
+      </w:pPr>
+      <w:r>
+        <w:t xml:space="preserve">5.4.2 Procédure</w:t>
+      </w:r>
+    </w:p>
+    <w:p>
+      <w:pPr>
+        <w:pStyle w:val="FirstParagraph"/>
+      </w:pPr>
+      <w:r>
+        <w:t xml:space="preserve">Les fiches de l’EDB ont été lues le 14 octobre 2026 dans les listes publiques de la base, triées par numéro ICVR. Chaque notice du présent corpus pourvue d’une référence ICUR a été appariée à la fiche EDB de même numéro, en choisissant, en cas de sous-numéros, la plus proche par le texte. Un indice de similarité, calculé sur les textes normalisés, sert seulement à</w:t>
+      </w:r>
+      <w:r>
+        <w:t xml:space="preserve"> </w:t>
+      </w:r>
+      <w:r>
+        <w:rPr>
+          <w:bCs/>
+          <w:b/>
+        </w:rPr>
+        <w:t xml:space="preserve">trier</w:t>
+      </w:r>
+      <w:r>
+        <w:t xml:space="preserve"> </w:t>
+      </w:r>
+      <w:r>
+        <w:t xml:space="preserve">les cas. Chaque écart retenu dans les dossiers a été relu. Les pages lues, leurs dates de consultation et les échecs d’accès figurent au registre des consultations. Les données de l’EDB sont publiées sous licence CC BY-SA 4.0.</w:t>
+      </w:r>
+    </w:p>
+    <w:p>
+      <w:pPr>
+        <w:pStyle w:val="BodyText"/>
+      </w:pPr>
+      <w:r>
+        <w:t xml:space="preserve">À la date de cette version, 456 notices sur 478 ont été appariées. 281 concordent, aux conventions de notation près ; 137 présentent des écarts à examiner ; 38 divergent fortement, le plus souvent parce que l’un des deux textes est tronqué.</w:t>
+      </w:r>
+    </w:p>
+    <w:bookmarkEnd w:id="52"/>
+    <w:bookmarkStart w:id="53" w:name="quatre-types-décarts"/>
+    <w:p>
+      <w:pPr>
+        <w:pStyle w:val="Heading2"/>
+      </w:pPr>
+      <w:r>
+        <w:t xml:space="preserve">5.4.3 Quatre types d’écarts</w:t>
+      </w:r>
+    </w:p>
+    <w:p>
+      <w:pPr>
+        <w:numPr>
+          <w:ilvl w:val="0"/>
+          <w:numId w:val="1025"/>
+        </w:numPr>
+        <w:pStyle w:val="Compact"/>
+      </w:pPr>
+      <w:r>
+        <w:rPr>
+          <w:bCs/>
+          <w:b/>
+        </w:rPr>
+        <w:t xml:space="preserve">Lignes omises par l’EDCS.</w:t>
+      </w:r>
+      <w:r>
+        <w:t xml:space="preserve"> </w:t>
+      </w:r>
+      <w:r>
+        <w:t xml:space="preserve">Pour huit notices que la v2.0 tenait pour dépourvues de tout élément consulaire, l’EDB transmet la formule de date (n° 51, 84, 180, 214, 268, 388, 445, 447). L’épitaphe de Cucurbitinus et Abundantius (n° 214) se termine dans l’EDB par la date</w:t>
+      </w:r>
+      <w:r>
+        <w:t xml:space="preserve"> </w:t>
+      </w:r>
+      <w:r>
+        <w:rPr>
+          <w:rStyle w:val="VerbatimChar"/>
+        </w:rPr>
+        <w:t xml:space="preserve">dd(ominis) nn(ostris) Gratiano V et Teodosio aaugg(ustis)</w:t>
+      </w:r>
+      <w:r>
+        <w:t xml:space="preserve"> </w:t>
+      </w:r>
+      <w:r>
+        <w:t xml:space="preserve">(380) ; le texte de l’EDCS s’arrête trois lignes plus tôt. Dans le texte grec n° 447, l’EDB donne avant l’imprécation cinq lignes, dont la date</w:t>
+      </w:r>
+      <w:r>
+        <w:t xml:space="preserve"> </w:t>
+      </w:r>
+      <w:r>
+        <w:rPr>
+          <w:rStyle w:val="VerbatimChar"/>
+        </w:rPr>
+        <w:t xml:space="preserve">[ὑπατίᾳ Βινκεντί]ου καὶ Φραβίτου</w:t>
+      </w:r>
+      <w:r>
+        <w:t xml:space="preserve"> </w:t>
+      </w:r>
+      <w:r>
+        <w:t xml:space="preserve">(401), que l’EDCS ne transmet pas.</w:t>
+      </w:r>
+    </w:p>
+    <w:p>
+      <w:pPr>
+        <w:numPr>
+          <w:ilvl w:val="0"/>
+          <w:numId w:val="1025"/>
+        </w:numPr>
+        <w:pStyle w:val="Compact"/>
+      </w:pPr>
+      <w:r>
+        <w:rPr>
+          <w:bCs/>
+          <w:b/>
+        </w:rPr>
+        <w:t xml:space="preserve">Signes figurés.</w:t>
+      </w:r>
+      <w:r>
+        <w:t xml:space="preserve"> </w:t>
+      </w:r>
+      <w:r>
+        <w:t xml:space="preserve">L’EDB décrit chrismes, croix, oiseaux, palmes et orants. L’EDCS ne les mentionne pas. Sur les 456 notices appariées, 47 (10,3 %) portent un chrisme ou une croix selon l’EDB. Dans un cas (n° 38), l’EDCS rend le chrisme par un mot développé,</w:t>
       </w:r>
       <w:r>
         <w:t xml:space="preserve"> </w:t>
@@ -9573,19 +9640,1160 @@
           <w:iCs/>
           <w:i/>
         </w:rPr>
-        <w:t xml:space="preserve">Textes</w:t>
-      </w:r>
-      <w:r>
-        <w:t xml:space="preserve">, 478 notices).</w:t>
-      </w:r>
-    </w:p>
-    <w:bookmarkStart w:id="57" w:name="verdict"/>
+        <w:t xml:space="preserve">Chr(isti)</w:t>
+      </w:r>
+      <w:r>
+        <w:t xml:space="preserve">, ce qui produit un faux vocabulaire religieux.</w:t>
+      </w:r>
+    </w:p>
+    <w:p>
+      <w:pPr>
+        <w:numPr>
+          <w:ilvl w:val="0"/>
+          <w:numId w:val="1025"/>
+        </w:numPr>
+        <w:pStyle w:val="Compact"/>
+      </w:pPr>
+      <w:r>
+        <w:rPr>
+          <w:bCs/>
+          <w:b/>
+        </w:rPr>
+        <w:t xml:space="preserve">Restitutions différentes.</w:t>
+      </w:r>
+      <w:r>
+        <w:t xml:space="preserve"> </w:t>
+      </w:r>
+      <w:r>
+        <w:t xml:space="preserve">Dans le</w:t>
+      </w:r>
+      <w:r>
+        <w:t xml:space="preserve"> </w:t>
+      </w:r>
+      <w:r>
+        <w:rPr>
+          <w:iCs/>
+          <w:i/>
+        </w:rPr>
+        <w:t xml:space="preserve">carmen</w:t>
+      </w:r>
+      <w:r>
+        <w:t xml:space="preserve"> </w:t>
+      </w:r>
+      <w:r>
+        <w:t xml:space="preserve">d’Eleuteria (n° 73, 363), l’EDCS restitue</w:t>
+      </w:r>
+      <w:r>
+        <w:t xml:space="preserve"> </w:t>
+      </w:r>
+      <w:r>
+        <w:rPr>
+          <w:rStyle w:val="VerbatimChar"/>
+        </w:rPr>
+        <w:t xml:space="preserve">[at tuus in caelo] spiritus … [vivit cum] sanctis</w:t>
+      </w:r>
+      <w:r>
+        <w:t xml:space="preserve">, l’EDB</w:t>
+      </w:r>
+      <w:r>
+        <w:t xml:space="preserve"> </w:t>
+      </w:r>
+      <w:r>
+        <w:rPr>
+          <w:rStyle w:val="VerbatimChar"/>
+        </w:rPr>
+        <w:t xml:space="preserve">[corpore namque tu]us spiritus … [est sociatu]s sanctis</w:t>
+      </w:r>
+      <w:r>
+        <w:t xml:space="preserve">. Les deux restitutions sont conjecturales. Elles orientent différemment la lecture eschatologique : séjour céleste de l’esprit d’un côté, association aux saints de l’autre. Aucune ne peut fonder un argument.</w:t>
+      </w:r>
+    </w:p>
+    <w:p>
+      <w:pPr>
+        <w:numPr>
+          <w:ilvl w:val="0"/>
+          <w:numId w:val="1025"/>
+        </w:numPr>
+        <w:pStyle w:val="Compact"/>
+      </w:pPr>
+      <w:r>
+        <w:rPr>
+          <w:bCs/>
+          <w:b/>
+        </w:rPr>
+        <w:t xml:space="preserve">Datations divergentes.</w:t>
+      </w:r>
+      <w:r>
+        <w:t xml:space="preserve"> </w:t>
+      </w:r>
+      <w:r>
+        <w:t xml:space="preserve">Pour sept notices (n° 40, 141, 206, 278, 311, 328, 434), l’année de l’EDB diffère de l’année retenue par la v2.0. Certains écarts semblent être des erreurs de saisie de l’EDB (n° 206, 278). D’autres reflètent une véritable alternative de restitution, comme au n° 328, où le seul</w:t>
+      </w:r>
+      <w:r>
+        <w:t xml:space="preserve"> </w:t>
+      </w:r>
+      <w:r>
+        <w:rPr>
+          <w:iCs/>
+          <w:i/>
+        </w:rPr>
+        <w:t xml:space="preserve">…terio</w:t>
+      </w:r>
+      <w:r>
+        <w:t xml:space="preserve"> </w:t>
+      </w:r>
+      <w:r>
+        <w:t xml:space="preserve">lu peut appartenir à</w:t>
+      </w:r>
+      <w:r>
+        <w:t xml:space="preserve"> </w:t>
+      </w:r>
+      <w:r>
+        <w:rPr>
+          <w:iCs/>
+          <w:i/>
+        </w:rPr>
+        <w:t xml:space="preserve">Eucherio</w:t>
+      </w:r>
+      <w:r>
+        <w:t xml:space="preserve"> </w:t>
+      </w:r>
+      <w:r>
+        <w:t xml:space="preserve">(381) ou à</w:t>
+      </w:r>
+      <w:r>
+        <w:t xml:space="preserve"> </w:t>
+      </w:r>
+      <w:r>
+        <w:rPr>
+          <w:iCs/>
+          <w:i/>
+        </w:rPr>
+        <w:t xml:space="preserve">Neoterio</w:t>
+      </w:r>
+      <w:r>
+        <w:t xml:space="preserve"> </w:t>
+      </w:r>
+      <w:r>
+        <w:t xml:space="preserve">(390). Ces divergences ne peuvent être tranchées qu’avec l’ICVR et les fastes de référence.</w:t>
+      </w:r>
+    </w:p>
+    <w:bookmarkEnd w:id="53"/>
+    <w:bookmarkStart w:id="54" w:name="conséquences"/>
     <w:p>
       <w:pPr>
         <w:pStyle w:val="Heading2"/>
       </w:pPr>
       <w:r>
-        <w:t xml:space="preserve">Verdict</w:t>
+        <w:t xml:space="preserve">5.4.4 Conséquences</w:t>
+      </w:r>
+    </w:p>
+    <w:p>
+      <w:pPr>
+        <w:numPr>
+          <w:ilvl w:val="0"/>
+          <w:numId w:val="1026"/>
+        </w:numPr>
+        <w:pStyle w:val="Compact"/>
+      </w:pPr>
+      <w:r>
+        <w:rPr>
+          <w:bCs/>
+          <w:b/>
+        </w:rPr>
+        <w:t xml:space="preserve">Le texte de travail.</w:t>
+      </w:r>
+      <w:r>
+        <w:t xml:space="preserve"> </w:t>
+      </w:r>
+      <w:r>
+        <w:t xml:space="preserve">Pour chaque notice, la v3 doit donner le texte EDCS, la leçon EDB lorsqu’elle diffère et la décision prise, avec sa justification.</w:t>
+      </w:r>
+    </w:p>
+    <w:p>
+      <w:pPr>
+        <w:numPr>
+          <w:ilvl w:val="0"/>
+          <w:numId w:val="1026"/>
+        </w:numPr>
+        <w:pStyle w:val="Compact"/>
+      </w:pPr>
+      <w:r>
+        <w:rPr>
+          <w:bCs/>
+          <w:b/>
+        </w:rPr>
+        <w:t xml:space="preserve">Les statistiques.</w:t>
+      </w:r>
+      <w:r>
+        <w:t xml:space="preserve"> </w:t>
+      </w:r>
+      <w:r>
+        <w:t xml:space="preserve">Les mesures du formulaire et du vocabulaire religieux calculées sur le texte EDCS sont des</w:t>
+      </w:r>
+      <w:r>
+        <w:t xml:space="preserve"> </w:t>
+      </w:r>
+      <w:r>
+        <w:rPr>
+          <w:bCs/>
+          <w:b/>
+        </w:rPr>
+        <w:t xml:space="preserve">bornes inférieures</w:t>
+      </w:r>
+      <w:r>
+        <w:t xml:space="preserve"> </w:t>
+      </w:r>
+      <w:r>
+        <w:t xml:space="preserve">de ce qui est gravé. La proportion de textes portant une désignation verbale de Dieu ou du Christ (14/468) reste valable pour le vocabulaire. Elle ne mesure pas le marquage chrétien des monuments, qui doit être compté à part (signe christique).</w:t>
+      </w:r>
+    </w:p>
+    <w:p>
+      <w:pPr>
+        <w:numPr>
+          <w:ilvl w:val="0"/>
+          <w:numId w:val="1026"/>
+        </w:numPr>
+        <w:pStyle w:val="Compact"/>
+      </w:pPr>
+      <w:r>
+        <w:rPr>
+          <w:bCs/>
+          <w:b/>
+        </w:rPr>
+        <w:t xml:space="preserve">La chronologie.</w:t>
+      </w:r>
+      <w:r>
+        <w:t xml:space="preserve"> </w:t>
+      </w:r>
+      <w:r>
+        <w:t xml:space="preserve">Huit datations « par la base » deviennent des datations consulaires transmises, : quatre lues (n° 84, 214, 268, 388), trois partiellement restituées (n° 51, 180, 447) et une lue dont l’itération est incertaine (n° 445 : 400, ou 405 si</w:t>
+      </w:r>
+      <w:r>
+        <w:t xml:space="preserve"> </w:t>
+      </w:r>
+      <w:r>
+        <w:rPr>
+          <w:iCs/>
+          <w:i/>
+        </w:rPr>
+        <w:t xml:space="preserve">iterum</w:t>
+      </w:r>
+      <w:r>
+        <w:t xml:space="preserve">). Les tableaux de distribution chronologique doivent distinguer ces cas. Indépendamment de l’EDB, un contrôle de l’état des lettres (dossiers, § G) montre que sur 457 textes à datation « directe », 20 (4,4 %) doivent leur année à une</w:t>
+      </w:r>
+      <w:r>
+        <w:t xml:space="preserve"> </w:t>
+      </w:r>
+      <w:r>
+        <w:rPr>
+          <w:bCs/>
+          <w:b/>
+        </w:rPr>
+        <w:t xml:space="preserve">restitution</w:t>
+      </w:r>
+      <w:r>
+        <w:t xml:space="preserve"> </w:t>
+      </w:r>
+      <w:r>
+        <w:t xml:space="preserve">du nom consulaire, et 2 à de simples initiales. La liste « consuls identifiés » de la v2.0 comptait en outre 30 noms de défunts ou de dédicants comme consuls, sans effet sur l’année.</w:t>
+      </w:r>
+    </w:p>
+    <w:bookmarkEnd w:id="54"/>
+    <w:bookmarkEnd w:id="55"/>
+    <w:bookmarkStart w:id="60" w:name="X2137f8f98fb94dcc95597a220f0e86353ee7a7e"/>
+    <w:p>
+      <w:pPr>
+        <w:pStyle w:val="Heading1"/>
+      </w:pPr>
+      <w:r>
+        <w:t xml:space="preserve">État de la collation EDCS / EDB (au 14 octobre 2026, lot 4)</w:t>
+      </w:r>
+    </w:p>
+    <w:bookmarkStart w:id="56" w:name="méthode-1"/>
+    <w:p>
+      <w:pPr>
+        <w:pStyle w:val="Heading2"/>
+      </w:pPr>
+      <w:r>
+        <w:t xml:space="preserve">Méthode</w:t>
+      </w:r>
+    </w:p>
+    <w:p>
+      <w:pPr>
+        <w:numPr>
+          <w:ilvl w:val="0"/>
+          <w:numId w:val="1027"/>
+        </w:numPr>
+        <w:pStyle w:val="Compact"/>
+      </w:pPr>
+      <w:r>
+        <w:rPr>
+          <w:bCs/>
+          <w:b/>
+        </w:rPr>
+        <w:t xml:space="preserve">Source B, EDB.</w:t>
+      </w:r>
+      <w:r>
+        <w:t xml:space="preserve"> </w:t>
+      </w:r>
+      <w:r>
+        <w:t xml:space="preserve">Les listes publiques de l’EDB (</w:t>
+      </w:r>
+      <w:r>
+        <w:rPr>
+          <w:rStyle w:val="VerbatimChar"/>
+        </w:rPr>
+        <w:t xml:space="preserve">https://www.edb.uniba.it/search/quick/do?page=N</w:t>
+      </w:r>
+      <w:r>
+        <w:t xml:space="preserve">), triées par numéro ICVR, comptent 42 333 fiches sur 2 117 pages de 20 fiches. Chaque ligne donne l’ID EDB, le numéro ICVR, la bibliographie complémentaire, le rattachement topographique (</w:t>
+      </w:r>
+      <w:r>
+        <w:rPr>
+          <w:iCs/>
+          <w:i/>
+        </w:rPr>
+        <w:t xml:space="preserve">Pertinence</w:t>
+      </w:r>
+      <w:r>
+        <w:t xml:space="preserve">), le lieu de conservation, la date retenue par l’EDB et le texte. Le texte est parfois tronqué ; une mention «</w:t>
+      </w:r>
+      <w:r>
+        <w:t xml:space="preserve"> </w:t>
+      </w:r>
+      <w:r>
+        <w:rPr>
+          <w:bCs/>
+          <w:b/>
+        </w:rPr>
+        <w:t xml:space="preserve">More</w:t>
+      </w:r>
+      <w:r>
+        <w:t xml:space="preserve"> </w:t>
+      </w:r>
+      <w:r>
+        <w:t xml:space="preserve">» le signale.</w:t>
+      </w:r>
+    </w:p>
+    <w:p>
+      <w:pPr>
+        <w:numPr>
+          <w:ilvl w:val="0"/>
+          <w:numId w:val="1027"/>
+        </w:numPr>
+        <w:pStyle w:val="Compact"/>
+      </w:pPr>
+      <w:r>
+        <w:rPr>
+          <w:bCs/>
+          <w:b/>
+        </w:rPr>
+        <w:t xml:space="preserve">Accès.</w:t>
+      </w:r>
+      <w:r>
+        <w:t xml:space="preserve"> </w:t>
+      </w:r>
+      <w:r>
+        <w:t xml:space="preserve">Le conteneur de travail n’atteignait pas l’EDB directement. Les pages ont été lues par un relais de lecture web (Parallel Search,</w:t>
+      </w:r>
+      <w:r>
+        <w:t xml:space="preserve"> </w:t>
+      </w:r>
+      <w:r>
+        <w:rPr>
+          <w:rStyle w:val="VerbatimChar"/>
+        </w:rPr>
+        <w:t xml:space="preserve">web_fetch</w:t>
+      </w:r>
+      <w:r>
+        <w:t xml:space="preserve">) dont la réponse brute est archivée dans</w:t>
+      </w:r>
+      <w:r>
+        <w:t xml:space="preserve"> </w:t>
+      </w:r>
+      <w:r>
+        <w:rPr>
+          <w:rStyle w:val="VerbatimChar"/>
+        </w:rPr>
+        <w:t xml:space="preserve">edb/brut/*.json</w:t>
+      </w:r>
+      <w:r>
+        <w:t xml:space="preserve">. Le relais indique pour certaines pages une « date de publication » : c’est une estimation du relais, non une date de l’EDB.</w:t>
+      </w:r>
+    </w:p>
+    <w:p>
+      <w:pPr>
+        <w:numPr>
+          <w:ilvl w:val="0"/>
+          <w:numId w:val="1027"/>
+        </w:numPr>
+        <w:pStyle w:val="Compact"/>
+      </w:pPr>
+      <w:r>
+        <w:rPr>
+          <w:bCs/>
+          <w:b/>
+        </w:rPr>
+        <w:t xml:space="preserve">Appariement.</w:t>
+      </w:r>
+      <w:r>
+        <w:t xml:space="preserve"> </w:t>
+      </w:r>
+      <w:r>
+        <w:t xml:space="preserve">Les numéros ICUR de chaque notice viennent de la base v2.0 (champs « ICUR / refs catalogue » et « publications EDCS »). Quand plusieurs fiches EDB partagent un même numéro (sous-numéros a, b…), on retient la plus proche du texte EDCS. Le score est un</w:t>
+      </w:r>
+      <w:r>
+        <w:t xml:space="preserve"> </w:t>
+      </w:r>
+      <w:r>
+        <w:rPr>
+          <w:rStyle w:val="VerbatimChar"/>
+        </w:rPr>
+        <w:t xml:space="preserve">SequenceMatcher</w:t>
+      </w:r>
+      <w:r>
+        <w:t xml:space="preserve"> </w:t>
+      </w:r>
+      <w:r>
+        <w:t xml:space="preserve">calculé sur les textes normalisés : sigles et développements retirés, u/v et i/j unifiés.</w:t>
+      </w:r>
+    </w:p>
+    <w:p>
+      <w:pPr>
+        <w:numPr>
+          <w:ilvl w:val="0"/>
+          <w:numId w:val="1027"/>
+        </w:numPr>
+        <w:pStyle w:val="Compact"/>
+      </w:pPr>
+      <w:r>
+        <w:rPr>
+          <w:bCs/>
+          <w:b/>
+        </w:rPr>
+        <w:t xml:space="preserve">Classement automatique.</w:t>
+      </w:r>
+    </w:p>
+    <w:p>
+      <w:pPr>
+        <w:numPr>
+          <w:ilvl w:val="1"/>
+          <w:numId w:val="1028"/>
+        </w:numPr>
+        <w:pStyle w:val="Compact"/>
+      </w:pPr>
+      <w:r>
+        <w:rPr>
+          <w:iCs/>
+          <w:i/>
+        </w:rPr>
+        <w:t xml:space="preserve">concordant</w:t>
+      </w:r>
+      <w:r>
+        <w:t xml:space="preserve"> </w:t>
+      </w:r>
+      <w:r>
+        <w:t xml:space="preserve">: score ≥ 0,92, écarts de notation seulement.</w:t>
+      </w:r>
+    </w:p>
+    <w:p>
+      <w:pPr>
+        <w:numPr>
+          <w:ilvl w:val="1"/>
+          <w:numId w:val="1028"/>
+        </w:numPr>
+        <w:pStyle w:val="Compact"/>
+      </w:pPr>
+      <w:r>
+        <w:rPr>
+          <w:iCs/>
+          <w:i/>
+        </w:rPr>
+        <w:t xml:space="preserve">écarts à examiner</w:t>
+      </w:r>
+      <w:r>
+        <w:t xml:space="preserve"> </w:t>
+      </w:r>
+      <w:r>
+        <w:t xml:space="preserve">: 0,75 ≤ score &lt; 0,92.</w:t>
+      </w:r>
+    </w:p>
+    <w:p>
+      <w:pPr>
+        <w:numPr>
+          <w:ilvl w:val="1"/>
+          <w:numId w:val="1028"/>
+        </w:numPr>
+        <w:pStyle w:val="Compact"/>
+      </w:pPr>
+      <w:r>
+        <w:rPr>
+          <w:iCs/>
+          <w:i/>
+        </w:rPr>
+        <w:t xml:space="preserve">divergence forte ou appariement douteux</w:t>
+      </w:r>
+      <w:r>
+        <w:t xml:space="preserve"> </w:t>
+      </w:r>
+      <w:r>
+        <w:t xml:space="preserve">: score &lt; 0,75. C’est souvent l’effet d’une troncature, d’un côté ou de l’autre.</w:t>
+      </w:r>
+    </w:p>
+    <w:p>
+      <w:pPr>
+        <w:numPr>
+          <w:ilvl w:val="1"/>
+          <w:numId w:val="1028"/>
+        </w:numPr>
+        <w:pStyle w:val="Compact"/>
+      </w:pPr>
+      <w:r>
+        <w:t xml:space="preserve">Ces seuils servent au</w:t>
+      </w:r>
+      <w:r>
+        <w:t xml:space="preserve"> </w:t>
+      </w:r>
+      <w:r>
+        <w:rPr>
+          <w:bCs/>
+          <w:b/>
+        </w:rPr>
+        <w:t xml:space="preserve">tri</w:t>
+      </w:r>
+      <w:r>
+        <w:t xml:space="preserve">. Ils ne valent pas jugement philologique : chaque cas « à examiner » ou « divergence » doit être relu.</w:t>
+      </w:r>
+    </w:p>
+    <w:bookmarkEnd w:id="56"/>
+    <w:bookmarkStart w:id="57" w:name="résultats-chiffrés-478-notices"/>
+    <w:p>
+      <w:pPr>
+        <w:pStyle w:val="Heading2"/>
+      </w:pPr>
+      <w:r>
+        <w:t xml:space="preserve">Résultats chiffrés (478 notices)</w:t>
+      </w:r>
+    </w:p>
+    <w:tbl>
+      <w:tblPr>
+        <w:tblStyle w:val="Table"/>
+        <w:tblW w:type="auto" w:w="0"/>
+        <w:tblLook w:firstRow="1" w:lastRow="0" w:firstColumn="0" w:lastColumn="0" w:noHBand="0" w:noVBand="0" w:val="0020"/>
+        <w:jc w:val="start"/>
+      </w:tblPr>
+      <w:tblGrid>
+        <w:gridCol w:w="3960"/>
+        <w:gridCol w:w="3960"/>
+      </w:tblGrid>
+      <w:tr>
+        <w:trPr>
+          <w:tblHeader w:val="true"/>
+        </w:trPr>
+        <w:tc>
+          <w:tcPr/>
+          <w:p>
+            <w:pPr>
+              <w:pStyle w:val="Compact"/>
+              <w:jc w:val="left"/>
+            </w:pPr>
+            <w:r>
+              <w:t xml:space="preserve">statut</w:t>
+            </w:r>
+          </w:p>
+        </w:tc>
+        <w:tc>
+          <w:tcPr/>
+          <w:p>
+            <w:pPr>
+              <w:pStyle w:val="Compact"/>
+              <w:jc w:val="left"/>
+            </w:pPr>
+            <w:r>
+              <w:t xml:space="preserve">notices</w:t>
+            </w:r>
+          </w:p>
+        </w:tc>
+      </w:tr>
+      <w:tr>
+        <w:tc>
+          <w:tcPr/>
+          <w:p>
+            <w:pPr>
+              <w:pStyle w:val="Compact"/>
+              <w:jc w:val="left"/>
+            </w:pPr>
+            <w:r>
+              <w:t xml:space="preserve">concordant (écarts mineurs de notation)</w:t>
+            </w:r>
+          </w:p>
+        </w:tc>
+        <w:tc>
+          <w:tcPr/>
+          <w:p>
+            <w:pPr>
+              <w:pStyle w:val="Compact"/>
+              <w:jc w:val="left"/>
+            </w:pPr>
+            <w:r>
+              <w:t xml:space="preserve">281</w:t>
+            </w:r>
+          </w:p>
+        </w:tc>
+      </w:tr>
+      <w:tr>
+        <w:tc>
+          <w:tcPr/>
+          <w:p>
+            <w:pPr>
+              <w:pStyle w:val="Compact"/>
+              <w:jc w:val="left"/>
+            </w:pPr>
+            <w:r>
+              <w:t xml:space="preserve">écarts à examiner</w:t>
+            </w:r>
+          </w:p>
+        </w:tc>
+        <w:tc>
+          <w:tcPr/>
+          <w:p>
+            <w:pPr>
+              <w:pStyle w:val="Compact"/>
+              <w:jc w:val="left"/>
+            </w:pPr>
+            <w:r>
+              <w:t xml:space="preserve">137</w:t>
+            </w:r>
+          </w:p>
+        </w:tc>
+      </w:tr>
+      <w:tr>
+        <w:tc>
+          <w:tcPr/>
+          <w:p>
+            <w:pPr>
+              <w:pStyle w:val="Compact"/>
+              <w:jc w:val="left"/>
+            </w:pPr>
+            <w:r>
+              <w:t xml:space="preserve">divergence forte ou appariement douteux</w:t>
+            </w:r>
+          </w:p>
+        </w:tc>
+        <w:tc>
+          <w:tcPr/>
+          <w:p>
+            <w:pPr>
+              <w:pStyle w:val="Compact"/>
+              <w:jc w:val="left"/>
+            </w:pPr>
+            <w:r>
+              <w:t xml:space="preserve">38</w:t>
+            </w:r>
+          </w:p>
+        </w:tc>
+      </w:tr>
+      <w:tr>
+        <w:tc>
+          <w:tcPr/>
+          <w:p>
+            <w:pPr>
+              <w:pStyle w:val="Compact"/>
+              <w:jc w:val="left"/>
+            </w:pPr>
+            <w:r>
+              <w:rPr>
+                <w:bCs/>
+                <w:b/>
+              </w:rPr>
+              <w:t xml:space="preserve">appariées à une fiche EDB</w:t>
+            </w:r>
+          </w:p>
+        </w:tc>
+        <w:tc>
+          <w:tcPr/>
+          <w:p>
+            <w:pPr>
+              <w:pStyle w:val="Compact"/>
+              <w:jc w:val="left"/>
+            </w:pPr>
+            <w:r>
+              <w:rPr>
+                <w:bCs/>
+                <w:b/>
+              </w:rPr>
+              <w:t xml:space="preserve">456</w:t>
+            </w:r>
+          </w:p>
+        </w:tc>
+      </w:tr>
+      <w:tr>
+        <w:tc>
+          <w:tcPr/>
+          <w:p>
+            <w:pPr>
+              <w:pStyle w:val="Compact"/>
+              <w:jc w:val="left"/>
+            </w:pPr>
+            <w:r>
+              <w:t xml:space="preserve">numéro ICUR absent de la liste publique EDB (voir ci-dessous)</w:t>
+            </w:r>
+          </w:p>
+        </w:tc>
+        <w:tc>
+          <w:tcPr/>
+          <w:p>
+            <w:pPr>
+              <w:pStyle w:val="Compact"/>
+              <w:jc w:val="left"/>
+            </w:pPr>
+            <w:r>
+              <w:t xml:space="preserve">16</w:t>
+            </w:r>
+          </w:p>
+        </w:tc>
+      </w:tr>
+      <w:tr>
+        <w:tc>
+          <w:tcPr/>
+          <w:p>
+            <w:pPr>
+              <w:pStyle w:val="Compact"/>
+              <w:jc w:val="left"/>
+            </w:pPr>
+            <w:r>
+              <w:t xml:space="preserve">sans numéro ICUR, non trouvée (EDB ni EDH)</w:t>
+            </w:r>
+          </w:p>
+        </w:tc>
+        <w:tc>
+          <w:tcPr/>
+          <w:p>
+            <w:pPr>
+              <w:pStyle w:val="Compact"/>
+              <w:jc w:val="left"/>
+            </w:pPr>
+            <w:r>
+              <w:t xml:space="preserve">6</w:t>
+            </w:r>
+          </w:p>
+        </w:tc>
+      </w:tr>
+    </w:tbl>
+    <w:p>
+      <w:pPr>
+        <w:pStyle w:val="BodyText"/>
+      </w:pPr>
+      <w:r>
+        <w:t xml:space="preserve">16 numéros ICUR se trouvent dans des plages déjà parcourues sans y figurer sous ce numéro : 4798, 4799, 4800, 4802, 4804, 4805, 4807, 4808, 4815, 4829, 4830, 4832, 4836, 4948, 5711 et 5712. La liste EDB saute par exemple de 4781 à 4900. Une recherche par texte (n° 202,</w:t>
+      </w:r>
+      <w:r>
+        <w:t xml:space="preserve"> </w:t>
+      </w:r>
+      <w:r>
+        <w:rPr>
+          <w:iCs/>
+          <w:i/>
+        </w:rPr>
+        <w:t xml:space="preserve">Cinnamius Opas lector tituli Fasciolae</w:t>
+      </w:r>
+      <w:r>
+        <w:t xml:space="preserve">) n’a rien donné. L’EDB indique dans son bandeau que certaines fiches ne sont pas publiques (« only selected records are publicly available online on the Vatican Museums website »). Il est possible que ces numéros, attribués à la basilique Saint-Paul dans la v2.0, en fassent partie : c’est une</w:t>
+      </w:r>
+      <w:r>
+        <w:t xml:space="preserve"> </w:t>
+      </w:r>
+      <w:r>
+        <w:rPr>
+          <w:bCs/>
+          <w:b/>
+        </w:rPr>
+        <w:t xml:space="preserve">hypothèse non vérifiée</w:t>
+      </w:r>
+      <w:r>
+        <w:t xml:space="preserve">. Les notices concernées sont les n° 12, 13, 25, 26, 45, 65, 116, 117, 149, 161, 202, 212, 374, 406, 407 et 452.</w:t>
+      </w:r>
+    </w:p>
+    <w:bookmarkEnd w:id="57"/>
+    <w:bookmarkStart w:id="58" w:name="apports-de-ledb-aux-notices-appariées"/>
+    <w:p>
+      <w:pPr>
+        <w:pStyle w:val="Heading2"/>
+      </w:pPr>
+      <w:r>
+        <w:t xml:space="preserve">Apports de l’EDB aux notices appariées</w:t>
+      </w:r>
+    </w:p>
+    <w:p>
+      <w:pPr>
+        <w:numPr>
+          <w:ilvl w:val="0"/>
+          <w:numId w:val="1029"/>
+        </w:numPr>
+        <w:pStyle w:val="Compact"/>
+      </w:pPr>
+      <w:r>
+        <w:rPr>
+          <w:bCs/>
+          <w:b/>
+        </w:rPr>
+        <w:t xml:space="preserve">Rattachement topographique</w:t>
+      </w:r>
+      <w:r>
+        <w:t xml:space="preserve"> </w:t>
+      </w:r>
+      <w:r>
+        <w:t xml:space="preserve">(absent de 478/478 notices v2.0, anomalie A052). Exemples :</w:t>
+      </w:r>
+      <w:r>
+        <w:t xml:space="preserve"> </w:t>
+      </w:r>
+      <w:r>
+        <w:rPr>
+          <w:iCs/>
+          <w:i/>
+        </w:rPr>
+        <w:t xml:space="preserve">Coem. Commodillae</w:t>
+      </w:r>
+      <w:r>
+        <w:t xml:space="preserve"> </w:t>
+      </w:r>
+      <w:r>
+        <w:t xml:space="preserve">(41),</w:t>
+      </w:r>
+      <w:r>
+        <w:t xml:space="preserve"> </w:t>
+      </w:r>
+      <w:r>
+        <w:rPr>
+          <w:iCs/>
+          <w:i/>
+        </w:rPr>
+        <w:t xml:space="preserve">Basilica ss. Nerei et Achillei in coem. Domitillae</w:t>
+      </w:r>
+      <w:r>
+        <w:t xml:space="preserve"> </w:t>
+      </w:r>
+      <w:r>
+        <w:t xml:space="preserve">(27),</w:t>
+      </w:r>
+      <w:r>
+        <w:t xml:space="preserve"> </w:t>
+      </w:r>
+      <w:r>
+        <w:rPr>
+          <w:iCs/>
+          <w:i/>
+        </w:rPr>
+        <w:t xml:space="preserve">Coem. Domitillae</w:t>
+      </w:r>
+      <w:r>
+        <w:t xml:space="preserve"> </w:t>
+      </w:r>
+      <w:r>
+        <w:t xml:space="preserve">(15),</w:t>
+      </w:r>
+      <w:r>
+        <w:t xml:space="preserve"> </w:t>
+      </w:r>
+      <w:r>
+        <w:rPr>
+          <w:iCs/>
+          <w:i/>
+        </w:rPr>
+        <w:t xml:space="preserve">Coem. Pontiani</w:t>
+      </w:r>
+      <w:r>
+        <w:t xml:space="preserve"> </w:t>
+      </w:r>
+      <w:r>
+        <w:t xml:space="preserve">(8), basilique Saint-Pierre et aire</w:t>
+      </w:r>
+      <w:r>
+        <w:t xml:space="preserve"> </w:t>
+      </w:r>
+      <w:r>
+        <w:rPr>
+          <w:iCs/>
+          <w:i/>
+        </w:rPr>
+        <w:t xml:space="preserve">sub divo</w:t>
+      </w:r>
+      <w:r>
+        <w:t xml:space="preserve"> </w:t>
+      </w:r>
+      <w:r>
+        <w:t xml:space="preserve">(8)… ;</w:t>
+      </w:r>
+      <w:r>
+        <w:t xml:space="preserve"> </w:t>
+      </w:r>
+      <w:r>
+        <w:rPr>
+          <w:iCs/>
+          <w:i/>
+        </w:rPr>
+        <w:t xml:space="preserve">Incertae originis</w:t>
+      </w:r>
+      <w:r>
+        <w:t xml:space="preserve"> </w:t>
+      </w:r>
+      <w:r>
+        <w:t xml:space="preserve">: 159.</w:t>
+      </w:r>
+    </w:p>
+    <w:p>
+      <w:pPr>
+        <w:numPr>
+          <w:ilvl w:val="0"/>
+          <w:numId w:val="1029"/>
+        </w:numPr>
+        <w:pStyle w:val="Compact"/>
+      </w:pPr>
+      <w:r>
+        <w:rPr>
+          <w:bCs/>
+          <w:b/>
+        </w:rPr>
+        <w:t xml:space="preserve">Lieu de conservation</w:t>
+      </w:r>
+      <w:r>
+        <w:t xml:space="preserve">, pour une partie des fiches : Musei Vaticani, Lapidario Cristiano (41) et Galleria Lapidaria (25) ; « Basilica ss. Nerei et Achillei in coem. Domitillae » (24) ; Musei Capitolini (10) ; « Museo Archeologico Nazionale » (10 ; libellé EDB reproduit tel quel) ; Collegio Teutonico (6) ; Ostia Antica, Lapidario (n° 336)…</w:t>
+      </w:r>
+    </w:p>
+    <w:p>
+      <w:pPr>
+        <w:numPr>
+          <w:ilvl w:val="0"/>
+          <w:numId w:val="1029"/>
+        </w:numPr>
+        <w:pStyle w:val="Compact"/>
+      </w:pPr>
+      <w:r>
+        <w:rPr>
+          <w:bCs/>
+          <w:b/>
+        </w:rPr>
+        <w:t xml:space="preserve">Signes figurés</w:t>
+      </w:r>
+      <w:r>
+        <w:t xml:space="preserve"> </w:t>
+      </w:r>
+      <w:r>
+        <w:t xml:space="preserve">(chrisme, croix, oiseaux, palmes…), absents de l’EDCS (voir les dossiers, § E).</w:t>
+      </w:r>
+    </w:p>
+    <w:p>
+      <w:pPr>
+        <w:numPr>
+          <w:ilvl w:val="0"/>
+          <w:numId w:val="1029"/>
+        </w:numPr>
+        <w:pStyle w:val="Compact"/>
+      </w:pPr>
+      <w:r>
+        <w:rPr>
+          <w:bCs/>
+          <w:b/>
+        </w:rPr>
+        <w:t xml:space="preserve">Lignes et parties absentes du texte EDCS de la v2.0</w:t>
+      </w:r>
+      <w:r>
+        <w:t xml:space="preserve">, dont des formules consulaires (dossiers, § D).</w:t>
+      </w:r>
+    </w:p>
+    <w:p>
+      <w:pPr>
+        <w:numPr>
+          <w:ilvl w:val="0"/>
+          <w:numId w:val="1029"/>
+        </w:numPr>
+        <w:pStyle w:val="Compact"/>
+      </w:pPr>
+      <w:r>
+        <w:rPr>
+          <w:bCs/>
+          <w:b/>
+        </w:rPr>
+        <w:t xml:space="preserve">Restitutions différentes</w:t>
+      </w:r>
+      <w:r>
+        <w:t xml:space="preserve"> </w:t>
+      </w:r>
+      <w:r>
+        <w:t xml:space="preserve">de celles de l’EDCS. Exemple : le n° 73,</w:t>
+      </w:r>
+      <w:r>
+        <w:t xml:space="preserve"> </w:t>
+      </w:r>
+      <w:r>
+        <w:rPr>
+          <w:iCs/>
+          <w:i/>
+        </w:rPr>
+        <w:t xml:space="preserve">carmen</w:t>
+      </w:r>
+      <w:r>
+        <w:t xml:space="preserve"> </w:t>
+      </w:r>
+      <w:r>
+        <w:t xml:space="preserve">d’Eleuteria (363), où l’EDB restitue</w:t>
+      </w:r>
+      <w:r>
+        <w:t xml:space="preserve"> </w:t>
+      </w:r>
+      <w:r>
+        <w:rPr>
+          <w:rStyle w:val="VerbatimChar"/>
+        </w:rPr>
+        <w:t xml:space="preserve">[corpore namque tu]us spiritus … [est sociatu]s sanctis</w:t>
+      </w:r>
+      <w:r>
+        <w:t xml:space="preserve"> </w:t>
+      </w:r>
+      <w:r>
+        <w:t xml:space="preserve">là où l’EDCS donne</w:t>
+      </w:r>
+      <w:r>
+        <w:t xml:space="preserve"> </w:t>
+      </w:r>
+      <w:r>
+        <w:rPr>
+          <w:rStyle w:val="VerbatimChar"/>
+        </w:rPr>
+        <w:t xml:space="preserve">[at tuus in caelo] spiritus … [vivit cum] sanctis</w:t>
+      </w:r>
+      <w:r>
+        <w:t xml:space="preserve">. Ces deux restitutions sont</w:t>
+      </w:r>
+      <w:r>
+        <w:t xml:space="preserve"> </w:t>
+      </w:r>
+      <w:r>
+        <w:rPr>
+          <w:bCs/>
+          <w:b/>
+        </w:rPr>
+        <w:t xml:space="preserve">conjecturales</w:t>
+      </w:r>
+      <w:r>
+        <w:t xml:space="preserve"> </w:t>
+      </w:r>
+      <w:r>
+        <w:t xml:space="preserve">et produisent des lectures eschatologiques différentes : aucune ne doit être traduite comme acquise.</w:t>
+      </w:r>
+    </w:p>
+    <w:bookmarkEnd w:id="58"/>
+    <w:bookmarkStart w:id="59" w:name="pour-terminer-la-collation"/>
+    <w:p>
+      <w:pPr>
+        <w:pStyle w:val="Heading2"/>
+      </w:pPr>
+      <w:r>
+        <w:t xml:space="preserve">Pour terminer la collation</w:t>
+      </w:r>
+    </w:p>
+    <w:p>
+      <w:pPr>
+        <w:numPr>
+          <w:ilvl w:val="0"/>
+          <w:numId w:val="1030"/>
+        </w:numPr>
+        <w:pStyle w:val="Compact"/>
+      </w:pPr>
+      <w:r>
+        <w:rPr>
+          <w:bCs/>
+          <w:b/>
+        </w:rPr>
+        <w:t xml:space="preserve">Voie la plus sûre.</w:t>
+      </w:r>
+      <w:r>
+        <w:t xml:space="preserve"> </w:t>
+      </w:r>
+      <w:r>
+        <w:t xml:space="preserve">Télécharger hors de cet environnement le dépôt EpiDoc complet de l’EDB (Zenodo, DOI 10.5281/zenodo.3575485, CC BY 4.0, 73,8 Mo), puis apparier les 478 notices en local avec les scripts de</w:t>
+      </w:r>
+      <w:r>
+        <w:t xml:space="preserve"> </w:t>
+      </w:r>
+      <w:r>
+        <w:rPr>
+          <w:rStyle w:val="VerbatimChar"/>
+        </w:rPr>
+        <w:t xml:space="preserve">05_scripts/</w:t>
+      </w:r>
+      <w:r>
+        <w:t xml:space="preserve">, adaptés à l’EpiDoc.</w:t>
+      </w:r>
+    </w:p>
+    <w:p>
+      <w:pPr>
+        <w:numPr>
+          <w:ilvl w:val="0"/>
+          <w:numId w:val="1030"/>
+        </w:numPr>
+        <w:pStyle w:val="Compact"/>
+      </w:pPr>
+      <w:r>
+        <w:rPr>
+          <w:bCs/>
+          <w:b/>
+        </w:rPr>
+        <w:t xml:space="preserve">Sinon.</w:t>
+      </w:r>
+      <w:r>
+        <w:t xml:space="preserve"> </w:t>
+      </w:r>
+      <w:r>
+        <w:t xml:space="preserve">Les listes ont été entièrement parcourues pour les numéros ICUR du corpus. Reste à ouvrir les fiches détaillées pour les textes tronqués « More »).</w:t>
+      </w:r>
+    </w:p>
+    <w:p>
+      <w:pPr>
+        <w:numPr>
+          <w:ilvl w:val="0"/>
+          <w:numId w:val="1030"/>
+        </w:numPr>
+        <w:pStyle w:val="Compact"/>
+      </w:pPr>
+      <w:r>
+        <w:rPr>
+          <w:bCs/>
+          <w:b/>
+        </w:rPr>
+        <w:t xml:space="preserve">Dans tous les cas.</w:t>
+      </w:r>
+      <w:r>
+        <w:t xml:space="preserve"> </w:t>
+      </w:r>
+      <w:r>
+        <w:t xml:space="preserve">Les écarts substantiels doivent être tranchés sur l’</w:t>
+      </w:r>
+      <w:r>
+        <w:rPr>
+          <w:bCs/>
+          <w:b/>
+        </w:rPr>
+        <w:t xml:space="preserve">ICVR imprimée</w:t>
+      </w:r>
+      <w:r>
+        <w:t xml:space="preserve"> </w:t>
+      </w:r>
+      <w:r>
+        <w:t xml:space="preserve">(photographies et commentaires) : c’est la seule édition critique de référence pour ces textes.</w:t>
+      </w:r>
+    </w:p>
+    <w:bookmarkEnd w:id="59"/>
+    <w:bookmarkEnd w:id="60"/>
+    <w:bookmarkStart w:id="63" w:name="Xf0b97d1684f2d91f3bcf882282ddf773023d200"/>
+    <w:p>
+      <w:pPr>
+        <w:pStyle w:val="Heading1"/>
+      </w:pPr>
+      <w:r>
+        <w:t xml:space="preserve">Statistiques recalculées sur les lectures stabilisées (lots 4-5)</w:t>
       </w:r>
     </w:p>
     <w:p>
@@ -9593,27 +10801,87 @@
         <w:pStyle w:val="FirstParagraph"/>
       </w:pPr>
       <w:r>
-        <w:rPr>
-          <w:bCs/>
-          <w:b/>
-        </w:rPr>
-        <w:t xml:space="preserve">Ce document ne doit pas être utilisé, ni cité, ni repris dans le manuscrit.</w:t>
-      </w:r>
-      <w:r>
-        <w:t xml:space="preserve"> </w:t>
-      </w:r>
-      <w:r>
-        <w:t xml:space="preserve">Ses données chiffrées sur « le corpus de 478 inscriptions » sont incompatibles avec la base du corpus. Les formules latines qu’il présente comme tirées du corpus n’y figurent pas. Plusieurs références (paginations, attributions) ne sont pas vérifiables. Tout porte à croire qu’il s’agit d’un texte généré, sans accès à la base.</w:t>
-      </w:r>
-    </w:p>
-    <w:bookmarkEnd w:id="57"/>
-    <w:bookmarkStart w:id="58" w:name="contrôles-effectués"/>
-    <w:p>
-      <w:pPr>
-        <w:pStyle w:val="Heading2"/>
-      </w:pPr>
-      <w:r>
-        <w:t xml:space="preserve">Contrôles effectués</w:t>
+        <w:t xml:space="preserve">Script :</w:t>
+      </w:r>
+      <w:r>
+        <w:t xml:space="preserve"> </w:t>
+      </w:r>
+      <w:r>
+        <w:rPr>
+          <w:rStyle w:val="VerbatimChar"/>
+        </w:rPr>
+        <w:t xml:space="preserve">05_scripts/stats_stabilisees.py</w:t>
+      </w:r>
+      <w:r>
+        <w:t xml:space="preserve"> </w:t>
+      </w:r>
+      <w:r>
+        <w:t xml:space="preserve">; données :</w:t>
+      </w:r>
+      <w:r>
+        <w:t xml:space="preserve"> </w:t>
+      </w:r>
+      <w:r>
+        <w:rPr>
+          <w:rStyle w:val="VerbatimChar"/>
+        </w:rPr>
+        <w:t xml:space="preserve">collation_edcs_edb.csv</w:t>
+      </w:r>
+      <w:r>
+        <w:t xml:space="preserve"> </w:t>
+      </w:r>
+      <w:r>
+        <w:t xml:space="preserve">et base v2.0.</w:t>
+      </w:r>
+    </w:p>
+    <w:p>
+      <w:pPr>
+        <w:pStyle w:val="BodyText"/>
+      </w:pPr>
+      <w:r>
+        <w:rPr>
+          <w:bCs/>
+          <w:b/>
+        </w:rPr>
+        <w:t xml:space="preserve">Définition.</w:t>
+      </w:r>
+      <w:r>
+        <w:t xml:space="preserve"> </w:t>
+      </w:r>
+      <w:r>
+        <w:t xml:space="preserve">Une lecture est dite</w:t>
+      </w:r>
+      <w:r>
+        <w:t xml:space="preserve"> </w:t>
+      </w:r>
+      <w:r>
+        <w:rPr>
+          <w:iCs/>
+          <w:i/>
+        </w:rPr>
+        <w:t xml:space="preserve">stabilisée</w:t>
+      </w:r>
+      <w:r>
+        <w:t xml:space="preserve"> </w:t>
+      </w:r>
+      <w:r>
+        <w:t xml:space="preserve">quand le texte EDCS de la v2.0 et le texte de l’EDB concordent, aux conventions de notation près (statut « concordant »). Elle n’est pas pour autant</w:t>
+      </w:r>
+      <w:r>
+        <w:t xml:space="preserve"> </w:t>
+      </w:r>
+      <w:r>
+        <w:rPr>
+          <w:bCs/>
+          <w:b/>
+        </w:rPr>
+        <w:t xml:space="preserve">validée</w:t>
+      </w:r>
+      <w:r>
+        <w:t xml:space="preserve"> </w:t>
+      </w:r>
+      <w:r>
+        <w:t xml:space="preserve">: les deux bases dépendent de l’ICVR, et aucune n’a été contrôlée ici sur l’édition imprimée ni sur la pierre.</w:t>
       </w:r>
     </w:p>
     <w:tbl>
@@ -9640,6 +10908,753 @@
               <w:jc w:val="left"/>
             </w:pPr>
             <w:r>
+              <w:t xml:space="preserve">Mesure</w:t>
+            </w:r>
+          </w:p>
+        </w:tc>
+        <w:tc>
+          <w:tcPr/>
+          <w:p>
+            <w:pPr>
+              <w:pStyle w:val="Compact"/>
+              <w:jc w:val="left"/>
+            </w:pPr>
+            <w:r>
+              <w:t xml:space="preserve">Valeur</w:t>
+            </w:r>
+          </w:p>
+        </w:tc>
+        <w:tc>
+          <w:tcPr/>
+          <w:p>
+            <w:pPr>
+              <w:pStyle w:val="Compact"/>
+              <w:jc w:val="left"/>
+            </w:pPr>
+            <w:r>
+              <w:t xml:space="preserve">Dénominateur</w:t>
+            </w:r>
+          </w:p>
+        </w:tc>
+      </w:tr>
+      <w:tr>
+        <w:tc>
+          <w:tcPr/>
+          <w:p>
+            <w:pPr>
+              <w:pStyle w:val="Compact"/>
+              <w:jc w:val="left"/>
+            </w:pPr>
+            <w:r>
+              <w:t xml:space="preserve">Notices</w:t>
+            </w:r>
+          </w:p>
+        </w:tc>
+        <w:tc>
+          <w:tcPr/>
+          <w:p>
+            <w:pPr>
+              <w:pStyle w:val="Compact"/>
+              <w:jc w:val="left"/>
+            </w:pPr>
+            <w:r>
+              <w:t xml:space="preserve">478</w:t>
+            </w:r>
+          </w:p>
+        </w:tc>
+        <w:tc>
+          <w:tcPr/>
+          <w:p>
+            <w:pPr>
+              <w:pStyle w:val="Compact"/>
+              <w:jc w:val="left"/>
+            </w:pPr>
+            <w:r>
+              <w:t xml:space="preserve">—</w:t>
+            </w:r>
+          </w:p>
+        </w:tc>
+      </w:tr>
+      <w:tr>
+        <w:tc>
+          <w:tcPr/>
+          <w:p>
+            <w:pPr>
+              <w:pStyle w:val="Compact"/>
+              <w:jc w:val="left"/>
+            </w:pPr>
+            <w:r>
+              <w:t xml:space="preserve">Textes distincts après fusion des doublons 106→120, 282→288, 329→336 et des fragments 393+394</w:t>
+            </w:r>
+          </w:p>
+        </w:tc>
+        <w:tc>
+          <w:tcPr/>
+          <w:p>
+            <w:pPr>
+              <w:pStyle w:val="Compact"/>
+              <w:jc w:val="left"/>
+            </w:pPr>
+            <w:r>
+              <w:rPr>
+                <w:bCs/>
+                <w:b/>
+              </w:rPr>
+              <w:t xml:space="preserve">474</w:t>
+            </w:r>
+            <w:r>
+              <w:t xml:space="preserve"> </w:t>
+            </w:r>
+            <w:r>
+              <w:t xml:space="preserve">(473 après exclusion du n° 98, daté de 461/482)</w:t>
+            </w:r>
+          </w:p>
+        </w:tc>
+        <w:tc>
+          <w:tcPr/>
+          <w:p>
+            <w:pPr>
+              <w:pStyle w:val="Compact"/>
+              <w:jc w:val="left"/>
+            </w:pPr>
+            <w:r>
+              <w:t xml:space="preserve">478</w:t>
+            </w:r>
+          </w:p>
+        </w:tc>
+      </w:tr>
+      <w:tr>
+        <w:tc>
+          <w:tcPr/>
+          <w:p>
+            <w:pPr>
+              <w:pStyle w:val="Compact"/>
+              <w:jc w:val="left"/>
+            </w:pPr>
+            <w:r>
+              <w:t xml:space="preserve">Lectures stabilisées</w:t>
+            </w:r>
+          </w:p>
+        </w:tc>
+        <w:tc>
+          <w:tcPr/>
+          <w:p>
+            <w:pPr>
+              <w:pStyle w:val="Compact"/>
+              <w:jc w:val="left"/>
+            </w:pPr>
+            <w:r>
+              <w:rPr>
+                <w:bCs/>
+                <w:b/>
+              </w:rPr>
+              <w:t xml:space="preserve">279</w:t>
+            </w:r>
+          </w:p>
+        </w:tc>
+        <w:tc>
+          <w:tcPr/>
+          <w:p>
+            <w:pPr>
+              <w:pStyle w:val="Compact"/>
+              <w:jc w:val="left"/>
+            </w:pPr>
+            <w:r>
+              <w:t xml:space="preserve">474</w:t>
+            </w:r>
+          </w:p>
+        </w:tc>
+      </w:tr>
+      <w:tr>
+        <w:tc>
+          <w:tcPr/>
+          <w:p>
+            <w:pPr>
+              <w:pStyle w:val="Compact"/>
+              <w:jc w:val="left"/>
+            </w:pPr>
+            <w:r>
+              <w:t xml:space="preserve">Répartition par décennie (393/394 comptés une fois)</w:t>
+            </w:r>
+          </w:p>
+        </w:tc>
+        <w:tc>
+          <w:tcPr/>
+          <w:p>
+            <w:pPr>
+              <w:pStyle w:val="Compact"/>
+              <w:jc w:val="left"/>
+            </w:pPr>
+            <w:r>
+              <w:t xml:space="preserve">340s : 16 ; 350s : 10 ; 360s : 46 ; 370s : 49 ; 380s : 72 ; 390s : 64 ; 400–403 : 22</w:t>
+            </w:r>
+          </w:p>
+        </w:tc>
+        <w:tc>
+          <w:tcPr/>
+          <w:p>
+            <w:pPr>
+              <w:pStyle w:val="Compact"/>
+              <w:jc w:val="left"/>
+            </w:pPr>
+            <w:r>
+              <w:t xml:space="preserve">279</w:t>
+            </w:r>
+          </w:p>
+        </w:tc>
+      </w:tr>
+      <w:tr>
+        <w:tc>
+          <w:tcPr/>
+          <w:p>
+            <w:pPr>
+              <w:pStyle w:val="Compact"/>
+              <w:jc w:val="left"/>
+            </w:pPr>
+            <w:r>
+              <w:rPr>
+                <w:iCs/>
+                <w:i/>
+              </w:rPr>
+              <w:t xml:space="preserve">in pace</w:t>
+            </w:r>
+            <w:r>
+              <w:t xml:space="preserve"> </w:t>
+            </w:r>
+            <w:r>
+              <w:t xml:space="preserve">présent dans le texte EDB, hors cas où le mot est entièrement entre crochets (mesure approximative)</w:t>
+            </w:r>
+          </w:p>
+        </w:tc>
+        <w:tc>
+          <w:tcPr/>
+          <w:p>
+            <w:pPr>
+              <w:pStyle w:val="Compact"/>
+              <w:jc w:val="left"/>
+            </w:pPr>
+            <w:r>
+              <w:t xml:space="preserve">94</w:t>
+            </w:r>
+          </w:p>
+        </w:tc>
+        <w:tc>
+          <w:tcPr/>
+          <w:p>
+            <w:pPr>
+              <w:pStyle w:val="Compact"/>
+              <w:jc w:val="left"/>
+            </w:pPr>
+            <w:r>
+              <w:t xml:space="preserve">279</w:t>
+            </w:r>
+          </w:p>
+        </w:tc>
+      </w:tr>
+      <w:tr>
+        <w:tc>
+          <w:tcPr/>
+          <w:p>
+            <w:pPr>
+              <w:pStyle w:val="Compact"/>
+              <w:jc w:val="left"/>
+            </w:pPr>
+            <w:r>
+              <w:t xml:space="preserve">Chrisme ou croix selon l’EDB</w:t>
+            </w:r>
+          </w:p>
+        </w:tc>
+        <w:tc>
+          <w:tcPr/>
+          <w:p>
+            <w:pPr>
+              <w:pStyle w:val="Compact"/>
+              <w:jc w:val="left"/>
+            </w:pPr>
+            <w:r>
+              <w:t xml:space="preserve">27</w:t>
+            </w:r>
+          </w:p>
+        </w:tc>
+        <w:tc>
+          <w:tcPr/>
+          <w:p>
+            <w:pPr>
+              <w:pStyle w:val="Compact"/>
+              <w:jc w:val="left"/>
+            </w:pPr>
+            <w:r>
+              <w:t xml:space="preserve">279</w:t>
+            </w:r>
+          </w:p>
+        </w:tc>
+      </w:tr>
+    </w:tbl>
+    <w:bookmarkStart w:id="61" w:name="Xb751a1848503207bafee57f61cdde6f3653c8de"/>
+    <w:p>
+      <w:pPr>
+        <w:pStyle w:val="Heading2"/>
+      </w:pPr>
+      <w:r>
+        <w:t xml:space="preserve">Fondement des années « directes » (lot 5, dossiers § G)</w:t>
+      </w:r>
+    </w:p>
+    <w:tbl>
+      <w:tblPr>
+        <w:tblStyle w:val="Table"/>
+        <w:tblW w:type="pct" w:w="5000"/>
+        <w:tblLook w:firstRow="1" w:lastRow="0" w:firstColumn="0" w:lastColumn="0" w:noHBand="0" w:noVBand="0" w:val="0020"/>
+        <w:jc w:val="start"/>
+      </w:tblPr>
+      <w:tblGrid>
+        <w:gridCol w:w="2640"/>
+        <w:gridCol w:w="2640"/>
+        <w:gridCol w:w="2640"/>
+      </w:tblGrid>
+      <w:tr>
+        <w:trPr>
+          <w:tblHeader w:val="true"/>
+        </w:trPr>
+        <w:tc>
+          <w:tcPr/>
+          <w:p>
+            <w:pPr>
+              <w:pStyle w:val="Compact"/>
+              <w:jc w:val="left"/>
+            </w:pPr>
+            <w:r>
+              <w:t xml:space="preserve">Niveau</w:t>
+            </w:r>
+          </w:p>
+        </w:tc>
+        <w:tc>
+          <w:tcPr/>
+          <w:p>
+            <w:pPr>
+              <w:pStyle w:val="Compact"/>
+              <w:jc w:val="left"/>
+            </w:pPr>
+            <w:r>
+              <w:t xml:space="preserve">Textes</w:t>
+            </w:r>
+          </w:p>
+        </w:tc>
+        <w:tc>
+          <w:tcPr/>
+          <w:p>
+            <w:pPr>
+              <w:pStyle w:val="Compact"/>
+              <w:jc w:val="left"/>
+            </w:pPr>
+            <w:r>
+              <w:t xml:space="preserve">Dénominateur</w:t>
+            </w:r>
+          </w:p>
+        </w:tc>
+      </w:tr>
+      <w:tr>
+        <w:tc>
+          <w:tcPr/>
+          <w:p>
+            <w:pPr>
+              <w:pStyle w:val="Compact"/>
+              <w:jc w:val="left"/>
+            </w:pPr>
+            <w:r>
+              <w:t xml:space="preserve">A — au moins un nom consulaire lu</w:t>
+            </w:r>
+          </w:p>
+        </w:tc>
+        <w:tc>
+          <w:tcPr/>
+          <w:p>
+            <w:pPr>
+              <w:pStyle w:val="Compact"/>
+              <w:jc w:val="left"/>
+            </w:pPr>
+            <w:r>
+              <w:t xml:space="preserve">338 (74,0 %)</w:t>
+            </w:r>
+          </w:p>
+        </w:tc>
+        <w:tc>
+          <w:tcPr/>
+          <w:p>
+            <w:pPr>
+              <w:pStyle w:val="Compact"/>
+              <w:jc w:val="left"/>
+            </w:pPr>
+            <w:r>
+              <w:t xml:space="preserve">457 textes à datation directe (corpus de 473)</w:t>
+            </w:r>
+          </w:p>
+        </w:tc>
+      </w:tr>
+      <w:tr>
+        <w:tc>
+          <w:tcPr/>
+          <w:p>
+            <w:pPr>
+              <w:pStyle w:val="Compact"/>
+              <w:jc w:val="left"/>
+            </w:pPr>
+            <w:r>
+              <w:t xml:space="preserve">B — lecture partielle (≥ 3 lettres gravées)</w:t>
+            </w:r>
+          </w:p>
+        </w:tc>
+        <w:tc>
+          <w:tcPr/>
+          <w:p>
+            <w:pPr>
+              <w:pStyle w:val="Compact"/>
+              <w:jc w:val="left"/>
+            </w:pPr>
+            <w:r>
+              <w:t xml:space="preserve">97 (21,2 %)</w:t>
+            </w:r>
+          </w:p>
+        </w:tc>
+        <w:tc>
+          <w:tcPr/>
+          <w:p>
+            <w:pPr>
+              <w:pStyle w:val="Compact"/>
+              <w:jc w:val="left"/>
+            </w:pPr>
+            <w:r>
+              <w:t xml:space="preserve">457</w:t>
+            </w:r>
+          </w:p>
+        </w:tc>
+      </w:tr>
+      <w:tr>
+        <w:tc>
+          <w:tcPr/>
+          <w:p>
+            <w:pPr>
+              <w:pStyle w:val="Compact"/>
+              <w:jc w:val="left"/>
+            </w:pPr>
+            <w:r>
+              <w:t xml:space="preserve">C — initiales seules</w:t>
+            </w:r>
+          </w:p>
+        </w:tc>
+        <w:tc>
+          <w:tcPr/>
+          <w:p>
+            <w:pPr>
+              <w:pStyle w:val="Compact"/>
+              <w:jc w:val="left"/>
+            </w:pPr>
+            <w:r>
+              <w:t xml:space="preserve">2 (0,4 %)</w:t>
+            </w:r>
+          </w:p>
+        </w:tc>
+        <w:tc>
+          <w:tcPr/>
+          <w:p>
+            <w:pPr>
+              <w:pStyle w:val="Compact"/>
+              <w:jc w:val="left"/>
+            </w:pPr>
+            <w:r>
+              <w:t xml:space="preserve">457</w:t>
+            </w:r>
+          </w:p>
+        </w:tc>
+      </w:tr>
+      <w:tr>
+        <w:tc>
+          <w:tcPr/>
+          <w:p>
+            <w:pPr>
+              <w:pStyle w:val="Compact"/>
+              <w:jc w:val="left"/>
+            </w:pPr>
+            <w:r>
+              <w:t xml:space="preserve">R — consulat restitué (≤ 2 lettres gravées par nom)</w:t>
+            </w:r>
+          </w:p>
+        </w:tc>
+        <w:tc>
+          <w:tcPr/>
+          <w:p>
+            <w:pPr>
+              <w:pStyle w:val="Compact"/>
+              <w:jc w:val="left"/>
+            </w:pPr>
+            <w:r>
+              <w:t xml:space="preserve">20 (4,4 %)</w:t>
+            </w:r>
+          </w:p>
+        </w:tc>
+        <w:tc>
+          <w:tcPr/>
+          <w:p>
+            <w:pPr>
+              <w:pStyle w:val="Compact"/>
+              <w:jc w:val="left"/>
+            </w:pPr>
+            <w:r>
+              <w:t xml:space="preserve">457</w:t>
+            </w:r>
+          </w:p>
+        </w:tc>
+      </w:tr>
+    </w:tbl>
+    <w:p>
+      <w:pPr>
+        <w:pStyle w:val="BodyText"/>
+      </w:pPr>
+      <w:r>
+        <w:t xml:space="preserve">Un contrôle de robustesse doit recalculer les distributions chronologiques</w:t>
+      </w:r>
+      <w:r>
+        <w:t xml:space="preserve"> </w:t>
+      </w:r>
+      <w:r>
+        <w:rPr>
+          <w:bCs/>
+          <w:b/>
+        </w:rPr>
+        <w:t xml:space="preserve">sans les 20 textes de niveau R</w:t>
+      </w:r>
+      <w:r>
+        <w:t xml:space="preserve">.</w:t>
+      </w:r>
+    </w:p>
+    <w:bookmarkEnd w:id="61"/>
+    <w:bookmarkStart w:id="62" w:name="limites"/>
+    <w:p>
+      <w:pPr>
+        <w:pStyle w:val="Heading2"/>
+      </w:pPr>
+      <w:r>
+        <w:t xml:space="preserve">Limites</w:t>
+      </w:r>
+    </w:p>
+    <w:p>
+      <w:pPr>
+        <w:numPr>
+          <w:ilvl w:val="0"/>
+          <w:numId w:val="1031"/>
+        </w:numPr>
+        <w:pStyle w:val="Compact"/>
+      </w:pPr>
+      <w:r>
+        <w:t xml:space="preserve">Les 195 autres textes ne sont pas « faux ». Ils présentent un écart à examiner, n’ont pas encore été appariés, ou ne portent pas de numéro ICUR. Les en exclure introduit un</w:t>
+      </w:r>
+      <w:r>
+        <w:t xml:space="preserve"> </w:t>
+      </w:r>
+      <w:r>
+        <w:rPr>
+          <w:bCs/>
+          <w:b/>
+        </w:rPr>
+        <w:t xml:space="preserve">biais de sélection</w:t>
+      </w:r>
+      <w:r>
+        <w:t xml:space="preserve"> </w:t>
+      </w:r>
+      <w:r>
+        <w:t xml:space="preserve">: les textes longs et fragmentaires divergent plus souvent. Ces chiffres servent de</w:t>
+      </w:r>
+      <w:r>
+        <w:t xml:space="preserve"> </w:t>
+      </w:r>
+      <w:r>
+        <w:rPr>
+          <w:bCs/>
+          <w:b/>
+        </w:rPr>
+        <w:t xml:space="preserve">contrôle de robustesse</w:t>
+      </w:r>
+      <w:r>
+        <w:t xml:space="preserve">, non de résultats définitifs.</w:t>
+      </w:r>
+    </w:p>
+    <w:p>
+      <w:pPr>
+        <w:numPr>
+          <w:ilvl w:val="0"/>
+          <w:numId w:val="1031"/>
+        </w:numPr>
+        <w:pStyle w:val="Compact"/>
+      </w:pPr>
+      <w:r>
+        <w:t xml:space="preserve">Les statistiques de la v2.0 sur l’ensemble du corpus restent les seules exhaustives. Elles doivent être republiées accompagnées de ce contrôle, et recalculées après arbitrage des écarts.</w:t>
+      </w:r>
+    </w:p>
+    <w:bookmarkEnd w:id="62"/>
+    <w:bookmarkEnd w:id="63"/>
+    <w:bookmarkStart w:id="67" w:name="Xa221a151d235e45b63b99089c4fe73c6915f310"/>
+    <w:p>
+      <w:pPr>
+        <w:pStyle w:val="Heading1"/>
+      </w:pPr>
+      <w:r>
+        <w:t xml:space="preserve">Audit du document « État critique de la recherche sur les épitaphes chrétiennes de Rome (340-403) et confrontation au corpus de 478 inscriptions »</w:t>
+      </w:r>
+    </w:p>
+    <w:p>
+      <w:pPr>
+        <w:numPr>
+          <w:ilvl w:val="0"/>
+          <w:numId w:val="1032"/>
+        </w:numPr>
+        <w:pStyle w:val="Compact"/>
+      </w:pPr>
+      <w:r>
+        <w:rPr>
+          <w:bCs/>
+          <w:b/>
+        </w:rPr>
+        <w:t xml:space="preserve">Source</w:t>
+      </w:r>
+      <w:r>
+        <w:t xml:space="preserve"> </w:t>
+      </w:r>
+      <w:r>
+        <w:t xml:space="preserve">: Google Doc</w:t>
+      </w:r>
+      <w:r>
+        <w:t xml:space="preserve"> </w:t>
+      </w:r>
+      <w:r>
+        <w:rPr>
+          <w:rStyle w:val="VerbatimChar"/>
+        </w:rPr>
+        <w:t xml:space="preserve">1EK6eph6evZrC_lOwfYa3DuYj4_uwsWURaGsFirfglUA</w:t>
+      </w:r>
+      <w:r>
+        <w:t xml:space="preserve">, créé le 12 oct. 2026, lu intégralement le 14 oct. 2026.</w:t>
+      </w:r>
+    </w:p>
+    <w:p>
+      <w:pPr>
+        <w:numPr>
+          <w:ilvl w:val="0"/>
+          <w:numId w:val="1032"/>
+        </w:numPr>
+        <w:pStyle w:val="Compact"/>
+      </w:pPr>
+      <w:r>
+        <w:rPr>
+          <w:bCs/>
+          <w:b/>
+        </w:rPr>
+        <w:t xml:space="preserve">Méthode</w:t>
+      </w:r>
+      <w:r>
+        <w:t xml:space="preserve"> </w:t>
+      </w:r>
+      <w:r>
+        <w:t xml:space="preserve">: chaque chiffre et chaque citation du document ont été confrontés à la base PRISME v2.0 (</w:t>
+      </w:r>
+      <w:r>
+        <w:rPr>
+          <w:rStyle w:val="VerbatimChar"/>
+        </w:rPr>
+        <w:t xml:space="preserve">01_donnees/base_v2_csv/</w:t>
+      </w:r>
+      <w:r>
+        <w:t xml:space="preserve">, feuilles</w:t>
+      </w:r>
+      <w:r>
+        <w:t xml:space="preserve"> </w:t>
+      </w:r>
+      <w:r>
+        <w:rPr>
+          <w:iCs/>
+          <w:i/>
+        </w:rPr>
+        <w:t xml:space="preserve">Notices</w:t>
+      </w:r>
+      <w:r>
+        <w:t xml:space="preserve"> </w:t>
+      </w:r>
+      <w:r>
+        <w:t xml:space="preserve">et</w:t>
+      </w:r>
+      <w:r>
+        <w:t xml:space="preserve"> </w:t>
+      </w:r>
+      <w:r>
+        <w:rPr>
+          <w:iCs/>
+          <w:i/>
+        </w:rPr>
+        <w:t xml:space="preserve">Textes</w:t>
+      </w:r>
+      <w:r>
+        <w:t xml:space="preserve">, 478 notices).</w:t>
+      </w:r>
+    </w:p>
+    <w:bookmarkStart w:id="64" w:name="verdict"/>
+    <w:p>
+      <w:pPr>
+        <w:pStyle w:val="Heading2"/>
+      </w:pPr>
+      <w:r>
+        <w:t xml:space="preserve">Verdict</w:t>
+      </w:r>
+    </w:p>
+    <w:p>
+      <w:pPr>
+        <w:pStyle w:val="FirstParagraph"/>
+      </w:pPr>
+      <w:r>
+        <w:rPr>
+          <w:bCs/>
+          <w:b/>
+        </w:rPr>
+        <w:t xml:space="preserve">Ce document ne doit pas être utilisé, ni cité, ni repris dans le manuscrit.</w:t>
+      </w:r>
+      <w:r>
+        <w:t xml:space="preserve"> </w:t>
+      </w:r>
+      <w:r>
+        <w:t xml:space="preserve">Ses données chiffrées sur « le corpus de 478 inscriptions » sont incompatibles avec la base du corpus. Les formules latines qu’il présente comme tirées du corpus n’y figurent pas. Plusieurs références (paginations, attributions) ne sont pas vérifiables. Tout porte à croire qu’il s’agit d’un texte généré, sans accès à la base.</w:t>
+      </w:r>
+    </w:p>
+    <w:bookmarkEnd w:id="64"/>
+    <w:bookmarkStart w:id="65" w:name="contrôles-effectués"/>
+    <w:p>
+      <w:pPr>
+        <w:pStyle w:val="Heading2"/>
+      </w:pPr>
+      <w:r>
+        <w:t xml:space="preserve">Contrôles effectués</w:t>
+      </w:r>
+    </w:p>
+    <w:tbl>
+      <w:tblPr>
+        <w:tblStyle w:val="Table"/>
+        <w:tblW w:type="pct" w:w="5000"/>
+        <w:tblLook w:firstRow="1" w:lastRow="0" w:firstColumn="0" w:lastColumn="0" w:noHBand="0" w:noVBand="0" w:val="0020"/>
+        <w:jc w:val="start"/>
+      </w:tblPr>
+      <w:tblGrid>
+        <w:gridCol w:w="2640"/>
+        <w:gridCol w:w="2640"/>
+        <w:gridCol w:w="2640"/>
+      </w:tblGrid>
+      <w:tr>
+        <w:trPr>
+          <w:tblHeader w:val="true"/>
+        </w:trPr>
+        <w:tc>
+          <w:tcPr/>
+          <w:p>
+            <w:pPr>
+              <w:pStyle w:val="Compact"/>
+              <w:jc w:val="left"/>
+            </w:pPr>
+            <w:r>
               <w:t xml:space="preserve">Affirmation du document</w:t>
             </w:r>
           </w:p>
@@ -10326,8 +12341,8 @@
         </w:tc>
       </w:tr>
     </w:tbl>
-    <w:bookmarkEnd w:id="58"/>
-    <w:bookmarkStart w:id="59" w:name="conséquence-pour-le-manuscrit"/>
+    <w:bookmarkEnd w:id="65"/>
+    <w:bookmarkStart w:id="66" w:name="conséquence-pour-le-manuscrit"/>
     <w:p>
       <w:pPr>
         <w:pStyle w:val="Heading2"/>
@@ -10344,15 +12359,15 @@
         <w:t xml:space="preserve">Aucun chiffre, aucune citation ni aucune attribution de ce document ne peut entrer dans la v3. Si certaines idées historiographiques en sont reprises (débat Saller–Shaw, Veyne, « Rome from below »), il faut les rétablir à partir des publications elles-mêmes, avec référence complète et pagination vérifiée.</w:t>
       </w:r>
     </w:p>
-    <w:bookmarkEnd w:id="59"/>
-    <w:bookmarkEnd w:id="60"/>
-    <w:bookmarkStart w:id="64" w:name="X6b5e255ac93a4c92bb4de22c1f1998d71bf9497"/>
+    <w:bookmarkEnd w:id="66"/>
+    <w:bookmarkEnd w:id="67"/>
+    <w:bookmarkStart w:id="71" w:name="Xf079e2dfd25327bc4820edc49249b67456658c8"/>
     <w:p>
       <w:pPr>
         <w:pStyle w:val="Heading1"/>
       </w:pPr>
       <w:r>
-        <w:t xml:space="preserve">Évaluation du manuscrit (v2.0 + lot 1 de consolidation), notée sur 20</w:t>
+        <w:t xml:space="preserve">Évaluation du manuscrit (v2.0 + lots 1-5 de consolidation), notée sur 20</w:t>
       </w:r>
     </w:p>
     <w:p>
@@ -10379,7 +12394,7 @@
         <w:t xml:space="preserve">: elle ne remplace pas une expertise par les pairs. Le barème est donné en premier pour que chacun puisse refaire le calcul et le contester.</w:t>
       </w:r>
     </w:p>
-    <w:bookmarkStart w:id="61" w:name="barème-5-critères-notés-sur-4-points"/>
+    <w:bookmarkStart w:id="68" w:name="barème-5-critères-notés-sur-4-points"/>
     <w:p>
       <w:pPr>
         <w:pStyle w:val="Heading2"/>
@@ -10871,8 +12886,8 @@
         </w:tc>
       </w:tr>
     </w:tbl>
-    <w:bookmarkEnd w:id="61"/>
-    <w:bookmarkStart w:id="62" w:name="notes"/>
+    <w:bookmarkEnd w:id="68"/>
+    <w:bookmarkStart w:id="69" w:name="notes"/>
     <w:p>
       <w:pPr>
         <w:pStyle w:val="Heading2"/>
@@ -10930,7 +12945,7 @@
               <w:jc w:val="left"/>
             </w:pPr>
             <w:r>
-              <w:t xml:space="preserve">v2.0 + lots 1-4</w:t>
+              <w:t xml:space="preserve">v2.0 + lots 1-5</w:t>
             </w:r>
           </w:p>
         </w:tc>
@@ -11110,7 +13125,7 @@
               <w:jc w:val="left"/>
             </w:pPr>
             <w:r>
-              <w:t xml:space="preserve">contrôle consulaire interne solide ; CLRE non consulté ; sept divergences de date avec l’EDB non résolues</w:t>
+              <w:t xml:space="preserve">contrôle consulaire interne ; lot 5 : fondement de chaque année établi (lu, partiel, initiales, restitué), 20 datations par restitution isolées, 30 faux consuls retirés ; CLRE non consulté ; divergences de date avec l’EDB non résolues</w:t>
             </w:r>
           </w:p>
         </w:tc>
@@ -11282,8 +13297,8 @@
         </w:tc>
       </w:tr>
     </w:tbl>
-    <w:bookmarkEnd w:id="62"/>
-    <w:bookmarkStart w:id="63" w:name="les-trois-statuts-demandés"/>
+    <w:bookmarkEnd w:id="69"/>
+    <w:bookmarkStart w:id="70" w:name="les-trois-statuts-demandés"/>
     <w:p>
       <w:pPr>
         <w:pStyle w:val="Heading2"/>
@@ -11511,9 +13526,9 @@
         </w:tc>
       </w:tr>
     </w:tbl>
-    <w:bookmarkEnd w:id="63"/>
-    <w:bookmarkEnd w:id="64"/>
-    <w:bookmarkStart w:id="66" w:name="Xa828ae1433ce2a717c51ea89dad4c4d95712d2d"/>
+    <w:bookmarkEnd w:id="70"/>
+    <w:bookmarkEnd w:id="71"/>
+    <w:bookmarkStart w:id="73" w:name="Xa828ae1433ce2a717c51ea89dad4c4d95712d2d"/>
     <w:p>
       <w:pPr>
         <w:pStyle w:val="Heading1"/>
@@ -12060,7 +14075,7 @@
         </w:tc>
       </w:tr>
     </w:tbl>
-    <w:bookmarkStart w:id="65" w:name="recommandation-éditoriale"/>
+    <w:bookmarkStart w:id="72" w:name="recommandation-éditoriale"/>
     <w:p>
       <w:pPr>
         <w:pStyle w:val="Heading2"/>
@@ -12073,7 +14088,7 @@
       <w:pPr>
         <w:numPr>
           <w:ilvl w:val="0"/>
-          <w:numId w:val="1025"/>
+          <w:numId w:val="1033"/>
         </w:numPr>
         <w:pStyle w:val="Compact"/>
       </w:pPr>
@@ -12111,7 +14126,7 @@
       <w:pPr>
         <w:numPr>
           <w:ilvl w:val="0"/>
-          <w:numId w:val="1025"/>
+          <w:numId w:val="1033"/>
         </w:numPr>
         <w:pStyle w:val="Compact"/>
       </w:pPr>
@@ -12155,7 +14170,7 @@
       <w:pPr>
         <w:numPr>
           <w:ilvl w:val="0"/>
-          <w:numId w:val="1025"/>
+          <w:numId w:val="1033"/>
         </w:numPr>
         <w:pStyle w:val="Compact"/>
       </w:pPr>
@@ -12189,9 +14204,9 @@
         <w:t xml:space="preserve">tout envoi.</w:t>
       </w:r>
     </w:p>
-    <w:bookmarkEnd w:id="65"/>
-    <w:bookmarkEnd w:id="66"/>
-    <w:bookmarkStart w:id="74" w:name="X729a0bbf358af7fe65457d349dcb4e0f53f372a"/>
+    <w:bookmarkEnd w:id="72"/>
+    <w:bookmarkEnd w:id="73"/>
+    <w:bookmarkStart w:id="81" w:name="X729a0bbf358af7fe65457d349dcb4e0f53f372a"/>
     <w:p>
       <w:pPr>
         <w:pStyle w:val="Heading1"/>
@@ -12200,7 +14215,7 @@
         <w:t xml:space="preserve">Projet de proposition éditoriale (brouillon à adapter à l’éditeur visé)</w:t>
       </w:r>
     </w:p>
-    <w:bookmarkStart w:id="67" w:name="titre-de-travail"/>
+    <w:bookmarkStart w:id="74" w:name="titre-de-travail"/>
     <w:p>
       <w:pPr>
         <w:pStyle w:val="Heading2"/>
@@ -12221,8 +14236,8 @@
         <w:t xml:space="preserve">Épitaphes chrétiennes datées de Rome (340–403). Transmission numérique, chronologie et formulaire d’un corpus consulaire</w:t>
       </w:r>
     </w:p>
-    <w:bookmarkEnd w:id="67"/>
-    <w:bookmarkStart w:id="68" w:name="auteur"/>
+    <w:bookmarkEnd w:id="74"/>
+    <w:bookmarkStart w:id="75" w:name="auteur"/>
     <w:p>
       <w:pPr>
         <w:pStyle w:val="Heading2"/>
@@ -12239,8 +14254,8 @@
         <w:t xml:space="preserve">Alexis Angel Martini (Brive-la-Gaillarde).</w:t>
       </w:r>
     </w:p>
-    <w:bookmarkEnd w:id="68"/>
-    <w:bookmarkStart w:id="69" w:name="résumé-200-mots"/>
+    <w:bookmarkEnd w:id="75"/>
+    <w:bookmarkStart w:id="76" w:name="résumé-200-mots"/>
     <w:p>
       <w:pPr>
         <w:pStyle w:val="Heading2"/>
@@ -12261,7 +14276,7 @@
       <w:pPr>
         <w:numPr>
           <w:ilvl w:val="0"/>
-          <w:numId w:val="1026"/>
+          <w:numId w:val="1034"/>
         </w:numPr>
         <w:pStyle w:val="Compact"/>
       </w:pPr>
@@ -12283,7 +14298,7 @@
       <w:pPr>
         <w:numPr>
           <w:ilvl w:val="0"/>
-          <w:numId w:val="1026"/>
+          <w:numId w:val="1034"/>
         </w:numPr>
         <w:pStyle w:val="Compact"/>
       </w:pPr>
@@ -12305,7 +14320,7 @@
       <w:pPr>
         <w:numPr>
           <w:ilvl w:val="0"/>
-          <w:numId w:val="1026"/>
+          <w:numId w:val="1034"/>
         </w:numPr>
         <w:pStyle w:val="Compact"/>
       </w:pPr>
@@ -12331,8 +14346,8 @@
         <w:t xml:space="preserve">Base de données, scripts et registres d’anomalies et de consultations accompagnent le volume.</w:t>
       </w:r>
     </w:p>
-    <w:bookmarkEnd w:id="69"/>
-    <w:bookmarkStart w:id="70" w:name="statut-scientifique-à-déclarer-tel-quel"/>
+    <w:bookmarkEnd w:id="76"/>
+    <w:bookmarkStart w:id="77" w:name="statut-scientifique-à-déclarer-tel-quel"/>
     <w:p>
       <w:pPr>
         <w:pStyle w:val="Heading2"/>
@@ -12345,7 +14360,7 @@
       <w:pPr>
         <w:numPr>
           <w:ilvl w:val="0"/>
-          <w:numId w:val="1027"/>
+          <w:numId w:val="1035"/>
         </w:numPr>
         <w:pStyle w:val="Compact"/>
       </w:pPr>
@@ -12357,7 +14372,7 @@
       <w:pPr>
         <w:numPr>
           <w:ilvl w:val="0"/>
-          <w:numId w:val="1027"/>
+          <w:numId w:val="1035"/>
         </w:numPr>
         <w:pStyle w:val="Compact"/>
       </w:pPr>
@@ -12377,8 +14392,8 @@
         <w:t xml:space="preserve">.</w:t>
       </w:r>
     </w:p>
-    <w:bookmarkEnd w:id="70"/>
-    <w:bookmarkStart w:id="71" w:name="public"/>
+    <w:bookmarkEnd w:id="77"/>
+    <w:bookmarkStart w:id="78" w:name="public"/>
     <w:p>
       <w:pPr>
         <w:pStyle w:val="Heading2"/>
@@ -12395,8 +14410,8 @@
         <w:t xml:space="preserve">Épigraphistes de l’Antiquité tardive, historiens du christianisme ancien et de Rome, spécialistes des humanités numériques en épigraphie.</w:t>
       </w:r>
     </w:p>
-    <w:bookmarkEnd w:id="71"/>
-    <w:bookmarkStart w:id="72" w:name="Xd288e4f733f28adf34bb4ad45bb2059503cb201"/>
+    <w:bookmarkEnd w:id="78"/>
+    <w:bookmarkStart w:id="79" w:name="Xd288e4f733f28adf34bb4ad45bb2059503cb201"/>
     <w:p>
       <w:pPr>
         <w:pStyle w:val="Heading2"/>
@@ -12429,8 +14444,8 @@
         <w:t xml:space="preserve">Ce lot n’en a vérifié aucune sur pièces.</w:t>
       </w:r>
     </w:p>
-    <w:bookmarkEnd w:id="72"/>
-    <w:bookmarkStart w:id="73" w:name="calendrier-proposé"/>
+    <w:bookmarkEnd w:id="79"/>
+    <w:bookmarkStart w:id="80" w:name="calendrier-proposé"/>
     <w:p>
       <w:pPr>
         <w:pStyle w:val="Heading2"/>
@@ -12443,7 +14458,7 @@
       <w:pPr>
         <w:numPr>
           <w:ilvl w:val="0"/>
-          <w:numId w:val="1028"/>
+          <w:numId w:val="1036"/>
         </w:numPr>
         <w:pStyle w:val="Compact"/>
       </w:pPr>
@@ -12455,7 +14470,7 @@
       <w:pPr>
         <w:numPr>
           <w:ilvl w:val="0"/>
-          <w:numId w:val="1028"/>
+          <w:numId w:val="1036"/>
         </w:numPr>
         <w:pStyle w:val="Compact"/>
       </w:pPr>
@@ -12467,7 +14482,7 @@
       <w:pPr>
         <w:numPr>
           <w:ilvl w:val="0"/>
-          <w:numId w:val="1028"/>
+          <w:numId w:val="1036"/>
         </w:numPr>
         <w:pStyle w:val="Compact"/>
       </w:pPr>
@@ -12479,7 +14494,7 @@
       <w:pPr>
         <w:numPr>
           <w:ilvl w:val="0"/>
-          <w:numId w:val="1028"/>
+          <w:numId w:val="1036"/>
         </w:numPr>
         <w:pStyle w:val="Compact"/>
       </w:pPr>
@@ -12487,9 +14502,9 @@
         <w:t xml:space="preserve">Envoi.</w:t>
       </w:r>
     </w:p>
-    <w:bookmarkEnd w:id="73"/>
-    <w:bookmarkEnd w:id="74"/>
-    <w:bookmarkStart w:id="79" w:name="journal-des-modifications"/>
+    <w:bookmarkEnd w:id="80"/>
+    <w:bookmarkEnd w:id="81"/>
+    <w:bookmarkStart w:id="87" w:name="journal-des-modifications"/>
     <w:p>
       <w:pPr>
         <w:pStyle w:val="Heading1"/>
@@ -12539,7 +14554,7 @@
         <w:t xml:space="preserve">.</w:t>
       </w:r>
     </w:p>
-    <w:bookmarkStart w:id="75" w:name="lot-1"/>
+    <w:bookmarkStart w:id="82" w:name="lot-1"/>
     <w:p>
       <w:pPr>
         <w:pStyle w:val="Heading2"/>
@@ -13682,8 +15697,8 @@
         <w:t xml:space="preserve">Les sources LaTeX de la v2.0 ou de la v3.1 sont absentes : le PDF n’a pas été régénéré. Les corrections sont formulées pour être reportées.</w:t>
       </w:r>
     </w:p>
-    <w:bookmarkEnd w:id="75"/>
-    <w:bookmarkStart w:id="76" w:name="lot-2-reprise-automatique-0404-utc"/>
+    <w:bookmarkEnd w:id="82"/>
+    <w:bookmarkStart w:id="83" w:name="lot-2-reprise-automatique-0404-utc"/>
     <w:p>
       <w:pPr>
         <w:pStyle w:val="Heading2"/>
@@ -14189,8 +16204,8 @@
         </w:tc>
       </w:tr>
     </w:tbl>
-    <w:bookmarkEnd w:id="76"/>
-    <w:bookmarkStart w:id="77" w:name="lot-3-reprise-automatique-0516-utc"/>
+    <w:bookmarkEnd w:id="83"/>
+    <w:bookmarkStart w:id="84" w:name="lot-3-reprise-automatique-0516-utc"/>
     <w:p>
       <w:pPr>
         <w:pStyle w:val="Heading2"/>
@@ -14557,8 +16572,8 @@
         </w:tc>
       </w:tr>
     </w:tbl>
-    <w:bookmarkEnd w:id="77"/>
-    <w:bookmarkStart w:id="78" w:name="lot-4"/>
+    <w:bookmarkEnd w:id="84"/>
+    <w:bookmarkStart w:id="85" w:name="lot-4"/>
     <w:p>
       <w:pPr>
         <w:pStyle w:val="Heading2"/>
@@ -15210,8 +17225,438 @@
         </w:tc>
       </w:tr>
     </w:tbl>
-    <w:bookmarkEnd w:id="78"/>
-    <w:bookmarkEnd w:id="79"/>
+    <w:bookmarkEnd w:id="85"/>
+    <w:bookmarkStart w:id="86" w:name="lot-5"/>
+    <w:p>
+      <w:pPr>
+        <w:pStyle w:val="Heading2"/>
+      </w:pPr>
+      <w:r>
+        <w:t xml:space="preserve">2026-10-14 — lot 5</w:t>
+      </w:r>
+    </w:p>
+    <w:tbl>
+      <w:tblPr>
+        <w:tblStyle w:val="Table"/>
+        <w:tblW w:type="pct" w:w="5000"/>
+        <w:tblLook w:firstRow="1" w:lastRow="0" w:firstColumn="0" w:lastColumn="0" w:noHBand="0" w:noVBand="0" w:val="0020"/>
+        <w:jc w:val="start"/>
+      </w:tblPr>
+      <w:tblGrid>
+        <w:gridCol w:w="1584"/>
+        <w:gridCol w:w="1584"/>
+        <w:gridCol w:w="1584"/>
+        <w:gridCol w:w="1584"/>
+        <w:gridCol w:w="1584"/>
+      </w:tblGrid>
+      <w:tr>
+        <w:trPr>
+          <w:tblHeader w:val="true"/>
+        </w:trPr>
+        <w:tc>
+          <w:tcPr/>
+          <w:p>
+            <w:pPr>
+              <w:pStyle w:val="Compact"/>
+              <w:jc w:val="left"/>
+            </w:pPr>
+            <w:r>
+              <w:t xml:space="preserve">#</w:t>
+            </w:r>
+          </w:p>
+        </w:tc>
+        <w:tc>
+          <w:tcPr/>
+          <w:p>
+            <w:pPr>
+              <w:pStyle w:val="Compact"/>
+              <w:jc w:val="left"/>
+            </w:pPr>
+            <w:r>
+              <w:t xml:space="preserve">Objet</w:t>
+            </w:r>
+          </w:p>
+        </w:tc>
+        <w:tc>
+          <w:tcPr/>
+          <w:p>
+            <w:pPr>
+              <w:pStyle w:val="Compact"/>
+              <w:jc w:val="left"/>
+            </w:pPr>
+            <w:r>
+              <w:t xml:space="preserve">Action</w:t>
+            </w:r>
+          </w:p>
+        </w:tc>
+        <w:tc>
+          <w:tcPr/>
+          <w:p>
+            <w:pPr>
+              <w:pStyle w:val="Compact"/>
+              <w:jc w:val="left"/>
+            </w:pPr>
+            <w:r>
+              <w:t xml:space="preserve">Fichier</w:t>
+            </w:r>
+          </w:p>
+        </w:tc>
+        <w:tc>
+          <w:tcPr/>
+          <w:p>
+            <w:pPr>
+              <w:pStyle w:val="Compact"/>
+              <w:jc w:val="left"/>
+            </w:pPr>
+            <w:r>
+              <w:t xml:space="preserve">Preuve</w:t>
+            </w:r>
+          </w:p>
+        </w:tc>
+      </w:tr>
+      <w:tr>
+        <w:tc>
+          <w:tcPr/>
+          <w:p>
+            <w:pPr>
+              <w:pStyle w:val="Compact"/>
+              <w:jc w:val="left"/>
+            </w:pPr>
+            <w:r>
+              <w:t xml:space="preserve">33</w:t>
+            </w:r>
+          </w:p>
+        </w:tc>
+        <w:tc>
+          <w:tcPr/>
+          <w:p>
+            <w:pPr>
+              <w:pStyle w:val="Compact"/>
+              <w:jc w:val="left"/>
+            </w:pPr>
+            <w:r>
+              <w:t xml:space="preserve">Consuls lus / restitués</w:t>
+            </w:r>
+          </w:p>
+        </w:tc>
+        <w:tc>
+          <w:tcPr/>
+          <w:p>
+            <w:pPr>
+              <w:pStyle w:val="Compact"/>
+              <w:jc w:val="left"/>
+            </w:pPr>
+            <w:r>
+              <w:t xml:space="preserve">classement de 462 notices à datation directe selon l’état des lettres (gravé, restitué, développé) ; 38 cas relus à la main</w:t>
+            </w:r>
+          </w:p>
+        </w:tc>
+        <w:tc>
+          <w:tcPr/>
+          <w:p>
+            <w:pPr>
+              <w:pStyle w:val="Compact"/>
+              <w:jc w:val="left"/>
+            </w:pPr>
+            <w:r>
+              <w:rPr>
+                <w:rStyle w:val="VerbatimChar"/>
+              </w:rPr>
+              <w:t xml:space="preserve">02_verifications/consuls_lus_restitues.csv</w:t>
+            </w:r>
+            <w:r>
+              <w:t xml:space="preserve">,</w:t>
+            </w:r>
+            <w:r>
+              <w:t xml:space="preserve"> </w:t>
+            </w:r>
+            <w:r>
+              <w:rPr>
+                <w:rStyle w:val="VerbatimChar"/>
+              </w:rPr>
+              <w:t xml:space="preserve">consuls_revue_manuelle.csv</w:t>
+            </w:r>
+          </w:p>
+        </w:tc>
+        <w:tc>
+          <w:tcPr/>
+          <w:p>
+            <w:pPr>
+              <w:pStyle w:val="Compact"/>
+              <w:jc w:val="left"/>
+            </w:pPr>
+            <w:r>
+              <w:rPr>
+                <w:rStyle w:val="VerbatimChar"/>
+              </w:rPr>
+              <w:t xml:space="preserve">05_scripts/consuls_lus_restitues.py</w:t>
+            </w:r>
+          </w:p>
+        </w:tc>
+      </w:tr>
+      <w:tr>
+        <w:tc>
+          <w:tcPr/>
+          <w:p>
+            <w:pPr>
+              <w:pStyle w:val="Compact"/>
+              <w:jc w:val="left"/>
+            </w:pPr>
+            <w:r>
+              <w:t xml:space="preserve">34</w:t>
+            </w:r>
+          </w:p>
+        </w:tc>
+        <w:tc>
+          <w:tcPr/>
+          <w:p>
+            <w:pPr>
+              <w:pStyle w:val="Compact"/>
+              <w:jc w:val="left"/>
+            </w:pPr>
+            <w:r>
+              <w:t xml:space="preserve">Faux consuls de la v2.0</w:t>
+            </w:r>
+          </w:p>
+        </w:tc>
+        <w:tc>
+          <w:tcPr/>
+          <w:p>
+            <w:pPr>
+              <w:pStyle w:val="Compact"/>
+              <w:jc w:val="left"/>
+            </w:pPr>
+            <w:r>
+              <w:t xml:space="preserve">30 noms de personnes (défunts, dédicants, apôtre Paul…) comptés comme consuls dans 29 notices ; l’année n’est pas affectée</w:t>
+            </w:r>
+          </w:p>
+        </w:tc>
+        <w:tc>
+          <w:tcPr/>
+          <w:p>
+            <w:pPr>
+              <w:pStyle w:val="Compact"/>
+              <w:jc w:val="left"/>
+            </w:pPr>
+            <w:r>
+              <w:rPr>
+                <w:rStyle w:val="VerbatimChar"/>
+              </w:rPr>
+              <w:t xml:space="preserve">02_verifications/consuls_faux_positifs_v2.csv</w:t>
+            </w:r>
+          </w:p>
+        </w:tc>
+        <w:tc>
+          <w:tcPr/>
+          <w:p>
+            <w:pPr>
+              <w:pStyle w:val="Compact"/>
+              <w:jc w:val="left"/>
+            </w:pPr>
+            <w:r>
+              <w:t xml:space="preserve">forme citée du texte EDCS</w:t>
+            </w:r>
+          </w:p>
+        </w:tc>
+      </w:tr>
+      <w:tr>
+        <w:tc>
+          <w:tcPr/>
+          <w:p>
+            <w:pPr>
+              <w:pStyle w:val="Compact"/>
+              <w:jc w:val="left"/>
+            </w:pPr>
+            <w:r>
+              <w:t xml:space="preserve">35</w:t>
+            </w:r>
+          </w:p>
+        </w:tc>
+        <w:tc>
+          <w:tcPr/>
+          <w:p>
+            <w:pPr>
+              <w:pStyle w:val="Compact"/>
+              <w:jc w:val="left"/>
+            </w:pPr>
+            <w:r>
+              <w:t xml:space="preserve">Datations par restitution</w:t>
+            </w:r>
+          </w:p>
+        </w:tc>
+        <w:tc>
+          <w:tcPr/>
+          <w:p>
+            <w:pPr>
+              <w:pStyle w:val="Compact"/>
+              <w:jc w:val="left"/>
+            </w:pPr>
+            <w:r>
+              <w:t xml:space="preserve">sur 457 textes à datation directe : A 338, B 97, C 2, R 20 ; liste des 20 textes datés par restitution</w:t>
+            </w:r>
+          </w:p>
+        </w:tc>
+        <w:tc>
+          <w:tcPr/>
+          <w:p>
+            <w:pPr>
+              <w:pStyle w:val="Compact"/>
+              <w:jc w:val="left"/>
+            </w:pPr>
+            <w:r>
+              <w:t xml:space="preserve">dossiers § G</w:t>
+            </w:r>
+          </w:p>
+        </w:tc>
+        <w:tc>
+          <w:tcPr/>
+          <w:p>
+            <w:pPr>
+              <w:pStyle w:val="Compact"/>
+              <w:jc w:val="left"/>
+            </w:pPr>
+            <w:r>
+              <w:t xml:space="preserve">idem</w:t>
+            </w:r>
+          </w:p>
+        </w:tc>
+      </w:tr>
+      <w:tr>
+        <w:tc>
+          <w:tcPr/>
+          <w:p>
+            <w:pPr>
+              <w:pStyle w:val="Compact"/>
+              <w:jc w:val="left"/>
+            </w:pPr>
+            <w:r>
+              <w:t xml:space="preserve">36</w:t>
+            </w:r>
+          </w:p>
+        </w:tc>
+        <w:tc>
+          <w:tcPr/>
+          <w:p>
+            <w:pPr>
+              <w:pStyle w:val="Compact"/>
+              <w:jc w:val="left"/>
+            </w:pPr>
+            <w:r>
+              <w:t xml:space="preserve">Consuls lus omis par la v2.0</w:t>
+            </w:r>
+          </w:p>
+        </w:tc>
+        <w:tc>
+          <w:tcPr/>
+          <w:p>
+            <w:pPr>
+              <w:pStyle w:val="Compact"/>
+              <w:jc w:val="left"/>
+            </w:pPr>
+            <w:r>
+              <w:t xml:space="preserve">n° 53, 155, 309, 423, 450, 456, 476</w:t>
+            </w:r>
+          </w:p>
+        </w:tc>
+        <w:tc>
+          <w:tcPr/>
+          <w:p>
+            <w:pPr>
+              <w:pStyle w:val="Compact"/>
+              <w:jc w:val="left"/>
+            </w:pPr>
+            <w:r>
+              <w:t xml:space="preserve">dossiers § G</w:t>
+            </w:r>
+          </w:p>
+        </w:tc>
+        <w:tc>
+          <w:tcPr/>
+          <w:p>
+            <w:pPr>
+              <w:pStyle w:val="Compact"/>
+              <w:jc w:val="left"/>
+            </w:pPr>
+            <w:r>
+              <w:t xml:space="preserve">texte EDCS</w:t>
+            </w:r>
+          </w:p>
+        </w:tc>
+      </w:tr>
+      <w:tr>
+        <w:tc>
+          <w:tcPr/>
+          <w:p>
+            <w:pPr>
+              <w:pStyle w:val="Compact"/>
+              <w:jc w:val="left"/>
+            </w:pPr>
+            <w:r>
+              <w:t xml:space="preserve">37</w:t>
+            </w:r>
+          </w:p>
+        </w:tc>
+        <w:tc>
+          <w:tcPr/>
+          <w:p>
+            <w:pPr>
+              <w:pStyle w:val="Compact"/>
+              <w:jc w:val="left"/>
+            </w:pPr>
+            <w:r>
+              <w:t xml:space="preserve">Script du cahier</w:t>
+            </w:r>
+          </w:p>
+        </w:tc>
+        <w:tc>
+          <w:tcPr/>
+          <w:p>
+            <w:pPr>
+              <w:pStyle w:val="Compact"/>
+              <w:jc w:val="left"/>
+            </w:pPr>
+            <w:r>
+              <w:rPr>
+                <w:rStyle w:val="VerbatimChar"/>
+              </w:rPr>
+              <w:t xml:space="preserve">05_scripts/build_cahier.sh</w:t>
+            </w:r>
+            <w:r>
+              <w:t xml:space="preserve"> </w:t>
+            </w:r>
+            <w:r>
+              <w:t xml:space="preserve">versé au dépôt (pandoc + Chromium)</w:t>
+            </w:r>
+          </w:p>
+        </w:tc>
+        <w:tc>
+          <w:tcPr/>
+          <w:p>
+            <w:pPr>
+              <w:pStyle w:val="Compact"/>
+              <w:jc w:val="left"/>
+            </w:pPr>
+            <w:r>
+              <w:t xml:space="preserve">—</w:t>
+            </w:r>
+          </w:p>
+        </w:tc>
+        <w:tc>
+          <w:tcPr/>
+          <w:p>
+            <w:pPr>
+              <w:pStyle w:val="Compact"/>
+              <w:jc w:val="left"/>
+            </w:pPr>
+            <w:r>
+              <w:t xml:space="preserve">—</w:t>
+            </w:r>
+          </w:p>
+        </w:tc>
+      </w:tr>
+    </w:tbl>
+    <w:bookmarkEnd w:id="86"/>
+    <w:bookmarkEnd w:id="87"/>
     <w:sectPr/>
   </w:body>
 </w:document>
@@ -15558,6 +18003,27 @@
     <w:abstractNumId w:val="991"/>
   </w:num>
   <w:num w:numId="1017">
+    <w:abstractNumId w:val="991"/>
+  </w:num>
+  <w:num w:numId="1018">
+    <w:abstractNumId w:val="991"/>
+  </w:num>
+  <w:num w:numId="1019">
+    <w:abstractNumId w:val="991"/>
+  </w:num>
+  <w:num w:numId="1020">
+    <w:abstractNumId w:val="991"/>
+  </w:num>
+  <w:num w:numId="1021">
+    <w:abstractNumId w:val="991"/>
+  </w:num>
+  <w:num w:numId="1022">
+    <w:abstractNumId w:val="991"/>
+  </w:num>
+  <w:num w:numId="1023">
+    <w:abstractNumId w:val="991"/>
+  </w:num>
+  <w:num w:numId="1024">
     <w:abstractNumId w:val="99411"/>
     <w:lvlOverride w:ilvl="0">
       <w:startOverride w:val="1"/>
@@ -15586,54 +18052,6 @@
     <w:lvlOverride w:ilvl="8">
       <w:startOverride w:val="1"/>
     </w:lvlOverride>
-  </w:num>
-  <w:num w:numId="1018">
-    <w:abstractNumId w:val="991"/>
-  </w:num>
-  <w:num w:numId="1019">
-    <w:abstractNumId w:val="99411"/>
-    <w:lvlOverride w:ilvl="0">
-      <w:startOverride w:val="1"/>
-    </w:lvlOverride>
-    <w:lvlOverride w:ilvl="1">
-      <w:startOverride w:val="1"/>
-    </w:lvlOverride>
-    <w:lvlOverride w:ilvl="2">
-      <w:startOverride w:val="1"/>
-    </w:lvlOverride>
-    <w:lvlOverride w:ilvl="3">
-      <w:startOverride w:val="1"/>
-    </w:lvlOverride>
-    <w:lvlOverride w:ilvl="4">
-      <w:startOverride w:val="1"/>
-    </w:lvlOverride>
-    <w:lvlOverride w:ilvl="5">
-      <w:startOverride w:val="1"/>
-    </w:lvlOverride>
-    <w:lvlOverride w:ilvl="6">
-      <w:startOverride w:val="1"/>
-    </w:lvlOverride>
-    <w:lvlOverride w:ilvl="7">
-      <w:startOverride w:val="1"/>
-    </w:lvlOverride>
-    <w:lvlOverride w:ilvl="8">
-      <w:startOverride w:val="1"/>
-    </w:lvlOverride>
-  </w:num>
-  <w:num w:numId="1020">
-    <w:abstractNumId w:val="991"/>
-  </w:num>
-  <w:num w:numId="1021">
-    <w:abstractNumId w:val="991"/>
-  </w:num>
-  <w:num w:numId="1022">
-    <w:abstractNumId w:val="991"/>
-  </w:num>
-  <w:num w:numId="1023">
-    <w:abstractNumId w:val="991"/>
-  </w:num>
-  <w:num w:numId="1024">
-    <w:abstractNumId w:val="991"/>
   </w:num>
   <w:num w:numId="1025">
     <w:abstractNumId w:val="99411"/>
@@ -15666,6 +18084,9 @@
     </w:lvlOverride>
   </w:num>
   <w:num w:numId="1026">
+    <w:abstractNumId w:val="991"/>
+  </w:num>
+  <w:num w:numId="1027">
     <w:abstractNumId w:val="99411"/>
     <w:lvlOverride w:ilvl="0">
       <w:startOverride w:val="1"/>
@@ -15695,10 +18116,85 @@
       <w:startOverride w:val="1"/>
     </w:lvlOverride>
   </w:num>
-  <w:num w:numId="1027">
+  <w:num w:numId="1028">
     <w:abstractNumId w:val="991"/>
   </w:num>
-  <w:num w:numId="1028">
+  <w:num w:numId="1029">
+    <w:abstractNumId w:val="991"/>
+  </w:num>
+  <w:num w:numId="1030">
+    <w:abstractNumId w:val="991"/>
+  </w:num>
+  <w:num w:numId="1031">
+    <w:abstractNumId w:val="991"/>
+  </w:num>
+  <w:num w:numId="1032">
+    <w:abstractNumId w:val="991"/>
+  </w:num>
+  <w:num w:numId="1033">
+    <w:abstractNumId w:val="99411"/>
+    <w:lvlOverride w:ilvl="0">
+      <w:startOverride w:val="1"/>
+    </w:lvlOverride>
+    <w:lvlOverride w:ilvl="1">
+      <w:startOverride w:val="1"/>
+    </w:lvlOverride>
+    <w:lvlOverride w:ilvl="2">
+      <w:startOverride w:val="1"/>
+    </w:lvlOverride>
+    <w:lvlOverride w:ilvl="3">
+      <w:startOverride w:val="1"/>
+    </w:lvlOverride>
+    <w:lvlOverride w:ilvl="4">
+      <w:startOverride w:val="1"/>
+    </w:lvlOverride>
+    <w:lvlOverride w:ilvl="5">
+      <w:startOverride w:val="1"/>
+    </w:lvlOverride>
+    <w:lvlOverride w:ilvl="6">
+      <w:startOverride w:val="1"/>
+    </w:lvlOverride>
+    <w:lvlOverride w:ilvl="7">
+      <w:startOverride w:val="1"/>
+    </w:lvlOverride>
+    <w:lvlOverride w:ilvl="8">
+      <w:startOverride w:val="1"/>
+    </w:lvlOverride>
+  </w:num>
+  <w:num w:numId="1034">
+    <w:abstractNumId w:val="99411"/>
+    <w:lvlOverride w:ilvl="0">
+      <w:startOverride w:val="1"/>
+    </w:lvlOverride>
+    <w:lvlOverride w:ilvl="1">
+      <w:startOverride w:val="1"/>
+    </w:lvlOverride>
+    <w:lvlOverride w:ilvl="2">
+      <w:startOverride w:val="1"/>
+    </w:lvlOverride>
+    <w:lvlOverride w:ilvl="3">
+      <w:startOverride w:val="1"/>
+    </w:lvlOverride>
+    <w:lvlOverride w:ilvl="4">
+      <w:startOverride w:val="1"/>
+    </w:lvlOverride>
+    <w:lvlOverride w:ilvl="5">
+      <w:startOverride w:val="1"/>
+    </w:lvlOverride>
+    <w:lvlOverride w:ilvl="6">
+      <w:startOverride w:val="1"/>
+    </w:lvlOverride>
+    <w:lvlOverride w:ilvl="7">
+      <w:startOverride w:val="1"/>
+    </w:lvlOverride>
+    <w:lvlOverride w:ilvl="8">
+      <w:startOverride w:val="1"/>
+    </w:lvlOverride>
+  </w:num>
+  <w:num w:numId="1035">
+    <w:abstractNumId w:val="991"/>
+  </w:num>
+  <w:num w:numId="1036">
     <w:abstractNumId w:val="99411"/>
     <w:lvlOverride w:ilvl="0">
       <w:startOverride w:val="1"/>

--- a/06_livrables/PRISME_cahier_revision_v3_lot1.docx
+++ b/06_livrables/PRISME_cahier_revision_v3_lot1.docx
@@ -821,22 +821,13 @@
           <w:bCs/>
           <w:b/>
         </w:rPr>
-        <w:t xml:space="preserve">Contrôle « consul lu / consul restitué »</w:t>
-      </w:r>
-      <w:r>
-        <w:t xml:space="preserve"> </w:t>
-      </w:r>
-      <w:r>
-        <w:t xml:space="preserve">(lot 5) : fondement de l’année de chaque notice à datation directe, et relevé des faux consuls de la v2.0 (</w:t>
-      </w:r>
-      <w:r>
-        <w:rPr>
-          <w:rStyle w:val="VerbatimChar"/>
-        </w:rPr>
-        <w:t xml:space="preserve">02_verifications/consuls_lus_restitues.csv</w:t>
-      </w:r>
-      <w:r>
-        <w:t xml:space="preserve">, dossiers § G).</w:t>
+        <w:t xml:space="preserve">Fiches EDB détaillées des 38 divergences fortes</w:t>
+      </w:r>
+      <w:r>
+        <w:t xml:space="preserve"> </w:t>
+      </w:r>
+      <w:r>
+        <w:t xml:space="preserve">(lot 5, dossiers § H).</w:t>
       </w:r>
     </w:p>
     <w:p>
@@ -852,6 +843,37 @@
           <w:bCs/>
           <w:b/>
         </w:rPr>
+        <w:t xml:space="preserve">Contrôle « consul lu / consul restitué »</w:t>
+      </w:r>
+      <w:r>
+        <w:t xml:space="preserve"> </w:t>
+      </w:r>
+      <w:r>
+        <w:t xml:space="preserve">(lot 5) : fondement de l’année de chaque notice à datation directe, et relevé des faux consuls de la v2.0 (</w:t>
+      </w:r>
+      <w:r>
+        <w:rPr>
+          <w:rStyle w:val="VerbatimChar"/>
+        </w:rPr>
+        <w:t xml:space="preserve">02_verifications/consuls_lus_restitues.csv</w:t>
+      </w:r>
+      <w:r>
+        <w:t xml:space="preserve">, dossiers § G).</w:t>
+      </w:r>
+    </w:p>
+    <w:p>
+      <w:pPr>
+        <w:numPr>
+          <w:ilvl w:val="0"/>
+          <w:numId w:val="1001"/>
+        </w:numPr>
+        <w:pStyle w:val="Compact"/>
+      </w:pPr>
+      <w:r>
+        <w:rPr>
+          <w:bCs/>
+          <w:b/>
+        </w:rPr>
         <w:t xml:space="preserve">Dossier de soumission</w:t>
       </w:r>
       <w:r>
@@ -918,7 +940,16 @@
         <w:t xml:space="preserve"> </w:t>
       </w:r>
       <w:r>
-        <w:t xml:space="preserve">(refus du proxy réseau ; voir le registre). Seule l’EDB a pu être lue, par un relais de lecture externe à débit limité.</w:t>
+        <w:t xml:space="preserve">(refus du proxy réseau ; voir le registre). Seule l’EDB a pu être lue, par un relais de lecture externe à débit limité. Au lot 5, l’EDCS s’est révélée lisible par le même relais à sa nouvelle adresse (</w:t>
+      </w:r>
+      <w:r>
+        <w:rPr>
+          <w:rStyle w:val="VerbatimChar"/>
+        </w:rPr>
+        <w:t xml:space="preserve">edcs.hist.uzh.ch</w:t>
+      </w:r>
+      <w:r>
+        <w:t xml:space="preserve">).</w:t>
       </w:r>
     </w:p>
     <w:p>
@@ -1032,7 +1063,7 @@
     </w:p>
     <w:bookmarkEnd w:id="23"/>
     <w:bookmarkEnd w:id="24"/>
-    <w:bookmarkStart w:id="50" w:name="X6972ff8ed57a36aaf47acfe3ef11c801309ed4a"/>
+    <w:bookmarkStart w:id="54" w:name="X6972ff8ed57a36aaf47acfe3ef11c801309ed4a"/>
     <w:p>
       <w:pPr>
         <w:pStyle w:val="Heading1"/>
@@ -6129,6 +6160,282 @@
           </w:p>
         </w:tc>
       </w:tr>
+      <w:tr>
+        <w:tc>
+          <w:tcPr/>
+          <w:p>
+            <w:pPr>
+              <w:pStyle w:val="Compact"/>
+              <w:jc w:val="left"/>
+            </w:pPr>
+            <w:r>
+              <w:t xml:space="preserve">52</w:t>
+            </w:r>
+          </w:p>
+        </w:tc>
+        <w:tc>
+          <w:tcPr/>
+          <w:p>
+            <w:pPr>
+              <w:pStyle w:val="Compact"/>
+              <w:jc w:val="left"/>
+            </w:pPr>
+            <w:r>
+              <w:t xml:space="preserve">EDB17462 (ICVR 6022) — pierre perdue</w:t>
+            </w:r>
+          </w:p>
+        </w:tc>
+        <w:tc>
+          <w:tcPr/>
+          <w:p>
+            <w:pPr>
+              <w:pStyle w:val="Compact"/>
+              <w:jc w:val="left"/>
+            </w:pPr>
+            <w:r>
+              <w:rPr>
+                <w:rStyle w:val="VerbatimChar"/>
+              </w:rPr>
+              <w:t xml:space="preserve">[---] cons(ulibu)s Da[---]</w:t>
+            </w:r>
+          </w:p>
+        </w:tc>
+        <w:tc>
+          <w:tcPr/>
+          <w:p>
+            <w:pPr>
+              <w:pStyle w:val="Compact"/>
+              <w:jc w:val="left"/>
+            </w:pPr>
+            <w:r>
+              <w:t xml:space="preserve">358</w:t>
+            </w:r>
+          </w:p>
+        </w:tc>
+        <w:tc>
+          <w:tcPr/>
+          <w:p>
+            <w:pPr>
+              <w:pStyle w:val="Compact"/>
+              <w:jc w:val="left"/>
+            </w:pPr>
+            <w:r>
+              <w:t xml:space="preserve">333 ; 358</w:t>
+            </w:r>
+          </w:p>
+        </w:tc>
+        <w:tc>
+          <w:tcPr/>
+          <w:p>
+            <w:pPr>
+              <w:pStyle w:val="Compact"/>
+              <w:jc w:val="left"/>
+            </w:pPr>
+            <w:r>
+              <w:t xml:space="preserve">Note EDB (Vilella, d’après CLRE p. 631) : la restitution</w:t>
+            </w:r>
+            <w:r>
+              <w:t xml:space="preserve"> </w:t>
+            </w:r>
+            <w:r>
+              <w:rPr>
+                <w:iCs/>
+                <w:i/>
+              </w:rPr>
+              <w:t xml:space="preserve">Da[tiano et Cereale]</w:t>
+            </w:r>
+            <w:r>
+              <w:t xml:space="preserve"> </w:t>
+            </w:r>
+            <w:r>
+              <w:t xml:space="preserve">de Silvagni est incertaine, car Dalmatius, consul en</w:t>
+            </w:r>
+            <w:r>
+              <w:t xml:space="preserve"> </w:t>
+            </w:r>
+            <w:r>
+              <w:rPr>
+                <w:bCs/>
+                <w:b/>
+              </w:rPr>
+              <w:t xml:space="preserve">333</w:t>
+            </w:r>
+            <w:r>
+              <w:t xml:space="preserve"> </w:t>
+            </w:r>
+            <w:r>
+              <w:t xml:space="preserve">avec Zenophilus, commence aussi par DA.</w:t>
+            </w:r>
+            <w:r>
+              <w:t xml:space="preserve"> </w:t>
+            </w:r>
+            <w:r>
+              <w:rPr>
+                <w:bCs/>
+                <w:b/>
+              </w:rPr>
+              <w:t xml:space="preserve">Date incertaine (333/358)</w:t>
+            </w:r>
+            <w:r>
+              <w:t xml:space="preserve"> </w:t>
+            </w:r>
+            <w:r>
+              <w:t xml:space="preserve">; si 333, la notice sort du corpus. (lot 5)</w:t>
+            </w:r>
+          </w:p>
+        </w:tc>
+      </w:tr>
+      <w:tr>
+        <w:tc>
+          <w:tcPr/>
+          <w:p>
+            <w:pPr>
+              <w:pStyle w:val="Compact"/>
+              <w:jc w:val="left"/>
+            </w:pPr>
+            <w:r>
+              <w:t xml:space="preserve">431</w:t>
+            </w:r>
+          </w:p>
+        </w:tc>
+        <w:tc>
+          <w:tcPr/>
+          <w:p>
+            <w:pPr>
+              <w:pStyle w:val="Compact"/>
+              <w:jc w:val="left"/>
+            </w:pPr>
+            <w:r>
+              <w:t xml:space="preserve">EDB27849 (ICVR I 309 = ILCV 4400B) — pierre perdue</w:t>
+            </w:r>
+          </w:p>
+        </w:tc>
+        <w:tc>
+          <w:tcPr/>
+          <w:p>
+            <w:pPr>
+              <w:pStyle w:val="Compact"/>
+              <w:jc w:val="left"/>
+            </w:pPr>
+            <w:r>
+              <w:rPr>
+                <w:rStyle w:val="VerbatimChar"/>
+              </w:rPr>
+              <w:t xml:space="preserve">[post?] consulatu d(omini) n(ostri) Harchadi IIII et Euty/chiani</w:t>
+            </w:r>
+          </w:p>
+        </w:tc>
+        <w:tc>
+          <w:tcPr/>
+          <w:p>
+            <w:pPr>
+              <w:pStyle w:val="Compact"/>
+              <w:jc w:val="left"/>
+            </w:pPr>
+            <w:r>
+              <w:t xml:space="preserve">399</w:t>
+            </w:r>
+          </w:p>
+        </w:tc>
+        <w:tc>
+          <w:tcPr/>
+          <w:p>
+            <w:pPr>
+              <w:pStyle w:val="Compact"/>
+              <w:jc w:val="left"/>
+            </w:pPr>
+            <w:r>
+              <w:t xml:space="preserve">398 ; 399</w:t>
+            </w:r>
+          </w:p>
+        </w:tc>
+        <w:tc>
+          <w:tcPr/>
+          <w:p>
+            <w:pPr>
+              <w:pStyle w:val="Compact"/>
+              <w:jc w:val="left"/>
+            </w:pPr>
+            <w:r>
+              <w:rPr>
+                <w:iCs/>
+                <w:i/>
+              </w:rPr>
+              <w:t xml:space="preserve">Harchadi</w:t>
+            </w:r>
+            <w:r>
+              <w:t xml:space="preserve"> </w:t>
+            </w:r>
+            <w:r>
+              <w:t xml:space="preserve">est une erreur pour</w:t>
+            </w:r>
+            <w:r>
+              <w:t xml:space="preserve"> </w:t>
+            </w:r>
+            <w:r>
+              <w:rPr>
+                <w:iCs/>
+                <w:i/>
+              </w:rPr>
+              <w:t xml:space="preserve">Honorii</w:t>
+            </w:r>
+            <w:r>
+              <w:t xml:space="preserve"> </w:t>
+            </w:r>
+            <w:r>
+              <w:t xml:space="preserve">(Muratori, Silvagni). CLRE p. 661 (cité par l’EDB) attribue l’inscription à</w:t>
+            </w:r>
+            <w:r>
+              <w:t xml:space="preserve"> </w:t>
+            </w:r>
+            <w:r>
+              <w:rPr>
+                <w:bCs/>
+                <w:b/>
+              </w:rPr>
+              <w:t xml:space="preserve">398</w:t>
+            </w:r>
+            <w:r>
+              <w:t xml:space="preserve"> </w:t>
+            </w:r>
+            <w:r>
+              <w:t xml:space="preserve">:</w:t>
+            </w:r>
+            <w:r>
+              <w:t xml:space="preserve"> </w:t>
+            </w:r>
+            <w:r>
+              <w:rPr>
+                <w:iCs/>
+                <w:i/>
+              </w:rPr>
+              <w:t xml:space="preserve">post</w:t>
+            </w:r>
+            <w:r>
+              <w:t xml:space="preserve"> </w:t>
+            </w:r>
+            <w:r>
+              <w:t xml:space="preserve">restitué serait trop long, et un p.c. aussi tardif en 399 serait sans exemple. La v2.0 retient le p.c. (399).</w:t>
+            </w:r>
+            <w:r>
+              <w:t xml:space="preserve"> </w:t>
+            </w:r>
+            <w:r>
+              <w:rPr>
+                <w:bCs/>
+                <w:b/>
+              </w:rPr>
+              <w:t xml:space="preserve">À arbitrer sur CLRE.</w:t>
+            </w:r>
+            <w:r>
+              <w:t xml:space="preserve"> </w:t>
+            </w:r>
+            <w:r>
+              <w:t xml:space="preserve">(lot 5)</w:t>
+            </w:r>
+          </w:p>
+        </w:tc>
+      </w:tr>
     </w:tbl>
     <w:bookmarkEnd w:id="38"/>
     <w:bookmarkEnd w:id="39"/>
@@ -7316,7 +7623,7 @@
               <w:jc w:val="left"/>
             </w:pPr>
             <w:r>
-              <w:t xml:space="preserve">—</w:t>
+              <w:t xml:space="preserve">EDCS seulement (EDCS-59400075, 29900387, 02700284, 75200321, 71500011, 18200424)</w:t>
             </w:r>
           </w:p>
         </w:tc>
@@ -7338,7 +7645,30 @@
               <w:t xml:space="preserve"> </w:t>
             </w:r>
             <w:r>
-              <w:t xml:space="preserve">dans les fiches lues (EDB ou EDH)</w:t>
+              <w:t xml:space="preserve">dans l’EDB ni l’EDH. Lot 5 : la page EDB 2069 a été lue sans résultat. Les fiches EDCS actuelles (edcs.hist.uzh.ch) ne donnent</w:t>
+            </w:r>
+            <w:r>
+              <w:t xml:space="preserve"> </w:t>
+            </w:r>
+            <w:r>
+              <w:rPr>
+                <w:bCs/>
+                <w:b/>
+              </w:rPr>
+              <w:t xml:space="preserve">aucune équivalence ICUR</w:t>
+            </w:r>
+            <w:r>
+              <w:t xml:space="preserve">, et leur texte est identique à celui de la v2.0. Une photographie est signalée pour EDCS-71500011 (n° 387) seulement.</w:t>
+            </w:r>
+            <w:r>
+              <w:t xml:space="preserve"> </w:t>
+            </w:r>
+            <w:r>
+              <w:rPr>
+                <w:bCs/>
+                <w:b/>
+              </w:rPr>
+              <w:t xml:space="preserve">Aucun second témoin.</w:t>
             </w:r>
           </w:p>
         </w:tc>
@@ -9436,1452 +9766,108 @@
     </w:p>
     <w:bookmarkEnd w:id="48"/>
     <w:bookmarkEnd w:id="49"/>
+    <w:bookmarkStart w:id="53" w:name="X348f6ef643f99ed102ea924809a7add0a64af58"/>
+    <w:p>
+      <w:pPr>
+        <w:pStyle w:val="Heading2"/>
+      </w:pPr>
+      <w:r>
+        <w:t xml:space="preserve">H. Fiches EDB détaillées des 38 divergences fortes (lot 5)</w:t>
+      </w:r>
+    </w:p>
+    <w:bookmarkStart w:id="50" w:name="méthode-1"/>
+    <w:p>
+      <w:pPr>
+        <w:pStyle w:val="Heading3"/>
+      </w:pPr>
+      <w:r>
+        <w:t xml:space="preserve">Méthode</w:t>
+      </w:r>
+    </w:p>
+    <w:p>
+      <w:pPr>
+        <w:pStyle w:val="FirstParagraph"/>
+      </w:pPr>
+      <w:r>
+        <w:t xml:space="preserve">Les 38 notices classées « divergence forte » (score &lt; 0,75) correspondent à 36 fiches EDB, car 313/314 et 393/394 partagent une fiche. Trois fiches avaient déjà été lues au lot 4. Les 33 autres ont été ouvertes le 14 octobre 2026, ainsi que les deux fiches de fragments joints au n° 378. Les réponses brutes sont dans</w:t>
+      </w:r>
+      <w:r>
+        <w:t xml:space="preserve"> </w:t>
+      </w:r>
+      <w:r>
+        <w:rPr>
+          <w:rStyle w:val="VerbatimChar"/>
+        </w:rPr>
+        <w:t xml:space="preserve">02_verifications/edb/fiches/fiches_lot5_*.json</w:t>
+      </w:r>
+      <w:r>
+        <w:t xml:space="preserve">. L’analyse, notice par notice, est dans</w:t>
+      </w:r>
+      <w:r>
+        <w:t xml:space="preserve"> </w:t>
+      </w:r>
+      <w:r>
+        <w:rPr>
+          <w:rStyle w:val="VerbatimChar"/>
+        </w:rPr>
+        <w:t xml:space="preserve">02_verifications/edb/divergences_fortes_fiches.csv</w:t>
+      </w:r>
+      <w:r>
+        <w:t xml:space="preserve">.</w:t>
+      </w:r>
+    </w:p>
     <w:bookmarkEnd w:id="50"/>
-    <w:bookmarkStart w:id="55" w:name="Xa68eddb713c15d4621a12d96ed3a134351cadfc"/>
-    <w:p>
-      <w:pPr>
-        <w:pStyle w:val="Heading1"/>
-      </w:pPr>
-      <w:r>
-        <w:t xml:space="preserve">5.4 Confrontation avec l’Epigraphic Database Bari (texte proposé pour la v3)</w:t>
+    <w:bookmarkStart w:id="51" w:name="résultat"/>
+    <w:p>
+      <w:pPr>
+        <w:pStyle w:val="Heading3"/>
+      </w:pPr>
+      <w:r>
+        <w:t xml:space="preserve">Résultat</w:t>
       </w:r>
     </w:p>
     <w:p>
       <w:pPr>
         <w:pStyle w:val="FirstParagraph"/>
       </w:pPr>
+      <w:r>
+        <w:t xml:space="preserve">Dans la majorité des cas, la « divergence forte » était un</w:t>
+      </w:r>
+      <w:r>
+        <w:t xml:space="preserve"> </w:t>
+      </w:r>
+      <w:r>
+        <w:rPr>
+          <w:bCs/>
+          <w:b/>
+        </w:rPr>
+        <w:t xml:space="preserve">artefact</w:t>
+      </w:r>
+      <w:r>
+        <w:t xml:space="preserve"> </w:t>
+      </w:r>
+      <w:r>
+        <w:t xml:space="preserve">: texte de liste tronqué, structure en plusieurs parties (a, b, c), ou notation (</w:t>
+      </w:r>
       <w:r>
         <w:rPr>
           <w:iCs/>
           <w:i/>
         </w:rPr>
-        <w:t xml:space="preserve">Section nouvelle, à insérer après le § 5.3 de la v2.0. Les chiffres sont ceux du lot 4 (456 notices appariées sur 478) et seront mis à jour à la fin de la collation.</w:t>
-      </w:r>
-    </w:p>
-    <w:bookmarkStart w:id="51" w:name="pourquoi-une-seconde-base"/>
-    <w:p>
-      <w:pPr>
-        <w:pStyle w:val="Heading2"/>
-      </w:pPr>
-      <w:r>
-        <w:t xml:space="preserve">5.4.1 Pourquoi une seconde base</w:t>
-      </w:r>
-    </w:p>
-    <w:p>
-      <w:pPr>
-        <w:pStyle w:val="FirstParagraph"/>
-      </w:pPr>
-      <w:r>
-        <w:t xml:space="preserve">Les sections précédentes comparaient deux états d’une</w:t>
-      </w:r>
-      <w:r>
-        <w:t xml:space="preserve"> </w:t>
-      </w:r>
-      <w:r>
-        <w:rPr>
-          <w:bCs/>
-          <w:b/>
-        </w:rPr>
-        <w:t xml:space="preserve">même</w:t>
-      </w:r>
-      <w:r>
-        <w:t xml:space="preserve"> </w:t>
-      </w:r>
-      <w:r>
-        <w:t xml:space="preserve">base, les exports EDCS de 2020 et de 2022. Cette comparaison révèle les pertes dues à l’export. Elle ne dit rien des choix faits par l’EDCS lorsqu’elle saisit l’édition imprimée. L’Epigraphic Database Bari (EDB), conduite à l’université de Bari depuis 1988, se consacre aux inscriptions chrétiennes de Rome. Elle se donne pour tâche de mettre à jour les ICVR, et ses fiches sont établies et révisées par des épigraphistes nommés sur chaque fiche. C’est donc un</w:t>
-      </w:r>
-      <w:r>
-        <w:t xml:space="preserve"> </w:t>
-      </w:r>
-      <w:r>
-        <w:rPr>
-          <w:bCs/>
-          <w:b/>
-        </w:rPr>
-        <w:t xml:space="preserve">témoin indépendant</w:t>
-      </w:r>
-      <w:r>
-        <w:t xml:space="preserve"> </w:t>
-      </w:r>
-      <w:r>
-        <w:t xml:space="preserve">de la transmission. Il reste toutefois secondaire : comme l’EDCS, l’EDB dépend de l’ICVR, et une concordance entre les deux bases ne remplace ni l’édition imprimée ni la pierre.</w:t>
-      </w:r>
-    </w:p>
-    <w:bookmarkEnd w:id="51"/>
-    <w:bookmarkStart w:id="52" w:name="procédure"/>
-    <w:p>
-      <w:pPr>
-        <w:pStyle w:val="Heading2"/>
-      </w:pPr>
-      <w:r>
-        <w:t xml:space="preserve">5.4.2 Procédure</w:t>
-      </w:r>
-    </w:p>
-    <w:p>
-      <w:pPr>
-        <w:pStyle w:val="FirstParagraph"/>
-      </w:pPr>
-      <w:r>
-        <w:t xml:space="preserve">Les fiches de l’EDB ont été lues le 14 octobre 2026 dans les listes publiques de la base, triées par numéro ICVR. Chaque notice du présent corpus pourvue d’une référence ICUR a été appariée à la fiche EDB de même numéro, en choisissant, en cas de sous-numéros, la plus proche par le texte. Un indice de similarité, calculé sur les textes normalisés, sert seulement à</w:t>
-      </w:r>
-      <w:r>
-        <w:t xml:space="preserve"> </w:t>
-      </w:r>
-      <w:r>
-        <w:rPr>
-          <w:bCs/>
-          <w:b/>
-        </w:rPr>
-        <w:t xml:space="preserve">trier</w:t>
-      </w:r>
-      <w:r>
-        <w:t xml:space="preserve"> </w:t>
-      </w:r>
-      <w:r>
-        <w:t xml:space="preserve">les cas. Chaque écart retenu dans les dossiers a été relu. Les pages lues, leurs dates de consultation et les échecs d’accès figurent au registre des consultations. Les données de l’EDB sont publiées sous licence CC BY-SA 4.0.</w:t>
-      </w:r>
-    </w:p>
-    <w:p>
-      <w:pPr>
-        <w:pStyle w:val="BodyText"/>
-      </w:pPr>
-      <w:r>
-        <w:t xml:space="preserve">À la date de cette version, 456 notices sur 478 ont été appariées. 281 concordent, aux conventions de notation près ; 137 présentent des écarts à examiner ; 38 divergent fortement, le plus souvent parce que l’un des deux textes est tronqué.</w:t>
-      </w:r>
-    </w:p>
-    <w:bookmarkEnd w:id="52"/>
-    <w:bookmarkStart w:id="53" w:name="quatre-types-décarts"/>
-    <w:p>
-      <w:pPr>
-        <w:pStyle w:val="Heading2"/>
-      </w:pPr>
-      <w:r>
-        <w:t xml:space="preserve">5.4.3 Quatre types d’écarts</w:t>
-      </w:r>
-    </w:p>
-    <w:p>
-      <w:pPr>
-        <w:numPr>
-          <w:ilvl w:val="0"/>
-          <w:numId w:val="1025"/>
-        </w:numPr>
-        <w:pStyle w:val="Compact"/>
-      </w:pPr>
-      <w:r>
-        <w:rPr>
-          <w:bCs/>
-          <w:b/>
-        </w:rPr>
-        <w:t xml:space="preserve">Lignes omises par l’EDCS.</w:t>
-      </w:r>
-      <w:r>
-        <w:t xml:space="preserve"> </w:t>
-      </w:r>
-      <w:r>
-        <w:t xml:space="preserve">Pour huit notices que la v2.0 tenait pour dépourvues de tout élément consulaire, l’EDB transmet la formule de date (n° 51, 84, 180, 214, 268, 388, 445, 447). L’épitaphe de Cucurbitinus et Abundantius (n° 214) se termine dans l’EDB par la date</w:t>
-      </w:r>
-      <w:r>
-        <w:t xml:space="preserve"> </w:t>
-      </w:r>
-      <w:r>
-        <w:rPr>
-          <w:rStyle w:val="VerbatimChar"/>
-        </w:rPr>
-        <w:t xml:space="preserve">dd(ominis) nn(ostris) Gratiano V et Teodosio aaugg(ustis)</w:t>
-      </w:r>
-      <w:r>
-        <w:t xml:space="preserve"> </w:t>
-      </w:r>
-      <w:r>
-        <w:t xml:space="preserve">(380) ; le texte de l’EDCS s’arrête trois lignes plus tôt. Dans le texte grec n° 447, l’EDB donne avant l’imprécation cinq lignes, dont la date</w:t>
-      </w:r>
-      <w:r>
-        <w:t xml:space="preserve"> </w:t>
-      </w:r>
-      <w:r>
-        <w:rPr>
-          <w:rStyle w:val="VerbatimChar"/>
-        </w:rPr>
-        <w:t xml:space="preserve">[ὑπατίᾳ Βινκεντί]ου καὶ Φραβίτου</w:t>
-      </w:r>
-      <w:r>
-        <w:t xml:space="preserve"> </w:t>
-      </w:r>
-      <w:r>
-        <w:t xml:space="preserve">(401), que l’EDCS ne transmet pas.</w:t>
-      </w:r>
-    </w:p>
-    <w:p>
-      <w:pPr>
-        <w:numPr>
-          <w:ilvl w:val="0"/>
-          <w:numId w:val="1025"/>
-        </w:numPr>
-        <w:pStyle w:val="Compact"/>
-      </w:pPr>
-      <w:r>
-        <w:rPr>
-          <w:bCs/>
-          <w:b/>
-        </w:rPr>
-        <w:t xml:space="preserve">Signes figurés.</w:t>
-      </w:r>
-      <w:r>
-        <w:t xml:space="preserve"> </w:t>
-      </w:r>
-      <w:r>
-        <w:t xml:space="preserve">L’EDB décrit chrismes, croix, oiseaux, palmes et orants. L’EDCS ne les mentionne pas. Sur les 456 notices appariées, 47 (10,3 %) portent un chrisme ou une croix selon l’EDB. Dans un cas (n° 38), l’EDCS rend le chrisme par un mot développé,</w:t>
-      </w:r>
-      <w:r>
-        <w:t xml:space="preserve"> </w:t>
+        <w:t xml:space="preserve">bixit</w:t>
+      </w:r>
+      <w:r>
+        <w:t xml:space="preserve">/</w:t>
       </w:r>
       <w:r>
         <w:rPr>
           <w:iCs/>
           <w:i/>
         </w:rPr>
-        <w:t xml:space="preserve">Chr(isti)</w:t>
-      </w:r>
-      <w:r>
-        <w:t xml:space="preserve">, ce qui produit un faux vocabulaire religieux.</w:t>
-      </w:r>
-    </w:p>
-    <w:p>
-      <w:pPr>
-        <w:numPr>
-          <w:ilvl w:val="0"/>
-          <w:numId w:val="1025"/>
-        </w:numPr>
-        <w:pStyle w:val="Compact"/>
-      </w:pPr>
-      <w:r>
-        <w:rPr>
-          <w:bCs/>
-          <w:b/>
-        </w:rPr>
-        <w:t xml:space="preserve">Restitutions différentes.</w:t>
-      </w:r>
-      <w:r>
-        <w:t xml:space="preserve"> </w:t>
-      </w:r>
-      <w:r>
-        <w:t xml:space="preserve">Dans le</w:t>
-      </w:r>
-      <w:r>
-        <w:t xml:space="preserve"> </w:t>
-      </w:r>
-      <w:r>
-        <w:rPr>
-          <w:iCs/>
-          <w:i/>
-        </w:rPr>
-        <w:t xml:space="preserve">carmen</w:t>
-      </w:r>
-      <w:r>
-        <w:t xml:space="preserve"> </w:t>
-      </w:r>
-      <w:r>
-        <w:t xml:space="preserve">d’Eleuteria (n° 73, 363), l’EDCS restitue</w:t>
-      </w:r>
-      <w:r>
-        <w:t xml:space="preserve"> </w:t>
-      </w:r>
-      <w:r>
-        <w:rPr>
-          <w:rStyle w:val="VerbatimChar"/>
-        </w:rPr>
-        <w:t xml:space="preserve">[at tuus in caelo] spiritus … [vivit cum] sanctis</w:t>
-      </w:r>
-      <w:r>
-        <w:t xml:space="preserve">, l’EDB</w:t>
-      </w:r>
-      <w:r>
-        <w:t xml:space="preserve"> </w:t>
-      </w:r>
-      <w:r>
-        <w:rPr>
-          <w:rStyle w:val="VerbatimChar"/>
-        </w:rPr>
-        <w:t xml:space="preserve">[corpore namque tu]us spiritus … [est sociatu]s sanctis</w:t>
-      </w:r>
-      <w:r>
-        <w:t xml:space="preserve">. Les deux restitutions sont conjecturales. Elles orientent différemment la lecture eschatologique : séjour céleste de l’esprit d’un côté, association aux saints de l’autre. Aucune ne peut fonder un argument.</w:t>
-      </w:r>
-    </w:p>
-    <w:p>
-      <w:pPr>
-        <w:numPr>
-          <w:ilvl w:val="0"/>
-          <w:numId w:val="1025"/>
-        </w:numPr>
-        <w:pStyle w:val="Compact"/>
-      </w:pPr>
-      <w:r>
-        <w:rPr>
-          <w:bCs/>
-          <w:b/>
-        </w:rPr>
-        <w:t xml:space="preserve">Datations divergentes.</w:t>
-      </w:r>
-      <w:r>
-        <w:t xml:space="preserve"> </w:t>
-      </w:r>
-      <w:r>
-        <w:t xml:space="preserve">Pour sept notices (n° 40, 141, 206, 278, 311, 328, 434), l’année de l’EDB diffère de l’année retenue par la v2.0. Certains écarts semblent être des erreurs de saisie de l’EDB (n° 206, 278). D’autres reflètent une véritable alternative de restitution, comme au n° 328, où le seul</w:t>
-      </w:r>
-      <w:r>
-        <w:t xml:space="preserve"> </w:t>
-      </w:r>
-      <w:r>
-        <w:rPr>
-          <w:iCs/>
-          <w:i/>
-        </w:rPr>
-        <w:t xml:space="preserve">…terio</w:t>
-      </w:r>
-      <w:r>
-        <w:t xml:space="preserve"> </w:t>
-      </w:r>
-      <w:r>
-        <w:t xml:space="preserve">lu peut appartenir à</w:t>
-      </w:r>
-      <w:r>
-        <w:t xml:space="preserve"> </w:t>
-      </w:r>
-      <w:r>
-        <w:rPr>
-          <w:iCs/>
-          <w:i/>
-        </w:rPr>
-        <w:t xml:space="preserve">Eucherio</w:t>
-      </w:r>
-      <w:r>
-        <w:t xml:space="preserve"> </w:t>
-      </w:r>
-      <w:r>
-        <w:t xml:space="preserve">(381) ou à</w:t>
-      </w:r>
-      <w:r>
-        <w:t xml:space="preserve"> </w:t>
-      </w:r>
-      <w:r>
-        <w:rPr>
-          <w:iCs/>
-          <w:i/>
-        </w:rPr>
-        <w:t xml:space="preserve">Neoterio</w:t>
-      </w:r>
-      <w:r>
-        <w:t xml:space="preserve"> </w:t>
-      </w:r>
-      <w:r>
-        <w:t xml:space="preserve">(390). Ces divergences ne peuvent être tranchées qu’avec l’ICVR et les fastes de référence.</w:t>
-      </w:r>
-    </w:p>
-    <w:bookmarkEnd w:id="53"/>
-    <w:bookmarkStart w:id="54" w:name="conséquences"/>
-    <w:p>
-      <w:pPr>
-        <w:pStyle w:val="Heading2"/>
-      </w:pPr>
-      <w:r>
-        <w:t xml:space="preserve">5.4.4 Conséquences</w:t>
-      </w:r>
-    </w:p>
-    <w:p>
-      <w:pPr>
-        <w:numPr>
-          <w:ilvl w:val="0"/>
-          <w:numId w:val="1026"/>
-        </w:numPr>
-        <w:pStyle w:val="Compact"/>
-      </w:pPr>
-      <w:r>
-        <w:rPr>
-          <w:bCs/>
-          <w:b/>
-        </w:rPr>
-        <w:t xml:space="preserve">Le texte de travail.</w:t>
-      </w:r>
-      <w:r>
-        <w:t xml:space="preserve"> </w:t>
-      </w:r>
-      <w:r>
-        <w:t xml:space="preserve">Pour chaque notice, la v3 doit donner le texte EDCS, la leçon EDB lorsqu’elle diffère et la décision prise, avec sa justification.</w:t>
-      </w:r>
-    </w:p>
-    <w:p>
-      <w:pPr>
-        <w:numPr>
-          <w:ilvl w:val="0"/>
-          <w:numId w:val="1026"/>
-        </w:numPr>
-        <w:pStyle w:val="Compact"/>
-      </w:pPr>
-      <w:r>
-        <w:rPr>
-          <w:bCs/>
-          <w:b/>
-        </w:rPr>
-        <w:t xml:space="preserve">Les statistiques.</w:t>
-      </w:r>
-      <w:r>
-        <w:t xml:space="preserve"> </w:t>
-      </w:r>
-      <w:r>
-        <w:t xml:space="preserve">Les mesures du formulaire et du vocabulaire religieux calculées sur le texte EDCS sont des</w:t>
-      </w:r>
-      <w:r>
-        <w:t xml:space="preserve"> </w:t>
-      </w:r>
-      <w:r>
-        <w:rPr>
-          <w:bCs/>
-          <w:b/>
-        </w:rPr>
-        <w:t xml:space="preserve">bornes inférieures</w:t>
-      </w:r>
-      <w:r>
-        <w:t xml:space="preserve"> </w:t>
-      </w:r>
-      <w:r>
-        <w:t xml:space="preserve">de ce qui est gravé. La proportion de textes portant une désignation verbale de Dieu ou du Christ (14/468) reste valable pour le vocabulaire. Elle ne mesure pas le marquage chrétien des monuments, qui doit être compté à part (signe christique).</w:t>
-      </w:r>
-    </w:p>
-    <w:p>
-      <w:pPr>
-        <w:numPr>
-          <w:ilvl w:val="0"/>
-          <w:numId w:val="1026"/>
-        </w:numPr>
-        <w:pStyle w:val="Compact"/>
-      </w:pPr>
-      <w:r>
-        <w:rPr>
-          <w:bCs/>
-          <w:b/>
-        </w:rPr>
-        <w:t xml:space="preserve">La chronologie.</w:t>
-      </w:r>
-      <w:r>
-        <w:t xml:space="preserve"> </w:t>
-      </w:r>
-      <w:r>
-        <w:t xml:space="preserve">Huit datations « par la base » deviennent des datations consulaires transmises, : quatre lues (n° 84, 214, 268, 388), trois partiellement restituées (n° 51, 180, 447) et une lue dont l’itération est incertaine (n° 445 : 400, ou 405 si</w:t>
-      </w:r>
-      <w:r>
-        <w:t xml:space="preserve"> </w:t>
-      </w:r>
-      <w:r>
-        <w:rPr>
-          <w:iCs/>
-          <w:i/>
-        </w:rPr>
-        <w:t xml:space="preserve">iterum</w:t>
-      </w:r>
-      <w:r>
-        <w:t xml:space="preserve">). Les tableaux de distribution chronologique doivent distinguer ces cas. Indépendamment de l’EDB, un contrôle de l’état des lettres (dossiers, § G) montre que sur 457 textes à datation « directe », 20 (4,4 %) doivent leur année à une</w:t>
-      </w:r>
-      <w:r>
-        <w:t xml:space="preserve"> </w:t>
-      </w:r>
-      <w:r>
-        <w:rPr>
-          <w:bCs/>
-          <w:b/>
-        </w:rPr>
-        <w:t xml:space="preserve">restitution</w:t>
-      </w:r>
-      <w:r>
-        <w:t xml:space="preserve"> </w:t>
-      </w:r>
-      <w:r>
-        <w:t xml:space="preserve">du nom consulaire, et 2 à de simples initiales. La liste « consuls identifiés » de la v2.0 comptait en outre 30 noms de défunts ou de dédicants comme consuls, sans effet sur l’année.</w:t>
-      </w:r>
-    </w:p>
-    <w:bookmarkEnd w:id="54"/>
-    <w:bookmarkEnd w:id="55"/>
-    <w:bookmarkStart w:id="60" w:name="X2137f8f98fb94dcc95597a220f0e86353ee7a7e"/>
-    <w:p>
-      <w:pPr>
-        <w:pStyle w:val="Heading1"/>
-      </w:pPr>
-      <w:r>
-        <w:t xml:space="preserve">État de la collation EDCS / EDB (au 14 octobre 2026, lot 4)</w:t>
-      </w:r>
-    </w:p>
-    <w:bookmarkStart w:id="56" w:name="méthode-1"/>
-    <w:p>
-      <w:pPr>
-        <w:pStyle w:val="Heading2"/>
-      </w:pPr>
-      <w:r>
-        <w:t xml:space="preserve">Méthode</w:t>
-      </w:r>
-    </w:p>
-    <w:p>
-      <w:pPr>
-        <w:numPr>
-          <w:ilvl w:val="0"/>
-          <w:numId w:val="1027"/>
-        </w:numPr>
-        <w:pStyle w:val="Compact"/>
-      </w:pPr>
-      <w:r>
-        <w:rPr>
-          <w:bCs/>
-          <w:b/>
-        </w:rPr>
-        <w:t xml:space="preserve">Source B, EDB.</w:t>
-      </w:r>
-      <w:r>
-        <w:t xml:space="preserve"> </w:t>
-      </w:r>
-      <w:r>
-        <w:t xml:space="preserve">Les listes publiques de l’EDB (</w:t>
-      </w:r>
-      <w:r>
-        <w:rPr>
-          <w:rStyle w:val="VerbatimChar"/>
-        </w:rPr>
-        <w:t xml:space="preserve">https://www.edb.uniba.it/search/quick/do?page=N</w:t>
-      </w:r>
-      <w:r>
-        <w:t xml:space="preserve">), triées par numéro ICVR, comptent 42 333 fiches sur 2 117 pages de 20 fiches. Chaque ligne donne l’ID EDB, le numéro ICVR, la bibliographie complémentaire, le rattachement topographique (</w:t>
-      </w:r>
-      <w:r>
-        <w:rPr>
-          <w:iCs/>
-          <w:i/>
-        </w:rPr>
-        <w:t xml:space="preserve">Pertinence</w:t>
-      </w:r>
-      <w:r>
-        <w:t xml:space="preserve">), le lieu de conservation, la date retenue par l’EDB et le texte. Le texte est parfois tronqué ; une mention «</w:t>
-      </w:r>
-      <w:r>
-        <w:t xml:space="preserve"> </w:t>
-      </w:r>
-      <w:r>
-        <w:rPr>
-          <w:bCs/>
-          <w:b/>
-        </w:rPr>
-        <w:t xml:space="preserve">More</w:t>
-      </w:r>
-      <w:r>
-        <w:t xml:space="preserve"> </w:t>
-      </w:r>
-      <w:r>
-        <w:t xml:space="preserve">» le signale.</w:t>
-      </w:r>
-    </w:p>
-    <w:p>
-      <w:pPr>
-        <w:numPr>
-          <w:ilvl w:val="0"/>
-          <w:numId w:val="1027"/>
-        </w:numPr>
-        <w:pStyle w:val="Compact"/>
-      </w:pPr>
-      <w:r>
-        <w:rPr>
-          <w:bCs/>
-          <w:b/>
-        </w:rPr>
-        <w:t xml:space="preserve">Accès.</w:t>
-      </w:r>
-      <w:r>
-        <w:t xml:space="preserve"> </w:t>
-      </w:r>
-      <w:r>
-        <w:t xml:space="preserve">Le conteneur de travail n’atteignait pas l’EDB directement. Les pages ont été lues par un relais de lecture web (Parallel Search,</w:t>
-      </w:r>
-      <w:r>
-        <w:t xml:space="preserve"> </w:t>
-      </w:r>
-      <w:r>
-        <w:rPr>
-          <w:rStyle w:val="VerbatimChar"/>
-        </w:rPr>
-        <w:t xml:space="preserve">web_fetch</w:t>
-      </w:r>
-      <w:r>
-        <w:t xml:space="preserve">) dont la réponse brute est archivée dans</w:t>
-      </w:r>
-      <w:r>
-        <w:t xml:space="preserve"> </w:t>
-      </w:r>
-      <w:r>
-        <w:rPr>
-          <w:rStyle w:val="VerbatimChar"/>
-        </w:rPr>
-        <w:t xml:space="preserve">edb/brut/*.json</w:t>
-      </w:r>
-      <w:r>
-        <w:t xml:space="preserve">. Le relais indique pour certaines pages une « date de publication » : c’est une estimation du relais, non une date de l’EDB.</w:t>
-      </w:r>
-    </w:p>
-    <w:p>
-      <w:pPr>
-        <w:numPr>
-          <w:ilvl w:val="0"/>
-          <w:numId w:val="1027"/>
-        </w:numPr>
-        <w:pStyle w:val="Compact"/>
-      </w:pPr>
-      <w:r>
-        <w:rPr>
-          <w:bCs/>
-          <w:b/>
-        </w:rPr>
-        <w:t xml:space="preserve">Appariement.</w:t>
-      </w:r>
-      <w:r>
-        <w:t xml:space="preserve"> </w:t>
-      </w:r>
-      <w:r>
-        <w:t xml:space="preserve">Les numéros ICUR de chaque notice viennent de la base v2.0 (champs « ICUR / refs catalogue » et « publications EDCS »). Quand plusieurs fiches EDB partagent un même numéro (sous-numéros a, b…), on retient la plus proche du texte EDCS. Le score est un</w:t>
-      </w:r>
-      <w:r>
-        <w:t xml:space="preserve"> </w:t>
-      </w:r>
-      <w:r>
-        <w:rPr>
-          <w:rStyle w:val="VerbatimChar"/>
-        </w:rPr>
-        <w:t xml:space="preserve">SequenceMatcher</w:t>
-      </w:r>
-      <w:r>
-        <w:t xml:space="preserve"> </w:t>
-      </w:r>
-      <w:r>
-        <w:t xml:space="preserve">calculé sur les textes normalisés : sigles et développements retirés, u/v et i/j unifiés.</w:t>
-      </w:r>
-    </w:p>
-    <w:p>
-      <w:pPr>
-        <w:numPr>
-          <w:ilvl w:val="0"/>
-          <w:numId w:val="1027"/>
-        </w:numPr>
-        <w:pStyle w:val="Compact"/>
-      </w:pPr>
-      <w:r>
-        <w:rPr>
-          <w:bCs/>
-          <w:b/>
-        </w:rPr>
-        <w:t xml:space="preserve">Classement automatique.</w:t>
-      </w:r>
-    </w:p>
-    <w:p>
-      <w:pPr>
-        <w:numPr>
-          <w:ilvl w:val="1"/>
-          <w:numId w:val="1028"/>
-        </w:numPr>
-        <w:pStyle w:val="Compact"/>
-      </w:pPr>
-      <w:r>
-        <w:rPr>
-          <w:iCs/>
-          <w:i/>
-        </w:rPr>
-        <w:t xml:space="preserve">concordant</w:t>
-      </w:r>
-      <w:r>
-        <w:t xml:space="preserve"> </w:t>
-      </w:r>
-      <w:r>
-        <w:t xml:space="preserve">: score ≥ 0,92, écarts de notation seulement.</w:t>
-      </w:r>
-    </w:p>
-    <w:p>
-      <w:pPr>
-        <w:numPr>
-          <w:ilvl w:val="1"/>
-          <w:numId w:val="1028"/>
-        </w:numPr>
-        <w:pStyle w:val="Compact"/>
-      </w:pPr>
-      <w:r>
-        <w:rPr>
-          <w:iCs/>
-          <w:i/>
-        </w:rPr>
-        <w:t xml:space="preserve">écarts à examiner</w:t>
-      </w:r>
-      <w:r>
-        <w:t xml:space="preserve"> </w:t>
-      </w:r>
-      <w:r>
-        <w:t xml:space="preserve">: 0,75 ≤ score &lt; 0,92.</w:t>
-      </w:r>
-    </w:p>
-    <w:p>
-      <w:pPr>
-        <w:numPr>
-          <w:ilvl w:val="1"/>
-          <w:numId w:val="1028"/>
-        </w:numPr>
-        <w:pStyle w:val="Compact"/>
-      </w:pPr>
-      <w:r>
-        <w:rPr>
-          <w:iCs/>
-          <w:i/>
-        </w:rPr>
-        <w:t xml:space="preserve">divergence forte ou appariement douteux</w:t>
-      </w:r>
-      <w:r>
-        <w:t xml:space="preserve"> </w:t>
-      </w:r>
-      <w:r>
-        <w:t xml:space="preserve">: score &lt; 0,75. C’est souvent l’effet d’une troncature, d’un côté ou de l’autre.</w:t>
-      </w:r>
-    </w:p>
-    <w:p>
-      <w:pPr>
-        <w:numPr>
-          <w:ilvl w:val="1"/>
-          <w:numId w:val="1028"/>
-        </w:numPr>
-        <w:pStyle w:val="Compact"/>
-      </w:pPr>
-      <w:r>
-        <w:t xml:space="preserve">Ces seuils servent au</w:t>
-      </w:r>
-      <w:r>
-        <w:t xml:space="preserve"> </w:t>
-      </w:r>
-      <w:r>
-        <w:rPr>
-          <w:bCs/>
-          <w:b/>
-        </w:rPr>
-        <w:t xml:space="preserve">tri</w:t>
-      </w:r>
-      <w:r>
-        <w:t xml:space="preserve">. Ils ne valent pas jugement philologique : chaque cas « à examiner » ou « divergence » doit être relu.</w:t>
-      </w:r>
-    </w:p>
-    <w:bookmarkEnd w:id="56"/>
-    <w:bookmarkStart w:id="57" w:name="résultats-chiffrés-478-notices"/>
-    <w:p>
-      <w:pPr>
-        <w:pStyle w:val="Heading2"/>
-      </w:pPr>
-      <w:r>
-        <w:t xml:space="preserve">Résultats chiffrés (478 notices)</w:t>
-      </w:r>
-    </w:p>
-    <w:tbl>
-      <w:tblPr>
-        <w:tblStyle w:val="Table"/>
-        <w:tblW w:type="auto" w:w="0"/>
-        <w:tblLook w:firstRow="1" w:lastRow="0" w:firstColumn="0" w:lastColumn="0" w:noHBand="0" w:noVBand="0" w:val="0020"/>
-        <w:jc w:val="start"/>
-      </w:tblPr>
-      <w:tblGrid>
-        <w:gridCol w:w="3960"/>
-        <w:gridCol w:w="3960"/>
-      </w:tblGrid>
-      <w:tr>
-        <w:trPr>
-          <w:tblHeader w:val="true"/>
-        </w:trPr>
-        <w:tc>
-          <w:tcPr/>
-          <w:p>
-            <w:pPr>
-              <w:pStyle w:val="Compact"/>
-              <w:jc w:val="left"/>
-            </w:pPr>
-            <w:r>
-              <w:t xml:space="preserve">statut</w:t>
-            </w:r>
-          </w:p>
-        </w:tc>
-        <w:tc>
-          <w:tcPr/>
-          <w:p>
-            <w:pPr>
-              <w:pStyle w:val="Compact"/>
-              <w:jc w:val="left"/>
-            </w:pPr>
-            <w:r>
-              <w:t xml:space="preserve">notices</w:t>
-            </w:r>
-          </w:p>
-        </w:tc>
-      </w:tr>
-      <w:tr>
-        <w:tc>
-          <w:tcPr/>
-          <w:p>
-            <w:pPr>
-              <w:pStyle w:val="Compact"/>
-              <w:jc w:val="left"/>
-            </w:pPr>
-            <w:r>
-              <w:t xml:space="preserve">concordant (écarts mineurs de notation)</w:t>
-            </w:r>
-          </w:p>
-        </w:tc>
-        <w:tc>
-          <w:tcPr/>
-          <w:p>
-            <w:pPr>
-              <w:pStyle w:val="Compact"/>
-              <w:jc w:val="left"/>
-            </w:pPr>
-            <w:r>
-              <w:t xml:space="preserve">281</w:t>
-            </w:r>
-          </w:p>
-        </w:tc>
-      </w:tr>
-      <w:tr>
-        <w:tc>
-          <w:tcPr/>
-          <w:p>
-            <w:pPr>
-              <w:pStyle w:val="Compact"/>
-              <w:jc w:val="left"/>
-            </w:pPr>
-            <w:r>
-              <w:t xml:space="preserve">écarts à examiner</w:t>
-            </w:r>
-          </w:p>
-        </w:tc>
-        <w:tc>
-          <w:tcPr/>
-          <w:p>
-            <w:pPr>
-              <w:pStyle w:val="Compact"/>
-              <w:jc w:val="left"/>
-            </w:pPr>
-            <w:r>
-              <w:t xml:space="preserve">137</w:t>
-            </w:r>
-          </w:p>
-        </w:tc>
-      </w:tr>
-      <w:tr>
-        <w:tc>
-          <w:tcPr/>
-          <w:p>
-            <w:pPr>
-              <w:pStyle w:val="Compact"/>
-              <w:jc w:val="left"/>
-            </w:pPr>
-            <w:r>
-              <w:t xml:space="preserve">divergence forte ou appariement douteux</w:t>
-            </w:r>
-          </w:p>
-        </w:tc>
-        <w:tc>
-          <w:tcPr/>
-          <w:p>
-            <w:pPr>
-              <w:pStyle w:val="Compact"/>
-              <w:jc w:val="left"/>
-            </w:pPr>
-            <w:r>
-              <w:t xml:space="preserve">38</w:t>
-            </w:r>
-          </w:p>
-        </w:tc>
-      </w:tr>
-      <w:tr>
-        <w:tc>
-          <w:tcPr/>
-          <w:p>
-            <w:pPr>
-              <w:pStyle w:val="Compact"/>
-              <w:jc w:val="left"/>
-            </w:pPr>
-            <w:r>
-              <w:rPr>
-                <w:bCs/>
-                <w:b/>
-              </w:rPr>
-              <w:t xml:space="preserve">appariées à une fiche EDB</w:t>
-            </w:r>
-          </w:p>
-        </w:tc>
-        <w:tc>
-          <w:tcPr/>
-          <w:p>
-            <w:pPr>
-              <w:pStyle w:val="Compact"/>
-              <w:jc w:val="left"/>
-            </w:pPr>
-            <w:r>
-              <w:rPr>
-                <w:bCs/>
-                <w:b/>
-              </w:rPr>
-              <w:t xml:space="preserve">456</w:t>
-            </w:r>
-          </w:p>
-        </w:tc>
-      </w:tr>
-      <w:tr>
-        <w:tc>
-          <w:tcPr/>
-          <w:p>
-            <w:pPr>
-              <w:pStyle w:val="Compact"/>
-              <w:jc w:val="left"/>
-            </w:pPr>
-            <w:r>
-              <w:t xml:space="preserve">numéro ICUR absent de la liste publique EDB (voir ci-dessous)</w:t>
-            </w:r>
-          </w:p>
-        </w:tc>
-        <w:tc>
-          <w:tcPr/>
-          <w:p>
-            <w:pPr>
-              <w:pStyle w:val="Compact"/>
-              <w:jc w:val="left"/>
-            </w:pPr>
-            <w:r>
-              <w:t xml:space="preserve">16</w:t>
-            </w:r>
-          </w:p>
-        </w:tc>
-      </w:tr>
-      <w:tr>
-        <w:tc>
-          <w:tcPr/>
-          <w:p>
-            <w:pPr>
-              <w:pStyle w:val="Compact"/>
-              <w:jc w:val="left"/>
-            </w:pPr>
-            <w:r>
-              <w:t xml:space="preserve">sans numéro ICUR, non trouvée (EDB ni EDH)</w:t>
-            </w:r>
-          </w:p>
-        </w:tc>
-        <w:tc>
-          <w:tcPr/>
-          <w:p>
-            <w:pPr>
-              <w:pStyle w:val="Compact"/>
-              <w:jc w:val="left"/>
-            </w:pPr>
-            <w:r>
-              <w:t xml:space="preserve">6</w:t>
-            </w:r>
-          </w:p>
-        </w:tc>
-      </w:tr>
-    </w:tbl>
-    <w:p>
-      <w:pPr>
-        <w:pStyle w:val="BodyText"/>
-      </w:pPr>
-      <w:r>
-        <w:t xml:space="preserve">16 numéros ICUR se trouvent dans des plages déjà parcourues sans y figurer sous ce numéro : 4798, 4799, 4800, 4802, 4804, 4805, 4807, 4808, 4815, 4829, 4830, 4832, 4836, 4948, 5711 et 5712. La liste EDB saute par exemple de 4781 à 4900. Une recherche par texte (n° 202,</w:t>
-      </w:r>
-      <w:r>
-        <w:t xml:space="preserve"> </w:t>
-      </w:r>
-      <w:r>
-        <w:rPr>
-          <w:iCs/>
-          <w:i/>
-        </w:rPr>
-        <w:t xml:space="preserve">Cinnamius Opas lector tituli Fasciolae</w:t>
-      </w:r>
-      <w:r>
-        <w:t xml:space="preserve">) n’a rien donné. L’EDB indique dans son bandeau que certaines fiches ne sont pas publiques (« only selected records are publicly available online on the Vatican Museums website »). Il est possible que ces numéros, attribués à la basilique Saint-Paul dans la v2.0, en fassent partie : c’est une</w:t>
-      </w:r>
-      <w:r>
-        <w:t xml:space="preserve"> </w:t>
-      </w:r>
-      <w:r>
-        <w:rPr>
-          <w:bCs/>
-          <w:b/>
-        </w:rPr>
-        <w:t xml:space="preserve">hypothèse non vérifiée</w:t>
-      </w:r>
-      <w:r>
-        <w:t xml:space="preserve">. Les notices concernées sont les n° 12, 13, 25, 26, 45, 65, 116, 117, 149, 161, 202, 212, 374, 406, 407 et 452.</w:t>
-      </w:r>
-    </w:p>
-    <w:bookmarkEnd w:id="57"/>
-    <w:bookmarkStart w:id="58" w:name="apports-de-ledb-aux-notices-appariées"/>
-    <w:p>
-      <w:pPr>
-        <w:pStyle w:val="Heading2"/>
-      </w:pPr>
-      <w:r>
-        <w:t xml:space="preserve">Apports de l’EDB aux notices appariées</w:t>
-      </w:r>
-    </w:p>
-    <w:p>
-      <w:pPr>
-        <w:numPr>
-          <w:ilvl w:val="0"/>
-          <w:numId w:val="1029"/>
-        </w:numPr>
-        <w:pStyle w:val="Compact"/>
-      </w:pPr>
-      <w:r>
-        <w:rPr>
-          <w:bCs/>
-          <w:b/>
-        </w:rPr>
-        <w:t xml:space="preserve">Rattachement topographique</w:t>
-      </w:r>
-      <w:r>
-        <w:t xml:space="preserve"> </w:t>
-      </w:r>
-      <w:r>
-        <w:t xml:space="preserve">(absent de 478/478 notices v2.0, anomalie A052). Exemples :</w:t>
-      </w:r>
-      <w:r>
-        <w:t xml:space="preserve"> </w:t>
-      </w:r>
-      <w:r>
-        <w:rPr>
-          <w:iCs/>
-          <w:i/>
-        </w:rPr>
-        <w:t xml:space="preserve">Coem. Commodillae</w:t>
-      </w:r>
-      <w:r>
-        <w:t xml:space="preserve"> </w:t>
-      </w:r>
-      <w:r>
-        <w:t xml:space="preserve">(41),</w:t>
-      </w:r>
-      <w:r>
-        <w:t xml:space="preserve"> </w:t>
-      </w:r>
-      <w:r>
-        <w:rPr>
-          <w:iCs/>
-          <w:i/>
-        </w:rPr>
-        <w:t xml:space="preserve">Basilica ss. Nerei et Achillei in coem. Domitillae</w:t>
-      </w:r>
-      <w:r>
-        <w:t xml:space="preserve"> </w:t>
-      </w:r>
-      <w:r>
-        <w:t xml:space="preserve">(27),</w:t>
-      </w:r>
-      <w:r>
-        <w:t xml:space="preserve"> </w:t>
-      </w:r>
-      <w:r>
-        <w:rPr>
-          <w:iCs/>
-          <w:i/>
-        </w:rPr>
-        <w:t xml:space="preserve">Coem. Domitillae</w:t>
-      </w:r>
-      <w:r>
-        <w:t xml:space="preserve"> </w:t>
-      </w:r>
-      <w:r>
-        <w:t xml:space="preserve">(15),</w:t>
-      </w:r>
-      <w:r>
-        <w:t xml:space="preserve"> </w:t>
-      </w:r>
-      <w:r>
-        <w:rPr>
-          <w:iCs/>
-          <w:i/>
-        </w:rPr>
-        <w:t xml:space="preserve">Coem. Pontiani</w:t>
-      </w:r>
-      <w:r>
-        <w:t xml:space="preserve"> </w:t>
-      </w:r>
-      <w:r>
-        <w:t xml:space="preserve">(8), basilique Saint-Pierre et aire</w:t>
-      </w:r>
-      <w:r>
-        <w:t xml:space="preserve"> </w:t>
-      </w:r>
-      <w:r>
-        <w:rPr>
-          <w:iCs/>
-          <w:i/>
-        </w:rPr>
-        <w:t xml:space="preserve">sub divo</w:t>
-      </w:r>
-      <w:r>
-        <w:t xml:space="preserve"> </w:t>
-      </w:r>
-      <w:r>
-        <w:t xml:space="preserve">(8)… ;</w:t>
-      </w:r>
-      <w:r>
-        <w:t xml:space="preserve"> </w:t>
-      </w:r>
-      <w:r>
-        <w:rPr>
-          <w:iCs/>
-          <w:i/>
-        </w:rPr>
-        <w:t xml:space="preserve">Incertae originis</w:t>
-      </w:r>
-      <w:r>
-        <w:t xml:space="preserve"> </w:t>
-      </w:r>
-      <w:r>
-        <w:t xml:space="preserve">: 159.</w:t>
-      </w:r>
-    </w:p>
-    <w:p>
-      <w:pPr>
-        <w:numPr>
-          <w:ilvl w:val="0"/>
-          <w:numId w:val="1029"/>
-        </w:numPr>
-        <w:pStyle w:val="Compact"/>
-      </w:pPr>
-      <w:r>
-        <w:rPr>
-          <w:bCs/>
-          <w:b/>
-        </w:rPr>
-        <w:t xml:space="preserve">Lieu de conservation</w:t>
-      </w:r>
-      <w:r>
-        <w:t xml:space="preserve">, pour une partie des fiches : Musei Vaticani, Lapidario Cristiano (41) et Galleria Lapidaria (25) ; « Basilica ss. Nerei et Achillei in coem. Domitillae » (24) ; Musei Capitolini (10) ; « Museo Archeologico Nazionale » (10 ; libellé EDB reproduit tel quel) ; Collegio Teutonico (6) ; Ostia Antica, Lapidario (n° 336)…</w:t>
-      </w:r>
-    </w:p>
-    <w:p>
-      <w:pPr>
-        <w:numPr>
-          <w:ilvl w:val="0"/>
-          <w:numId w:val="1029"/>
-        </w:numPr>
-        <w:pStyle w:val="Compact"/>
-      </w:pPr>
-      <w:r>
-        <w:rPr>
-          <w:bCs/>
-          <w:b/>
-        </w:rPr>
-        <w:t xml:space="preserve">Signes figurés</w:t>
-      </w:r>
-      <w:r>
-        <w:t xml:space="preserve"> </w:t>
-      </w:r>
-      <w:r>
-        <w:t xml:space="preserve">(chrisme, croix, oiseaux, palmes…), absents de l’EDCS (voir les dossiers, § E).</w:t>
-      </w:r>
-    </w:p>
-    <w:p>
-      <w:pPr>
-        <w:numPr>
-          <w:ilvl w:val="0"/>
-          <w:numId w:val="1029"/>
-        </w:numPr>
-        <w:pStyle w:val="Compact"/>
-      </w:pPr>
-      <w:r>
-        <w:rPr>
-          <w:bCs/>
-          <w:b/>
-        </w:rPr>
-        <w:t xml:space="preserve">Lignes et parties absentes du texte EDCS de la v2.0</w:t>
-      </w:r>
-      <w:r>
-        <w:t xml:space="preserve">, dont des formules consulaires (dossiers, § D).</w:t>
-      </w:r>
-    </w:p>
-    <w:p>
-      <w:pPr>
-        <w:numPr>
-          <w:ilvl w:val="0"/>
-          <w:numId w:val="1029"/>
-        </w:numPr>
-        <w:pStyle w:val="Compact"/>
-      </w:pPr>
-      <w:r>
-        <w:rPr>
-          <w:bCs/>
-          <w:b/>
-        </w:rPr>
-        <w:t xml:space="preserve">Restitutions différentes</w:t>
-      </w:r>
-      <w:r>
-        <w:t xml:space="preserve"> </w:t>
-      </w:r>
-      <w:r>
-        <w:t xml:space="preserve">de celles de l’EDCS. Exemple : le n° 73,</w:t>
-      </w:r>
-      <w:r>
-        <w:t xml:space="preserve"> </w:t>
-      </w:r>
-      <w:r>
-        <w:rPr>
-          <w:iCs/>
-          <w:i/>
-        </w:rPr>
-        <w:t xml:space="preserve">carmen</w:t>
-      </w:r>
-      <w:r>
-        <w:t xml:space="preserve"> </w:t>
-      </w:r>
-      <w:r>
-        <w:t xml:space="preserve">d’Eleuteria (363), où l’EDB restitue</w:t>
-      </w:r>
-      <w:r>
-        <w:t xml:space="preserve"> </w:t>
-      </w:r>
-      <w:r>
-        <w:rPr>
-          <w:rStyle w:val="VerbatimChar"/>
-        </w:rPr>
-        <w:t xml:space="preserve">[corpore namque tu]us spiritus … [est sociatu]s sanctis</w:t>
-      </w:r>
-      <w:r>
-        <w:t xml:space="preserve"> </w:t>
-      </w:r>
-      <w:r>
-        <w:t xml:space="preserve">là où l’EDCS donne</w:t>
-      </w:r>
-      <w:r>
-        <w:t xml:space="preserve"> </w:t>
-      </w:r>
-      <w:r>
-        <w:rPr>
-          <w:rStyle w:val="VerbatimChar"/>
-        </w:rPr>
-        <w:t xml:space="preserve">[at tuus in caelo] spiritus … [vivit cum] sanctis</w:t>
-      </w:r>
-      <w:r>
-        <w:t xml:space="preserve">. Ces deux restitutions sont</w:t>
-      </w:r>
-      <w:r>
-        <w:t xml:space="preserve"> </w:t>
-      </w:r>
-      <w:r>
-        <w:rPr>
-          <w:bCs/>
-          <w:b/>
-        </w:rPr>
-        <w:t xml:space="preserve">conjecturales</w:t>
-      </w:r>
-      <w:r>
-        <w:t xml:space="preserve"> </w:t>
-      </w:r>
-      <w:r>
-        <w:t xml:space="preserve">et produisent des lectures eschatologiques différentes : aucune ne doit être traduite comme acquise.</w:t>
-      </w:r>
-    </w:p>
-    <w:bookmarkEnd w:id="58"/>
-    <w:bookmarkStart w:id="59" w:name="pour-terminer-la-collation"/>
-    <w:p>
-      <w:pPr>
-        <w:pStyle w:val="Heading2"/>
-      </w:pPr>
-      <w:r>
-        <w:t xml:space="preserve">Pour terminer la collation</w:t>
-      </w:r>
-    </w:p>
-    <w:p>
-      <w:pPr>
-        <w:numPr>
-          <w:ilvl w:val="0"/>
-          <w:numId w:val="1030"/>
-        </w:numPr>
-        <w:pStyle w:val="Compact"/>
-      </w:pPr>
-      <w:r>
-        <w:rPr>
-          <w:bCs/>
-          <w:b/>
-        </w:rPr>
-        <w:t xml:space="preserve">Voie la plus sûre.</w:t>
-      </w:r>
-      <w:r>
-        <w:t xml:space="preserve"> </w:t>
-      </w:r>
-      <w:r>
-        <w:t xml:space="preserve">Télécharger hors de cet environnement le dépôt EpiDoc complet de l’EDB (Zenodo, DOI 10.5281/zenodo.3575485, CC BY 4.0, 73,8 Mo), puis apparier les 478 notices en local avec les scripts de</w:t>
-      </w:r>
-      <w:r>
-        <w:t xml:space="preserve"> </w:t>
-      </w:r>
-      <w:r>
-        <w:rPr>
-          <w:rStyle w:val="VerbatimChar"/>
-        </w:rPr>
-        <w:t xml:space="preserve">05_scripts/</w:t>
-      </w:r>
-      <w:r>
-        <w:t xml:space="preserve">, adaptés à l’EpiDoc.</w:t>
-      </w:r>
-    </w:p>
-    <w:p>
-      <w:pPr>
-        <w:numPr>
-          <w:ilvl w:val="0"/>
-          <w:numId w:val="1030"/>
-        </w:numPr>
-        <w:pStyle w:val="Compact"/>
-      </w:pPr>
-      <w:r>
-        <w:rPr>
-          <w:bCs/>
-          <w:b/>
-        </w:rPr>
-        <w:t xml:space="preserve">Sinon.</w:t>
-      </w:r>
-      <w:r>
-        <w:t xml:space="preserve"> </w:t>
-      </w:r>
-      <w:r>
-        <w:t xml:space="preserve">Les listes ont été entièrement parcourues pour les numéros ICUR du corpus. Reste à ouvrir les fiches détaillées pour les textes tronqués « More »).</w:t>
-      </w:r>
-    </w:p>
-    <w:p>
-      <w:pPr>
-        <w:numPr>
-          <w:ilvl w:val="0"/>
-          <w:numId w:val="1030"/>
-        </w:numPr>
-        <w:pStyle w:val="Compact"/>
-      </w:pPr>
-      <w:r>
-        <w:rPr>
-          <w:bCs/>
-          <w:b/>
-        </w:rPr>
-        <w:t xml:space="preserve">Dans tous les cas.</w:t>
-      </w:r>
-      <w:r>
-        <w:t xml:space="preserve"> </w:t>
-      </w:r>
-      <w:r>
-        <w:t xml:space="preserve">Les écarts substantiels doivent être tranchés sur l’</w:t>
-      </w:r>
-      <w:r>
-        <w:rPr>
-          <w:bCs/>
-          <w:b/>
-        </w:rPr>
-        <w:t xml:space="preserve">ICVR imprimée</w:t>
-      </w:r>
-      <w:r>
-        <w:t xml:space="preserve"> </w:t>
-      </w:r>
-      <w:r>
-        <w:t xml:space="preserve">(photographies et commentaires) : c’est la seule édition critique de référence pour ces textes.</w:t>
-      </w:r>
-    </w:p>
-    <w:bookmarkEnd w:id="59"/>
-    <w:bookmarkEnd w:id="60"/>
-    <w:bookmarkStart w:id="63" w:name="Xf0b97d1684f2d91f3bcf882282ddf773023d200"/>
-    <w:p>
-      <w:pPr>
-        <w:pStyle w:val="Heading1"/>
-      </w:pPr>
-      <w:r>
-        <w:t xml:space="preserve">Statistiques recalculées sur les lectures stabilisées (lots 4-5)</w:t>
-      </w:r>
-    </w:p>
-    <w:p>
-      <w:pPr>
-        <w:pStyle w:val="FirstParagraph"/>
-      </w:pPr>
-      <w:r>
-        <w:t xml:space="preserve">Script :</w:t>
-      </w:r>
-      <w:r>
-        <w:t xml:space="preserve"> </w:t>
-      </w:r>
-      <w:r>
-        <w:rPr>
-          <w:rStyle w:val="VerbatimChar"/>
-        </w:rPr>
-        <w:t xml:space="preserve">05_scripts/stats_stabilisees.py</w:t>
-      </w:r>
-      <w:r>
-        <w:t xml:space="preserve"> </w:t>
-      </w:r>
-      <w:r>
-        <w:t xml:space="preserve">; données :</w:t>
-      </w:r>
-      <w:r>
-        <w:t xml:space="preserve"> </w:t>
-      </w:r>
-      <w:r>
-        <w:rPr>
-          <w:rStyle w:val="VerbatimChar"/>
-        </w:rPr>
-        <w:t xml:space="preserve">collation_edcs_edb.csv</w:t>
-      </w:r>
-      <w:r>
-        <w:t xml:space="preserve"> </w:t>
-      </w:r>
-      <w:r>
-        <w:t xml:space="preserve">et base v2.0.</w:t>
-      </w:r>
-    </w:p>
-    <w:p>
-      <w:pPr>
-        <w:pStyle w:val="BodyText"/>
-      </w:pPr>
-      <w:r>
-        <w:rPr>
-          <w:bCs/>
-          <w:b/>
-        </w:rPr>
-        <w:t xml:space="preserve">Définition.</w:t>
-      </w:r>
-      <w:r>
-        <w:t xml:space="preserve"> </w:t>
-      </w:r>
-      <w:r>
-        <w:t xml:space="preserve">Une lecture est dite</w:t>
-      </w:r>
-      <w:r>
-        <w:t xml:space="preserve"> </w:t>
-      </w:r>
-      <w:r>
-        <w:rPr>
-          <w:iCs/>
-          <w:i/>
-        </w:rPr>
-        <w:t xml:space="preserve">stabilisée</w:t>
-      </w:r>
-      <w:r>
-        <w:t xml:space="preserve"> </w:t>
-      </w:r>
-      <w:r>
-        <w:t xml:space="preserve">quand le texte EDCS de la v2.0 et le texte de l’EDB concordent, aux conventions de notation près (statut « concordant »). Elle n’est pas pour autant</w:t>
-      </w:r>
-      <w:r>
-        <w:t xml:space="preserve"> </w:t>
-      </w:r>
-      <w:r>
-        <w:rPr>
-          <w:bCs/>
-          <w:b/>
-        </w:rPr>
-        <w:t xml:space="preserve">validée</w:t>
-      </w:r>
-      <w:r>
-        <w:t xml:space="preserve"> </w:t>
-      </w:r>
-      <w:r>
-        <w:t xml:space="preserve">: les deux bases dépendent de l’ICVR, et aucune n’a été contrôlée ici sur l’édition imprimée ni sur la pierre.</w:t>
+        <w:t xml:space="preserve">vixit</w:t>
+      </w:r>
+      <w:r>
+        <w:t xml:space="preserve">). Restent des constats qui touchent la datation ou le texte :</w:t>
       </w:r>
     </w:p>
     <w:tbl>
@@ -10908,31 +9894,31 @@
               <w:jc w:val="left"/>
             </w:pPr>
             <w:r>
-              <w:t xml:space="preserve">Mesure</w:t>
-            </w:r>
-          </w:p>
-        </w:tc>
-        <w:tc>
-          <w:tcPr/>
-          <w:p>
-            <w:pPr>
-              <w:pStyle w:val="Compact"/>
-              <w:jc w:val="left"/>
-            </w:pPr>
-            <w:r>
-              <w:t xml:space="preserve">Valeur</w:t>
-            </w:r>
-          </w:p>
-        </w:tc>
-        <w:tc>
-          <w:tcPr/>
-          <w:p>
-            <w:pPr>
-              <w:pStyle w:val="Compact"/>
-              <w:jc w:val="left"/>
-            </w:pPr>
-            <w:r>
-              <w:t xml:space="preserve">Dénominateur</w:t>
+              <w:t xml:space="preserve">n°</w:t>
+            </w:r>
+          </w:p>
+        </w:tc>
+        <w:tc>
+          <w:tcPr/>
+          <w:p>
+            <w:pPr>
+              <w:pStyle w:val="Compact"/>
+              <w:jc w:val="left"/>
+            </w:pPr>
+            <w:r>
+              <w:t xml:space="preserve">constat</w:t>
+            </w:r>
+          </w:p>
+        </w:tc>
+        <w:tc>
+          <w:tcPr/>
+          <w:p>
+            <w:pPr>
+              <w:pStyle w:val="Compact"/>
+              <w:jc w:val="left"/>
+            </w:pPr>
+            <w:r>
+              <w:t xml:space="preserve">conséquence</w:t>
             </w:r>
           </w:p>
         </w:tc>
@@ -10946,31 +9932,67 @@
               <w:jc w:val="left"/>
             </w:pPr>
             <w:r>
-              <w:t xml:space="preserve">Notices</w:t>
-            </w:r>
-          </w:p>
-        </w:tc>
-        <w:tc>
-          <w:tcPr/>
-          <w:p>
-            <w:pPr>
-              <w:pStyle w:val="Compact"/>
-              <w:jc w:val="left"/>
-            </w:pPr>
-            <w:r>
-              <w:t xml:space="preserve">478</w:t>
-            </w:r>
-          </w:p>
-        </w:tc>
-        <w:tc>
-          <w:tcPr/>
-          <w:p>
-            <w:pPr>
-              <w:pStyle w:val="Compact"/>
-              <w:jc w:val="left"/>
-            </w:pPr>
-            <w:r>
-              <w:t xml:space="preserve">—</w:t>
+              <w:rPr>
+                <w:bCs/>
+                <w:b/>
+              </w:rPr>
+              <w:t xml:space="preserve">52</w:t>
+            </w:r>
+          </w:p>
+        </w:tc>
+        <w:tc>
+          <w:tcPr/>
+          <w:p>
+            <w:pPr>
+              <w:pStyle w:val="Compact"/>
+              <w:jc w:val="left"/>
+            </w:pPr>
+            <w:r>
+              <w:t xml:space="preserve">CLRE p. 631, cité par l’EDB :</w:t>
+            </w:r>
+            <w:r>
+              <w:t xml:space="preserve"> </w:t>
+            </w:r>
+            <w:r>
+              <w:rPr>
+                <w:iCs/>
+                <w:i/>
+              </w:rPr>
+              <w:t xml:space="preserve">Da[</w:t>
+            </w:r>
+            <w:r>
+              <w:t xml:space="preserve"> </w:t>
+            </w:r>
+            <w:r>
+              <w:t xml:space="preserve">peut être Dalmatius (333)</w:t>
+            </w:r>
+          </w:p>
+        </w:tc>
+        <w:tc>
+          <w:tcPr/>
+          <w:p>
+            <w:pPr>
+              <w:pStyle w:val="Compact"/>
+              <w:jc w:val="left"/>
+            </w:pPr>
+            <w:r>
+              <w:t xml:space="preserve">date</w:t>
+            </w:r>
+            <w:r>
+              <w:t xml:space="preserve"> </w:t>
+            </w:r>
+            <w:r>
+              <w:rPr>
+                <w:bCs/>
+                <w:b/>
+              </w:rPr>
+              <w:t xml:space="preserve">incertaine 333/358</w:t>
+            </w:r>
+            <w:r>
+              <w:t xml:space="preserve"> </w:t>
+            </w:r>
+            <w:r>
+              <w:t xml:space="preserve">; peut-être hors corpus</w:t>
             </w:r>
           </w:p>
         </w:tc>
@@ -10984,41 +10006,61 @@
               <w:jc w:val="left"/>
             </w:pPr>
             <w:r>
-              <w:t xml:space="preserve">Textes distincts après fusion des doublons 106→120, 282→288, 329→336 et des fragments 393+394</w:t>
-            </w:r>
-          </w:p>
-        </w:tc>
-        <w:tc>
-          <w:tcPr/>
-          <w:p>
-            <w:pPr>
-              <w:pStyle w:val="Compact"/>
-              <w:jc w:val="left"/>
-            </w:pPr>
-            <w:r>
               <w:rPr>
                 <w:bCs/>
                 <w:b/>
               </w:rPr>
-              <w:t xml:space="preserve">474</w:t>
+              <w:t xml:space="preserve">431</w:t>
+            </w:r>
+          </w:p>
+        </w:tc>
+        <w:tc>
+          <w:tcPr/>
+          <w:p>
+            <w:pPr>
+              <w:pStyle w:val="Compact"/>
+              <w:jc w:val="left"/>
+            </w:pPr>
+            <w:r>
+              <w:t xml:space="preserve">CLRE p. 661, cité par l’EDB : 398 et non 399 ;</w:t>
             </w:r>
             <w:r>
               <w:t xml:space="preserve"> </w:t>
             </w:r>
             <w:r>
-              <w:t xml:space="preserve">(473 après exclusion du n° 98, daté de 461/482)</w:t>
-            </w:r>
-          </w:p>
-        </w:tc>
-        <w:tc>
-          <w:tcPr/>
-          <w:p>
-            <w:pPr>
-              <w:pStyle w:val="Compact"/>
-              <w:jc w:val="left"/>
-            </w:pPr>
-            <w:r>
-              <w:t xml:space="preserve">478</w:t>
+              <w:rPr>
+                <w:iCs/>
+                <w:i/>
+              </w:rPr>
+              <w:t xml:space="preserve">Harchadi</w:t>
+            </w:r>
+            <w:r>
+              <w:t xml:space="preserve"> </w:t>
+            </w:r>
+            <w:r>
+              <w:t xml:space="preserve">écrit pour</w:t>
+            </w:r>
+            <w:r>
+              <w:t xml:space="preserve"> </w:t>
+            </w:r>
+            <w:r>
+              <w:rPr>
+                <w:iCs/>
+                <w:i/>
+              </w:rPr>
+              <w:t xml:space="preserve">Honorii</w:t>
+            </w:r>
+          </w:p>
+        </w:tc>
+        <w:tc>
+          <w:tcPr/>
+          <w:p>
+            <w:pPr>
+              <w:pStyle w:val="Compact"/>
+              <w:jc w:val="left"/>
+            </w:pPr>
+            <w:r>
+              <w:t xml:space="preserve">divergence de date (§ D)</w:t>
             </w:r>
           </w:p>
         </w:tc>
@@ -11032,35 +10074,61 @@
               <w:jc w:val="left"/>
             </w:pPr>
             <w:r>
-              <w:t xml:space="preserve">Lectures stabilisées</w:t>
-            </w:r>
-          </w:p>
-        </w:tc>
-        <w:tc>
-          <w:tcPr/>
-          <w:p>
-            <w:pPr>
-              <w:pStyle w:val="Compact"/>
-              <w:jc w:val="left"/>
-            </w:pPr>
-            <w:r>
               <w:rPr>
                 <w:bCs/>
                 <w:b/>
               </w:rPr>
-              <w:t xml:space="preserve">279</w:t>
-            </w:r>
-          </w:p>
-        </w:tc>
-        <w:tc>
-          <w:tcPr/>
-          <w:p>
-            <w:pPr>
-              <w:pStyle w:val="Compact"/>
-              <w:jc w:val="left"/>
-            </w:pPr>
-            <w:r>
-              <w:t xml:space="preserve">474</w:t>
+              <w:t xml:space="preserve">165</w:t>
+            </w:r>
+          </w:p>
+        </w:tc>
+        <w:tc>
+          <w:tcPr/>
+          <w:p>
+            <w:pPr>
+              <w:pStyle w:val="Compact"/>
+              <w:jc w:val="left"/>
+            </w:pPr>
+            <w:r>
+              <w:t xml:space="preserve">EDB40555 : seul</w:t>
+            </w:r>
+            <w:r>
+              <w:t xml:space="preserve"> </w:t>
+            </w:r>
+            <w:r>
+              <w:rPr>
+                <w:iCs/>
+                <w:i/>
+              </w:rPr>
+              <w:t xml:space="preserve">…dest…</w:t>
+            </w:r>
+            <w:r>
+              <w:t xml:space="preserve"> </w:t>
+            </w:r>
+            <w:r>
+              <w:t xml:space="preserve">est lu ; date EDB 300-399 ; « Ferrua putat » 372</w:t>
+            </w:r>
+          </w:p>
+        </w:tc>
+        <w:tc>
+          <w:tcPr/>
+          <w:p>
+            <w:pPr>
+              <w:pStyle w:val="Compact"/>
+              <w:jc w:val="left"/>
+            </w:pPr>
+            <w:r>
+              <w:t xml:space="preserve">année 372</w:t>
+            </w:r>
+            <w:r>
+              <w:t xml:space="preserve"> </w:t>
+            </w:r>
+            <w:r>
+              <w:rPr>
+                <w:bCs/>
+                <w:b/>
+              </w:rPr>
+              <w:t xml:space="preserve">conjecturale</w:t>
             </w:r>
           </w:p>
         </w:tc>
@@ -11074,31 +10142,83 @@
               <w:jc w:val="left"/>
             </w:pPr>
             <w:r>
-              <w:t xml:space="preserve">Répartition par décennie (393/394 comptés une fois)</w:t>
-            </w:r>
-          </w:p>
-        </w:tc>
-        <w:tc>
-          <w:tcPr/>
-          <w:p>
-            <w:pPr>
-              <w:pStyle w:val="Compact"/>
-              <w:jc w:val="left"/>
-            </w:pPr>
-            <w:r>
-              <w:t xml:space="preserve">340s : 16 ; 350s : 10 ; 360s : 46 ; 370s : 49 ; 380s : 72 ; 390s : 64 ; 400–403 : 22</w:t>
-            </w:r>
-          </w:p>
-        </w:tc>
-        <w:tc>
-          <w:tcPr/>
-          <w:p>
-            <w:pPr>
-              <w:pStyle w:val="Compact"/>
-              <w:jc w:val="left"/>
-            </w:pPr>
-            <w:r>
-              <w:t xml:space="preserve">279</w:t>
+              <w:rPr>
+                <w:bCs/>
+                <w:b/>
+              </w:rPr>
+              <w:t xml:space="preserve">220</w:t>
+            </w:r>
+          </w:p>
+        </w:tc>
+        <w:tc>
+          <w:tcPr/>
+          <w:p>
+            <w:pPr>
+              <w:pStyle w:val="Compact"/>
+              <w:jc w:val="left"/>
+            </w:pPr>
+            <w:r>
+              <w:t xml:space="preserve">EDB30687 :</w:t>
+            </w:r>
+            <w:r>
+              <w:t xml:space="preserve"> </w:t>
+            </w:r>
+            <w:r>
+              <w:rPr>
+                <w:iCs/>
+                <w:i/>
+              </w:rPr>
+              <w:t xml:space="preserve">…erio</w:t>
+            </w:r>
+            <w:r>
+              <w:t xml:space="preserve"> </w:t>
+            </w:r>
+            <w:r>
+              <w:t xml:space="preserve">seul lu ;</w:t>
+            </w:r>
+            <w:r>
+              <w:t xml:space="preserve"> </w:t>
+            </w:r>
+            <w:r>
+              <w:rPr>
+                <w:iCs/>
+                <w:i/>
+              </w:rPr>
+              <w:t xml:space="preserve">Val]erio, Gal]erio, Neot]erio, Ast]erio</w:t>
+            </w:r>
+            <w:r>
+              <w:t xml:space="preserve"> </w:t>
+            </w:r>
+            <w:r>
+              <w:t xml:space="preserve">possibles</w:t>
+            </w:r>
+          </w:p>
+        </w:tc>
+        <w:tc>
+          <w:tcPr/>
+          <w:p>
+            <w:pPr>
+              <w:pStyle w:val="Compact"/>
+              <w:jc w:val="left"/>
+            </w:pPr>
+            <w:r>
+              <w:t xml:space="preserve">année 381</w:t>
+            </w:r>
+            <w:r>
+              <w:t xml:space="preserve"> </w:t>
+            </w:r>
+            <w:r>
+              <w:rPr>
+                <w:bCs/>
+                <w:b/>
+              </w:rPr>
+              <w:t xml:space="preserve">incertaine</w:t>
+            </w:r>
+            <w:r>
+              <w:t xml:space="preserve"> </w:t>
+            </w:r>
+            <w:r>
+              <w:t xml:space="preserve">(390 possible)</w:t>
             </w:r>
           </w:p>
         </w:tc>
@@ -11113,40 +10233,60 @@
             </w:pPr>
             <w:r>
               <w:rPr>
+                <w:bCs/>
+                <w:b/>
+              </w:rPr>
+              <w:t xml:space="preserve">378</w:t>
+            </w:r>
+          </w:p>
+        </w:tc>
+        <w:tc>
+          <w:tcPr/>
+          <w:p>
+            <w:pPr>
+              <w:pStyle w:val="Compact"/>
+              <w:jc w:val="left"/>
+            </w:pPr>
+            <w:r>
+              <w:t xml:space="preserve">EDB25348 (ICVR III 8345) et ses joints EDB25442 et EDB42793 ne contiennent que le début du poème ; selon l’EDB, le monument compte quatre fragments</w:t>
+            </w:r>
+          </w:p>
+        </w:tc>
+        <w:tc>
+          <w:tcPr/>
+          <w:p>
+            <w:pPr>
+              <w:pStyle w:val="Compact"/>
+              <w:jc w:val="left"/>
+            </w:pPr>
+            <w:r>
+              <w:t xml:space="preserve">la formule</w:t>
+            </w:r>
+            <w:r>
+              <w:t xml:space="preserve"> </w:t>
+            </w:r>
+            <w:r>
+              <w:rPr>
                 <w:iCs/>
                 <w:i/>
               </w:rPr>
-              <w:t xml:space="preserve">in pace</w:t>
+              <w:t xml:space="preserve">[Olybrio et Pro]bino</w:t>
             </w:r>
             <w:r>
               <w:t xml:space="preserve"> </w:t>
             </w:r>
             <w:r>
-              <w:t xml:space="preserve">présent dans le texte EDB, hors cas où le mot est entièrement entre crochets (mesure approximative)</w:t>
-            </w:r>
-          </w:p>
-        </w:tc>
-        <w:tc>
-          <w:tcPr/>
-          <w:p>
-            <w:pPr>
-              <w:pStyle w:val="Compact"/>
-              <w:jc w:val="left"/>
-            </w:pPr>
-            <w:r>
-              <w:t xml:space="preserve">94</w:t>
-            </w:r>
-          </w:p>
-        </w:tc>
-        <w:tc>
-          <w:tcPr/>
-          <w:p>
-            <w:pPr>
-              <w:pStyle w:val="Compact"/>
-              <w:jc w:val="left"/>
-            </w:pPr>
-            <w:r>
-              <w:t xml:space="preserve">279</w:t>
+              <w:t xml:space="preserve">(395) et la généalogie épiscopale du texte EDCS ne se retrouvent dans aucune des trois fiches ;</w:t>
+            </w:r>
+            <w:r>
+              <w:t xml:space="preserve"> </w:t>
+            </w:r>
+            <w:r>
+              <w:rPr>
+                <w:bCs/>
+                <w:b/>
+              </w:rPr>
+              <w:t xml:space="preserve">à vérifier sur ICVR III 8345</w:t>
             </w:r>
           </w:p>
         </w:tc>
@@ -11160,43 +10300,2033 @@
               <w:jc w:val="left"/>
             </w:pPr>
             <w:r>
-              <w:t xml:space="preserve">Chrisme ou croix selon l’EDB</w:t>
-            </w:r>
-          </w:p>
-        </w:tc>
-        <w:tc>
-          <w:tcPr/>
-          <w:p>
-            <w:pPr>
-              <w:pStyle w:val="Compact"/>
-              <w:jc w:val="left"/>
-            </w:pPr>
-            <w:r>
-              <w:t xml:space="preserve">27</w:t>
-            </w:r>
-          </w:p>
-        </w:tc>
-        <w:tc>
-          <w:tcPr/>
-          <w:p>
-            <w:pPr>
-              <w:pStyle w:val="Compact"/>
-              <w:jc w:val="left"/>
-            </w:pPr>
-            <w:r>
-              <w:t xml:space="preserve">279</w:t>
+              <w:rPr>
+                <w:bCs/>
+                <w:b/>
+              </w:rPr>
+              <w:t xml:space="preserve">306</w:t>
+            </w:r>
+          </w:p>
+        </w:tc>
+        <w:tc>
+          <w:tcPr/>
+          <w:p>
+            <w:pPr>
+              <w:pStyle w:val="Compact"/>
+              <w:jc w:val="left"/>
+            </w:pPr>
+            <w:r>
+              <w:t xml:space="preserve">Le texte EDCS contient une ligne absente du texte EDB :</w:t>
+            </w:r>
+            <w:r>
+              <w:t xml:space="preserve"> </w:t>
+            </w:r>
+            <w:r>
+              <w:rPr>
+                <w:iCs/>
+                <w:i/>
+              </w:rPr>
+              <w:t xml:space="preserve">et innocentiae optimique propositi Maximilla virgo ancilla dei civis Pannonia qu(a)e</w:t>
+            </w:r>
+          </w:p>
+        </w:tc>
+        <w:tc>
+          <w:tcPr/>
+          <w:p>
+            <w:pPr>
+              <w:pStyle w:val="Compact"/>
+              <w:jc w:val="left"/>
+            </w:pPr>
+            <w:r>
+              <w:rPr>
+                <w:bCs/>
+                <w:b/>
+              </w:rPr>
+              <w:t xml:space="preserve">à vérifier sur ICVR V 13355</w:t>
+            </w:r>
+            <w:r>
+              <w:t xml:space="preserve"> </w:t>
+            </w:r>
+            <w:r>
+              <w:t xml:space="preserve">: la ligne porte du vocabulaire religieux (</w:t>
+            </w:r>
+            <w:r>
+              <w:rPr>
+                <w:iCs/>
+                <w:i/>
+              </w:rPr>
+              <w:t xml:space="preserve">virgo</w:t>
+            </w:r>
+            <w:r>
+              <w:t xml:space="preserve">,</w:t>
+            </w:r>
+            <w:r>
+              <w:t xml:space="preserve"> </w:t>
+            </w:r>
+            <w:r>
+              <w:rPr>
+                <w:iCs/>
+                <w:i/>
+              </w:rPr>
+              <w:t xml:space="preserve">ancilla dei</w:t>
+            </w:r>
+            <w:r>
+              <w:t xml:space="preserve">)</w:t>
+            </w:r>
+          </w:p>
+        </w:tc>
+      </w:tr>
+      <w:tr>
+        <w:tc>
+          <w:tcPr/>
+          <w:p>
+            <w:pPr>
+              <w:pStyle w:val="Compact"/>
+              <w:jc w:val="left"/>
+            </w:pPr>
+            <w:r>
+              <w:t xml:space="preserve">19</w:t>
+            </w:r>
+          </w:p>
+        </w:tc>
+        <w:tc>
+          <w:tcPr/>
+          <w:p>
+            <w:pPr>
+              <w:pStyle w:val="Compact"/>
+              <w:jc w:val="left"/>
+            </w:pPr>
+            <w:r>
+              <w:t xml:space="preserve">L’EDCS restitue beaucoup plus que l’EDB :</w:t>
+            </w:r>
+            <w:r>
+              <w:t xml:space="preserve"> </w:t>
+            </w:r>
+            <w:r>
+              <w:rPr>
+                <w:iCs/>
+                <w:i/>
+              </w:rPr>
+              <w:t xml:space="preserve">c(larissimae) m(emoriae) f(eminae)</w:t>
+            </w:r>
+            <w:r>
+              <w:t xml:space="preserve">,</w:t>
+            </w:r>
+            <w:r>
+              <w:t xml:space="preserve"> </w:t>
+            </w:r>
+            <w:r>
+              <w:rPr>
+                <w:iCs/>
+                <w:i/>
+              </w:rPr>
+              <w:t xml:space="preserve">Lea</w:t>
+            </w:r>
+            <w:r>
+              <w:t xml:space="preserve">,</w:t>
+            </w:r>
+            <w:r>
+              <w:t xml:space="preserve"> </w:t>
+            </w:r>
+            <w:r>
+              <w:rPr>
+                <w:iCs/>
+                <w:i/>
+              </w:rPr>
+              <w:t xml:space="preserve">ante annos duos</w:t>
+            </w:r>
+          </w:p>
+        </w:tc>
+        <w:tc>
+          <w:tcPr/>
+          <w:p>
+            <w:pPr>
+              <w:pStyle w:val="Compact"/>
+              <w:jc w:val="left"/>
+            </w:pPr>
+            <w:r>
+              <w:t xml:space="preserve">ne pas exploiter ces éléments sans l’ICVR</w:t>
+            </w:r>
+          </w:p>
+        </w:tc>
+      </w:tr>
+      <w:tr>
+        <w:tc>
+          <w:tcPr/>
+          <w:p>
+            <w:pPr>
+              <w:pStyle w:val="Compact"/>
+              <w:jc w:val="left"/>
+            </w:pPr>
+            <w:r>
+              <w:t xml:space="preserve">134</w:t>
+            </w:r>
+          </w:p>
+        </w:tc>
+        <w:tc>
+          <w:tcPr/>
+          <w:p>
+            <w:pPr>
+              <w:pStyle w:val="Compact"/>
+              <w:jc w:val="left"/>
+            </w:pPr>
+            <w:r>
+              <w:t xml:space="preserve">Grande dalle en plusieurs textes, remployée en morceaux ;</w:t>
+            </w:r>
+            <w:r>
+              <w:t xml:space="preserve"> </w:t>
+            </w:r>
+            <w:r>
+              <w:rPr>
+                <w:iCs/>
+                <w:i/>
+              </w:rPr>
+              <w:t xml:space="preserve">Ca[t]afronies</w:t>
+            </w:r>
+            <w:r>
+              <w:t xml:space="preserve"> </w:t>
+            </w:r>
+            <w:r>
+              <w:t xml:space="preserve">(EDCS) contre</w:t>
+            </w:r>
+            <w:r>
+              <w:t xml:space="preserve"> </w:t>
+            </w:r>
+            <w:r>
+              <w:rPr>
+                <w:iCs/>
+                <w:i/>
+              </w:rPr>
+              <w:t xml:space="preserve">Ca[l]ifronies</w:t>
+            </w:r>
+            <w:r>
+              <w:t xml:space="preserve"> </w:t>
+            </w:r>
+            <w:r>
+              <w:t xml:space="preserve">(EDB)</w:t>
+            </w:r>
+          </w:p>
+        </w:tc>
+        <w:tc>
+          <w:tcPr/>
+          <w:p>
+            <w:pPr>
+              <w:pStyle w:val="Compact"/>
+              <w:jc w:val="left"/>
+            </w:pPr>
+            <w:r>
+              <w:t xml:space="preserve">date portée par une partie du monument seulement</w:t>
+            </w:r>
+          </w:p>
+        </w:tc>
+      </w:tr>
+      <w:tr>
+        <w:tc>
+          <w:tcPr/>
+          <w:p>
+            <w:pPr>
+              <w:pStyle w:val="Compact"/>
+              <w:jc w:val="left"/>
+            </w:pPr>
+            <w:r>
+              <w:t xml:space="preserve">153</w:t>
+            </w:r>
+          </w:p>
+        </w:tc>
+        <w:tc>
+          <w:tcPr/>
+          <w:p>
+            <w:pPr>
+              <w:pStyle w:val="Compact"/>
+              <w:jc w:val="left"/>
+            </w:pPr>
+            <w:r>
+              <w:t xml:space="preserve">L’EDB ne restitue pas</w:t>
+            </w:r>
+            <w:r>
+              <w:t xml:space="preserve"> </w:t>
+            </w:r>
+            <w:r>
+              <w:rPr>
+                <w:iCs/>
+                <w:i/>
+              </w:rPr>
+              <w:t xml:space="preserve">Gratiano</w:t>
+            </w:r>
+            <w:r>
+              <w:t xml:space="preserve"> </w:t>
+            </w:r>
+            <w:r>
+              <w:t xml:space="preserve">; l’année 371 repose sur</w:t>
+            </w:r>
+            <w:r>
+              <w:t xml:space="preserve"> </w:t>
+            </w:r>
+            <w:r>
+              <w:rPr>
+                <w:iCs/>
+                <w:i/>
+              </w:rPr>
+              <w:t xml:space="preserve">Probo</w:t>
+            </w:r>
+            <w:r>
+              <w:t xml:space="preserve"> </w:t>
+            </w:r>
+            <w:r>
+              <w:t xml:space="preserve">(lu)</w:t>
+            </w:r>
+          </w:p>
+        </w:tc>
+        <w:tc>
+          <w:tcPr/>
+          <w:p>
+            <w:pPr>
+              <w:pStyle w:val="Compact"/>
+              <w:jc w:val="left"/>
+            </w:pPr>
+            <w:r>
+              <w:t xml:space="preserve">sans effet sur l’année</w:t>
+            </w:r>
+          </w:p>
+        </w:tc>
+      </w:tr>
+      <w:tr>
+        <w:tc>
+          <w:tcPr/>
+          <w:p>
+            <w:pPr>
+              <w:pStyle w:val="Compact"/>
+              <w:jc w:val="left"/>
+            </w:pPr>
+            <w:r>
+              <w:t xml:space="preserve">290</w:t>
+            </w:r>
+          </w:p>
+        </w:tc>
+        <w:tc>
+          <w:tcPr/>
+          <w:p>
+            <w:pPr>
+              <w:pStyle w:val="Compact"/>
+              <w:jc w:val="left"/>
+            </w:pPr>
+            <w:r>
+              <w:t xml:space="preserve">L’EDB s’arrête à</w:t>
+            </w:r>
+            <w:r>
+              <w:t xml:space="preserve"> </w:t>
+            </w:r>
+            <w:r>
+              <w:rPr>
+                <w:iCs/>
+                <w:i/>
+              </w:rPr>
+              <w:t xml:space="preserve">Ho[norio</w:t>
+            </w:r>
+            <w:r>
+              <w:t xml:space="preserve">. Ferrua : seul le consulat de 386 nomme Honorius</w:t>
+            </w:r>
+            <w:r>
+              <w:t xml:space="preserve"> </w:t>
+            </w:r>
+            <w:r>
+              <w:rPr>
+                <w:iCs/>
+                <w:i/>
+              </w:rPr>
+              <w:t xml:space="preserve">Flavius</w:t>
+            </w:r>
+          </w:p>
+        </w:tc>
+        <w:tc>
+          <w:tcPr/>
+          <w:p>
+            <w:pPr>
+              <w:pStyle w:val="Compact"/>
+              <w:jc w:val="left"/>
+            </w:pPr>
+            <w:r>
+              <w:t xml:space="preserve">386 argumenté, mais restitué</w:t>
+            </w:r>
+          </w:p>
+        </w:tc>
+      </w:tr>
+      <w:tr>
+        <w:tc>
+          <w:tcPr/>
+          <w:p>
+            <w:pPr>
+              <w:pStyle w:val="Compact"/>
+              <w:jc w:val="left"/>
+            </w:pPr>
+            <w:r>
+              <w:t xml:space="preserve">400</w:t>
+            </w:r>
+          </w:p>
+        </w:tc>
+        <w:tc>
+          <w:tcPr/>
+          <w:p>
+            <w:pPr>
+              <w:pStyle w:val="Compact"/>
+              <w:jc w:val="left"/>
+            </w:pPr>
+            <w:r>
+              <w:t xml:space="preserve">Notes de Diehl : la date</w:t>
+            </w:r>
+            <w:r>
+              <w:t xml:space="preserve"> </w:t>
+            </w:r>
+            <w:r>
+              <w:rPr>
+                <w:iCs/>
+                <w:i/>
+              </w:rPr>
+              <w:t xml:space="preserve">VIIIX kal. mart.</w:t>
+            </w:r>
+            <w:r>
+              <w:t xml:space="preserve"> </w:t>
+            </w:r>
+            <w:r>
+              <w:t xml:space="preserve">est fautive ;</w:t>
+            </w:r>
+            <w:r>
+              <w:t xml:space="preserve"> </w:t>
+            </w:r>
+            <w:r>
+              <w:rPr>
+                <w:iCs/>
+                <w:i/>
+              </w:rPr>
+              <w:t xml:space="preserve">Pascasius</w:t>
+            </w:r>
+            <w:r>
+              <w:t xml:space="preserve"> </w:t>
+            </w:r>
+            <w:r>
+              <w:t xml:space="preserve">n’est pas un évêque de Rome connu</w:t>
+            </w:r>
+          </w:p>
+        </w:tc>
+        <w:tc>
+          <w:tcPr/>
+          <w:p>
+            <w:pPr>
+              <w:pStyle w:val="Compact"/>
+              <w:jc w:val="left"/>
+            </w:pPr>
+            <w:r>
+              <w:t xml:space="preserve">jour douteux ; année inchangée</w:t>
+            </w:r>
+          </w:p>
+        </w:tc>
+      </w:tr>
+      <w:tr>
+        <w:tc>
+          <w:tcPr/>
+          <w:p>
+            <w:pPr>
+              <w:pStyle w:val="Compact"/>
+              <w:jc w:val="left"/>
+            </w:pPr>
+            <w:r>
+              <w:t xml:space="preserve">470</w:t>
+            </w:r>
+          </w:p>
+        </w:tc>
+        <w:tc>
+          <w:tcPr/>
+          <w:p>
+            <w:pPr>
+              <w:pStyle w:val="Compact"/>
+              <w:jc w:val="left"/>
+            </w:pPr>
+            <w:r>
+              <w:t xml:space="preserve">L’EDB signale l’emprunt virgilien du v. 7 (</w:t>
+            </w:r>
+            <w:r>
+              <w:rPr>
+                <w:iCs/>
+                <w:i/>
+              </w:rPr>
+              <w:t xml:space="preserve">Aen.</w:t>
+            </w:r>
+            <w:r>
+              <w:t xml:space="preserve"> </w:t>
+            </w:r>
+            <w:r>
+              <w:t xml:space="preserve">VI 429 ; XI 28)</w:t>
+            </w:r>
+          </w:p>
+        </w:tc>
+        <w:tc>
+          <w:tcPr/>
+          <w:p>
+            <w:pPr>
+              <w:pStyle w:val="Compact"/>
+              <w:jc w:val="left"/>
+            </w:pPr>
+            <w:r>
+              <w:t xml:space="preserve">à exploiter dans l’étude du formulaire</w:t>
             </w:r>
           </w:p>
         </w:tc>
       </w:tr>
     </w:tbl>
-    <w:bookmarkStart w:id="61" w:name="Xb751a1848503207bafee57f61cdde6f3653c8de"/>
+    <w:p>
+      <w:pPr>
+        <w:pStyle w:val="BodyText"/>
+      </w:pPr>
+      <w:r>
+        <w:t xml:space="preserve">Les fiches donnent aussi des</w:t>
+      </w:r>
+      <w:r>
+        <w:t xml:space="preserve"> </w:t>
+      </w:r>
+      <w:r>
+        <w:rPr>
+          <w:bCs/>
+          <w:b/>
+        </w:rPr>
+        <w:t xml:space="preserve">données matérielles</w:t>
+      </w:r>
+      <w:r>
+        <w:t xml:space="preserve"> </w:t>
+      </w:r>
+      <w:r>
+        <w:t xml:space="preserve">qui manquaient à la v2.0 : support, dimensions, hauteur des lettres, lieu de conservation, pierre perdue. Elles signalent également des photographies : archives PCAS pour les n° 134, 306, 378 et 445, dessins d’IC I. Voir la colonne « constat » du CSV.</w:t>
+      </w:r>
+    </w:p>
+    <w:bookmarkEnd w:id="51"/>
+    <w:bookmarkStart w:id="52" w:name="conséquences-cumulées-pour-la-datation"/>
+    <w:p>
+      <w:pPr>
+        <w:pStyle w:val="Heading3"/>
+      </w:pPr>
+      <w:r>
+        <w:t xml:space="preserve">Conséquences cumulées pour la datation</w:t>
+      </w:r>
+    </w:p>
+    <w:p>
+      <w:pPr>
+        <w:numPr>
+          <w:ilvl w:val="0"/>
+          <w:numId w:val="1025"/>
+        </w:numPr>
+        <w:pStyle w:val="Compact"/>
+      </w:pPr>
+      <w:r>
+        <w:rPr>
+          <w:bCs/>
+          <w:b/>
+        </w:rPr>
+        <w:t xml:space="preserve">Datations incertaines ou conjecturales à signaler :</w:t>
+      </w:r>
+      <w:r>
+        <w:t xml:space="preserve"> </w:t>
+      </w:r>
+      <w:r>
+        <w:t xml:space="preserve">n° 52 (333/358), 165 (372 conjectural), 220 (381/390 ?), 328 (381/390, § D), 141 (370/387), 431 (398/399). S’y ajoutent les 20 textes de niveau R (§ G).</w:t>
+      </w:r>
+    </w:p>
+    <w:p>
+      <w:pPr>
+        <w:numPr>
+          <w:ilvl w:val="0"/>
+          <w:numId w:val="1025"/>
+        </w:numPr>
+        <w:pStyle w:val="Compact"/>
+      </w:pPr>
+      <w:r>
+        <w:rPr>
+          <w:bCs/>
+          <w:b/>
+        </w:rPr>
+        <w:t xml:space="preserve">Statut du n° 52.</w:t>
+      </w:r>
+      <w:r>
+        <w:t xml:space="preserve"> </w:t>
+      </w:r>
+      <w:r>
+        <w:t xml:space="preserve">Le corpus de 473 textes inclut toujours le n° 52, avec la mention « date incertaine, peut-être 333 ».</w:t>
+      </w:r>
+    </w:p>
+    <w:bookmarkEnd w:id="52"/>
+    <w:bookmarkEnd w:id="53"/>
+    <w:bookmarkEnd w:id="54"/>
+    <w:bookmarkStart w:id="59" w:name="Xa68eddb713c15d4621a12d96ed3a134351cadfc"/>
+    <w:p>
+      <w:pPr>
+        <w:pStyle w:val="Heading1"/>
+      </w:pPr>
+      <w:r>
+        <w:t xml:space="preserve">5.4 Confrontation avec l’Epigraphic Database Bari (texte proposé pour la v3)</w:t>
+      </w:r>
+    </w:p>
+    <w:p>
+      <w:pPr>
+        <w:pStyle w:val="FirstParagraph"/>
+      </w:pPr>
+      <w:r>
+        <w:rPr>
+          <w:iCs/>
+          <w:i/>
+        </w:rPr>
+        <w:t xml:space="preserve">Section nouvelle, à insérer après le § 5.3 de la v2.0. Les chiffres sont ceux des lots 4-5 (456 notices appariées sur 478) et seront mis à jour à la fin de la collation.</w:t>
+      </w:r>
+    </w:p>
+    <w:bookmarkStart w:id="55" w:name="pourquoi-une-seconde-base"/>
     <w:p>
       <w:pPr>
         <w:pStyle w:val="Heading2"/>
       </w:pPr>
       <w:r>
-        <w:t xml:space="preserve">Fondement des années « directes » (lot 5, dossiers § G)</w:t>
+        <w:t xml:space="preserve">5.4.1 Pourquoi une seconde base</w:t>
+      </w:r>
+    </w:p>
+    <w:p>
+      <w:pPr>
+        <w:pStyle w:val="FirstParagraph"/>
+      </w:pPr>
+      <w:r>
+        <w:t xml:space="preserve">Les sections précédentes comparaient deux états d’une</w:t>
+      </w:r>
+      <w:r>
+        <w:t xml:space="preserve"> </w:t>
+      </w:r>
+      <w:r>
+        <w:rPr>
+          <w:bCs/>
+          <w:b/>
+        </w:rPr>
+        <w:t xml:space="preserve">même</w:t>
+      </w:r>
+      <w:r>
+        <w:t xml:space="preserve"> </w:t>
+      </w:r>
+      <w:r>
+        <w:t xml:space="preserve">base, les exports EDCS de 2020 et de 2022. Cette comparaison révèle les pertes dues à l’export. Elle ne dit rien des choix faits par l’EDCS lorsqu’elle saisit l’édition imprimée. L’Epigraphic Database Bari (EDB), conduite à l’université de Bari depuis 1988, se consacre aux inscriptions chrétiennes de Rome. Elle se donne pour tâche de mettre à jour les ICVR, et ses fiches sont établies et révisées par des épigraphistes nommés sur chaque fiche. C’est donc un</w:t>
+      </w:r>
+      <w:r>
+        <w:t xml:space="preserve"> </w:t>
+      </w:r>
+      <w:r>
+        <w:rPr>
+          <w:bCs/>
+          <w:b/>
+        </w:rPr>
+        <w:t xml:space="preserve">témoin indépendant</w:t>
+      </w:r>
+      <w:r>
+        <w:t xml:space="preserve"> </w:t>
+      </w:r>
+      <w:r>
+        <w:t xml:space="preserve">de la transmission. Il reste toutefois secondaire : comme l’EDCS, l’EDB dépend de l’ICVR, et une concordance entre les deux bases ne remplace ni l’édition imprimée ni la pierre.</w:t>
+      </w:r>
+    </w:p>
+    <w:bookmarkEnd w:id="55"/>
+    <w:bookmarkStart w:id="56" w:name="procédure"/>
+    <w:p>
+      <w:pPr>
+        <w:pStyle w:val="Heading2"/>
+      </w:pPr>
+      <w:r>
+        <w:t xml:space="preserve">5.4.2 Procédure</w:t>
+      </w:r>
+    </w:p>
+    <w:p>
+      <w:pPr>
+        <w:pStyle w:val="FirstParagraph"/>
+      </w:pPr>
+      <w:r>
+        <w:t xml:space="preserve">Les fiches de l’EDB ont été lues le 14 octobre 2026 dans les listes publiques de la base, triées par numéro ICVR. Chaque notice du présent corpus pourvue d’une référence ICUR a été appariée à la fiche EDB de même numéro, en choisissant, en cas de sous-numéros, la plus proche par le texte. Un indice de similarité, calculé sur les textes normalisés, sert seulement à</w:t>
+      </w:r>
+      <w:r>
+        <w:t xml:space="preserve"> </w:t>
+      </w:r>
+      <w:r>
+        <w:rPr>
+          <w:bCs/>
+          <w:b/>
+        </w:rPr>
+        <w:t xml:space="preserve">trier</w:t>
+      </w:r>
+      <w:r>
+        <w:t xml:space="preserve"> </w:t>
+      </w:r>
+      <w:r>
+        <w:t xml:space="preserve">les cas. Chaque écart retenu dans les dossiers a été relu. Les pages lues, leurs dates de consultation et les échecs d’accès figurent au registre des consultations. Les données de l’EDB sont publiées sous licence CC BY-SA 4.0.</w:t>
+      </w:r>
+    </w:p>
+    <w:p>
+      <w:pPr>
+        <w:pStyle w:val="BodyText"/>
+      </w:pPr>
+      <w:r>
+        <w:t xml:space="preserve">À la date de cette version, 456 notices sur 478 ont été appariées. 281 concordent, aux conventions de notation près ; 137 présentent des écarts à examiner ; 38 divergent fortement, le plus souvent parce que l’un des deux textes est tronqué.</w:t>
+      </w:r>
+    </w:p>
+    <w:bookmarkEnd w:id="56"/>
+    <w:bookmarkStart w:id="57" w:name="quatre-types-décarts"/>
+    <w:p>
+      <w:pPr>
+        <w:pStyle w:val="Heading2"/>
+      </w:pPr>
+      <w:r>
+        <w:t xml:space="preserve">5.4.3 Quatre types d’écarts</w:t>
+      </w:r>
+    </w:p>
+    <w:p>
+      <w:pPr>
+        <w:numPr>
+          <w:ilvl w:val="0"/>
+          <w:numId w:val="1026"/>
+        </w:numPr>
+        <w:pStyle w:val="Compact"/>
+      </w:pPr>
+      <w:r>
+        <w:rPr>
+          <w:bCs/>
+          <w:b/>
+        </w:rPr>
+        <w:t xml:space="preserve">Lignes omises par l’EDCS.</w:t>
+      </w:r>
+      <w:r>
+        <w:t xml:space="preserve"> </w:t>
+      </w:r>
+      <w:r>
+        <w:t xml:space="preserve">Pour huit notices que la v2.0 tenait pour dépourvues de tout élément consulaire, l’EDB transmet la formule de date (n° 51, 84, 180, 214, 268, 388, 445, 447). L’épitaphe de Cucurbitinus et Abundantius (n° 214) se termine dans l’EDB par la date</w:t>
+      </w:r>
+      <w:r>
+        <w:t xml:space="preserve"> </w:t>
+      </w:r>
+      <w:r>
+        <w:rPr>
+          <w:rStyle w:val="VerbatimChar"/>
+        </w:rPr>
+        <w:t xml:space="preserve">dd(ominis) nn(ostris) Gratiano V et Teodosio aaugg(ustis)</w:t>
+      </w:r>
+      <w:r>
+        <w:t xml:space="preserve"> </w:t>
+      </w:r>
+      <w:r>
+        <w:t xml:space="preserve">(380) ; le texte de l’EDCS s’arrête trois lignes plus tôt. Dans le texte grec n° 447, l’EDB donne avant l’imprécation cinq lignes, dont la date</w:t>
+      </w:r>
+      <w:r>
+        <w:t xml:space="preserve"> </w:t>
+      </w:r>
+      <w:r>
+        <w:rPr>
+          <w:rStyle w:val="VerbatimChar"/>
+        </w:rPr>
+        <w:t xml:space="preserve">[ὑπατίᾳ Βινκεντί]ου καὶ Φραβίτου</w:t>
+      </w:r>
+      <w:r>
+        <w:t xml:space="preserve"> </w:t>
+      </w:r>
+      <w:r>
+        <w:t xml:space="preserve">(401), que l’EDCS ne transmet pas.</w:t>
+      </w:r>
+    </w:p>
+    <w:p>
+      <w:pPr>
+        <w:numPr>
+          <w:ilvl w:val="0"/>
+          <w:numId w:val="1026"/>
+        </w:numPr>
+        <w:pStyle w:val="Compact"/>
+      </w:pPr>
+      <w:r>
+        <w:rPr>
+          <w:bCs/>
+          <w:b/>
+        </w:rPr>
+        <w:t xml:space="preserve">Signes figurés.</w:t>
+      </w:r>
+      <w:r>
+        <w:t xml:space="preserve"> </w:t>
+      </w:r>
+      <w:r>
+        <w:t xml:space="preserve">L’EDB décrit chrismes, croix, oiseaux, palmes et orants. L’EDCS ne les mentionne pas. Sur les 456 notices appariées, 47 (10,3 %) portent un chrisme ou une croix selon l’EDB. Dans un cas (n° 38), l’EDCS rend le chrisme par un mot développé,</w:t>
+      </w:r>
+      <w:r>
+        <w:t xml:space="preserve"> </w:t>
+      </w:r>
+      <w:r>
+        <w:rPr>
+          <w:iCs/>
+          <w:i/>
+        </w:rPr>
+        <w:t xml:space="preserve">Chr(isti)</w:t>
+      </w:r>
+      <w:r>
+        <w:t xml:space="preserve">, ce qui produit un faux vocabulaire religieux.</w:t>
+      </w:r>
+    </w:p>
+    <w:p>
+      <w:pPr>
+        <w:numPr>
+          <w:ilvl w:val="0"/>
+          <w:numId w:val="1026"/>
+        </w:numPr>
+        <w:pStyle w:val="Compact"/>
+      </w:pPr>
+      <w:r>
+        <w:rPr>
+          <w:bCs/>
+          <w:b/>
+        </w:rPr>
+        <w:t xml:space="preserve">Restitutions différentes.</w:t>
+      </w:r>
+      <w:r>
+        <w:t xml:space="preserve"> </w:t>
+      </w:r>
+      <w:r>
+        <w:t xml:space="preserve">Dans le</w:t>
+      </w:r>
+      <w:r>
+        <w:t xml:space="preserve"> </w:t>
+      </w:r>
+      <w:r>
+        <w:rPr>
+          <w:iCs/>
+          <w:i/>
+        </w:rPr>
+        <w:t xml:space="preserve">carmen</w:t>
+      </w:r>
+      <w:r>
+        <w:t xml:space="preserve"> </w:t>
+      </w:r>
+      <w:r>
+        <w:t xml:space="preserve">d’Eleuteria (n° 73, 363), l’EDCS restitue</w:t>
+      </w:r>
+      <w:r>
+        <w:t xml:space="preserve"> </w:t>
+      </w:r>
+      <w:r>
+        <w:rPr>
+          <w:rStyle w:val="VerbatimChar"/>
+        </w:rPr>
+        <w:t xml:space="preserve">[at tuus in caelo] spiritus … [vivit cum] sanctis</w:t>
+      </w:r>
+      <w:r>
+        <w:t xml:space="preserve">, l’EDB</w:t>
+      </w:r>
+      <w:r>
+        <w:t xml:space="preserve"> </w:t>
+      </w:r>
+      <w:r>
+        <w:rPr>
+          <w:rStyle w:val="VerbatimChar"/>
+        </w:rPr>
+        <w:t xml:space="preserve">[corpore namque tu]us spiritus … [est sociatu]s sanctis</w:t>
+      </w:r>
+      <w:r>
+        <w:t xml:space="preserve">. Les deux restitutions sont conjecturales. Elles orientent différemment la lecture eschatologique : séjour céleste de l’esprit d’un côté, association aux saints de l’autre. Aucune ne peut fonder un argument.</w:t>
+      </w:r>
+    </w:p>
+    <w:p>
+      <w:pPr>
+        <w:numPr>
+          <w:ilvl w:val="0"/>
+          <w:numId w:val="1026"/>
+        </w:numPr>
+        <w:pStyle w:val="Compact"/>
+      </w:pPr>
+      <w:r>
+        <w:rPr>
+          <w:bCs/>
+          <w:b/>
+        </w:rPr>
+        <w:t xml:space="preserve">Datations divergentes.</w:t>
+      </w:r>
+      <w:r>
+        <w:t xml:space="preserve"> </w:t>
+      </w:r>
+      <w:r>
+        <w:t xml:space="preserve">Pour neuf notices (n° 40, 52, 141, 206, 278, 311, 328, 431, 434), l’année de l’EDB diffère de l’année retenue par la v2.0. Pour deux d’entre elles, la fiche EDB renvoie à CLRE : n° 52,</w:t>
+      </w:r>
+      <w:r>
+        <w:t xml:space="preserve"> </w:t>
+      </w:r>
+      <w:r>
+        <w:rPr>
+          <w:iCs/>
+          <w:i/>
+        </w:rPr>
+        <w:t xml:space="preserve">Da[</w:t>
+      </w:r>
+      <w:r>
+        <w:t xml:space="preserve"> </w:t>
+      </w:r>
+      <w:r>
+        <w:t xml:space="preserve">pouvant être Dalmatius (333) ; n° 431, 398 plutôt que 399. Certains écarts semblent être des erreurs de saisie de l’EDB (n° 206, 278). D’autres reflètent une véritable alternative de restitution, comme au n° 328, où le seul</w:t>
+      </w:r>
+      <w:r>
+        <w:t xml:space="preserve"> </w:t>
+      </w:r>
+      <w:r>
+        <w:rPr>
+          <w:iCs/>
+          <w:i/>
+        </w:rPr>
+        <w:t xml:space="preserve">…terio</w:t>
+      </w:r>
+      <w:r>
+        <w:t xml:space="preserve"> </w:t>
+      </w:r>
+      <w:r>
+        <w:t xml:space="preserve">lu peut appartenir à</w:t>
+      </w:r>
+      <w:r>
+        <w:t xml:space="preserve"> </w:t>
+      </w:r>
+      <w:r>
+        <w:rPr>
+          <w:iCs/>
+          <w:i/>
+        </w:rPr>
+        <w:t xml:space="preserve">Eucherio</w:t>
+      </w:r>
+      <w:r>
+        <w:t xml:space="preserve"> </w:t>
+      </w:r>
+      <w:r>
+        <w:t xml:space="preserve">(381) ou à</w:t>
+      </w:r>
+      <w:r>
+        <w:t xml:space="preserve"> </w:t>
+      </w:r>
+      <w:r>
+        <w:rPr>
+          <w:iCs/>
+          <w:i/>
+        </w:rPr>
+        <w:t xml:space="preserve">Neoterio</w:t>
+      </w:r>
+      <w:r>
+        <w:t xml:space="preserve"> </w:t>
+      </w:r>
+      <w:r>
+        <w:t xml:space="preserve">(390). Ces divergences ne peuvent être tranchées qu’avec l’ICVR et les fastes de référence.</w:t>
+      </w:r>
+    </w:p>
+    <w:bookmarkEnd w:id="57"/>
+    <w:bookmarkStart w:id="58" w:name="conséquences"/>
+    <w:p>
+      <w:pPr>
+        <w:pStyle w:val="Heading2"/>
+      </w:pPr>
+      <w:r>
+        <w:t xml:space="preserve">5.4.4 Conséquences</w:t>
+      </w:r>
+    </w:p>
+    <w:p>
+      <w:pPr>
+        <w:numPr>
+          <w:ilvl w:val="0"/>
+          <w:numId w:val="1027"/>
+        </w:numPr>
+        <w:pStyle w:val="Compact"/>
+      </w:pPr>
+      <w:r>
+        <w:rPr>
+          <w:bCs/>
+          <w:b/>
+        </w:rPr>
+        <w:t xml:space="preserve">Le texte de travail.</w:t>
+      </w:r>
+      <w:r>
+        <w:t xml:space="preserve"> </w:t>
+      </w:r>
+      <w:r>
+        <w:t xml:space="preserve">Pour chaque notice, la v3 doit donner le texte EDCS, la leçon EDB lorsqu’elle diffère et la décision prise, avec sa justification.</w:t>
+      </w:r>
+    </w:p>
+    <w:p>
+      <w:pPr>
+        <w:numPr>
+          <w:ilvl w:val="0"/>
+          <w:numId w:val="1027"/>
+        </w:numPr>
+        <w:pStyle w:val="Compact"/>
+      </w:pPr>
+      <w:r>
+        <w:rPr>
+          <w:bCs/>
+          <w:b/>
+        </w:rPr>
+        <w:t xml:space="preserve">Les statistiques.</w:t>
+      </w:r>
+      <w:r>
+        <w:t xml:space="preserve"> </w:t>
+      </w:r>
+      <w:r>
+        <w:t xml:space="preserve">Les mesures du formulaire et du vocabulaire religieux calculées sur le texte EDCS sont des</w:t>
+      </w:r>
+      <w:r>
+        <w:t xml:space="preserve"> </w:t>
+      </w:r>
+      <w:r>
+        <w:rPr>
+          <w:bCs/>
+          <w:b/>
+        </w:rPr>
+        <w:t xml:space="preserve">bornes inférieures</w:t>
+      </w:r>
+      <w:r>
+        <w:t xml:space="preserve"> </w:t>
+      </w:r>
+      <w:r>
+        <w:t xml:space="preserve">de ce qui est gravé. La proportion de textes portant une désignation verbale de Dieu ou du Christ (14/468) reste valable pour le vocabulaire. Elle ne mesure pas le marquage chrétien des monuments, qui doit être compté à part (signe christique).</w:t>
+      </w:r>
+    </w:p>
+    <w:p>
+      <w:pPr>
+        <w:numPr>
+          <w:ilvl w:val="0"/>
+          <w:numId w:val="1027"/>
+        </w:numPr>
+        <w:pStyle w:val="Compact"/>
+      </w:pPr>
+      <w:r>
+        <w:rPr>
+          <w:bCs/>
+          <w:b/>
+        </w:rPr>
+        <w:t xml:space="preserve">La chronologie.</w:t>
+      </w:r>
+      <w:r>
+        <w:t xml:space="preserve"> </w:t>
+      </w:r>
+      <w:r>
+        <w:t xml:space="preserve">Huit datations « par la base » deviennent des datations consulaires transmises, : quatre lues (n° 84, 214, 268, 388), trois partiellement restituées (n° 51, 180, 447) et une lue dont l’itération est incertaine (n° 445 : 400, ou 405 si</w:t>
+      </w:r>
+      <w:r>
+        <w:t xml:space="preserve"> </w:t>
+      </w:r>
+      <w:r>
+        <w:rPr>
+          <w:iCs/>
+          <w:i/>
+        </w:rPr>
+        <w:t xml:space="preserve">iterum</w:t>
+      </w:r>
+      <w:r>
+        <w:t xml:space="preserve">). Les tableaux de distribution chronologique doivent distinguer ces cas. Indépendamment de l’EDB, un contrôle de l’état des lettres (dossiers, § G) montre que sur 457 textes à datation « directe », 20 (4,4 %) doivent leur année à une</w:t>
+      </w:r>
+      <w:r>
+        <w:t xml:space="preserve"> </w:t>
+      </w:r>
+      <w:r>
+        <w:rPr>
+          <w:bCs/>
+          <w:b/>
+        </w:rPr>
+        <w:t xml:space="preserve">restitution</w:t>
+      </w:r>
+      <w:r>
+        <w:t xml:space="preserve"> </w:t>
+      </w:r>
+      <w:r>
+        <w:t xml:space="preserve">du nom consulaire, et 2 à de simples initiales. La liste « consuls identifiés » de la v2.0 comptait en outre 30 noms de défunts ou de dédicants comme consuls, sans effet sur l’année.</w:t>
+      </w:r>
+    </w:p>
+    <w:bookmarkEnd w:id="58"/>
+    <w:bookmarkEnd w:id="59"/>
+    <w:bookmarkStart w:id="64" w:name="X013066fcaebc4d76f0ff6ebb2fefd634695c41d"/>
+    <w:p>
+      <w:pPr>
+        <w:pStyle w:val="Heading1"/>
+      </w:pPr>
+      <w:r>
+        <w:t xml:space="preserve">État de la collation EDCS / EDB (au 14 octobre 2026, lots 4-5)</w:t>
+      </w:r>
+    </w:p>
+    <w:bookmarkStart w:id="60" w:name="méthode-2"/>
+    <w:p>
+      <w:pPr>
+        <w:pStyle w:val="Heading2"/>
+      </w:pPr>
+      <w:r>
+        <w:t xml:space="preserve">Méthode</w:t>
+      </w:r>
+    </w:p>
+    <w:p>
+      <w:pPr>
+        <w:numPr>
+          <w:ilvl w:val="0"/>
+          <w:numId w:val="1028"/>
+        </w:numPr>
+        <w:pStyle w:val="Compact"/>
+      </w:pPr>
+      <w:r>
+        <w:rPr>
+          <w:bCs/>
+          <w:b/>
+        </w:rPr>
+        <w:t xml:space="preserve">Source B, EDB.</w:t>
+      </w:r>
+      <w:r>
+        <w:t xml:space="preserve"> </w:t>
+      </w:r>
+      <w:r>
+        <w:t xml:space="preserve">Les listes publiques de l’EDB (</w:t>
+      </w:r>
+      <w:r>
+        <w:rPr>
+          <w:rStyle w:val="VerbatimChar"/>
+        </w:rPr>
+        <w:t xml:space="preserve">https://www.edb.uniba.it/search/quick/do?page=N</w:t>
+      </w:r>
+      <w:r>
+        <w:t xml:space="preserve">), triées par numéro ICVR, comptent 42 333 fiches sur 2 117 pages de 20 fiches. Chaque ligne donne l’ID EDB, le numéro ICVR, la bibliographie complémentaire, le rattachement topographique (</w:t>
+      </w:r>
+      <w:r>
+        <w:rPr>
+          <w:iCs/>
+          <w:i/>
+        </w:rPr>
+        <w:t xml:space="preserve">Pertinence</w:t>
+      </w:r>
+      <w:r>
+        <w:t xml:space="preserve">), le lieu de conservation, la date retenue par l’EDB et le texte. Le texte est parfois tronqué ; une mention «</w:t>
+      </w:r>
+      <w:r>
+        <w:t xml:space="preserve"> </w:t>
+      </w:r>
+      <w:r>
+        <w:rPr>
+          <w:bCs/>
+          <w:b/>
+        </w:rPr>
+        <w:t xml:space="preserve">More</w:t>
+      </w:r>
+      <w:r>
+        <w:t xml:space="preserve"> </w:t>
+      </w:r>
+      <w:r>
+        <w:t xml:space="preserve">» le signale.</w:t>
+      </w:r>
+    </w:p>
+    <w:p>
+      <w:pPr>
+        <w:numPr>
+          <w:ilvl w:val="0"/>
+          <w:numId w:val="1028"/>
+        </w:numPr>
+        <w:pStyle w:val="Compact"/>
+      </w:pPr>
+      <w:r>
+        <w:rPr>
+          <w:bCs/>
+          <w:b/>
+        </w:rPr>
+        <w:t xml:space="preserve">Accès.</w:t>
+      </w:r>
+      <w:r>
+        <w:t xml:space="preserve"> </w:t>
+      </w:r>
+      <w:r>
+        <w:t xml:space="preserve">Le conteneur de travail n’atteignait pas l’EDB directement. Les pages ont été lues par un relais de lecture web (Parallel Search,</w:t>
+      </w:r>
+      <w:r>
+        <w:t xml:space="preserve"> </w:t>
+      </w:r>
+      <w:r>
+        <w:rPr>
+          <w:rStyle w:val="VerbatimChar"/>
+        </w:rPr>
+        <w:t xml:space="preserve">web_fetch</w:t>
+      </w:r>
+      <w:r>
+        <w:t xml:space="preserve">) dont la réponse brute est archivée dans</w:t>
+      </w:r>
+      <w:r>
+        <w:t xml:space="preserve"> </w:t>
+      </w:r>
+      <w:r>
+        <w:rPr>
+          <w:rStyle w:val="VerbatimChar"/>
+        </w:rPr>
+        <w:t xml:space="preserve">edb/brut/*.json</w:t>
+      </w:r>
+      <w:r>
+        <w:t xml:space="preserve">. Le relais indique pour certaines pages une « date de publication » : c’est une estimation du relais, non une date de l’EDB.</w:t>
+      </w:r>
+    </w:p>
+    <w:p>
+      <w:pPr>
+        <w:numPr>
+          <w:ilvl w:val="0"/>
+          <w:numId w:val="1028"/>
+        </w:numPr>
+        <w:pStyle w:val="Compact"/>
+      </w:pPr>
+      <w:r>
+        <w:rPr>
+          <w:bCs/>
+          <w:b/>
+        </w:rPr>
+        <w:t xml:space="preserve">Appariement.</w:t>
+      </w:r>
+      <w:r>
+        <w:t xml:space="preserve"> </w:t>
+      </w:r>
+      <w:r>
+        <w:t xml:space="preserve">Les numéros ICUR de chaque notice viennent de la base v2.0 (champs « ICUR / refs catalogue » et « publications EDCS »). Quand plusieurs fiches EDB partagent un même numéro (sous-numéros a, b…), on retient la plus proche du texte EDCS. Le score est un</w:t>
+      </w:r>
+      <w:r>
+        <w:t xml:space="preserve"> </w:t>
+      </w:r>
+      <w:r>
+        <w:rPr>
+          <w:rStyle w:val="VerbatimChar"/>
+        </w:rPr>
+        <w:t xml:space="preserve">SequenceMatcher</w:t>
+      </w:r>
+      <w:r>
+        <w:t xml:space="preserve"> </w:t>
+      </w:r>
+      <w:r>
+        <w:t xml:space="preserve">calculé sur les textes normalisés : sigles et développements retirés, u/v et i/j unifiés.</w:t>
+      </w:r>
+    </w:p>
+    <w:p>
+      <w:pPr>
+        <w:numPr>
+          <w:ilvl w:val="0"/>
+          <w:numId w:val="1028"/>
+        </w:numPr>
+        <w:pStyle w:val="Compact"/>
+      </w:pPr>
+      <w:r>
+        <w:rPr>
+          <w:bCs/>
+          <w:b/>
+        </w:rPr>
+        <w:t xml:space="preserve">Classement automatique.</w:t>
+      </w:r>
+    </w:p>
+    <w:p>
+      <w:pPr>
+        <w:numPr>
+          <w:ilvl w:val="1"/>
+          <w:numId w:val="1029"/>
+        </w:numPr>
+        <w:pStyle w:val="Compact"/>
+      </w:pPr>
+      <w:r>
+        <w:rPr>
+          <w:iCs/>
+          <w:i/>
+        </w:rPr>
+        <w:t xml:space="preserve">concordant</w:t>
+      </w:r>
+      <w:r>
+        <w:t xml:space="preserve"> </w:t>
+      </w:r>
+      <w:r>
+        <w:t xml:space="preserve">: score ≥ 0,92, écarts de notation seulement.</w:t>
+      </w:r>
+    </w:p>
+    <w:p>
+      <w:pPr>
+        <w:numPr>
+          <w:ilvl w:val="1"/>
+          <w:numId w:val="1029"/>
+        </w:numPr>
+        <w:pStyle w:val="Compact"/>
+      </w:pPr>
+      <w:r>
+        <w:rPr>
+          <w:iCs/>
+          <w:i/>
+        </w:rPr>
+        <w:t xml:space="preserve">écarts à examiner</w:t>
+      </w:r>
+      <w:r>
+        <w:t xml:space="preserve"> </w:t>
+      </w:r>
+      <w:r>
+        <w:t xml:space="preserve">: 0,75 ≤ score &lt; 0,92.</w:t>
+      </w:r>
+    </w:p>
+    <w:p>
+      <w:pPr>
+        <w:numPr>
+          <w:ilvl w:val="1"/>
+          <w:numId w:val="1029"/>
+        </w:numPr>
+        <w:pStyle w:val="Compact"/>
+      </w:pPr>
+      <w:r>
+        <w:rPr>
+          <w:iCs/>
+          <w:i/>
+        </w:rPr>
+        <w:t xml:space="preserve">divergence forte ou appariement douteux</w:t>
+      </w:r>
+      <w:r>
+        <w:t xml:space="preserve"> </w:t>
+      </w:r>
+      <w:r>
+        <w:t xml:space="preserve">: score &lt; 0,75. C’est souvent l’effet d’une troncature, d’un côté ou de l’autre.</w:t>
+      </w:r>
+    </w:p>
+    <w:p>
+      <w:pPr>
+        <w:numPr>
+          <w:ilvl w:val="1"/>
+          <w:numId w:val="1029"/>
+        </w:numPr>
+        <w:pStyle w:val="Compact"/>
+      </w:pPr>
+      <w:r>
+        <w:t xml:space="preserve">Ces seuils servent au</w:t>
+      </w:r>
+      <w:r>
+        <w:t xml:space="preserve"> </w:t>
+      </w:r>
+      <w:r>
+        <w:rPr>
+          <w:bCs/>
+          <w:b/>
+        </w:rPr>
+        <w:t xml:space="preserve">tri</w:t>
+      </w:r>
+      <w:r>
+        <w:t xml:space="preserve">. Ils ne valent pas jugement philologique : chaque cas « à examiner » ou « divergence » doit être relu.</w:t>
+      </w:r>
+    </w:p>
+    <w:bookmarkEnd w:id="60"/>
+    <w:bookmarkStart w:id="61" w:name="résultats-chiffrés-478-notices"/>
+    <w:p>
+      <w:pPr>
+        <w:pStyle w:val="Heading2"/>
+      </w:pPr>
+      <w:r>
+        <w:t xml:space="preserve">Résultats chiffrés (478 notices)</w:t>
+      </w:r>
+    </w:p>
+    <w:tbl>
+      <w:tblPr>
+        <w:tblStyle w:val="Table"/>
+        <w:tblW w:type="auto" w:w="0"/>
+        <w:tblLook w:firstRow="1" w:lastRow="0" w:firstColumn="0" w:lastColumn="0" w:noHBand="0" w:noVBand="0" w:val="0020"/>
+        <w:jc w:val="start"/>
+      </w:tblPr>
+      <w:tblGrid>
+        <w:gridCol w:w="3960"/>
+        <w:gridCol w:w="3960"/>
+      </w:tblGrid>
+      <w:tr>
+        <w:trPr>
+          <w:tblHeader w:val="true"/>
+        </w:trPr>
+        <w:tc>
+          <w:tcPr/>
+          <w:p>
+            <w:pPr>
+              <w:pStyle w:val="Compact"/>
+              <w:jc w:val="left"/>
+            </w:pPr>
+            <w:r>
+              <w:t xml:space="preserve">statut</w:t>
+            </w:r>
+          </w:p>
+        </w:tc>
+        <w:tc>
+          <w:tcPr/>
+          <w:p>
+            <w:pPr>
+              <w:pStyle w:val="Compact"/>
+              <w:jc w:val="left"/>
+            </w:pPr>
+            <w:r>
+              <w:t xml:space="preserve">notices</w:t>
+            </w:r>
+          </w:p>
+        </w:tc>
+      </w:tr>
+      <w:tr>
+        <w:tc>
+          <w:tcPr/>
+          <w:p>
+            <w:pPr>
+              <w:pStyle w:val="Compact"/>
+              <w:jc w:val="left"/>
+            </w:pPr>
+            <w:r>
+              <w:t xml:space="preserve">concordant (écarts mineurs de notation)</w:t>
+            </w:r>
+          </w:p>
+        </w:tc>
+        <w:tc>
+          <w:tcPr/>
+          <w:p>
+            <w:pPr>
+              <w:pStyle w:val="Compact"/>
+              <w:jc w:val="left"/>
+            </w:pPr>
+            <w:r>
+              <w:t xml:space="preserve">281</w:t>
+            </w:r>
+          </w:p>
+        </w:tc>
+      </w:tr>
+      <w:tr>
+        <w:tc>
+          <w:tcPr/>
+          <w:p>
+            <w:pPr>
+              <w:pStyle w:val="Compact"/>
+              <w:jc w:val="left"/>
+            </w:pPr>
+            <w:r>
+              <w:t xml:space="preserve">écarts à examiner</w:t>
+            </w:r>
+          </w:p>
+        </w:tc>
+        <w:tc>
+          <w:tcPr/>
+          <w:p>
+            <w:pPr>
+              <w:pStyle w:val="Compact"/>
+              <w:jc w:val="left"/>
+            </w:pPr>
+            <w:r>
+              <w:t xml:space="preserve">137</w:t>
+            </w:r>
+          </w:p>
+        </w:tc>
+      </w:tr>
+      <w:tr>
+        <w:tc>
+          <w:tcPr/>
+          <w:p>
+            <w:pPr>
+              <w:pStyle w:val="Compact"/>
+              <w:jc w:val="left"/>
+            </w:pPr>
+            <w:r>
+              <w:t xml:space="preserve">divergence forte ou appariement douteux</w:t>
+            </w:r>
+          </w:p>
+        </w:tc>
+        <w:tc>
+          <w:tcPr/>
+          <w:p>
+            <w:pPr>
+              <w:pStyle w:val="Compact"/>
+              <w:jc w:val="left"/>
+            </w:pPr>
+            <w:r>
+              <w:t xml:space="preserve">38</w:t>
+            </w:r>
+          </w:p>
+        </w:tc>
+      </w:tr>
+      <w:tr>
+        <w:tc>
+          <w:tcPr/>
+          <w:p>
+            <w:pPr>
+              <w:pStyle w:val="Compact"/>
+              <w:jc w:val="left"/>
+            </w:pPr>
+            <w:r>
+              <w:rPr>
+                <w:bCs/>
+                <w:b/>
+              </w:rPr>
+              <w:t xml:space="preserve">appariées à une fiche EDB</w:t>
+            </w:r>
+          </w:p>
+        </w:tc>
+        <w:tc>
+          <w:tcPr/>
+          <w:p>
+            <w:pPr>
+              <w:pStyle w:val="Compact"/>
+              <w:jc w:val="left"/>
+            </w:pPr>
+            <w:r>
+              <w:rPr>
+                <w:bCs/>
+                <w:b/>
+              </w:rPr>
+              <w:t xml:space="preserve">456</w:t>
+            </w:r>
+          </w:p>
+        </w:tc>
+      </w:tr>
+      <w:tr>
+        <w:tc>
+          <w:tcPr/>
+          <w:p>
+            <w:pPr>
+              <w:pStyle w:val="Compact"/>
+              <w:jc w:val="left"/>
+            </w:pPr>
+            <w:r>
+              <w:t xml:space="preserve">numéro ICUR absent de la liste publique EDB (voir ci-dessous)</w:t>
+            </w:r>
+          </w:p>
+        </w:tc>
+        <w:tc>
+          <w:tcPr/>
+          <w:p>
+            <w:pPr>
+              <w:pStyle w:val="Compact"/>
+              <w:jc w:val="left"/>
+            </w:pPr>
+            <w:r>
+              <w:t xml:space="preserve">16</w:t>
+            </w:r>
+          </w:p>
+        </w:tc>
+      </w:tr>
+      <w:tr>
+        <w:tc>
+          <w:tcPr/>
+          <w:p>
+            <w:pPr>
+              <w:pStyle w:val="Compact"/>
+              <w:jc w:val="left"/>
+            </w:pPr>
+            <w:r>
+              <w:t xml:space="preserve">sans numéro ICUR, non trouvée (EDB ni EDH)</w:t>
+            </w:r>
+          </w:p>
+        </w:tc>
+        <w:tc>
+          <w:tcPr/>
+          <w:p>
+            <w:pPr>
+              <w:pStyle w:val="Compact"/>
+              <w:jc w:val="left"/>
+            </w:pPr>
+            <w:r>
+              <w:t xml:space="preserve">6</w:t>
+            </w:r>
+          </w:p>
+        </w:tc>
+      </w:tr>
+    </w:tbl>
+    <w:p>
+      <w:pPr>
+        <w:pStyle w:val="BodyText"/>
+      </w:pPr>
+      <w:r>
+        <w:t xml:space="preserve">16 numéros ICUR se trouvent dans des plages déjà parcourues sans y figurer sous ce numéro : 4798, 4799, 4800, 4802, 4804, 4805, 4807, 4808, 4815, 4829, 4830, 4832, 4836, 4948, 5711 et 5712. La liste EDB saute par exemple de 4781 à 4900. Une recherche par texte (n° 202,</w:t>
+      </w:r>
+      <w:r>
+        <w:t xml:space="preserve"> </w:t>
+      </w:r>
+      <w:r>
+        <w:rPr>
+          <w:iCs/>
+          <w:i/>
+        </w:rPr>
+        <w:t xml:space="preserve">Cinnamius Opas lector tituli Fasciolae</w:t>
+      </w:r>
+      <w:r>
+        <w:t xml:space="preserve">) n’a rien donné. L’EDB indique dans son bandeau que certaines fiches ne sont pas publiques (« only selected records are publicly available online on the Vatican Museums website »). Il est possible que ces numéros, attribués à la basilique Saint-Paul dans la v2.0, en fassent partie : c’est une</w:t>
+      </w:r>
+      <w:r>
+        <w:t xml:space="preserve"> </w:t>
+      </w:r>
+      <w:r>
+        <w:rPr>
+          <w:bCs/>
+          <w:b/>
+        </w:rPr>
+        <w:t xml:space="preserve">hypothèse non vérifiée</w:t>
+      </w:r>
+      <w:r>
+        <w:t xml:space="preserve">. Les notices concernées sont les n° 12, 13, 25, 26, 45, 65, 116, 117, 149, 161, 202, 212, 374, 406, 407 et 452.</w:t>
+      </w:r>
+    </w:p>
+    <w:bookmarkEnd w:id="61"/>
+    <w:bookmarkStart w:id="62" w:name="apports-de-ledb-aux-notices-appariées"/>
+    <w:p>
+      <w:pPr>
+        <w:pStyle w:val="Heading2"/>
+      </w:pPr>
+      <w:r>
+        <w:t xml:space="preserve">Apports de l’EDB aux notices appariées</w:t>
+      </w:r>
+    </w:p>
+    <w:p>
+      <w:pPr>
+        <w:numPr>
+          <w:ilvl w:val="0"/>
+          <w:numId w:val="1030"/>
+        </w:numPr>
+        <w:pStyle w:val="Compact"/>
+      </w:pPr>
+      <w:r>
+        <w:rPr>
+          <w:bCs/>
+          <w:b/>
+        </w:rPr>
+        <w:t xml:space="preserve">Rattachement topographique</w:t>
+      </w:r>
+      <w:r>
+        <w:t xml:space="preserve"> </w:t>
+      </w:r>
+      <w:r>
+        <w:t xml:space="preserve">(absent de 478/478 notices v2.0, anomalie A052). Exemples :</w:t>
+      </w:r>
+      <w:r>
+        <w:t xml:space="preserve"> </w:t>
+      </w:r>
+      <w:r>
+        <w:rPr>
+          <w:iCs/>
+          <w:i/>
+        </w:rPr>
+        <w:t xml:space="preserve">Coem. Commodillae</w:t>
+      </w:r>
+      <w:r>
+        <w:t xml:space="preserve"> </w:t>
+      </w:r>
+      <w:r>
+        <w:t xml:space="preserve">(41),</w:t>
+      </w:r>
+      <w:r>
+        <w:t xml:space="preserve"> </w:t>
+      </w:r>
+      <w:r>
+        <w:rPr>
+          <w:iCs/>
+          <w:i/>
+        </w:rPr>
+        <w:t xml:space="preserve">Basilica ss. Nerei et Achillei in coem. Domitillae</w:t>
+      </w:r>
+      <w:r>
+        <w:t xml:space="preserve"> </w:t>
+      </w:r>
+      <w:r>
+        <w:t xml:space="preserve">(27),</w:t>
+      </w:r>
+      <w:r>
+        <w:t xml:space="preserve"> </w:t>
+      </w:r>
+      <w:r>
+        <w:rPr>
+          <w:iCs/>
+          <w:i/>
+        </w:rPr>
+        <w:t xml:space="preserve">Coem. Domitillae</w:t>
+      </w:r>
+      <w:r>
+        <w:t xml:space="preserve"> </w:t>
+      </w:r>
+      <w:r>
+        <w:t xml:space="preserve">(15),</w:t>
+      </w:r>
+      <w:r>
+        <w:t xml:space="preserve"> </w:t>
+      </w:r>
+      <w:r>
+        <w:rPr>
+          <w:iCs/>
+          <w:i/>
+        </w:rPr>
+        <w:t xml:space="preserve">Coem. Pontiani</w:t>
+      </w:r>
+      <w:r>
+        <w:t xml:space="preserve"> </w:t>
+      </w:r>
+      <w:r>
+        <w:t xml:space="preserve">(8), basilique Saint-Pierre et aire</w:t>
+      </w:r>
+      <w:r>
+        <w:t xml:space="preserve"> </w:t>
+      </w:r>
+      <w:r>
+        <w:rPr>
+          <w:iCs/>
+          <w:i/>
+        </w:rPr>
+        <w:t xml:space="preserve">sub divo</w:t>
+      </w:r>
+      <w:r>
+        <w:t xml:space="preserve"> </w:t>
+      </w:r>
+      <w:r>
+        <w:t xml:space="preserve">(8)… ;</w:t>
+      </w:r>
+      <w:r>
+        <w:t xml:space="preserve"> </w:t>
+      </w:r>
+      <w:r>
+        <w:rPr>
+          <w:iCs/>
+          <w:i/>
+        </w:rPr>
+        <w:t xml:space="preserve">Incertae originis</w:t>
+      </w:r>
+      <w:r>
+        <w:t xml:space="preserve"> </w:t>
+      </w:r>
+      <w:r>
+        <w:t xml:space="preserve">: 159.</w:t>
+      </w:r>
+    </w:p>
+    <w:p>
+      <w:pPr>
+        <w:numPr>
+          <w:ilvl w:val="0"/>
+          <w:numId w:val="1030"/>
+        </w:numPr>
+        <w:pStyle w:val="Compact"/>
+      </w:pPr>
+      <w:r>
+        <w:rPr>
+          <w:bCs/>
+          <w:b/>
+        </w:rPr>
+        <w:t xml:space="preserve">Lieu de conservation</w:t>
+      </w:r>
+      <w:r>
+        <w:t xml:space="preserve">, pour une partie des fiches : Musei Vaticani, Lapidario Cristiano (41) et Galleria Lapidaria (25) ; « Basilica ss. Nerei et Achillei in coem. Domitillae » (24) ; Musei Capitolini (10) ; « Museo Archeologico Nazionale » (10 ; libellé EDB reproduit tel quel) ; Collegio Teutonico (6) ; Ostia Antica, Lapidario (n° 336)…</w:t>
+      </w:r>
+    </w:p>
+    <w:p>
+      <w:pPr>
+        <w:numPr>
+          <w:ilvl w:val="0"/>
+          <w:numId w:val="1030"/>
+        </w:numPr>
+        <w:pStyle w:val="Compact"/>
+      </w:pPr>
+      <w:r>
+        <w:rPr>
+          <w:bCs/>
+          <w:b/>
+        </w:rPr>
+        <w:t xml:space="preserve">Signes figurés</w:t>
+      </w:r>
+      <w:r>
+        <w:t xml:space="preserve"> </w:t>
+      </w:r>
+      <w:r>
+        <w:t xml:space="preserve">(chrisme, croix, oiseaux, palmes…), absents de l’EDCS (voir les dossiers, § E).</w:t>
+      </w:r>
+    </w:p>
+    <w:p>
+      <w:pPr>
+        <w:numPr>
+          <w:ilvl w:val="0"/>
+          <w:numId w:val="1030"/>
+        </w:numPr>
+        <w:pStyle w:val="Compact"/>
+      </w:pPr>
+      <w:r>
+        <w:rPr>
+          <w:bCs/>
+          <w:b/>
+        </w:rPr>
+        <w:t xml:space="preserve">Lignes et parties absentes du texte EDCS de la v2.0</w:t>
+      </w:r>
+      <w:r>
+        <w:t xml:space="preserve">, dont des formules consulaires (dossiers, § D).</w:t>
+      </w:r>
+    </w:p>
+    <w:p>
+      <w:pPr>
+        <w:numPr>
+          <w:ilvl w:val="0"/>
+          <w:numId w:val="1030"/>
+        </w:numPr>
+        <w:pStyle w:val="Compact"/>
+      </w:pPr>
+      <w:r>
+        <w:rPr>
+          <w:bCs/>
+          <w:b/>
+        </w:rPr>
+        <w:t xml:space="preserve">Restitutions différentes</w:t>
+      </w:r>
+      <w:r>
+        <w:t xml:space="preserve"> </w:t>
+      </w:r>
+      <w:r>
+        <w:t xml:space="preserve">de celles de l’EDCS. Exemple : le n° 73,</w:t>
+      </w:r>
+      <w:r>
+        <w:t xml:space="preserve"> </w:t>
+      </w:r>
+      <w:r>
+        <w:rPr>
+          <w:iCs/>
+          <w:i/>
+        </w:rPr>
+        <w:t xml:space="preserve">carmen</w:t>
+      </w:r>
+      <w:r>
+        <w:t xml:space="preserve"> </w:t>
+      </w:r>
+      <w:r>
+        <w:t xml:space="preserve">d’Eleuteria (363), où l’EDB restitue</w:t>
+      </w:r>
+      <w:r>
+        <w:t xml:space="preserve"> </w:t>
+      </w:r>
+      <w:r>
+        <w:rPr>
+          <w:rStyle w:val="VerbatimChar"/>
+        </w:rPr>
+        <w:t xml:space="preserve">[corpore namque tu]us spiritus … [est sociatu]s sanctis</w:t>
+      </w:r>
+      <w:r>
+        <w:t xml:space="preserve"> </w:t>
+      </w:r>
+      <w:r>
+        <w:t xml:space="preserve">là où l’EDCS donne</w:t>
+      </w:r>
+      <w:r>
+        <w:t xml:space="preserve"> </w:t>
+      </w:r>
+      <w:r>
+        <w:rPr>
+          <w:rStyle w:val="VerbatimChar"/>
+        </w:rPr>
+        <w:t xml:space="preserve">[at tuus in caelo] spiritus … [vivit cum] sanctis</w:t>
+      </w:r>
+      <w:r>
+        <w:t xml:space="preserve">. Ces deux restitutions sont</w:t>
+      </w:r>
+      <w:r>
+        <w:t xml:space="preserve"> </w:t>
+      </w:r>
+      <w:r>
+        <w:rPr>
+          <w:bCs/>
+          <w:b/>
+        </w:rPr>
+        <w:t xml:space="preserve">conjecturales</w:t>
+      </w:r>
+      <w:r>
+        <w:t xml:space="preserve"> </w:t>
+      </w:r>
+      <w:r>
+        <w:t xml:space="preserve">et produisent des lectures eschatologiques différentes : aucune ne doit être traduite comme acquise.</w:t>
+      </w:r>
+    </w:p>
+    <w:bookmarkEnd w:id="62"/>
+    <w:bookmarkStart w:id="63" w:name="pour-terminer-la-collation"/>
+    <w:p>
+      <w:pPr>
+        <w:pStyle w:val="Heading2"/>
+      </w:pPr>
+      <w:r>
+        <w:t xml:space="preserve">Pour terminer la collation</w:t>
+      </w:r>
+    </w:p>
+    <w:p>
+      <w:pPr>
+        <w:numPr>
+          <w:ilvl w:val="0"/>
+          <w:numId w:val="1031"/>
+        </w:numPr>
+        <w:pStyle w:val="Compact"/>
+      </w:pPr>
+      <w:r>
+        <w:rPr>
+          <w:bCs/>
+          <w:b/>
+        </w:rPr>
+        <w:t xml:space="preserve">Voie la plus sûre.</w:t>
+      </w:r>
+      <w:r>
+        <w:t xml:space="preserve"> </w:t>
+      </w:r>
+      <w:r>
+        <w:t xml:space="preserve">Télécharger hors de cet environnement le dépôt EpiDoc complet de l’EDB (Zenodo, DOI 10.5281/zenodo.3575485, CC BY 4.0, 73,8 Mo), puis apparier les 478 notices en local avec les scripts de</w:t>
+      </w:r>
+      <w:r>
+        <w:t xml:space="preserve"> </w:t>
+      </w:r>
+      <w:r>
+        <w:rPr>
+          <w:rStyle w:val="VerbatimChar"/>
+        </w:rPr>
+        <w:t xml:space="preserve">05_scripts/</w:t>
+      </w:r>
+      <w:r>
+        <w:t xml:space="preserve">, adaptés à l’EpiDoc.</w:t>
+      </w:r>
+    </w:p>
+    <w:p>
+      <w:pPr>
+        <w:numPr>
+          <w:ilvl w:val="0"/>
+          <w:numId w:val="1031"/>
+        </w:numPr>
+        <w:pStyle w:val="Compact"/>
+      </w:pPr>
+      <w:r>
+        <w:rPr>
+          <w:bCs/>
+          <w:b/>
+        </w:rPr>
+        <w:t xml:space="preserve">Sinon.</w:t>
+      </w:r>
+      <w:r>
+        <w:t xml:space="preserve"> </w:t>
+      </w:r>
+      <w:r>
+        <w:t xml:space="preserve">Les listes ont été entièrement parcourues pour les numéros ICUR du corpus. Lot 5 : les fiches détaillées des 38 divergences fortes ont été ouvertes (dossiers, § H ;</w:t>
+      </w:r>
+      <w:r>
+        <w:t xml:space="preserve"> </w:t>
+      </w:r>
+      <w:r>
+        <w:rPr>
+          <w:rStyle w:val="VerbatimChar"/>
+        </w:rPr>
+        <w:t xml:space="preserve">edb/divergences_fortes_fiches.csv</w:t>
+      </w:r>
+      <w:r>
+        <w:t xml:space="preserve">). Restent à ouvrir les fiches des 137 notices « à examiner » dont le texte de liste est tronqué (« More »).</w:t>
+      </w:r>
+    </w:p>
+    <w:p>
+      <w:pPr>
+        <w:numPr>
+          <w:ilvl w:val="0"/>
+          <w:numId w:val="1031"/>
+        </w:numPr>
+        <w:pStyle w:val="Compact"/>
+      </w:pPr>
+      <w:r>
+        <w:rPr>
+          <w:bCs/>
+          <w:b/>
+        </w:rPr>
+        <w:t xml:space="preserve">Dans tous les cas.</w:t>
+      </w:r>
+      <w:r>
+        <w:t xml:space="preserve"> </w:t>
+      </w:r>
+      <w:r>
+        <w:t xml:space="preserve">Les écarts substantiels doivent être tranchés sur l’</w:t>
+      </w:r>
+      <w:r>
+        <w:rPr>
+          <w:bCs/>
+          <w:b/>
+        </w:rPr>
+        <w:t xml:space="preserve">ICVR imprimée</w:t>
+      </w:r>
+      <w:r>
+        <w:t xml:space="preserve"> </w:t>
+      </w:r>
+      <w:r>
+        <w:t xml:space="preserve">(photographies et commentaires) : c’est la seule édition critique de référence pour ces textes.</w:t>
+      </w:r>
+    </w:p>
+    <w:bookmarkEnd w:id="63"/>
+    <w:bookmarkEnd w:id="64"/>
+    <w:bookmarkStart w:id="67" w:name="Xf0b97d1684f2d91f3bcf882282ddf773023d200"/>
+    <w:p>
+      <w:pPr>
+        <w:pStyle w:val="Heading1"/>
+      </w:pPr>
+      <w:r>
+        <w:t xml:space="preserve">Statistiques recalculées sur les lectures stabilisées (lots 4-5)</w:t>
+      </w:r>
+    </w:p>
+    <w:p>
+      <w:pPr>
+        <w:pStyle w:val="FirstParagraph"/>
+      </w:pPr>
+      <w:r>
+        <w:t xml:space="preserve">Script :</w:t>
+      </w:r>
+      <w:r>
+        <w:t xml:space="preserve"> </w:t>
+      </w:r>
+      <w:r>
+        <w:rPr>
+          <w:rStyle w:val="VerbatimChar"/>
+        </w:rPr>
+        <w:t xml:space="preserve">05_scripts/stats_stabilisees.py</w:t>
+      </w:r>
+      <w:r>
+        <w:t xml:space="preserve"> </w:t>
+      </w:r>
+      <w:r>
+        <w:t xml:space="preserve">; données :</w:t>
+      </w:r>
+      <w:r>
+        <w:t xml:space="preserve"> </w:t>
+      </w:r>
+      <w:r>
+        <w:rPr>
+          <w:rStyle w:val="VerbatimChar"/>
+        </w:rPr>
+        <w:t xml:space="preserve">collation_edcs_edb.csv</w:t>
+      </w:r>
+      <w:r>
+        <w:t xml:space="preserve"> </w:t>
+      </w:r>
+      <w:r>
+        <w:t xml:space="preserve">et base v2.0.</w:t>
+      </w:r>
+    </w:p>
+    <w:p>
+      <w:pPr>
+        <w:pStyle w:val="BodyText"/>
+      </w:pPr>
+      <w:r>
+        <w:rPr>
+          <w:bCs/>
+          <w:b/>
+        </w:rPr>
+        <w:t xml:space="preserve">Définition.</w:t>
+      </w:r>
+      <w:r>
+        <w:t xml:space="preserve"> </w:t>
+      </w:r>
+      <w:r>
+        <w:t xml:space="preserve">Une lecture est dite</w:t>
+      </w:r>
+      <w:r>
+        <w:t xml:space="preserve"> </w:t>
+      </w:r>
+      <w:r>
+        <w:rPr>
+          <w:iCs/>
+          <w:i/>
+        </w:rPr>
+        <w:t xml:space="preserve">stabilisée</w:t>
+      </w:r>
+      <w:r>
+        <w:t xml:space="preserve"> </w:t>
+      </w:r>
+      <w:r>
+        <w:t xml:space="preserve">quand le texte EDCS de la v2.0 et le texte de l’EDB concordent, aux conventions de notation près (statut « concordant »). Elle n’est pas pour autant</w:t>
+      </w:r>
+      <w:r>
+        <w:t xml:space="preserve"> </w:t>
+      </w:r>
+      <w:r>
+        <w:rPr>
+          <w:bCs/>
+          <w:b/>
+        </w:rPr>
+        <w:t xml:space="preserve">validée</w:t>
+      </w:r>
+      <w:r>
+        <w:t xml:space="preserve"> </w:t>
+      </w:r>
+      <w:r>
+        <w:t xml:space="preserve">: les deux bases dépendent de l’ICVR, et aucune n’a été contrôlée ici sur l’édition imprimée ni sur la pierre.</w:t>
       </w:r>
     </w:p>
     <w:tbl>
@@ -11223,19 +12353,19 @@
               <w:jc w:val="left"/>
             </w:pPr>
             <w:r>
-              <w:t xml:space="preserve">Niveau</w:t>
-            </w:r>
-          </w:p>
-        </w:tc>
-        <w:tc>
-          <w:tcPr/>
-          <w:p>
-            <w:pPr>
-              <w:pStyle w:val="Compact"/>
-              <w:jc w:val="left"/>
-            </w:pPr>
-            <w:r>
-              <w:t xml:space="preserve">Textes</w:t>
+              <w:t xml:space="preserve">Mesure</w:t>
+            </w:r>
+          </w:p>
+        </w:tc>
+        <w:tc>
+          <w:tcPr/>
+          <w:p>
+            <w:pPr>
+              <w:pStyle w:val="Compact"/>
+              <w:jc w:val="left"/>
+            </w:pPr>
+            <w:r>
+              <w:t xml:space="preserve">Valeur</w:t>
             </w:r>
           </w:p>
         </w:tc>
@@ -11261,31 +12391,31 @@
               <w:jc w:val="left"/>
             </w:pPr>
             <w:r>
-              <w:t xml:space="preserve">A — au moins un nom consulaire lu</w:t>
-            </w:r>
-          </w:p>
-        </w:tc>
-        <w:tc>
-          <w:tcPr/>
-          <w:p>
-            <w:pPr>
-              <w:pStyle w:val="Compact"/>
-              <w:jc w:val="left"/>
-            </w:pPr>
-            <w:r>
-              <w:t xml:space="preserve">338 (74,0 %)</w:t>
-            </w:r>
-          </w:p>
-        </w:tc>
-        <w:tc>
-          <w:tcPr/>
-          <w:p>
-            <w:pPr>
-              <w:pStyle w:val="Compact"/>
-              <w:jc w:val="left"/>
-            </w:pPr>
-            <w:r>
-              <w:t xml:space="preserve">457 textes à datation directe (corpus de 473)</w:t>
+              <w:t xml:space="preserve">Notices</w:t>
+            </w:r>
+          </w:p>
+        </w:tc>
+        <w:tc>
+          <w:tcPr/>
+          <w:p>
+            <w:pPr>
+              <w:pStyle w:val="Compact"/>
+              <w:jc w:val="left"/>
+            </w:pPr>
+            <w:r>
+              <w:t xml:space="preserve">478</w:t>
+            </w:r>
+          </w:p>
+        </w:tc>
+        <w:tc>
+          <w:tcPr/>
+          <w:p>
+            <w:pPr>
+              <w:pStyle w:val="Compact"/>
+              <w:jc w:val="left"/>
+            </w:pPr>
+            <w:r>
+              <w:t xml:space="preserve">—</w:t>
             </w:r>
           </w:p>
         </w:tc>
@@ -11299,31 +12429,41 @@
               <w:jc w:val="left"/>
             </w:pPr>
             <w:r>
-              <w:t xml:space="preserve">B — lecture partielle (≥ 3 lettres gravées)</w:t>
-            </w:r>
-          </w:p>
-        </w:tc>
-        <w:tc>
-          <w:tcPr/>
-          <w:p>
-            <w:pPr>
-              <w:pStyle w:val="Compact"/>
-              <w:jc w:val="left"/>
-            </w:pPr>
-            <w:r>
-              <w:t xml:space="preserve">97 (21,2 %)</w:t>
-            </w:r>
-          </w:p>
-        </w:tc>
-        <w:tc>
-          <w:tcPr/>
-          <w:p>
-            <w:pPr>
-              <w:pStyle w:val="Compact"/>
-              <w:jc w:val="left"/>
-            </w:pPr>
-            <w:r>
-              <w:t xml:space="preserve">457</w:t>
+              <w:t xml:space="preserve">Textes distincts après fusion des doublons 106→120, 282→288, 329→336 et des fragments 393+394</w:t>
+            </w:r>
+          </w:p>
+        </w:tc>
+        <w:tc>
+          <w:tcPr/>
+          <w:p>
+            <w:pPr>
+              <w:pStyle w:val="Compact"/>
+              <w:jc w:val="left"/>
+            </w:pPr>
+            <w:r>
+              <w:rPr>
+                <w:bCs/>
+                <w:b/>
+              </w:rPr>
+              <w:t xml:space="preserve">474</w:t>
+            </w:r>
+            <w:r>
+              <w:t xml:space="preserve"> </w:t>
+            </w:r>
+            <w:r>
+              <w:t xml:space="preserve">(473 après exclusion du n° 98, daté de 461/482)</w:t>
+            </w:r>
+          </w:p>
+        </w:tc>
+        <w:tc>
+          <w:tcPr/>
+          <w:p>
+            <w:pPr>
+              <w:pStyle w:val="Compact"/>
+              <w:jc w:val="left"/>
+            </w:pPr>
+            <w:r>
+              <w:t xml:space="preserve">478</w:t>
             </w:r>
           </w:p>
         </w:tc>
@@ -11337,31 +12477,35 @@
               <w:jc w:val="left"/>
             </w:pPr>
             <w:r>
-              <w:t xml:space="preserve">C — initiales seules</w:t>
-            </w:r>
-          </w:p>
-        </w:tc>
-        <w:tc>
-          <w:tcPr/>
-          <w:p>
-            <w:pPr>
-              <w:pStyle w:val="Compact"/>
-              <w:jc w:val="left"/>
-            </w:pPr>
-            <w:r>
-              <w:t xml:space="preserve">2 (0,4 %)</w:t>
-            </w:r>
-          </w:p>
-        </w:tc>
-        <w:tc>
-          <w:tcPr/>
-          <w:p>
-            <w:pPr>
-              <w:pStyle w:val="Compact"/>
-              <w:jc w:val="left"/>
-            </w:pPr>
-            <w:r>
-              <w:t xml:space="preserve">457</w:t>
+              <w:t xml:space="preserve">Lectures stabilisées</w:t>
+            </w:r>
+          </w:p>
+        </w:tc>
+        <w:tc>
+          <w:tcPr/>
+          <w:p>
+            <w:pPr>
+              <w:pStyle w:val="Compact"/>
+              <w:jc w:val="left"/>
+            </w:pPr>
+            <w:r>
+              <w:rPr>
+                <w:bCs/>
+                <w:b/>
+              </w:rPr>
+              <w:t xml:space="preserve">279</w:t>
+            </w:r>
+          </w:p>
+        </w:tc>
+        <w:tc>
+          <w:tcPr/>
+          <w:p>
+            <w:pPr>
+              <w:pStyle w:val="Compact"/>
+              <w:jc w:val="left"/>
+            </w:pPr>
+            <w:r>
+              <w:t xml:space="preserve">474</w:t>
             </w:r>
           </w:p>
         </w:tc>
@@ -11375,260 +12519,129 @@
               <w:jc w:val="left"/>
             </w:pPr>
             <w:r>
-              <w:t xml:space="preserve">R — consulat restitué (≤ 2 lettres gravées par nom)</w:t>
-            </w:r>
-          </w:p>
-        </w:tc>
-        <w:tc>
-          <w:tcPr/>
-          <w:p>
-            <w:pPr>
-              <w:pStyle w:val="Compact"/>
-              <w:jc w:val="left"/>
-            </w:pPr>
-            <w:r>
-              <w:t xml:space="preserve">20 (4,4 %)</w:t>
-            </w:r>
-          </w:p>
-        </w:tc>
-        <w:tc>
-          <w:tcPr/>
-          <w:p>
-            <w:pPr>
-              <w:pStyle w:val="Compact"/>
-              <w:jc w:val="left"/>
-            </w:pPr>
-            <w:r>
-              <w:t xml:space="preserve">457</w:t>
+              <w:t xml:space="preserve">Répartition par décennie (393/394 comptés une fois)</w:t>
+            </w:r>
+          </w:p>
+        </w:tc>
+        <w:tc>
+          <w:tcPr/>
+          <w:p>
+            <w:pPr>
+              <w:pStyle w:val="Compact"/>
+              <w:jc w:val="left"/>
+            </w:pPr>
+            <w:r>
+              <w:t xml:space="preserve">340s : 16 ; 350s : 10 ; 360s : 46 ; 370s : 49 ; 380s : 72 ; 390s : 64 ; 400–403 : 22</w:t>
+            </w:r>
+          </w:p>
+        </w:tc>
+        <w:tc>
+          <w:tcPr/>
+          <w:p>
+            <w:pPr>
+              <w:pStyle w:val="Compact"/>
+              <w:jc w:val="left"/>
+            </w:pPr>
+            <w:r>
+              <w:t xml:space="preserve">279</w:t>
+            </w:r>
+          </w:p>
+        </w:tc>
+      </w:tr>
+      <w:tr>
+        <w:tc>
+          <w:tcPr/>
+          <w:p>
+            <w:pPr>
+              <w:pStyle w:val="Compact"/>
+              <w:jc w:val="left"/>
+            </w:pPr>
+            <w:r>
+              <w:rPr>
+                <w:iCs/>
+                <w:i/>
+              </w:rPr>
+              <w:t xml:space="preserve">in pace</w:t>
+            </w:r>
+            <w:r>
+              <w:t xml:space="preserve"> </w:t>
+            </w:r>
+            <w:r>
+              <w:t xml:space="preserve">présent dans le texte EDB, hors cas où le mot est entièrement entre crochets (mesure approximative)</w:t>
+            </w:r>
+          </w:p>
+        </w:tc>
+        <w:tc>
+          <w:tcPr/>
+          <w:p>
+            <w:pPr>
+              <w:pStyle w:val="Compact"/>
+              <w:jc w:val="left"/>
+            </w:pPr>
+            <w:r>
+              <w:t xml:space="preserve">94</w:t>
+            </w:r>
+          </w:p>
+        </w:tc>
+        <w:tc>
+          <w:tcPr/>
+          <w:p>
+            <w:pPr>
+              <w:pStyle w:val="Compact"/>
+              <w:jc w:val="left"/>
+            </w:pPr>
+            <w:r>
+              <w:t xml:space="preserve">279</w:t>
+            </w:r>
+          </w:p>
+        </w:tc>
+      </w:tr>
+      <w:tr>
+        <w:tc>
+          <w:tcPr/>
+          <w:p>
+            <w:pPr>
+              <w:pStyle w:val="Compact"/>
+              <w:jc w:val="left"/>
+            </w:pPr>
+            <w:r>
+              <w:t xml:space="preserve">Chrisme ou croix selon l’EDB</w:t>
+            </w:r>
+          </w:p>
+        </w:tc>
+        <w:tc>
+          <w:tcPr/>
+          <w:p>
+            <w:pPr>
+              <w:pStyle w:val="Compact"/>
+              <w:jc w:val="left"/>
+            </w:pPr>
+            <w:r>
+              <w:t xml:space="preserve">27</w:t>
+            </w:r>
+          </w:p>
+        </w:tc>
+        <w:tc>
+          <w:tcPr/>
+          <w:p>
+            <w:pPr>
+              <w:pStyle w:val="Compact"/>
+              <w:jc w:val="left"/>
+            </w:pPr>
+            <w:r>
+              <w:t xml:space="preserve">279</w:t>
             </w:r>
           </w:p>
         </w:tc>
       </w:tr>
     </w:tbl>
-    <w:p>
-      <w:pPr>
-        <w:pStyle w:val="BodyText"/>
-      </w:pPr>
-      <w:r>
-        <w:t xml:space="preserve">Un contrôle de robustesse doit recalculer les distributions chronologiques</w:t>
-      </w:r>
-      <w:r>
-        <w:t xml:space="preserve"> </w:t>
-      </w:r>
-      <w:r>
-        <w:rPr>
-          <w:bCs/>
-          <w:b/>
-        </w:rPr>
-        <w:t xml:space="preserve">sans les 20 textes de niveau R</w:t>
-      </w:r>
-      <w:r>
-        <w:t xml:space="preserve">.</w:t>
-      </w:r>
-    </w:p>
-    <w:bookmarkEnd w:id="61"/>
-    <w:bookmarkStart w:id="62" w:name="limites"/>
+    <w:bookmarkStart w:id="65" w:name="Xb751a1848503207bafee57f61cdde6f3653c8de"/>
     <w:p>
       <w:pPr>
         <w:pStyle w:val="Heading2"/>
       </w:pPr>
       <w:r>
-        <w:t xml:space="preserve">Limites</w:t>
-      </w:r>
-    </w:p>
-    <w:p>
-      <w:pPr>
-        <w:numPr>
-          <w:ilvl w:val="0"/>
-          <w:numId w:val="1031"/>
-        </w:numPr>
-        <w:pStyle w:val="Compact"/>
-      </w:pPr>
-      <w:r>
-        <w:t xml:space="preserve">Les 195 autres textes ne sont pas « faux ». Ils présentent un écart à examiner, n’ont pas encore été appariés, ou ne portent pas de numéro ICUR. Les en exclure introduit un</w:t>
-      </w:r>
-      <w:r>
-        <w:t xml:space="preserve"> </w:t>
-      </w:r>
-      <w:r>
-        <w:rPr>
-          <w:bCs/>
-          <w:b/>
-        </w:rPr>
-        <w:t xml:space="preserve">biais de sélection</w:t>
-      </w:r>
-      <w:r>
-        <w:t xml:space="preserve"> </w:t>
-      </w:r>
-      <w:r>
-        <w:t xml:space="preserve">: les textes longs et fragmentaires divergent plus souvent. Ces chiffres servent de</w:t>
-      </w:r>
-      <w:r>
-        <w:t xml:space="preserve"> </w:t>
-      </w:r>
-      <w:r>
-        <w:rPr>
-          <w:bCs/>
-          <w:b/>
-        </w:rPr>
-        <w:t xml:space="preserve">contrôle de robustesse</w:t>
-      </w:r>
-      <w:r>
-        <w:t xml:space="preserve">, non de résultats définitifs.</w:t>
-      </w:r>
-    </w:p>
-    <w:p>
-      <w:pPr>
-        <w:numPr>
-          <w:ilvl w:val="0"/>
-          <w:numId w:val="1031"/>
-        </w:numPr>
-        <w:pStyle w:val="Compact"/>
-      </w:pPr>
-      <w:r>
-        <w:t xml:space="preserve">Les statistiques de la v2.0 sur l’ensemble du corpus restent les seules exhaustives. Elles doivent être republiées accompagnées de ce contrôle, et recalculées après arbitrage des écarts.</w:t>
-      </w:r>
-    </w:p>
-    <w:bookmarkEnd w:id="62"/>
-    <w:bookmarkEnd w:id="63"/>
-    <w:bookmarkStart w:id="67" w:name="Xa221a151d235e45b63b99089c4fe73c6915f310"/>
-    <w:p>
-      <w:pPr>
-        <w:pStyle w:val="Heading1"/>
-      </w:pPr>
-      <w:r>
-        <w:t xml:space="preserve">Audit du document « État critique de la recherche sur les épitaphes chrétiennes de Rome (340-403) et confrontation au corpus de 478 inscriptions »</w:t>
-      </w:r>
-    </w:p>
-    <w:p>
-      <w:pPr>
-        <w:numPr>
-          <w:ilvl w:val="0"/>
-          <w:numId w:val="1032"/>
-        </w:numPr>
-        <w:pStyle w:val="Compact"/>
-      </w:pPr>
-      <w:r>
-        <w:rPr>
-          <w:bCs/>
-          <w:b/>
-        </w:rPr>
-        <w:t xml:space="preserve">Source</w:t>
-      </w:r>
-      <w:r>
-        <w:t xml:space="preserve"> </w:t>
-      </w:r>
-      <w:r>
-        <w:t xml:space="preserve">: Google Doc</w:t>
-      </w:r>
-      <w:r>
-        <w:t xml:space="preserve"> </w:t>
-      </w:r>
-      <w:r>
-        <w:rPr>
-          <w:rStyle w:val="VerbatimChar"/>
-        </w:rPr>
-        <w:t xml:space="preserve">1EK6eph6evZrC_lOwfYa3DuYj4_uwsWURaGsFirfglUA</w:t>
-      </w:r>
-      <w:r>
-        <w:t xml:space="preserve">, créé le 12 oct. 2026, lu intégralement le 14 oct. 2026.</w:t>
-      </w:r>
-    </w:p>
-    <w:p>
-      <w:pPr>
-        <w:numPr>
-          <w:ilvl w:val="0"/>
-          <w:numId w:val="1032"/>
-        </w:numPr>
-        <w:pStyle w:val="Compact"/>
-      </w:pPr>
-      <w:r>
-        <w:rPr>
-          <w:bCs/>
-          <w:b/>
-        </w:rPr>
-        <w:t xml:space="preserve">Méthode</w:t>
-      </w:r>
-      <w:r>
-        <w:t xml:space="preserve"> </w:t>
-      </w:r>
-      <w:r>
-        <w:t xml:space="preserve">: chaque chiffre et chaque citation du document ont été confrontés à la base PRISME v2.0 (</w:t>
-      </w:r>
-      <w:r>
-        <w:rPr>
-          <w:rStyle w:val="VerbatimChar"/>
-        </w:rPr>
-        <w:t xml:space="preserve">01_donnees/base_v2_csv/</w:t>
-      </w:r>
-      <w:r>
-        <w:t xml:space="preserve">, feuilles</w:t>
-      </w:r>
-      <w:r>
-        <w:t xml:space="preserve"> </w:t>
-      </w:r>
-      <w:r>
-        <w:rPr>
-          <w:iCs/>
-          <w:i/>
-        </w:rPr>
-        <w:t xml:space="preserve">Notices</w:t>
-      </w:r>
-      <w:r>
-        <w:t xml:space="preserve"> </w:t>
-      </w:r>
-      <w:r>
-        <w:t xml:space="preserve">et</w:t>
-      </w:r>
-      <w:r>
-        <w:t xml:space="preserve"> </w:t>
-      </w:r>
-      <w:r>
-        <w:rPr>
-          <w:iCs/>
-          <w:i/>
-        </w:rPr>
-        <w:t xml:space="preserve">Textes</w:t>
-      </w:r>
-      <w:r>
-        <w:t xml:space="preserve">, 478 notices).</w:t>
-      </w:r>
-    </w:p>
-    <w:bookmarkStart w:id="64" w:name="verdict"/>
-    <w:p>
-      <w:pPr>
-        <w:pStyle w:val="Heading2"/>
-      </w:pPr>
-      <w:r>
-        <w:t xml:space="preserve">Verdict</w:t>
-      </w:r>
-    </w:p>
-    <w:p>
-      <w:pPr>
-        <w:pStyle w:val="FirstParagraph"/>
-      </w:pPr>
-      <w:r>
-        <w:rPr>
-          <w:bCs/>
-          <w:b/>
-        </w:rPr>
-        <w:t xml:space="preserve">Ce document ne doit pas être utilisé, ni cité, ni repris dans le manuscrit.</w:t>
-      </w:r>
-      <w:r>
-        <w:t xml:space="preserve"> </w:t>
-      </w:r>
-      <w:r>
-        <w:t xml:space="preserve">Ses données chiffrées sur « le corpus de 478 inscriptions » sont incompatibles avec la base du corpus. Les formules latines qu’il présente comme tirées du corpus n’y figurent pas. Plusieurs références (paginations, attributions) ne sont pas vérifiables. Tout porte à croire qu’il s’agit d’un texte généré, sans accès à la base.</w:t>
-      </w:r>
-    </w:p>
-    <w:bookmarkEnd w:id="64"/>
-    <w:bookmarkStart w:id="65" w:name="contrôles-effectués"/>
-    <w:p>
-      <w:pPr>
-        <w:pStyle w:val="Heading2"/>
-      </w:pPr>
-      <w:r>
-        <w:t xml:space="preserve">Contrôles effectués</w:t>
+        <w:t xml:space="preserve">Fondement des années « directes » (lot 5, dossiers § G)</w:t>
       </w:r>
     </w:p>
     <w:tbl>
@@ -11655,31 +12668,31 @@
               <w:jc w:val="left"/>
             </w:pPr>
             <w:r>
-              <w:t xml:space="preserve">Affirmation du document</w:t>
-            </w:r>
-          </w:p>
-        </w:tc>
-        <w:tc>
-          <w:tcPr/>
-          <w:p>
-            <w:pPr>
-              <w:pStyle w:val="Compact"/>
-              <w:jc w:val="left"/>
-            </w:pPr>
-            <w:r>
-              <w:t xml:space="preserve">Valeur dans la base v2.0</w:t>
-            </w:r>
-          </w:p>
-        </w:tc>
-        <w:tc>
-          <w:tcPr/>
-          <w:p>
-            <w:pPr>
-              <w:pStyle w:val="Compact"/>
-              <w:jc w:val="left"/>
-            </w:pPr>
-            <w:r>
-              <w:t xml:space="preserve">Contrôle</w:t>
+              <w:t xml:space="preserve">Niveau</w:t>
+            </w:r>
+          </w:p>
+        </w:tc>
+        <w:tc>
+          <w:tcPr/>
+          <w:p>
+            <w:pPr>
+              <w:pStyle w:val="Compact"/>
+              <w:jc w:val="left"/>
+            </w:pPr>
+            <w:r>
+              <w:t xml:space="preserve">Textes</w:t>
+            </w:r>
+          </w:p>
+        </w:tc>
+        <w:tc>
+          <w:tcPr/>
+          <w:p>
+            <w:pPr>
+              <w:pStyle w:val="Compact"/>
+              <w:jc w:val="left"/>
+            </w:pPr>
+            <w:r>
+              <w:t xml:space="preserve">Dénominateur</w:t>
             </w:r>
           </w:p>
         </w:tc>
@@ -11693,6 +12706,438 @@
               <w:jc w:val="left"/>
             </w:pPr>
             <w:r>
+              <w:t xml:space="preserve">A — au moins un nom consulaire lu</w:t>
+            </w:r>
+          </w:p>
+        </w:tc>
+        <w:tc>
+          <w:tcPr/>
+          <w:p>
+            <w:pPr>
+              <w:pStyle w:val="Compact"/>
+              <w:jc w:val="left"/>
+            </w:pPr>
+            <w:r>
+              <w:t xml:space="preserve">338 (74,0 %)</w:t>
+            </w:r>
+          </w:p>
+        </w:tc>
+        <w:tc>
+          <w:tcPr/>
+          <w:p>
+            <w:pPr>
+              <w:pStyle w:val="Compact"/>
+              <w:jc w:val="left"/>
+            </w:pPr>
+            <w:r>
+              <w:t xml:space="preserve">457 textes à datation directe (corpus de 473)</w:t>
+            </w:r>
+          </w:p>
+        </w:tc>
+      </w:tr>
+      <w:tr>
+        <w:tc>
+          <w:tcPr/>
+          <w:p>
+            <w:pPr>
+              <w:pStyle w:val="Compact"/>
+              <w:jc w:val="left"/>
+            </w:pPr>
+            <w:r>
+              <w:t xml:space="preserve">B — lecture partielle (≥ 3 lettres gravées)</w:t>
+            </w:r>
+          </w:p>
+        </w:tc>
+        <w:tc>
+          <w:tcPr/>
+          <w:p>
+            <w:pPr>
+              <w:pStyle w:val="Compact"/>
+              <w:jc w:val="left"/>
+            </w:pPr>
+            <w:r>
+              <w:t xml:space="preserve">97 (21,2 %)</w:t>
+            </w:r>
+          </w:p>
+        </w:tc>
+        <w:tc>
+          <w:tcPr/>
+          <w:p>
+            <w:pPr>
+              <w:pStyle w:val="Compact"/>
+              <w:jc w:val="left"/>
+            </w:pPr>
+            <w:r>
+              <w:t xml:space="preserve">457</w:t>
+            </w:r>
+          </w:p>
+        </w:tc>
+      </w:tr>
+      <w:tr>
+        <w:tc>
+          <w:tcPr/>
+          <w:p>
+            <w:pPr>
+              <w:pStyle w:val="Compact"/>
+              <w:jc w:val="left"/>
+            </w:pPr>
+            <w:r>
+              <w:t xml:space="preserve">C — initiales seules</w:t>
+            </w:r>
+          </w:p>
+        </w:tc>
+        <w:tc>
+          <w:tcPr/>
+          <w:p>
+            <w:pPr>
+              <w:pStyle w:val="Compact"/>
+              <w:jc w:val="left"/>
+            </w:pPr>
+            <w:r>
+              <w:t xml:space="preserve">2 (0,4 %)</w:t>
+            </w:r>
+          </w:p>
+        </w:tc>
+        <w:tc>
+          <w:tcPr/>
+          <w:p>
+            <w:pPr>
+              <w:pStyle w:val="Compact"/>
+              <w:jc w:val="left"/>
+            </w:pPr>
+            <w:r>
+              <w:t xml:space="preserve">457</w:t>
+            </w:r>
+          </w:p>
+        </w:tc>
+      </w:tr>
+      <w:tr>
+        <w:tc>
+          <w:tcPr/>
+          <w:p>
+            <w:pPr>
+              <w:pStyle w:val="Compact"/>
+              <w:jc w:val="left"/>
+            </w:pPr>
+            <w:r>
+              <w:t xml:space="preserve">R — consulat restitué (≤ 2 lettres gravées par nom)</w:t>
+            </w:r>
+          </w:p>
+        </w:tc>
+        <w:tc>
+          <w:tcPr/>
+          <w:p>
+            <w:pPr>
+              <w:pStyle w:val="Compact"/>
+              <w:jc w:val="left"/>
+            </w:pPr>
+            <w:r>
+              <w:t xml:space="preserve">20 (4,4 %)</w:t>
+            </w:r>
+          </w:p>
+        </w:tc>
+        <w:tc>
+          <w:tcPr/>
+          <w:p>
+            <w:pPr>
+              <w:pStyle w:val="Compact"/>
+              <w:jc w:val="left"/>
+            </w:pPr>
+            <w:r>
+              <w:t xml:space="preserve">457</w:t>
+            </w:r>
+          </w:p>
+        </w:tc>
+      </w:tr>
+    </w:tbl>
+    <w:p>
+      <w:pPr>
+        <w:pStyle w:val="BodyText"/>
+      </w:pPr>
+      <w:r>
+        <w:t xml:space="preserve">Un contrôle de robustesse doit recalculer les distributions chronologiques</w:t>
+      </w:r>
+      <w:r>
+        <w:t xml:space="preserve"> </w:t>
+      </w:r>
+      <w:r>
+        <w:rPr>
+          <w:bCs/>
+          <w:b/>
+        </w:rPr>
+        <w:t xml:space="preserve">sans les 20 textes de niveau R</w:t>
+      </w:r>
+      <w:r>
+        <w:t xml:space="preserve">.</w:t>
+      </w:r>
+    </w:p>
+    <w:bookmarkEnd w:id="65"/>
+    <w:bookmarkStart w:id="66" w:name="limites"/>
+    <w:p>
+      <w:pPr>
+        <w:pStyle w:val="Heading2"/>
+      </w:pPr>
+      <w:r>
+        <w:t xml:space="preserve">Limites</w:t>
+      </w:r>
+    </w:p>
+    <w:p>
+      <w:pPr>
+        <w:numPr>
+          <w:ilvl w:val="0"/>
+          <w:numId w:val="1032"/>
+        </w:numPr>
+        <w:pStyle w:val="Compact"/>
+      </w:pPr>
+      <w:r>
+        <w:t xml:space="preserve">Les 195 autres textes ne sont pas « faux ». Ils présentent un écart à examiner, n’ont pas encore été appariés, ou ne portent pas de numéro ICUR. Les en exclure introduit un</w:t>
+      </w:r>
+      <w:r>
+        <w:t xml:space="preserve"> </w:t>
+      </w:r>
+      <w:r>
+        <w:rPr>
+          <w:bCs/>
+          <w:b/>
+        </w:rPr>
+        <w:t xml:space="preserve">biais de sélection</w:t>
+      </w:r>
+      <w:r>
+        <w:t xml:space="preserve"> </w:t>
+      </w:r>
+      <w:r>
+        <w:t xml:space="preserve">: les textes longs et fragmentaires divergent plus souvent. Ces chiffres servent de</w:t>
+      </w:r>
+      <w:r>
+        <w:t xml:space="preserve"> </w:t>
+      </w:r>
+      <w:r>
+        <w:rPr>
+          <w:bCs/>
+          <w:b/>
+        </w:rPr>
+        <w:t xml:space="preserve">contrôle de robustesse</w:t>
+      </w:r>
+      <w:r>
+        <w:t xml:space="preserve">, non de résultats définitifs.</w:t>
+      </w:r>
+    </w:p>
+    <w:p>
+      <w:pPr>
+        <w:numPr>
+          <w:ilvl w:val="0"/>
+          <w:numId w:val="1032"/>
+        </w:numPr>
+        <w:pStyle w:val="Compact"/>
+      </w:pPr>
+      <w:r>
+        <w:t xml:space="preserve">Les statistiques de la v2.0 sur l’ensemble du corpus restent les seules exhaustives. Elles doivent être republiées accompagnées de ce contrôle, et recalculées après arbitrage des écarts.</w:t>
+      </w:r>
+    </w:p>
+    <w:bookmarkEnd w:id="66"/>
+    <w:bookmarkEnd w:id="67"/>
+    <w:bookmarkStart w:id="71" w:name="Xa221a151d235e45b63b99089c4fe73c6915f310"/>
+    <w:p>
+      <w:pPr>
+        <w:pStyle w:val="Heading1"/>
+      </w:pPr>
+      <w:r>
+        <w:t xml:space="preserve">Audit du document « État critique de la recherche sur les épitaphes chrétiennes de Rome (340-403) et confrontation au corpus de 478 inscriptions »</w:t>
+      </w:r>
+    </w:p>
+    <w:p>
+      <w:pPr>
+        <w:numPr>
+          <w:ilvl w:val="0"/>
+          <w:numId w:val="1033"/>
+        </w:numPr>
+        <w:pStyle w:val="Compact"/>
+      </w:pPr>
+      <w:r>
+        <w:rPr>
+          <w:bCs/>
+          <w:b/>
+        </w:rPr>
+        <w:t xml:space="preserve">Source</w:t>
+      </w:r>
+      <w:r>
+        <w:t xml:space="preserve"> </w:t>
+      </w:r>
+      <w:r>
+        <w:t xml:space="preserve">: Google Doc</w:t>
+      </w:r>
+      <w:r>
+        <w:t xml:space="preserve"> </w:t>
+      </w:r>
+      <w:r>
+        <w:rPr>
+          <w:rStyle w:val="VerbatimChar"/>
+        </w:rPr>
+        <w:t xml:space="preserve">1EK6eph6evZrC_lOwfYa3DuYj4_uwsWURaGsFirfglUA</w:t>
+      </w:r>
+      <w:r>
+        <w:t xml:space="preserve">, créé le 12 oct. 2026, lu intégralement le 14 oct. 2026.</w:t>
+      </w:r>
+    </w:p>
+    <w:p>
+      <w:pPr>
+        <w:numPr>
+          <w:ilvl w:val="0"/>
+          <w:numId w:val="1033"/>
+        </w:numPr>
+        <w:pStyle w:val="Compact"/>
+      </w:pPr>
+      <w:r>
+        <w:rPr>
+          <w:bCs/>
+          <w:b/>
+        </w:rPr>
+        <w:t xml:space="preserve">Méthode</w:t>
+      </w:r>
+      <w:r>
+        <w:t xml:space="preserve"> </w:t>
+      </w:r>
+      <w:r>
+        <w:t xml:space="preserve">: chaque chiffre et chaque citation du document ont été confrontés à la base PRISME v2.0 (</w:t>
+      </w:r>
+      <w:r>
+        <w:rPr>
+          <w:rStyle w:val="VerbatimChar"/>
+        </w:rPr>
+        <w:t xml:space="preserve">01_donnees/base_v2_csv/</w:t>
+      </w:r>
+      <w:r>
+        <w:t xml:space="preserve">, feuilles</w:t>
+      </w:r>
+      <w:r>
+        <w:t xml:space="preserve"> </w:t>
+      </w:r>
+      <w:r>
+        <w:rPr>
+          <w:iCs/>
+          <w:i/>
+        </w:rPr>
+        <w:t xml:space="preserve">Notices</w:t>
+      </w:r>
+      <w:r>
+        <w:t xml:space="preserve"> </w:t>
+      </w:r>
+      <w:r>
+        <w:t xml:space="preserve">et</w:t>
+      </w:r>
+      <w:r>
+        <w:t xml:space="preserve"> </w:t>
+      </w:r>
+      <w:r>
+        <w:rPr>
+          <w:iCs/>
+          <w:i/>
+        </w:rPr>
+        <w:t xml:space="preserve">Textes</w:t>
+      </w:r>
+      <w:r>
+        <w:t xml:space="preserve">, 478 notices).</w:t>
+      </w:r>
+    </w:p>
+    <w:bookmarkStart w:id="68" w:name="verdict"/>
+    <w:p>
+      <w:pPr>
+        <w:pStyle w:val="Heading2"/>
+      </w:pPr>
+      <w:r>
+        <w:t xml:space="preserve">Verdict</w:t>
+      </w:r>
+    </w:p>
+    <w:p>
+      <w:pPr>
+        <w:pStyle w:val="FirstParagraph"/>
+      </w:pPr>
+      <w:r>
+        <w:rPr>
+          <w:bCs/>
+          <w:b/>
+        </w:rPr>
+        <w:t xml:space="preserve">Ce document ne doit pas être utilisé, ni cité, ni repris dans le manuscrit.</w:t>
+      </w:r>
+      <w:r>
+        <w:t xml:space="preserve"> </w:t>
+      </w:r>
+      <w:r>
+        <w:t xml:space="preserve">Ses données chiffrées sur « le corpus de 478 inscriptions » sont incompatibles avec la base du corpus. Les formules latines qu’il présente comme tirées du corpus n’y figurent pas. Plusieurs références (paginations, attributions) ne sont pas vérifiables. Tout porte à croire qu’il s’agit d’un texte généré, sans accès à la base.</w:t>
+      </w:r>
+    </w:p>
+    <w:bookmarkEnd w:id="68"/>
+    <w:bookmarkStart w:id="69" w:name="contrôles-effectués"/>
+    <w:p>
+      <w:pPr>
+        <w:pStyle w:val="Heading2"/>
+      </w:pPr>
+      <w:r>
+        <w:t xml:space="preserve">Contrôles effectués</w:t>
+      </w:r>
+    </w:p>
+    <w:tbl>
+      <w:tblPr>
+        <w:tblStyle w:val="Table"/>
+        <w:tblW w:type="pct" w:w="5000"/>
+        <w:tblLook w:firstRow="1" w:lastRow="0" w:firstColumn="0" w:lastColumn="0" w:noHBand="0" w:noVBand="0" w:val="0020"/>
+        <w:jc w:val="start"/>
+      </w:tblPr>
+      <w:tblGrid>
+        <w:gridCol w:w="2640"/>
+        <w:gridCol w:w="2640"/>
+        <w:gridCol w:w="2640"/>
+      </w:tblGrid>
+      <w:tr>
+        <w:trPr>
+          <w:tblHeader w:val="true"/>
+        </w:trPr>
+        <w:tc>
+          <w:tcPr/>
+          <w:p>
+            <w:pPr>
+              <w:pStyle w:val="Compact"/>
+              <w:jc w:val="left"/>
+            </w:pPr>
+            <w:r>
+              <w:t xml:space="preserve">Affirmation du document</w:t>
+            </w:r>
+          </w:p>
+        </w:tc>
+        <w:tc>
+          <w:tcPr/>
+          <w:p>
+            <w:pPr>
+              <w:pStyle w:val="Compact"/>
+              <w:jc w:val="left"/>
+            </w:pPr>
+            <w:r>
+              <w:t xml:space="preserve">Valeur dans la base v2.0</w:t>
+            </w:r>
+          </w:p>
+        </w:tc>
+        <w:tc>
+          <w:tcPr/>
+          <w:p>
+            <w:pPr>
+              <w:pStyle w:val="Compact"/>
+              <w:jc w:val="left"/>
+            </w:pPr>
+            <w:r>
+              <w:t xml:space="preserve">Contrôle</w:t>
+            </w:r>
+          </w:p>
+        </w:tc>
+      </w:tr>
+      <w:tr>
+        <w:tc>
+          <w:tcPr/>
+          <w:p>
+            <w:pPr>
+              <w:pStyle w:val="Compact"/>
+              <w:jc w:val="left"/>
+            </w:pPr>
+            <w:r>
               <w:t xml:space="preserve">« 86 pièces, soit 18,0 % » datées par une formule consulaire explicite ; « 392 inscriptions » sans consuls</w:t>
             </w:r>
           </w:p>
@@ -12341,8 +13786,8 @@
         </w:tc>
       </w:tr>
     </w:tbl>
-    <w:bookmarkEnd w:id="65"/>
-    <w:bookmarkStart w:id="66" w:name="conséquence-pour-le-manuscrit"/>
+    <w:bookmarkEnd w:id="69"/>
+    <w:bookmarkStart w:id="70" w:name="conséquence-pour-le-manuscrit"/>
     <w:p>
       <w:pPr>
         <w:pStyle w:val="Heading2"/>
@@ -12359,9 +13804,9 @@
         <w:t xml:space="preserve">Aucun chiffre, aucune citation ni aucune attribution de ce document ne peut entrer dans la v3. Si certaines idées historiographiques en sont reprises (débat Saller–Shaw, Veyne, « Rome from below »), il faut les rétablir à partir des publications elles-mêmes, avec référence complète et pagination vérifiée.</w:t>
       </w:r>
     </w:p>
-    <w:bookmarkEnd w:id="66"/>
-    <w:bookmarkEnd w:id="67"/>
-    <w:bookmarkStart w:id="71" w:name="Xf079e2dfd25327bc4820edc49249b67456658c8"/>
+    <w:bookmarkEnd w:id="70"/>
+    <w:bookmarkEnd w:id="71"/>
+    <w:bookmarkStart w:id="75" w:name="Xf079e2dfd25327bc4820edc49249b67456658c8"/>
     <w:p>
       <w:pPr>
         <w:pStyle w:val="Heading1"/>
@@ -12394,7 +13839,7 @@
         <w:t xml:space="preserve">: elle ne remplace pas une expertise par les pairs. Le barème est donné en premier pour que chacun puisse refaire le calcul et le contester.</w:t>
       </w:r>
     </w:p>
-    <w:bookmarkStart w:id="68" w:name="barème-5-critères-notés-sur-4-points"/>
+    <w:bookmarkStart w:id="72" w:name="barème-5-critères-notés-sur-4-points"/>
     <w:p>
       <w:pPr>
         <w:pStyle w:val="Heading2"/>
@@ -12886,8 +14331,8 @@
         </w:tc>
       </w:tr>
     </w:tbl>
-    <w:bookmarkEnd w:id="68"/>
-    <w:bookmarkStart w:id="69" w:name="notes"/>
+    <w:bookmarkEnd w:id="72"/>
+    <w:bookmarkStart w:id="73" w:name="notes"/>
     <w:p>
       <w:pPr>
         <w:pStyle w:val="Heading2"/>
@@ -13297,8 +14742,8 @@
         </w:tc>
       </w:tr>
     </w:tbl>
-    <w:bookmarkEnd w:id="69"/>
-    <w:bookmarkStart w:id="70" w:name="les-trois-statuts-demandés"/>
+    <w:bookmarkEnd w:id="73"/>
+    <w:bookmarkStart w:id="74" w:name="les-trois-statuts-demandés"/>
     <w:p>
       <w:pPr>
         <w:pStyle w:val="Heading2"/>
@@ -13526,9 +14971,9 @@
         </w:tc>
       </w:tr>
     </w:tbl>
-    <w:bookmarkEnd w:id="70"/>
-    <w:bookmarkEnd w:id="71"/>
-    <w:bookmarkStart w:id="73" w:name="Xa828ae1433ce2a717c51ea89dad4c4d95712d2d"/>
+    <w:bookmarkEnd w:id="74"/>
+    <w:bookmarkEnd w:id="75"/>
+    <w:bookmarkStart w:id="77" w:name="Xa828ae1433ce2a717c51ea89dad4c4d95712d2d"/>
     <w:p>
       <w:pPr>
         <w:pStyle w:val="Heading1"/>
@@ -14075,201 +15520,13 @@
         </w:tc>
       </w:tr>
     </w:tbl>
-    <w:bookmarkStart w:id="72" w:name="recommandation-éditoriale"/>
+    <w:bookmarkStart w:id="76" w:name="recommandation-éditoriale"/>
     <w:p>
       <w:pPr>
         <w:pStyle w:val="Heading2"/>
       </w:pPr>
       <w:r>
         <w:t xml:space="preserve">Recommandation éditoriale</w:t>
-      </w:r>
-    </w:p>
-    <w:p>
-      <w:pPr>
-        <w:numPr>
-          <w:ilvl w:val="0"/>
-          <w:numId w:val="1033"/>
-        </w:numPr>
-        <w:pStyle w:val="Compact"/>
-      </w:pPr>
-      <w:r>
-        <w:rPr>
-          <w:bCs/>
-          <w:b/>
-        </w:rPr>
-        <w:t xml:space="preserve">Article d’abord.</w:t>
-      </w:r>
-      <w:r>
-        <w:t xml:space="preserve"> </w:t>
-      </w:r>
-      <w:r>
-        <w:t xml:space="preserve">Le résultat le plus solide et le plus neuf de ce lot est méthodologique : la transmission numérique EDCS/EDB du corpus daté, avec ses lignes et parties grecques omises, ses signes chrétiens absents et ses restitutions divergentes. Il se prête à un</w:t>
-      </w:r>
-      <w:r>
-        <w:t xml:space="preserve"> </w:t>
-      </w:r>
-      <w:r>
-        <w:rPr>
-          <w:bCs/>
-          <w:b/>
-        </w:rPr>
-        <w:t xml:space="preserve">article</w:t>
-      </w:r>
-      <w:r>
-        <w:t xml:space="preserve"> </w:t>
-      </w:r>
-      <w:r>
-        <w:t xml:space="preserve">dans une revue d’épigraphie ou d’archéologie chrétienne. Avantages : expertise par les pairs rapide, et validation externe de la méthode avant la monographie.</w:t>
-      </w:r>
-    </w:p>
-    <w:p>
-      <w:pPr>
-        <w:numPr>
-          <w:ilvl w:val="0"/>
-          <w:numId w:val="1033"/>
-        </w:numPr>
-        <w:pStyle w:val="Compact"/>
-      </w:pPr>
-      <w:r>
-        <w:rPr>
-          <w:bCs/>
-          <w:b/>
-        </w:rPr>
-        <w:t xml:space="preserve">Monographie ensuite</w:t>
-      </w:r>
-      <w:r>
-        <w:t xml:space="preserve">, présentée comme une</w:t>
-      </w:r>
-      <w:r>
-        <w:t xml:space="preserve"> </w:t>
-      </w:r>
-      <w:r>
-        <w:rPr>
-          <w:bCs/>
-          <w:b/>
-        </w:rPr>
-        <w:t xml:space="preserve">étude documentaire critique</w:t>
-      </w:r>
-      <w:r>
-        <w:t xml:space="preserve">, non comme une édition. La cible n’est réaliste qu’une fois le manuscrit « expertisable » (voir</w:t>
-      </w:r>
-      <w:r>
-        <w:t xml:space="preserve"> </w:t>
-      </w:r>
-      <w:r>
-        <w:rPr>
-          <w:rStyle w:val="VerbatimChar"/>
-        </w:rPr>
-        <w:t xml:space="preserve">EVALUATION_SUR_20.md</w:t>
-      </w:r>
-      <w:r>
-        <w:t xml:space="preserve">).</w:t>
-      </w:r>
-    </w:p>
-    <w:p>
-      <w:pPr>
-        <w:numPr>
-          <w:ilvl w:val="0"/>
-          <w:numId w:val="1033"/>
-        </w:numPr>
-        <w:pStyle w:val="Compact"/>
-      </w:pPr>
-      <w:r>
-        <w:rPr>
-          <w:bCs/>
-          <w:b/>
-        </w:rPr>
-        <w:t xml:space="preserve">Déclaration d’usage de l’IA.</w:t>
-      </w:r>
-      <w:r>
-        <w:t xml:space="preserve"> </w:t>
-      </w:r>
-      <w:r>
-        <w:t xml:space="preserve">Elle est déjà présente dans la v2.0. Il faut l’adapter à la politique précise de l’éditeur visé, l’IA ayant contribué de façon significative à la rédaction. Certains éditeurs refusent les textes rédigés par une IA : ce point doit être clarifié</w:t>
-      </w:r>
-      <w:r>
-        <w:t xml:space="preserve"> </w:t>
-      </w:r>
-      <w:r>
-        <w:rPr>
-          <w:bCs/>
-          <w:b/>
-        </w:rPr>
-        <w:t xml:space="preserve">avant</w:t>
-      </w:r>
-      <w:r>
-        <w:t xml:space="preserve"> </w:t>
-      </w:r>
-      <w:r>
-        <w:t xml:space="preserve">tout envoi.</w:t>
-      </w:r>
-    </w:p>
-    <w:bookmarkEnd w:id="72"/>
-    <w:bookmarkEnd w:id="73"/>
-    <w:bookmarkStart w:id="81" w:name="X729a0bbf358af7fe65457d349dcb4e0f53f372a"/>
-    <w:p>
-      <w:pPr>
-        <w:pStyle w:val="Heading1"/>
-      </w:pPr>
-      <w:r>
-        <w:t xml:space="preserve">Projet de proposition éditoriale (brouillon à adapter à l’éditeur visé)</w:t>
-      </w:r>
-    </w:p>
-    <w:bookmarkStart w:id="74" w:name="titre-de-travail"/>
-    <w:p>
-      <w:pPr>
-        <w:pStyle w:val="Heading2"/>
-      </w:pPr>
-      <w:r>
-        <w:t xml:space="preserve">Titre de travail</w:t>
-      </w:r>
-    </w:p>
-    <w:p>
-      <w:pPr>
-        <w:pStyle w:val="FirstParagraph"/>
-      </w:pPr>
-      <w:r>
-        <w:rPr>
-          <w:iCs/>
-          <w:i/>
-        </w:rPr>
-        <w:t xml:space="preserve">Épitaphes chrétiennes datées de Rome (340–403). Transmission numérique, chronologie et formulaire d’un corpus consulaire</w:t>
-      </w:r>
-    </w:p>
-    <w:bookmarkEnd w:id="74"/>
-    <w:bookmarkStart w:id="75" w:name="auteur"/>
-    <w:p>
-      <w:pPr>
-        <w:pStyle w:val="Heading2"/>
-      </w:pPr>
-      <w:r>
-        <w:t xml:space="preserve">Auteur</w:t>
-      </w:r>
-    </w:p>
-    <w:p>
-      <w:pPr>
-        <w:pStyle w:val="FirstParagraph"/>
-      </w:pPr>
-      <w:r>
-        <w:t xml:space="preserve">Alexis Angel Martini (Brive-la-Gaillarde).</w:t>
-      </w:r>
-    </w:p>
-    <w:bookmarkEnd w:id="75"/>
-    <w:bookmarkStart w:id="76" w:name="résumé-200-mots"/>
-    <w:p>
-      <w:pPr>
-        <w:pStyle w:val="Heading2"/>
-      </w:pPr>
-      <w:r>
-        <w:t xml:space="preserve">Résumé (≈ 200 mots)</w:t>
-      </w:r>
-    </w:p>
-    <w:p>
-      <w:pPr>
-        <w:pStyle w:val="FirstParagraph"/>
-      </w:pPr>
-      <w:r>
-        <w:t xml:space="preserve">L’ouvrage étudie 478 notices d’épitaphes chrétiennes de Rome datées des années 340 à 403. Elles ont été extraites de l’Epigraphik-Datenbank Clauss/Slaby (EDCS) puis confrontées à l’Epigraphic Database Bari (EDB). Après élimination des doublons, fusion de deux fragments et exclusion d’une notice datée de 461/482, le corpus compte 473 textes distincts. Il ne s’agit pas d’une nouvelle édition : les textes restent des lectures secondaires dont le statut est indiqué notice par notice. L’ouvrage apporte trois choses.</w:t>
       </w:r>
     </w:p>
     <w:p>
@@ -14285,13 +15542,29 @@
           <w:bCs/>
           <w:b/>
         </w:rPr>
-        <w:t xml:space="preserve">Une étude critique de la transmission numérique.</w:t>
-      </w:r>
-      <w:r>
-        <w:t xml:space="preserve"> </w:t>
-      </w:r>
-      <w:r>
-        <w:t xml:space="preserve">La comparaison EDCS/EDB fait apparaître des lignes omises, dont des formules consulaires, des parties grecques absentes, des signes chrétiens non transmis et des restitutions divergentes. Ces écarts modifient la datation et l’interprétation religieuse de plusieurs textes.</w:t>
+        <w:t xml:space="preserve">Article d’abord.</w:t>
+      </w:r>
+      <w:r>
+        <w:t xml:space="preserve"> </w:t>
+      </w:r>
+      <w:r>
+        <w:t xml:space="preserve">Le résultat le plus solide et le plus neuf de ce lot est méthodologique : la transmission numérique EDCS/EDB du corpus daté, avec ses lignes et parties grecques omises, ses signes chrétiens absents et ses restitutions divergentes. Il se prête à un</w:t>
+      </w:r>
+      <w:r>
+        <w:t xml:space="preserve"> </w:t>
+      </w:r>
+      <w:r>
+        <w:rPr>
+          <w:bCs/>
+          <w:b/>
+        </w:rPr>
+        <w:t xml:space="preserve">article</w:t>
+      </w:r>
+      <w:r>
+        <w:t xml:space="preserve"> </w:t>
+      </w:r>
+      <w:r>
+        <w:t xml:space="preserve">dans une revue d’épigraphie ou d’archéologie chrétienne. Avantages : expertise par les pairs rapide, et validation externe de la méthode avant la monographie.</w:t>
       </w:r>
     </w:p>
     <w:p>
@@ -14307,13 +15580,35 @@
           <w:bCs/>
           <w:b/>
         </w:rPr>
-        <w:t xml:space="preserve">Un contrôle systématique de la chronologie.</w:t>
-      </w:r>
-      <w:r>
-        <w:t xml:space="preserve"> </w:t>
-      </w:r>
-      <w:r>
-        <w:t xml:space="preserve">Consuls latins et grecs, post-consulats, jours de la semaine, âge de la lune, cohérence entre âge et dates.</w:t>
+        <w:t xml:space="preserve">Monographie ensuite</w:t>
+      </w:r>
+      <w:r>
+        <w:t xml:space="preserve">, présentée comme une</w:t>
+      </w:r>
+      <w:r>
+        <w:t xml:space="preserve"> </w:t>
+      </w:r>
+      <w:r>
+        <w:rPr>
+          <w:bCs/>
+          <w:b/>
+        </w:rPr>
+        <w:t xml:space="preserve">étude documentaire critique</w:t>
+      </w:r>
+      <w:r>
+        <w:t xml:space="preserve">, non comme une édition. La cible n’est réaliste qu’une fois le manuscrit « expertisable » (voir</w:t>
+      </w:r>
+      <w:r>
+        <w:t xml:space="preserve"> </w:t>
+      </w:r>
+      <w:r>
+        <w:rPr>
+          <w:rStyle w:val="VerbatimChar"/>
+        </w:rPr>
+        <w:t xml:space="preserve">EVALUATION_SUR_20.md</w:t>
+      </w:r>
+      <w:r>
+        <w:t xml:space="preserve">).</w:t>
       </w:r>
     </w:p>
     <w:p>
@@ -14329,13 +15624,49 @@
           <w:bCs/>
           <w:b/>
         </w:rPr>
-        <w:t xml:space="preserve">Une mesure du formulaire et du vocabulaire religieux</w:t>
-      </w:r>
-      <w:r>
-        <w:t xml:space="preserve"> </w:t>
-      </w:r>
-      <w:r>
-        <w:t xml:space="preserve">rapportée à des dénominateurs explicites, avec ou sans restitutions, qui distingue le mot gravé, le signe figuré et l’interprétation.</w:t>
+        <w:t xml:space="preserve">Déclaration d’usage de l’IA.</w:t>
+      </w:r>
+      <w:r>
+        <w:t xml:space="preserve"> </w:t>
+      </w:r>
+      <w:r>
+        <w:t xml:space="preserve">Elle est déjà présente dans la v2.0. Il faut l’adapter à la politique précise de l’éditeur visé, l’IA ayant contribué de façon significative à la rédaction. Certains éditeurs refusent les textes rédigés par une IA : ce point doit être clarifié</w:t>
+      </w:r>
+      <w:r>
+        <w:t xml:space="preserve"> </w:t>
+      </w:r>
+      <w:r>
+        <w:rPr>
+          <w:bCs/>
+          <w:b/>
+        </w:rPr>
+        <w:t xml:space="preserve">avant</w:t>
+      </w:r>
+      <w:r>
+        <w:t xml:space="preserve"> </w:t>
+      </w:r>
+      <w:r>
+        <w:t xml:space="preserve">tout envoi.</w:t>
+      </w:r>
+    </w:p>
+    <w:bookmarkEnd w:id="76"/>
+    <w:bookmarkEnd w:id="77"/>
+    <w:bookmarkStart w:id="85" w:name="X729a0bbf358af7fe65457d349dcb4e0f53f372a"/>
+    <w:p>
+      <w:pPr>
+        <w:pStyle w:val="Heading1"/>
+      </w:pPr>
+      <w:r>
+        <w:t xml:space="preserve">Projet de proposition éditoriale (brouillon à adapter à l’éditeur visé)</w:t>
+      </w:r>
+    </w:p>
+    <w:bookmarkStart w:id="78" w:name="titre-de-travail"/>
+    <w:p>
+      <w:pPr>
+        <w:pStyle w:val="Heading2"/>
+      </w:pPr>
+      <w:r>
+        <w:t xml:space="preserve">Titre de travail</w:t>
       </w:r>
     </w:p>
     <w:p>
@@ -14343,17 +15674,47 @@
         <w:pStyle w:val="FirstParagraph"/>
       </w:pPr>
       <w:r>
-        <w:t xml:space="preserve">Base de données, scripts et registres d’anomalies et de consultations accompagnent le volume.</w:t>
-      </w:r>
-    </w:p>
-    <w:bookmarkEnd w:id="76"/>
-    <w:bookmarkStart w:id="77" w:name="statut-scientifique-à-déclarer-tel-quel"/>
+        <w:rPr>
+          <w:iCs/>
+          <w:i/>
+        </w:rPr>
+        <w:t xml:space="preserve">Épitaphes chrétiennes datées de Rome (340–403). Transmission numérique, chronologie et formulaire d’un corpus consulaire</w:t>
+      </w:r>
+    </w:p>
+    <w:bookmarkEnd w:id="78"/>
+    <w:bookmarkStart w:id="79" w:name="auteur"/>
     <w:p>
       <w:pPr>
         <w:pStyle w:val="Heading2"/>
       </w:pPr>
       <w:r>
-        <w:t xml:space="preserve">Statut scientifique (à déclarer tel quel)</w:t>
+        <w:t xml:space="preserve">Auteur</w:t>
+      </w:r>
+    </w:p>
+    <w:p>
+      <w:pPr>
+        <w:pStyle w:val="FirstParagraph"/>
+      </w:pPr>
+      <w:r>
+        <w:t xml:space="preserve">Alexis Angel Martini (Brive-la-Gaillarde).</w:t>
+      </w:r>
+    </w:p>
+    <w:bookmarkEnd w:id="79"/>
+    <w:bookmarkStart w:id="80" w:name="résumé-200-mots"/>
+    <w:p>
+      <w:pPr>
+        <w:pStyle w:val="Heading2"/>
+      </w:pPr>
+      <w:r>
+        <w:t xml:space="preserve">Résumé (≈ 200 mots)</w:t>
+      </w:r>
+    </w:p>
+    <w:p>
+      <w:pPr>
+        <w:pStyle w:val="FirstParagraph"/>
+      </w:pPr>
+      <w:r>
+        <w:t xml:space="preserve">L’ouvrage étudie 478 notices d’épitaphes chrétiennes de Rome datées des années 340 à 403. Elles ont été extraites de l’Epigraphik-Datenbank Clauss/Slaby (EDCS) puis confrontées à l’Epigraphic Database Bari (EDB). Après élimination des doublons, fusion de deux fragments et exclusion d’une notice datée de 461/482, le corpus compte 473 textes distincts. Il ne s’agit pas d’une nouvelle édition : les textes restent des lectures secondaires dont le statut est indiqué notice par notice. L’ouvrage apporte trois choses.</w:t>
       </w:r>
     </w:p>
     <w:p>
@@ -14365,7 +15726,17 @@
         <w:pStyle w:val="Compact"/>
       </w:pPr>
       <w:r>
-        <w:t xml:space="preserve">Textes : lectures secondaires (EDCS) confrontées à l’EDB. Pas de collation sur l’ICVR imprimée à ce stade, sauf indication contraire.</w:t>
+        <w:rPr>
+          <w:bCs/>
+          <w:b/>
+        </w:rPr>
+        <w:t xml:space="preserve">Une étude critique de la transmission numérique.</w:t>
+      </w:r>
+      <w:r>
+        <w:t xml:space="preserve"> </w:t>
+      </w:r>
+      <w:r>
+        <w:t xml:space="preserve">La comparaison EDCS/EDB fait apparaître des lignes omises, dont des formules consulaires, des parties grecques absentes, des signes chrétiens non transmis et des restitutions divergentes. Ces écarts modifient la datation et l’interprétation religieuse de plusieurs textes.</w:t>
       </w:r>
     </w:p>
     <w:p>
@@ -14377,81 +15748,57 @@
         <w:pStyle w:val="Compact"/>
       </w:pPr>
       <w:r>
-        <w:t xml:space="preserve">Usage de l’intelligence artificielle : à déclarer selon la politique de l’éditeur. Voir</w:t>
-      </w:r>
-      <w:r>
-        <w:t xml:space="preserve"> </w:t>
-      </w:r>
-      <w:r>
-        <w:rPr>
-          <w:rStyle w:val="VerbatimChar"/>
-        </w:rPr>
-        <w:t xml:space="preserve">CONSIGNES_EDITEURS.md</w:t>
-      </w:r>
-      <w:r>
-        <w:t xml:space="preserve">.</w:t>
-      </w:r>
-    </w:p>
-    <w:bookmarkEnd w:id="77"/>
-    <w:bookmarkStart w:id="78" w:name="public"/>
-    <w:p>
-      <w:pPr>
-        <w:pStyle w:val="Heading2"/>
-      </w:pPr>
-      <w:r>
-        <w:t xml:space="preserve">Public</w:t>
-      </w:r>
-    </w:p>
-    <w:p>
-      <w:pPr>
-        <w:pStyle w:val="FirstParagraph"/>
-      </w:pPr>
-      <w:r>
-        <w:t xml:space="preserve">Épigraphistes de l’Antiquité tardive, historiens du christianisme ancien et de Rome, spécialistes des humanités numériques en épigraphie.</w:t>
-      </w:r>
-    </w:p>
-    <w:bookmarkEnd w:id="78"/>
-    <w:bookmarkStart w:id="79" w:name="Xd288e4f733f28adf34bb4ad45bb2059503cb201"/>
-    <w:p>
-      <w:pPr>
-        <w:pStyle w:val="Heading2"/>
-      </w:pPr>
-      <w:r>
-        <w:t xml:space="preserve">Ouvrages comparables (à compléter après vérification bibliographique)</w:t>
-      </w:r>
-    </w:p>
-    <w:p>
-      <w:pPr>
-        <w:pStyle w:val="FirstParagraph"/>
-      </w:pPr>
-      <w:r>
-        <w:t xml:space="preserve">ICVR n.s. ; ILCV (Diehl) ; CLRE (Bagnall et al., 1987) ; les publications de l’EDB (Felle, Carletti).</w:t>
-      </w:r>
-      <w:r>
-        <w:t xml:space="preserve"> </w:t>
-      </w:r>
-      <w:r>
         <w:rPr>
           <w:bCs/>
           <w:b/>
         </w:rPr>
-        <w:t xml:space="preserve">Les références précises (titres, années, pages) doivent être vérifiées avant l’envoi.</w:t>
-      </w:r>
-      <w:r>
-        <w:t xml:space="preserve"> </w:t>
-      </w:r>
-      <w:r>
-        <w:t xml:space="preserve">Ce lot n’en a vérifié aucune sur pièces.</w:t>
-      </w:r>
-    </w:p>
-    <w:bookmarkEnd w:id="79"/>
-    <w:bookmarkStart w:id="80" w:name="calendrier-proposé"/>
+        <w:t xml:space="preserve">Un contrôle systématique de la chronologie.</w:t>
+      </w:r>
+      <w:r>
+        <w:t xml:space="preserve"> </w:t>
+      </w:r>
+      <w:r>
+        <w:t xml:space="preserve">Consuls latins et grecs, post-consulats, jours de la semaine, âge de la lune, cohérence entre âge et dates.</w:t>
+      </w:r>
+    </w:p>
+    <w:p>
+      <w:pPr>
+        <w:numPr>
+          <w:ilvl w:val="0"/>
+          <w:numId w:val="1035"/>
+        </w:numPr>
+        <w:pStyle w:val="Compact"/>
+      </w:pPr>
+      <w:r>
+        <w:rPr>
+          <w:bCs/>
+          <w:b/>
+        </w:rPr>
+        <w:t xml:space="preserve">Une mesure du formulaire et du vocabulaire religieux</w:t>
+      </w:r>
+      <w:r>
+        <w:t xml:space="preserve"> </w:t>
+      </w:r>
+      <w:r>
+        <w:t xml:space="preserve">rapportée à des dénominateurs explicites, avec ou sans restitutions, qui distingue le mot gravé, le signe figuré et l’interprétation.</w:t>
+      </w:r>
+    </w:p>
+    <w:p>
+      <w:pPr>
+        <w:pStyle w:val="FirstParagraph"/>
+      </w:pPr>
+      <w:r>
+        <w:t xml:space="preserve">Base de données, scripts et registres d’anomalies et de consultations accompagnent le volume.</w:t>
+      </w:r>
+    </w:p>
+    <w:bookmarkEnd w:id="80"/>
+    <w:bookmarkStart w:id="81" w:name="statut-scientifique-à-déclarer-tel-quel"/>
     <w:p>
       <w:pPr>
         <w:pStyle w:val="Heading2"/>
       </w:pPr>
       <w:r>
-        <w:t xml:space="preserve">Calendrier proposé</w:t>
+        <w:t xml:space="preserve">Statut scientifique (à déclarer tel quel)</w:t>
       </w:r>
     </w:p>
     <w:p>
@@ -14463,7 +15810,7 @@
         <w:pStyle w:val="Compact"/>
       </w:pPr>
       <w:r>
-        <w:t xml:space="preserve">Fin de la collation EDB (478/478).</w:t>
+        <w:t xml:space="preserve">Textes : lectures secondaires (EDCS) confrontées à l’EDB. Pas de collation sur l’ICVR imprimée à ce stade, sauf indication contraire.</w:t>
       </w:r>
     </w:p>
     <w:p>
@@ -14475,36 +15822,134 @@
         <w:pStyle w:val="Compact"/>
       </w:pPr>
       <w:r>
-        <w:t xml:space="preserve">Vérification sur l’ICVR des écarts substantiels.</w:t>
+        <w:t xml:space="preserve">Usage de l’intelligence artificielle : à déclarer selon la politique de l’éditeur. Voir</w:t>
+      </w:r>
+      <w:r>
+        <w:t xml:space="preserve"> </w:t>
+      </w:r>
+      <w:r>
+        <w:rPr>
+          <w:rStyle w:val="VerbatimChar"/>
+        </w:rPr>
+        <w:t xml:space="preserve">CONSIGNES_EDITEURS.md</w:t>
+      </w:r>
+      <w:r>
+        <w:t xml:space="preserve">.</w:t>
+      </w:r>
+    </w:p>
+    <w:bookmarkEnd w:id="81"/>
+    <w:bookmarkStart w:id="82" w:name="public"/>
+    <w:p>
+      <w:pPr>
+        <w:pStyle w:val="Heading2"/>
+      </w:pPr>
+      <w:r>
+        <w:t xml:space="preserve">Public</w:t>
+      </w:r>
+    </w:p>
+    <w:p>
+      <w:pPr>
+        <w:pStyle w:val="FirstParagraph"/>
+      </w:pPr>
+      <w:r>
+        <w:t xml:space="preserve">Épigraphistes de l’Antiquité tardive, historiens du christianisme ancien et de Rome, spécialistes des humanités numériques en épigraphie.</w:t>
+      </w:r>
+    </w:p>
+    <w:bookmarkEnd w:id="82"/>
+    <w:bookmarkStart w:id="83" w:name="Xd288e4f733f28adf34bb4ad45bb2059503cb201"/>
+    <w:p>
+      <w:pPr>
+        <w:pStyle w:val="Heading2"/>
+      </w:pPr>
+      <w:r>
+        <w:t xml:space="preserve">Ouvrages comparables (à compléter après vérification bibliographique)</w:t>
+      </w:r>
+    </w:p>
+    <w:p>
+      <w:pPr>
+        <w:pStyle w:val="FirstParagraph"/>
+      </w:pPr>
+      <w:r>
+        <w:t xml:space="preserve">ICVR n.s. ; ILCV (Diehl) ; CLRE (Bagnall et al., 1987) ; les publications de l’EDB (Felle, Carletti).</w:t>
+      </w:r>
+      <w:r>
+        <w:t xml:space="preserve"> </w:t>
+      </w:r>
+      <w:r>
+        <w:rPr>
+          <w:bCs/>
+          <w:b/>
+        </w:rPr>
+        <w:t xml:space="preserve">Les références précises (titres, années, pages) doivent être vérifiées avant l’envoi.</w:t>
+      </w:r>
+      <w:r>
+        <w:t xml:space="preserve"> </w:t>
+      </w:r>
+      <w:r>
+        <w:t xml:space="preserve">Ce lot n’en a vérifié aucune sur pièces.</w:t>
+      </w:r>
+    </w:p>
+    <w:bookmarkEnd w:id="83"/>
+    <w:bookmarkStart w:id="84" w:name="calendrier-proposé"/>
+    <w:p>
+      <w:pPr>
+        <w:pStyle w:val="Heading2"/>
+      </w:pPr>
+      <w:r>
+        <w:t xml:space="preserve">Calendrier proposé</w:t>
       </w:r>
     </w:p>
     <w:p>
       <w:pPr>
         <w:numPr>
           <w:ilvl w:val="0"/>
-          <w:numId w:val="1036"/>
+          <w:numId w:val="1037"/>
         </w:numPr>
         <w:pStyle w:val="Compact"/>
       </w:pPr>
       <w:r>
-        <w:t xml:space="preserve">Réécriture de l’état de la recherche.</w:t>
+        <w:t xml:space="preserve">Fin de la collation EDB (478/478).</w:t>
       </w:r>
     </w:p>
     <w:p>
       <w:pPr>
         <w:numPr>
           <w:ilvl w:val="0"/>
-          <w:numId w:val="1036"/>
+          <w:numId w:val="1037"/>
         </w:numPr>
         <w:pStyle w:val="Compact"/>
       </w:pPr>
       <w:r>
+        <w:t xml:space="preserve">Vérification sur l’ICVR des écarts substantiels.</w:t>
+      </w:r>
+    </w:p>
+    <w:p>
+      <w:pPr>
+        <w:numPr>
+          <w:ilvl w:val="0"/>
+          <w:numId w:val="1037"/>
+        </w:numPr>
+        <w:pStyle w:val="Compact"/>
+      </w:pPr>
+      <w:r>
+        <w:t xml:space="preserve">Réécriture de l’état de la recherche.</w:t>
+      </w:r>
+    </w:p>
+    <w:p>
+      <w:pPr>
+        <w:numPr>
+          <w:ilvl w:val="0"/>
+          <w:numId w:val="1037"/>
+        </w:numPr>
+        <w:pStyle w:val="Compact"/>
+      </w:pPr>
+      <w:r>
         <w:t xml:space="preserve">Envoi.</w:t>
       </w:r>
     </w:p>
-    <w:bookmarkEnd w:id="80"/>
-    <w:bookmarkEnd w:id="81"/>
-    <w:bookmarkStart w:id="87" w:name="journal-des-modifications"/>
+    <w:bookmarkEnd w:id="84"/>
+    <w:bookmarkEnd w:id="85"/>
+    <w:bookmarkStart w:id="91" w:name="journal-des-modifications"/>
     <w:p>
       <w:pPr>
         <w:pStyle w:val="Heading1"/>
@@ -14554,7 +15999,7 @@
         <w:t xml:space="preserve">.</w:t>
       </w:r>
     </w:p>
-    <w:bookmarkStart w:id="82" w:name="lot-1"/>
+    <w:bookmarkStart w:id="86" w:name="lot-1"/>
     <w:p>
       <w:pPr>
         <w:pStyle w:val="Heading2"/>
@@ -15697,8 +17142,8 @@
         <w:t xml:space="preserve">Les sources LaTeX de la v2.0 ou de la v3.1 sont absentes : le PDF n’a pas été régénéré. Les corrections sont formulées pour être reportées.</w:t>
       </w:r>
     </w:p>
-    <w:bookmarkEnd w:id="82"/>
-    <w:bookmarkStart w:id="83" w:name="lot-2-reprise-automatique-0404-utc"/>
+    <w:bookmarkEnd w:id="86"/>
+    <w:bookmarkStart w:id="87" w:name="lot-2-reprise-automatique-0404-utc"/>
     <w:p>
       <w:pPr>
         <w:pStyle w:val="Heading2"/>
@@ -16204,8 +17649,8 @@
         </w:tc>
       </w:tr>
     </w:tbl>
-    <w:bookmarkEnd w:id="83"/>
-    <w:bookmarkStart w:id="84" w:name="lot-3-reprise-automatique-0516-utc"/>
+    <w:bookmarkEnd w:id="87"/>
+    <w:bookmarkStart w:id="88" w:name="lot-3-reprise-automatique-0516-utc"/>
     <w:p>
       <w:pPr>
         <w:pStyle w:val="Heading2"/>
@@ -16572,8 +18017,8 @@
         </w:tc>
       </w:tr>
     </w:tbl>
-    <w:bookmarkEnd w:id="84"/>
-    <w:bookmarkStart w:id="85" w:name="lot-4"/>
+    <w:bookmarkEnd w:id="88"/>
+    <w:bookmarkStart w:id="89" w:name="lot-4"/>
     <w:p>
       <w:pPr>
         <w:pStyle w:val="Heading2"/>
@@ -17225,8 +18670,8 @@
         </w:tc>
       </w:tr>
     </w:tbl>
-    <w:bookmarkEnd w:id="85"/>
-    <w:bookmarkStart w:id="86" w:name="lot-5"/>
+    <w:bookmarkEnd w:id="89"/>
+    <w:bookmarkStart w:id="90" w:name="lot-5"/>
     <w:p>
       <w:pPr>
         <w:pStyle w:val="Heading2"/>
@@ -17654,9 +19099,282 @@
           </w:p>
         </w:tc>
       </w:tr>
+      <w:tr>
+        <w:tc>
+          <w:tcPr/>
+          <w:p>
+            <w:pPr>
+              <w:pStyle w:val="Compact"/>
+              <w:jc w:val="left"/>
+            </w:pPr>
+            <w:r>
+              <w:t xml:space="preserve">38</w:t>
+            </w:r>
+          </w:p>
+        </w:tc>
+        <w:tc>
+          <w:tcPr/>
+          <w:p>
+            <w:pPr>
+              <w:pStyle w:val="Compact"/>
+              <w:jc w:val="left"/>
+            </w:pPr>
+            <w:r>
+              <w:t xml:space="preserve">Divergences fortes</w:t>
+            </w:r>
+          </w:p>
+        </w:tc>
+        <w:tc>
+          <w:tcPr/>
+          <w:p>
+            <w:pPr>
+              <w:pStyle w:val="Compact"/>
+              <w:jc w:val="left"/>
+            </w:pPr>
+            <w:r>
+              <w:t xml:space="preserve">33 fiches EDB détaillées ouvertes (36 fiches pour 38 notices) ; analyse notice par notice</w:t>
+            </w:r>
+          </w:p>
+        </w:tc>
+        <w:tc>
+          <w:tcPr/>
+          <w:p>
+            <w:pPr>
+              <w:pStyle w:val="Compact"/>
+              <w:jc w:val="left"/>
+            </w:pPr>
+            <w:r>
+              <w:rPr>
+                <w:rStyle w:val="VerbatimChar"/>
+              </w:rPr>
+              <w:t xml:space="preserve">02_verifications/edb/divergences_fortes_fiches.csv</w:t>
+            </w:r>
+          </w:p>
+        </w:tc>
+        <w:tc>
+          <w:tcPr/>
+          <w:p>
+            <w:pPr>
+              <w:pStyle w:val="Compact"/>
+              <w:jc w:val="left"/>
+            </w:pPr>
+            <w:r>
+              <w:rPr>
+                <w:rStyle w:val="VerbatimChar"/>
+              </w:rPr>
+              <w:t xml:space="preserve">edb/fiches/fiches_lot5_*.json</w:t>
+            </w:r>
+          </w:p>
+        </w:tc>
+      </w:tr>
+      <w:tr>
+        <w:tc>
+          <w:tcPr/>
+          <w:p>
+            <w:pPr>
+              <w:pStyle w:val="Compact"/>
+              <w:jc w:val="left"/>
+            </w:pPr>
+            <w:r>
+              <w:t xml:space="preserve">39</w:t>
+            </w:r>
+          </w:p>
+        </w:tc>
+        <w:tc>
+          <w:tcPr/>
+          <w:p>
+            <w:pPr>
+              <w:pStyle w:val="Compact"/>
+              <w:jc w:val="left"/>
+            </w:pPr>
+            <w:r>
+              <w:t xml:space="preserve">Datations</w:t>
+            </w:r>
+          </w:p>
+        </w:tc>
+        <w:tc>
+          <w:tcPr/>
+          <w:p>
+            <w:pPr>
+              <w:pStyle w:val="Compact"/>
+              <w:jc w:val="left"/>
+            </w:pPr>
+            <w:r>
+              <w:t xml:space="preserve">n° 52 : 333/358 (CLRE p. 631, Dalmatius) ; n° 431 : 398 (CLRE p. 661) contre 399 ; n° 165 : 372 conjectural (Ferrua) ; n° 220 : 381 incertain</w:t>
+            </w:r>
+          </w:p>
+        </w:tc>
+        <w:tc>
+          <w:tcPr/>
+          <w:p>
+            <w:pPr>
+              <w:pStyle w:val="Compact"/>
+              <w:jc w:val="left"/>
+            </w:pPr>
+            <w:r>
+              <w:t xml:space="preserve">dossiers § D et § H</w:t>
+            </w:r>
+          </w:p>
+        </w:tc>
+        <w:tc>
+          <w:tcPr/>
+          <w:p>
+            <w:pPr>
+              <w:pStyle w:val="Compact"/>
+              <w:jc w:val="left"/>
+            </w:pPr>
+            <w:r>
+              <w:t xml:space="preserve">EDB17462, EDB27849, EDB40555, EDB30687</w:t>
+            </w:r>
+          </w:p>
+        </w:tc>
+      </w:tr>
+      <w:tr>
+        <w:tc>
+          <w:tcPr/>
+          <w:p>
+            <w:pPr>
+              <w:pStyle w:val="Compact"/>
+              <w:jc w:val="left"/>
+            </w:pPr>
+            <w:r>
+              <w:t xml:space="preserve">40</w:t>
+            </w:r>
+          </w:p>
+        </w:tc>
+        <w:tc>
+          <w:tcPr/>
+          <w:p>
+            <w:pPr>
+              <w:pStyle w:val="Compact"/>
+              <w:jc w:val="left"/>
+            </w:pPr>
+            <w:r>
+              <w:t xml:space="preserve">Textes à vérifier sur l’ICVR</w:t>
+            </w:r>
+          </w:p>
+        </w:tc>
+        <w:tc>
+          <w:tcPr/>
+          <w:p>
+            <w:pPr>
+              <w:pStyle w:val="Compact"/>
+              <w:jc w:val="left"/>
+            </w:pPr>
+            <w:r>
+              <w:t xml:space="preserve">n° 306 (ligne</w:t>
+            </w:r>
+            <w:r>
+              <w:t xml:space="preserve"> </w:t>
+            </w:r>
+            <w:r>
+              <w:rPr>
+                <w:iCs/>
+                <w:i/>
+              </w:rPr>
+              <w:t xml:space="preserve">virgo ancilla dei</w:t>
+            </w:r>
+            <w:r>
+              <w:t xml:space="preserve"> </w:t>
+            </w:r>
+            <w:r>
+              <w:t xml:space="preserve">absente de l’EDB), n° 378 (formule consulaire absente des 3 fragments EDB)</w:t>
+            </w:r>
+          </w:p>
+        </w:tc>
+        <w:tc>
+          <w:tcPr/>
+          <w:p>
+            <w:pPr>
+              <w:pStyle w:val="Compact"/>
+              <w:jc w:val="left"/>
+            </w:pPr>
+            <w:r>
+              <w:t xml:space="preserve">dossiers § H</w:t>
+            </w:r>
+          </w:p>
+        </w:tc>
+        <w:tc>
+          <w:tcPr/>
+          <w:p>
+            <w:pPr>
+              <w:pStyle w:val="Compact"/>
+              <w:jc w:val="left"/>
+            </w:pPr>
+            <w:r>
+              <w:t xml:space="preserve">EDB27045 ; EDB25348, 25442, 42793</w:t>
+            </w:r>
+          </w:p>
+        </w:tc>
+      </w:tr>
+      <w:tr>
+        <w:tc>
+          <w:tcPr/>
+          <w:p>
+            <w:pPr>
+              <w:pStyle w:val="Compact"/>
+              <w:jc w:val="left"/>
+            </w:pPr>
+            <w:r>
+              <w:t xml:space="preserve">41</w:t>
+            </w:r>
+          </w:p>
+        </w:tc>
+        <w:tc>
+          <w:tcPr/>
+          <w:p>
+            <w:pPr>
+              <w:pStyle w:val="Compact"/>
+              <w:jc w:val="left"/>
+            </w:pPr>
+            <w:r>
+              <w:t xml:space="preserve">6 notices introuvables</w:t>
+            </w:r>
+          </w:p>
+        </w:tc>
+        <w:tc>
+          <w:tcPr/>
+          <w:p>
+            <w:pPr>
+              <w:pStyle w:val="Compact"/>
+              <w:jc w:val="left"/>
+            </w:pPr>
+            <w:r>
+              <w:t xml:space="preserve">page EDB 2069 lue (sans résultat) ; EDCS (nouvelle adresse) lue : aucune équivalence ICUR ; EDH : aucune correspondance</w:t>
+            </w:r>
+          </w:p>
+        </w:tc>
+        <w:tc>
+          <w:tcPr/>
+          <w:p>
+            <w:pPr>
+              <w:pStyle w:val="Compact"/>
+              <w:jc w:val="left"/>
+            </w:pPr>
+            <w:r>
+              <w:t xml:space="preserve">dossiers § F</w:t>
+            </w:r>
+          </w:p>
+        </w:tc>
+        <w:tc>
+          <w:tcPr/>
+          <w:p>
+            <w:pPr>
+              <w:pStyle w:val="Compact"/>
+              <w:jc w:val="left"/>
+            </w:pPr>
+            <w:r>
+              <w:rPr>
+                <w:rStyle w:val="VerbatimChar"/>
+              </w:rPr>
+              <w:t xml:space="preserve">02_verifications/edcs/*.json</w:t>
+            </w:r>
+          </w:p>
+        </w:tc>
+      </w:tr>
     </w:tbl>
-    <w:bookmarkEnd w:id="86"/>
-    <w:bookmarkEnd w:id="87"/>
+    <w:bookmarkEnd w:id="90"/>
+    <w:bookmarkEnd w:id="91"/>
     <w:sectPr/>
   </w:body>
 </w:document>
@@ -18054,6 +19772,9 @@
     </w:lvlOverride>
   </w:num>
   <w:num w:numId="1025">
+    <w:abstractNumId w:val="991"/>
+  </w:num>
+  <w:num w:numId="1026">
     <w:abstractNumId w:val="99411"/>
     <w:lvlOverride w:ilvl="0">
       <w:startOverride w:val="1"/>
@@ -18083,10 +19804,10 @@
       <w:startOverride w:val="1"/>
     </w:lvlOverride>
   </w:num>
-  <w:num w:numId="1026">
+  <w:num w:numId="1027">
     <w:abstractNumId w:val="991"/>
   </w:num>
-  <w:num w:numId="1027">
+  <w:num w:numId="1028">
     <w:abstractNumId w:val="99411"/>
     <w:lvlOverride w:ilvl="0">
       <w:startOverride w:val="1"/>
@@ -18116,9 +19837,6 @@
       <w:startOverride w:val="1"/>
     </w:lvlOverride>
   </w:num>
-  <w:num w:numId="1028">
-    <w:abstractNumId w:val="991"/>
-  </w:num>
   <w:num w:numId="1029">
     <w:abstractNumId w:val="991"/>
   </w:num>
@@ -18132,34 +19850,7 @@
     <w:abstractNumId w:val="991"/>
   </w:num>
   <w:num w:numId="1033">
-    <w:abstractNumId w:val="99411"/>
-    <w:lvlOverride w:ilvl="0">
-      <w:startOverride w:val="1"/>
-    </w:lvlOverride>
-    <w:lvlOverride w:ilvl="1">
-      <w:startOverride w:val="1"/>
-    </w:lvlOverride>
-    <w:lvlOverride w:ilvl="2">
-      <w:startOverride w:val="1"/>
-    </w:lvlOverride>
-    <w:lvlOverride w:ilvl="3">
-      <w:startOverride w:val="1"/>
-    </w:lvlOverride>
-    <w:lvlOverride w:ilvl="4">
-      <w:startOverride w:val="1"/>
-    </w:lvlOverride>
-    <w:lvlOverride w:ilvl="5">
-      <w:startOverride w:val="1"/>
-    </w:lvlOverride>
-    <w:lvlOverride w:ilvl="6">
-      <w:startOverride w:val="1"/>
-    </w:lvlOverride>
-    <w:lvlOverride w:ilvl="7">
-      <w:startOverride w:val="1"/>
-    </w:lvlOverride>
-    <w:lvlOverride w:ilvl="8">
-      <w:startOverride w:val="1"/>
-    </w:lvlOverride>
+    <w:abstractNumId w:val="991"/>
   </w:num>
   <w:num w:numId="1034">
     <w:abstractNumId w:val="99411"/>
@@ -18192,9 +19883,39 @@
     </w:lvlOverride>
   </w:num>
   <w:num w:numId="1035">
+    <w:abstractNumId w:val="99411"/>
+    <w:lvlOverride w:ilvl="0">
+      <w:startOverride w:val="1"/>
+    </w:lvlOverride>
+    <w:lvlOverride w:ilvl="1">
+      <w:startOverride w:val="1"/>
+    </w:lvlOverride>
+    <w:lvlOverride w:ilvl="2">
+      <w:startOverride w:val="1"/>
+    </w:lvlOverride>
+    <w:lvlOverride w:ilvl="3">
+      <w:startOverride w:val="1"/>
+    </w:lvlOverride>
+    <w:lvlOverride w:ilvl="4">
+      <w:startOverride w:val="1"/>
+    </w:lvlOverride>
+    <w:lvlOverride w:ilvl="5">
+      <w:startOverride w:val="1"/>
+    </w:lvlOverride>
+    <w:lvlOverride w:ilvl="6">
+      <w:startOverride w:val="1"/>
+    </w:lvlOverride>
+    <w:lvlOverride w:ilvl="7">
+      <w:startOverride w:val="1"/>
+    </w:lvlOverride>
+    <w:lvlOverride w:ilvl="8">
+      <w:startOverride w:val="1"/>
+    </w:lvlOverride>
+  </w:num>
+  <w:num w:numId="1036">
     <w:abstractNumId w:val="991"/>
   </w:num>
-  <w:num w:numId="1036">
+  <w:num w:numId="1037">
     <w:abstractNumId w:val="99411"/>
     <w:lvlOverride w:ilvl="0">
       <w:startOverride w:val="1"/>
